--- a/zht/docx/112.content.docx
+++ b/zht/docx/112.content.docx
@@ -149,27 +149,7 @@
         <w:rPr>
           <w:lang w:val="zh_TW" w:bidi="zh_TW"/>
         </w:rPr>
-        <w:t>tian</w:t>
-      </w:r>
-      <w:r>
-        <w:rPr>
-          <w:lang w:val="zh_TW" w:bidi="zh_TW"/>
-        </w:rPr>
-      </w:r>
-    </w:p>
-    <w:p>
-      <w:pPr/>
-      <w:r>
-        <w:rPr>
-          <w:lang w:val="zh_TW" w:bidi="zh_TW"/>
-        </w:rPr>
-      </w:r>
-      <w:r>
-        <w:rPr>
-          <w:i/>
-          <w:lang w:val="zh_TW" w:bidi="zh_TW"/>
-        </w:rPr>
-        <w:t>天, 天啟, 天文學</w:t>
+        <w:t>rou</w:t>
       </w:r>
       <w:r>
         <w:rPr>
@@ -232,7 +212,7 @@
         <w:rPr>
           <w:lang w:val="zh_TW" w:bidi="zh_TW"/>
         </w:rPr>
-        <w:t>天</w:t>
+        <w:t>肉體</w:t>
       </w:r>
       <w:r>
         <w:rPr>
@@ -251,7 +231,18 @@
         <w:rPr>
           <w:lang w:val="zh_TW" w:bidi="zh_TW"/>
         </w:rPr>
-        <w:t>在聖經中，天可以有兩種不同的意思。第一，它可以指我們頭上的天空，那裡有雲彩、飛鳥和星辰。第二，它可以指神特別的居所（神所居住的屬靈之處）。</w:t>
+        <w:t>身體：人類的肉身存在；人的整體生命；人屬肉體的本性。</w:t>
+      </w:r>
+    </w:p>
+    <w:p>
+      <w:pPr>
+        <w:pStyle w:val="Heading3"/>
+      </w:pPr>
+      <w:r>
+        <w:rPr>
+          <w:lang w:val="zh_TW" w:bidi="zh_TW"/>
+        </w:rPr>
+        <w:t>在舊約聖經中</w:t>
       </w:r>
     </w:p>
     <w:p>
@@ -265,29 +256,115 @@
         <w:rPr>
           <w:lang w:val="zh_TW" w:bidi="zh_TW"/>
         </w:rPr>
-        <w:t>原本用來描述「天」的希伯來文詞語頗有意思，因為它是雙數形式，似乎暗示有兩個天的存在。有些學者認為，這正好對應我們剛提到的兩種不同意思，就是物質的天（天空）和屬靈的天（神所在之處）。然而，也有學者認為，這種雙數形式只是古老的表達方式，用來表示不止一樣東西而已。</w:t>
-      </w:r>
-    </w:p>
-    <w:p>
-      <w:pPr>
-        <w:pStyle w:val="Heading3"/>
-      </w:pPr>
-      <w:r>
-        <w:rPr>
-          <w:lang w:val="zh_TW" w:bidi="zh_TW"/>
-        </w:rPr>
-        <w:t>舊約聖經中的天</w:t>
-      </w:r>
-    </w:p>
-    <w:p>
-      <w:pPr>
-        <w:pStyle w:val="Heading4"/>
-      </w:pPr>
-      <w:r>
-        <w:rPr>
-          <w:lang w:val="zh_TW" w:bidi="zh_TW"/>
-        </w:rPr>
-        <w:t>天空與天氣</w:t>
+        <w:t>這個字詞常用來指身體的物質部分，無論是指人（</w:t>
+      </w:r>
+      <w:hyperlink r:id="rId13">
+        <w:r>
+          <w:rPr>
+            <w:lang w:val="zh_TW" w:bidi="zh_TW"/>
+          </w:rPr>
+          <w:rPr>
+            <w:color w:val="0000EE"/>
+            <w:u w:val="single"/>
+          </w:rPr>
+          <w:t>創40:19</w:t>
+        </w:r>
+      </w:hyperlink>
+      <w:r>
+        <w:rPr>
+          <w:lang w:val="zh_TW" w:bidi="zh_TW"/>
+        </w:rPr>
+        <w:t>）或動物（</w:t>
+      </w:r>
+      <w:hyperlink r:id="rId14">
+        <w:r>
+          <w:rPr>
+            <w:lang w:val="zh_TW" w:bidi="zh_TW"/>
+          </w:rPr>
+          <w:rPr>
+            <w:color w:val="0000EE"/>
+            <w:u w:val="single"/>
+          </w:rPr>
+          <w:t>利6:27</w:t>
+        </w:r>
+      </w:hyperlink>
+      <w:r>
+        <w:rPr>
+          <w:lang w:val="zh_TW" w:bidi="zh_TW"/>
+        </w:rPr>
+        <w:t>）。然而，「肉體」在舊約聖經中有多種不同的意思。有時它代表整個身體（</w:t>
+      </w:r>
+      <w:hyperlink r:id="rId15">
+        <w:r>
+          <w:rPr>
+            <w:lang w:val="zh_TW" w:bidi="zh_TW"/>
+          </w:rPr>
+          <w:rPr>
+            <w:color w:val="0000EE"/>
+            <w:u w:val="single"/>
+          </w:rPr>
+          <w:t>箴14:30</w:t>
+        </w:r>
+      </w:hyperlink>
+      <w:r>
+        <w:rPr>
+          <w:lang w:val="zh_TW" w:bidi="zh_TW"/>
+        </w:rPr>
+        <w:t>），其含義進一步延伸為整個人本身（「我的肉身也要安然居住」</w:t>
+      </w:r>
+      <w:hyperlink r:id="rId16">
+        <w:r>
+          <w:rPr>
+            <w:lang w:val="zh_TW" w:bidi="zh_TW"/>
+          </w:rPr>
+          <w:rPr>
+            <w:color w:val="0000EE"/>
+            <w:u w:val="single"/>
+          </w:rPr>
+          <w:t>詩16:9</w:t>
+        </w:r>
+      </w:hyperlink>
+      <w:r>
+        <w:rPr>
+          <w:lang w:val="zh_TW" w:bidi="zh_TW"/>
+        </w:rPr>
+        <w:t>）。這個觀念也引入了兩人（男女）在婚姻中的聯合，被稱為「成為一體」（</w:t>
+      </w:r>
+      <w:hyperlink r:id="rId17">
+        <w:r>
+          <w:rPr>
+            <w:lang w:val="zh_TW" w:bidi="zh_TW"/>
+          </w:rPr>
+          <w:rPr>
+            <w:color w:val="0000EE"/>
+            <w:u w:val="single"/>
+          </w:rPr>
+          <w:t>創2:24</w:t>
+        </w:r>
+      </w:hyperlink>
+      <w:r>
+        <w:rPr>
+          <w:lang w:val="zh_TW" w:bidi="zh_TW"/>
+        </w:rPr>
+        <w:t>），同樣地，一個人也可對親屬說：「我是你們的骨肉」（</w:t>
+      </w:r>
+      <w:hyperlink r:id="rId18">
+        <w:r>
+          <w:rPr>
+            <w:lang w:val="zh_TW" w:bidi="zh_TW"/>
+          </w:rPr>
+          <w:rPr>
+            <w:color w:val="0000EE"/>
+            <w:u w:val="single"/>
+          </w:rPr>
+          <w:t>士9:2</w:t>
+        </w:r>
+      </w:hyperlink>
+      <w:r>
+        <w:rPr>
+          <w:lang w:val="zh_TW" w:bidi="zh_TW"/>
+        </w:rPr>
+        <w:t>）。「肉體」作為整個人的觀念，引申出「凡有血氣的」這種說法，並用來指全人類，有時甚至包括動物界。</w:t>
       </w:r>
     </w:p>
     <w:p>
@@ -301,43 +378,115 @@
         <w:rPr>
           <w:lang w:val="zh_TW" w:bidi="zh_TW"/>
         </w:rPr>
-        <w:t>舊約聖經的作者將物理上的天（天空）視為「穹蒼」，像拱形般覆蓋在地之上，由根基和柱子支撐（</w:t>
-      </w:r>
-      <w:hyperlink r:id="rId13">
-        <w:r>
-          <w:rPr>
-            <w:lang w:val="zh_TW" w:bidi="zh_TW"/>
-          </w:rPr>
-          <w:rPr>
-            <w:color w:val="0000EE"/>
-            <w:u w:val="single"/>
-          </w:rPr>
-          <w:t>撒下22:8</w:t>
-        </w:r>
-      </w:hyperlink>
-      <w:r>
-        <w:rPr>
-          <w:lang w:val="zh_TW" w:bidi="zh_TW"/>
-        </w:rPr>
-        <w:t>）。雨水是從天上的門降下來的（</w:t>
-      </w:r>
-      <w:hyperlink r:id="rId14">
-        <w:r>
-          <w:rPr>
-            <w:lang w:val="zh_TW" w:bidi="zh_TW"/>
-          </w:rPr>
-          <w:rPr>
-            <w:color w:val="0000EE"/>
-            <w:u w:val="single"/>
-          </w:rPr>
-          <w:t>詩78:23</w:t>
-        </w:r>
-      </w:hyperlink>
-      <w:r>
-        <w:rPr>
-          <w:lang w:val="zh_TW" w:bidi="zh_TW"/>
-        </w:rPr>
-        <w:t>）。</w:t>
+        <w:t>或許，「肉體」在舊約聖經中最具特色的用法，是用來表達人相對於神的軟弱與有限。「人既屬乎血氣，我的靈就不永遠住在他裡面」（</w:t>
+      </w:r>
+      <w:hyperlink r:id="rId19">
+        <w:r>
+          <w:rPr>
+            <w:lang w:val="zh_TW" w:bidi="zh_TW"/>
+          </w:rPr>
+          <w:rPr>
+            <w:color w:val="0000EE"/>
+            <w:u w:val="single"/>
+          </w:rPr>
+          <w:t>創6:3</w:t>
+        </w:r>
+      </w:hyperlink>
+      <w:r>
+        <w:rPr>
+          <w:lang w:val="zh_TW" w:bidi="zh_TW"/>
+        </w:rPr>
+        <w:t>）。在</w:t>
+      </w:r>
+      <w:hyperlink r:id="rId20">
+        <w:r>
+          <w:rPr>
+            <w:lang w:val="zh_TW" w:bidi="zh_TW"/>
+          </w:rPr>
+          <w:rPr>
+            <w:color w:val="0000EE"/>
+            <w:u w:val="single"/>
+          </w:rPr>
+          <w:t>詩篇七十八篇39節</w:t>
+        </w:r>
+      </w:hyperlink>
+      <w:r>
+        <w:rPr>
+          <w:lang w:val="zh_TW" w:bidi="zh_TW"/>
+        </w:rPr>
+        <w:t>中，神將人的罪歸因於他們只是血氣之人。在</w:t>
+      </w:r>
+      <w:hyperlink r:id="rId21">
+        <w:r>
+          <w:rPr>
+            <w:lang w:val="zh_TW" w:bidi="zh_TW"/>
+          </w:rPr>
+          <w:rPr>
+            <w:color w:val="0000EE"/>
+            <w:u w:val="single"/>
+          </w:rPr>
+          <w:t>歷代志下三十二章8節</w:t>
+        </w:r>
+      </w:hyperlink>
+      <w:r>
+        <w:rPr>
+          <w:lang w:val="zh_TW" w:bidi="zh_TW"/>
+        </w:rPr>
+        <w:t>中，亞述王的「肉臂」（意即他的軟弱）與全能的神形成對比。信靠神的人毋須懼怕「血氣」能作甚麼（</w:t>
+      </w:r>
+      <w:hyperlink r:id="rId22">
+        <w:r>
+          <w:rPr>
+            <w:lang w:val="zh_TW" w:bidi="zh_TW"/>
+          </w:rPr>
+          <w:rPr>
+            <w:color w:val="0000EE"/>
+            <w:u w:val="single"/>
+          </w:rPr>
+          <w:t>詩56:4</w:t>
+        </w:r>
+      </w:hyperlink>
+      <w:r>
+        <w:rPr>
+          <w:lang w:val="zh_TW" w:bidi="zh_TW"/>
+        </w:rPr>
+        <w:t>），但倚靠人的血肉而不倚靠神的人必受咒詛（</w:t>
+      </w:r>
+      <w:hyperlink r:id="rId23">
+        <w:r>
+          <w:rPr>
+            <w:lang w:val="zh_TW" w:bidi="zh_TW"/>
+          </w:rPr>
+          <w:rPr>
+            <w:color w:val="0000EE"/>
+            <w:u w:val="single"/>
+          </w:rPr>
+          <w:t>耶17:5</w:t>
+        </w:r>
+      </w:hyperlink>
+      <w:r>
+        <w:rPr>
+          <w:lang w:val="zh_TW" w:bidi="zh_TW"/>
+        </w:rPr>
+        <w:t>）。在</w:t>
+      </w:r>
+      <w:hyperlink r:id="rId24">
+        <w:r>
+          <w:rPr>
+            <w:lang w:val="zh_TW" w:bidi="zh_TW"/>
+          </w:rPr>
+          <w:rPr>
+            <w:color w:val="0000EE"/>
+            <w:u w:val="single"/>
+          </w:rPr>
+          <w:t>以賽亞書三十一章3節</w:t>
+        </w:r>
+      </w:hyperlink>
+      <w:r>
+        <w:rPr>
+          <w:lang w:val="zh_TW" w:bidi="zh_TW"/>
+        </w:rPr>
+        <w:t>中，血氣與靈相對，如同軟弱與能力的對比。</w:t>
       </w:r>
     </w:p>
     <w:p>
@@ -347,293 +496,40 @@
           <w:lang w:val="zh_TW" w:bidi="zh_TW"/>
         </w:rPr>
       </w:r>
-      <w:hyperlink r:id="rId15">
-        <w:r>
-          <w:rPr>
-            <w:lang w:val="zh_TW" w:bidi="zh_TW"/>
-          </w:rPr>
-          <w:rPr>
-            <w:color w:val="0000EE"/>
-            <w:u w:val="single"/>
-          </w:rPr>
-          <w:t>詩篇八篇</w:t>
-        </w:r>
-      </w:hyperlink>
-      <w:r>
-        <w:rPr>
-          <w:lang w:val="zh_TW" w:bidi="zh_TW"/>
-        </w:rPr>
-        <w:t>和</w:t>
-      </w:r>
-      <w:hyperlink r:id="rId16">
-        <w:r>
-          <w:rPr>
-            <w:lang w:val="zh_TW" w:bidi="zh_TW"/>
-          </w:rPr>
-          <w:rPr>
-            <w:color w:val="0000EE"/>
-            <w:u w:val="single"/>
-          </w:rPr>
-          <w:t>十九篇1至6節</w:t>
-        </w:r>
-      </w:hyperlink>
-      <w:r>
-        <w:rPr>
-          <w:lang w:val="zh_TW" w:bidi="zh_TW"/>
-        </w:rPr>
-        <w:t>都有描述天。舊約聖經將天描述為以下自然現象的所在：</w:t>
+      <w:r>
+        <w:rPr>
+          <w:lang w:val="zh_TW" w:bidi="zh_TW"/>
+        </w:rPr>
+        <w:t>然而，舊約聖經從未將「肉體」視為罪惡。肉體是神用地上的塵土所造（</w:t>
+      </w:r>
+      <w:hyperlink r:id="rId25">
+        <w:r>
+          <w:rPr>
+            <w:lang w:val="zh_TW" w:bidi="zh_TW"/>
+          </w:rPr>
+          <w:rPr>
+            <w:color w:val="0000EE"/>
+            <w:u w:val="single"/>
+          </w:rPr>
+          <w:t>創2:7</w:t>
+        </w:r>
+      </w:hyperlink>
+      <w:r>
+        <w:rPr>
+          <w:lang w:val="zh_TW" w:bidi="zh_TW"/>
+        </w:rPr>
+        <w:t>），既然出於神的創造，本質上就是美好的。</w:t>
       </w:r>
     </w:p>
     <w:p>
       <w:pPr>
-        <w:pStyle w:val="ListBullet"/>
-        <w:spacing w:line="240" w:lineRule="auto"/>
-        <w:ind w:left="720"/>
-      </w:pPr>
-      <w:r>
-        <w:rPr>
-          <w:lang w:val="zh_TW" w:bidi="zh_TW"/>
-        </w:rPr>
-      </w:r>
-      <w:r>
-        <w:rPr>
-          <w:lang w:val="zh_TW" w:bidi="zh_TW"/>
-        </w:rPr>
-        <w:t>雲（</w:t>
-      </w:r>
-      <w:hyperlink r:id="rId17">
-        <w:r>
-          <w:rPr>
-            <w:lang w:val="zh_TW" w:bidi="zh_TW"/>
-          </w:rPr>
-          <w:rPr>
-            <w:color w:val="0000EE"/>
-            <w:u w:val="single"/>
-          </w:rPr>
-          <w:t>詩147:8</w:t>
-        </w:r>
-      </w:hyperlink>
-      <w:r>
-        <w:rPr>
-          <w:lang w:val="zh_TW" w:bidi="zh_TW"/>
-        </w:rPr>
-        <w:t>）</w:t>
-      </w:r>
-    </w:p>
-    <w:p>
-      <w:pPr>
-        <w:pStyle w:val="ListBullet"/>
-        <w:spacing w:line="240" w:lineRule="auto"/>
-        <w:ind w:left="720"/>
-      </w:pPr>
-      <w:r>
-        <w:rPr>
-          <w:lang w:val="zh_TW" w:bidi="zh_TW"/>
-        </w:rPr>
-      </w:r>
-      <w:r>
-        <w:rPr>
-          <w:lang w:val="zh_TW" w:bidi="zh_TW"/>
-        </w:rPr>
-        <w:t>風（</w:t>
-      </w:r>
-      <w:hyperlink r:id="rId18">
-        <w:r>
-          <w:rPr>
-            <w:lang w:val="zh_TW" w:bidi="zh_TW"/>
-          </w:rPr>
-          <w:rPr>
-            <w:color w:val="0000EE"/>
-            <w:u w:val="single"/>
-          </w:rPr>
-          <w:t>亞2:6</w:t>
-        </w:r>
-      </w:hyperlink>
-      <w:r>
-        <w:rPr>
-          <w:lang w:val="zh_TW" w:bidi="zh_TW"/>
-        </w:rPr>
-        <w:t>，譯註：和合本譯為四方）</w:t>
-      </w:r>
-    </w:p>
-    <w:p>
-      <w:pPr>
-        <w:pStyle w:val="ListBullet"/>
-        <w:spacing w:line="240" w:lineRule="auto"/>
-        <w:ind w:left="720"/>
-      </w:pPr>
-      <w:r>
-        <w:rPr>
-          <w:lang w:val="zh_TW" w:bidi="zh_TW"/>
-        </w:rPr>
-      </w:r>
-      <w:r>
-        <w:rPr>
-          <w:lang w:val="zh_TW" w:bidi="zh_TW"/>
-        </w:rPr>
-        <w:t>雨水（</w:t>
-      </w:r>
-      <w:hyperlink r:id="rId19">
-        <w:r>
-          <w:rPr>
-            <w:lang w:val="zh_TW" w:bidi="zh_TW"/>
-          </w:rPr>
-          <w:rPr>
-            <w:color w:val="0000EE"/>
-            <w:u w:val="single"/>
-          </w:rPr>
-          <w:t>申11:11</w:t>
-        </w:r>
-      </w:hyperlink>
-      <w:r>
-        <w:rPr>
-          <w:lang w:val="zh_TW" w:bidi="zh_TW"/>
-        </w:rPr>
-        <w:t>）</w:t>
-      </w:r>
-    </w:p>
-    <w:p>
-      <w:pPr>
-        <w:pStyle w:val="ListBullet"/>
-        <w:spacing w:line="240" w:lineRule="auto"/>
-        <w:ind w:left="720"/>
-      </w:pPr>
-      <w:r>
-        <w:rPr>
-          <w:lang w:val="zh_TW" w:bidi="zh_TW"/>
-        </w:rPr>
-      </w:r>
-      <w:r>
-        <w:rPr>
-          <w:lang w:val="zh_TW" w:bidi="zh_TW"/>
-        </w:rPr>
-        <w:t>雷（</w:t>
-      </w:r>
-      <w:hyperlink r:id="rId20">
-        <w:r>
-          <w:rPr>
-            <w:lang w:val="zh_TW" w:bidi="zh_TW"/>
-          </w:rPr>
-          <w:rPr>
-            <w:color w:val="0000EE"/>
-            <w:u w:val="single"/>
-          </w:rPr>
-          <w:t>撒上2:10</w:t>
-        </w:r>
-      </w:hyperlink>
-      <w:r>
-        <w:rPr>
-          <w:lang w:val="zh_TW" w:bidi="zh_TW"/>
-        </w:rPr>
-        <w:t>）</w:t>
-      </w:r>
-    </w:p>
-    <w:p>
-      <w:pPr>
-        <w:pStyle w:val="ListBullet"/>
-        <w:spacing w:line="240" w:lineRule="auto"/>
-        <w:ind w:left="720"/>
-      </w:pPr>
-      <w:r>
-        <w:rPr>
-          <w:lang w:val="zh_TW" w:bidi="zh_TW"/>
-        </w:rPr>
-      </w:r>
-      <w:r>
-        <w:rPr>
-          <w:lang w:val="zh_TW" w:bidi="zh_TW"/>
-        </w:rPr>
-        <w:t>甘露（</w:t>
-      </w:r>
-      <w:hyperlink r:id="rId21">
-        <w:r>
-          <w:rPr>
-            <w:lang w:val="zh_TW" w:bidi="zh_TW"/>
-          </w:rPr>
-          <w:rPr>
-            <w:color w:val="0000EE"/>
-            <w:u w:val="single"/>
-          </w:rPr>
-          <w:t>申33:13</w:t>
-        </w:r>
-      </w:hyperlink>
-      <w:r>
-        <w:rPr>
-          <w:lang w:val="zh_TW" w:bidi="zh_TW"/>
-        </w:rPr>
-        <w:t>）</w:t>
-      </w:r>
-    </w:p>
-    <w:p>
-      <w:pPr>
-        <w:pStyle w:val="ListBullet"/>
-        <w:spacing w:line="240" w:lineRule="auto"/>
-        <w:ind w:left="720"/>
-      </w:pPr>
-      <w:r>
-        <w:rPr>
-          <w:lang w:val="zh_TW" w:bidi="zh_TW"/>
-        </w:rPr>
-      </w:r>
-      <w:r>
-        <w:rPr>
-          <w:lang w:val="zh_TW" w:bidi="zh_TW"/>
-        </w:rPr>
-        <w:t>霜（</w:t>
-      </w:r>
-      <w:hyperlink r:id="rId22">
-        <w:r>
-          <w:rPr>
-            <w:lang w:val="zh_TW" w:bidi="zh_TW"/>
-          </w:rPr>
-          <w:rPr>
-            <w:color w:val="0000EE"/>
-            <w:u w:val="single"/>
-          </w:rPr>
-          <w:t>伯38:29</w:t>
-        </w:r>
-      </w:hyperlink>
-      <w:r>
-        <w:rPr>
-          <w:lang w:val="zh_TW" w:bidi="zh_TW"/>
-        </w:rPr>
-        <w:t>）</w:t>
-      </w:r>
-    </w:p>
-    <w:p>
-      <w:pPr>
-        <w:pStyle w:val="ListBullet"/>
-        <w:spacing w:line="240" w:lineRule="auto"/>
-        <w:ind w:left="720"/>
-      </w:pPr>
-      <w:r>
-        <w:rPr>
-          <w:lang w:val="zh_TW" w:bidi="zh_TW"/>
-        </w:rPr>
-      </w:r>
-      <w:r>
-        <w:rPr>
-          <w:lang w:val="zh_TW" w:bidi="zh_TW"/>
-        </w:rPr>
-        <w:t>飛鳥（</w:t>
-      </w:r>
-      <w:hyperlink r:id="rId23">
-        <w:r>
-          <w:rPr>
-            <w:lang w:val="zh_TW" w:bidi="zh_TW"/>
-          </w:rPr>
-          <w:rPr>
-            <w:color w:val="0000EE"/>
-            <w:u w:val="single"/>
-          </w:rPr>
-          <w:t>創1:26、30</w:t>
-        </w:r>
-      </w:hyperlink>
-      <w:r>
-        <w:rPr>
-          <w:lang w:val="zh_TW" w:bidi="zh_TW"/>
-        </w:rPr>
-        <w:t>）</w:t>
+        <w:pStyle w:val="Heading3"/>
+      </w:pPr>
+      <w:r>
+        <w:rPr>
+          <w:lang w:val="zh_TW" w:bidi="zh_TW"/>
+        </w:rPr>
+        <w:t>在新約聖經中</w:t>
       </w:r>
     </w:p>
     <w:p>
@@ -647,79 +543,31 @@
         <w:rPr>
           <w:lang w:val="zh_TW" w:bidi="zh_TW"/>
         </w:rPr>
-        <w:t>天也是毀滅性力量的來源：</w:t>
+        <w:t>保羅賦予「肉體」（希臘文</w:t>
+      </w:r>
+      <w:r>
+        <w:rPr>
+          <w:i/>
+          <w:lang w:val="zh_TW" w:bidi="zh_TW"/>
+        </w:rPr>
+        <w:t>sarx</w:t>
+      </w:r>
+      <w:r>
+        <w:rPr>
+          <w:lang w:val="zh_TW" w:bidi="zh_TW"/>
+        </w:rPr>
+        <w:t>）多重且常具獨特性的含義。</w:t>
       </w:r>
     </w:p>
     <w:p>
       <w:pPr>
-        <w:pStyle w:val="ListBullet"/>
-        <w:spacing w:line="240" w:lineRule="auto"/>
-        <w:ind w:left="720"/>
-      </w:pPr>
-      <w:r>
-        <w:rPr>
-          <w:lang w:val="zh_TW" w:bidi="zh_TW"/>
-        </w:rPr>
-      </w:r>
-      <w:r>
-        <w:rPr>
-          <w:lang w:val="zh_TW" w:bidi="zh_TW"/>
-        </w:rPr>
-        <w:t>冰雹（</w:t>
-      </w:r>
-      <w:hyperlink r:id="rId24">
-        <w:r>
-          <w:rPr>
-            <w:lang w:val="zh_TW" w:bidi="zh_TW"/>
-          </w:rPr>
-          <w:rPr>
-            <w:color w:val="0000EE"/>
-            <w:u w:val="single"/>
-          </w:rPr>
-          <w:t>書10:11</w:t>
-        </w:r>
-      </w:hyperlink>
-      <w:r>
-        <w:rPr>
-          <w:lang w:val="zh_TW" w:bidi="zh_TW"/>
-        </w:rPr>
-        <w:t>）</w:t>
-      </w:r>
-    </w:p>
-    <w:p>
-      <w:pPr>
-        <w:pStyle w:val="ListBullet"/>
-        <w:spacing w:line="240" w:lineRule="auto"/>
-        <w:ind w:left="720"/>
-      </w:pPr>
-      <w:r>
-        <w:rPr>
-          <w:lang w:val="zh_TW" w:bidi="zh_TW"/>
-        </w:rPr>
-      </w:r>
-      <w:r>
-        <w:rPr>
-          <w:lang w:val="zh_TW" w:bidi="zh_TW"/>
-        </w:rPr>
-        <w:t>火與硫磺（</w:t>
-      </w:r>
-      <w:hyperlink r:id="rId25">
-        <w:r>
-          <w:rPr>
-            <w:lang w:val="zh_TW" w:bidi="zh_TW"/>
-          </w:rPr>
-          <w:rPr>
-            <w:color w:val="0000EE"/>
-            <w:u w:val="single"/>
-          </w:rPr>
-          <w:t>創19:24</w:t>
-        </w:r>
-      </w:hyperlink>
-      <w:r>
-        <w:rPr>
-          <w:lang w:val="zh_TW" w:bidi="zh_TW"/>
-        </w:rPr>
-        <w:t>）。</w:t>
+        <w:pStyle w:val="Heading4"/>
+      </w:pPr>
+      <w:r>
+        <w:rPr>
+          <w:lang w:val="zh_TW" w:bidi="zh_TW"/>
+        </w:rPr>
+        <w:t>肉體作為身體的物質部分</w:t>
       </w:r>
     </w:p>
     <w:p>
@@ -733,7 +581,7 @@
         <w:rPr>
           <w:lang w:val="zh_TW" w:bidi="zh_TW"/>
         </w:rPr>
-        <w:t>新約聖經延續了這種描寫，把天空看作天氣發生之處，有雲彩與風暴（</w:t>
+        <w:t>「肉體」經常用來指構成人體的組織。聖經中提到不同種類的肉體——「人」、「獸」、「鳥」、「魚」（</w:t>
       </w:r>
       <w:hyperlink r:id="rId26">
         <w:r>
@@ -744,14 +592,14 @@
             <w:color w:val="0000EE"/>
             <w:u w:val="single"/>
           </w:rPr>
-          <w:t>太16:2</w:t>
-        </w:r>
-      </w:hyperlink>
-      <w:r>
-        <w:rPr>
-          <w:lang w:val="zh_TW" w:bidi="zh_TW"/>
-        </w:rPr>
-        <w:t>；</w:t>
+          <w:t>林前15:39</w:t>
+        </w:r>
+      </w:hyperlink>
+      <w:r>
+        <w:rPr>
+          <w:lang w:val="zh_TW" w:bidi="zh_TW"/>
+        </w:rPr>
+        <w:t>）。人在肉體中會經歷痛苦與患難（</w:t>
       </w:r>
       <w:hyperlink r:id="rId27">
         <w:r>
@@ -762,14 +610,14 @@
             <w:color w:val="0000EE"/>
             <w:u w:val="single"/>
           </w:rPr>
-          <w:t>路4:25</w:t>
-        </w:r>
-      </w:hyperlink>
-      <w:r>
-        <w:rPr>
-          <w:lang w:val="zh_TW" w:bidi="zh_TW"/>
-        </w:rPr>
-        <w:t>）。天空同時也是飛鳥飛翔的地方（</w:t>
+          <w:t>林後12:7</w:t>
+        </w:r>
+      </w:hyperlink>
+      <w:r>
+        <w:rPr>
+          <w:lang w:val="zh_TW" w:bidi="zh_TW"/>
+        </w:rPr>
+        <w:t>），割禮也是在肉身上行的（</w:t>
       </w:r>
       <w:hyperlink r:id="rId28">
         <w:r>
@@ -780,7 +628,43 @@
             <w:color w:val="0000EE"/>
             <w:u w:val="single"/>
           </w:rPr>
-          <w:t>路9:58</w:t>
+          <w:t>羅2:28</w:t>
+        </w:r>
+      </w:hyperlink>
+      <w:r>
+        <w:rPr>
+          <w:lang w:val="zh_TW" w:bidi="zh_TW"/>
+        </w:rPr>
+        <w:t>）。這些經文中的「肉體」並非指罪性，而是指會朽壞、不能承受神國的有限之體（</w:t>
+      </w:r>
+      <w:hyperlink r:id="rId29">
+        <w:r>
+          <w:rPr>
+            <w:lang w:val="zh_TW" w:bidi="zh_TW"/>
+          </w:rPr>
+          <w:rPr>
+            <w:color w:val="0000EE"/>
+            <w:u w:val="single"/>
+          </w:rPr>
+          <w:t>林前15:50</w:t>
+        </w:r>
+      </w:hyperlink>
+      <w:r>
+        <w:rPr>
+          <w:lang w:val="zh_TW" w:bidi="zh_TW"/>
+        </w:rPr>
+        <w:t>）。耶穌的身體也是真實的肉身（</w:t>
+      </w:r>
+      <w:hyperlink r:id="rId30">
+        <w:r>
+          <w:rPr>
+            <w:lang w:val="zh_TW" w:bidi="zh_TW"/>
+          </w:rPr>
+          <w:rPr>
+            <w:color w:val="0000EE"/>
+            <w:u w:val="single"/>
+          </w:rPr>
+          <w:t>西1:22</w:t>
         </w:r>
       </w:hyperlink>
       <w:r>
@@ -798,7 +682,7 @@
         <w:rPr>
           <w:lang w:val="zh_TW" w:bidi="zh_TW"/>
         </w:rPr>
-        <w:t>太空與天體</w:t>
+        <w:t>肉體作為整個身體</w:t>
       </w:r>
     </w:p>
     <w:p>
@@ -812,109 +696,90 @@
         <w:rPr>
           <w:lang w:val="zh_TW" w:bidi="zh_TW"/>
         </w:rPr>
-        <w:t>以色列人對天的理解還包括太空，即整個宇宙。天上的星體被看作神的創造物，並不具有自主的能力。這些星體包括：</w:t>
+        <w:t>由於語義的自然延伸，「肉體」有時會以部分代表全體，不僅指身體的肉質部分，也可代表整個身體。因此，保羅可以說「我身子雖不在你們那裡」（</w:t>
+      </w:r>
+      <w:hyperlink r:id="rId31">
+        <w:r>
+          <w:rPr>
+            <w:lang w:val="zh_TW" w:bidi="zh_TW"/>
+          </w:rPr>
+          <w:rPr>
+            <w:color w:val="0000EE"/>
+            <w:u w:val="single"/>
+          </w:rPr>
+          <w:t>林前5:3</w:t>
+        </w:r>
+      </w:hyperlink>
+      <w:r>
+        <w:rPr>
+          <w:lang w:val="zh_TW" w:bidi="zh_TW"/>
+        </w:rPr>
+        <w:t>），或說「我身子雖與你們相離」（</w:t>
+      </w:r>
+      <w:hyperlink r:id="rId32">
+        <w:r>
+          <w:rPr>
+            <w:lang w:val="zh_TW" w:bidi="zh_TW"/>
+          </w:rPr>
+          <w:rPr>
+            <w:color w:val="0000EE"/>
+            <w:u w:val="single"/>
+          </w:rPr>
+          <w:t>西2:5</w:t>
+        </w:r>
+      </w:hyperlink>
+      <w:r>
+        <w:rPr>
+          <w:lang w:val="zh_TW" w:bidi="zh_TW"/>
+        </w:rPr>
+        <w:t>）。保羅也說，耶穌的生命可以在我們的身體上或在我們必死的肉身上顯明出來（</w:t>
+      </w:r>
+      <w:hyperlink r:id="rId33">
+        <w:r>
+          <w:rPr>
+            <w:lang w:val="zh_TW" w:bidi="zh_TW"/>
+          </w:rPr>
+          <w:rPr>
+            <w:color w:val="0000EE"/>
+            <w:u w:val="single"/>
+          </w:rPr>
+          <w:t>林後4:10–11</w:t>
+        </w:r>
+      </w:hyperlink>
+      <w:r>
+        <w:rPr>
+          <w:lang w:val="zh_TW" w:bidi="zh_TW"/>
+        </w:rPr>
+        <w:t>）。又如：「與娼妓聯合的，便是與她成為一體嗎？因為主說：『二人要成為一體』」（</w:t>
+      </w:r>
+      <w:hyperlink r:id="rId34">
+        <w:r>
+          <w:rPr>
+            <w:lang w:val="zh_TW" w:bidi="zh_TW"/>
+          </w:rPr>
+          <w:rPr>
+            <w:color w:val="0000EE"/>
+            <w:u w:val="single"/>
+          </w:rPr>
+          <w:t>林前6:16</w:t>
+        </w:r>
+      </w:hyperlink>
+      <w:r>
+        <w:rPr>
+          <w:lang w:val="zh_TW" w:bidi="zh_TW"/>
+        </w:rPr>
+        <w:t>）。</w:t>
       </w:r>
     </w:p>
     <w:p>
       <w:pPr>
-        <w:pStyle w:val="ListBullet"/>
-        <w:spacing w:line="240" w:lineRule="auto"/>
-        <w:ind w:left="720"/>
-      </w:pPr>
-      <w:r>
-        <w:rPr>
-          <w:lang w:val="zh_TW" w:bidi="zh_TW"/>
-        </w:rPr>
-      </w:r>
-      <w:r>
-        <w:rPr>
-          <w:lang w:val="zh_TW" w:bidi="zh_TW"/>
-        </w:rPr>
-        <w:t>太陽</w:t>
-      </w:r>
-    </w:p>
-    <w:p>
-      <w:pPr>
-        <w:pStyle w:val="ListBullet"/>
-        <w:spacing w:line="240" w:lineRule="auto"/>
-        <w:ind w:left="720"/>
-      </w:pPr>
-      <w:r>
-        <w:rPr>
-          <w:lang w:val="zh_TW" w:bidi="zh_TW"/>
-        </w:rPr>
-      </w:r>
-      <w:r>
-        <w:rPr>
-          <w:lang w:val="zh_TW" w:bidi="zh_TW"/>
-        </w:rPr>
-        <w:t>月亮</w:t>
-      </w:r>
-    </w:p>
-    <w:p>
-      <w:pPr>
-        <w:pStyle w:val="ListBullet"/>
-        <w:spacing w:line="240" w:lineRule="auto"/>
-        <w:ind w:left="720"/>
-      </w:pPr>
-      <w:r>
-        <w:rPr>
-          <w:lang w:val="zh_TW" w:bidi="zh_TW"/>
-        </w:rPr>
-      </w:r>
-      <w:r>
-        <w:rPr>
-          <w:lang w:val="zh_TW" w:bidi="zh_TW"/>
-        </w:rPr>
-        <w:t>行星</w:t>
-      </w:r>
-    </w:p>
-    <w:p>
-      <w:pPr>
-        <w:pStyle w:val="ListBullet"/>
-        <w:spacing w:line="240" w:lineRule="auto"/>
-        <w:ind w:left="720"/>
-      </w:pPr>
-      <w:r>
-        <w:rPr>
-          <w:lang w:val="zh_TW" w:bidi="zh_TW"/>
-        </w:rPr>
-      </w:r>
-      <w:r>
-        <w:rPr>
-          <w:lang w:val="zh_TW" w:bidi="zh_TW"/>
-        </w:rPr>
-        <w:t>星星（被視為天空穹蒼中的光體；</w:t>
-      </w:r>
-      <w:hyperlink r:id="rId29">
-        <w:r>
-          <w:rPr>
-            <w:lang w:val="zh_TW" w:bidi="zh_TW"/>
-          </w:rPr>
-          <w:rPr>
-            <w:color w:val="0000EE"/>
-            <w:u w:val="single"/>
-          </w:rPr>
-          <w:t>創1:14，</w:t>
-        </w:r>
-      </w:hyperlink>
-      <w:hyperlink r:id="rId30">
-        <w:r>
-          <w:rPr>
-            <w:lang w:val="zh_TW" w:bidi="zh_TW"/>
-          </w:rPr>
-          <w:rPr>
-            <w:color w:val="0000EE"/>
-            <w:u w:val="single"/>
-          </w:rPr>
-          <w:t>15:5</w:t>
-        </w:r>
-      </w:hyperlink>
-      <w:r>
-        <w:rPr>
-          <w:lang w:val="zh_TW" w:bidi="zh_TW"/>
-        </w:rPr>
-        <w:t>）</w:t>
+        <w:pStyle w:val="Heading4"/>
+      </w:pPr>
+      <w:r>
+        <w:rPr>
+          <w:lang w:val="zh_TW" w:bidi="zh_TW"/>
+        </w:rPr>
+        <w:t>肉體作為與人的出身有關的概念</w:t>
       </w:r>
     </w:p>
     <w:p>
@@ -928,61 +793,79 @@
         <w:rPr>
           <w:lang w:val="zh_TW" w:bidi="zh_TW"/>
         </w:rPr>
-        <w:t>它們不配受敬拜，因為神使人的地位超過它們。以色列人不可敬拜這些天體（</w:t>
-      </w:r>
-      <w:hyperlink r:id="rId31">
-        <w:r>
-          <w:rPr>
-            <w:lang w:val="zh_TW" w:bidi="zh_TW"/>
-          </w:rPr>
-          <w:rPr>
-            <w:color w:val="0000EE"/>
-            <w:u w:val="single"/>
-          </w:rPr>
-          <w:t>出20:4</w:t>
-        </w:r>
-      </w:hyperlink>
-      <w:r>
-        <w:rPr>
-          <w:lang w:val="zh_TW" w:bidi="zh_TW"/>
-        </w:rPr>
-        <w:t>），也不可敬拜代表這些天體的神（</w:t>
-      </w:r>
-      <w:hyperlink r:id="rId32">
-        <w:r>
-          <w:rPr>
-            <w:lang w:val="zh_TW" w:bidi="zh_TW"/>
-          </w:rPr>
-          <w:rPr>
-            <w:color w:val="0000EE"/>
-            <w:u w:val="single"/>
-          </w:rPr>
-          <w:t>耶44:17–25</w:t>
-        </w:r>
-      </w:hyperlink>
-      <w:r>
-        <w:rPr>
-          <w:lang w:val="zh_TW" w:bidi="zh_TW"/>
-        </w:rPr>
-        <w:t>）。他們也不可藉星宿來占卜未來（</w:t>
-      </w:r>
-      <w:hyperlink r:id="rId33">
-        <w:r>
-          <w:rPr>
-            <w:lang w:val="zh_TW" w:bidi="zh_TW"/>
-          </w:rPr>
-          <w:rPr>
-            <w:color w:val="0000EE"/>
-            <w:u w:val="single"/>
-          </w:rPr>
-          <w:t>賽47:13</w:t>
-        </w:r>
-      </w:hyperlink>
-      <w:r>
-        <w:rPr>
-          <w:lang w:val="zh_TW" w:bidi="zh_TW"/>
-        </w:rPr>
-        <w:t>）。這種不信奉星體的態度，使以色列人有別於其它民族。以色列人相信天體是神所造的，其它民族卻把它們當作神來敬拜。</w:t>
+        <w:t>承襲舊約聖經的用法，保羅使用「肉體」一詞，不僅指身體的組成或身體本身，更具體地指由肉體構成的人。在這種用法中，「肉體」一詞可指人的血緣關係、肉身出身，以及使人彼此相連的天然聯繫。保羅提到他「骨肉之親」的同胞，就是猶太人。（</w:t>
+      </w:r>
+      <w:hyperlink r:id="rId35">
+        <w:r>
+          <w:rPr>
+            <w:lang w:val="zh_TW" w:bidi="zh_TW"/>
+          </w:rPr>
+          <w:rPr>
+            <w:color w:val="0000EE"/>
+            <w:u w:val="single"/>
+          </w:rPr>
+          <w:t>羅9:3</w:t>
+        </w:r>
+      </w:hyperlink>
+      <w:r>
+        <w:rPr>
+          <w:lang w:val="zh_TW" w:bidi="zh_TW"/>
+        </w:rPr>
+        <w:t>），甚至以「我骨肉」（</w:t>
+      </w:r>
+      <w:hyperlink r:id="rId36">
+        <w:r>
+          <w:rPr>
+            <w:lang w:val="zh_TW" w:bidi="zh_TW"/>
+          </w:rPr>
+          <w:rPr>
+            <w:color w:val="0000EE"/>
+            <w:u w:val="single"/>
+          </w:rPr>
+          <w:t>11:14</w:t>
+        </w:r>
+      </w:hyperlink>
+      <w:r>
+        <w:rPr>
+          <w:lang w:val="zh_TW" w:bidi="zh_TW"/>
+        </w:rPr>
+        <w:t>）作為這些同胞的同義詞。「肉身所生的兒女」（</w:t>
+      </w:r>
+      <w:hyperlink r:id="rId37">
+        <w:r>
+          <w:rPr>
+            <w:lang w:val="zh_TW" w:bidi="zh_TW"/>
+          </w:rPr>
+          <w:rPr>
+            <w:color w:val="0000EE"/>
+            <w:u w:val="single"/>
+          </w:rPr>
+          <w:t>9:8</w:t>
+        </w:r>
+      </w:hyperlink>
+      <w:r>
+        <w:rPr>
+          <w:lang w:val="zh_TW" w:bidi="zh_TW"/>
+        </w:rPr>
+        <w:t>）是指按自然生育而生的人，與那些因神介入而得生的人形成對比。基督按肉體說，是從大衛後裔生的（</w:t>
+      </w:r>
+      <w:hyperlink r:id="rId38">
+        <w:r>
+          <w:rPr>
+            <w:lang w:val="zh_TW" w:bidi="zh_TW"/>
+          </w:rPr>
+          <w:rPr>
+            <w:color w:val="0000EE"/>
+            <w:u w:val="single"/>
+          </w:rPr>
+          <w:t>1:3</w:t>
+        </w:r>
+      </w:hyperlink>
+      <w:r>
+        <w:rPr>
+          <w:lang w:val="zh_TW" w:bidi="zh_TW"/>
+        </w:rPr>
+        <w:t>）。「按肉體」這個片語不僅指祂身體生命的來源，更指祂整個人性的存在，包括祂的身體與祂作為人的靈。</w:t>
       </w:r>
     </w:p>
     <w:p>
@@ -993,7 +876,7 @@
         <w:rPr>
           <w:lang w:val="zh_TW" w:bidi="zh_TW"/>
         </w:rPr>
-        <w:t>三層天</w:t>
+        <w:t>肉體作為人的存在</w:t>
       </w:r>
     </w:p>
     <w:p>
@@ -1007,73 +890,108 @@
         <w:rPr>
           <w:lang w:val="zh_TW" w:bidi="zh_TW"/>
         </w:rPr>
-        <w:t>聖經提到「天上的天」（</w:t>
-      </w:r>
-      <w:hyperlink r:id="rId34">
-        <w:r>
-          <w:rPr>
-            <w:lang w:val="zh_TW" w:bidi="zh_TW"/>
-          </w:rPr>
-          <w:rPr>
-            <w:color w:val="0000EE"/>
-            <w:u w:val="single"/>
-          </w:rPr>
-          <w:t>申10:14</w:t>
-        </w:r>
-      </w:hyperlink>
-      <w:r>
-        <w:rPr>
-          <w:lang w:val="zh_TW" w:bidi="zh_TW"/>
-        </w:rPr>
-        <w:t>；另見</w:t>
-      </w:r>
-      <w:hyperlink r:id="rId35">
-        <w:r>
-          <w:rPr>
-            <w:lang w:val="zh_TW" w:bidi="zh_TW"/>
-          </w:rPr>
-          <w:rPr>
-            <w:color w:val="0000EE"/>
-            <w:u w:val="single"/>
-          </w:rPr>
-          <w:t>王上8:27；</w:t>
-        </w:r>
-      </w:hyperlink>
-      <w:hyperlink r:id="rId36">
-        <w:r>
-          <w:rPr>
-            <w:lang w:val="zh_TW" w:bidi="zh_TW"/>
-          </w:rPr>
-          <w:rPr>
-            <w:color w:val="0000EE"/>
-            <w:u w:val="single"/>
-          </w:rPr>
-          <w:t>詩68:33</w:t>
-        </w:r>
-      </w:hyperlink>
-      <w:r>
-        <w:rPr>
-          <w:lang w:val="zh_TW" w:bidi="zh_TW"/>
-        </w:rPr>
-        <w:t>，</w:t>
-      </w:r>
-      <w:hyperlink r:id="rId37">
-        <w:r>
-          <w:rPr>
-            <w:lang w:val="zh_TW" w:bidi="zh_TW"/>
-          </w:rPr>
-          <w:rPr>
-            <w:color w:val="0000EE"/>
-            <w:u w:val="single"/>
-          </w:rPr>
-          <w:t>148:4</w:t>
-        </w:r>
-      </w:hyperlink>
-      <w:r>
-        <w:rPr>
-          <w:lang w:val="zh_TW" w:bidi="zh_TW"/>
-        </w:rPr>
-        <w:t>）。一些較早期的英文譯本譯作「諸天之天」這個片語，這是翻譯古希伯來文的一種方式，用來強調那最重要的天，即神的居所。</w:t>
+        <w:t>「肉體」的另一種用法就是單純指人的存在。只要人還活在身體中，就可說是「在肉身之中」。因此，保羅可以說他「在肉身」所活的生命是憑著信神的兒子而活（</w:t>
+      </w:r>
+      <w:hyperlink r:id="rId39">
+        <w:r>
+          <w:rPr>
+            <w:lang w:val="zh_TW" w:bidi="zh_TW"/>
+          </w:rPr>
+          <w:rPr>
+            <w:color w:val="0000EE"/>
+            <w:u w:val="single"/>
+          </w:rPr>
+          <w:t>加2:20</w:t>
+        </w:r>
+      </w:hyperlink>
+      <w:r>
+        <w:rPr>
+          <w:lang w:val="zh_TW" w:bidi="zh_TW"/>
+        </w:rPr>
+        <w:t>）。保羅在提到耶穌地上的事工時說，祂「以自己的身體」廢掉猶太人和外邦人之間的冤仇（</w:t>
+      </w:r>
+      <w:hyperlink r:id="rId40">
+        <w:r>
+          <w:rPr>
+            <w:lang w:val="zh_TW" w:bidi="zh_TW"/>
+          </w:rPr>
+          <w:rPr>
+            <w:color w:val="0000EE"/>
+            <w:u w:val="single"/>
+          </w:rPr>
+          <w:t>弗2:15</w:t>
+        </w:r>
+      </w:hyperlink>
+      <w:r>
+        <w:rPr>
+          <w:lang w:val="zh_TW" w:bidi="zh_TW"/>
+        </w:rPr>
+        <w:t>）。彼得也用同樣的意思說，耶穌「按著肉體」被治死（</w:t>
+      </w:r>
+      <w:hyperlink r:id="rId41">
+        <w:r>
+          <w:rPr>
+            <w:lang w:val="zh_TW" w:bidi="zh_TW"/>
+          </w:rPr>
+          <w:rPr>
+            <w:color w:val="0000EE"/>
+            <w:u w:val="single"/>
+          </w:rPr>
+          <w:t>彼前3:18</w:t>
+        </w:r>
+      </w:hyperlink>
+      <w:r>
+        <w:rPr>
+          <w:lang w:val="zh_TW" w:bidi="zh_TW"/>
+        </w:rPr>
+        <w:t>）。約翰也這樣說：「耶穌基督是成了肉身來的」（</w:t>
+      </w:r>
+      <w:hyperlink r:id="rId42">
+        <w:r>
+          <w:rPr>
+            <w:lang w:val="zh_TW" w:bidi="zh_TW"/>
+          </w:rPr>
+          <w:rPr>
+            <w:color w:val="0000EE"/>
+            <w:u w:val="single"/>
+          </w:rPr>
+          <w:t>約一4:2</w:t>
+        </w:r>
+      </w:hyperlink>
+      <w:r>
+        <w:rPr>
+          <w:lang w:val="zh_TW" w:bidi="zh_TW"/>
+        </w:rPr>
+        <w:t>）。這種用法最明顯地體現在約翰福音的宣告：「道成了肉身，住在我們中間」（</w:t>
+      </w:r>
+      <w:hyperlink r:id="rId43">
+        <w:r>
+          <w:rPr>
+            <w:lang w:val="zh_TW" w:bidi="zh_TW"/>
+          </w:rPr>
+          <w:rPr>
+            <w:color w:val="0000EE"/>
+            <w:u w:val="single"/>
+          </w:rPr>
+          <w:t>約1:14</w:t>
+        </w:r>
+      </w:hyperlink>
+      <w:r>
+        <w:rPr>
+          <w:lang w:val="zh_TW" w:bidi="zh_TW"/>
+        </w:rPr>
+        <w:t>）。</w:t>
+      </w:r>
+    </w:p>
+    <w:p>
+      <w:pPr>
+        <w:pStyle w:val="Heading4"/>
+      </w:pPr>
+      <w:r>
+        <w:rPr>
+          <w:lang w:val="zh_TW" w:bidi="zh_TW"/>
+        </w:rPr>
+        <w:t>肉體作為外在呈現上的人類存在</w:t>
       </w:r>
     </w:p>
     <w:p>
@@ -1087,122 +1005,61 @@
         <w:rPr>
           <w:lang w:val="zh_TW" w:bidi="zh_TW"/>
         </w:rPr>
-        <w:t>保羅在一封書信中提到自己被提到「第三層天」（</w:t>
-      </w:r>
-      <w:hyperlink r:id="rId38">
-        <w:r>
-          <w:rPr>
-            <w:lang w:val="zh_TW" w:bidi="zh_TW"/>
-          </w:rPr>
-          <w:rPr>
-            <w:color w:val="0000EE"/>
-            <w:u w:val="single"/>
-          </w:rPr>
-          <w:t>林後12:2</w:t>
-        </w:r>
-      </w:hyperlink>
-      <w:r>
-        <w:rPr>
-          <w:lang w:val="zh_TW" w:bidi="zh_TW"/>
-        </w:rPr>
-        <w:t>）。有人將此聯繫到古希臘的思想，認為天分為三層。中世紀的羅馬天主教也教導過「三層天」的觀念：</w:t>
-      </w:r>
-    </w:p>
-    <w:p>
-      <w:pPr>
-        <w:pStyle w:val="ListNumber"/>
-        <w:numPr>
-          <w:ilvl w:val="0"/>
-          <w:numId w:val="14"/>
-        </w:numPr>
-        <w:spacing w:line="240" w:lineRule="auto"/>
-        <w:ind w:left="720"/>
-      </w:pPr>
-      <w:r>
-        <w:rPr>
-          <w:lang w:val="zh_TW" w:bidi="zh_TW"/>
-        </w:rPr>
-      </w:r>
-      <w:r>
-        <w:rPr>
-          <w:lang w:val="zh_TW" w:bidi="zh_TW"/>
-        </w:rPr>
-        <w:t>水與空氣的天（拉丁文稱為</w:t>
-      </w:r>
-      <w:r>
-        <w:rPr>
-          <w:i/>
-          <w:lang w:val="zh_TW" w:bidi="zh_TW"/>
-        </w:rPr>
-        <w:t>Coelum Aqueum</w:t>
-      </w:r>
-      <w:r>
-        <w:rPr>
-          <w:lang w:val="zh_TW" w:bidi="zh_TW"/>
-        </w:rPr>
-        <w:t>）</w:t>
-      </w:r>
-    </w:p>
-    <w:p>
-      <w:pPr>
-        <w:pStyle w:val="ListNumber"/>
-        <w:spacing w:line="240" w:lineRule="auto"/>
-        <w:ind w:left="720"/>
-      </w:pPr>
-      <w:r>
-        <w:rPr>
-          <w:lang w:val="zh_TW" w:bidi="zh_TW"/>
-        </w:rPr>
-      </w:r>
-      <w:r>
-        <w:rPr>
-          <w:lang w:val="zh_TW" w:bidi="zh_TW"/>
-        </w:rPr>
-        <w:t>星辰的天（拉丁文稱為</w:t>
-      </w:r>
-      <w:r>
-        <w:rPr>
-          <w:i/>
-          <w:lang w:val="zh_TW" w:bidi="zh_TW"/>
-        </w:rPr>
-        <w:t>Coelum Sidereum</w:t>
-      </w:r>
-      <w:r>
-        <w:rPr>
-          <w:lang w:val="zh_TW" w:bidi="zh_TW"/>
-        </w:rPr>
-        <w:t>）</w:t>
-      </w:r>
-    </w:p>
-    <w:p>
-      <w:pPr>
-        <w:pStyle w:val="ListNumber"/>
-        <w:spacing w:line="240" w:lineRule="auto"/>
-        <w:ind w:left="720"/>
-      </w:pPr>
-      <w:r>
-        <w:rPr>
-          <w:lang w:val="zh_TW" w:bidi="zh_TW"/>
-        </w:rPr>
-      </w:r>
-      <w:r>
-        <w:rPr>
-          <w:lang w:val="zh_TW" w:bidi="zh_TW"/>
-        </w:rPr>
-        <w:t>神寶座的天（拉丁文稱為</w:t>
-      </w:r>
-      <w:r>
-        <w:rPr>
-          <w:i/>
-          <w:lang w:val="zh_TW" w:bidi="zh_TW"/>
-        </w:rPr>
-        <w:t>Coelum Empyreum</w:t>
-      </w:r>
-      <w:r>
-        <w:rPr>
-          <w:lang w:val="zh_TW" w:bidi="zh_TW"/>
-        </w:rPr>
-        <w:t>）</w:t>
+        <w:t>「肉體」的含義也超越了人的肉身生命，並包括對人類存在至關重要的其它層面。因此，「靠著肉體」（</w:t>
+      </w:r>
+      <w:hyperlink r:id="rId44">
+        <w:r>
+          <w:rPr>
+            <w:lang w:val="zh_TW" w:bidi="zh_TW"/>
+          </w:rPr>
+          <w:rPr>
+            <w:color w:val="0000EE"/>
+            <w:u w:val="single"/>
+          </w:rPr>
+          <w:t>腓3:3</w:t>
+        </w:r>
+      </w:hyperlink>
+      <w:r>
+        <w:rPr>
+          <w:lang w:val="zh_TW" w:bidi="zh_TW"/>
+        </w:rPr>
+        <w:t>）並不是指倚靠身體，而是指倚靠整個屬於人外在存在領域的各種因素。這包括保羅的猶太血統、他嚴謹的宗教訓練、他的熱心，以及他在猶太宗教界中的地位。「憑著肉體自誇」（</w:t>
+      </w:r>
+      <w:hyperlink r:id="rId45">
+        <w:r>
+          <w:rPr>
+            <w:lang w:val="zh_TW" w:bidi="zh_TW"/>
+          </w:rPr>
+          <w:rPr>
+            <w:color w:val="0000EE"/>
+            <w:u w:val="single"/>
+          </w:rPr>
+          <w:t>林後11:18</w:t>
+        </w:r>
+      </w:hyperlink>
+      <w:r>
+        <w:rPr>
+          <w:lang w:val="zh_TW" w:bidi="zh_TW"/>
+        </w:rPr>
+        <w:t>，譯註：和合本譯為：憑著血氣自誇）這個片語在某些譯本中譯為「憑著他們的人類成就自誇」。在「肉體」中有外貌的體面幾乎等同於在世上有顯赫的地位（</w:t>
+      </w:r>
+      <w:hyperlink r:id="rId46">
+        <w:r>
+          <w:rPr>
+            <w:lang w:val="zh_TW" w:bidi="zh_TW"/>
+          </w:rPr>
+          <w:rPr>
+            <w:color w:val="0000EE"/>
+            <w:u w:val="single"/>
+          </w:rPr>
+          <w:t>加6:11–14</w:t>
+        </w:r>
+      </w:hyperlink>
+      <w:r>
+        <w:rPr>
+          <w:lang w:val="zh_TW" w:bidi="zh_TW"/>
+        </w:rPr>
+        <w:t>）。那些主張行割禮的猶太派基督徒堅持此舉，是為了在人看來能有宗教上的成就感，從而找到誇口的理由。但這些外在的區別與誇口的根據對保羅已不再有吸引力，因為在他眼中，世界已如同釘在十字架上，而他自己對世界也同樣如此。</w:t>
       </w:r>
     </w:p>
     <w:p>
@@ -1216,87 +1073,79 @@
         <w:rPr>
           <w:lang w:val="zh_TW" w:bidi="zh_TW"/>
         </w:rPr>
-        <w:t>持這種看法的人一般理解「三層天」為：</w:t>
-      </w:r>
-    </w:p>
-    <w:p>
-      <w:pPr>
-        <w:pStyle w:val="ListNumber"/>
-        <w:numPr>
-          <w:ilvl w:val="0"/>
-          <w:numId w:val="15"/>
-        </w:numPr>
-        <w:spacing w:line="240" w:lineRule="auto"/>
-        <w:ind w:left="720"/>
-      </w:pPr>
-      <w:r>
-        <w:rPr>
-          <w:lang w:val="zh_TW" w:bidi="zh_TW"/>
-        </w:rPr>
-      </w:r>
-      <w:r>
-        <w:rPr>
-          <w:lang w:val="zh_TW" w:bidi="zh_TW"/>
-        </w:rPr>
-        <w:t>天空——飛鳥飛翔、雲彩聚集之處</w:t>
-      </w:r>
-    </w:p>
-    <w:p>
-      <w:pPr>
-        <w:pStyle w:val="ListNumber"/>
-        <w:spacing w:line="240" w:lineRule="auto"/>
-        <w:ind w:left="720"/>
-      </w:pPr>
-      <w:r>
-        <w:rPr>
-          <w:lang w:val="zh_TW" w:bidi="zh_TW"/>
-        </w:rPr>
-      </w:r>
-      <w:r>
-        <w:rPr>
-          <w:lang w:val="zh_TW" w:bidi="zh_TW"/>
-        </w:rPr>
-        <w:t>太空——太陽、月亮與星辰所在之處</w:t>
-      </w:r>
-    </w:p>
-    <w:p>
-      <w:pPr>
-        <w:pStyle w:val="ListNumber"/>
-        <w:spacing w:line="240" w:lineRule="auto"/>
-        <w:ind w:left="720"/>
-      </w:pPr>
-      <w:r>
-        <w:rPr>
-          <w:lang w:val="zh_TW" w:bidi="zh_TW"/>
-        </w:rPr>
-      </w:r>
-      <w:r>
-        <w:rPr>
-          <w:lang w:val="zh_TW" w:bidi="zh_TW"/>
-        </w:rPr>
-        <w:t>至高的天——神的居所，並且是信徒死後歸去之處</w:t>
-      </w:r>
-    </w:p>
-    <w:p>
-      <w:pPr>
-        <w:pStyle w:val="Heading3"/>
-      </w:pPr>
-      <w:r>
-        <w:rPr>
-          <w:lang w:val="zh_TW" w:bidi="zh_TW"/>
-        </w:rPr>
-        <w:t>新約聖經中的天</w:t>
-      </w:r>
-    </w:p>
-    <w:p>
-      <w:pPr>
-        <w:pStyle w:val="Heading4"/>
-      </w:pPr>
-      <w:r>
-        <w:rPr>
-          <w:lang w:val="zh_TW" w:bidi="zh_TW"/>
-        </w:rPr>
-        <w:t>耶穌與天</w:t>
+        <w:t>「肉體」一詞也可用來指外在人際關係，例如形容僕人與主人之間的社會關係（</w:t>
+      </w:r>
+      <w:hyperlink r:id="rId47">
+        <w:r>
+          <w:rPr>
+            <w:lang w:val="zh_TW" w:bidi="zh_TW"/>
+          </w:rPr>
+          <w:rPr>
+            <w:color w:val="0000EE"/>
+            <w:u w:val="single"/>
+          </w:rPr>
+          <w:t>弗6:5</w:t>
+        </w:r>
+      </w:hyperlink>
+      <w:r>
+        <w:rPr>
+          <w:lang w:val="zh_TW" w:bidi="zh_TW"/>
+        </w:rPr>
+        <w:t>；</w:t>
+      </w:r>
+      <w:hyperlink r:id="rId48">
+        <w:r>
+          <w:rPr>
+            <w:lang w:val="zh_TW" w:bidi="zh_TW"/>
+          </w:rPr>
+          <w:rPr>
+            <w:color w:val="0000EE"/>
+            <w:u w:val="single"/>
+          </w:rPr>
+          <w:t>西3:22</w:t>
+        </w:r>
+      </w:hyperlink>
+      <w:r>
+        <w:rPr>
+          <w:lang w:val="zh_TW" w:bidi="zh_TW"/>
+        </w:rPr>
+        <w:t>；</w:t>
+      </w:r>
+      <w:hyperlink r:id="rId49">
+        <w:r>
+          <w:rPr>
+            <w:lang w:val="zh_TW" w:bidi="zh_TW"/>
+          </w:rPr>
+          <w:rPr>
+            <w:color w:val="0000EE"/>
+            <w:u w:val="single"/>
+          </w:rPr>
+          <w:t>門1:16</w:t>
+        </w:r>
+      </w:hyperlink>
+      <w:r>
+        <w:rPr>
+          <w:lang w:val="zh_TW" w:bidi="zh_TW"/>
+        </w:rPr>
+        <w:t>）。「在肉體中」也可用來描述婚姻關係的領域，這其中涉及一些困難的問題（</w:t>
+      </w:r>
+      <w:hyperlink r:id="rId50">
+        <w:r>
+          <w:rPr>
+            <w:lang w:val="zh_TW" w:bidi="zh_TW"/>
+          </w:rPr>
+          <w:rPr>
+            <w:color w:val="0000EE"/>
+            <w:u w:val="single"/>
+          </w:rPr>
+          <w:t>林前7:28</w:t>
+        </w:r>
+      </w:hyperlink>
+      <w:r>
+        <w:rPr>
+          <w:lang w:val="zh_TW" w:bidi="zh_TW"/>
+        </w:rPr>
+        <w:t>）。</w:t>
       </w:r>
     </w:p>
     <w:p>
@@ -1310,103 +1159,25 @@
         <w:rPr>
           <w:lang w:val="zh_TW" w:bidi="zh_TW"/>
         </w:rPr>
-        <w:t>耶穌教導說，天是神的居所（</w:t>
-      </w:r>
-      <w:hyperlink r:id="rId39">
-        <w:r>
-          <w:rPr>
-            <w:lang w:val="zh_TW" w:bidi="zh_TW"/>
-          </w:rPr>
-          <w:rPr>
-            <w:color w:val="0000EE"/>
-            <w:u w:val="single"/>
-          </w:rPr>
-          <w:t>太6:9</w:t>
-        </w:r>
-      </w:hyperlink>
-      <w:r>
-        <w:rPr>
-          <w:lang w:val="zh_TW" w:bidi="zh_TW"/>
-        </w:rPr>
-        <w:t>）。當耶穌在地上的時候，祂常說自己是從天降下來的（</w:t>
-      </w:r>
-      <w:hyperlink r:id="rId40">
-        <w:r>
-          <w:rPr>
-            <w:lang w:val="zh_TW" w:bidi="zh_TW"/>
-          </w:rPr>
-          <w:rPr>
-            <w:color w:val="0000EE"/>
-            <w:u w:val="single"/>
-          </w:rPr>
-          <w:t>約3:13，</w:t>
-        </w:r>
-      </w:hyperlink>
-      <w:hyperlink r:id="rId41">
-        <w:r>
-          <w:rPr>
-            <w:lang w:val="zh_TW" w:bidi="zh_TW"/>
-          </w:rPr>
-          <w:rPr>
-            <w:color w:val="0000EE"/>
-            <w:u w:val="single"/>
-          </w:rPr>
-          <w:t>6:33–51</w:t>
-        </w:r>
-      </w:hyperlink>
-      <w:r>
-        <w:rPr>
-          <w:lang w:val="zh_TW" w:bidi="zh_TW"/>
-        </w:rPr>
-        <w:t>）。神曾三次從天上發出聲音，確認耶穌所說的話（</w:t>
-      </w:r>
-      <w:hyperlink r:id="rId42">
-        <w:r>
-          <w:rPr>
-            <w:lang w:val="zh_TW" w:bidi="zh_TW"/>
-          </w:rPr>
-          <w:rPr>
-            <w:color w:val="0000EE"/>
-            <w:u w:val="single"/>
-          </w:rPr>
-          <w:t>太3:16–17，</w:t>
-        </w:r>
-      </w:hyperlink>
-      <w:hyperlink r:id="rId43">
-        <w:r>
-          <w:rPr>
-            <w:lang w:val="zh_TW" w:bidi="zh_TW"/>
-          </w:rPr>
-          <w:rPr>
-            <w:color w:val="0000EE"/>
-            <w:u w:val="single"/>
-          </w:rPr>
-          <w:t>17:5</w:t>
-        </w:r>
-      </w:hyperlink>
-      <w:r>
-        <w:rPr>
-          <w:lang w:val="zh_TW" w:bidi="zh_TW"/>
-        </w:rPr>
-        <w:t>；</w:t>
-      </w:r>
-      <w:hyperlink r:id="rId44">
-        <w:r>
-          <w:rPr>
-            <w:lang w:val="zh_TW" w:bidi="zh_TW"/>
-          </w:rPr>
-          <w:rPr>
-            <w:color w:val="0000EE"/>
-            <w:u w:val="single"/>
-          </w:rPr>
-          <w:t>約12:28</w:t>
-        </w:r>
-      </w:hyperlink>
-      <w:r>
-        <w:rPr>
-          <w:lang w:val="zh_TW" w:bidi="zh_TW"/>
-        </w:rPr>
-        <w:t>）。</w:t>
+        <w:t>這種用法有助於理解一處原本難解的經文：「所以，我們從今以後，不憑著外貌認人了。雖然憑著外貌認過基督，如今卻不再這樣認他了」（</w:t>
+      </w:r>
+      <w:hyperlink r:id="rId51">
+        <w:r>
+          <w:rPr>
+            <w:lang w:val="zh_TW" w:bidi="zh_TW"/>
+          </w:rPr>
+          <w:rPr>
+            <w:color w:val="0000EE"/>
+            <w:u w:val="single"/>
+          </w:rPr>
+          <w:t>林後5:16</w:t>
+        </w:r>
+      </w:hyperlink>
+      <w:r>
+        <w:rPr>
+          <w:lang w:val="zh_TW" w:bidi="zh_TW"/>
+        </w:rPr>
+        <w:t>）。有英文譯本將其中的片語譯為「按人的觀點（from a human point of view）」，這樣的翻譯是正確的。這節經文的意思並不是說保羅曾在耶路撒冷聽過或見過耶穌，並因此「憑著肉體」（譯註：和合本譯為「憑著外貌」）認識祂。「憑著肉體」修飾的是「認」這個動詞，而不是「基督」這個名詞。保羅在歸信以前，「憑著肉體」認識人，也就是按世俗、人性的標準來判斷人。按「肉體」認識基督，就是以純粹人類的眼光看待祂。作為一個猶太人，保羅當時認為耶穌只是一個自以為是的彌賽亞假冒者。根據猶太人的觀念，彌賽亞應當作為大衛的王在地上掌權，拯救以色列民，並懲罰被厭惡的外邦人。然而，保羅放棄了這種錯誤的人性看法，轉而真正認識基督——那位成為肉身的神的兒子，是一切信祂之人的救主。成為基督徒之後，保羅不再憑著肉體來判斷別人。</w:t>
       </w:r>
     </w:p>
     <w:p>
@@ -1417,7 +1188,7 @@
         <w:rPr>
           <w:lang w:val="zh_TW" w:bidi="zh_TW"/>
         </w:rPr>
-        <w:t>天上的敬拜</w:t>
+        <w:t>肉體作為墮落的人性</w:t>
       </w:r>
     </w:p>
     <w:p>
@@ -1431,90 +1202,43 @@
         <w:rPr>
           <w:lang w:val="zh_TW" w:bidi="zh_TW"/>
         </w:rPr>
-        <w:t>天堂是真正聖所的所在。地上的會幕只是那屬天聖所的影子（</w:t>
-      </w:r>
-      <w:hyperlink r:id="rId45">
-        <w:r>
-          <w:rPr>
-            <w:lang w:val="zh_TW" w:bidi="zh_TW"/>
-          </w:rPr>
-          <w:rPr>
-            <w:color w:val="0000EE"/>
-            <w:u w:val="single"/>
-          </w:rPr>
-          <w:t>來8:1–5</w:t>
-        </w:r>
-      </w:hyperlink>
-      <w:r>
-        <w:rPr>
-          <w:lang w:val="zh_TW" w:bidi="zh_TW"/>
-        </w:rPr>
-        <w:t>）。這正是保羅所提到的「第三層天」（</w:t>
-      </w:r>
-      <w:hyperlink r:id="rId38">
-        <w:r>
-          <w:rPr>
-            <w:lang w:val="zh_TW" w:bidi="zh_TW"/>
-          </w:rPr>
-          <w:rPr>
-            <w:color w:val="0000EE"/>
-            <w:u w:val="single"/>
-          </w:rPr>
-          <w:t>林後12:2</w:t>
-        </w:r>
-      </w:hyperlink>
-      <w:r>
-        <w:rPr>
-          <w:lang w:val="zh_TW" w:bidi="zh_TW"/>
-        </w:rPr>
-        <w:t>）。有時聖經使用「天」一詞，其實是指神自己（參</w:t>
-      </w:r>
-      <w:hyperlink r:id="rId46">
-        <w:r>
-          <w:rPr>
-            <w:lang w:val="zh_TW" w:bidi="zh_TW"/>
-          </w:rPr>
-          <w:rPr>
-            <w:color w:val="0000EE"/>
-            <w:u w:val="single"/>
-          </w:rPr>
-          <w:t>太23:22</w:t>
-        </w:r>
-      </w:hyperlink>
-      <w:r>
-        <w:rPr>
-          <w:lang w:val="zh_TW" w:bidi="zh_TW"/>
-        </w:rPr>
-        <w:t>；</w:t>
-      </w:r>
-      <w:hyperlink r:id="rId47">
-        <w:r>
-          <w:rPr>
-            <w:lang w:val="zh_TW" w:bidi="zh_TW"/>
-          </w:rPr>
-          <w:rPr>
-            <w:color w:val="0000EE"/>
-            <w:u w:val="single"/>
-          </w:rPr>
-          <w:t>路15:18</w:t>
-        </w:r>
-      </w:hyperlink>
-      <w:r>
-        <w:rPr>
-          <w:lang w:val="zh_TW" w:bidi="zh_TW"/>
-        </w:rPr>
-        <w:t>）。</w:t>
-      </w:r>
-    </w:p>
-    <w:p>
-      <w:pPr>
-        <w:pStyle w:val="Heading4"/>
-      </w:pPr>
-      <w:r>
-        <w:rPr>
-          <w:lang w:val="zh_TW" w:bidi="zh_TW"/>
-        </w:rPr>
-        <w:t>耶穌從天上再來</w:t>
+        <w:t>當保羅說「血肉之體不能承受神的國」（</w:t>
+      </w:r>
+      <w:hyperlink r:id="rId29">
+        <w:r>
+          <w:rPr>
+            <w:lang w:val="zh_TW" w:bidi="zh_TW"/>
+          </w:rPr>
+          <w:rPr>
+            <w:color w:val="0000EE"/>
+            <w:u w:val="single"/>
+          </w:rPr>
+          <w:t>林前15:50</w:t>
+        </w:r>
+      </w:hyperlink>
+      <w:r>
+        <w:rPr>
+          <w:lang w:val="zh_TW" w:bidi="zh_TW"/>
+        </w:rPr>
+        <w:t>）時，他的意思並不是說人無法承受神的國，而是說墮落的人性無法承受；正如後一句所說：「必朽壞的不能承受不朽壞的。」軟弱、墮落、會朽壞的身體不能承受神的國，必須經歷改變，「這必朽壞的總要變成不朽壞的，這必死的總要變成不死的」（</w:t>
+      </w:r>
+      <w:hyperlink r:id="rId52">
+        <w:r>
+          <w:rPr>
+            <w:lang w:val="zh_TW" w:bidi="zh_TW"/>
+          </w:rPr>
+          <w:rPr>
+            <w:color w:val="0000EE"/>
+            <w:u w:val="single"/>
+          </w:rPr>
+          <w:t>林前15:53</w:t>
+        </w:r>
+      </w:hyperlink>
+      <w:r>
+        <w:rPr>
+          <w:lang w:val="zh_TW" w:bidi="zh_TW"/>
+        </w:rPr>
+        <w:t>）。這並不是靈魂或心靈的得救，而是將一種身體轉換成另一種，能夠承受神最終榮耀國度的身體。</w:t>
       </w:r>
     </w:p>
     <w:p>
@@ -1528,79 +1252,36 @@
         <w:rPr>
           <w:lang w:val="zh_TW" w:bidi="zh_TW"/>
         </w:rPr>
-        <w:t>耶穌升天之後，天使告訴祂的門徒，祂有一天要從天上再來（</w:t>
-      </w:r>
-      <w:hyperlink r:id="rId48">
-        <w:r>
-          <w:rPr>
-            <w:lang w:val="zh_TW" w:bidi="zh_TW"/>
-          </w:rPr>
-          <w:rPr>
-            <w:color w:val="0000EE"/>
-            <w:u w:val="single"/>
-          </w:rPr>
-          <w:t>徒1:6–11</w:t>
-        </w:r>
-      </w:hyperlink>
-      <w:r>
-        <w:rPr>
-          <w:lang w:val="zh_TW" w:bidi="zh_TW"/>
-        </w:rPr>
-        <w:t>）。後來使徒保羅在書信中也寫到這件事（</w:t>
-      </w:r>
-      <w:hyperlink r:id="rId49">
-        <w:r>
-          <w:rPr>
-            <w:lang w:val="zh_TW" w:bidi="zh_TW"/>
-          </w:rPr>
-          <w:rPr>
-            <w:color w:val="0000EE"/>
-            <w:u w:val="single"/>
-          </w:rPr>
-          <w:t>林前15:1–11</w:t>
-        </w:r>
-      </w:hyperlink>
-      <w:r>
-        <w:rPr>
-          <w:lang w:val="zh_TW" w:bidi="zh_TW"/>
-        </w:rPr>
-        <w:t>；</w:t>
-      </w:r>
-      <w:hyperlink r:id="rId50">
-        <w:r>
-          <w:rPr>
-            <w:lang w:val="zh_TW" w:bidi="zh_TW"/>
-          </w:rPr>
-          <w:rPr>
-            <w:color w:val="0000EE"/>
-            <w:u w:val="single"/>
-          </w:rPr>
-          <w:t>弗4:7–16</w:t>
-        </w:r>
-      </w:hyperlink>
-      <w:r>
-        <w:rPr>
-          <w:lang w:val="zh_TW" w:bidi="zh_TW"/>
-        </w:rPr>
-        <w:t>；</w:t>
-      </w:r>
-      <w:hyperlink r:id="rId51">
-        <w:r>
-          <w:rPr>
-            <w:lang w:val="zh_TW" w:bidi="zh_TW"/>
-          </w:rPr>
-          <w:rPr>
-            <w:color w:val="0000EE"/>
-            <w:u w:val="single"/>
-          </w:rPr>
-          <w:t>提前3:16</w:t>
-        </w:r>
-      </w:hyperlink>
-      <w:r>
-        <w:rPr>
-          <w:lang w:val="zh_TW" w:bidi="zh_TW"/>
-        </w:rPr>
-        <w:t>）。這教導成為基督徒信仰中的重要部分，如使徒信經所述（Apostles' Creed，早期的基督教認信）。</w:t>
+        <w:t>當彼得承認耶穌的彌賽亞身分時，耶穌回答說：「這不是屬血肉的指示你的，乃是我在天上的父指示的」（</w:t>
+      </w:r>
+      <w:hyperlink r:id="rId53">
+        <w:r>
+          <w:rPr>
+            <w:lang w:val="zh_TW" w:bidi="zh_TW"/>
+          </w:rPr>
+          <w:rPr>
+            <w:color w:val="0000EE"/>
+            <w:u w:val="single"/>
+          </w:rPr>
+          <w:t>太16:17</w:t>
+        </w:r>
+      </w:hyperlink>
+      <w:r>
+        <w:rPr>
+          <w:lang w:val="zh_TW" w:bidi="zh_TW"/>
+        </w:rPr>
+        <w:t>）。這節經文的意思很清楚：對耶穌彌賽亞身分的認識並非人理性的推論，而是唯有藉著神的啟示才能得著的真知識。</w:t>
+      </w:r>
+    </w:p>
+    <w:p>
+      <w:pPr>
+        <w:pStyle w:val="Heading4"/>
+      </w:pPr>
+      <w:r>
+        <w:rPr>
+          <w:lang w:val="zh_TW" w:bidi="zh_TW"/>
+        </w:rPr>
+        <w:t>肉體作為罪惡的人性</w:t>
       </w:r>
     </w:p>
     <w:p>
@@ -1614,54 +1295,25 @@
         <w:rPr>
           <w:lang w:val="zh_TW" w:bidi="zh_TW"/>
         </w:rPr>
-        <w:t>新約聖經常提到耶穌與神同在天上。這是有關耶穌福音的核心之一。聖經教導說，耶穌如今坐在神的右邊（至高榮耀之處），為信靠祂的人代求（</w:t>
-      </w:r>
-      <w:hyperlink r:id="rId52">
-        <w:r>
-          <w:rPr>
-            <w:lang w:val="zh_TW" w:bidi="zh_TW"/>
-          </w:rPr>
-          <w:rPr>
-            <w:color w:val="0000EE"/>
-            <w:u w:val="single"/>
-          </w:rPr>
-          <w:t>來7:25</w:t>
-        </w:r>
-      </w:hyperlink>
-      <w:r>
-        <w:rPr>
-          <w:lang w:val="zh_TW" w:bidi="zh_TW"/>
-        </w:rPr>
-        <w:t>；參</w:t>
-      </w:r>
-      <w:hyperlink r:id="rId53">
-        <w:r>
-          <w:rPr>
-            <w:lang w:val="zh_TW" w:bidi="zh_TW"/>
-          </w:rPr>
-          <w:rPr>
-            <w:color w:val="0000EE"/>
-            <w:u w:val="single"/>
-          </w:rPr>
-          <w:t>可14:62</w:t>
-        </w:r>
-      </w:hyperlink>
-      <w:r>
-        <w:rPr>
-          <w:lang w:val="zh_TW" w:bidi="zh_TW"/>
-        </w:rPr>
-        <w:t>）。</w:t>
-      </w:r>
-    </w:p>
-    <w:p>
-      <w:pPr>
-        <w:pStyle w:val="Heading4"/>
-      </w:pPr>
-      <w:r>
-        <w:rPr>
-          <w:lang w:val="zh_TW" w:bidi="zh_TW"/>
-        </w:rPr>
-        <w:t>天上的國民</w:t>
+        <w:t>還有一組帶有明顯保羅風格的倫理用法。其中最重要的特點是：人在神面前不僅被看為墮落與軟弱的，同時也是墮落並帶有罪性的。肉體在這裡與被神的靈更新的人的靈相對，若沒有聖靈的幫助，人就不能討神喜悅。最生動的例子出現在</w:t>
+      </w:r>
+      <w:hyperlink r:id="rId54">
+        <w:r>
+          <w:rPr>
+            <w:lang w:val="zh_TW" w:bidi="zh_TW"/>
+          </w:rPr>
+          <w:rPr>
+            <w:color w:val="0000EE"/>
+            <w:u w:val="single"/>
+          </w:rPr>
+          <w:t>羅馬書八章</w:t>
+        </w:r>
+      </w:hyperlink>
+      <w:r>
+        <w:rPr>
+          <w:lang w:val="zh_TW" w:bidi="zh_TW"/>
+        </w:rPr>
+        <w:t>的第一部分，保羅在那裡明確對比「在肉體裡」的人和「在聖靈裡」的人。「在聖靈裡」並不是指進入一種入神（ecstasy）的狀態，而是指一個人生活在由神的靈所掌管的屬靈範圍中。「在肉體裡」的人，也就是未重生的人，不能討神喜悅。這裡有兩個彼此對立、互不相容的領域：「在肉體裡」與「在聖靈裡」。而「在聖靈裡」意味著有神的聖靈內住，也就是成為一個重生的人。</w:t>
       </w:r>
     </w:p>
     <w:p>
@@ -1675,25 +1327,133 @@
         <w:rPr>
           <w:lang w:val="zh_TW" w:bidi="zh_TW"/>
         </w:rPr>
-        <w:t>保羅教導說，當耶穌從天上再來時，祂要將信徒的身體改變，與祂榮耀的身體相似（</w:t>
-      </w:r>
-      <w:hyperlink r:id="rId54">
-        <w:r>
-          <w:rPr>
-            <w:lang w:val="zh_TW" w:bidi="zh_TW"/>
-          </w:rPr>
-          <w:rPr>
-            <w:color w:val="0000EE"/>
-            <w:u w:val="single"/>
-          </w:rPr>
-          <w:t>腓3:20–21</w:t>
-        </w:r>
-      </w:hyperlink>
-      <w:r>
-        <w:rPr>
-          <w:lang w:val="zh_TW" w:bidi="zh_TW"/>
-        </w:rPr>
-        <w:t>）。信徒需要這樣屬天的身體，因為他們是天上的國民。</w:t>
+        <w:t>在</w:t>
+      </w:r>
+      <w:hyperlink r:id="rId55">
+        <w:r>
+          <w:rPr>
+            <w:lang w:val="zh_TW" w:bidi="zh_TW"/>
+          </w:rPr>
+          <w:rPr>
+            <w:color w:val="0000EE"/>
+            <w:u w:val="single"/>
+          </w:rPr>
+          <w:t>羅馬書七至八章</w:t>
+        </w:r>
+      </w:hyperlink>
+      <w:r>
+        <w:rPr>
+          <w:lang w:val="zh_TW" w:bidi="zh_TW"/>
+        </w:rPr>
+        <w:t>中，保羅清楚指出，未重生的人無法按著神的要求去愛祂、事奉祂，因此不能討祂喜悅。律法也無法使人真正成為義人，因為肉體是軟弱的（</w:t>
+      </w:r>
+      <w:hyperlink r:id="rId56">
+        <w:r>
+          <w:rPr>
+            <w:lang w:val="zh_TW" w:bidi="zh_TW"/>
+          </w:rPr>
+          <w:rPr>
+            <w:color w:val="0000EE"/>
+            <w:u w:val="single"/>
+          </w:rPr>
+          <w:t>8:2</w:t>
+        </w:r>
+      </w:hyperlink>
+      <w:r>
+        <w:rPr>
+          <w:lang w:val="zh_TW" w:bidi="zh_TW"/>
+        </w:rPr>
+        <w:t>）。體貼肉體的就是死，體貼聖靈的乃是生命（</w:t>
+      </w:r>
+      <w:hyperlink r:id="rId57">
+        <w:r>
+          <w:rPr>
+            <w:lang w:val="zh_TW" w:bidi="zh_TW"/>
+          </w:rPr>
+          <w:rPr>
+            <w:color w:val="0000EE"/>
+            <w:u w:val="single"/>
+          </w:rPr>
+          <w:t>8:6</w:t>
+        </w:r>
+      </w:hyperlink>
+      <w:r>
+        <w:rPr>
+          <w:lang w:val="zh_TW" w:bidi="zh_TW"/>
+        </w:rPr>
+        <w:t>）。保羅在別處說：「我也知道，在我裡頭，就是我肉體之中，沒有良善」（</w:t>
+      </w:r>
+      <w:hyperlink r:id="rId58">
+        <w:r>
+          <w:rPr>
+            <w:lang w:val="zh_TW" w:bidi="zh_TW"/>
+          </w:rPr>
+          <w:rPr>
+            <w:color w:val="0000EE"/>
+            <w:u w:val="single"/>
+          </w:rPr>
+          <w:t>7:18</w:t>
+        </w:r>
+      </w:hyperlink>
+      <w:r>
+        <w:rPr>
+          <w:lang w:val="zh_TW" w:bidi="zh_TW"/>
+        </w:rPr>
+        <w:t>）。這裡的「肉體」並不是指人的身體，因為人的身體是聖靈的殿（</w:t>
+      </w:r>
+      <w:hyperlink r:id="rId59">
+        <w:r>
+          <w:rPr>
+            <w:lang w:val="zh_TW" w:bidi="zh_TW"/>
+          </w:rPr>
+          <w:rPr>
+            <w:color w:val="0000EE"/>
+            <w:u w:val="single"/>
+          </w:rPr>
+          <w:t>林前6:19</w:t>
+        </w:r>
+      </w:hyperlink>
+      <w:r>
+        <w:rPr>
+          <w:lang w:val="zh_TW" w:bidi="zh_TW"/>
+        </w:rPr>
+        <w:t>），是基督的肢體（</w:t>
+      </w:r>
+      <w:hyperlink r:id="rId60">
+        <w:r>
+          <w:rPr>
+            <w:lang w:val="zh_TW" w:bidi="zh_TW"/>
+          </w:rPr>
+          <w:rPr>
+            <w:color w:val="0000EE"/>
+            <w:u w:val="single"/>
+          </w:rPr>
+          <w:t>6:15</w:t>
+        </w:r>
+      </w:hyperlink>
+      <w:r>
+        <w:rPr>
+          <w:lang w:val="zh_TW" w:bidi="zh_TW"/>
+        </w:rPr>
+        <w:t>），並且應當成為榮耀神的器皿（</w:t>
+      </w:r>
+      <w:hyperlink r:id="rId61">
+        <w:r>
+          <w:rPr>
+            <w:lang w:val="zh_TW" w:bidi="zh_TW"/>
+          </w:rPr>
+          <w:rPr>
+            <w:color w:val="0000EE"/>
+            <w:u w:val="single"/>
+          </w:rPr>
+          <w:t>6:20</w:t>
+        </w:r>
+      </w:hyperlink>
+      <w:r>
+        <w:rPr>
+          <w:lang w:val="zh_TW" w:bidi="zh_TW"/>
+        </w:rPr>
+        <w:t>）。因此，保羅所指的「肉體」，乃是指那未重生的本性，在其中並沒有神所要求的良善。</w:t>
       </w:r>
     </w:p>
     <w:p>
@@ -1707,36 +1467,25 @@
         <w:rPr>
           <w:lang w:val="zh_TW" w:bidi="zh_TW"/>
         </w:rPr>
-        <w:t>聖經所說的「天上的國民」，意思就像一個人雖然生活在某個國度，卻遵行自己本國的律例（</w:t>
-      </w:r>
-      <w:hyperlink r:id="rId55">
-        <w:r>
-          <w:rPr>
-            <w:lang w:val="zh_TW" w:bidi="zh_TW"/>
-          </w:rPr>
-          <w:rPr>
-            <w:color w:val="0000EE"/>
-            <w:u w:val="single"/>
-          </w:rPr>
-          <w:t>徒22:28</w:t>
-        </w:r>
-      </w:hyperlink>
-      <w:r>
-        <w:rPr>
-          <w:lang w:val="zh_TW" w:bidi="zh_TW"/>
-        </w:rPr>
-        <w:t>）。這表示基督徒即使活在世上，也當遵行聖經中神的道路，不隨從世界的標準。</w:t>
-      </w:r>
-    </w:p>
-    <w:p>
-      <w:pPr>
-        <w:pStyle w:val="Heading4"/>
-      </w:pPr>
-      <w:r>
-        <w:rPr>
-          <w:lang w:val="zh_TW" w:bidi="zh_TW"/>
-        </w:rPr>
-        <w:t>屬天的福分</w:t>
+        <w:t>雖然保羅鮮明地對比了「在肉體裡」（指未重生）與「在聖靈裡」（指已重生）的差異，但當一個人重生、進入「在聖靈裡」的狀態時，他就不再「在肉體裡」，然而肉體仍在他裡面。事實上，信徒內裡仍存在著肉體與聖靈之間的爭戰。保羅對那些「在聖靈裡」的人說：「因為情慾和聖靈相爭， 聖靈和情慾相爭，這兩個是彼此相敵，使你們不能做所願意做的」（</w:t>
+      </w:r>
+      <w:hyperlink r:id="rId62">
+        <w:r>
+          <w:rPr>
+            <w:lang w:val="zh_TW" w:bidi="zh_TW"/>
+          </w:rPr>
+          <w:rPr>
+            <w:color w:val="0000EE"/>
+            <w:u w:val="single"/>
+          </w:rPr>
+          <w:t>加5:17</w:t>
+        </w:r>
+      </w:hyperlink>
+      <w:r>
+        <w:rPr>
+          <w:lang w:val="zh_TW" w:bidi="zh_TW"/>
+        </w:rPr>
+        <w:t>）。由於基督徒的生活是這兩種對立原則之間的戰場，人就不可能成為自己所期望的那樣完全。</w:t>
       </w:r>
     </w:p>
     <w:p>
@@ -1750,110 +1499,8 @@
         <w:rPr>
           <w:lang w:val="zh_TW" w:bidi="zh_TW"/>
         </w:rPr>
-        <w:t>神已經使信徒與基督聯合，並吩咐他們「就當求在上面的事；那裡有基督坐在神的右邊」（</w:t>
-      </w:r>
-      <w:hyperlink r:id="rId56">
-        <w:r>
-          <w:rPr>
-            <w:lang w:val="zh_TW" w:bidi="zh_TW"/>
-          </w:rPr>
-          <w:rPr>
-            <w:color w:val="0000EE"/>
-            <w:u w:val="single"/>
-          </w:rPr>
-          <w:t>西3:1</w:t>
-        </w:r>
-      </w:hyperlink>
-      <w:r>
-        <w:rPr>
-          <w:lang w:val="zh_TW" w:bidi="zh_TW"/>
-        </w:rPr>
-        <w:t>）。基督從天上賜給跟隨祂的人「天上各樣屬靈的福氣」（</w:t>
-      </w:r>
-      <w:hyperlink r:id="rId57">
-        <w:r>
-          <w:rPr>
-            <w:lang w:val="zh_TW" w:bidi="zh_TW"/>
-          </w:rPr>
-          <w:rPr>
-            <w:color w:val="0000EE"/>
-            <w:u w:val="single"/>
-          </w:rPr>
-          <w:t>弗1:3</w:t>
-        </w:r>
-      </w:hyperlink>
-      <w:r>
-        <w:rPr>
-          <w:lang w:val="zh_TW" w:bidi="zh_TW"/>
-        </w:rPr>
-        <w:t>）。「天上」這個表達只出現在以弗所書（</w:t>
-      </w:r>
-      <w:hyperlink r:id="rId58">
-        <w:r>
-          <w:rPr>
-            <w:lang w:val="zh_TW" w:bidi="zh_TW"/>
-          </w:rPr>
-          <w:rPr>
-            <w:color w:val="0000EE"/>
-            <w:u w:val="single"/>
-          </w:rPr>
-          <w:t>弗1:3、20，</w:t>
-        </w:r>
-      </w:hyperlink>
-      <w:hyperlink r:id="rId59">
-        <w:r>
-          <w:rPr>
-            <w:lang w:val="zh_TW" w:bidi="zh_TW"/>
-          </w:rPr>
-          <w:rPr>
-            <w:color w:val="0000EE"/>
-            <w:u w:val="single"/>
-          </w:rPr>
-          <w:t>2:6，</w:t>
-        </w:r>
-      </w:hyperlink>
-      <w:hyperlink r:id="rId60">
-        <w:r>
-          <w:rPr>
-            <w:lang w:val="zh_TW" w:bidi="zh_TW"/>
-          </w:rPr>
-          <w:rPr>
-            <w:color w:val="0000EE"/>
-            <w:u w:val="single"/>
-          </w:rPr>
-          <w:t>3:10，</w:t>
-        </w:r>
-      </w:hyperlink>
-      <w:hyperlink r:id="rId61">
-        <w:r>
-          <w:rPr>
-            <w:lang w:val="zh_TW" w:bidi="zh_TW"/>
-          </w:rPr>
-          <w:rPr>
-            <w:color w:val="0000EE"/>
-            <w:u w:val="single"/>
-          </w:rPr>
-          <w:t>6:12</w:t>
-        </w:r>
-      </w:hyperlink>
-      <w:r>
-        <w:rPr>
-          <w:lang w:val="zh_TW" w:bidi="zh_TW"/>
-        </w:rPr>
-        <w:t>）。這教導我們，屬靈的福分不僅僅屬於將來，信徒如今也能憑信心經歷。因此，聖經說信徒已經有分於「天召」（</w:t>
-      </w:r>
-      <w:hyperlink r:id="rId62">
-        <w:r>
-          <w:rPr>
-            <w:lang w:val="zh_TW" w:bidi="zh_TW"/>
-          </w:rPr>
-          <w:rPr>
-            <w:color w:val="0000EE"/>
-            <w:u w:val="single"/>
-          </w:rPr>
-          <w:t>來3:1，</w:t>
-        </w:r>
-      </w:hyperlink>
+        <w:t>同樣的情況也出現在</w:t>
+      </w:r>
       <w:hyperlink r:id="rId63">
         <w:r>
           <w:rPr>
@@ -1863,14 +1510,122 @@
             <w:color w:val="0000EE"/>
             <w:u w:val="single"/>
           </w:rPr>
-          <w:t>6:4</w:t>
-        </w:r>
-      </w:hyperlink>
-      <w:r>
-        <w:rPr>
-          <w:lang w:val="zh_TW" w:bidi="zh_TW"/>
-        </w:rPr>
-        <w:t>）。</w:t>
+          <w:t>哥林多前書二章14節至三章3節</w:t>
+        </w:r>
+      </w:hyperlink>
+      <w:r>
+        <w:rPr>
+          <w:lang w:val="zh_TW" w:bidi="zh_TW"/>
+        </w:rPr>
+        <w:t>，保羅在那裡將人分為三類：「屬血氣的」（</w:t>
+      </w:r>
+      <w:hyperlink r:id="rId64">
+        <w:r>
+          <w:rPr>
+            <w:lang w:val="zh_TW" w:bidi="zh_TW"/>
+          </w:rPr>
+          <w:rPr>
+            <w:color w:val="0000EE"/>
+            <w:u w:val="single"/>
+          </w:rPr>
+          <w:t>2:14</w:t>
+        </w:r>
+      </w:hyperlink>
+      <w:r>
+        <w:rPr>
+          <w:lang w:val="zh_TW" w:bidi="zh_TW"/>
+        </w:rPr>
+        <w:t>），「屬肉體」，即屬肉體的人（</w:t>
+      </w:r>
+      <w:hyperlink r:id="rId65">
+        <w:r>
+          <w:rPr>
+            <w:lang w:val="zh_TW" w:bidi="zh_TW"/>
+          </w:rPr>
+          <w:rPr>
+            <w:color w:val="0000EE"/>
+            <w:u w:val="single"/>
+          </w:rPr>
+          <w:t>3:1、3</w:t>
+        </w:r>
+      </w:hyperlink>
+      <w:r>
+        <w:rPr>
+          <w:lang w:val="zh_TW" w:bidi="zh_TW"/>
+        </w:rPr>
+        <w:t>），以及「屬靈的」（</w:t>
+      </w:r>
+      <w:hyperlink r:id="rId66">
+        <w:r>
+          <w:rPr>
+            <w:lang w:val="zh_TW" w:bidi="zh_TW"/>
+          </w:rPr>
+          <w:rPr>
+            <w:color w:val="0000EE"/>
+            <w:u w:val="single"/>
+          </w:rPr>
+          <w:t>3:1</w:t>
+        </w:r>
+      </w:hyperlink>
+      <w:r>
+        <w:rPr>
+          <w:lang w:val="zh_TW" w:bidi="zh_TW"/>
+        </w:rPr>
+        <w:t>）。「屬血氣的人」指尚未重生的人；那些「屬肉體」的人（</w:t>
+      </w:r>
+      <w:hyperlink r:id="rId67">
+        <w:r>
+          <w:rPr>
+            <w:lang w:val="zh_TW" w:bidi="zh_TW"/>
+          </w:rPr>
+          <w:rPr>
+            <w:color w:val="0000EE"/>
+            <w:u w:val="single"/>
+          </w:rPr>
+          <w:t>羅8:9</w:t>
+        </w:r>
+      </w:hyperlink>
+      <w:r>
+        <w:rPr>
+          <w:lang w:val="zh_TW" w:bidi="zh_TW"/>
+        </w:rPr>
+        <w:t>），一生都停留在人的層面上，因此無法明白屬神的事。「屬靈的」則是生命受神的靈掌管的人，他們的生活中顯明出聖靈的果子（</w:t>
+      </w:r>
+      <w:hyperlink r:id="rId68">
+        <w:r>
+          <w:rPr>
+            <w:lang w:val="zh_TW" w:bidi="zh_TW"/>
+          </w:rPr>
+          <w:rPr>
+            <w:color w:val="0000EE"/>
+            <w:u w:val="single"/>
+          </w:rPr>
+          <w:t>加5:22–23</w:t>
+        </w:r>
+      </w:hyperlink>
+      <w:r>
+        <w:rPr>
+          <w:lang w:val="zh_TW" w:bidi="zh_TW"/>
+        </w:rPr>
+        <w:t>）。在這兩類人之間，還有第三類——「屬肉體」，也就是在基督裡的嬰孩。他們既然「在基督裡」，就必然「在聖靈裡」，但他們的生活卻未能「順著聖靈而行」。由於他們是屬靈生命尚幼的信徒，雖然神的靈住在他們裡面，但聖靈並未能完全掌權，他們仍然「照著世人的樣子行」（</w:t>
+      </w:r>
+      <w:hyperlink r:id="rId69">
+        <w:r>
+          <w:rPr>
+            <w:lang w:val="zh_TW" w:bidi="zh_TW"/>
+          </w:rPr>
+          <w:rPr>
+            <w:color w:val="0000EE"/>
+            <w:u w:val="single"/>
+          </w:rPr>
+          <w:t>林前3:3</w:t>
+        </w:r>
+      </w:hyperlink>
+      <w:r>
+        <w:rPr>
+          <w:lang w:val="zh_TW" w:bidi="zh_TW"/>
+        </w:rPr>
+        <w:t>），在嫉妒與紛爭中顯出屬肉體的行為。</w:t>
       </w:r>
     </w:p>
     <w:p>
@@ -1881,7 +1636,7 @@
         <w:rPr>
           <w:lang w:val="zh_TW" w:bidi="zh_TW"/>
         </w:rPr>
-        <w:t>天國的未來</w:t>
+        <w:t>肉體的行為</w:t>
       </w:r>
     </w:p>
     <w:p>
@@ -1895,55 +1650,54 @@
         <w:rPr>
           <w:lang w:val="zh_TW" w:bidi="zh_TW"/>
         </w:rPr>
-        <w:t>信徒等候耶穌再來的時候，會盼望有新天新地，並有新耶路撒冷。聖經說，那將是一個奇妙的地方，不再有眼淚、憂傷、痛苦、死亡或黑暗，因為神的兒子耶穌就在那裡（</w:t>
-      </w:r>
-      <w:hyperlink r:id="rId64">
-        <w:r>
-          <w:rPr>
-            <w:lang w:val="zh_TW" w:bidi="zh_TW"/>
-          </w:rPr>
-          <w:rPr>
-            <w:color w:val="0000EE"/>
-            <w:u w:val="single"/>
-          </w:rPr>
-          <w:t>啟21:1–4、27，</w:t>
-        </w:r>
-      </w:hyperlink>
-      <w:hyperlink r:id="rId65">
-        <w:r>
-          <w:rPr>
-            <w:lang w:val="zh_TW" w:bidi="zh_TW"/>
-          </w:rPr>
-          <w:rPr>
-            <w:color w:val="0000EE"/>
-            <w:u w:val="single"/>
-          </w:rPr>
-          <w:t>22:1–5</w:t>
-        </w:r>
-      </w:hyperlink>
-      <w:r>
-        <w:rPr>
-          <w:lang w:val="zh_TW" w:bidi="zh_TW"/>
-        </w:rPr>
-        <w:t>）。在那死後的新生命中，也不再有婚姻（</w:t>
-      </w:r>
-      <w:hyperlink r:id="rId66">
-        <w:r>
-          <w:rPr>
-            <w:lang w:val="zh_TW" w:bidi="zh_TW"/>
-          </w:rPr>
-          <w:rPr>
-            <w:color w:val="0000EE"/>
-            <w:u w:val="single"/>
-          </w:rPr>
-          <w:t>路20:27–38</w:t>
-        </w:r>
-      </w:hyperlink>
-      <w:r>
-        <w:rPr>
-          <w:lang w:val="zh_TW" w:bidi="zh_TW"/>
-        </w:rPr>
-        <w:t>）。</w:t>
+        <w:t>在</w:t>
+      </w:r>
+      <w:hyperlink r:id="rId70">
+        <w:r>
+          <w:rPr>
+            <w:lang w:val="zh_TW" w:bidi="zh_TW"/>
+          </w:rPr>
+          <w:rPr>
+            <w:color w:val="0000EE"/>
+            <w:u w:val="single"/>
+          </w:rPr>
+          <w:t>加拉太書五章19至23節</w:t>
+        </w:r>
+      </w:hyperlink>
+      <w:r>
+        <w:rPr>
+          <w:lang w:val="zh_TW" w:bidi="zh_TW"/>
+        </w:rPr>
+        <w:t>中，保羅對比屬肉體的生活與屬聖靈的生活：「情慾的事都是顯而易見的，就如姦淫、污穢、邪蕩、拜偶像、邪術、仇恨、爭競、忌恨、惱怒、結黨、紛爭、異端、嫉妒、醉酒、荒宴等類」（</w:t>
+      </w:r>
+      <w:hyperlink r:id="rId71">
+        <w:r>
+          <w:rPr>
+            <w:lang w:val="zh_TW" w:bidi="zh_TW"/>
+          </w:rPr>
+          <w:rPr>
+            <w:color w:val="0000EE"/>
+            <w:u w:val="single"/>
+          </w:rPr>
+          <w:t>加5:19–21</w:t>
+        </w:r>
+      </w:hyperlink>
+      <w:r>
+        <w:rPr>
+          <w:lang w:val="zh_TW" w:bidi="zh_TW"/>
+        </w:rPr>
+        <w:t>）。這份清單中值得注意的是，其中有些罪與肉身及性慾有關，但也有屬宗教的罪（如拜偶像、行邪術）。此外，還有一些是屬「心靈」或性情上的罪，如仇恨、爭競、嫉妒、惱怒、紛爭。「結黨」與「異端」這兩個字詞在此並非指神學上的錯謬，而是指分裂、對立的心態。這清楚證明，對保羅而言，「肉體」並非單指身體，而是包括整個人——連同其內在的態度與性情。</w:t>
+      </w:r>
+    </w:p>
+    <w:p>
+      <w:pPr>
+        <w:pStyle w:val="Heading4"/>
+      </w:pPr>
+      <w:r>
+        <w:rPr>
+          <w:lang w:val="zh_TW" w:bidi="zh_TW"/>
+        </w:rPr>
+        <w:t>勝過肉體</w:t>
       </w:r>
     </w:p>
     <w:p>
@@ -1957,97 +1711,25 @@
         <w:rPr>
           <w:lang w:val="zh_TW" w:bidi="zh_TW"/>
         </w:rPr>
-        <w:t>在舊約聖經裡，有兩個人未經死亡便直接被接到天上：</w:t>
-      </w:r>
-    </w:p>
-    <w:p>
-      <w:pPr>
-        <w:pStyle w:val="ListBullet"/>
-        <w:spacing w:line="240" w:lineRule="auto"/>
-        <w:ind w:left="720"/>
-      </w:pPr>
-      <w:r>
-        <w:rPr>
-          <w:lang w:val="zh_TW" w:bidi="zh_TW"/>
-        </w:rPr>
-      </w:r>
-      <w:r>
-        <w:rPr>
-          <w:lang w:val="zh_TW" w:bidi="zh_TW"/>
-        </w:rPr>
-        <w:t>以諾（</w:t>
-      </w:r>
-      <w:hyperlink r:id="rId67">
-        <w:r>
-          <w:rPr>
-            <w:lang w:val="zh_TW" w:bidi="zh_TW"/>
-          </w:rPr>
-          <w:rPr>
-            <w:color w:val="0000EE"/>
-            <w:u w:val="single"/>
-          </w:rPr>
-          <w:t>創5:22–24</w:t>
-        </w:r>
-      </w:hyperlink>
-      <w:r>
-        <w:rPr>
-          <w:lang w:val="zh_TW" w:bidi="zh_TW"/>
-        </w:rPr>
-        <w:t>；</w:t>
-      </w:r>
-      <w:hyperlink r:id="rId68">
-        <w:r>
-          <w:rPr>
-            <w:lang w:val="zh_TW" w:bidi="zh_TW"/>
-          </w:rPr>
-          <w:rPr>
-            <w:color w:val="0000EE"/>
-            <w:u w:val="single"/>
-          </w:rPr>
-          <w:t>來11:5</w:t>
-        </w:r>
-      </w:hyperlink>
-      <w:r>
-        <w:rPr>
-          <w:lang w:val="zh_TW" w:bidi="zh_TW"/>
-        </w:rPr>
-        <w:t>）和</w:t>
-      </w:r>
-    </w:p>
-    <w:p>
-      <w:pPr>
-        <w:pStyle w:val="ListBullet"/>
-        <w:spacing w:line="240" w:lineRule="auto"/>
-        <w:ind w:left="720"/>
-      </w:pPr>
-      <w:r>
-        <w:rPr>
-          <w:lang w:val="zh_TW" w:bidi="zh_TW"/>
-        </w:rPr>
-      </w:r>
-      <w:r>
-        <w:rPr>
-          <w:lang w:val="zh_TW" w:bidi="zh_TW"/>
-        </w:rPr>
-        <w:t>以利亞（</w:t>
-      </w:r>
-      <w:hyperlink r:id="rId69">
-        <w:r>
-          <w:rPr>
-            <w:lang w:val="zh_TW" w:bidi="zh_TW"/>
-          </w:rPr>
-          <w:rPr>
-            <w:color w:val="0000EE"/>
-            <w:u w:val="single"/>
-          </w:rPr>
-          <w:t>王下2:11</w:t>
-        </w:r>
-      </w:hyperlink>
-      <w:r>
-        <w:rPr>
-          <w:lang w:val="zh_TW" w:bidi="zh_TW"/>
-        </w:rPr>
-        <w:t>）</w:t>
+        <w:t>雖然信徒內在仍存在聖靈與肉體的爭戰，但保羅指出，聖靈有得勝之道。就身體而言，「肉體」是在成聖的範圍之內（</w:t>
+      </w:r>
+      <w:hyperlink r:id="rId72">
+        <w:r>
+          <w:rPr>
+            <w:lang w:val="zh_TW" w:bidi="zh_TW"/>
+          </w:rPr>
+          <w:rPr>
+            <w:color w:val="0000EE"/>
+            <w:u w:val="single"/>
+          </w:rPr>
+          <w:t>帖前5:23</w:t>
+        </w:r>
+      </w:hyperlink>
+      <w:r>
+        <w:rPr>
+          <w:lang w:val="zh_TW" w:bidi="zh_TW"/>
+        </w:rPr>
+        <w:t>），但就未重生的人性而言，這樣的肉體只能被治死。</w:t>
       </w:r>
     </w:p>
     <w:p>
@@ -2061,61 +1743,7 @@
         <w:rPr>
           <w:lang w:val="zh_TW" w:bidi="zh_TW"/>
         </w:rPr>
-        <w:t>後來，保羅也曾提到自己被提到第三層天，約翰也曾被召上天上（</w:t>
-      </w:r>
-      <w:hyperlink r:id="rId70">
-        <w:r>
-          <w:rPr>
-            <w:lang w:val="zh_TW" w:bidi="zh_TW"/>
-          </w:rPr>
-          <w:rPr>
-            <w:color w:val="0000EE"/>
-            <w:u w:val="single"/>
-          </w:rPr>
-          <w:t>啟4:1</w:t>
-        </w:r>
-      </w:hyperlink>
-      <w:r>
-        <w:rPr>
-          <w:lang w:val="zh_TW" w:bidi="zh_TW"/>
-        </w:rPr>
-        <w:t>），而神計劃要使天上充滿祂的百姓（參</w:t>
-      </w:r>
-      <w:hyperlink r:id="rId71">
-        <w:r>
-          <w:rPr>
-            <w:lang w:val="zh_TW" w:bidi="zh_TW"/>
-          </w:rPr>
-          <w:rPr>
-            <w:color w:val="0000EE"/>
-            <w:u w:val="single"/>
-          </w:rPr>
-          <w:t>啟19:1</w:t>
-        </w:r>
-      </w:hyperlink>
-      <w:r>
-        <w:rPr>
-          <w:lang w:val="zh_TW" w:bidi="zh_TW"/>
-        </w:rPr>
-        <w:t>）。最終，所有信徒都要在天上與神同住，並且得著新的復活身體。當耶穌再來接祂的百姓時，他們就要得著這些身體（</w:t>
-      </w:r>
-      <w:hyperlink r:id="rId72">
-        <w:r>
-          <w:rPr>
-            <w:lang w:val="zh_TW" w:bidi="zh_TW"/>
-          </w:rPr>
-          <w:rPr>
-            <w:color w:val="0000EE"/>
-            <w:u w:val="single"/>
-          </w:rPr>
-          <w:t>帖前4:16–17</w:t>
-        </w:r>
-      </w:hyperlink>
-      <w:r>
-        <w:rPr>
-          <w:lang w:val="zh_TW" w:bidi="zh_TW"/>
-        </w:rPr>
-        <w:t>；</w:t>
+        <w:t>這就是所謂客觀與主觀之間的張力。因為在基督裡已經發生了一些事（客觀的事實），因此必然會產生一些屬靈的結果（主觀的經歷）。依據保羅的觀點，「肉體」已經在基督的死中被治死。凡屬基督的人，已經把肉體連同邪情私慾同釘在十字架上（</w:t>
       </w:r>
       <w:hyperlink r:id="rId73">
         <w:r>
@@ -2126,14 +1754,32 @@
             <w:color w:val="0000EE"/>
             <w:u w:val="single"/>
           </w:rPr>
-          <w:t>啟19:1–4</w:t>
-        </w:r>
-      </w:hyperlink>
-      <w:r>
-        <w:rPr>
-          <w:lang w:val="zh_TW" w:bidi="zh_TW"/>
-        </w:rPr>
-        <w:t>）。那時，耶穌還要賜下特別的獎賞給祂的跟隨者（</w:t>
+          <w:t>加5:24</w:t>
+        </w:r>
+      </w:hyperlink>
+      <w:r>
+        <w:rPr>
+          <w:lang w:val="zh_TW" w:bidi="zh_TW"/>
+        </w:rPr>
+        <w:t>）。保羅在別處也說：「我已經與基督同釘十字架」（</w:t>
+      </w:r>
+      <w:hyperlink r:id="rId39">
+        <w:r>
+          <w:rPr>
+            <w:lang w:val="zh_TW" w:bidi="zh_TW"/>
+          </w:rPr>
+          <w:rPr>
+            <w:color w:val="0000EE"/>
+            <w:u w:val="single"/>
+          </w:rPr>
+          <w:t>2:20</w:t>
+        </w:r>
+      </w:hyperlink>
+      <w:r>
+        <w:rPr>
+          <w:lang w:val="zh_TW" w:bidi="zh_TW"/>
+        </w:rPr>
+        <w:t>），又說：「我們的舊人和他同釘十字架」（</w:t>
       </w:r>
       <w:hyperlink r:id="rId74">
         <w:r>
@@ -2144,14 +1790,14 @@
             <w:color w:val="0000EE"/>
             <w:u w:val="single"/>
           </w:rPr>
-          <w:t>太5:12</w:t>
-        </w:r>
-      </w:hyperlink>
-      <w:r>
-        <w:rPr>
-          <w:lang w:val="zh_TW" w:bidi="zh_TW"/>
-        </w:rPr>
-        <w:t>；</w:t>
+          <w:t>羅6:6</w:t>
+        </w:r>
+      </w:hyperlink>
+      <w:r>
+        <w:rPr>
+          <w:lang w:val="zh_TW" w:bidi="zh_TW"/>
+        </w:rPr>
+        <w:t>）。這些經文顯明，「肉體」與「舊人」在某種意義上是相同的。這種相同的概念也在保羅有關「同釘十字架」的教導中得到進一步印證，因為當保羅說「肉體同釘十字架」時，他的意思與他在羅馬書中所說的是一致的：「我們在罪上死了的人豈可仍在罪中活著呢？豈不知我們這受洗歸入基督耶穌的人是受洗歸入他的死嗎？所以，我們藉著洗禮歸入死，和他一同埋葬」（</w:t>
       </w:r>
       <w:hyperlink r:id="rId75">
         <w:r>
@@ -2162,128 +1808,14 @@
             <w:color w:val="0000EE"/>
             <w:u w:val="single"/>
           </w:rPr>
-          <w:t>林前9:25</w:t>
-        </w:r>
-      </w:hyperlink>
-      <w:r>
-        <w:rPr>
-          <w:lang w:val="zh_TW" w:bidi="zh_TW"/>
-        </w:rPr>
-        <w:t>；</w:t>
-      </w:r>
-      <w:hyperlink r:id="rId76">
-        <w:r>
-          <w:rPr>
-            <w:lang w:val="zh_TW" w:bidi="zh_TW"/>
-          </w:rPr>
-          <w:rPr>
-            <w:color w:val="0000EE"/>
-            <w:u w:val="single"/>
-          </w:rPr>
-          <w:t>林後5:1</w:t>
-        </w:r>
-      </w:hyperlink>
-      <w:r>
-        <w:rPr>
-          <w:lang w:val="zh_TW" w:bidi="zh_TW"/>
-        </w:rPr>
-        <w:t>；</w:t>
-      </w:r>
-      <w:hyperlink r:id="rId77">
-        <w:r>
-          <w:rPr>
-            <w:lang w:val="zh_TW" w:bidi="zh_TW"/>
-          </w:rPr>
-          <w:rPr>
-            <w:color w:val="0000EE"/>
-            <w:u w:val="single"/>
-          </w:rPr>
-          <w:t>提後4:8</w:t>
-        </w:r>
-      </w:hyperlink>
-      <w:r>
-        <w:rPr>
-          <w:lang w:val="zh_TW" w:bidi="zh_TW"/>
-        </w:rPr>
-        <w:t>；</w:t>
-      </w:r>
-      <w:hyperlink r:id="rId78">
-        <w:r>
-          <w:rPr>
-            <w:lang w:val="zh_TW" w:bidi="zh_TW"/>
-          </w:rPr>
-          <w:rPr>
-            <w:color w:val="0000EE"/>
-            <w:u w:val="single"/>
-          </w:rPr>
-          <w:t>雅1:12</w:t>
-        </w:r>
-      </w:hyperlink>
-      <w:r>
-        <w:rPr>
-          <w:lang w:val="zh_TW" w:bidi="zh_TW"/>
-        </w:rPr>
-        <w:t>；</w:t>
-      </w:r>
-      <w:hyperlink r:id="rId79">
-        <w:r>
-          <w:rPr>
-            <w:lang w:val="zh_TW" w:bidi="zh_TW"/>
-          </w:rPr>
-          <w:rPr>
-            <w:color w:val="0000EE"/>
-            <w:u w:val="single"/>
-          </w:rPr>
-          <w:t>彼前1:4，</w:t>
-        </w:r>
-      </w:hyperlink>
-      <w:hyperlink r:id="rId80">
-        <w:r>
-          <w:rPr>
-            <w:lang w:val="zh_TW" w:bidi="zh_TW"/>
-          </w:rPr>
-          <w:rPr>
-            <w:color w:val="0000EE"/>
-            <w:u w:val="single"/>
-          </w:rPr>
-          <w:t>5:4</w:t>
-        </w:r>
-      </w:hyperlink>
-      <w:r>
-        <w:rPr>
-          <w:lang w:val="zh_TW" w:bidi="zh_TW"/>
-        </w:rPr>
-        <w:t>；</w:t>
-      </w:r>
-      <w:hyperlink r:id="rId81">
-        <w:r>
-          <w:rPr>
-            <w:lang w:val="zh_TW" w:bidi="zh_TW"/>
-          </w:rPr>
-          <w:rPr>
-            <w:color w:val="0000EE"/>
-            <w:u w:val="single"/>
-          </w:rPr>
-          <w:t>啟2:10，</w:t>
-        </w:r>
-      </w:hyperlink>
-      <w:hyperlink r:id="rId82">
-        <w:r>
-          <w:rPr>
-            <w:lang w:val="zh_TW" w:bidi="zh_TW"/>
-          </w:rPr>
-          <w:rPr>
-            <w:color w:val="0000EE"/>
-            <w:u w:val="single"/>
-          </w:rPr>
-          <w:t>4:10</w:t>
-        </w:r>
-      </w:hyperlink>
-      <w:r>
-        <w:rPr>
-          <w:lang w:val="zh_TW" w:bidi="zh_TW"/>
-        </w:rPr>
-        <w:t>）。</w:t>
+          <w:t>1–4</w:t>
+        </w:r>
+      </w:hyperlink>
+      <w:r>
+        <w:rPr>
+          <w:lang w:val="zh_TW" w:bidi="zh_TW"/>
+        </w:rPr>
+        <w:t>節）。這表明我這個人親身在基督裡與祂同死。</w:t>
       </w:r>
     </w:p>
     <w:p>
@@ -2295,50 +1827,81 @@
       </w:r>
       <w:r>
         <w:rPr>
-          <w:i/>
-          <w:lang w:val="zh_TW" w:bidi="zh_TW"/>
-        </w:rPr>
-        <w:t>另見</w:t>
-      </w:r>
-      <w:r>
-        <w:rPr>
-          <w:lang w:val="zh_TW" w:bidi="zh_TW"/>
-        </w:rPr>
-        <w:t xml:space="preserve"> </w:t>
-      </w:r>
-      <w:r>
-        <w:rPr>
-          <w:lang w:val="zh_TW" w:bidi="zh_TW"/>
-        </w:rPr>
-        <w:t>亞伯拉罕的懷抱；</w:t>
-      </w:r>
-      <w:r>
-        <w:rPr>
-          <w:lang w:val="zh_TW" w:bidi="zh_TW"/>
-        </w:rPr>
-        <w:t>新天新地；</w:t>
-      </w:r>
-      <w:r>
-        <w:rPr>
-          <w:lang w:val="zh_TW" w:bidi="zh_TW"/>
-        </w:rPr>
-        <w:t>樂園</w:t>
-      </w:r>
-      <w:r>
-        <w:rPr>
-          <w:lang w:val="zh_TW" w:bidi="zh_TW"/>
-        </w:rPr>
-        <w:t>。</w:t>
-      </w:r>
-      <w:r>
-        <w:rPr>
-          <w:lang w:val="zh_TW" w:bidi="zh_TW"/>
-        </w:rPr>
-      </w:r>
-      <w:r>
-        <w:rPr>
-          <w:lang w:val="zh_TW" w:bidi="zh_TW"/>
-        </w:rPr>
+          <w:lang w:val="zh_TW" w:bidi="zh_TW"/>
+        </w:rPr>
+        <w:t>這種「肉體同釘十字架與同死」並非是自動發生的事，而是必須藉著信心而實際應用的真理。這涉及兩個方面：首先，信徒必須承認肉體已與基督同釘十字架。「這樣，你們向罪也當看自己是死的；向神在基督耶穌裡，卻當看自己是活的。」（</w:t>
+      </w:r>
+      <w:hyperlink r:id="rId76">
+        <w:r>
+          <w:rPr>
+            <w:lang w:val="zh_TW" w:bidi="zh_TW"/>
+          </w:rPr>
+          <w:rPr>
+            <w:color w:val="0000EE"/>
+            <w:u w:val="single"/>
+          </w:rPr>
+          <w:t>羅6:11</w:t>
+        </w:r>
+      </w:hyperlink>
+      <w:r>
+        <w:rPr>
+          <w:lang w:val="zh_TW" w:bidi="zh_TW"/>
+        </w:rPr>
+        <w:t>）。除非一個人確實已與基督同死、同釘十字架，他就不能真實地看自己「向罪是死的」。但既然這事在信主得救的那一刻已經發生，就可以在日常生活中實際活出來。那些與基督同死的人，應當「治死身體的惡行」（</w:t>
+      </w:r>
+      <w:hyperlink r:id="rId77">
+        <w:r>
+          <w:rPr>
+            <w:lang w:val="zh_TW" w:bidi="zh_TW"/>
+          </w:rPr>
+          <w:rPr>
+            <w:color w:val="0000EE"/>
+            <w:u w:val="single"/>
+          </w:rPr>
+          <w:t>8:13</w:t>
+        </w:r>
+      </w:hyperlink>
+      <w:r>
+        <w:rPr>
+          <w:lang w:val="zh_TW" w:bidi="zh_TW"/>
+        </w:rPr>
+        <w:t>）。這裡的「身體」是指「肉體」行事的工具，也就是那屬於未重生本性的感官生活。那些從死入生的人，應當把自己的肢體獻給神，作義的器具（</w:t>
+      </w:r>
+      <w:hyperlink r:id="rId78">
+        <w:r>
+          <w:rPr>
+            <w:lang w:val="zh_TW" w:bidi="zh_TW"/>
+          </w:rPr>
+          <w:rPr>
+            <w:color w:val="0000EE"/>
+            <w:u w:val="single"/>
+          </w:rPr>
+          <w:t>6:13</w:t>
+        </w:r>
+      </w:hyperlink>
+      <w:r>
+        <w:rPr>
+          <w:lang w:val="zh_TW" w:bidi="zh_TW"/>
+        </w:rPr>
+        <w:t>）。凡與基督同死的人，應當「治死」一切屬地的事——淫亂、污穢、貪婪等（</w:t>
+      </w:r>
+      <w:hyperlink r:id="rId79">
+        <w:r>
+          <w:rPr>
+            <w:lang w:val="zh_TW" w:bidi="zh_TW"/>
+          </w:rPr>
+          <w:rPr>
+            <w:color w:val="0000EE"/>
+            <w:u w:val="single"/>
+          </w:rPr>
+          <w:t>西3:5</w:t>
+        </w:r>
+      </w:hyperlink>
+      <w:r>
+        <w:rPr>
+          <w:lang w:val="zh_TW" w:bidi="zh_TW"/>
+        </w:rPr>
+        <w:t>）。既然已經脫去舊人、穿上新人，信徒就應當在生活中表現出憐憫、恩慈、謙卑等美德。</w:t>
       </w:r>
     </w:p>
     <w:p>
@@ -2348,21 +1911,47 @@
           <w:lang w:val="zh_TW" w:bidi="zh_TW"/>
         </w:rPr>
       </w:r>
-    </w:p>
-    <w:p>
-      <w:pPr>
-        <w:pStyle w:val="Heading2"/>
-      </w:pPr>
-      <w:r>
-        <w:rPr>
-          <w:lang w:val="zh_TW" w:bidi="zh_TW"/>
-        </w:rPr>
-        <w:t>天啟</w:t>
-      </w:r>
-      <w:r>
-        <w:rPr>
-          <w:lang w:val="zh_TW" w:bidi="zh_TW"/>
-        </w:rPr>
+      <w:r>
+        <w:rPr>
+          <w:lang w:val="zh_TW" w:bidi="zh_TW"/>
+        </w:rPr>
+        <w:t>勝過肉體，有時被形容為在聖靈裡行事。「你們當順著聖靈而行，就不放縱肉體的情慾了」（</w:t>
+      </w:r>
+      <w:hyperlink r:id="rId80">
+        <w:r>
+          <w:rPr>
+            <w:lang w:val="zh_TW" w:bidi="zh_TW"/>
+          </w:rPr>
+          <w:rPr>
+            <w:color w:val="0000EE"/>
+            <w:u w:val="single"/>
+          </w:rPr>
+          <w:t>加5:16</w:t>
+        </w:r>
+      </w:hyperlink>
+      <w:r>
+        <w:rPr>
+          <w:lang w:val="zh_TW" w:bidi="zh_TW"/>
+        </w:rPr>
+        <w:t>；參</w:t>
+      </w:r>
+      <w:hyperlink r:id="rId81">
+        <w:r>
+          <w:rPr>
+            <w:lang w:val="zh_TW" w:bidi="zh_TW"/>
+          </w:rPr>
+          <w:rPr>
+            <w:color w:val="0000EE"/>
+            <w:u w:val="single"/>
+          </w:rPr>
+          <w:t>羅8:4</w:t>
+        </w:r>
+      </w:hyperlink>
+      <w:r>
+        <w:rPr>
+          <w:lang w:val="zh_TW" w:bidi="zh_TW"/>
+        </w:rPr>
+        <w:t>）。順著聖靈而行的意思，就是在每一刻都讓聖靈掌管生命。</w:t>
       </w:r>
     </w:p>
     <w:p>
@@ -2374,2125 +1963,28 @@
       </w:r>
       <w:r>
         <w:rPr>
-          <w:lang w:val="zh_TW" w:bidi="zh_TW"/>
-        </w:rPr>
-        <w:t>這個詞源自希臘文，意思是「啟示」（揭示先前隱藏的事物）。它既指一種思維方式，也指一種文學類型。這兩者都涉及未來的事情，特別是有關審判的內容（這在神學上稱為「末世論」，即對末世的研究）。</w:t>
-      </w:r>
-    </w:p>
-    <w:p>
-      <w:pPr>
-        <w:pStyle w:val="Heading3"/>
-      </w:pPr>
-      <w:r>
-        <w:rPr>
-          <w:lang w:val="zh_TW" w:bidi="zh_TW"/>
-        </w:rPr>
-        <w:t>什麼是天啟文學？</w:t>
-      </w:r>
-    </w:p>
-    <w:p>
-      <w:pPr/>
-      <w:r>
-        <w:rPr>
-          <w:lang w:val="zh_TW" w:bidi="zh_TW"/>
-        </w:rPr>
-      </w:r>
-      <w:r>
-        <w:rPr>
-          <w:lang w:val="zh_TW" w:bidi="zh_TW"/>
-        </w:rPr>
-        <w:t>「天啟」文學作品是自稱是來自神的訊息的故事。作者表示這些信息是通常是透過異象所得到的。這類文學通常有兩部分：</w:t>
-      </w:r>
-    </w:p>
-    <w:p>
-      <w:pPr>
-        <w:pStyle w:val="ListNumber"/>
-        <w:numPr>
-          <w:ilvl w:val="0"/>
-          <w:numId w:val="16"/>
-        </w:numPr>
-        <w:spacing w:line="240" w:lineRule="auto"/>
-        <w:ind w:left="720"/>
-      </w:pPr>
-      <w:r>
-        <w:rPr>
-          <w:lang w:val="zh_TW" w:bidi="zh_TW"/>
-        </w:rPr>
-      </w:r>
-      <w:r>
-        <w:rPr>
-          <w:lang w:val="zh_TW" w:bidi="zh_TW"/>
-        </w:rPr>
-        <w:t>對異象的詳細描述</w:t>
-      </w:r>
-    </w:p>
-    <w:p>
-      <w:pPr>
-        <w:pStyle w:val="ListNumber"/>
-        <w:spacing w:line="240" w:lineRule="auto"/>
-        <w:ind w:left="720"/>
-      </w:pPr>
-      <w:r>
-        <w:rPr>
-          <w:lang w:val="zh_TW" w:bidi="zh_TW"/>
-        </w:rPr>
-      </w:r>
-      <w:r>
-        <w:rPr>
-          <w:lang w:val="zh_TW" w:bidi="zh_TW"/>
-        </w:rPr>
-        <w:t>有關異象意義的解釋</w:t>
-      </w:r>
-    </w:p>
-    <w:p>
-      <w:pPr/>
-      <w:r>
-        <w:rPr>
-          <w:lang w:val="zh_TW" w:bidi="zh_TW"/>
-        </w:rPr>
-      </w:r>
-      <w:r>
-        <w:rPr>
-          <w:lang w:val="zh_TW" w:bidi="zh_TW"/>
-        </w:rPr>
-        <w:t>但以理書後半部分記述了許多這類異象（</w:t>
-      </w:r>
-      <w:hyperlink r:id="rId83">
-        <w:r>
-          <w:rPr>
-            <w:lang w:val="zh_TW" w:bidi="zh_TW"/>
-          </w:rPr>
-          <w:rPr>
-            <w:color w:val="0000EE"/>
-            <w:u w:val="single"/>
-          </w:rPr>
-          <w:t>但7–12章</w:t>
-        </w:r>
-      </w:hyperlink>
-      <w:r>
-        <w:rPr>
-          <w:lang w:val="zh_TW" w:bidi="zh_TW"/>
-        </w:rPr>
-        <w:t>）。整卷啟示錄也是如此。此外，舊約先知書中也經常出現啟示性的異象（例如，</w:t>
-      </w:r>
-      <w:hyperlink r:id="rId84">
-        <w:r>
-          <w:rPr>
-            <w:lang w:val="zh_TW" w:bidi="zh_TW"/>
-          </w:rPr>
-          <w:rPr>
-            <w:color w:val="0000EE"/>
-            <w:u w:val="single"/>
-          </w:rPr>
-          <w:t>賽6章</w:t>
-        </w:r>
-      </w:hyperlink>
+          <w:i/>
+          <w:lang w:val="zh_TW" w:bidi="zh_TW"/>
+        </w:rPr>
+        <w:t>另見</w:t>
+      </w:r>
+      <w:r>
+        <w:rPr>
+          <w:lang w:val="zh_TW" w:bidi="zh_TW"/>
+        </w:rPr>
+        <w:t>身體</w:t>
+      </w:r>
       <w:r>
         <w:rPr>
           <w:lang w:val="zh_TW" w:bidi="zh_TW"/>
         </w:rPr>
         <w:t>；</w:t>
       </w:r>
-      <w:hyperlink r:id="rId85">
-        <w:r>
-          <w:rPr>
-            <w:lang w:val="zh_TW" w:bidi="zh_TW"/>
-          </w:rPr>
-          <w:rPr>
-            <w:color w:val="0000EE"/>
-            <w:u w:val="single"/>
-          </w:rPr>
-          <w:t>摩7–9章</w:t>
-        </w:r>
-      </w:hyperlink>
-      <w:r>
-        <w:rPr>
-          <w:lang w:val="zh_TW" w:bidi="zh_TW"/>
-        </w:rPr>
-        <w:t>；</w:t>
-      </w:r>
-      <w:hyperlink r:id="rId86">
-        <w:r>
-          <w:rPr>
-            <w:lang w:val="zh_TW" w:bidi="zh_TW"/>
-          </w:rPr>
-          <w:rPr>
-            <w:color w:val="0000EE"/>
-            <w:u w:val="single"/>
-          </w:rPr>
-          <w:t>亞1–6章</w:t>
-        </w:r>
-      </w:hyperlink>
-      <w:r>
-        <w:rPr>
-          <w:lang w:val="zh_TW" w:bidi="zh_TW"/>
-        </w:rPr>
-        <w:t>）。這些異象在天啟文學中特別突出，並決定了這類文學的基本文學形式和結構。有時候，如在但以理書中記載，天啟的先知（apocalyptic seer）通過異夢領受啟示信息。</w:t>
-      </w:r>
-    </w:p>
-    <w:p>
-      <w:pPr/>
-      <w:r>
-        <w:rPr>
-          <w:lang w:val="zh_TW" w:bidi="zh_TW"/>
-        </w:rPr>
-      </w:r>
-      <w:r>
-        <w:rPr>
-          <w:lang w:val="zh_TW" w:bidi="zh_TW"/>
-        </w:rPr>
-        <w:t>而在另一類異象中，如啟示錄，天啟的先知被提到天上。在天上，作者看到並聽到了要傳達給世人的信息（參保羅在</w:t>
-      </w:r>
-      <w:hyperlink r:id="rId87">
-        <w:r>
-          <w:rPr>
-            <w:lang w:val="zh_TW" w:bidi="zh_TW"/>
-          </w:rPr>
-          <w:rPr>
-            <w:color w:val="0000EE"/>
-            <w:u w:val="single"/>
-          </w:rPr>
-          <w:t>林後12:1–4</w:t>
-        </w:r>
-      </w:hyperlink>
-      <w:r>
-        <w:rPr>
-          <w:lang w:val="zh_TW" w:bidi="zh_TW"/>
-        </w:rPr>
-        <w:t>中的經歷）。天啟先知往往無法理解所領受的異象的含義。在這種情況下，一位「解釋的天使」會闡明異象的意義（</w:t>
-      </w:r>
-      <w:hyperlink r:id="rId88">
-        <w:r>
-          <w:rPr>
-            <w:lang w:val="zh_TW" w:bidi="zh_TW"/>
-          </w:rPr>
-          <w:rPr>
-            <w:color w:val="0000EE"/>
-            <w:u w:val="single"/>
-          </w:rPr>
-          <w:t>但8:15–26，</w:t>
-        </w:r>
-      </w:hyperlink>
-      <w:hyperlink r:id="rId89">
-        <w:r>
-          <w:rPr>
-            <w:lang w:val="zh_TW" w:bidi="zh_TW"/>
-          </w:rPr>
-          <w:rPr>
-            <w:color w:val="0000EE"/>
-            <w:u w:val="single"/>
-          </w:rPr>
-          <w:t>9:20–27，</w:t>
-        </w:r>
-      </w:hyperlink>
-      <w:hyperlink r:id="rId90">
-        <w:r>
-          <w:rPr>
-            <w:lang w:val="zh_TW" w:bidi="zh_TW"/>
-          </w:rPr>
-          <w:rPr>
-            <w:color w:val="0000EE"/>
-            <w:u w:val="single"/>
-          </w:rPr>
-          <w:t>10:18–12:4</w:t>
-        </w:r>
-      </w:hyperlink>
-      <w:r>
-        <w:rPr>
-          <w:lang w:val="zh_TW" w:bidi="zh_TW"/>
-        </w:rPr>
-        <w:t>；</w:t>
-      </w:r>
-      <w:hyperlink r:id="rId91">
-        <w:r>
-          <w:rPr>
-            <w:lang w:val="zh_TW" w:bidi="zh_TW"/>
-          </w:rPr>
-          <w:rPr>
-            <w:color w:val="0000EE"/>
-            <w:u w:val="single"/>
-          </w:rPr>
-          <w:t>啟7:13–17，</w:t>
-        </w:r>
-      </w:hyperlink>
-      <w:hyperlink r:id="rId92">
-        <w:r>
-          <w:rPr>
-            <w:lang w:val="zh_TW" w:bidi="zh_TW"/>
-          </w:rPr>
-          <w:rPr>
-            <w:color w:val="0000EE"/>
-            <w:u w:val="single"/>
-          </w:rPr>
-          <w:t>17:7–18</w:t>
-        </w:r>
-      </w:hyperlink>
-      <w:r>
-        <w:rPr>
-          <w:lang w:val="zh_TW" w:bidi="zh_TW"/>
-        </w:rPr>
-        <w:t>）。</w:t>
-      </w:r>
-    </w:p>
-    <w:p>
-      <w:pPr>
-        <w:pStyle w:val="Heading3"/>
-      </w:pPr>
-      <w:r>
-        <w:rPr>
-          <w:lang w:val="zh_TW" w:bidi="zh_TW"/>
-        </w:rPr>
-        <w:t>聖經中關於末世的兩種思維方式</w:t>
-      </w:r>
-    </w:p>
-    <w:p>
-      <w:pPr/>
-      <w:r>
-        <w:rPr>
-          <w:lang w:val="zh_TW" w:bidi="zh_TW"/>
-        </w:rPr>
-      </w:r>
-      <w:r>
-        <w:rPr>
-          <w:lang w:val="zh_TW" w:bidi="zh_TW"/>
-        </w:rPr>
-        <w:t>聖經中有兩種主要的末世（末世論）思維</w:t>
-      </w:r>
-      <w:r>
-        <w:rPr>
-          <w:lang w:val="zh_TW" w:bidi="zh_TW"/>
-        </w:rPr>
-        <w:t>方式</w:t>
-      </w:r>
-      <w:r>
-        <w:rPr>
-          <w:lang w:val="zh_TW" w:bidi="zh_TW"/>
-        </w:rPr>
-        <w:t>：</w:t>
-      </w:r>
-    </w:p>
-    <w:p>
-      <w:pPr>
-        <w:pStyle w:val="ListNumber"/>
-        <w:numPr>
-          <w:ilvl w:val="0"/>
-          <w:numId w:val="17"/>
-        </w:numPr>
-        <w:spacing w:line="240" w:lineRule="auto"/>
-        <w:ind w:left="720"/>
-      </w:pPr>
-      <w:r>
-        <w:rPr>
-          <w:lang w:val="zh_TW" w:bidi="zh_TW"/>
-        </w:rPr>
-      </w:r>
-      <w:r>
-        <w:rPr>
-          <w:lang w:val="zh_TW" w:bidi="zh_TW"/>
-        </w:rPr>
-        <w:t>預言性末世論（舊約中的主要類型）認為：</w:t>
-      </w:r>
-    </w:p>
-    <w:p>
-      <w:pPr>
-        <w:pStyle w:val="ListBullet"/>
-        <w:spacing w:line="240" w:lineRule="auto"/>
-        <w:ind w:left="1440"/>
-      </w:pPr>
-      <w:r>
-        <w:rPr>
-          <w:lang w:val="zh_TW" w:bidi="zh_TW"/>
-        </w:rPr>
-      </w:r>
-      <w:r>
-        <w:rPr>
-          <w:lang w:val="zh_TW" w:bidi="zh_TW"/>
-        </w:rPr>
-        <w:t>神會在</w:t>
-      </w:r>
-      <w:r>
-        <w:rPr>
-          <w:lang w:val="zh_TW" w:bidi="zh_TW"/>
-        </w:rPr>
-        <w:t>人類</w:t>
-      </w:r>
-      <w:r>
-        <w:rPr>
-          <w:lang w:val="zh_TW" w:bidi="zh_TW"/>
-        </w:rPr>
-        <w:t>歷史中介入行動。</w:t>
-      </w:r>
-    </w:p>
-    <w:p>
-      <w:pPr>
-        <w:pStyle w:val="ListBullet"/>
-        <w:spacing w:line="240" w:lineRule="auto"/>
-        <w:ind w:left="1440"/>
-      </w:pPr>
-      <w:r>
-        <w:rPr>
-          <w:lang w:val="zh_TW" w:bidi="zh_TW"/>
-        </w:rPr>
-      </w:r>
-      <w:r>
-        <w:rPr>
-          <w:lang w:val="zh_TW" w:bidi="zh_TW"/>
-        </w:rPr>
-        <w:t>神會將人類和大自然恢復到人類首次違背神之前的完美狀態</w:t>
-      </w:r>
-      <w:r>
-        <w:rPr>
-          <w:lang w:val="zh_TW" w:bidi="zh_TW"/>
-        </w:rPr>
-        <w:t>。</w:t>
-      </w:r>
-    </w:p>
-    <w:p>
-      <w:pPr>
-        <w:pStyle w:val="ListNumber"/>
-        <w:numPr>
-          <w:ilvl w:val="0"/>
-          <w:numId w:val="18"/>
-        </w:numPr>
-        <w:spacing w:line="240" w:lineRule="auto"/>
-        <w:ind w:left="720"/>
-      </w:pPr>
-      <w:r>
-        <w:rPr>
-          <w:lang w:val="zh_TW" w:bidi="zh_TW"/>
-        </w:rPr>
-      </w:r>
-      <w:r>
-        <w:rPr>
-          <w:lang w:val="zh_TW" w:bidi="zh_TW"/>
-        </w:rPr>
-        <w:t>天啟末世論認為：</w:t>
-      </w:r>
-    </w:p>
-    <w:p>
-      <w:pPr>
-        <w:pStyle w:val="ListBullet"/>
-        <w:spacing w:line="240" w:lineRule="auto"/>
-        <w:ind w:left="1440"/>
-      </w:pPr>
-      <w:r>
-        <w:rPr>
-          <w:lang w:val="zh_TW" w:bidi="zh_TW"/>
-        </w:rPr>
-      </w:r>
-      <w:r>
-        <w:rPr>
-          <w:lang w:val="zh_TW" w:bidi="zh_TW"/>
-        </w:rPr>
-        <w:t>神將摧毀當前這個不完美的世界。</w:t>
-      </w:r>
-    </w:p>
-    <w:p>
-      <w:pPr>
-        <w:pStyle w:val="ListBullet"/>
-        <w:spacing w:line="240" w:lineRule="auto"/>
-        <w:ind w:left="1440"/>
-      </w:pPr>
-      <w:r>
-        <w:rPr>
-          <w:lang w:val="zh_TW" w:bidi="zh_TW"/>
-        </w:rPr>
-      </w:r>
-      <w:r>
-        <w:rPr>
-          <w:lang w:val="zh_TW" w:bidi="zh_TW"/>
-        </w:rPr>
-        <w:t>神將會創造一個全新的完美世界（通常稱為</w:t>
-      </w:r>
-      <w:r>
-        <w:rPr>
-          <w:lang w:val="zh_TW" w:bidi="zh_TW"/>
-        </w:rPr>
-        <w:t>樂園</w:t>
-      </w:r>
-      <w:r>
-        <w:rPr>
-          <w:lang w:val="zh_TW" w:bidi="zh_TW"/>
-        </w:rPr>
-        <w:t>）。</w:t>
-      </w:r>
-    </w:p>
-    <w:p>
-      <w:pPr/>
-      <w:r>
-        <w:rPr>
-          <w:lang w:val="zh_TW" w:bidi="zh_TW"/>
-        </w:rPr>
-      </w:r>
-      <w:r>
-        <w:rPr>
-          <w:lang w:val="zh_TW" w:bidi="zh_TW"/>
-        </w:rPr>
-        <w:t>這兩種觀點都有一個核心信念：神將很快行動，拯救祂的百姓，並懲罰那些傷害他們的人。</w:t>
-      </w:r>
-    </w:p>
-    <w:p>
-      <w:pPr/>
-      <w:r>
-        <w:rPr>
-          <w:lang w:val="zh_TW" w:bidi="zh_TW"/>
-        </w:rPr>
-      </w:r>
-      <w:r>
-        <w:rPr>
-          <w:lang w:val="zh_TW" w:bidi="zh_TW"/>
-        </w:rPr>
-        <w:t>在以色列，天啟末世思想</w:t>
-      </w:r>
-      <w:r>
-        <w:rPr>
-          <w:lang w:val="zh_TW" w:bidi="zh_TW"/>
-        </w:rPr>
-        <w:t>在外邦統治時期</w:t>
-      </w:r>
-      <w:r>
-        <w:rPr>
-          <w:lang w:val="zh_TW" w:bidi="zh_TW"/>
-        </w:rPr>
-        <w:t>變得流行。這一變化始於公元前6世紀初。在此期間，預言性的末世思想開始衰退，而天啟末世思想變得逐漸盛行。</w:t>
-      </w:r>
-    </w:p>
-    <w:p>
-      <w:pPr/>
-      <w:r>
-        <w:rPr>
-          <w:lang w:val="zh_TW" w:bidi="zh_TW"/>
-        </w:rPr>
-      </w:r>
-      <w:r>
-        <w:rPr>
-          <w:lang w:val="zh_TW" w:bidi="zh_TW"/>
-        </w:rPr>
-        <w:t>但以理書是已知最古老的天啟文學範例，寫於公元前6世紀。後來，在公元前5世紀，瑪拉基書</w:t>
-      </w:r>
-      <w:r>
-        <w:rPr>
-          <w:lang w:val="zh_TW" w:bidi="zh_TW"/>
-        </w:rPr>
-        <w:t>被寫成</w:t>
-      </w:r>
-      <w:r>
-        <w:rPr>
-          <w:lang w:val="zh_TW" w:bidi="zh_TW"/>
-        </w:rPr>
-        <w:t>，</w:t>
-      </w:r>
-      <w:r>
-        <w:rPr>
-          <w:lang w:val="zh_TW" w:bidi="zh_TW"/>
-        </w:rPr>
-        <w:t>這</w:t>
-      </w:r>
-      <w:r>
-        <w:rPr>
-          <w:lang w:val="zh_TW" w:bidi="zh_TW"/>
-        </w:rPr>
-        <w:t>是古代以色列最後一卷先知書。在瑪拉基書之後，直到基督教興起，以色列再沒有新的預言書寫成。大多數猶太天啟文學</w:t>
-      </w:r>
-      <w:r>
-        <w:rPr>
-          <w:lang w:val="zh_TW" w:bidi="zh_TW"/>
-        </w:rPr>
-        <w:t>都在但以理書之後寫成</w:t>
-      </w:r>
-      <w:r>
-        <w:rPr>
-          <w:lang w:val="zh_TW" w:bidi="zh_TW"/>
-        </w:rPr>
-        <w:t>，即公元前3世紀至公元2世紀初之間。</w:t>
-      </w:r>
-    </w:p>
-    <w:p>
-      <w:pPr>
-        <w:pStyle w:val="Heading3"/>
-      </w:pPr>
-      <w:r>
-        <w:rPr>
-          <w:lang w:val="zh_TW" w:bidi="zh_TW"/>
-        </w:rPr>
-        <w:t>天啟思維的主要特點</w:t>
-      </w:r>
-    </w:p>
-    <w:p>
-      <w:pPr/>
-      <w:r>
-        <w:rPr>
-          <w:lang w:val="zh_TW" w:bidi="zh_TW"/>
-        </w:rPr>
-      </w:r>
-      <w:r>
-        <w:rPr>
-          <w:lang w:val="zh_TW" w:bidi="zh_TW"/>
-        </w:rPr>
-        <w:t>天啟文學強調神與撒但之間的衝突，將所有人和事分為兩組：站在神這邊的和站在撒但那邊的。這包括：</w:t>
-      </w:r>
-    </w:p>
-    <w:p>
-      <w:pPr>
-        <w:pStyle w:val="ListBullet"/>
-        <w:spacing w:line="240" w:lineRule="auto"/>
-        <w:ind w:left="720"/>
-      </w:pPr>
-      <w:r>
-        <w:rPr>
-          <w:lang w:val="zh_TW" w:bidi="zh_TW"/>
-        </w:rPr>
-      </w:r>
-      <w:r>
-        <w:rPr>
-          <w:lang w:val="zh_TW" w:bidi="zh_TW"/>
-        </w:rPr>
-        <w:t>人</w:t>
-      </w:r>
-    </w:p>
-    <w:p>
-      <w:pPr>
-        <w:pStyle w:val="ListBullet"/>
-        <w:spacing w:line="240" w:lineRule="auto"/>
-        <w:ind w:left="720"/>
-      </w:pPr>
-      <w:r>
-        <w:rPr>
-          <w:lang w:val="zh_TW" w:bidi="zh_TW"/>
-        </w:rPr>
-      </w:r>
-      <w:r>
-        <w:rPr>
-          <w:lang w:val="zh_TW" w:bidi="zh_TW"/>
-        </w:rPr>
-        <w:t>民族</w:t>
-      </w:r>
-    </w:p>
-    <w:p>
-      <w:pPr>
-        <w:pStyle w:val="ListBullet"/>
-        <w:spacing w:line="240" w:lineRule="auto"/>
-        <w:ind w:left="720"/>
-      </w:pPr>
-      <w:r>
-        <w:rPr>
-          <w:lang w:val="zh_TW" w:bidi="zh_TW"/>
-        </w:rPr>
-      </w:r>
-      <w:r>
-        <w:rPr>
-          <w:lang w:val="zh_TW" w:bidi="zh_TW"/>
-        </w:rPr>
-        <w:t>超自然存在（如天使和鬼魔）</w:t>
-      </w:r>
-    </w:p>
-    <w:p>
-      <w:pPr/>
-      <w:r>
-        <w:rPr>
-          <w:lang w:val="zh_TW" w:bidi="zh_TW"/>
-        </w:rPr>
-      </w:r>
-      <w:r>
-        <w:rPr>
-          <w:lang w:val="zh_TW" w:bidi="zh_TW"/>
-        </w:rPr>
-        <w:t>聖經一直將撒但描述為神和人類的敵人。我們可以在以下故事中看到這一點：</w:t>
-      </w:r>
-    </w:p>
-    <w:p>
-      <w:pPr>
-        <w:pStyle w:val="ListBullet"/>
-        <w:spacing w:line="240" w:lineRule="auto"/>
-        <w:ind w:left="720"/>
-      </w:pPr>
-      <w:r>
-        <w:rPr>
-          <w:lang w:val="zh_TW" w:bidi="zh_TW"/>
-        </w:rPr>
-      </w:r>
-      <w:r>
-        <w:rPr>
-          <w:lang w:val="zh_TW" w:bidi="zh_TW"/>
-        </w:rPr>
-        <w:t>在園中的亞當和夏娃（</w:t>
-      </w:r>
-      <w:hyperlink r:id="rId93">
-        <w:r>
-          <w:rPr>
-            <w:lang w:val="zh_TW" w:bidi="zh_TW"/>
-          </w:rPr>
-          <w:rPr>
-            <w:color w:val="0000EE"/>
-            <w:u w:val="single"/>
-          </w:rPr>
-          <w:t>創3:1–19</w:t>
-        </w:r>
-      </w:hyperlink>
-      <w:r>
-        <w:rPr>
-          <w:lang w:val="zh_TW" w:bidi="zh_TW"/>
-        </w:rPr>
-        <w:t>）</w:t>
-      </w:r>
-    </w:p>
-    <w:p>
-      <w:pPr>
-        <w:pStyle w:val="ListBullet"/>
-        <w:spacing w:line="240" w:lineRule="auto"/>
-        <w:ind w:left="720"/>
-      </w:pPr>
-      <w:r>
-        <w:rPr>
-          <w:lang w:val="zh_TW" w:bidi="zh_TW"/>
-        </w:rPr>
-      </w:r>
-      <w:r>
-        <w:rPr>
-          <w:lang w:val="zh_TW" w:bidi="zh_TW"/>
-        </w:rPr>
-        <w:t>撒但挑戰神關於約伯的事（</w:t>
-      </w:r>
-      <w:hyperlink r:id="rId94">
-        <w:r>
-          <w:rPr>
-            <w:lang w:val="zh_TW" w:bidi="zh_TW"/>
-          </w:rPr>
-          <w:rPr>
-            <w:color w:val="0000EE"/>
-            <w:u w:val="single"/>
-          </w:rPr>
-          <w:t>伯1:6–12，</w:t>
-        </w:r>
-      </w:hyperlink>
-      <w:hyperlink r:id="rId95">
-        <w:r>
-          <w:rPr>
-            <w:lang w:val="zh_TW" w:bidi="zh_TW"/>
-          </w:rPr>
-          <w:rPr>
-            <w:color w:val="0000EE"/>
-            <w:u w:val="single"/>
-          </w:rPr>
-          <w:t>2:1–8</w:t>
-        </w:r>
-      </w:hyperlink>
-      <w:r>
-        <w:rPr>
-          <w:lang w:val="zh_TW" w:bidi="zh_TW"/>
-        </w:rPr>
-        <w:t>）</w:t>
-      </w:r>
-    </w:p>
-    <w:p>
-      <w:pPr/>
-      <w:r>
-        <w:rPr>
-          <w:lang w:val="zh_TW" w:bidi="zh_TW"/>
-        </w:rPr>
-      </w:r>
-      <w:r>
-        <w:rPr>
-          <w:lang w:val="zh_TW" w:bidi="zh_TW"/>
-        </w:rPr>
-        <w:t>然而，天啟文學的作者相信，只要以色列百姓忠實遵循神的律法，撒但的力量就會受到限制。</w:t>
-      </w:r>
-    </w:p>
-    <w:p>
-      <w:pPr/>
-      <w:r>
-        <w:rPr>
-          <w:lang w:val="zh_TW" w:bidi="zh_TW"/>
-        </w:rPr>
-      </w:r>
-      <w:r>
-        <w:rPr>
-          <w:lang w:val="zh_TW" w:bidi="zh_TW"/>
-        </w:rPr>
-        <w:t>以色列長期被外邦統治，這讓猶太人覺得撒但暫時掌控世界的想法非常真實。天啟文學的作者提到歷史上不同時期統治以色列的外邦民族。他們認為這些民族是為撒但效力，是與神和祂的百姓作對的。這些作者相信，因為這些民族敵對神，所以他們最終會被神擊敗。</w:t>
-      </w:r>
-    </w:p>
-    <w:p>
-      <w:pPr/>
-      <w:r>
-        <w:rPr>
-          <w:lang w:val="zh_TW" w:bidi="zh_TW"/>
-        </w:rPr>
-      </w:r>
-      <w:r>
-        <w:rPr>
-          <w:lang w:val="zh_TW" w:bidi="zh_TW"/>
-        </w:rPr>
-        <w:t>天啟文學中最重要的信念是：即使情況看似非常糟糕，神的百姓仍相信他們最終會得勝。這並不等於相信任何事情都無法改變。相反，他們堅信神掌管一切，並會幫助祂的百姓戰勝所有敵人，無論是地上的或是屬靈世界中的敵人。</w:t>
-      </w:r>
-    </w:p>
-    <w:p>
-      <w:pPr/>
-      <w:r>
-        <w:rPr>
-          <w:lang w:val="zh_TW" w:bidi="zh_TW"/>
-        </w:rPr>
-      </w:r>
-      <w:r>
-        <w:rPr>
-          <w:lang w:val="zh_TW" w:bidi="zh_TW"/>
-        </w:rPr>
-        <w:t>許多天啟文學描述了以色列（或基督教會）未來將發生的事情。這些故事總是以神和祂的百姓最終的偉大得勝作結。例如，在但以理書中，神向尼布甲尼撒王展示了一個夢，並由但以理解釋這個夢的含義。</w:t>
-      </w:r>
-      <w:r>
-        <w:rPr>
-          <w:lang w:val="zh_TW" w:bidi="zh_TW"/>
-        </w:rPr>
-        <w:t>夢中有一座</w:t>
-      </w:r>
-      <w:r>
-        <w:rPr>
-          <w:lang w:val="zh_TW" w:bidi="zh_TW"/>
-        </w:rPr>
-        <w:t>由不同材料組成的巨大雕像，每個部分代表不同的王國，這些王國將先後統治其它民族。最後，一塊不是人手鑿出的石頭</w:t>
-      </w:r>
-      <w:r>
-        <w:rPr>
-          <w:lang w:val="zh_TW" w:bidi="zh_TW"/>
-        </w:rPr>
-        <w:t>從山而出</w:t>
-      </w:r>
-      <w:r>
-        <w:rPr>
-          <w:lang w:val="zh_TW" w:bidi="zh_TW"/>
-        </w:rPr>
-        <w:t>，摧毀了整座雕像。這塊石頭象徵神的國度（</w:t>
-      </w:r>
-      <w:hyperlink r:id="rId96">
-        <w:r>
-          <w:rPr>
-            <w:lang w:val="zh_TW" w:bidi="zh_TW"/>
-          </w:rPr>
-          <w:rPr>
-            <w:color w:val="0000EE"/>
-            <w:u w:val="single"/>
-          </w:rPr>
-          <w:t>但2:31–45）</w:t>
-        </w:r>
-      </w:hyperlink>
-      <w:r>
-        <w:rPr>
-          <w:lang w:val="zh_TW" w:bidi="zh_TW"/>
-        </w:rPr>
-        <w:t>。</w:t>
-      </w:r>
-    </w:p>
-    <w:p>
-      <w:pPr>
-        <w:pStyle w:val="Heading3"/>
-      </w:pPr>
-      <w:r>
-        <w:rPr>
-          <w:lang w:val="zh_TW" w:bidi="zh_TW"/>
-        </w:rPr>
-        <w:t>預言性與天啟性思維之間的差異</w:t>
-      </w:r>
-    </w:p>
-    <w:p>
-      <w:pPr/>
-      <w:r>
-        <w:rPr>
-          <w:lang w:val="zh_TW" w:bidi="zh_TW"/>
-        </w:rPr>
-      </w:r>
-      <w:r>
-        <w:rPr>
-          <w:lang w:val="zh_TW" w:bidi="zh_TW"/>
-        </w:rPr>
-        <w:t>關於末日的兩種思維方式（預言性和天啟性）在</w:t>
-      </w:r>
-      <w:r>
-        <w:rPr>
-          <w:lang w:val="zh_TW" w:bidi="zh_TW"/>
-        </w:rPr>
-        <w:t>幾個方面有所不同。</w:t>
-      </w:r>
-      <w:r>
-        <w:rPr>
-          <w:lang w:val="zh_TW" w:bidi="zh_TW"/>
-        </w:rPr>
-        <w:t>其中一個主要區別是神如何實現祂最終的勝利。</w:t>
-      </w:r>
-    </w:p>
-    <w:p>
-      <w:pPr/>
-      <w:r>
-        <w:rPr>
-          <w:lang w:val="zh_TW" w:bidi="zh_TW"/>
-        </w:rPr>
-      </w:r>
-      <w:r>
-        <w:rPr>
-          <w:lang w:val="zh_TW" w:bidi="zh_TW"/>
-        </w:rPr>
-        <w:t>在天啟文學中，大多數作者認為，神會在最終得勝之前引發一場影響全世界的大災難。不同的書卷對此有不同的描述：</w:t>
-      </w:r>
-    </w:p>
-    <w:p>
-      <w:pPr>
-        <w:pStyle w:val="ListBullet"/>
-        <w:spacing w:line="240" w:lineRule="auto"/>
-        <w:ind w:left="720"/>
-      </w:pPr>
-      <w:r>
-        <w:rPr>
-          <w:lang w:val="zh_TW" w:bidi="zh_TW"/>
-        </w:rPr>
-      </w:r>
-      <w:r>
-        <w:rPr>
-          <w:lang w:val="zh_TW" w:bidi="zh_TW"/>
-        </w:rPr>
-        <w:t>在但以理書中，神將介入人類歷史，擊敗邪惡，並建立祂的國度。</w:t>
-      </w:r>
-    </w:p>
-    <w:p>
-      <w:pPr>
-        <w:pStyle w:val="ListBullet"/>
-        <w:spacing w:line="240" w:lineRule="auto"/>
-        <w:ind w:left="720"/>
-      </w:pPr>
-      <w:r>
-        <w:rPr>
-          <w:lang w:val="zh_TW" w:bidi="zh_TW"/>
-        </w:rPr>
-      </w:r>
-      <w:r>
-        <w:rPr>
-          <w:lang w:val="zh_TW" w:bidi="zh_TW"/>
-        </w:rPr>
-        <w:t>在啟示錄中，神會先徹底毀滅舊世界，然後創造一個全新的世界（</w:t>
-      </w:r>
-      <w:hyperlink r:id="rId97">
-        <w:r>
-          <w:rPr>
-            <w:lang w:val="zh_TW" w:bidi="zh_TW"/>
-          </w:rPr>
-          <w:rPr>
-            <w:color w:val="0000EE"/>
-            <w:u w:val="single"/>
-          </w:rPr>
-          <w:t>啟21:1</w:t>
-        </w:r>
-      </w:hyperlink>
-      <w:r>
-        <w:rPr>
-          <w:lang w:val="zh_TW" w:bidi="zh_TW"/>
-        </w:rPr>
-        <w:t>；參</w:t>
-      </w:r>
-      <w:hyperlink r:id="rId98">
-        <w:r>
-          <w:rPr>
-            <w:lang w:val="zh_TW" w:bidi="zh_TW"/>
-          </w:rPr>
-          <w:rPr>
-            <w:color w:val="0000EE"/>
-            <w:u w:val="single"/>
-          </w:rPr>
-          <w:t>彼後3:10</w:t>
-        </w:r>
-      </w:hyperlink>
-      <w:r>
-        <w:rPr>
-          <w:lang w:val="zh_TW" w:bidi="zh_TW"/>
-        </w:rPr>
-        <w:t>）。</w:t>
-      </w:r>
-    </w:p>
-    <w:p>
-      <w:pPr/>
-      <w:r>
-        <w:rPr>
-          <w:lang w:val="zh_TW" w:bidi="zh_TW"/>
-        </w:rPr>
-      </w:r>
-      <w:r>
-        <w:rPr>
-          <w:lang w:val="zh_TW" w:bidi="zh_TW"/>
-        </w:rPr>
-        <w:t>天啟文學的普遍觀點是：情況</w:t>
-      </w:r>
-      <w:r>
-        <w:rPr>
-          <w:lang w:val="zh_TW" w:bidi="zh_TW"/>
-        </w:rPr>
-        <w:t>在好轉</w:t>
-      </w:r>
-      <w:r>
-        <w:rPr>
-          <w:lang w:val="zh_TW" w:bidi="zh_TW"/>
-        </w:rPr>
-        <w:t>之前會變得更糟。從大約公元前1000年到600年，以色列國力強盛而獨立。在這段和平時期，百姓不太擔心未來的災難。但在公元前586年，巴比倫軍隊摧毀耶路撒冷後，</w:t>
-      </w:r>
-      <w:r>
-        <w:rPr>
-          <w:lang w:val="zh_TW" w:bidi="zh_TW"/>
-        </w:rPr>
-        <w:t>一切都改變了</w:t>
-      </w:r>
-      <w:r>
-        <w:rPr>
-          <w:lang w:val="zh_TW" w:bidi="zh_TW"/>
-        </w:rPr>
-        <w:t>。</w:t>
-      </w:r>
-    </w:p>
-    <w:p>
-      <w:pPr/>
-      <w:r>
-        <w:rPr>
-          <w:lang w:val="zh_TW" w:bidi="zh_TW"/>
-        </w:rPr>
-      </w:r>
-      <w:r>
-        <w:rPr>
-          <w:lang w:val="zh_TW" w:bidi="zh_TW"/>
-        </w:rPr>
-        <w:t>在此之後，許多猶太作家</w:t>
-      </w:r>
-      <w:r>
-        <w:rPr>
-          <w:lang w:val="zh_TW" w:bidi="zh_TW"/>
-        </w:rPr>
-        <w:t>相信</w:t>
-      </w:r>
-      <w:r>
-        <w:rPr>
-          <w:lang w:val="zh_TW" w:bidi="zh_TW"/>
-        </w:rPr>
-        <w:t>只有神才能解決他們的問題。他們</w:t>
-      </w:r>
-      <w:r>
-        <w:rPr>
-          <w:lang w:val="zh_TW" w:bidi="zh_TW"/>
-        </w:rPr>
-        <w:t>認為</w:t>
-      </w:r>
-      <w:r>
-        <w:rPr>
-          <w:lang w:val="zh_TW" w:bidi="zh_TW"/>
-        </w:rPr>
-        <w:t>神必須親自介入，並直接掌管世界，以幫助祂的百姓。</w:t>
-      </w:r>
-    </w:p>
-    <w:p>
-      <w:pPr/>
-      <w:r>
-        <w:rPr>
-          <w:lang w:val="zh_TW" w:bidi="zh_TW"/>
-        </w:rPr>
-      </w:r>
-      <w:r>
-        <w:rPr>
-          <w:lang w:val="zh_TW" w:bidi="zh_TW"/>
-        </w:rPr>
-        <w:t>預言將來的作者持有一個重要信念：</w:t>
-      </w:r>
-      <w:r>
-        <w:rPr>
-          <w:lang w:val="zh_TW" w:bidi="zh_TW"/>
-        </w:rPr>
-        <w:t>他們將世界的時間分為兩個不同的時期</w:t>
-      </w:r>
-      <w:r>
-        <w:rPr>
-          <w:lang w:val="zh_TW" w:bidi="zh_TW"/>
-        </w:rPr>
-        <w:t>。他們相信</w:t>
-      </w:r>
-      <w:r>
-        <w:rPr>
-          <w:lang w:val="zh_TW" w:bidi="zh_TW"/>
-        </w:rPr>
-        <w:t>當前</w:t>
-      </w:r>
-      <w:r>
-        <w:rPr>
-          <w:lang w:val="zh_TW" w:bidi="zh_TW"/>
-        </w:rPr>
-        <w:t>的時代是邪惡的，</w:t>
-      </w:r>
-      <w:r>
-        <w:rPr>
-          <w:lang w:val="zh_TW" w:bidi="zh_TW"/>
-        </w:rPr>
-        <w:t>但更好的時代即將到來</w:t>
-      </w:r>
-      <w:r>
-        <w:rPr>
-          <w:lang w:val="zh_TW" w:bidi="zh_TW"/>
-        </w:rPr>
-        <w:t>。「</w:t>
-      </w:r>
-      <w:r>
-        <w:rPr>
-          <w:lang w:val="zh_TW" w:bidi="zh_TW"/>
-        </w:rPr>
-        <w:t>這世代</w:t>
-      </w:r>
-      <w:r>
-        <w:rPr>
-          <w:lang w:val="zh_TW" w:bidi="zh_TW"/>
-        </w:rPr>
-        <w:t>」是</w:t>
-      </w:r>
-      <w:r>
-        <w:rPr>
-          <w:lang w:val="zh_TW" w:bidi="zh_TW"/>
-        </w:rPr>
-        <w:t>當前邪惡</w:t>
-      </w:r>
-      <w:r>
-        <w:rPr>
-          <w:lang w:val="zh_TW" w:bidi="zh_TW"/>
-        </w:rPr>
-        <w:t>的</w:t>
-      </w:r>
-      <w:r>
-        <w:rPr>
-          <w:lang w:val="zh_TW" w:bidi="zh_TW"/>
-        </w:rPr>
-        <w:t>時代</w:t>
-      </w:r>
-      <w:r>
-        <w:rPr>
-          <w:lang w:val="zh_TW" w:bidi="zh_TW"/>
-        </w:rPr>
-        <w:t>，由撒但及其爪牙所支配。「</w:t>
-      </w:r>
-      <w:r>
-        <w:rPr>
-          <w:lang w:val="zh_TW" w:bidi="zh_TW"/>
-        </w:rPr>
-        <w:t>將來的世代</w:t>
-      </w:r>
-      <w:r>
-        <w:rPr>
-          <w:lang w:val="zh_TW" w:bidi="zh_TW"/>
-        </w:rPr>
-        <w:t>」將帶來神國的祝福。</w:t>
-      </w:r>
-    </w:p>
-    <w:p>
-      <w:pPr/>
-      <w:r>
-        <w:rPr>
-          <w:lang w:val="zh_TW" w:bidi="zh_TW"/>
-        </w:rPr>
-      </w:r>
-      <w:r>
-        <w:rPr>
-          <w:lang w:val="zh_TW" w:bidi="zh_TW"/>
-        </w:rPr>
-        <w:t>在新時代開始之前，許多重要事件將會發生。這些事件將結束當前的邪惡時代，並開始神的良善新時代。當保羅在</w:t>
-      </w:r>
-      <w:hyperlink r:id="rId99">
-        <w:r>
-          <w:rPr>
-            <w:lang w:val="zh_TW" w:bidi="zh_TW"/>
-          </w:rPr>
-          <w:rPr>
-            <w:color w:val="0000EE"/>
-            <w:u w:val="single"/>
-          </w:rPr>
-          <w:t>哥林多後書四章4節</w:t>
-        </w:r>
-      </w:hyperlink>
-      <w:r>
-        <w:rPr>
-          <w:lang w:val="zh_TW" w:bidi="zh_TW"/>
-        </w:rPr>
-        <w:t>中提到「這世界的神」時，他指的是撒但對「這世界」的統治。</w:t>
-      </w:r>
-    </w:p>
-    <w:p>
-      <w:pPr/>
-      <w:r>
-        <w:rPr>
-          <w:lang w:val="zh_TW" w:bidi="zh_TW"/>
-        </w:rPr>
-      </w:r>
-      <w:r>
-        <w:rPr>
-          <w:lang w:val="zh_TW" w:bidi="zh_TW"/>
-        </w:rPr>
-        <w:t>天啟主義的另一個特徵是渴望神縮短當前的邪惡日子。撰寫天啟文學的人希望神能迅速帶來神的國。正如但以理會問：「這奇異的事到幾時才應驗呢？」（</w:t>
-      </w:r>
-      <w:hyperlink r:id="rId100">
-        <w:r>
-          <w:rPr>
-            <w:lang w:val="zh_TW" w:bidi="zh_TW"/>
-          </w:rPr>
-          <w:rPr>
-            <w:color w:val="0000EE"/>
-            <w:u w:val="single"/>
-          </w:rPr>
-          <w:t>但12:6</w:t>
-        </w:r>
-      </w:hyperlink>
-      <w:r>
-        <w:rPr>
-          <w:lang w:val="zh_TW" w:bidi="zh_TW"/>
-        </w:rPr>
-        <w:t>），約翰也會呼喊：「主耶穌啊，我願你來！」（</w:t>
-      </w:r>
-      <w:hyperlink r:id="rId101">
-        <w:r>
-          <w:rPr>
-            <w:lang w:val="zh_TW" w:bidi="zh_TW"/>
-          </w:rPr>
-          <w:rPr>
-            <w:color w:val="0000EE"/>
-            <w:u w:val="single"/>
-          </w:rPr>
-          <w:t>啟22:20</w:t>
-        </w:r>
-      </w:hyperlink>
-      <w:r>
-        <w:rPr>
-          <w:lang w:val="zh_TW" w:bidi="zh_TW"/>
-        </w:rPr>
-        <w:t>）。渴慕神的迅速介入並帶來得勝，使人在困境中仍能持守盼望，並鼓勵神的百姓以與將來國度相稱的方式生活（</w:t>
-      </w:r>
-      <w:hyperlink r:id="rId102">
-        <w:r>
-          <w:rPr>
-            <w:lang w:val="zh_TW" w:bidi="zh_TW"/>
-          </w:rPr>
-          <w:rPr>
-            <w:color w:val="0000EE"/>
-            <w:u w:val="single"/>
-          </w:rPr>
-          <w:t>彼後3:11–13</w:t>
-        </w:r>
-      </w:hyperlink>
-      <w:r>
-        <w:rPr>
-          <w:lang w:val="zh_TW" w:bidi="zh_TW"/>
-        </w:rPr>
-        <w:t>；</w:t>
-      </w:r>
-      <w:hyperlink r:id="rId103">
-        <w:r>
-          <w:rPr>
-            <w:lang w:val="zh_TW" w:bidi="zh_TW"/>
-          </w:rPr>
-          <w:rPr>
-            <w:color w:val="0000EE"/>
-            <w:u w:val="single"/>
-          </w:rPr>
-          <w:t>啟21:5–8</w:t>
-        </w:r>
-      </w:hyperlink>
-      <w:r>
-        <w:rPr>
-          <w:lang w:val="zh_TW" w:bidi="zh_TW"/>
-        </w:rPr>
-        <w:t>）。</w:t>
-      </w:r>
-    </w:p>
-    <w:p>
-      <w:pPr>
-        <w:pStyle w:val="Heading3"/>
-      </w:pPr>
-      <w:r>
-        <w:rPr>
-          <w:lang w:val="zh_TW" w:bidi="zh_TW"/>
-        </w:rPr>
-        <w:t>重要的天啟文學</w:t>
-      </w:r>
-    </w:p>
-    <w:p>
-      <w:pPr/>
-      <w:r>
-        <w:rPr>
-          <w:lang w:val="zh_TW" w:bidi="zh_TW"/>
-        </w:rPr>
-      </w:r>
-      <w:r>
-        <w:rPr>
-          <w:lang w:val="zh_TW" w:bidi="zh_TW"/>
-        </w:rPr>
-        <w:t>但以理書是舊約聖經正典中唯一的天啟文學，而啟示錄是新約聖經正典中唯一的天啟文學。猶太教和基督教還有其它關於末世異象的書卷未被納入聖經正典中。</w:t>
-        <w:br/>
-      </w:r>
-      <w:r>
-        <w:rPr>
-          <w:lang w:val="zh_TW" w:bidi="zh_TW"/>
-        </w:rPr>
-        <w:t>這些其它書卷是在不同時期寫成的：</w:t>
-      </w:r>
-    </w:p>
-    <w:p>
-      <w:pPr>
-        <w:pStyle w:val="ListBullet"/>
-        <w:spacing w:line="240" w:lineRule="auto"/>
-        <w:ind w:left="720"/>
-      </w:pPr>
-      <w:r>
-        <w:rPr>
-          <w:lang w:val="zh_TW" w:bidi="zh_TW"/>
-        </w:rPr>
-      </w:r>
-      <w:r>
-        <w:rPr>
-          <w:lang w:val="zh_TW" w:bidi="zh_TW"/>
-        </w:rPr>
-        <w:t>猶太天啟書卷寫於大約公元前300年至公元150年間。</w:t>
-      </w:r>
-    </w:p>
-    <w:p>
-      <w:pPr>
-        <w:pStyle w:val="ListBullet"/>
-        <w:spacing w:line="240" w:lineRule="auto"/>
-        <w:ind w:left="720"/>
-      </w:pPr>
-      <w:r>
-        <w:rPr>
-          <w:lang w:val="zh_TW" w:bidi="zh_TW"/>
-        </w:rPr>
-      </w:r>
-      <w:r>
-        <w:rPr>
-          <w:lang w:val="zh_TW" w:bidi="zh_TW"/>
-        </w:rPr>
-        <w:t>基督教的天啟書卷寫於大約公元100年至公元400年之間。</w:t>
-      </w:r>
-    </w:p>
-    <w:p>
-      <w:pPr/>
-      <w:r>
-        <w:rPr>
-          <w:lang w:val="zh_TW" w:bidi="zh_TW"/>
-        </w:rPr>
-      </w:r>
-      <w:r>
-        <w:rPr>
-          <w:lang w:val="zh_TW" w:bidi="zh_TW"/>
-        </w:rPr>
-        <w:t>末世文學的風格也可以在聖經的其它部分找到，而不僅限於完全關於末世的書卷。例如，耶穌在橄欖山上講述了關於未來的重要教訓。這段教訓記錄在</w:t>
-      </w:r>
-      <w:hyperlink r:id="rId104">
-        <w:r>
-          <w:rPr>
-            <w:lang w:val="zh_TW" w:bidi="zh_TW"/>
-          </w:rPr>
-          <w:rPr>
-            <w:color w:val="0000EE"/>
-            <w:u w:val="single"/>
-          </w:rPr>
-          <w:t>馬可福音第十三章</w:t>
-        </w:r>
-      </w:hyperlink>
-      <w:r>
-        <w:rPr>
-          <w:lang w:val="zh_TW" w:bidi="zh_TW"/>
-        </w:rPr>
-        <w:t>、</w:t>
-      </w:r>
-      <w:hyperlink r:id="rId105">
-        <w:r>
-          <w:rPr>
-            <w:lang w:val="zh_TW" w:bidi="zh_TW"/>
-          </w:rPr>
-          <w:rPr>
-            <w:color w:val="0000EE"/>
-            <w:u w:val="single"/>
-          </w:rPr>
-          <w:t>馬太福音第二十四章</w:t>
-        </w:r>
-      </w:hyperlink>
-      <w:r>
-        <w:rPr>
-          <w:lang w:val="zh_TW" w:bidi="zh_TW"/>
-        </w:rPr>
-        <w:t>和</w:t>
-      </w:r>
-      <w:hyperlink r:id="rId106">
-        <w:r>
-          <w:rPr>
-            <w:lang w:val="zh_TW" w:bidi="zh_TW"/>
-          </w:rPr>
-          <w:rPr>
-            <w:color w:val="0000EE"/>
-            <w:u w:val="single"/>
-          </w:rPr>
-          <w:t>路加福音第二十一章</w:t>
-        </w:r>
-      </w:hyperlink>
-      <w:r>
-        <w:rPr>
-          <w:lang w:val="zh_TW" w:bidi="zh_TW"/>
-        </w:rPr>
-        <w:t>。聖經學者常將這段教訓稱為「小啟示錄」，因為它以類似的方式談論末世。一卷書若要被視為真正的末世文學，它必須具備我們接下來要討論的大部分特徵。</w:t>
-      </w:r>
-    </w:p>
-    <w:p>
-      <w:pPr/>
-      <w:r>
-        <w:rPr>
-          <w:lang w:val="zh_TW" w:bidi="zh_TW"/>
-        </w:rPr>
-      </w:r>
-      <w:r>
-        <w:rPr>
-          <w:lang w:val="zh_TW" w:bidi="zh_TW"/>
-        </w:rPr>
-        <w:t>除了但以理書和啟示錄外，大多數關於末世的書卷都是作者假借他人之名寫成的。他們常常使用聖經中重要人物的名字來使他們的書看起來更重要。</w:t>
-      </w:r>
-    </w:p>
-    <w:p>
-      <w:pPr/>
-      <w:r>
-        <w:rPr>
-          <w:lang w:val="zh_TW" w:bidi="zh_TW"/>
-        </w:rPr>
-      </w:r>
-      <w:r>
-        <w:rPr>
-          <w:lang w:val="zh_TW" w:bidi="zh_TW"/>
-        </w:rPr>
-        <w:t>其中一個例子就是「以諾一書（1 Enoch）」。在大約公元前200年至公元100年之間，有多位</w:t>
-      </w:r>
-      <w:r>
-        <w:rPr>
-          <w:lang w:val="zh_TW" w:bidi="zh_TW"/>
-        </w:rPr>
-        <w:t>匿名</w:t>
-      </w:r>
-      <w:r>
-        <w:rPr>
-          <w:lang w:val="zh_TW" w:bidi="zh_TW"/>
-        </w:rPr>
-        <w:t>作者撰寫了這卷書。他們聲稱這卷書是由亞當的早期後裔之一——以諾——所寫（</w:t>
-      </w:r>
-      <w:hyperlink r:id="rId107">
-        <w:r>
-          <w:rPr>
-            <w:lang w:val="zh_TW" w:bidi="zh_TW"/>
-          </w:rPr>
-          <w:rPr>
-            <w:color w:val="0000EE"/>
-            <w:u w:val="single"/>
-          </w:rPr>
-          <w:t>創5:21–24</w:t>
-        </w:r>
-      </w:hyperlink>
-      <w:r>
-        <w:rPr>
-          <w:lang w:val="zh_TW" w:bidi="zh_TW"/>
-        </w:rPr>
-        <w:t>）。但以諾的生活年代遠早於這本書實際寫成的時間。由於許多這</w:t>
-      </w:r>
-      <w:r>
-        <w:rPr>
-          <w:lang w:val="zh_TW" w:bidi="zh_TW"/>
-        </w:rPr>
-        <w:t>類</w:t>
-      </w:r>
-      <w:r>
-        <w:rPr>
-          <w:lang w:val="zh_TW" w:bidi="zh_TW"/>
-        </w:rPr>
-        <w:t>書卷使用了假名，學者們通常稱之為「偽經」。</w:t>
-      </w:r>
-    </w:p>
-    <w:p>
-      <w:pPr/>
-      <w:r>
-        <w:rPr>
-          <w:lang w:val="zh_TW" w:bidi="zh_TW"/>
-        </w:rPr>
-      </w:r>
-      <w:r>
-        <w:rPr>
-          <w:lang w:val="zh_TW" w:bidi="zh_TW"/>
-        </w:rPr>
-        <w:t>其他猶太作者也使用了舊約聖經中重要人物的名字來撰寫關於末世的書卷，例如：</w:t>
-      </w:r>
-    </w:p>
-    <w:p>
-      <w:pPr>
-        <w:pStyle w:val="ListBullet"/>
-        <w:spacing w:line="240" w:lineRule="auto"/>
-        <w:ind w:left="720"/>
-      </w:pPr>
-      <w:r>
-        <w:rPr>
-          <w:lang w:val="zh_TW" w:bidi="zh_TW"/>
-        </w:rPr>
-      </w:r>
-      <w:r>
-        <w:rPr>
-          <w:lang w:val="zh_TW" w:bidi="zh_TW"/>
-        </w:rPr>
-        <w:t>亞當與夏娃</w:t>
-      </w:r>
-    </w:p>
-    <w:p>
-      <w:pPr>
-        <w:pStyle w:val="ListBullet"/>
-        <w:spacing w:line="240" w:lineRule="auto"/>
-        <w:ind w:left="720"/>
-      </w:pPr>
-      <w:r>
-        <w:rPr>
-          <w:lang w:val="zh_TW" w:bidi="zh_TW"/>
-        </w:rPr>
-      </w:r>
-      <w:r>
-        <w:rPr>
-          <w:lang w:val="zh_TW" w:bidi="zh_TW"/>
-        </w:rPr>
-        <w:t>摩西</w:t>
-      </w:r>
-    </w:p>
-    <w:p>
-      <w:pPr>
-        <w:pStyle w:val="ListBullet"/>
-        <w:spacing w:line="240" w:lineRule="auto"/>
-        <w:ind w:left="720"/>
-      </w:pPr>
-      <w:r>
-        <w:rPr>
-          <w:lang w:val="zh_TW" w:bidi="zh_TW"/>
-        </w:rPr>
-      </w:r>
-      <w:r>
-        <w:rPr>
-          <w:lang w:val="zh_TW" w:bidi="zh_TW"/>
-        </w:rPr>
-        <w:t>以賽亞</w:t>
-      </w:r>
-    </w:p>
-    <w:p>
-      <w:pPr>
-        <w:pStyle w:val="ListBullet"/>
-        <w:spacing w:line="240" w:lineRule="auto"/>
-        <w:ind w:left="720"/>
-      </w:pPr>
-      <w:r>
-        <w:rPr>
-          <w:lang w:val="zh_TW" w:bidi="zh_TW"/>
-        </w:rPr>
-      </w:r>
-      <w:r>
-        <w:rPr>
-          <w:lang w:val="zh_TW" w:bidi="zh_TW"/>
-        </w:rPr>
-        <w:t>巴錄書</w:t>
-      </w:r>
-    </w:p>
-    <w:p>
-      <w:pPr>
-        <w:pStyle w:val="ListBullet"/>
-        <w:spacing w:line="240" w:lineRule="auto"/>
-        <w:ind w:left="720"/>
-      </w:pPr>
-      <w:r>
-        <w:rPr>
-          <w:lang w:val="zh_TW" w:bidi="zh_TW"/>
-        </w:rPr>
-      </w:r>
-      <w:r>
-        <w:rPr>
-          <w:lang w:val="zh_TW" w:bidi="zh_TW"/>
-        </w:rPr>
-        <w:t>所羅門</w:t>
-      </w:r>
-    </w:p>
-    <w:p>
-      <w:pPr>
-        <w:pStyle w:val="ListBullet"/>
-        <w:spacing w:line="240" w:lineRule="auto"/>
-        <w:ind w:left="720"/>
-      </w:pPr>
-      <w:r>
-        <w:rPr>
-          <w:lang w:val="zh_TW" w:bidi="zh_TW"/>
-        </w:rPr>
-      </w:r>
-      <w:r>
-        <w:rPr>
-          <w:lang w:val="zh_TW" w:bidi="zh_TW"/>
-        </w:rPr>
-        <w:t>以斯拉</w:t>
-      </w:r>
-    </w:p>
-    <w:p>
-      <w:pPr/>
-      <w:r>
-        <w:rPr>
-          <w:lang w:val="zh_TW" w:bidi="zh_TW"/>
-        </w:rPr>
-      </w:r>
-      <w:r>
-        <w:rPr>
-          <w:lang w:val="zh_TW" w:bidi="zh_TW"/>
-        </w:rPr>
-        <w:t>這些書卷是在舊約正典完成後寫成的。作者很可能借用這些知名人物的名號，以提升作品的可信度並吸引更多讀者。</w:t>
-      </w:r>
-    </w:p>
-    <w:p>
-      <w:pPr/>
-      <w:r>
-        <w:rPr>
-          <w:lang w:val="zh_TW" w:bidi="zh_TW"/>
-        </w:rPr>
-      </w:r>
-      <w:r>
-        <w:rPr>
-          <w:lang w:val="zh_TW" w:bidi="zh_TW"/>
-        </w:rPr>
-        <w:t>基督教作家也採用了類似的做法，他們撰寫書卷，並以彼得、保羅和多馬等重要基督教領袖的名字署名，以增加作品的權威性和影響力。</w:t>
-      </w:r>
-    </w:p>
-    <w:p>
-      <w:pPr/>
-      <w:r>
-        <w:rPr>
-          <w:lang w:val="zh_TW" w:bidi="zh_TW"/>
-        </w:rPr>
-      </w:r>
-      <w:r>
-        <w:rPr>
-          <w:i/>
-          <w:lang w:val="zh_TW" w:bidi="zh_TW"/>
-        </w:rPr>
-        <w:t>另見</w:t>
-      </w:r>
-      <w:r>
-        <w:rPr>
-          <w:lang w:val="zh_TW" w:bidi="zh_TW"/>
-        </w:rPr>
-        <w:t>次經</w:t>
-      </w:r>
-      <w:r>
-        <w:rPr>
-          <w:lang w:val="zh_TW" w:bidi="zh_TW"/>
-        </w:rPr>
-        <w:t>，以了解上述提到的每卷書的討論。</w:t>
-      </w:r>
-      <w:r>
-        <w:rPr>
-          <w:lang w:val="zh_TW" w:bidi="zh_TW"/>
-        </w:rPr>
-      </w:r>
-      <w:r>
-        <w:rPr>
-          <w:lang w:val="zh_TW" w:bidi="zh_TW"/>
-        </w:rPr>
-      </w:r>
-    </w:p>
-    <w:p>
-      <w:pPr/>
-      <w:r>
-        <w:rPr>
-          <w:lang w:val="zh_TW" w:bidi="zh_TW"/>
-        </w:rPr>
-      </w:r>
-    </w:p>
-    <w:p>
-      <w:pPr>
-        <w:pStyle w:val="Heading2"/>
-      </w:pPr>
-      <w:r>
-        <w:rPr>
-          <w:lang w:val="zh_TW" w:bidi="zh_TW"/>
-        </w:rPr>
-        <w:t>天文學</w:t>
-      </w:r>
-      <w:r>
-        <w:rPr>
-          <w:lang w:val="zh_TW" w:bidi="zh_TW"/>
-        </w:rPr>
-      </w:r>
-    </w:p>
-    <w:p>
-      <w:pPr/>
-      <w:r>
-        <w:rPr>
-          <w:lang w:val="zh_TW" w:bidi="zh_TW"/>
-        </w:rPr>
-      </w:r>
-      <w:r>
-        <w:rPr>
-          <w:lang w:val="zh_TW" w:bidi="zh_TW"/>
-        </w:rPr>
-        <w:t>天文學（astronomy）是研究地球大氣層以外事物的學科，專注於天體在太空中的位置、運行以及特徵。「天文學」一詞來源自希臘文，意為「星辰的法則」。</w:t>
-      </w:r>
-    </w:p>
-    <w:p>
-      <w:pPr/>
-      <w:r>
-        <w:rPr>
-          <w:lang w:val="zh_TW" w:bidi="zh_TW"/>
-        </w:rPr>
-      </w:r>
-      <w:r>
-        <w:rPr>
-          <w:lang w:val="zh_TW" w:bidi="zh_TW"/>
-        </w:rPr>
-        <w:t>天文學並非現代科學的產物。自古以來，人類就對天空充滿好奇。早期文明夜觀天象，用於預知未來，即占星術（astrology），以及輔助航海導航。</w:t>
-      </w:r>
-    </w:p>
-    <w:p>
-      <w:pPr/>
-      <w:r>
-        <w:rPr>
-          <w:lang w:val="zh_TW" w:bidi="zh_TW"/>
-        </w:rPr>
-      </w:r>
-      <w:r>
-        <w:rPr>
-          <w:lang w:val="zh_TW" w:bidi="zh_TW"/>
-        </w:rPr>
-        <w:t>聖經對天文學也有一些有趣的記載。根據</w:t>
-      </w:r>
-      <w:hyperlink r:id="rId108">
-        <w:r>
-          <w:rPr>
-            <w:lang w:val="zh_TW" w:bidi="zh_TW"/>
-          </w:rPr>
-          <w:rPr>
-            <w:color w:val="0000EE"/>
-            <w:u w:val="single"/>
-          </w:rPr>
-          <w:t>創世記一章14至19節</w:t>
-        </w:r>
-      </w:hyperlink>
-      <w:r>
-        <w:rPr>
-          <w:lang w:val="zh_TW" w:bidi="zh_TW"/>
-        </w:rPr>
-        <w:t>，神創造了日月星辰以：</w:t>
-      </w:r>
-    </w:p>
-    <w:p>
-      <w:pPr>
-        <w:pStyle w:val="ListNumber"/>
-        <w:numPr>
-          <w:ilvl w:val="0"/>
-          <w:numId w:val="19"/>
-        </w:numPr>
-        <w:spacing w:line="240" w:lineRule="auto"/>
-        <w:ind w:left="720"/>
-      </w:pPr>
-      <w:r>
-        <w:rPr>
-          <w:lang w:val="zh_TW" w:bidi="zh_TW"/>
-        </w:rPr>
-      </w:r>
-      <w:r>
-        <w:rPr>
-          <w:lang w:val="zh_TW" w:bidi="zh_TW"/>
-        </w:rPr>
-        <w:t>照亮大地；</w:t>
-      </w:r>
-    </w:p>
-    <w:p>
-      <w:pPr>
-        <w:pStyle w:val="ListNumber"/>
-        <w:spacing w:line="240" w:lineRule="auto"/>
-        <w:ind w:left="720"/>
-      </w:pPr>
-      <w:r>
-        <w:rPr>
-          <w:lang w:val="zh_TW" w:bidi="zh_TW"/>
-        </w:rPr>
-      </w:r>
-      <w:r>
-        <w:rPr>
-          <w:lang w:val="zh_TW" w:bidi="zh_TW"/>
-        </w:rPr>
-        <w:t>訂立節令與節期；</w:t>
-      </w:r>
-    </w:p>
-    <w:p>
-      <w:pPr>
-        <w:pStyle w:val="ListNumber"/>
-        <w:spacing w:line="240" w:lineRule="auto"/>
-        <w:ind w:left="720"/>
-      </w:pPr>
-      <w:r>
-        <w:rPr>
-          <w:lang w:val="zh_TW" w:bidi="zh_TW"/>
-        </w:rPr>
-      </w:r>
-      <w:r>
-        <w:rPr>
-          <w:lang w:val="zh_TW" w:bidi="zh_TW"/>
-        </w:rPr>
-        <w:t>作為「記號」，助人辨識方向。</w:t>
-      </w:r>
-    </w:p>
-    <w:p>
-      <w:pPr/>
-      <w:r>
-        <w:rPr>
-          <w:lang w:val="zh_TW" w:bidi="zh_TW"/>
-        </w:rPr>
-      </w:r>
-      <w:r>
-        <w:rPr>
-          <w:lang w:val="zh_TW" w:bidi="zh_TW"/>
-        </w:rPr>
-        <w:t>「節令」一詞可能是指宗教節期或一年的季節。與巴比倫曆法類似，希伯來曆法是以陰曆為基礎。陰曆利用月亮環繞地球的週期來訂立宗教節期。恆星和行星作為記號的功能，則似乎有關它們如何勾勒天空的輪廓，使人在地上能辨識方向、航行與定位。</w:t>
-      </w:r>
-    </w:p>
-    <w:p>
-      <w:pPr/>
-      <w:r>
-        <w:rPr>
-          <w:lang w:val="zh_TW" w:bidi="zh_TW"/>
-        </w:rPr>
-      </w:r>
-      <w:r>
-        <w:rPr>
-          <w:lang w:val="zh_TW" w:bidi="zh_TW"/>
-        </w:rPr>
-        <w:t>聖經沒有直接提到日蝕或月蝕，但有些經文描述日月變暗，可能是在談論日蝕或月蝕（</w:t>
-      </w:r>
-      <w:hyperlink r:id="rId109">
-        <w:r>
-          <w:rPr>
-            <w:lang w:val="zh_TW" w:bidi="zh_TW"/>
-          </w:rPr>
-          <w:rPr>
-            <w:color w:val="0000EE"/>
-            <w:u w:val="single"/>
-          </w:rPr>
-          <w:t>珥2:31</w:t>
-        </w:r>
-      </w:hyperlink>
-      <w:r>
-        <w:rPr>
-          <w:lang w:val="zh_TW" w:bidi="zh_TW"/>
-        </w:rPr>
-        <w:t>；</w:t>
-      </w:r>
-      <w:hyperlink r:id="rId110">
-        <w:r>
-          <w:rPr>
-            <w:lang w:val="zh_TW" w:bidi="zh_TW"/>
-          </w:rPr>
-          <w:rPr>
-            <w:color w:val="0000EE"/>
-            <w:u w:val="single"/>
-          </w:rPr>
-          <w:t>摩8:9</w:t>
-        </w:r>
-      </w:hyperlink>
-      <w:r>
-        <w:rPr>
-          <w:lang w:val="zh_TW" w:bidi="zh_TW"/>
-        </w:rPr>
-        <w:t>；</w:t>
-      </w:r>
-      <w:hyperlink r:id="rId111">
-        <w:r>
-          <w:rPr>
-            <w:lang w:val="zh_TW" w:bidi="zh_TW"/>
-          </w:rPr>
-          <w:rPr>
-            <w:color w:val="0000EE"/>
-            <w:u w:val="single"/>
-          </w:rPr>
-          <w:t>太24:29</w:t>
-        </w:r>
-      </w:hyperlink>
-      <w:r>
-        <w:rPr>
-          <w:lang w:val="zh_TW" w:bidi="zh_TW"/>
-        </w:rPr>
-        <w:t>）。</w:t>
-      </w:r>
-    </w:p>
-    <w:p>
-      <w:pPr/>
-      <w:r>
-        <w:rPr>
-          <w:lang w:val="zh_TW" w:bidi="zh_TW"/>
-        </w:rPr>
-      </w:r>
-      <w:r>
-        <w:rPr>
-          <w:lang w:val="zh_TW" w:bidi="zh_TW"/>
-        </w:rPr>
-        <w:t>舊約也有提及一些星座。然而，實在難以具體對應希伯來文與現今的星座名稱。翻譯為「</w:t>
-      </w:r>
-      <w:r>
-        <w:rPr>
-          <w:lang w:val="zh_TW" w:bidi="zh_TW"/>
-        </w:rPr>
-        <w:t>昴星</w:t>
-      </w:r>
-      <w:r>
-        <w:rPr>
-          <w:lang w:val="zh_TW" w:bidi="zh_TW"/>
-        </w:rPr>
-        <w:t>」（一些英文譯本為Pleiades）一詞意指「一團」或「一堆」，很可能指的是金牛座中最明顯的星團（</w:t>
-      </w:r>
-      <w:hyperlink r:id="rId112">
-        <w:r>
-          <w:rPr>
-            <w:lang w:val="zh_TW" w:bidi="zh_TW"/>
-          </w:rPr>
-          <w:rPr>
-            <w:color w:val="0000EE"/>
-            <w:u w:val="single"/>
-          </w:rPr>
-          <w:t>伯9:9</w:t>
-        </w:r>
-      </w:hyperlink>
-      <w:r>
-        <w:rPr>
-          <w:lang w:val="zh_TW" w:bidi="zh_TW"/>
-        </w:rPr>
-        <w:t>，</w:t>
-      </w:r>
-      <w:hyperlink r:id="rId113">
-        <w:r>
-          <w:rPr>
-            <w:lang w:val="zh_TW" w:bidi="zh_TW"/>
-          </w:rPr>
-          <w:rPr>
-            <w:color w:val="0000EE"/>
-            <w:u w:val="single"/>
-          </w:rPr>
-          <w:t>38:31</w:t>
-        </w:r>
-      </w:hyperlink>
-      <w:r>
-        <w:rPr>
-          <w:lang w:val="zh_TW" w:bidi="zh_TW"/>
-        </w:rPr>
-        <w:t>；</w:t>
-      </w:r>
-      <w:hyperlink r:id="rId114">
-        <w:r>
-          <w:rPr>
-            <w:lang w:val="zh_TW" w:bidi="zh_TW"/>
-          </w:rPr>
-          <w:rPr>
-            <w:color w:val="0000EE"/>
-            <w:u w:val="single"/>
-          </w:rPr>
-          <w:t>摩5:8</w:t>
-        </w:r>
-      </w:hyperlink>
-      <w:r>
-        <w:rPr>
-          <w:lang w:val="zh_TW" w:bidi="zh_TW"/>
-        </w:rPr>
-        <w:t>）。另一個希伯來文詞語可能與「愚頑人」相關，通常被理解為獵戶座（Orion；譯註：和合本譯為「參星」），但這詞與獵戶座的關聯原因不明。其他星座為「南方的</w:t>
-      </w:r>
-      <w:r>
-        <w:rPr>
-          <w:lang w:val="zh_TW" w:bidi="zh_TW"/>
-        </w:rPr>
-        <w:t>密宮</w:t>
-      </w:r>
-      <w:r>
-        <w:rPr>
-          <w:lang w:val="zh_TW" w:bidi="zh_TW"/>
-        </w:rPr>
-        <w:t>」和「大熊座（譯註：和合本譯為「</w:t>
-      </w:r>
-      <w:r>
-        <w:rPr>
-          <w:lang w:val="zh_TW" w:bidi="zh_TW"/>
-        </w:rPr>
-        <w:t>北斗</w:t>
-      </w:r>
-      <w:r>
-        <w:rPr>
-          <w:lang w:val="zh_TW" w:bidi="zh_TW"/>
-        </w:rPr>
-        <w:t>」）」（</w:t>
-      </w:r>
-      <w:hyperlink r:id="rId112">
-        <w:r>
-          <w:rPr>
-            <w:lang w:val="zh_TW" w:bidi="zh_TW"/>
-          </w:rPr>
-          <w:rPr>
-            <w:color w:val="0000EE"/>
-            <w:u w:val="single"/>
-          </w:rPr>
-          <w:t>伯9:9</w:t>
-        </w:r>
-      </w:hyperlink>
-      <w:r>
-        <w:rPr>
-          <w:lang w:val="zh_TW" w:bidi="zh_TW"/>
-        </w:rPr>
-        <w:t>，</w:t>
-      </w:r>
-      <w:hyperlink r:id="rId115">
-        <w:r>
-          <w:rPr>
-            <w:lang w:val="zh_TW" w:bidi="zh_TW"/>
-          </w:rPr>
-          <w:rPr>
-            <w:color w:val="0000EE"/>
-            <w:u w:val="single"/>
-          </w:rPr>
-          <w:t>38:32</w:t>
-        </w:r>
-      </w:hyperlink>
-      <w:r>
-        <w:rPr>
-          <w:lang w:val="zh_TW" w:bidi="zh_TW"/>
-        </w:rPr>
-        <w:t>），北斗可在北方天際出現。</w:t>
-      </w:r>
-    </w:p>
-    <w:p>
-      <w:pPr/>
-      <w:r>
-        <w:rPr>
-          <w:lang w:val="zh_TW" w:bidi="zh_TW"/>
-        </w:rPr>
-      </w:r>
-      <w:r>
-        <w:rPr>
-          <w:lang w:val="zh_TW" w:bidi="zh_TW"/>
-        </w:rPr>
-        <w:t>聖經常提到星辰。神曾應許亞伯拉罕，他的後裔將如天上的星那樣繁多（</w:t>
-      </w:r>
-      <w:hyperlink r:id="rId30">
-        <w:r>
-          <w:rPr>
-            <w:lang w:val="zh_TW" w:bidi="zh_TW"/>
-          </w:rPr>
-          <w:rPr>
-            <w:color w:val="0000EE"/>
-            <w:u w:val="single"/>
-          </w:rPr>
-          <w:t>創15:5</w:t>
-        </w:r>
-      </w:hyperlink>
-      <w:r>
-        <w:rPr>
-          <w:lang w:val="zh_TW" w:bidi="zh_TW"/>
-        </w:rPr>
-        <w:t>）。保羅也曾寫道，</w:t>
-      </w:r>
-      <w:r>
-        <w:rPr>
-          <w:lang w:val="zh_TW" w:bidi="zh_TW"/>
-        </w:rPr>
-        <w:t>這星和那星的榮光</w:t>
-      </w:r>
-      <w:r>
-        <w:rPr>
-          <w:lang w:val="zh_TW" w:bidi="zh_TW"/>
-        </w:rPr>
-        <w:t>各有不同（</w:t>
-      </w:r>
-      <w:hyperlink r:id="rId116">
-        <w:r>
-          <w:rPr>
-            <w:lang w:val="zh_TW" w:bidi="zh_TW"/>
-          </w:rPr>
-          <w:rPr>
-            <w:color w:val="0000EE"/>
-            <w:u w:val="single"/>
-          </w:rPr>
-          <w:t>林前15:41</w:t>
-        </w:r>
-      </w:hyperlink>
-      <w:r>
-        <w:rPr>
-          <w:lang w:val="zh_TW" w:bidi="zh_TW"/>
-        </w:rPr>
-        <w:t>）。</w:t>
-      </w:r>
-    </w:p>
-    <w:p>
-      <w:pPr/>
-      <w:r>
-        <w:rPr>
-          <w:lang w:val="zh_TW" w:bidi="zh_TW"/>
-        </w:rPr>
-      </w:r>
-      <w:hyperlink r:id="rId117">
-        <w:r>
-          <w:rPr>
-            <w:lang w:val="zh_TW" w:bidi="zh_TW"/>
-          </w:rPr>
-          <w:rPr>
-            <w:color w:val="0000EE"/>
-            <w:u w:val="single"/>
-          </w:rPr>
-          <w:t>猶大書13節</w:t>
-        </w:r>
-      </w:hyperlink>
-      <w:r>
-        <w:rPr>
-          <w:lang w:val="zh_TW" w:bidi="zh_TW"/>
-        </w:rPr>
-        <w:t>將假教師比作「</w:t>
-      </w:r>
-      <w:r>
-        <w:rPr>
-          <w:lang w:val="zh_TW" w:bidi="zh_TW"/>
-        </w:rPr>
-        <w:t>流蕩的星</w:t>
-      </w:r>
-      <w:r>
-        <w:rPr>
-          <w:lang w:val="zh_TW" w:bidi="zh_TW"/>
-        </w:rPr>
-        <w:t>」。有人認為這個比喻來自星辰繞著極星（polestar，距離地極最近的恆星，看似固定不動）運行的觀察。極星因固定而成為航行定位的基準，而移動的星則是不可靠的嚮導，就如同假教師一樣。</w:t>
-      </w:r>
-    </w:p>
-    <w:p>
-      <w:pPr/>
-      <w:r>
-        <w:rPr>
-          <w:lang w:val="zh_TW" w:bidi="zh_TW"/>
-        </w:rPr>
-      </w:r>
-      <w:r>
-        <w:rPr>
-          <w:lang w:val="zh_TW" w:bidi="zh_TW"/>
-        </w:rPr>
-        <w:t>然而，更可能的解釋是，猶大所指的「流蕩的星」其實是行星。因為當時的人已知道星辰是規律地繞著極星而運行，所以不會把所有星辰（除了極星）都視為「流蕩的」。相反地，行星的運行軌跡看似不規則，與恆星的固定運轉不同。另一些註解者則認為，「流蕩的星」也可能指的是彗星（comet）。</w:t>
-      </w:r>
-    </w:p>
-    <w:p>
-      <w:pPr/>
-      <w:r>
-        <w:rPr>
-          <w:lang w:val="zh_TW" w:bidi="zh_TW"/>
-        </w:rPr>
-      </w:r>
-      <w:r>
-        <w:rPr>
-          <w:i/>
-          <w:lang w:val="zh_TW" w:bidi="zh_TW"/>
-        </w:rPr>
-        <w:t>另見</w:t>
-      </w:r>
-      <w:r>
-        <w:rPr>
-          <w:lang w:val="zh_TW" w:bidi="zh_TW"/>
-        </w:rPr>
-        <w:t xml:space="preserve"> </w:t>
-      </w:r>
-      <w:r>
-        <w:rPr>
-          <w:lang w:val="zh_TW" w:bidi="zh_TW"/>
-        </w:rPr>
-        <w:t>占星術</w:t>
+      <w:r>
+        <w:rPr>
+          <w:lang w:val="zh_TW" w:bidi="zh_TW"/>
+        </w:rPr>
+        <w:t>罪</w:t>
       </w:r>
       <w:r>
         <w:rPr>
@@ -6400,42 +3892,6 @@
   </w:num>
   <w:num w:numId="13" w16cid:durableId="592781308">
     <w:abstractNumId w:val="11"/>
-  </w:num>
-  <w:num w:numId="14">
-    <w:abstractNumId w:val="3"/>
-    <w:lvlOverride w:ilvl="0">
-      <w:startOverride w:val="1"/>
-    </w:lvlOverride>
-  </w:num>
-  <w:num w:numId="15">
-    <w:abstractNumId w:val="3"/>
-    <w:lvlOverride w:ilvl="0">
-      <w:startOverride w:val="1"/>
-    </w:lvlOverride>
-  </w:num>
-  <w:num w:numId="16">
-    <w:abstractNumId w:val="3"/>
-    <w:lvlOverride w:ilvl="0">
-      <w:startOverride w:val="1"/>
-    </w:lvlOverride>
-  </w:num>
-  <w:num w:numId="17">
-    <w:abstractNumId w:val="3"/>
-    <w:lvlOverride w:ilvl="0">
-      <w:startOverride w:val="1"/>
-    </w:lvlOverride>
-  </w:num>
-  <w:num w:numId="18">
-    <w:abstractNumId w:val="3"/>
-    <w:lvlOverride w:ilvl="0">
-      <w:startOverride w:val="1"/>
-    </w:lvlOverride>
-  </w:num>
-  <w:num w:numId="19">
-    <w:abstractNumId w:val="3"/>
-    <w:lvlOverride w:ilvl="0">
-      <w:startOverride w:val="1"/>
-    </w:lvlOverride>
   </w:num>
   <w:numIdMacAtCleanup w:val="10"/>
 </w:numbering>

--- a/zht/docx/112.content.docx
+++ b/zht/docx/112.content.docx
@@ -19,7 +19,7 @@
         <w:rPr>
           <w:lang w:val="zh_TW" w:bidi="zh_TW"/>
         </w:rPr>
-        <w:t>Resource: 聖經詞典 (Tyndale)</w:t>
+        <w:t>Resource: Tyndale Open Bible Dictionary</w:t>
       </w:r>
       <w:r>
         <w:rPr>
@@ -112,7 +112,7 @@
         <w:rPr>
           <w:lang w:val="zh_TW" w:bidi="zh_TW"/>
         </w:rPr>
-        <w:t>聖經詞典 (Tyndale)</w:t>
+        <w:t>Tyndale Open Bible Dictionary</w:t>
       </w:r>
     </w:p>
     <w:p>
@@ -149,7 +149,7 @@
         <w:rPr>
           <w:lang w:val="zh_TW" w:bidi="zh_TW"/>
         </w:rPr>
-        <w:t>rou</w:t>
+        <w:t>rao</w:t>
       </w:r>
       <w:r>
         <w:rPr>
@@ -212,7 +212,7 @@
         <w:rPr>
           <w:lang w:val="zh_TW" w:bidi="zh_TW"/>
         </w:rPr>
-        <w:t>肉體</w:t>
+        <w:t>饒恕</w:t>
       </w:r>
       <w:r>
         <w:rPr>
@@ -231,18 +231,43 @@
         <w:rPr>
           <w:lang w:val="zh_TW" w:bidi="zh_TW"/>
         </w:rPr>
-        <w:t>身體：人類的肉身存在；人的整體生命；人屬肉體的本性。</w:t>
-      </w:r>
-    </w:p>
-    <w:p>
-      <w:pPr>
-        <w:pStyle w:val="Heading3"/>
-      </w:pPr>
-      <w:r>
-        <w:rPr>
-          <w:lang w:val="zh_TW" w:bidi="zh_TW"/>
-        </w:rPr>
-        <w:t>在舊約聖經中</w:t>
+        <w:t>饒恕，涉及修復破裂的關係；不再對錯誤和冒犯感到怨恨。饒恕主要是神的行為，祂赦免罪人免受審判，並使他們免於因犯罪而受到神的懲罰。由於只有神是聖潔的，只有神能夠赦免罪（</w:t>
+      </w:r>
+      <w:hyperlink r:id="rId13">
+        <w:r>
+          <w:rPr>
+            <w:lang w:val="zh_TW" w:bidi="zh_TW"/>
+          </w:rPr>
+          <w:rPr>
+            <w:color w:val="0000EE"/>
+            <w:u w:val="single"/>
+          </w:rPr>
+          <w:t>可2:7</w:t>
+        </w:r>
+      </w:hyperlink>
+      <w:r>
+        <w:rPr>
+          <w:lang w:val="zh_TW" w:bidi="zh_TW"/>
+        </w:rPr>
+        <w:t>；</w:t>
+      </w:r>
+      <w:hyperlink r:id="rId14">
+        <w:r>
+          <w:rPr>
+            <w:lang w:val="zh_TW" w:bidi="zh_TW"/>
+          </w:rPr>
+          <w:rPr>
+            <w:color w:val="0000EE"/>
+            <w:u w:val="single"/>
+          </w:rPr>
+          <w:t>路5:21</w:t>
+        </w:r>
+      </w:hyperlink>
+      <w:r>
+        <w:rPr>
+          <w:lang w:val="zh_TW" w:bidi="zh_TW"/>
+        </w:rPr>
+        <w:t>）。饒恕也是一種人類行為，延伸到對鄰舍的饒恕——這是人們意識到並接受神饒恕的表現。因此，饒恕是基督教獨有的教義。</w:t>
       </w:r>
     </w:p>
     <w:p>
@@ -256,115 +281,18 @@
         <w:rPr>
           <w:lang w:val="zh_TW" w:bidi="zh_TW"/>
         </w:rPr>
-        <w:t>這個字詞常用來指身體的物質部分，無論是指人（</w:t>
-      </w:r>
-      <w:hyperlink r:id="rId13">
-        <w:r>
-          <w:rPr>
-            <w:lang w:val="zh_TW" w:bidi="zh_TW"/>
-          </w:rPr>
-          <w:rPr>
-            <w:color w:val="0000EE"/>
-            <w:u w:val="single"/>
-          </w:rPr>
-          <w:t>創40:19</w:t>
-        </w:r>
-      </w:hyperlink>
-      <w:r>
-        <w:rPr>
-          <w:lang w:val="zh_TW" w:bidi="zh_TW"/>
-        </w:rPr>
-        <w:t>）或動物（</w:t>
-      </w:r>
-      <w:hyperlink r:id="rId14">
-        <w:r>
-          <w:rPr>
-            <w:lang w:val="zh_TW" w:bidi="zh_TW"/>
-          </w:rPr>
-          <w:rPr>
-            <w:color w:val="0000EE"/>
-            <w:u w:val="single"/>
-          </w:rPr>
-          <w:t>利6:27</w:t>
-        </w:r>
-      </w:hyperlink>
-      <w:r>
-        <w:rPr>
-          <w:lang w:val="zh_TW" w:bidi="zh_TW"/>
-        </w:rPr>
-        <w:t>）。然而，「肉體」在舊約聖經中有多種不同的意思。有時它代表整個身體（</w:t>
-      </w:r>
-      <w:hyperlink r:id="rId15">
-        <w:r>
-          <w:rPr>
-            <w:lang w:val="zh_TW" w:bidi="zh_TW"/>
-          </w:rPr>
-          <w:rPr>
-            <w:color w:val="0000EE"/>
-            <w:u w:val="single"/>
-          </w:rPr>
-          <w:t>箴14:30</w:t>
-        </w:r>
-      </w:hyperlink>
-      <w:r>
-        <w:rPr>
-          <w:lang w:val="zh_TW" w:bidi="zh_TW"/>
-        </w:rPr>
-        <w:t>），其含義進一步延伸為整個人本身（「我的肉身也要安然居住」</w:t>
-      </w:r>
-      <w:hyperlink r:id="rId16">
-        <w:r>
-          <w:rPr>
-            <w:lang w:val="zh_TW" w:bidi="zh_TW"/>
-          </w:rPr>
-          <w:rPr>
-            <w:color w:val="0000EE"/>
-            <w:u w:val="single"/>
-          </w:rPr>
-          <w:t>詩16:9</w:t>
-        </w:r>
-      </w:hyperlink>
-      <w:r>
-        <w:rPr>
-          <w:lang w:val="zh_TW" w:bidi="zh_TW"/>
-        </w:rPr>
-        <w:t>）。這個觀念也引入了兩人（男女）在婚姻中的聯合，被稱為「成為一體」（</w:t>
-      </w:r>
-      <w:hyperlink r:id="rId17">
-        <w:r>
-          <w:rPr>
-            <w:lang w:val="zh_TW" w:bidi="zh_TW"/>
-          </w:rPr>
-          <w:rPr>
-            <w:color w:val="0000EE"/>
-            <w:u w:val="single"/>
-          </w:rPr>
-          <w:t>創2:24</w:t>
-        </w:r>
-      </w:hyperlink>
-      <w:r>
-        <w:rPr>
-          <w:lang w:val="zh_TW" w:bidi="zh_TW"/>
-        </w:rPr>
-        <w:t>），同樣地，一個人也可對親屬說：「我是你們的骨肉」（</w:t>
-      </w:r>
-      <w:hyperlink r:id="rId18">
-        <w:r>
-          <w:rPr>
-            <w:lang w:val="zh_TW" w:bidi="zh_TW"/>
-          </w:rPr>
-          <w:rPr>
-            <w:color w:val="0000EE"/>
-            <w:u w:val="single"/>
-          </w:rPr>
-          <w:t>士9:2</w:t>
-        </w:r>
-      </w:hyperlink>
-      <w:r>
-        <w:rPr>
-          <w:lang w:val="zh_TW" w:bidi="zh_TW"/>
-        </w:rPr>
-        <w:t>）。「肉體」作為整個人的觀念，引申出「凡有血氣的」這種說法，並用來指全人類，有時甚至包括動物界。</w:t>
+        <w:t>在其他宗教中，饒恕並不具有同樣的力量。在萬物有靈論（animism）中，人與神之間沒有個人的關係意識。在印度教中，每個人都必須承擔業力（Karma）的必然後果，並在輪迴中不斷償還。佛教同樣沒有一位饒恕的神。伊斯蘭教中雖然有饒恕的觀念，但沒有與個人有關係的神或父神。即使在猶太教中，饒恕的經歷也是有限的，然而新約中對饒恕的發展，為舊約的教導增添了更深的層次。</w:t>
+      </w:r>
+    </w:p>
+    <w:p>
+      <w:pPr>
+        <w:pStyle w:val="Heading3"/>
+      </w:pPr>
+      <w:r>
+        <w:rPr>
+          <w:lang w:val="zh_TW" w:bidi="zh_TW"/>
+        </w:rPr>
+        <w:t>舊約中關於饒恕的表達</w:t>
       </w:r>
     </w:p>
     <w:p>
@@ -378,9 +306,22 @@
         <w:rPr>
           <w:lang w:val="zh_TW" w:bidi="zh_TW"/>
         </w:rPr>
-        <w:t>或許，「肉體」在舊約聖經中最具特色的用法，是用來表達人相對於神的軟弱與有限。「人既屬乎血氣，我的靈就不永遠住在他裡面」（</w:t>
-      </w:r>
-      <w:hyperlink r:id="rId19">
+        <w:t>關於饒恕的概念是以各種不同的隱喻來表達的。命令是nasa</w:t>
+      </w:r>
+      <w:r>
+        <w:rPr>
+          <w:i/>
+          <w:lang w:val="zh_TW" w:bidi="zh_TW"/>
+        </w:rPr>
+        <w:t>，</w:t>
+      </w:r>
+      <w:r>
+        <w:rPr>
+          <w:lang w:val="zh_TW" w:bidi="zh_TW"/>
+        </w:rPr>
+        <w:t>意為「送走」，就像替罪羊被送到曠野去承擔以色列人的罪一樣。它也被解釋為「憐憫」（</w:t>
+      </w:r>
+      <w:hyperlink r:id="rId15">
         <w:r>
           <w:rPr>
             <w:lang w:val="zh_TW" w:bidi="zh_TW"/>
@@ -389,16 +330,16 @@
             <w:color w:val="0000EE"/>
             <w:u w:val="single"/>
           </w:rPr>
-          <w:t>創6:3</w:t>
+          <w:t>利4:20</w:t>
         </w:r>
       </w:hyperlink>
       <w:r>
         <w:rPr>
           <w:lang w:val="zh_TW" w:bidi="zh_TW"/>
         </w:rPr>
-        <w:t>）。在</w:t>
-      </w:r>
-      <w:hyperlink r:id="rId20">
+        <w:t>；</w:t>
+      </w:r>
+      <w:hyperlink r:id="rId16">
         <w:r>
           <w:rPr>
             <w:lang w:val="zh_TW" w:bidi="zh_TW"/>
@@ -407,16 +348,16 @@
             <w:color w:val="0000EE"/>
             <w:u w:val="single"/>
           </w:rPr>
-          <w:t>詩篇七十八篇39節</w:t>
+          <w:t>王上8:30、34</w:t>
         </w:r>
       </w:hyperlink>
       <w:r>
         <w:rPr>
           <w:lang w:val="zh_TW" w:bidi="zh_TW"/>
         </w:rPr>
-        <w:t>中，神將人的罪歸因於他們只是血氣之人。在</w:t>
-      </w:r>
-      <w:hyperlink r:id="rId21">
+        <w:t>；</w:t>
+      </w:r>
+      <w:hyperlink r:id="rId17">
         <w:r>
           <w:rPr>
             <w:lang w:val="zh_TW" w:bidi="zh_TW"/>
@@ -425,16 +366,10 @@
             <w:color w:val="0000EE"/>
             <w:u w:val="single"/>
           </w:rPr>
-          <w:t>歷代志下三十二章8節</w:t>
+          <w:t>詩86:5，</w:t>
         </w:r>
       </w:hyperlink>
-      <w:r>
-        <w:rPr>
-          <w:lang w:val="zh_TW" w:bidi="zh_TW"/>
-        </w:rPr>
-        <w:t>中，亞述王的「肉臂」（意即他的軟弱）與全能的神形成對比。信靠神的人毋須懼怕「血氣」能作甚麼（</w:t>
-      </w:r>
-      <w:hyperlink r:id="rId22">
+      <w:hyperlink r:id="rId18">
         <w:r>
           <w:rPr>
             <w:lang w:val="zh_TW" w:bidi="zh_TW"/>
@@ -443,16 +378,16 @@
             <w:color w:val="0000EE"/>
             <w:u w:val="single"/>
           </w:rPr>
-          <w:t>詩56:4</w:t>
+          <w:t>103:3</w:t>
         </w:r>
       </w:hyperlink>
       <w:r>
         <w:rPr>
           <w:lang w:val="zh_TW" w:bidi="zh_TW"/>
         </w:rPr>
-        <w:t>），但倚靠人的血肉而不倚靠神的人必受咒詛（</w:t>
-      </w:r>
-      <w:hyperlink r:id="rId23">
+        <w:t>）。希伯來文kapar通常用於贖罪，意思是「遮蓋」，就像獻祭是為了遮蓋敬拜者的不足（</w:t>
+      </w:r>
+      <w:hyperlink r:id="rId19">
         <w:r>
           <w:rPr>
             <w:lang w:val="zh_TW" w:bidi="zh_TW"/>
@@ -461,16 +396,16 @@
             <w:color w:val="0000EE"/>
             <w:u w:val="single"/>
           </w:rPr>
-          <w:t>耶17:5</w:t>
+          <w:t>出29:36</w:t>
         </w:r>
       </w:hyperlink>
       <w:r>
         <w:rPr>
           <w:lang w:val="zh_TW" w:bidi="zh_TW"/>
         </w:rPr>
-        <w:t>）。在</w:t>
-      </w:r>
-      <w:hyperlink r:id="rId24">
+        <w:t>；</w:t>
+      </w:r>
+      <w:hyperlink r:id="rId20">
         <w:r>
           <w:rPr>
             <w:lang w:val="zh_TW" w:bidi="zh_TW"/>
@@ -479,14 +414,207 @@
             <w:color w:val="0000EE"/>
             <w:u w:val="single"/>
           </w:rPr>
-          <w:t>以賽亞書三十一章3節</w:t>
+          <w:t>申21:8</w:t>
         </w:r>
       </w:hyperlink>
       <w:r>
         <w:rPr>
           <w:lang w:val="zh_TW" w:bidi="zh_TW"/>
         </w:rPr>
-        <w:t>中，血氣與靈相對，如同軟弱與能力的對比。</w:t>
+        <w:t>；</w:t>
+      </w:r>
+      <w:hyperlink r:id="rId21">
+        <w:r>
+          <w:rPr>
+            <w:lang w:val="zh_TW" w:bidi="zh_TW"/>
+          </w:rPr>
+          <w:rPr>
+            <w:color w:val="0000EE"/>
+            <w:u w:val="single"/>
+          </w:rPr>
+          <w:t>耶18:23</w:t>
+        </w:r>
+      </w:hyperlink>
+      <w:r>
+        <w:rPr>
+          <w:lang w:val="zh_TW" w:bidi="zh_TW"/>
+        </w:rPr>
+        <w:t>；</w:t>
+      </w:r>
+      <w:hyperlink r:id="rId22">
+        <w:r>
+          <w:rPr>
+            <w:lang w:val="zh_TW" w:bidi="zh_TW"/>
+          </w:rPr>
+          <w:rPr>
+            <w:color w:val="0000EE"/>
+            <w:u w:val="single"/>
+          </w:rPr>
+          <w:t>結43:20</w:t>
+        </w:r>
+      </w:hyperlink>
+      <w:r>
+        <w:rPr>
+          <w:lang w:val="zh_TW" w:bidi="zh_TW"/>
+        </w:rPr>
+        <w:t>，</w:t>
+      </w:r>
+      <w:hyperlink r:id="rId23">
+        <w:r>
+          <w:rPr>
+            <w:lang w:val="zh_TW" w:bidi="zh_TW"/>
+          </w:rPr>
+          <w:rPr>
+            <w:color w:val="0000EE"/>
+            <w:u w:val="single"/>
+          </w:rPr>
+          <w:t>45:20</w:t>
+        </w:r>
+      </w:hyperlink>
+      <w:r>
+        <w:rPr>
+          <w:lang w:val="zh_TW" w:bidi="zh_TW"/>
+        </w:rPr>
+        <w:t>）。salah的同源詞總是指神的饒恕行為（</w:t>
+      </w:r>
+      <w:hyperlink r:id="rId24">
+        <w:r>
+          <w:rPr>
+            <w:lang w:val="zh_TW" w:bidi="zh_TW"/>
+          </w:rPr>
+          <w:rPr>
+            <w:color w:val="0000EE"/>
+            <w:u w:val="single"/>
+          </w:rPr>
+          <w:t>民30:5、8、12</w:t>
+        </w:r>
+      </w:hyperlink>
+      <w:r>
+        <w:rPr>
+          <w:lang w:val="zh_TW" w:bidi="zh_TW"/>
+        </w:rPr>
+        <w:t>；</w:t>
+      </w:r>
+      <w:hyperlink r:id="rId17">
+        <w:r>
+          <w:rPr>
+            <w:lang w:val="zh_TW" w:bidi="zh_TW"/>
+          </w:rPr>
+          <w:rPr>
+            <w:color w:val="0000EE"/>
+            <w:u w:val="single"/>
+          </w:rPr>
+          <w:t>詩86:5</w:t>
+        </w:r>
+      </w:hyperlink>
+      <w:r>
+        <w:rPr>
+          <w:lang w:val="zh_TW" w:bidi="zh_TW"/>
+        </w:rPr>
+        <w:t>，</w:t>
+      </w:r>
+      <w:hyperlink r:id="rId25">
+        <w:r>
+          <w:rPr>
+            <w:lang w:val="zh_TW" w:bidi="zh_TW"/>
+          </w:rPr>
+          <w:rPr>
+            <w:color w:val="0000EE"/>
+            <w:u w:val="single"/>
+          </w:rPr>
+          <w:t>130:4</w:t>
+        </w:r>
+      </w:hyperlink>
+      <w:r>
+        <w:rPr>
+          <w:lang w:val="zh_TW" w:bidi="zh_TW"/>
+        </w:rPr>
+        <w:t>；</w:t>
+      </w:r>
+      <w:hyperlink r:id="rId26">
+        <w:r>
+          <w:rPr>
+            <w:lang w:val="zh_TW" w:bidi="zh_TW"/>
+          </w:rPr>
+          <w:rPr>
+            <w:color w:val="0000EE"/>
+            <w:u w:val="single"/>
+          </w:rPr>
+          <w:t>但9:9</w:t>
+        </w:r>
+      </w:hyperlink>
+      <w:r>
+        <w:rPr>
+          <w:lang w:val="zh_TW" w:bidi="zh_TW"/>
+        </w:rPr>
+        <w:t>）。神會放過罪，將其除去。另一個表達是maha</w:t>
+      </w:r>
+      <w:r>
+        <w:rPr>
+          <w:i/>
+          <w:lang w:val="zh_TW" w:bidi="zh_TW"/>
+        </w:rPr>
+        <w:t>，</w:t>
+      </w:r>
+      <w:r>
+        <w:rPr>
+          <w:lang w:val="zh_TW" w:bidi="zh_TW"/>
+        </w:rPr>
+        <w:t>意為「塗抹（wipe away）」（</w:t>
+      </w:r>
+      <w:hyperlink r:id="rId27">
+        <w:r>
+          <w:rPr>
+            <w:lang w:val="zh_TW" w:bidi="zh_TW"/>
+          </w:rPr>
+          <w:rPr>
+            <w:color w:val="0000EE"/>
+            <w:u w:val="single"/>
+          </w:rPr>
+          <w:t>詩51:1、7</w:t>
+        </w:r>
+      </w:hyperlink>
+      <w:r>
+        <w:rPr>
+          <w:lang w:val="zh_TW" w:bidi="zh_TW"/>
+        </w:rPr>
+        <w:t>；</w:t>
+      </w:r>
+      <w:hyperlink r:id="rId28">
+        <w:r>
+          <w:rPr>
+            <w:lang w:val="zh_TW" w:bidi="zh_TW"/>
+          </w:rPr>
+          <w:rPr>
+            <w:color w:val="0000EE"/>
+            <w:u w:val="single"/>
+          </w:rPr>
+          <w:t>賽43:25</w:t>
+        </w:r>
+      </w:hyperlink>
+      <w:r>
+        <w:rPr>
+          <w:lang w:val="zh_TW" w:bidi="zh_TW"/>
+        </w:rPr>
+        <w:t>，</w:t>
+      </w:r>
+      <w:hyperlink r:id="rId29">
+        <w:r>
+          <w:rPr>
+            <w:lang w:val="zh_TW" w:bidi="zh_TW"/>
+          </w:rPr>
+          <w:rPr>
+            <w:color w:val="0000EE"/>
+            <w:u w:val="single"/>
+          </w:rPr>
+          <w:t>44:22</w:t>
+        </w:r>
+      </w:hyperlink>
+      <w:r>
+        <w:rPr>
+          <w:lang w:val="zh_TW" w:bidi="zh_TW"/>
+        </w:rPr>
+        <w:t>）。</w:t>
       </w:r>
     </w:p>
     <w:p>
@@ -500,9 +628,9 @@
         <w:rPr>
           <w:lang w:val="zh_TW" w:bidi="zh_TW"/>
         </w:rPr>
-        <w:t>然而，舊約聖經從未將「肉體」視為罪惡。肉體是神用地上的塵土所造（</w:t>
-      </w:r>
-      <w:hyperlink r:id="rId25">
+        <w:t>舊約教導我們，神是寬恕的神（</w:t>
+      </w:r>
+      <w:hyperlink r:id="rId30">
         <w:r>
           <w:rPr>
             <w:lang w:val="zh_TW" w:bidi="zh_TW"/>
@@ -511,25 +639,194 @@
             <w:color w:val="0000EE"/>
             <w:u w:val="single"/>
           </w:rPr>
-          <w:t>創2:7</w:t>
+          <w:t>出34:6–7</w:t>
         </w:r>
       </w:hyperlink>
       <w:r>
         <w:rPr>
           <w:lang w:val="zh_TW" w:bidi="zh_TW"/>
         </w:rPr>
-        <w:t>），既然出於神的創造，本質上就是美好的。</w:t>
-      </w:r>
-    </w:p>
-    <w:p>
-      <w:pPr>
-        <w:pStyle w:val="Heading3"/>
-      </w:pPr>
-      <w:r>
-        <w:rPr>
-          <w:lang w:val="zh_TW" w:bidi="zh_TW"/>
-        </w:rPr>
-        <w:t>在新約聖經中</w:t>
+        <w:t>；</w:t>
+      </w:r>
+      <w:hyperlink r:id="rId31">
+        <w:r>
+          <w:rPr>
+            <w:lang w:val="zh_TW" w:bidi="zh_TW"/>
+          </w:rPr>
+          <w:rPr>
+            <w:color w:val="0000EE"/>
+            <w:u w:val="single"/>
+          </w:rPr>
+          <w:t>尼9:17</w:t>
+        </w:r>
+      </w:hyperlink>
+      <w:r>
+        <w:rPr>
+          <w:lang w:val="zh_TW" w:bidi="zh_TW"/>
+        </w:rPr>
+        <w:t>；</w:t>
+      </w:r>
+      <w:hyperlink r:id="rId26">
+        <w:r>
+          <w:rPr>
+            <w:lang w:val="zh_TW" w:bidi="zh_TW"/>
+          </w:rPr>
+          <w:rPr>
+            <w:color w:val="0000EE"/>
+            <w:u w:val="single"/>
+          </w:rPr>
+          <w:t>但9:9</w:t>
+        </w:r>
+      </w:hyperlink>
+      <w:r>
+        <w:rPr>
+          <w:lang w:val="zh_TW" w:bidi="zh_TW"/>
+        </w:rPr>
+        <w:t>），但祂也是公義的，並會懲罰罪惡。許多經文記載，當適當的條件未滿足，或犯下嚴重罪行時，神拒絕饒恕（</w:t>
+      </w:r>
+      <w:hyperlink r:id="rId32">
+        <w:r>
+          <w:rPr>
+            <w:lang w:val="zh_TW" w:bidi="zh_TW"/>
+          </w:rPr>
+          <w:rPr>
+            <w:color w:val="0000EE"/>
+            <w:u w:val="single"/>
+          </w:rPr>
+          <w:t>申29:20</w:t>
+        </w:r>
+      </w:hyperlink>
+      <w:r>
+        <w:rPr>
+          <w:lang w:val="zh_TW" w:bidi="zh_TW"/>
+        </w:rPr>
+        <w:t>；</w:t>
+      </w:r>
+      <w:hyperlink r:id="rId33">
+        <w:r>
+          <w:rPr>
+            <w:lang w:val="zh_TW" w:bidi="zh_TW"/>
+          </w:rPr>
+          <w:rPr>
+            <w:color w:val="0000EE"/>
+            <w:u w:val="single"/>
+          </w:rPr>
+          <w:t>王下24:4</w:t>
+        </w:r>
+      </w:hyperlink>
+      <w:r>
+        <w:rPr>
+          <w:lang w:val="zh_TW" w:bidi="zh_TW"/>
+        </w:rPr>
+        <w:t>；</w:t>
+      </w:r>
+      <w:hyperlink r:id="rId34">
+        <w:r>
+          <w:rPr>
+            <w:lang w:val="zh_TW" w:bidi="zh_TW"/>
+          </w:rPr>
+          <w:rPr>
+            <w:color w:val="0000EE"/>
+            <w:u w:val="single"/>
+          </w:rPr>
+          <w:t>耶5:7</w:t>
+        </w:r>
+      </w:hyperlink>
+      <w:r>
+        <w:rPr>
+          <w:lang w:val="zh_TW" w:bidi="zh_TW"/>
+        </w:rPr>
+        <w:t>）。饒恕根植於神的品格，但祂的饒恕從不是無區別的，因為人們也必須悔改。舊約使用生動的比喻來表明神饒恕宏大的程度。罪被「投於深海」（</w:t>
+      </w:r>
+      <w:hyperlink r:id="rId35">
+        <w:r>
+          <w:rPr>
+            <w:lang w:val="zh_TW" w:bidi="zh_TW"/>
+          </w:rPr>
+          <w:rPr>
+            <w:color w:val="0000EE"/>
+            <w:u w:val="single"/>
+          </w:rPr>
+          <w:t>彌7:19</w:t>
+        </w:r>
+      </w:hyperlink>
+      <w:r>
+        <w:rPr>
+          <w:lang w:val="zh_TW" w:bidi="zh_TW"/>
+        </w:rPr>
+        <w:t>），罪被移除就像「東離西有多遠」（</w:t>
+      </w:r>
+      <w:hyperlink r:id="rId36">
+        <w:r>
+          <w:rPr>
+            <w:lang w:val="zh_TW" w:bidi="zh_TW"/>
+          </w:rPr>
+          <w:rPr>
+            <w:color w:val="0000EE"/>
+            <w:u w:val="single"/>
+          </w:rPr>
+          <w:t>詩103:12</w:t>
+        </w:r>
+      </w:hyperlink>
+      <w:r>
+        <w:rPr>
+          <w:lang w:val="zh_TW" w:bidi="zh_TW"/>
+        </w:rPr>
+        <w:t>），扔在神的背後（</w:t>
+      </w:r>
+      <w:hyperlink r:id="rId37">
+        <w:r>
+          <w:rPr>
+            <w:lang w:val="zh_TW" w:bidi="zh_TW"/>
+          </w:rPr>
+          <w:rPr>
+            <w:color w:val="0000EE"/>
+            <w:u w:val="single"/>
+          </w:rPr>
+          <w:t>賽38:17</w:t>
+        </w:r>
+      </w:hyperlink>
+      <w:r>
+        <w:rPr>
+          <w:lang w:val="zh_TW" w:bidi="zh_TW"/>
+        </w:rPr>
+        <w:t>），「不再記念」（</w:t>
+      </w:r>
+      <w:hyperlink r:id="rId38">
+        <w:r>
+          <w:rPr>
+            <w:lang w:val="zh_TW" w:bidi="zh_TW"/>
+          </w:rPr>
+          <w:rPr>
+            <w:color w:val="0000EE"/>
+            <w:u w:val="single"/>
+          </w:rPr>
+          <w:t>耶31:34</w:t>
+        </w:r>
+      </w:hyperlink>
+      <w:r>
+        <w:rPr>
+          <w:lang w:val="zh_TW" w:bidi="zh_TW"/>
+        </w:rPr>
+        <w:t>）。罪的污點和污垢被漂白成白色（</w:t>
+      </w:r>
+      <w:hyperlink r:id="rId39">
+        <w:r>
+          <w:rPr>
+            <w:lang w:val="zh_TW" w:bidi="zh_TW"/>
+          </w:rPr>
+          <w:rPr>
+            <w:color w:val="0000EE"/>
+            <w:u w:val="single"/>
+          </w:rPr>
+          <w:t>賽1:18</w:t>
+        </w:r>
+      </w:hyperlink>
+      <w:r>
+        <w:rPr>
+          <w:lang w:val="zh_TW" w:bidi="zh_TW"/>
+        </w:rPr>
+        <w:t>）。像重擔一樣壓迫著人的罪，被永遠解除和赦免。</w:t>
       </w:r>
     </w:p>
     <w:p>
@@ -543,31 +840,18 @@
         <w:rPr>
           <w:lang w:val="zh_TW" w:bidi="zh_TW"/>
         </w:rPr>
-        <w:t>保羅賦予「肉體」（希臘文</w:t>
-      </w:r>
-      <w:r>
-        <w:rPr>
-          <w:i/>
-          <w:lang w:val="zh_TW" w:bidi="zh_TW"/>
-        </w:rPr>
-        <w:t>sarx</w:t>
-      </w:r>
-      <w:r>
-        <w:rPr>
-          <w:lang w:val="zh_TW" w:bidi="zh_TW"/>
-        </w:rPr>
-        <w:t>）多重且常具獨特性的含義。</w:t>
+        <w:t>舊約中饒恕的動力，在於使人從過去中釋放出來。過去的行為和罪行並未被否認，但再也不會成為束縛。饒恕帶來自由。</w:t>
       </w:r>
     </w:p>
     <w:p>
       <w:pPr>
-        <w:pStyle w:val="Heading4"/>
-      </w:pPr>
-      <w:r>
-        <w:rPr>
-          <w:lang w:val="zh_TW" w:bidi="zh_TW"/>
-        </w:rPr>
-        <w:t>肉體作為身體的物質部分</w:t>
+        <w:pStyle w:val="Heading3"/>
+      </w:pPr>
+      <w:r>
+        <w:rPr>
+          <w:lang w:val="zh_TW" w:bidi="zh_TW"/>
+        </w:rPr>
+        <w:t>新約中的饒恕</w:t>
       </w:r>
     </w:p>
     <w:p>
@@ -581,9 +865,9 @@
         <w:rPr>
           <w:lang w:val="zh_TW" w:bidi="zh_TW"/>
         </w:rPr>
-        <w:t>「肉體」經常用來指構成人體的組織。聖經中提到不同種類的肉體——「人」、「獸」、「鳥」、「魚」（</w:t>
-      </w:r>
-      <w:hyperlink r:id="rId26">
+        <w:t>在新約中，當基督為我們死時，神饒恕了我們的罪，這更加強化了神白白饒恕這一概念。每個人都是無力償還的欠債者（</w:t>
+      </w:r>
+      <w:hyperlink r:id="rId40">
         <w:r>
           <w:rPr>
             <w:lang w:val="zh_TW" w:bidi="zh_TW"/>
@@ -592,16 +876,16 @@
             <w:color w:val="0000EE"/>
             <w:u w:val="single"/>
           </w:rPr>
-          <w:t>林前15:39</w:t>
+          <w:t>太18:23–35</w:t>
         </w:r>
       </w:hyperlink>
       <w:r>
         <w:rPr>
           <w:lang w:val="zh_TW" w:bidi="zh_TW"/>
         </w:rPr>
-        <w:t>）。人在肉體中會經歷痛苦與患難（</w:t>
-      </w:r>
-      <w:hyperlink r:id="rId27">
+        <w:t>），沒有償還的希望。我們都是罪人，無法遵守律法或拯救自己（</w:t>
+      </w:r>
+      <w:hyperlink r:id="rId41">
         <w:r>
           <w:rPr>
             <w:lang w:val="zh_TW" w:bidi="zh_TW"/>
@@ -610,16 +894,16 @@
             <w:color w:val="0000EE"/>
             <w:u w:val="single"/>
           </w:rPr>
-          <w:t>林後12:7</w:t>
+          <w:t>可10:26–27</w:t>
         </w:r>
       </w:hyperlink>
       <w:r>
         <w:rPr>
           <w:lang w:val="zh_TW" w:bidi="zh_TW"/>
         </w:rPr>
-        <w:t>），割禮也是在肉身上行的（</w:t>
-      </w:r>
-      <w:hyperlink r:id="rId28">
+        <w:t>）。這突顯了新約的教導，即唯有在基督裡才有饒恕。只有祂有權赦免罪（</w:t>
+      </w:r>
+      <w:hyperlink r:id="rId42">
         <w:r>
           <w:rPr>
             <w:lang w:val="zh_TW" w:bidi="zh_TW"/>
@@ -628,16 +912,16 @@
             <w:color w:val="0000EE"/>
             <w:u w:val="single"/>
           </w:rPr>
-          <w:t>羅2:28</w:t>
+          <w:t>2:5–10</w:t>
         </w:r>
       </w:hyperlink>
       <w:r>
         <w:rPr>
           <w:lang w:val="zh_TW" w:bidi="zh_TW"/>
         </w:rPr>
-        <w:t>）。這些經文中的「肉體」並非指罪性，而是指會朽壞、不能承受神國的有限之體（</w:t>
-      </w:r>
-      <w:hyperlink r:id="rId29">
+        <w:t>），是祂的死具有救贖的意義（</w:t>
+      </w:r>
+      <w:hyperlink r:id="rId43">
         <w:r>
           <w:rPr>
             <w:lang w:val="zh_TW" w:bidi="zh_TW"/>
@@ -646,16 +930,16 @@
             <w:color w:val="0000EE"/>
             <w:u w:val="single"/>
           </w:rPr>
-          <w:t>林前15:50</w:t>
+          <w:t>太26:28</w:t>
         </w:r>
       </w:hyperlink>
       <w:r>
         <w:rPr>
           <w:lang w:val="zh_TW" w:bidi="zh_TW"/>
         </w:rPr>
-        <w:t>）。耶穌的身體也是真實的肉身（</w:t>
-      </w:r>
-      <w:hyperlink r:id="rId30">
+        <w:t>；</w:t>
+      </w:r>
+      <w:hyperlink r:id="rId44">
         <w:r>
           <w:rPr>
             <w:lang w:val="zh_TW" w:bidi="zh_TW"/>
@@ -664,25 +948,122 @@
             <w:color w:val="0000EE"/>
             <w:u w:val="single"/>
           </w:rPr>
-          <w:t>西1:22</w:t>
+          <w:t>可10:45</w:t>
         </w:r>
       </w:hyperlink>
       <w:r>
         <w:rPr>
           <w:lang w:val="zh_TW" w:bidi="zh_TW"/>
         </w:rPr>
+        <w:t>），祂的寶血是新約的基礎（</w:t>
+      </w:r>
+      <w:hyperlink r:id="rId45">
+        <w:r>
+          <w:rPr>
+            <w:lang w:val="zh_TW" w:bidi="zh_TW"/>
+          </w:rPr>
+          <w:rPr>
+            <w:color w:val="0000EE"/>
+            <w:u w:val="single"/>
+          </w:rPr>
+          <w:t>林前11:25</w:t>
+        </w:r>
+      </w:hyperlink>
+      <w:r>
+        <w:rPr>
+          <w:lang w:val="zh_TW" w:bidi="zh_TW"/>
+        </w:rPr>
+        <w:t>）。唯有藉著祂，才能進入真正的饒恕經歷（</w:t>
+      </w:r>
+      <w:hyperlink r:id="rId46">
+        <w:r>
+          <w:rPr>
+            <w:lang w:val="zh_TW" w:bidi="zh_TW"/>
+          </w:rPr>
+          <w:rPr>
+            <w:color w:val="0000EE"/>
+            <w:u w:val="single"/>
+          </w:rPr>
+          <w:t>來9:15、22</w:t>
+        </w:r>
+      </w:hyperlink>
+      <w:r>
+        <w:rPr>
+          <w:lang w:val="zh_TW" w:bidi="zh_TW"/>
+        </w:rPr>
+        <w:t>）。因此，饒恕與耶穌基督的宣告密不可分（</w:t>
+      </w:r>
+      <w:hyperlink r:id="rId47">
+        <w:r>
+          <w:rPr>
+            <w:lang w:val="zh_TW" w:bidi="zh_TW"/>
+          </w:rPr>
+          <w:rPr>
+            <w:color w:val="0000EE"/>
+            <w:u w:val="single"/>
+          </w:rPr>
+          <w:t>徒13:38</w:t>
+        </w:r>
+      </w:hyperlink>
+      <w:r>
+        <w:rPr>
+          <w:lang w:val="zh_TW" w:bidi="zh_TW"/>
+        </w:rPr>
+        <w:t>；</w:t>
+      </w:r>
+      <w:hyperlink r:id="rId48">
+        <w:r>
+          <w:rPr>
+            <w:lang w:val="zh_TW" w:bidi="zh_TW"/>
+          </w:rPr>
+          <w:rPr>
+            <w:color w:val="0000EE"/>
+            <w:u w:val="single"/>
+          </w:rPr>
+          <w:t>弗1:7</w:t>
+        </w:r>
+      </w:hyperlink>
+      <w:r>
+        <w:rPr>
+          <w:lang w:val="zh_TW" w:bidi="zh_TW"/>
+        </w:rPr>
+        <w:t>；</w:t>
+      </w:r>
+      <w:hyperlink r:id="rId49">
+        <w:r>
+          <w:rPr>
+            <w:lang w:val="zh_TW" w:bidi="zh_TW"/>
+          </w:rPr>
+          <w:rPr>
+            <w:color w:val="0000EE"/>
+            <w:u w:val="single"/>
+          </w:rPr>
+          <w:t>西1:14</w:t>
+        </w:r>
+      </w:hyperlink>
+      <w:r>
+        <w:rPr>
+          <w:lang w:val="zh_TW" w:bidi="zh_TW"/>
+        </w:rPr>
+        <w:t>；</w:t>
+      </w:r>
+      <w:hyperlink r:id="rId50">
+        <w:r>
+          <w:rPr>
+            <w:lang w:val="zh_TW" w:bidi="zh_TW"/>
+          </w:rPr>
+          <w:rPr>
+            <w:color w:val="0000EE"/>
+            <w:u w:val="single"/>
+          </w:rPr>
+          <w:t>約一2:12</w:t>
+        </w:r>
+      </w:hyperlink>
+      <w:r>
+        <w:rPr>
+          <w:lang w:val="zh_TW" w:bidi="zh_TW"/>
+        </w:rPr>
         <w:t>）。</w:t>
-      </w:r>
-    </w:p>
-    <w:p>
-      <w:pPr>
-        <w:pStyle w:val="Heading4"/>
-      </w:pPr>
-      <w:r>
-        <w:rPr>
-          <w:lang w:val="zh_TW" w:bidi="zh_TW"/>
-        </w:rPr>
-        <w:t>肉體作為整個身體</w:t>
       </w:r>
     </w:p>
     <w:p>
@@ -696,9 +1077,9 @@
         <w:rPr>
           <w:lang w:val="zh_TW" w:bidi="zh_TW"/>
         </w:rPr>
-        <w:t>由於語義的自然延伸，「肉體」有時會以部分代表全體，不僅指身體的肉質部分，也可代表整個身體。因此，保羅可以說「我身子雖不在你們那裡」（</w:t>
-      </w:r>
-      <w:hyperlink r:id="rId31">
+        <w:t>新約中還有其它獨特的饒恕概念。希臘文charizomai的意思是「赦免罪」，在保羅的著作中被獨特地發展為神的恩典赦免（</w:t>
+      </w:r>
+      <w:hyperlink r:id="rId51">
         <w:r>
           <w:rPr>
             <w:lang w:val="zh_TW" w:bidi="zh_TW"/>
@@ -707,16 +1088,16 @@
             <w:color w:val="0000EE"/>
             <w:u w:val="single"/>
           </w:rPr>
-          <w:t>林前5:3</w:t>
+          <w:t>林後2:7</w:t>
         </w:r>
       </w:hyperlink>
       <w:r>
         <w:rPr>
           <w:lang w:val="zh_TW" w:bidi="zh_TW"/>
         </w:rPr>
-        <w:t>），或說「我身子雖與你們相離」（</w:t>
-      </w:r>
-      <w:hyperlink r:id="rId32">
+        <w:t>，</w:t>
+      </w:r>
+      <w:hyperlink r:id="rId52">
         <w:r>
           <w:rPr>
             <w:lang w:val="zh_TW" w:bidi="zh_TW"/>
@@ -725,16 +1106,16 @@
             <w:color w:val="0000EE"/>
             <w:u w:val="single"/>
           </w:rPr>
-          <w:t>西2:5</w:t>
+          <w:t>12:13</w:t>
         </w:r>
       </w:hyperlink>
       <w:r>
         <w:rPr>
           <w:lang w:val="zh_TW" w:bidi="zh_TW"/>
         </w:rPr>
-        <w:t>）。保羅也說，耶穌的生命可以在我們的身體上或在我們必死的肉身上顯明出來（</w:t>
-      </w:r>
-      <w:hyperlink r:id="rId33">
+        <w:t>；</w:t>
+      </w:r>
+      <w:hyperlink r:id="rId53">
         <w:r>
           <w:rPr>
             <w:lang w:val="zh_TW" w:bidi="zh_TW"/>
@@ -743,16 +1124,10 @@
             <w:color w:val="0000EE"/>
             <w:u w:val="single"/>
           </w:rPr>
-          <w:t>林後4:10–11</w:t>
+          <w:t>弗4:32；</w:t>
         </w:r>
       </w:hyperlink>
-      <w:r>
-        <w:rPr>
-          <w:lang w:val="zh_TW" w:bidi="zh_TW"/>
-        </w:rPr>
-        <w:t>）。又如：「與娼妓聯合的，便是與她成為一體嗎？因為主說：『二人要成為一體』」（</w:t>
-      </w:r>
-      <w:hyperlink r:id="rId34">
+      <w:hyperlink r:id="rId54">
         <w:r>
           <w:rPr>
             <w:lang w:val="zh_TW" w:bidi="zh_TW"/>
@@ -761,25 +1136,86 @@
             <w:color w:val="0000EE"/>
             <w:u w:val="single"/>
           </w:rPr>
-          <w:t>林前6:16</w:t>
+          <w:t>西2:13</w:t>
         </w:r>
       </w:hyperlink>
       <w:r>
         <w:rPr>
           <w:lang w:val="zh_TW" w:bidi="zh_TW"/>
         </w:rPr>
-        <w:t>）。</w:t>
-      </w:r>
-    </w:p>
-    <w:p>
-      <w:pPr>
-        <w:pStyle w:val="Heading4"/>
-      </w:pPr>
-      <w:r>
-        <w:rPr>
-          <w:lang w:val="zh_TW" w:bidi="zh_TW"/>
-        </w:rPr>
-        <w:t>肉體作為與人的出身有關的概念</w:t>
+        <w:t>，</w:t>
+      </w:r>
+      <w:hyperlink r:id="rId55">
+        <w:r>
+          <w:rPr>
+            <w:lang w:val="zh_TW" w:bidi="zh_TW"/>
+          </w:rPr>
+          <w:rPr>
+            <w:color w:val="0000EE"/>
+            <w:u w:val="single"/>
+          </w:rPr>
+          <w:t>3:13</w:t>
+        </w:r>
+      </w:hyperlink>
+      <w:r>
+        <w:rPr>
+          <w:lang w:val="zh_TW" w:bidi="zh_TW"/>
+        </w:rPr>
+        <w:t>）。罪被視為一種債務，而aphesis表示債務的清償（「把它除掉〔putting it away〕」——見</w:t>
+      </w:r>
+      <w:hyperlink r:id="rId56">
+        <w:r>
+          <w:rPr>
+            <w:lang w:val="zh_TW" w:bidi="zh_TW"/>
+          </w:rPr>
+          <w:rPr>
+            <w:color w:val="0000EE"/>
+            <w:u w:val="single"/>
+          </w:rPr>
+          <w:t>路6:37</w:t>
+        </w:r>
+      </w:hyperlink>
+      <w:r>
+        <w:rPr>
+          <w:lang w:val="zh_TW" w:bidi="zh_TW"/>
+        </w:rPr>
+        <w:t>）。饒恕也被視為赦免，paresis（「略過（passing over）」）。神沒有按照罪應得的全部報應來審判（</w:t>
+      </w:r>
+      <w:hyperlink r:id="rId57">
+        <w:r>
+          <w:rPr>
+            <w:lang w:val="zh_TW" w:bidi="zh_TW"/>
+          </w:rPr>
+          <w:rPr>
+            <w:color w:val="0000EE"/>
+            <w:u w:val="single"/>
+          </w:rPr>
+          <w:t>徒14:16</w:t>
+        </w:r>
+      </w:hyperlink>
+      <w:r>
+        <w:rPr>
+          <w:lang w:val="zh_TW" w:bidi="zh_TW"/>
+        </w:rPr>
+        <w:t>，</w:t>
+      </w:r>
+      <w:hyperlink r:id="rId58">
+        <w:r>
+          <w:rPr>
+            <w:lang w:val="zh_TW" w:bidi="zh_TW"/>
+          </w:rPr>
+          <w:rPr>
+            <w:color w:val="0000EE"/>
+            <w:u w:val="single"/>
+          </w:rPr>
+          <w:t>17:30</w:t>
+        </w:r>
+      </w:hyperlink>
+      <w:r>
+        <w:rPr>
+          <w:lang w:val="zh_TW" w:bidi="zh_TW"/>
+        </w:rPr>
+        <w:t>），而是顯示了憐憫。</w:t>
       </w:r>
     </w:p>
     <w:p>
@@ -793,9 +1229,9 @@
         <w:rPr>
           <w:lang w:val="zh_TW" w:bidi="zh_TW"/>
         </w:rPr>
-        <w:t>承襲舊約聖經的用法，保羅使用「肉體」一詞，不僅指身體的組成或身體本身，更具體地指由肉體構成的人。在這種用法中，「肉體」一詞可指人的血緣關係、肉身出身，以及使人彼此相連的天然聯繫。保羅提到他「骨肉之親」的同胞，就是猶太人。（</w:t>
-      </w:r>
-      <w:hyperlink r:id="rId35">
+        <w:t>然而，新約提到兩個饒恕的限制。一個是不得赦免的罪（</w:t>
+      </w:r>
+      <w:hyperlink r:id="rId59">
         <w:r>
           <w:rPr>
             <w:lang w:val="zh_TW" w:bidi="zh_TW"/>
@@ -804,16 +1240,16 @@
             <w:color w:val="0000EE"/>
             <w:u w:val="single"/>
           </w:rPr>
-          <w:t>羅9:3</w:t>
+          <w:t>太12:31–32</w:t>
         </w:r>
       </w:hyperlink>
       <w:r>
         <w:rPr>
           <w:lang w:val="zh_TW" w:bidi="zh_TW"/>
         </w:rPr>
-        <w:t>），甚至以「我骨肉」（</w:t>
-      </w:r>
-      <w:hyperlink r:id="rId36">
+        <w:t>；</w:t>
+      </w:r>
+      <w:hyperlink r:id="rId60">
         <w:r>
           <w:rPr>
             <w:lang w:val="zh_TW" w:bidi="zh_TW"/>
@@ -822,16 +1258,16 @@
             <w:color w:val="0000EE"/>
             <w:u w:val="single"/>
           </w:rPr>
-          <w:t>11:14</w:t>
+          <w:t>可3:28–30</w:t>
         </w:r>
       </w:hyperlink>
       <w:r>
         <w:rPr>
           <w:lang w:val="zh_TW" w:bidi="zh_TW"/>
         </w:rPr>
-        <w:t>）作為這些同胞的同義詞。「肉身所生的兒女」（</w:t>
-      </w:r>
-      <w:hyperlink r:id="rId37">
+        <w:t>；</w:t>
+      </w:r>
+      <w:hyperlink r:id="rId61">
         <w:r>
           <w:rPr>
             <w:lang w:val="zh_TW" w:bidi="zh_TW"/>
@@ -840,16 +1276,16 @@
             <w:color w:val="0000EE"/>
             <w:u w:val="single"/>
           </w:rPr>
-          <w:t>9:8</w:t>
+          <w:t>路12:10</w:t>
         </w:r>
       </w:hyperlink>
       <w:r>
         <w:rPr>
           <w:lang w:val="zh_TW" w:bidi="zh_TW"/>
         </w:rPr>
-        <w:t>）是指按自然生育而生的人，與那些因神介入而得生的人形成對比。基督按肉體說，是從大衛後裔生的（</w:t>
-      </w:r>
-      <w:hyperlink r:id="rId38">
+        <w:t>）。在這方面，基督提到那些像法利賽人一樣，在道德判斷上如此扭曲，以至於無法區分撒但的作行和基督的善行的人。另一種是「褻瀆聖靈的罪」，即「至於死的罪」（</w:t>
+      </w:r>
+      <w:hyperlink r:id="rId62">
         <w:r>
           <w:rPr>
             <w:lang w:val="zh_TW" w:bidi="zh_TW"/>
@@ -858,25 +1294,14 @@
             <w:color w:val="0000EE"/>
             <w:u w:val="single"/>
           </w:rPr>
-          <w:t>1:3</w:t>
+          <w:t>約一5:16</w:t>
         </w:r>
       </w:hyperlink>
       <w:r>
         <w:rPr>
           <w:lang w:val="zh_TW" w:bidi="zh_TW"/>
         </w:rPr>
-        <w:t>）。「按肉體」這個片語不僅指祂身體生命的來源，更指祂整個人性的存在，包括祂的身體與祂作為人的靈。</w:t>
-      </w:r>
-    </w:p>
-    <w:p>
-      <w:pPr>
-        <w:pStyle w:val="Heading4"/>
-      </w:pPr>
-      <w:r>
-        <w:rPr>
-          <w:lang w:val="zh_TW" w:bidi="zh_TW"/>
-        </w:rPr>
-        <w:t>肉體作為人的存在</w:t>
+        <w:t>）。這種罪並未具體定義，但其本質似乎是持續拒絕神的恩典。</w:t>
       </w:r>
     </w:p>
     <w:p>
@@ -890,9 +1315,9 @@
         <w:rPr>
           <w:lang w:val="zh_TW" w:bidi="zh_TW"/>
         </w:rPr>
-        <w:t>「肉體」的另一種用法就是單純指人的存在。只要人還活在身體中，就可說是「在肉身之中」。因此，保羅可以說他「在肉身」所活的生命是憑著信神的兒子而活（</w:t>
-      </w:r>
-      <w:hyperlink r:id="rId39">
+        <w:t>新約中的饒恕倫理強調，悔改是饒恕的條件（</w:t>
+      </w:r>
+      <w:hyperlink r:id="rId63">
         <w:r>
           <w:rPr>
             <w:lang w:val="zh_TW" w:bidi="zh_TW"/>
@@ -901,16 +1326,16 @@
             <w:color w:val="0000EE"/>
             <w:u w:val="single"/>
           </w:rPr>
-          <w:t>加2:20</w:t>
+          <w:t>林後7:10</w:t>
         </w:r>
       </w:hyperlink>
       <w:r>
         <w:rPr>
           <w:lang w:val="zh_TW" w:bidi="zh_TW"/>
         </w:rPr>
-        <w:t>）。保羅在提到耶穌地上的事工時說，祂「以自己的身體」廢掉猶太人和外邦人之間的冤仇（</w:t>
-      </w:r>
-      <w:hyperlink r:id="rId40">
+        <w:t>），還包括需要饒恕他人（</w:t>
+      </w:r>
+      <w:hyperlink r:id="rId64">
         <w:r>
           <w:rPr>
             <w:lang w:val="zh_TW" w:bidi="zh_TW"/>
@@ -919,16 +1344,16 @@
             <w:color w:val="0000EE"/>
             <w:u w:val="single"/>
           </w:rPr>
-          <w:t>弗2:15</w:t>
+          <w:t>太6:14–15</w:t>
         </w:r>
       </w:hyperlink>
       <w:r>
         <w:rPr>
           <w:lang w:val="zh_TW" w:bidi="zh_TW"/>
         </w:rPr>
-        <w:t>）。彼得也用同樣的意思說，耶穌「按著肉體」被治死（</w:t>
-      </w:r>
-      <w:hyperlink r:id="rId41">
+        <w:t>）。如果在接受饒恕的同時不饒恕他人，這顯然表明悔改並不徹底。主多次在比喻中強調，願意饒恕他人是真正悔改的標誌（</w:t>
+      </w:r>
+      <w:hyperlink r:id="rId40">
         <w:r>
           <w:rPr>
             <w:lang w:val="zh_TW" w:bidi="zh_TW"/>
@@ -937,16 +1362,16 @@
             <w:color w:val="0000EE"/>
             <w:u w:val="single"/>
           </w:rPr>
-          <w:t>彼前3:18</w:t>
+          <w:t>太18:23–35</w:t>
         </w:r>
       </w:hyperlink>
       <w:r>
         <w:rPr>
           <w:lang w:val="zh_TW" w:bidi="zh_TW"/>
         </w:rPr>
-        <w:t>）。約翰也這樣說：「耶穌基督是成了肉身來的」（</w:t>
-      </w:r>
-      <w:hyperlink r:id="rId42">
+        <w:t>；</w:t>
+      </w:r>
+      <w:hyperlink r:id="rId56">
         <w:r>
           <w:rPr>
             <w:lang w:val="zh_TW" w:bidi="zh_TW"/>
@@ -955,16 +1380,16 @@
             <w:color w:val="0000EE"/>
             <w:u w:val="single"/>
           </w:rPr>
-          <w:t>約一4:2</w:t>
+          <w:t>路6:37</w:t>
         </w:r>
       </w:hyperlink>
       <w:r>
         <w:rPr>
           <w:lang w:val="zh_TW" w:bidi="zh_TW"/>
         </w:rPr>
-        <w:t>）。這種用法最明顯地體現在約翰福音的宣告：「道成了肉身，住在我們中間」（</w:t>
-      </w:r>
-      <w:hyperlink r:id="rId43">
+        <w:t>）。因此，基督教導我們，饒恕是一種責任，沒有任何限制。必須毫無保留地饒恕，甚至要到70個7次（</w:t>
+      </w:r>
+      <w:hyperlink r:id="rId65">
         <w:r>
           <w:rPr>
             <w:lang w:val="zh_TW" w:bidi="zh_TW"/>
@@ -973,25 +1398,32 @@
             <w:color w:val="0000EE"/>
             <w:u w:val="single"/>
           </w:rPr>
-          <w:t>約1:14</w:t>
+          <w:t>太18:21–22</w:t>
         </w:r>
       </w:hyperlink>
       <w:r>
         <w:rPr>
           <w:lang w:val="zh_TW" w:bidi="zh_TW"/>
         </w:rPr>
+        <w:t>）。饒恕是信徒之間相互關係的一部分：既然所有人都依賴於神的饒恕，那麼所有人也都必須彼此饒恕。「主怎樣饒恕了你們，你們也要怎樣饒恕人」（</w:t>
+      </w:r>
+      <w:hyperlink r:id="rId55">
+        <w:r>
+          <w:rPr>
+            <w:lang w:val="zh_TW" w:bidi="zh_TW"/>
+          </w:rPr>
+          <w:rPr>
+            <w:color w:val="0000EE"/>
+            <w:u w:val="single"/>
+          </w:rPr>
+          <w:t>西3:13</w:t>
+        </w:r>
+      </w:hyperlink>
+      <w:r>
+        <w:rPr>
+          <w:lang w:val="zh_TW" w:bidi="zh_TW"/>
+        </w:rPr>
         <w:t>）。</w:t>
-      </w:r>
-    </w:p>
-    <w:p>
-      <w:pPr>
-        <w:pStyle w:val="Heading4"/>
-      </w:pPr>
-      <w:r>
-        <w:rPr>
-          <w:lang w:val="zh_TW" w:bidi="zh_TW"/>
-        </w:rPr>
-        <w:t>肉體作為外在呈現上的人類存在</w:t>
       </w:r>
     </w:p>
     <w:p>
@@ -1003,988 +1435,34 @@
       </w:r>
       <w:r>
         <w:rPr>
-          <w:lang w:val="zh_TW" w:bidi="zh_TW"/>
-        </w:rPr>
-        <w:t>「肉體」的含義也超越了人的肉身生命，並包括對人類存在至關重要的其它層面。因此，「靠著肉體」（</w:t>
-      </w:r>
-      <w:hyperlink r:id="rId44">
-        <w:r>
-          <w:rPr>
-            <w:lang w:val="zh_TW" w:bidi="zh_TW"/>
-          </w:rPr>
-          <w:rPr>
-            <w:color w:val="0000EE"/>
-            <w:u w:val="single"/>
-          </w:rPr>
-          <w:t>腓3:3</w:t>
-        </w:r>
-      </w:hyperlink>
-      <w:r>
-        <w:rPr>
-          <w:lang w:val="zh_TW" w:bidi="zh_TW"/>
-        </w:rPr>
-        <w:t>）並不是指倚靠身體，而是指倚靠整個屬於人外在存在領域的各種因素。這包括保羅的猶太血統、他嚴謹的宗教訓練、他的熱心，以及他在猶太宗教界中的地位。「憑著肉體自誇」（</w:t>
-      </w:r>
-      <w:hyperlink r:id="rId45">
-        <w:r>
-          <w:rPr>
-            <w:lang w:val="zh_TW" w:bidi="zh_TW"/>
-          </w:rPr>
-          <w:rPr>
-            <w:color w:val="0000EE"/>
-            <w:u w:val="single"/>
-          </w:rPr>
-          <w:t>林後11:18</w:t>
-        </w:r>
-      </w:hyperlink>
-      <w:r>
-        <w:rPr>
-          <w:lang w:val="zh_TW" w:bidi="zh_TW"/>
-        </w:rPr>
-        <w:t>，譯註：和合本譯為：憑著血氣自誇）這個片語在某些譯本中譯為「憑著他們的人類成就自誇」。在「肉體」中有外貌的體面幾乎等同於在世上有顯赫的地位（</w:t>
-      </w:r>
-      <w:hyperlink r:id="rId46">
-        <w:r>
-          <w:rPr>
-            <w:lang w:val="zh_TW" w:bidi="zh_TW"/>
-          </w:rPr>
-          <w:rPr>
-            <w:color w:val="0000EE"/>
-            <w:u w:val="single"/>
-          </w:rPr>
-          <w:t>加6:11–14</w:t>
-        </w:r>
-      </w:hyperlink>
-      <w:r>
-        <w:rPr>
-          <w:lang w:val="zh_TW" w:bidi="zh_TW"/>
-        </w:rPr>
-        <w:t>）。那些主張行割禮的猶太派基督徒堅持此舉，是為了在人看來能有宗教上的成就感，從而找到誇口的理由。但這些外在的區別與誇口的根據對保羅已不再有吸引力，因為在他眼中，世界已如同釘在十字架上，而他自己對世界也同樣如此。</w:t>
-      </w:r>
-    </w:p>
-    <w:p>
-      <w:pPr/>
-      <w:r>
-        <w:rPr>
-          <w:lang w:val="zh_TW" w:bidi="zh_TW"/>
-        </w:rPr>
-      </w:r>
-      <w:r>
-        <w:rPr>
-          <w:lang w:val="zh_TW" w:bidi="zh_TW"/>
-        </w:rPr>
-        <w:t>「肉體」一詞也可用來指外在人際關係，例如形容僕人與主人之間的社會關係（</w:t>
-      </w:r>
-      <w:hyperlink r:id="rId47">
-        <w:r>
-          <w:rPr>
-            <w:lang w:val="zh_TW" w:bidi="zh_TW"/>
-          </w:rPr>
-          <w:rPr>
-            <w:color w:val="0000EE"/>
-            <w:u w:val="single"/>
-          </w:rPr>
-          <w:t>弗6:5</w:t>
-        </w:r>
-      </w:hyperlink>
+          <w:i/>
+          <w:lang w:val="zh_TW" w:bidi="zh_TW"/>
+        </w:rPr>
+        <w:t>另見</w:t>
+      </w:r>
+      <w:r>
+        <w:rPr>
+          <w:lang w:val="zh_TW" w:bidi="zh_TW"/>
+        </w:rPr>
+        <w:t xml:space="preserve"> </w:t>
+      </w:r>
+      <w:r>
+        <w:rPr>
+          <w:lang w:val="zh_TW" w:bidi="zh_TW"/>
+        </w:rPr>
+        <w:t>承認</w:t>
+      </w:r>
       <w:r>
         <w:rPr>
           <w:lang w:val="zh_TW" w:bidi="zh_TW"/>
         </w:rPr>
         <w:t>；</w:t>
       </w:r>
-      <w:hyperlink r:id="rId48">
-        <w:r>
-          <w:rPr>
-            <w:lang w:val="zh_TW" w:bidi="zh_TW"/>
-          </w:rPr>
-          <w:rPr>
-            <w:color w:val="0000EE"/>
-            <w:u w:val="single"/>
-          </w:rPr>
-          <w:t>西3:22</w:t>
-        </w:r>
-      </w:hyperlink>
-      <w:r>
-        <w:rPr>
-          <w:lang w:val="zh_TW" w:bidi="zh_TW"/>
-        </w:rPr>
-        <w:t>；</w:t>
-      </w:r>
-      <w:hyperlink r:id="rId49">
-        <w:r>
-          <w:rPr>
-            <w:lang w:val="zh_TW" w:bidi="zh_TW"/>
-          </w:rPr>
-          <w:rPr>
-            <w:color w:val="0000EE"/>
-            <w:u w:val="single"/>
-          </w:rPr>
-          <w:t>門1:16</w:t>
-        </w:r>
-      </w:hyperlink>
-      <w:r>
-        <w:rPr>
-          <w:lang w:val="zh_TW" w:bidi="zh_TW"/>
-        </w:rPr>
-        <w:t>）。「在肉體中」也可用來描述婚姻關係的領域，這其中涉及一些困難的問題（</w:t>
-      </w:r>
-      <w:hyperlink r:id="rId50">
-        <w:r>
-          <w:rPr>
-            <w:lang w:val="zh_TW" w:bidi="zh_TW"/>
-          </w:rPr>
-          <w:rPr>
-            <w:color w:val="0000EE"/>
-            <w:u w:val="single"/>
-          </w:rPr>
-          <w:t>林前7:28</w:t>
-        </w:r>
-      </w:hyperlink>
-      <w:r>
-        <w:rPr>
-          <w:lang w:val="zh_TW" w:bidi="zh_TW"/>
-        </w:rPr>
-        <w:t>）。</w:t>
-      </w:r>
-    </w:p>
-    <w:p>
-      <w:pPr/>
-      <w:r>
-        <w:rPr>
-          <w:lang w:val="zh_TW" w:bidi="zh_TW"/>
-        </w:rPr>
-      </w:r>
-      <w:r>
-        <w:rPr>
-          <w:lang w:val="zh_TW" w:bidi="zh_TW"/>
-        </w:rPr>
-        <w:t>這種用法有助於理解一處原本難解的經文：「所以，我們從今以後，不憑著外貌認人了。雖然憑著外貌認過基督，如今卻不再這樣認他了」（</w:t>
-      </w:r>
-      <w:hyperlink r:id="rId51">
-        <w:r>
-          <w:rPr>
-            <w:lang w:val="zh_TW" w:bidi="zh_TW"/>
-          </w:rPr>
-          <w:rPr>
-            <w:color w:val="0000EE"/>
-            <w:u w:val="single"/>
-          </w:rPr>
-          <w:t>林後5:16</w:t>
-        </w:r>
-      </w:hyperlink>
-      <w:r>
-        <w:rPr>
-          <w:lang w:val="zh_TW" w:bidi="zh_TW"/>
-        </w:rPr>
-        <w:t>）。有英文譯本將其中的片語譯為「按人的觀點（from a human point of view）」，這樣的翻譯是正確的。這節經文的意思並不是說保羅曾在耶路撒冷聽過或見過耶穌，並因此「憑著肉體」（譯註：和合本譯為「憑著外貌」）認識祂。「憑著肉體」修飾的是「認」這個動詞，而不是「基督」這個名詞。保羅在歸信以前，「憑著肉體」認識人，也就是按世俗、人性的標準來判斷人。按「肉體」認識基督，就是以純粹人類的眼光看待祂。作為一個猶太人，保羅當時認為耶穌只是一個自以為是的彌賽亞假冒者。根據猶太人的觀念，彌賽亞應當作為大衛的王在地上掌權，拯救以色列民，並懲罰被厭惡的外邦人。然而，保羅放棄了這種錯誤的人性看法，轉而真正認識基督——那位成為肉身的神的兒子，是一切信祂之人的救主。成為基督徒之後，保羅不再憑著肉體來判斷別人。</w:t>
-      </w:r>
-    </w:p>
-    <w:p>
-      <w:pPr>
-        <w:pStyle w:val="Heading4"/>
-      </w:pPr>
-      <w:r>
-        <w:rPr>
-          <w:lang w:val="zh_TW" w:bidi="zh_TW"/>
-        </w:rPr>
-        <w:t>肉體作為墮落的人性</w:t>
-      </w:r>
-    </w:p>
-    <w:p>
-      <w:pPr/>
-      <w:r>
-        <w:rPr>
-          <w:lang w:val="zh_TW" w:bidi="zh_TW"/>
-        </w:rPr>
-      </w:r>
-      <w:r>
-        <w:rPr>
-          <w:lang w:val="zh_TW" w:bidi="zh_TW"/>
-        </w:rPr>
-        <w:t>當保羅說「血肉之體不能承受神的國」（</w:t>
-      </w:r>
-      <w:hyperlink r:id="rId29">
-        <w:r>
-          <w:rPr>
-            <w:lang w:val="zh_TW" w:bidi="zh_TW"/>
-          </w:rPr>
-          <w:rPr>
-            <w:color w:val="0000EE"/>
-            <w:u w:val="single"/>
-          </w:rPr>
-          <w:t>林前15:50</w:t>
-        </w:r>
-      </w:hyperlink>
-      <w:r>
-        <w:rPr>
-          <w:lang w:val="zh_TW" w:bidi="zh_TW"/>
-        </w:rPr>
-        <w:t>）時，他的意思並不是說人無法承受神的國，而是說墮落的人性無法承受；正如後一句所說：「必朽壞的不能承受不朽壞的。」軟弱、墮落、會朽壞的身體不能承受神的國，必須經歷改變，「這必朽壞的總要變成不朽壞的，這必死的總要變成不死的」（</w:t>
-      </w:r>
-      <w:hyperlink r:id="rId52">
-        <w:r>
-          <w:rPr>
-            <w:lang w:val="zh_TW" w:bidi="zh_TW"/>
-          </w:rPr>
-          <w:rPr>
-            <w:color w:val="0000EE"/>
-            <w:u w:val="single"/>
-          </w:rPr>
-          <w:t>林前15:53</w:t>
-        </w:r>
-      </w:hyperlink>
-      <w:r>
-        <w:rPr>
-          <w:lang w:val="zh_TW" w:bidi="zh_TW"/>
-        </w:rPr>
-        <w:t>）。這並不是靈魂或心靈的得救，而是將一種身體轉換成另一種，能夠承受神最終榮耀國度的身體。</w:t>
-      </w:r>
-    </w:p>
-    <w:p>
-      <w:pPr/>
-      <w:r>
-        <w:rPr>
-          <w:lang w:val="zh_TW" w:bidi="zh_TW"/>
-        </w:rPr>
-      </w:r>
-      <w:r>
-        <w:rPr>
-          <w:lang w:val="zh_TW" w:bidi="zh_TW"/>
-        </w:rPr>
-        <w:t>當彼得承認耶穌的彌賽亞身分時，耶穌回答說：「這不是屬血肉的指示你的，乃是我在天上的父指示的」（</w:t>
-      </w:r>
-      <w:hyperlink r:id="rId53">
-        <w:r>
-          <w:rPr>
-            <w:lang w:val="zh_TW" w:bidi="zh_TW"/>
-          </w:rPr>
-          <w:rPr>
-            <w:color w:val="0000EE"/>
-            <w:u w:val="single"/>
-          </w:rPr>
-          <w:t>太16:17</w:t>
-        </w:r>
-      </w:hyperlink>
-      <w:r>
-        <w:rPr>
-          <w:lang w:val="zh_TW" w:bidi="zh_TW"/>
-        </w:rPr>
-        <w:t>）。這節經文的意思很清楚：對耶穌彌賽亞身分的認識並非人理性的推論，而是唯有藉著神的啟示才能得著的真知識。</w:t>
-      </w:r>
-    </w:p>
-    <w:p>
-      <w:pPr>
-        <w:pStyle w:val="Heading4"/>
-      </w:pPr>
-      <w:r>
-        <w:rPr>
-          <w:lang w:val="zh_TW" w:bidi="zh_TW"/>
-        </w:rPr>
-        <w:t>肉體作為罪惡的人性</w:t>
-      </w:r>
-    </w:p>
-    <w:p>
-      <w:pPr/>
-      <w:r>
-        <w:rPr>
-          <w:lang w:val="zh_TW" w:bidi="zh_TW"/>
-        </w:rPr>
-      </w:r>
-      <w:r>
-        <w:rPr>
-          <w:lang w:val="zh_TW" w:bidi="zh_TW"/>
-        </w:rPr>
-        <w:t>還有一組帶有明顯保羅風格的倫理用法。其中最重要的特點是：人在神面前不僅被看為墮落與軟弱的，同時也是墮落並帶有罪性的。肉體在這裡與被神的靈更新的人的靈相對，若沒有聖靈的幫助，人就不能討神喜悅。最生動的例子出現在</w:t>
-      </w:r>
-      <w:hyperlink r:id="rId54">
-        <w:r>
-          <w:rPr>
-            <w:lang w:val="zh_TW" w:bidi="zh_TW"/>
-          </w:rPr>
-          <w:rPr>
-            <w:color w:val="0000EE"/>
-            <w:u w:val="single"/>
-          </w:rPr>
-          <w:t>羅馬書八章</w:t>
-        </w:r>
-      </w:hyperlink>
-      <w:r>
-        <w:rPr>
-          <w:lang w:val="zh_TW" w:bidi="zh_TW"/>
-        </w:rPr>
-        <w:t>的第一部分，保羅在那裡明確對比「在肉體裡」的人和「在聖靈裡」的人。「在聖靈裡」並不是指進入一種入神（ecstasy）的狀態，而是指一個人生活在由神的靈所掌管的屬靈範圍中。「在肉體裡」的人，也就是未重生的人，不能討神喜悅。這裡有兩個彼此對立、互不相容的領域：「在肉體裡」與「在聖靈裡」。而「在聖靈裡」意味著有神的聖靈內住，也就是成為一個重生的人。</w:t>
-      </w:r>
-    </w:p>
-    <w:p>
-      <w:pPr/>
-      <w:r>
-        <w:rPr>
-          <w:lang w:val="zh_TW" w:bidi="zh_TW"/>
-        </w:rPr>
-      </w:r>
-      <w:r>
-        <w:rPr>
-          <w:lang w:val="zh_TW" w:bidi="zh_TW"/>
-        </w:rPr>
-        <w:t>在</w:t>
-      </w:r>
-      <w:hyperlink r:id="rId55">
-        <w:r>
-          <w:rPr>
-            <w:lang w:val="zh_TW" w:bidi="zh_TW"/>
-          </w:rPr>
-          <w:rPr>
-            <w:color w:val="0000EE"/>
-            <w:u w:val="single"/>
-          </w:rPr>
-          <w:t>羅馬書七至八章</w:t>
-        </w:r>
-      </w:hyperlink>
-      <w:r>
-        <w:rPr>
-          <w:lang w:val="zh_TW" w:bidi="zh_TW"/>
-        </w:rPr>
-        <w:t>中，保羅清楚指出，未重生的人無法按著神的要求去愛祂、事奉祂，因此不能討祂喜悅。律法也無法使人真正成為義人，因為肉體是軟弱的（</w:t>
-      </w:r>
-      <w:hyperlink r:id="rId56">
-        <w:r>
-          <w:rPr>
-            <w:lang w:val="zh_TW" w:bidi="zh_TW"/>
-          </w:rPr>
-          <w:rPr>
-            <w:color w:val="0000EE"/>
-            <w:u w:val="single"/>
-          </w:rPr>
-          <w:t>8:2</w:t>
-        </w:r>
-      </w:hyperlink>
-      <w:r>
-        <w:rPr>
-          <w:lang w:val="zh_TW" w:bidi="zh_TW"/>
-        </w:rPr>
-        <w:t>）。體貼肉體的就是死，體貼聖靈的乃是生命（</w:t>
-      </w:r>
-      <w:hyperlink r:id="rId57">
-        <w:r>
-          <w:rPr>
-            <w:lang w:val="zh_TW" w:bidi="zh_TW"/>
-          </w:rPr>
-          <w:rPr>
-            <w:color w:val="0000EE"/>
-            <w:u w:val="single"/>
-          </w:rPr>
-          <w:t>8:6</w:t>
-        </w:r>
-      </w:hyperlink>
-      <w:r>
-        <w:rPr>
-          <w:lang w:val="zh_TW" w:bidi="zh_TW"/>
-        </w:rPr>
-        <w:t>）。保羅在別處說：「我也知道，在我裡頭，就是我肉體之中，沒有良善」（</w:t>
-      </w:r>
-      <w:hyperlink r:id="rId58">
-        <w:r>
-          <w:rPr>
-            <w:lang w:val="zh_TW" w:bidi="zh_TW"/>
-          </w:rPr>
-          <w:rPr>
-            <w:color w:val="0000EE"/>
-            <w:u w:val="single"/>
-          </w:rPr>
-          <w:t>7:18</w:t>
-        </w:r>
-      </w:hyperlink>
-      <w:r>
-        <w:rPr>
-          <w:lang w:val="zh_TW" w:bidi="zh_TW"/>
-        </w:rPr>
-        <w:t>）。這裡的「肉體」並不是指人的身體，因為人的身體是聖靈的殿（</w:t>
-      </w:r>
-      <w:hyperlink r:id="rId59">
-        <w:r>
-          <w:rPr>
-            <w:lang w:val="zh_TW" w:bidi="zh_TW"/>
-          </w:rPr>
-          <w:rPr>
-            <w:color w:val="0000EE"/>
-            <w:u w:val="single"/>
-          </w:rPr>
-          <w:t>林前6:19</w:t>
-        </w:r>
-      </w:hyperlink>
-      <w:r>
-        <w:rPr>
-          <w:lang w:val="zh_TW" w:bidi="zh_TW"/>
-        </w:rPr>
-        <w:t>），是基督的肢體（</w:t>
-      </w:r>
-      <w:hyperlink r:id="rId60">
-        <w:r>
-          <w:rPr>
-            <w:lang w:val="zh_TW" w:bidi="zh_TW"/>
-          </w:rPr>
-          <w:rPr>
-            <w:color w:val="0000EE"/>
-            <w:u w:val="single"/>
-          </w:rPr>
-          <w:t>6:15</w:t>
-        </w:r>
-      </w:hyperlink>
-      <w:r>
-        <w:rPr>
-          <w:lang w:val="zh_TW" w:bidi="zh_TW"/>
-        </w:rPr>
-        <w:t>），並且應當成為榮耀神的器皿（</w:t>
-      </w:r>
-      <w:hyperlink r:id="rId61">
-        <w:r>
-          <w:rPr>
-            <w:lang w:val="zh_TW" w:bidi="zh_TW"/>
-          </w:rPr>
-          <w:rPr>
-            <w:color w:val="0000EE"/>
-            <w:u w:val="single"/>
-          </w:rPr>
-          <w:t>6:20</w:t>
-        </w:r>
-      </w:hyperlink>
-      <w:r>
-        <w:rPr>
-          <w:lang w:val="zh_TW" w:bidi="zh_TW"/>
-        </w:rPr>
-        <w:t>）。因此，保羅所指的「肉體」，乃是指那未重生的本性，在其中並沒有神所要求的良善。</w:t>
-      </w:r>
-    </w:p>
-    <w:p>
-      <w:pPr/>
-      <w:r>
-        <w:rPr>
-          <w:lang w:val="zh_TW" w:bidi="zh_TW"/>
-        </w:rPr>
-      </w:r>
-      <w:r>
-        <w:rPr>
-          <w:lang w:val="zh_TW" w:bidi="zh_TW"/>
-        </w:rPr>
-        <w:t>雖然保羅鮮明地對比了「在肉體裡」（指未重生）與「在聖靈裡」（指已重生）的差異，但當一個人重生、進入「在聖靈裡」的狀態時，他就不再「在肉體裡」，然而肉體仍在他裡面。事實上，信徒內裡仍存在著肉體與聖靈之間的爭戰。保羅對那些「在聖靈裡」的人說：「因為情慾和聖靈相爭， 聖靈和情慾相爭，這兩個是彼此相敵，使你們不能做所願意做的」（</w:t>
-      </w:r>
-      <w:hyperlink r:id="rId62">
-        <w:r>
-          <w:rPr>
-            <w:lang w:val="zh_TW" w:bidi="zh_TW"/>
-          </w:rPr>
-          <w:rPr>
-            <w:color w:val="0000EE"/>
-            <w:u w:val="single"/>
-          </w:rPr>
-          <w:t>加5:17</w:t>
-        </w:r>
-      </w:hyperlink>
-      <w:r>
-        <w:rPr>
-          <w:lang w:val="zh_TW" w:bidi="zh_TW"/>
-        </w:rPr>
-        <w:t>）。由於基督徒的生活是這兩種對立原則之間的戰場，人就不可能成為自己所期望的那樣完全。</w:t>
-      </w:r>
-    </w:p>
-    <w:p>
-      <w:pPr/>
-      <w:r>
-        <w:rPr>
-          <w:lang w:val="zh_TW" w:bidi="zh_TW"/>
-        </w:rPr>
-      </w:r>
-      <w:r>
-        <w:rPr>
-          <w:lang w:val="zh_TW" w:bidi="zh_TW"/>
-        </w:rPr>
-        <w:t>同樣的情況也出現在</w:t>
-      </w:r>
-      <w:hyperlink r:id="rId63">
-        <w:r>
-          <w:rPr>
-            <w:lang w:val="zh_TW" w:bidi="zh_TW"/>
-          </w:rPr>
-          <w:rPr>
-            <w:color w:val="0000EE"/>
-            <w:u w:val="single"/>
-          </w:rPr>
-          <w:t>哥林多前書二章14節至三章3節</w:t>
-        </w:r>
-      </w:hyperlink>
-      <w:r>
-        <w:rPr>
-          <w:lang w:val="zh_TW" w:bidi="zh_TW"/>
-        </w:rPr>
-        <w:t>，保羅在那裡將人分為三類：「屬血氣的」（</w:t>
-      </w:r>
-      <w:hyperlink r:id="rId64">
-        <w:r>
-          <w:rPr>
-            <w:lang w:val="zh_TW" w:bidi="zh_TW"/>
-          </w:rPr>
-          <w:rPr>
-            <w:color w:val="0000EE"/>
-            <w:u w:val="single"/>
-          </w:rPr>
-          <w:t>2:14</w:t>
-        </w:r>
-      </w:hyperlink>
-      <w:r>
-        <w:rPr>
-          <w:lang w:val="zh_TW" w:bidi="zh_TW"/>
-        </w:rPr>
-        <w:t>），「屬肉體」，即屬肉體的人（</w:t>
-      </w:r>
-      <w:hyperlink r:id="rId65">
-        <w:r>
-          <w:rPr>
-            <w:lang w:val="zh_TW" w:bidi="zh_TW"/>
-          </w:rPr>
-          <w:rPr>
-            <w:color w:val="0000EE"/>
-            <w:u w:val="single"/>
-          </w:rPr>
-          <w:t>3:1、3</w:t>
-        </w:r>
-      </w:hyperlink>
-      <w:r>
-        <w:rPr>
-          <w:lang w:val="zh_TW" w:bidi="zh_TW"/>
-        </w:rPr>
-        <w:t>），以及「屬靈的」（</w:t>
-      </w:r>
-      <w:hyperlink r:id="rId66">
-        <w:r>
-          <w:rPr>
-            <w:lang w:val="zh_TW" w:bidi="zh_TW"/>
-          </w:rPr>
-          <w:rPr>
-            <w:color w:val="0000EE"/>
-            <w:u w:val="single"/>
-          </w:rPr>
-          <w:t>3:1</w:t>
-        </w:r>
-      </w:hyperlink>
-      <w:r>
-        <w:rPr>
-          <w:lang w:val="zh_TW" w:bidi="zh_TW"/>
-        </w:rPr>
-        <w:t>）。「屬血氣的人」指尚未重生的人；那些「屬肉體」的人（</w:t>
-      </w:r>
-      <w:hyperlink r:id="rId67">
-        <w:r>
-          <w:rPr>
-            <w:lang w:val="zh_TW" w:bidi="zh_TW"/>
-          </w:rPr>
-          <w:rPr>
-            <w:color w:val="0000EE"/>
-            <w:u w:val="single"/>
-          </w:rPr>
-          <w:t>羅8:9</w:t>
-        </w:r>
-      </w:hyperlink>
-      <w:r>
-        <w:rPr>
-          <w:lang w:val="zh_TW" w:bidi="zh_TW"/>
-        </w:rPr>
-        <w:t>），一生都停留在人的層面上，因此無法明白屬神的事。「屬靈的」則是生命受神的靈掌管的人，他們的生活中顯明出聖靈的果子（</w:t>
-      </w:r>
-      <w:hyperlink r:id="rId68">
-        <w:r>
-          <w:rPr>
-            <w:lang w:val="zh_TW" w:bidi="zh_TW"/>
-          </w:rPr>
-          <w:rPr>
-            <w:color w:val="0000EE"/>
-            <w:u w:val="single"/>
-          </w:rPr>
-          <w:t>加5:22–23</w:t>
-        </w:r>
-      </w:hyperlink>
-      <w:r>
-        <w:rPr>
-          <w:lang w:val="zh_TW" w:bidi="zh_TW"/>
-        </w:rPr>
-        <w:t>）。在這兩類人之間，還有第三類——「屬肉體」，也就是在基督裡的嬰孩。他們既然「在基督裡」，就必然「在聖靈裡」，但他們的生活卻未能「順著聖靈而行」。由於他們是屬靈生命尚幼的信徒，雖然神的靈住在他們裡面，但聖靈並未能完全掌權，他們仍然「照著世人的樣子行」（</w:t>
-      </w:r>
-      <w:hyperlink r:id="rId69">
-        <w:r>
-          <w:rPr>
-            <w:lang w:val="zh_TW" w:bidi="zh_TW"/>
-          </w:rPr>
-          <w:rPr>
-            <w:color w:val="0000EE"/>
-            <w:u w:val="single"/>
-          </w:rPr>
-          <w:t>林前3:3</w:t>
-        </w:r>
-      </w:hyperlink>
-      <w:r>
-        <w:rPr>
-          <w:lang w:val="zh_TW" w:bidi="zh_TW"/>
-        </w:rPr>
-        <w:t>），在嫉妒與紛爭中顯出屬肉體的行為。</w:t>
-      </w:r>
-    </w:p>
-    <w:p>
-      <w:pPr>
-        <w:pStyle w:val="Heading4"/>
-      </w:pPr>
-      <w:r>
-        <w:rPr>
-          <w:lang w:val="zh_TW" w:bidi="zh_TW"/>
-        </w:rPr>
-        <w:t>肉體的行為</w:t>
-      </w:r>
-    </w:p>
-    <w:p>
-      <w:pPr/>
-      <w:r>
-        <w:rPr>
-          <w:lang w:val="zh_TW" w:bidi="zh_TW"/>
-        </w:rPr>
-      </w:r>
-      <w:r>
-        <w:rPr>
-          <w:lang w:val="zh_TW" w:bidi="zh_TW"/>
-        </w:rPr>
-        <w:t>在</w:t>
-      </w:r>
-      <w:hyperlink r:id="rId70">
-        <w:r>
-          <w:rPr>
-            <w:lang w:val="zh_TW" w:bidi="zh_TW"/>
-          </w:rPr>
-          <w:rPr>
-            <w:color w:val="0000EE"/>
-            <w:u w:val="single"/>
-          </w:rPr>
-          <w:t>加拉太書五章19至23節</w:t>
-        </w:r>
-      </w:hyperlink>
-      <w:r>
-        <w:rPr>
-          <w:lang w:val="zh_TW" w:bidi="zh_TW"/>
-        </w:rPr>
-        <w:t>中，保羅對比屬肉體的生活與屬聖靈的生活：「情慾的事都是顯而易見的，就如姦淫、污穢、邪蕩、拜偶像、邪術、仇恨、爭競、忌恨、惱怒、結黨、紛爭、異端、嫉妒、醉酒、荒宴等類」（</w:t>
-      </w:r>
-      <w:hyperlink r:id="rId71">
-        <w:r>
-          <w:rPr>
-            <w:lang w:val="zh_TW" w:bidi="zh_TW"/>
-          </w:rPr>
-          <w:rPr>
-            <w:color w:val="0000EE"/>
-            <w:u w:val="single"/>
-          </w:rPr>
-          <w:t>加5:19–21</w:t>
-        </w:r>
-      </w:hyperlink>
-      <w:r>
-        <w:rPr>
-          <w:lang w:val="zh_TW" w:bidi="zh_TW"/>
-        </w:rPr>
-        <w:t>）。這份清單中值得注意的是，其中有些罪與肉身及性慾有關，但也有屬宗教的罪（如拜偶像、行邪術）。此外，還有一些是屬「心靈」或性情上的罪，如仇恨、爭競、嫉妒、惱怒、紛爭。「結黨」與「異端」這兩個字詞在此並非指神學上的錯謬，而是指分裂、對立的心態。這清楚證明，對保羅而言，「肉體」並非單指身體，而是包括整個人——連同其內在的態度與性情。</w:t>
-      </w:r>
-    </w:p>
-    <w:p>
-      <w:pPr>
-        <w:pStyle w:val="Heading4"/>
-      </w:pPr>
-      <w:r>
-        <w:rPr>
-          <w:lang w:val="zh_TW" w:bidi="zh_TW"/>
-        </w:rPr>
-        <w:t>勝過肉體</w:t>
-      </w:r>
-    </w:p>
-    <w:p>
-      <w:pPr/>
-      <w:r>
-        <w:rPr>
-          <w:lang w:val="zh_TW" w:bidi="zh_TW"/>
-        </w:rPr>
-      </w:r>
-      <w:r>
-        <w:rPr>
-          <w:lang w:val="zh_TW" w:bidi="zh_TW"/>
-        </w:rPr>
-        <w:t>雖然信徒內在仍存在聖靈與肉體的爭戰，但保羅指出，聖靈有得勝之道。就身體而言，「肉體」是在成聖的範圍之內（</w:t>
-      </w:r>
-      <w:hyperlink r:id="rId72">
-        <w:r>
-          <w:rPr>
-            <w:lang w:val="zh_TW" w:bidi="zh_TW"/>
-          </w:rPr>
-          <w:rPr>
-            <w:color w:val="0000EE"/>
-            <w:u w:val="single"/>
-          </w:rPr>
-          <w:t>帖前5:23</w:t>
-        </w:r>
-      </w:hyperlink>
-      <w:r>
-        <w:rPr>
-          <w:lang w:val="zh_TW" w:bidi="zh_TW"/>
-        </w:rPr>
-        <w:t>），但就未重生的人性而言，這樣的肉體只能被治死。</w:t>
-      </w:r>
-    </w:p>
-    <w:p>
-      <w:pPr/>
-      <w:r>
-        <w:rPr>
-          <w:lang w:val="zh_TW" w:bidi="zh_TW"/>
-        </w:rPr>
-      </w:r>
-      <w:r>
-        <w:rPr>
-          <w:lang w:val="zh_TW" w:bidi="zh_TW"/>
-        </w:rPr>
-        <w:t>這就是所謂客觀與主觀之間的張力。因為在基督裡已經發生了一些事（客觀的事實），因此必然會產生一些屬靈的結果（主觀的經歷）。依據保羅的觀點，「肉體」已經在基督的死中被治死。凡屬基督的人，已經把肉體連同邪情私慾同釘在十字架上（</w:t>
-      </w:r>
-      <w:hyperlink r:id="rId73">
-        <w:r>
-          <w:rPr>
-            <w:lang w:val="zh_TW" w:bidi="zh_TW"/>
-          </w:rPr>
-          <w:rPr>
-            <w:color w:val="0000EE"/>
-            <w:u w:val="single"/>
-          </w:rPr>
-          <w:t>加5:24</w:t>
-        </w:r>
-      </w:hyperlink>
-      <w:r>
-        <w:rPr>
-          <w:lang w:val="zh_TW" w:bidi="zh_TW"/>
-        </w:rPr>
-        <w:t>）。保羅在別處也說：「我已經與基督同釘十字架」（</w:t>
-      </w:r>
-      <w:hyperlink r:id="rId39">
-        <w:r>
-          <w:rPr>
-            <w:lang w:val="zh_TW" w:bidi="zh_TW"/>
-          </w:rPr>
-          <w:rPr>
-            <w:color w:val="0000EE"/>
-            <w:u w:val="single"/>
-          </w:rPr>
-          <w:t>2:20</w:t>
-        </w:r>
-      </w:hyperlink>
-      <w:r>
-        <w:rPr>
-          <w:lang w:val="zh_TW" w:bidi="zh_TW"/>
-        </w:rPr>
-        <w:t>），又說：「我們的舊人和他同釘十字架」（</w:t>
-      </w:r>
-      <w:hyperlink r:id="rId74">
-        <w:r>
-          <w:rPr>
-            <w:lang w:val="zh_TW" w:bidi="zh_TW"/>
-          </w:rPr>
-          <w:rPr>
-            <w:color w:val="0000EE"/>
-            <w:u w:val="single"/>
-          </w:rPr>
-          <w:t>羅6:6</w:t>
-        </w:r>
-      </w:hyperlink>
-      <w:r>
-        <w:rPr>
-          <w:lang w:val="zh_TW" w:bidi="zh_TW"/>
-        </w:rPr>
-        <w:t>）。這些經文顯明，「肉體」與「舊人」在某種意義上是相同的。這種相同的概念也在保羅有關「同釘十字架」的教導中得到進一步印證，因為當保羅說「肉體同釘十字架」時，他的意思與他在羅馬書中所說的是一致的：「我們在罪上死了的人豈可仍在罪中活著呢？豈不知我們這受洗歸入基督耶穌的人是受洗歸入他的死嗎？所以，我們藉著洗禮歸入死，和他一同埋葬」（</w:t>
-      </w:r>
-      <w:hyperlink r:id="rId75">
-        <w:r>
-          <w:rPr>
-            <w:lang w:val="zh_TW" w:bidi="zh_TW"/>
-          </w:rPr>
-          <w:rPr>
-            <w:color w:val="0000EE"/>
-            <w:u w:val="single"/>
-          </w:rPr>
-          <w:t>1–4</w:t>
-        </w:r>
-      </w:hyperlink>
-      <w:r>
-        <w:rPr>
-          <w:lang w:val="zh_TW" w:bidi="zh_TW"/>
-        </w:rPr>
-        <w:t>節）。這表明我這個人親身在基督裡與祂同死。</w:t>
-      </w:r>
-    </w:p>
-    <w:p>
-      <w:pPr/>
-      <w:r>
-        <w:rPr>
-          <w:lang w:val="zh_TW" w:bidi="zh_TW"/>
-        </w:rPr>
-      </w:r>
-      <w:r>
-        <w:rPr>
-          <w:lang w:val="zh_TW" w:bidi="zh_TW"/>
-        </w:rPr>
-        <w:t>這種「肉體同釘十字架與同死」並非是自動發生的事，而是必須藉著信心而實際應用的真理。這涉及兩個方面：首先，信徒必須承認肉體已與基督同釘十字架。「這樣，你們向罪也當看自己是死的；向神在基督耶穌裡，卻當看自己是活的。」（</w:t>
-      </w:r>
-      <w:hyperlink r:id="rId76">
-        <w:r>
-          <w:rPr>
-            <w:lang w:val="zh_TW" w:bidi="zh_TW"/>
-          </w:rPr>
-          <w:rPr>
-            <w:color w:val="0000EE"/>
-            <w:u w:val="single"/>
-          </w:rPr>
-          <w:t>羅6:11</w:t>
-        </w:r>
-      </w:hyperlink>
-      <w:r>
-        <w:rPr>
-          <w:lang w:val="zh_TW" w:bidi="zh_TW"/>
-        </w:rPr>
-        <w:t>）。除非一個人確實已與基督同死、同釘十字架，他就不能真實地看自己「向罪是死的」。但既然這事在信主得救的那一刻已經發生，就可以在日常生活中實際活出來。那些與基督同死的人，應當「治死身體的惡行」（</w:t>
-      </w:r>
-      <w:hyperlink r:id="rId77">
-        <w:r>
-          <w:rPr>
-            <w:lang w:val="zh_TW" w:bidi="zh_TW"/>
-          </w:rPr>
-          <w:rPr>
-            <w:color w:val="0000EE"/>
-            <w:u w:val="single"/>
-          </w:rPr>
-          <w:t>8:13</w:t>
-        </w:r>
-      </w:hyperlink>
-      <w:r>
-        <w:rPr>
-          <w:lang w:val="zh_TW" w:bidi="zh_TW"/>
-        </w:rPr>
-        <w:t>）。這裡的「身體」是指「肉體」行事的工具，也就是那屬於未重生本性的感官生活。那些從死入生的人，應當把自己的肢體獻給神，作義的器具（</w:t>
-      </w:r>
-      <w:hyperlink r:id="rId78">
-        <w:r>
-          <w:rPr>
-            <w:lang w:val="zh_TW" w:bidi="zh_TW"/>
-          </w:rPr>
-          <w:rPr>
-            <w:color w:val="0000EE"/>
-            <w:u w:val="single"/>
-          </w:rPr>
-          <w:t>6:13</w:t>
-        </w:r>
-      </w:hyperlink>
-      <w:r>
-        <w:rPr>
-          <w:lang w:val="zh_TW" w:bidi="zh_TW"/>
-        </w:rPr>
-        <w:t>）。凡與基督同死的人，應當「治死」一切屬地的事——淫亂、污穢、貪婪等（</w:t>
-      </w:r>
-      <w:hyperlink r:id="rId79">
-        <w:r>
-          <w:rPr>
-            <w:lang w:val="zh_TW" w:bidi="zh_TW"/>
-          </w:rPr>
-          <w:rPr>
-            <w:color w:val="0000EE"/>
-            <w:u w:val="single"/>
-          </w:rPr>
-          <w:t>西3:5</w:t>
-        </w:r>
-      </w:hyperlink>
-      <w:r>
-        <w:rPr>
-          <w:lang w:val="zh_TW" w:bidi="zh_TW"/>
-        </w:rPr>
-        <w:t>）。既然已經脫去舊人、穿上新人，信徒就應當在生活中表現出憐憫、恩慈、謙卑等美德。</w:t>
-      </w:r>
-    </w:p>
-    <w:p>
-      <w:pPr/>
-      <w:r>
-        <w:rPr>
-          <w:lang w:val="zh_TW" w:bidi="zh_TW"/>
-        </w:rPr>
-      </w:r>
-      <w:r>
-        <w:rPr>
-          <w:lang w:val="zh_TW" w:bidi="zh_TW"/>
-        </w:rPr>
-        <w:t>勝過肉體，有時被形容為在聖靈裡行事。「你們當順著聖靈而行，就不放縱肉體的情慾了」（</w:t>
-      </w:r>
-      <w:hyperlink r:id="rId80">
-        <w:r>
-          <w:rPr>
-            <w:lang w:val="zh_TW" w:bidi="zh_TW"/>
-          </w:rPr>
-          <w:rPr>
-            <w:color w:val="0000EE"/>
-            <w:u w:val="single"/>
-          </w:rPr>
-          <w:t>加5:16</w:t>
-        </w:r>
-      </w:hyperlink>
-      <w:r>
-        <w:rPr>
-          <w:lang w:val="zh_TW" w:bidi="zh_TW"/>
-        </w:rPr>
-        <w:t>；參</w:t>
-      </w:r>
-      <w:hyperlink r:id="rId81">
-        <w:r>
-          <w:rPr>
-            <w:lang w:val="zh_TW" w:bidi="zh_TW"/>
-          </w:rPr>
-          <w:rPr>
-            <w:color w:val="0000EE"/>
-            <w:u w:val="single"/>
-          </w:rPr>
-          <w:t>羅8:4</w:t>
-        </w:r>
-      </w:hyperlink>
-      <w:r>
-        <w:rPr>
-          <w:lang w:val="zh_TW" w:bidi="zh_TW"/>
-        </w:rPr>
-        <w:t>）。順著聖靈而行的意思，就是在每一刻都讓聖靈掌管生命。</w:t>
-      </w:r>
-    </w:p>
-    <w:p>
-      <w:pPr/>
-      <w:r>
-        <w:rPr>
-          <w:lang w:val="zh_TW" w:bidi="zh_TW"/>
-        </w:rPr>
-      </w:r>
-      <w:r>
-        <w:rPr>
-          <w:i/>
-          <w:lang w:val="zh_TW" w:bidi="zh_TW"/>
-        </w:rPr>
-        <w:t>另見</w:t>
-      </w:r>
-      <w:r>
-        <w:rPr>
-          <w:lang w:val="zh_TW" w:bidi="zh_TW"/>
-        </w:rPr>
-        <w:t>身體</w:t>
-      </w:r>
-      <w:r>
-        <w:rPr>
-          <w:lang w:val="zh_TW" w:bidi="zh_TW"/>
-        </w:rPr>
-        <w:t>；</w:t>
-      </w:r>
-      <w:r>
-        <w:rPr>
-          <w:lang w:val="zh_TW" w:bidi="zh_TW"/>
-        </w:rPr>
-        <w:t>罪</w:t>
+      <w:r>
+        <w:rPr>
+          <w:lang w:val="zh_TW" w:bidi="zh_TW"/>
+        </w:rPr>
+        <w:t>悔改</w:t>
       </w:r>
       <w:r>
         <w:rPr>

--- a/zht/docx/112.content.docx
+++ b/zht/docx/112.content.docx
@@ -149,7 +149,7 @@
         <w:rPr>
           <w:lang w:val="zh_TW" w:bidi="zh_TW"/>
         </w:rPr>
-        <w:t>rao</w:t>
+        <w:t>qiong</w:t>
       </w:r>
       <w:r>
         <w:rPr>
@@ -212,7 +212,7 @@
         <w:rPr>
           <w:lang w:val="zh_TW" w:bidi="zh_TW"/>
         </w:rPr>
-        <w:t>饒恕</w:t>
+        <w:t>穹蒼</w:t>
       </w:r>
       <w:r>
         <w:rPr>
@@ -231,43 +231,7 @@
         <w:rPr>
           <w:lang w:val="zh_TW" w:bidi="zh_TW"/>
         </w:rPr>
-        <w:t>饒恕，涉及修復破裂的關係；不再對錯誤和冒犯感到怨恨。饒恕主要是神的行為，祂赦免罪人免受審判，並使他們免於因犯罪而受到神的懲罰。由於只有神是聖潔的，只有神能夠赦免罪（</w:t>
-      </w:r>
-      <w:hyperlink r:id="rId13">
-        <w:r>
-          <w:rPr>
-            <w:lang w:val="zh_TW" w:bidi="zh_TW"/>
-          </w:rPr>
-          <w:rPr>
-            <w:color w:val="0000EE"/>
-            <w:u w:val="single"/>
-          </w:rPr>
-          <w:t>可2:7</w:t>
-        </w:r>
-      </w:hyperlink>
-      <w:r>
-        <w:rPr>
-          <w:lang w:val="zh_TW" w:bidi="zh_TW"/>
-        </w:rPr>
-        <w:t>；</w:t>
-      </w:r>
-      <w:hyperlink r:id="rId14">
-        <w:r>
-          <w:rPr>
-            <w:lang w:val="zh_TW" w:bidi="zh_TW"/>
-          </w:rPr>
-          <w:rPr>
-            <w:color w:val="0000EE"/>
-            <w:u w:val="single"/>
-          </w:rPr>
-          <w:t>路5:21</w:t>
-        </w:r>
-      </w:hyperlink>
-      <w:r>
-        <w:rPr>
-          <w:lang w:val="zh_TW" w:bidi="zh_TW"/>
-        </w:rPr>
-        <w:t>）。饒恕也是一種人類行為，延伸到對鄰舍的饒恕——這是人們意識到並接受神饒恕的表現。因此，饒恕是基督教獨有的教義。</w:t>
+        <w:t>聖經用穹蒼一詞描述地球的大氣層，這個字的原意是指「被鋪展或擴張的空間」。希伯來人認為「穹蒼」就是天空的空間，太陽、月亮和雲彩都在其中。</w:t>
       </w:r>
     </w:p>
     <w:p>
@@ -281,18 +245,43 @@
         <w:rPr>
           <w:lang w:val="zh_TW" w:bidi="zh_TW"/>
         </w:rPr>
-        <w:t>在其他宗教中，饒恕並不具有同樣的力量。在萬物有靈論（animism）中，人與神之間沒有個人的關係意識。在印度教中，每個人都必須承擔業力（Karma）的必然後果，並在輪迴中不斷償還。佛教同樣沒有一位饒恕的神。伊斯蘭教中雖然有饒恕的觀念，但沒有與個人有關係的神或父神。即使在猶太教中，饒恕的經歷也是有限的，然而新約中對饒恕的發展，為舊約的教導增添了更深的層次。</w:t>
-      </w:r>
-    </w:p>
-    <w:p>
-      <w:pPr>
-        <w:pStyle w:val="Heading3"/>
-      </w:pPr>
-      <w:r>
-        <w:rPr>
-          <w:lang w:val="zh_TW" w:bidi="zh_TW"/>
-        </w:rPr>
-        <w:t>舊約中關於饒恕的表達</w:t>
+        <w:t>在創造的第二日，神造了地球以上的大氣層，分開下面的水與上面的水。神稱這個「穹蒼」為「天」（</w:t>
+      </w:r>
+      <w:hyperlink r:id="rId13">
+        <w:r>
+          <w:rPr>
+            <w:lang w:val="zh_TW" w:bidi="zh_TW"/>
+          </w:rPr>
+          <w:rPr>
+            <w:color w:val="0000EE"/>
+            <w:u w:val="single"/>
+          </w:rPr>
+          <w:t>創1:6–8</w:t>
+        </w:r>
+      </w:hyperlink>
+      <w:r>
+        <w:rPr>
+          <w:lang w:val="zh_TW" w:bidi="zh_TW"/>
+        </w:rPr>
+        <w:t>）。穹蒼提供了一個環境，使太陽、月亮和眾星能夠如神所設計般存在和運行。在創造的第四日，神在穹蒼裡設立光體，用來區分白晝與黑夜，指定節令。大光，即太陽，掌管白晝；小光，即月亮，掌管黑夜（</w:t>
+      </w:r>
+      <w:hyperlink r:id="rId14">
+        <w:r>
+          <w:rPr>
+            <w:lang w:val="zh_TW" w:bidi="zh_TW"/>
+          </w:rPr>
+          <w:rPr>
+            <w:color w:val="0000EE"/>
+            <w:u w:val="single"/>
+          </w:rPr>
+          <w:t>14–19</w:t>
+        </w:r>
+      </w:hyperlink>
+      <w:r>
+        <w:rPr>
+          <w:lang w:val="zh_TW" w:bidi="zh_TW"/>
+        </w:rPr>
+        <w:t>節）。</w:t>
       </w:r>
     </w:p>
     <w:p>
@@ -306,20 +295,7 @@
         <w:rPr>
           <w:lang w:val="zh_TW" w:bidi="zh_TW"/>
         </w:rPr>
-        <w:t>關於饒恕的概念是以各種不同的隱喻來表達的。命令是nasa</w:t>
-      </w:r>
-      <w:r>
-        <w:rPr>
-          <w:i/>
-          <w:lang w:val="zh_TW" w:bidi="zh_TW"/>
-        </w:rPr>
-        <w:t>，</w:t>
-      </w:r>
-      <w:r>
-        <w:rPr>
-          <w:lang w:val="zh_TW" w:bidi="zh_TW"/>
-        </w:rPr>
-        <w:t>意為「送走」，就像替罪羊被送到曠野去承擔以色列人的罪一樣。它也被解釋為「憐憫」（</w:t>
+        <w:t>「穹蒼」一詞在詩篇出現過兩次，是神手所造的工作（</w:t>
       </w:r>
       <w:hyperlink r:id="rId15">
         <w:r>
@@ -330,14 +306,14 @@
             <w:color w:val="0000EE"/>
             <w:u w:val="single"/>
           </w:rPr>
-          <w:t>利4:20</w:t>
+          <w:t>詩19:1</w:t>
         </w:r>
       </w:hyperlink>
       <w:r>
         <w:rPr>
           <w:lang w:val="zh_TW" w:bidi="zh_TW"/>
         </w:rPr>
-        <w:t>；</w:t>
+        <w:t>，</w:t>
       </w:r>
       <w:hyperlink r:id="rId16">
         <w:r>
@@ -348,14 +324,14 @@
             <w:color w:val="0000EE"/>
             <w:u w:val="single"/>
           </w:rPr>
-          <w:t>王上8:30、34</w:t>
+          <w:t>150:1</w:t>
         </w:r>
       </w:hyperlink>
       <w:r>
         <w:rPr>
           <w:lang w:val="zh_TW" w:bidi="zh_TW"/>
         </w:rPr>
-        <w:t>；</w:t>
+        <w:t>）。在以西結書（</w:t>
       </w:r>
       <w:hyperlink r:id="rId17">
         <w:r>
@@ -366,9 +342,15 @@
             <w:color w:val="0000EE"/>
             <w:u w:val="single"/>
           </w:rPr>
-          <w:t>詩86:5，</w:t>
+          <w:t>1:22–26</w:t>
         </w:r>
       </w:hyperlink>
+      <w:r>
+        <w:rPr>
+          <w:lang w:val="zh_TW" w:bidi="zh_TW"/>
+        </w:rPr>
+        <w:t>，</w:t>
+      </w:r>
       <w:hyperlink r:id="rId18">
         <w:r>
           <w:rPr>
@@ -378,14 +360,14 @@
             <w:color w:val="0000EE"/>
             <w:u w:val="single"/>
           </w:rPr>
-          <w:t>103:3</w:t>
+          <w:t>10:1</w:t>
         </w:r>
       </w:hyperlink>
       <w:r>
         <w:rPr>
           <w:lang w:val="zh_TW" w:bidi="zh_TW"/>
         </w:rPr>
-        <w:t>）。希伯來文kapar通常用於贖罪，意思是「遮蓋」，就像獻祭是為了遮蓋敬拜者的不足（</w:t>
+        <w:t>）和但以理書（</w:t>
       </w:r>
       <w:hyperlink r:id="rId19">
         <w:r>
@@ -396,225 +378,24 @@
             <w:color w:val="0000EE"/>
             <w:u w:val="single"/>
           </w:rPr>
-          <w:t>出29:36</w:t>
+          <w:t>12:3</w:t>
         </w:r>
       </w:hyperlink>
       <w:r>
         <w:rPr>
           <w:lang w:val="zh_TW" w:bidi="zh_TW"/>
         </w:rPr>
-        <w:t>；</w:t>
-      </w:r>
-      <w:hyperlink r:id="rId20">
-        <w:r>
-          <w:rPr>
-            <w:lang w:val="zh_TW" w:bidi="zh_TW"/>
-          </w:rPr>
-          <w:rPr>
-            <w:color w:val="0000EE"/>
-            <w:u w:val="single"/>
-          </w:rPr>
-          <w:t>申21:8</w:t>
-        </w:r>
-      </w:hyperlink>
-      <w:r>
-        <w:rPr>
-          <w:lang w:val="zh_TW" w:bidi="zh_TW"/>
-        </w:rPr>
-        <w:t>；</w:t>
-      </w:r>
-      <w:hyperlink r:id="rId21">
-        <w:r>
-          <w:rPr>
-            <w:lang w:val="zh_TW" w:bidi="zh_TW"/>
-          </w:rPr>
-          <w:rPr>
-            <w:color w:val="0000EE"/>
-            <w:u w:val="single"/>
-          </w:rPr>
-          <w:t>耶18:23</w:t>
-        </w:r>
-      </w:hyperlink>
-      <w:r>
-        <w:rPr>
-          <w:lang w:val="zh_TW" w:bidi="zh_TW"/>
-        </w:rPr>
-        <w:t>；</w:t>
-      </w:r>
-      <w:hyperlink r:id="rId22">
-        <w:r>
-          <w:rPr>
-            <w:lang w:val="zh_TW" w:bidi="zh_TW"/>
-          </w:rPr>
-          <w:rPr>
-            <w:color w:val="0000EE"/>
-            <w:u w:val="single"/>
-          </w:rPr>
-          <w:t>結43:20</w:t>
-        </w:r>
-      </w:hyperlink>
-      <w:r>
-        <w:rPr>
-          <w:lang w:val="zh_TW" w:bidi="zh_TW"/>
-        </w:rPr>
-        <w:t>，</w:t>
-      </w:r>
-      <w:hyperlink r:id="rId23">
-        <w:r>
-          <w:rPr>
-            <w:lang w:val="zh_TW" w:bidi="zh_TW"/>
-          </w:rPr>
-          <w:rPr>
-            <w:color w:val="0000EE"/>
-            <w:u w:val="single"/>
-          </w:rPr>
-          <w:t>45:20</w:t>
-        </w:r>
-      </w:hyperlink>
-      <w:r>
-        <w:rPr>
-          <w:lang w:val="zh_TW" w:bidi="zh_TW"/>
-        </w:rPr>
-        <w:t>）。salah的同源詞總是指神的饒恕行為（</w:t>
-      </w:r>
-      <w:hyperlink r:id="rId24">
-        <w:r>
-          <w:rPr>
-            <w:lang w:val="zh_TW" w:bidi="zh_TW"/>
-          </w:rPr>
-          <w:rPr>
-            <w:color w:val="0000EE"/>
-            <w:u w:val="single"/>
-          </w:rPr>
-          <w:t>民30:5、8、12</w:t>
-        </w:r>
-      </w:hyperlink>
-      <w:r>
-        <w:rPr>
-          <w:lang w:val="zh_TW" w:bidi="zh_TW"/>
-        </w:rPr>
-        <w:t>；</w:t>
-      </w:r>
-      <w:hyperlink r:id="rId17">
-        <w:r>
-          <w:rPr>
-            <w:lang w:val="zh_TW" w:bidi="zh_TW"/>
-          </w:rPr>
-          <w:rPr>
-            <w:color w:val="0000EE"/>
-            <w:u w:val="single"/>
-          </w:rPr>
-          <w:t>詩86:5</w:t>
-        </w:r>
-      </w:hyperlink>
-      <w:r>
-        <w:rPr>
-          <w:lang w:val="zh_TW" w:bidi="zh_TW"/>
-        </w:rPr>
-        <w:t>，</w:t>
-      </w:r>
-      <w:hyperlink r:id="rId25">
-        <w:r>
-          <w:rPr>
-            <w:lang w:val="zh_TW" w:bidi="zh_TW"/>
-          </w:rPr>
-          <w:rPr>
-            <w:color w:val="0000EE"/>
-            <w:u w:val="single"/>
-          </w:rPr>
-          <w:t>130:4</w:t>
-        </w:r>
-      </w:hyperlink>
-      <w:r>
-        <w:rPr>
-          <w:lang w:val="zh_TW" w:bidi="zh_TW"/>
-        </w:rPr>
-        <w:t>；</w:t>
-      </w:r>
-      <w:hyperlink r:id="rId26">
-        <w:r>
-          <w:rPr>
-            <w:lang w:val="zh_TW" w:bidi="zh_TW"/>
-          </w:rPr>
-          <w:rPr>
-            <w:color w:val="0000EE"/>
-            <w:u w:val="single"/>
-          </w:rPr>
-          <w:t>但9:9</w:t>
-        </w:r>
-      </w:hyperlink>
-      <w:r>
-        <w:rPr>
-          <w:lang w:val="zh_TW" w:bidi="zh_TW"/>
-        </w:rPr>
-        <w:t>）。神會放過罪，將其除去。另一個表達是maha</w:t>
-      </w:r>
-      <w:r>
-        <w:rPr>
-          <w:i/>
-          <w:lang w:val="zh_TW" w:bidi="zh_TW"/>
-        </w:rPr>
-        <w:t>，</w:t>
-      </w:r>
-      <w:r>
-        <w:rPr>
-          <w:lang w:val="zh_TW" w:bidi="zh_TW"/>
-        </w:rPr>
-        <w:t>意為「塗抹（wipe away）」（</w:t>
-      </w:r>
-      <w:hyperlink r:id="rId27">
-        <w:r>
-          <w:rPr>
-            <w:lang w:val="zh_TW" w:bidi="zh_TW"/>
-          </w:rPr>
-          <w:rPr>
-            <w:color w:val="0000EE"/>
-            <w:u w:val="single"/>
-          </w:rPr>
-          <w:t>詩51:1、7</w:t>
-        </w:r>
-      </w:hyperlink>
-      <w:r>
-        <w:rPr>
-          <w:lang w:val="zh_TW" w:bidi="zh_TW"/>
-        </w:rPr>
-        <w:t>；</w:t>
-      </w:r>
-      <w:hyperlink r:id="rId28">
-        <w:r>
-          <w:rPr>
-            <w:lang w:val="zh_TW" w:bidi="zh_TW"/>
-          </w:rPr>
-          <w:rPr>
-            <w:color w:val="0000EE"/>
-            <w:u w:val="single"/>
-          </w:rPr>
-          <w:t>賽43:25</w:t>
-        </w:r>
-      </w:hyperlink>
-      <w:r>
-        <w:rPr>
-          <w:lang w:val="zh_TW" w:bidi="zh_TW"/>
-        </w:rPr>
-        <w:t>，</w:t>
-      </w:r>
-      <w:hyperlink r:id="rId29">
-        <w:r>
-          <w:rPr>
-            <w:lang w:val="zh_TW" w:bidi="zh_TW"/>
-          </w:rPr>
-          <w:rPr>
-            <w:color w:val="0000EE"/>
-            <w:u w:val="single"/>
-          </w:rPr>
-          <w:t>44:22</w:t>
-        </w:r>
-      </w:hyperlink>
-      <w:r>
-        <w:rPr>
-          <w:lang w:val="zh_TW" w:bidi="zh_TW"/>
-        </w:rPr>
-        <w:t>）。</w:t>
+        <w:t>）中，穹蒼總是與創造有關。</w:t>
+      </w:r>
+      <w:r>
+        <w:rPr>
+          <w:lang w:val="zh_TW" w:bidi="zh_TW"/>
+        </w:rPr>
+      </w:r>
+      <w:r>
+        <w:rPr>
+          <w:lang w:val="zh_TW" w:bidi="zh_TW"/>
+        </w:rPr>
       </w:r>
     </w:p>
     <w:p>
@@ -624,209 +405,21 @@
           <w:lang w:val="zh_TW" w:bidi="zh_TW"/>
         </w:rPr>
       </w:r>
-      <w:r>
-        <w:rPr>
-          <w:lang w:val="zh_TW" w:bidi="zh_TW"/>
-        </w:rPr>
-        <w:t>舊約教導我們，神是寬恕的神（</w:t>
-      </w:r>
-      <w:hyperlink r:id="rId30">
-        <w:r>
-          <w:rPr>
-            <w:lang w:val="zh_TW" w:bidi="zh_TW"/>
-          </w:rPr>
-          <w:rPr>
-            <w:color w:val="0000EE"/>
-            <w:u w:val="single"/>
-          </w:rPr>
-          <w:t>出34:6–7</w:t>
-        </w:r>
-      </w:hyperlink>
-      <w:r>
-        <w:rPr>
-          <w:lang w:val="zh_TW" w:bidi="zh_TW"/>
-        </w:rPr>
-        <w:t>；</w:t>
-      </w:r>
-      <w:hyperlink r:id="rId31">
-        <w:r>
-          <w:rPr>
-            <w:lang w:val="zh_TW" w:bidi="zh_TW"/>
-          </w:rPr>
-          <w:rPr>
-            <w:color w:val="0000EE"/>
-            <w:u w:val="single"/>
-          </w:rPr>
-          <w:t>尼9:17</w:t>
-        </w:r>
-      </w:hyperlink>
-      <w:r>
-        <w:rPr>
-          <w:lang w:val="zh_TW" w:bidi="zh_TW"/>
-        </w:rPr>
-        <w:t>；</w:t>
-      </w:r>
-      <w:hyperlink r:id="rId26">
-        <w:r>
-          <w:rPr>
-            <w:lang w:val="zh_TW" w:bidi="zh_TW"/>
-          </w:rPr>
-          <w:rPr>
-            <w:color w:val="0000EE"/>
-            <w:u w:val="single"/>
-          </w:rPr>
-          <w:t>但9:9</w:t>
-        </w:r>
-      </w:hyperlink>
-      <w:r>
-        <w:rPr>
-          <w:lang w:val="zh_TW" w:bidi="zh_TW"/>
-        </w:rPr>
-        <w:t>），但祂也是公義的，並會懲罰罪惡。許多經文記載，當適當的條件未滿足，或犯下嚴重罪行時，神拒絕饒恕（</w:t>
-      </w:r>
-      <w:hyperlink r:id="rId32">
-        <w:r>
-          <w:rPr>
-            <w:lang w:val="zh_TW" w:bidi="zh_TW"/>
-          </w:rPr>
-          <w:rPr>
-            <w:color w:val="0000EE"/>
-            <w:u w:val="single"/>
-          </w:rPr>
-          <w:t>申29:20</w:t>
-        </w:r>
-      </w:hyperlink>
-      <w:r>
-        <w:rPr>
-          <w:lang w:val="zh_TW" w:bidi="zh_TW"/>
-        </w:rPr>
-        <w:t>；</w:t>
-      </w:r>
-      <w:hyperlink r:id="rId33">
-        <w:r>
-          <w:rPr>
-            <w:lang w:val="zh_TW" w:bidi="zh_TW"/>
-          </w:rPr>
-          <w:rPr>
-            <w:color w:val="0000EE"/>
-            <w:u w:val="single"/>
-          </w:rPr>
-          <w:t>王下24:4</w:t>
-        </w:r>
-      </w:hyperlink>
-      <w:r>
-        <w:rPr>
-          <w:lang w:val="zh_TW" w:bidi="zh_TW"/>
-        </w:rPr>
-        <w:t>；</w:t>
-      </w:r>
-      <w:hyperlink r:id="rId34">
-        <w:r>
-          <w:rPr>
-            <w:lang w:val="zh_TW" w:bidi="zh_TW"/>
-          </w:rPr>
-          <w:rPr>
-            <w:color w:val="0000EE"/>
-            <w:u w:val="single"/>
-          </w:rPr>
-          <w:t>耶5:7</w:t>
-        </w:r>
-      </w:hyperlink>
-      <w:r>
-        <w:rPr>
-          <w:lang w:val="zh_TW" w:bidi="zh_TW"/>
-        </w:rPr>
-        <w:t>）。饒恕根植於神的品格，但祂的饒恕從不是無區別的，因為人們也必須悔改。舊約使用生動的比喻來表明神饒恕宏大的程度。罪被「投於深海」（</w:t>
-      </w:r>
-      <w:hyperlink r:id="rId35">
-        <w:r>
-          <w:rPr>
-            <w:lang w:val="zh_TW" w:bidi="zh_TW"/>
-          </w:rPr>
-          <w:rPr>
-            <w:color w:val="0000EE"/>
-            <w:u w:val="single"/>
-          </w:rPr>
-          <w:t>彌7:19</w:t>
-        </w:r>
-      </w:hyperlink>
-      <w:r>
-        <w:rPr>
-          <w:lang w:val="zh_TW" w:bidi="zh_TW"/>
-        </w:rPr>
-        <w:t>），罪被移除就像「東離西有多遠」（</w:t>
-      </w:r>
-      <w:hyperlink r:id="rId36">
-        <w:r>
-          <w:rPr>
-            <w:lang w:val="zh_TW" w:bidi="zh_TW"/>
-          </w:rPr>
-          <w:rPr>
-            <w:color w:val="0000EE"/>
-            <w:u w:val="single"/>
-          </w:rPr>
-          <w:t>詩103:12</w:t>
-        </w:r>
-      </w:hyperlink>
-      <w:r>
-        <w:rPr>
-          <w:lang w:val="zh_TW" w:bidi="zh_TW"/>
-        </w:rPr>
-        <w:t>），扔在神的背後（</w:t>
-      </w:r>
-      <w:hyperlink r:id="rId37">
-        <w:r>
-          <w:rPr>
-            <w:lang w:val="zh_TW" w:bidi="zh_TW"/>
-          </w:rPr>
-          <w:rPr>
-            <w:color w:val="0000EE"/>
-            <w:u w:val="single"/>
-          </w:rPr>
-          <w:t>賽38:17</w:t>
-        </w:r>
-      </w:hyperlink>
-      <w:r>
-        <w:rPr>
-          <w:lang w:val="zh_TW" w:bidi="zh_TW"/>
-        </w:rPr>
-        <w:t>），「不再記念」（</w:t>
-      </w:r>
-      <w:hyperlink r:id="rId38">
-        <w:r>
-          <w:rPr>
-            <w:lang w:val="zh_TW" w:bidi="zh_TW"/>
-          </w:rPr>
-          <w:rPr>
-            <w:color w:val="0000EE"/>
-            <w:u w:val="single"/>
-          </w:rPr>
-          <w:t>耶31:34</w:t>
-        </w:r>
-      </w:hyperlink>
-      <w:r>
-        <w:rPr>
-          <w:lang w:val="zh_TW" w:bidi="zh_TW"/>
-        </w:rPr>
-        <w:t>）。罪的污點和污垢被漂白成白色（</w:t>
-      </w:r>
-      <w:hyperlink r:id="rId39">
-        <w:r>
-          <w:rPr>
-            <w:lang w:val="zh_TW" w:bidi="zh_TW"/>
-          </w:rPr>
-          <w:rPr>
-            <w:color w:val="0000EE"/>
-            <w:u w:val="single"/>
-          </w:rPr>
-          <w:t>賽1:18</w:t>
-        </w:r>
-      </w:hyperlink>
-      <w:r>
-        <w:rPr>
-          <w:lang w:val="zh_TW" w:bidi="zh_TW"/>
-        </w:rPr>
-        <w:t>）。像重擔一樣壓迫著人的罪，被永遠解除和赦免。</w:t>
+    </w:p>
+    <w:p>
+      <w:pPr>
+        <w:pStyle w:val="Heading2"/>
+      </w:pPr>
+      <w:r>
+        <w:rPr>
+          <w:lang w:val="zh_TW" w:bidi="zh_TW"/>
+        </w:rPr>
+        <w:t>窮人</w:t>
+      </w:r>
+      <w:r>
+        <w:rPr>
+          <w:lang w:val="zh_TW" w:bidi="zh_TW"/>
+        </w:rPr>
       </w:r>
     </w:p>
     <w:p>
@@ -840,7 +433,7 @@
         <w:rPr>
           <w:lang w:val="zh_TW" w:bidi="zh_TW"/>
         </w:rPr>
-        <w:t>舊約中饒恕的動力，在於使人從過去中釋放出來。過去的行為和罪行並未被否認，但再也不會成為束縛。饒恕帶來自由。</w:t>
+        <w:t>缺乏物質財富的人。</w:t>
       </w:r>
     </w:p>
     <w:p>
@@ -851,7 +444,7 @@
         <w:rPr>
           <w:lang w:val="zh_TW" w:bidi="zh_TW"/>
         </w:rPr>
-        <w:t>新約中的饒恕</w:t>
+        <w:t>貧窮作為壞事</w:t>
       </w:r>
     </w:p>
     <w:p>
@@ -865,9 +458,9 @@
         <w:rPr>
           <w:lang w:val="zh_TW" w:bidi="zh_TW"/>
         </w:rPr>
-        <w:t>在新約中，當基督為我們死時，神饒恕了我們的罪，這更加強化了神白白饒恕這一概念。每個人都是無力償還的欠債者（</w:t>
-      </w:r>
-      <w:hyperlink r:id="rId40">
+        <w:t>有些時候，聖經對於人們為何富有或貧窮給出了非常簡單的解釋。假如一個人喜愛耶和華的律法，他或她將獲得財富和富足。這樣的人在他們所做的一切事上都會順利（</w:t>
+      </w:r>
+      <w:hyperlink r:id="rId20">
         <w:r>
           <w:rPr>
             <w:lang w:val="zh_TW" w:bidi="zh_TW"/>
@@ -876,16 +469,16 @@
             <w:color w:val="0000EE"/>
             <w:u w:val="single"/>
           </w:rPr>
-          <w:t>太18:23–35</w:t>
+          <w:t>詩篇1:3</w:t>
         </w:r>
       </w:hyperlink>
       <w:r>
         <w:rPr>
           <w:lang w:val="zh_TW" w:bidi="zh_TW"/>
         </w:rPr>
-        <w:t>），沒有償還的希望。我們都是罪人，無法遵守律法或拯救自己（</w:t>
-      </w:r>
-      <w:hyperlink r:id="rId41">
+        <w:t>，</w:t>
+      </w:r>
+      <w:hyperlink r:id="rId21">
         <w:r>
           <w:rPr>
             <w:lang w:val="zh_TW" w:bidi="zh_TW"/>
@@ -894,176 +487,14 @@
             <w:color w:val="0000EE"/>
             <w:u w:val="single"/>
           </w:rPr>
-          <w:t>可10:26–27</w:t>
+          <w:t>112:3</w:t>
         </w:r>
       </w:hyperlink>
       <w:r>
         <w:rPr>
           <w:lang w:val="zh_TW" w:bidi="zh_TW"/>
         </w:rPr>
-        <w:t>）。這突顯了新約的教導，即唯有在基督裡才有饒恕。只有祂有權赦免罪（</w:t>
-      </w:r>
-      <w:hyperlink r:id="rId42">
-        <w:r>
-          <w:rPr>
-            <w:lang w:val="zh_TW" w:bidi="zh_TW"/>
-          </w:rPr>
-          <w:rPr>
-            <w:color w:val="0000EE"/>
-            <w:u w:val="single"/>
-          </w:rPr>
-          <w:t>2:5–10</w:t>
-        </w:r>
-      </w:hyperlink>
-      <w:r>
-        <w:rPr>
-          <w:lang w:val="zh_TW" w:bidi="zh_TW"/>
-        </w:rPr>
-        <w:t>），是祂的死具有救贖的意義（</w:t>
-      </w:r>
-      <w:hyperlink r:id="rId43">
-        <w:r>
-          <w:rPr>
-            <w:lang w:val="zh_TW" w:bidi="zh_TW"/>
-          </w:rPr>
-          <w:rPr>
-            <w:color w:val="0000EE"/>
-            <w:u w:val="single"/>
-          </w:rPr>
-          <w:t>太26:28</w:t>
-        </w:r>
-      </w:hyperlink>
-      <w:r>
-        <w:rPr>
-          <w:lang w:val="zh_TW" w:bidi="zh_TW"/>
-        </w:rPr>
-        <w:t>；</w:t>
-      </w:r>
-      <w:hyperlink r:id="rId44">
-        <w:r>
-          <w:rPr>
-            <w:lang w:val="zh_TW" w:bidi="zh_TW"/>
-          </w:rPr>
-          <w:rPr>
-            <w:color w:val="0000EE"/>
-            <w:u w:val="single"/>
-          </w:rPr>
-          <w:t>可10:45</w:t>
-        </w:r>
-      </w:hyperlink>
-      <w:r>
-        <w:rPr>
-          <w:lang w:val="zh_TW" w:bidi="zh_TW"/>
-        </w:rPr>
-        <w:t>），祂的寶血是新約的基礎（</w:t>
-      </w:r>
-      <w:hyperlink r:id="rId45">
-        <w:r>
-          <w:rPr>
-            <w:lang w:val="zh_TW" w:bidi="zh_TW"/>
-          </w:rPr>
-          <w:rPr>
-            <w:color w:val="0000EE"/>
-            <w:u w:val="single"/>
-          </w:rPr>
-          <w:t>林前11:25</w:t>
-        </w:r>
-      </w:hyperlink>
-      <w:r>
-        <w:rPr>
-          <w:lang w:val="zh_TW" w:bidi="zh_TW"/>
-        </w:rPr>
-        <w:t>）。唯有藉著祂，才能進入真正的饒恕經歷（</w:t>
-      </w:r>
-      <w:hyperlink r:id="rId46">
-        <w:r>
-          <w:rPr>
-            <w:lang w:val="zh_TW" w:bidi="zh_TW"/>
-          </w:rPr>
-          <w:rPr>
-            <w:color w:val="0000EE"/>
-            <w:u w:val="single"/>
-          </w:rPr>
-          <w:t>來9:15、22</w:t>
-        </w:r>
-      </w:hyperlink>
-      <w:r>
-        <w:rPr>
-          <w:lang w:val="zh_TW" w:bidi="zh_TW"/>
-        </w:rPr>
-        <w:t>）。因此，饒恕與耶穌基督的宣告密不可分（</w:t>
-      </w:r>
-      <w:hyperlink r:id="rId47">
-        <w:r>
-          <w:rPr>
-            <w:lang w:val="zh_TW" w:bidi="zh_TW"/>
-          </w:rPr>
-          <w:rPr>
-            <w:color w:val="0000EE"/>
-            <w:u w:val="single"/>
-          </w:rPr>
-          <w:t>徒13:38</w:t>
-        </w:r>
-      </w:hyperlink>
-      <w:r>
-        <w:rPr>
-          <w:lang w:val="zh_TW" w:bidi="zh_TW"/>
-        </w:rPr>
-        <w:t>；</w:t>
-      </w:r>
-      <w:hyperlink r:id="rId48">
-        <w:r>
-          <w:rPr>
-            <w:lang w:val="zh_TW" w:bidi="zh_TW"/>
-          </w:rPr>
-          <w:rPr>
-            <w:color w:val="0000EE"/>
-            <w:u w:val="single"/>
-          </w:rPr>
-          <w:t>弗1:7</w:t>
-        </w:r>
-      </w:hyperlink>
-      <w:r>
-        <w:rPr>
-          <w:lang w:val="zh_TW" w:bidi="zh_TW"/>
-        </w:rPr>
-        <w:t>；</w:t>
-      </w:r>
-      <w:hyperlink r:id="rId49">
-        <w:r>
-          <w:rPr>
-            <w:lang w:val="zh_TW" w:bidi="zh_TW"/>
-          </w:rPr>
-          <w:rPr>
-            <w:color w:val="0000EE"/>
-            <w:u w:val="single"/>
-          </w:rPr>
-          <w:t>西1:14</w:t>
-        </w:r>
-      </w:hyperlink>
-      <w:r>
-        <w:rPr>
-          <w:lang w:val="zh_TW" w:bidi="zh_TW"/>
-        </w:rPr>
-        <w:t>；</w:t>
-      </w:r>
-      <w:hyperlink r:id="rId50">
-        <w:r>
-          <w:rPr>
-            <w:lang w:val="zh_TW" w:bidi="zh_TW"/>
-          </w:rPr>
-          <w:rPr>
-            <w:color w:val="0000EE"/>
-            <w:u w:val="single"/>
-          </w:rPr>
-          <w:t>約一2:12</w:t>
-        </w:r>
-      </w:hyperlink>
-      <w:r>
-        <w:rPr>
-          <w:lang w:val="zh_TW" w:bidi="zh_TW"/>
-        </w:rPr>
-        <w:t>）。</w:t>
+        <w:t>）。在舊約時代的以色列，這些想法並不像看起來那麼簡單。罪與貧窮之間確實存在關聯。以色列社會是建立在神所制定的律法之上，所以假如存在貧窮，那就意味著在某些地方，律法被破壞了。</w:t>
       </w:r>
     </w:p>
     <w:p>
@@ -1077,9 +508,9 @@
         <w:rPr>
           <w:lang w:val="zh_TW" w:bidi="zh_TW"/>
         </w:rPr>
-        <w:t>新約中還有其它獨特的饒恕概念。希臘文charizomai的意思是「赦免罪」，在保羅的著作中被獨特地發展為神的恩典赦免（</w:t>
-      </w:r>
-      <w:hyperlink r:id="rId51">
+        <w:t>無論人的貧窮是由於他或她自己的罪還是他人的罪，舊約都將其視為需要對抗的邪惡，律法做出了許多規定來緩解這種情況（比如，</w:t>
+      </w:r>
+      <w:hyperlink r:id="rId22">
         <w:r>
           <w:rPr>
             <w:lang w:val="zh_TW" w:bidi="zh_TW"/>
@@ -1088,16 +519,16 @@
             <w:color w:val="0000EE"/>
             <w:u w:val="single"/>
           </w:rPr>
-          <w:t>林後2:7</w:t>
+          <w:t>出埃及記22:21–27</w:t>
         </w:r>
       </w:hyperlink>
       <w:r>
         <w:rPr>
           <w:lang w:val="zh_TW" w:bidi="zh_TW"/>
         </w:rPr>
-        <w:t>，</w:t>
-      </w:r>
-      <w:hyperlink r:id="rId52">
+        <w:t>；</w:t>
+      </w:r>
+      <w:hyperlink r:id="rId23">
         <w:r>
           <w:rPr>
             <w:lang w:val="zh_TW" w:bidi="zh_TW"/>
@@ -1106,7 +537,7 @@
             <w:color w:val="0000EE"/>
             <w:u w:val="single"/>
           </w:rPr>
-          <w:t>12:13</w:t>
+          <w:t>利未記19:9–10</w:t>
         </w:r>
       </w:hyperlink>
       <w:r>
@@ -1115,7 +546,7 @@
         </w:rPr>
         <w:t>；</w:t>
       </w:r>
-      <w:hyperlink r:id="rId53">
+      <w:hyperlink r:id="rId24">
         <w:r>
           <w:rPr>
             <w:lang w:val="zh_TW" w:bidi="zh_TW"/>
@@ -1124,10 +555,16 @@
             <w:color w:val="0000EE"/>
             <w:u w:val="single"/>
           </w:rPr>
-          <w:t>弗4:32；</w:t>
+          <w:t>申命記15:1–15</w:t>
         </w:r>
       </w:hyperlink>
-      <w:hyperlink r:id="rId54">
+      <w:r>
+        <w:rPr>
+          <w:lang w:val="zh_TW" w:bidi="zh_TW"/>
+        </w:rPr>
+        <w:t>，</w:t>
+      </w:r>
+      <w:hyperlink r:id="rId25">
         <w:r>
           <w:rPr>
             <w:lang w:val="zh_TW" w:bidi="zh_TW"/>
@@ -1136,86 +573,14 @@
             <w:color w:val="0000EE"/>
             <w:u w:val="single"/>
           </w:rPr>
-          <w:t>西2:13</w:t>
+          <w:t>24:10–22</w:t>
         </w:r>
       </w:hyperlink>
       <w:r>
         <w:rPr>
           <w:lang w:val="zh_TW" w:bidi="zh_TW"/>
         </w:rPr>
-        <w:t>，</w:t>
-      </w:r>
-      <w:hyperlink r:id="rId55">
-        <w:r>
-          <w:rPr>
-            <w:lang w:val="zh_TW" w:bidi="zh_TW"/>
-          </w:rPr>
-          <w:rPr>
-            <w:color w:val="0000EE"/>
-            <w:u w:val="single"/>
-          </w:rPr>
-          <w:t>3:13</w:t>
-        </w:r>
-      </w:hyperlink>
-      <w:r>
-        <w:rPr>
-          <w:lang w:val="zh_TW" w:bidi="zh_TW"/>
-        </w:rPr>
-        <w:t>）。罪被視為一種債務，而aphesis表示債務的清償（「把它除掉〔putting it away〕」——見</w:t>
-      </w:r>
-      <w:hyperlink r:id="rId56">
-        <w:r>
-          <w:rPr>
-            <w:lang w:val="zh_TW" w:bidi="zh_TW"/>
-          </w:rPr>
-          <w:rPr>
-            <w:color w:val="0000EE"/>
-            <w:u w:val="single"/>
-          </w:rPr>
-          <w:t>路6:37</w:t>
-        </w:r>
-      </w:hyperlink>
-      <w:r>
-        <w:rPr>
-          <w:lang w:val="zh_TW" w:bidi="zh_TW"/>
-        </w:rPr>
-        <w:t>）。饒恕也被視為赦免，paresis（「略過（passing over）」）。神沒有按照罪應得的全部報應來審判（</w:t>
-      </w:r>
-      <w:hyperlink r:id="rId57">
-        <w:r>
-          <w:rPr>
-            <w:lang w:val="zh_TW" w:bidi="zh_TW"/>
-          </w:rPr>
-          <w:rPr>
-            <w:color w:val="0000EE"/>
-            <w:u w:val="single"/>
-          </w:rPr>
-          <w:t>徒14:16</w:t>
-        </w:r>
-      </w:hyperlink>
-      <w:r>
-        <w:rPr>
-          <w:lang w:val="zh_TW" w:bidi="zh_TW"/>
-        </w:rPr>
-        <w:t>，</w:t>
-      </w:r>
-      <w:hyperlink r:id="rId58">
-        <w:r>
-          <w:rPr>
-            <w:lang w:val="zh_TW" w:bidi="zh_TW"/>
-          </w:rPr>
-          <w:rPr>
-            <w:color w:val="0000EE"/>
-            <w:u w:val="single"/>
-          </w:rPr>
-          <w:t>17:30</w:t>
-        </w:r>
-      </w:hyperlink>
-      <w:r>
-        <w:rPr>
-          <w:lang w:val="zh_TW" w:bidi="zh_TW"/>
-        </w:rPr>
-        <w:t>），而是顯示了憐憫。</w:t>
+        <w:t>）。神關心窮乏的人，並期望祂的子民也這樣做。</w:t>
       </w:r>
     </w:p>
     <w:p>
@@ -1229,9 +594,9 @@
         <w:rPr>
           <w:lang w:val="zh_TW" w:bidi="zh_TW"/>
         </w:rPr>
-        <w:t>然而，新約提到兩個饒恕的限制。一個是不得赦免的罪（</w:t>
-      </w:r>
-      <w:hyperlink r:id="rId59">
+        <w:t>在兩約之間的時期，這種關心在地中海周圍的猶太社區中持續存在，隨後由基督徒教會作為實際責任承擔起來（</w:t>
+      </w:r>
+      <w:hyperlink r:id="rId26">
         <w:r>
           <w:rPr>
             <w:lang w:val="zh_TW" w:bidi="zh_TW"/>
@@ -1240,16 +605,16 @@
             <w:color w:val="0000EE"/>
             <w:u w:val="single"/>
           </w:rPr>
-          <w:t>太12:31–32</w:t>
+          <w:t>使徒行傳11:29</w:t>
         </w:r>
       </w:hyperlink>
       <w:r>
         <w:rPr>
           <w:lang w:val="zh_TW" w:bidi="zh_TW"/>
         </w:rPr>
-        <w:t>；</w:t>
-      </w:r>
-      <w:hyperlink r:id="rId60">
+        <w:t>，</w:t>
+      </w:r>
+      <w:hyperlink r:id="rId27">
         <w:r>
           <w:rPr>
             <w:lang w:val="zh_TW" w:bidi="zh_TW"/>
@@ -1258,7 +623,7 @@
             <w:color w:val="0000EE"/>
             <w:u w:val="single"/>
           </w:rPr>
-          <w:t>可3:28–30</w:t>
+          <w:t>24:17</w:t>
         </w:r>
       </w:hyperlink>
       <w:r>
@@ -1267,7 +632,7 @@
         </w:rPr>
         <w:t>；</w:t>
       </w:r>
-      <w:hyperlink r:id="rId61">
+      <w:hyperlink r:id="rId28">
         <w:r>
           <w:rPr>
             <w:lang w:val="zh_TW" w:bidi="zh_TW"/>
@@ -1276,16 +641,16 @@
             <w:color w:val="0000EE"/>
             <w:u w:val="single"/>
           </w:rPr>
-          <w:t>路12:10</w:t>
+          <w:t>羅馬書15:26</w:t>
         </w:r>
       </w:hyperlink>
       <w:r>
         <w:rPr>
           <w:lang w:val="zh_TW" w:bidi="zh_TW"/>
         </w:rPr>
-        <w:t>）。在這方面，基督提到那些像法利賽人一樣，在道德判斷上如此扭曲，以至於無法區分撒但的作行和基督的善行的人。另一種是「褻瀆聖靈的罪」，即「至於死的罪」（</w:t>
-      </w:r>
-      <w:hyperlink r:id="rId62">
+        <w:t>；</w:t>
+      </w:r>
+      <w:hyperlink r:id="rId29">
         <w:r>
           <w:rPr>
             <w:lang w:val="zh_TW" w:bidi="zh_TW"/>
@@ -1294,14 +659,153 @@
             <w:color w:val="0000EE"/>
             <w:u w:val="single"/>
           </w:rPr>
-          <w:t>約一5:16</w:t>
+          <w:t>哥林多前書16:1</w:t>
         </w:r>
       </w:hyperlink>
       <w:r>
         <w:rPr>
           <w:lang w:val="zh_TW" w:bidi="zh_TW"/>
         </w:rPr>
-        <w:t>）。這種罪並未具體定義，但其本質似乎是持續拒絕神的恩典。</w:t>
+        <w:t>；</w:t>
+      </w:r>
+      <w:hyperlink r:id="rId30">
+        <w:r>
+          <w:rPr>
+            <w:lang w:val="zh_TW" w:bidi="zh_TW"/>
+          </w:rPr>
+          <w:rPr>
+            <w:color w:val="0000EE"/>
+            <w:u w:val="single"/>
+          </w:rPr>
+          <w:t>加拉太書2:10</w:t>
+        </w:r>
+      </w:hyperlink>
+      <w:r>
+        <w:rPr>
+          <w:lang w:val="zh_TW" w:bidi="zh_TW"/>
+        </w:rPr>
+        <w:t>；</w:t>
+      </w:r>
+      <w:hyperlink r:id="rId31">
+        <w:r>
+          <w:rPr>
+            <w:lang w:val="zh_TW" w:bidi="zh_TW"/>
+          </w:rPr>
+          <w:rPr>
+            <w:color w:val="0000EE"/>
+            <w:u w:val="single"/>
+          </w:rPr>
+          <w:t>雅各書2:15–16</w:t>
+        </w:r>
+      </w:hyperlink>
+      <w:r>
+        <w:rPr>
+          <w:lang w:val="zh_TW" w:bidi="zh_TW"/>
+        </w:rPr>
+        <w:t>；</w:t>
+      </w:r>
+      <w:hyperlink r:id="rId32">
+        <w:r>
+          <w:rPr>
+            <w:lang w:val="zh_TW" w:bidi="zh_TW"/>
+          </w:rPr>
+          <w:rPr>
+            <w:color w:val="0000EE"/>
+            <w:u w:val="single"/>
+          </w:rPr>
+          <w:t>約翰一書3:17</w:t>
+        </w:r>
+      </w:hyperlink>
+      <w:r>
+        <w:rPr>
+          <w:lang w:val="zh_TW" w:bidi="zh_TW"/>
+        </w:rPr>
+        <w:t>）；對基督徒來說，施捨也是他們的主所明確期望的義務（</w:t>
+      </w:r>
+      <w:hyperlink r:id="rId33">
+        <w:r>
+          <w:rPr>
+            <w:lang w:val="zh_TW" w:bidi="zh_TW"/>
+          </w:rPr>
+          <w:rPr>
+            <w:color w:val="0000EE"/>
+            <w:u w:val="single"/>
+          </w:rPr>
+          <w:t>馬太福音6:2–4</w:t>
+        </w:r>
+      </w:hyperlink>
+      <w:r>
+        <w:rPr>
+          <w:lang w:val="zh_TW" w:bidi="zh_TW"/>
+        </w:rPr>
+        <w:t>；</w:t>
+      </w:r>
+      <w:hyperlink r:id="rId34">
+        <w:r>
+          <w:rPr>
+            <w:lang w:val="zh_TW" w:bidi="zh_TW"/>
+          </w:rPr>
+          <w:rPr>
+            <w:color w:val="0000EE"/>
+            <w:u w:val="single"/>
+          </w:rPr>
+          <w:t>路加福音12:33</w:t>
+        </w:r>
+      </w:hyperlink>
+      <w:r>
+        <w:rPr>
+          <w:lang w:val="zh_TW" w:bidi="zh_TW"/>
+        </w:rPr>
+        <w:t>）。早期教會所實踐的事實上並不是原始的共產主義，因為假如他們放棄個人財產，他們就無法做到他們實際上所做的事——將錢財或實物「照各人所需用的」</w:t>
+      </w:r>
+      <w:r>
+        <w:rPr>
+          <w:i/>
+          <w:lang w:val="zh_TW" w:bidi="zh_TW"/>
+        </w:rPr>
+        <w:t>分給</w:t>
+      </w:r>
+      <w:r>
+        <w:rPr>
+          <w:lang w:val="zh_TW" w:bidi="zh_TW"/>
+        </w:rPr>
+        <w:t>各人（</w:t>
+      </w:r>
+      <w:hyperlink r:id="rId35">
+        <w:r>
+          <w:rPr>
+            <w:lang w:val="zh_TW" w:bidi="zh_TW"/>
+          </w:rPr>
+          <w:rPr>
+            <w:color w:val="0000EE"/>
+            <w:u w:val="single"/>
+          </w:rPr>
+          <w:t>使徒行傳2:45</w:t>
+        </w:r>
+      </w:hyperlink>
+      <w:r>
+        <w:rPr>
+          <w:lang w:val="zh_TW" w:bidi="zh_TW"/>
+        </w:rPr>
+        <w:t>，</w:t>
+      </w:r>
+      <w:hyperlink r:id="rId36">
+        <w:r>
+          <w:rPr>
+            <w:lang w:val="zh_TW" w:bidi="zh_TW"/>
+          </w:rPr>
+          <w:rPr>
+            <w:color w:val="0000EE"/>
+            <w:u w:val="single"/>
+          </w:rPr>
+          <w:t>4:35</w:t>
+        </w:r>
+      </w:hyperlink>
+      <w:r>
+        <w:rPr>
+          <w:lang w:val="zh_TW" w:bidi="zh_TW"/>
+        </w:rPr>
+        <w:t>）。</w:t>
       </w:r>
     </w:p>
     <w:p>
@@ -1315,115 +819,18 @@
         <w:rPr>
           <w:lang w:val="zh_TW" w:bidi="zh_TW"/>
         </w:rPr>
-        <w:t>新約中的饒恕倫理強調，悔改是饒恕的條件（</w:t>
-      </w:r>
-      <w:hyperlink r:id="rId63">
-        <w:r>
-          <w:rPr>
-            <w:lang w:val="zh_TW" w:bidi="zh_TW"/>
-          </w:rPr>
-          <w:rPr>
-            <w:color w:val="0000EE"/>
-            <w:u w:val="single"/>
-          </w:rPr>
-          <w:t>林後7:10</w:t>
-        </w:r>
-      </w:hyperlink>
-      <w:r>
-        <w:rPr>
-          <w:lang w:val="zh_TW" w:bidi="zh_TW"/>
-        </w:rPr>
-        <w:t>），還包括需要饒恕他人（</w:t>
-      </w:r>
-      <w:hyperlink r:id="rId64">
-        <w:r>
-          <w:rPr>
-            <w:lang w:val="zh_TW" w:bidi="zh_TW"/>
-          </w:rPr>
-          <w:rPr>
-            <w:color w:val="0000EE"/>
-            <w:u w:val="single"/>
-          </w:rPr>
-          <w:t>太6:14–15</w:t>
-        </w:r>
-      </w:hyperlink>
-      <w:r>
-        <w:rPr>
-          <w:lang w:val="zh_TW" w:bidi="zh_TW"/>
-        </w:rPr>
-        <w:t>）。如果在接受饒恕的同時不饒恕他人，這顯然表明悔改並不徹底。主多次在比喻中強調，願意饒恕他人是真正悔改的標誌（</w:t>
-      </w:r>
-      <w:hyperlink r:id="rId40">
-        <w:r>
-          <w:rPr>
-            <w:lang w:val="zh_TW" w:bidi="zh_TW"/>
-          </w:rPr>
-          <w:rPr>
-            <w:color w:val="0000EE"/>
-            <w:u w:val="single"/>
-          </w:rPr>
-          <w:t>太18:23–35</w:t>
-        </w:r>
-      </w:hyperlink>
-      <w:r>
-        <w:rPr>
-          <w:lang w:val="zh_TW" w:bidi="zh_TW"/>
-        </w:rPr>
-        <w:t>；</w:t>
-      </w:r>
-      <w:hyperlink r:id="rId56">
-        <w:r>
-          <w:rPr>
-            <w:lang w:val="zh_TW" w:bidi="zh_TW"/>
-          </w:rPr>
-          <w:rPr>
-            <w:color w:val="0000EE"/>
-            <w:u w:val="single"/>
-          </w:rPr>
-          <w:t>路6:37</w:t>
-        </w:r>
-      </w:hyperlink>
-      <w:r>
-        <w:rPr>
-          <w:lang w:val="zh_TW" w:bidi="zh_TW"/>
-        </w:rPr>
-        <w:t>）。因此，基督教導我們，饒恕是一種責任，沒有任何限制。必須毫無保留地饒恕，甚至要到70個7次（</w:t>
-      </w:r>
-      <w:hyperlink r:id="rId65">
-        <w:r>
-          <w:rPr>
-            <w:lang w:val="zh_TW" w:bidi="zh_TW"/>
-          </w:rPr>
-          <w:rPr>
-            <w:color w:val="0000EE"/>
-            <w:u w:val="single"/>
-          </w:rPr>
-          <w:t>太18:21–22</w:t>
-        </w:r>
-      </w:hyperlink>
-      <w:r>
-        <w:rPr>
-          <w:lang w:val="zh_TW" w:bidi="zh_TW"/>
-        </w:rPr>
-        <w:t>）。饒恕是信徒之間相互關係的一部分：既然所有人都依賴於神的饒恕，那麼所有人也都必須彼此饒恕。「主怎樣饒恕了你們，你們也要怎樣饒恕人」（</w:t>
-      </w:r>
-      <w:hyperlink r:id="rId55">
-        <w:r>
-          <w:rPr>
-            <w:lang w:val="zh_TW" w:bidi="zh_TW"/>
-          </w:rPr>
-          <w:rPr>
-            <w:color w:val="0000EE"/>
-            <w:u w:val="single"/>
-          </w:rPr>
-          <w:t>西3:13</w:t>
-        </w:r>
-      </w:hyperlink>
-      <w:r>
-        <w:rPr>
-          <w:lang w:val="zh_TW" w:bidi="zh_TW"/>
-        </w:rPr>
-        <w:t>）。</w:t>
+        <w:t>因此，貧窮雖然給富人提供了展示慷慨美德的機會，但本身（在新約和舊約中皆是）是一件壞事。</w:t>
+      </w:r>
+    </w:p>
+    <w:p>
+      <w:pPr>
+        <w:pStyle w:val="Heading3"/>
+      </w:pPr>
+      <w:r>
+        <w:rPr>
+          <w:lang w:val="zh_TW" w:bidi="zh_TW"/>
+        </w:rPr>
+        <w:t>貧窮作為好事</w:t>
       </w:r>
     </w:p>
     <w:p>
@@ -1435,9 +842,620 @@
       </w:r>
       <w:r>
         <w:rPr>
+          <w:lang w:val="zh_TW" w:bidi="zh_TW"/>
+        </w:rPr>
+        <w:t>正如我們所見，某種意義上，公義會使人興旺，而罪惡會使人貧窮。但普通的生活比這更複雜。</w:t>
+      </w:r>
+      <w:hyperlink r:id="rId37">
+        <w:r>
+          <w:rPr>
+            <w:lang w:val="zh_TW" w:bidi="zh_TW"/>
+          </w:rPr>
+          <w:rPr>
+            <w:color w:val="0000EE"/>
+            <w:u w:val="single"/>
+          </w:rPr>
+          <w:t>詩篇第一篇</w:t>
+        </w:r>
+      </w:hyperlink>
+      <w:r>
+        <w:rPr>
+          <w:lang w:val="zh_TW" w:bidi="zh_TW"/>
+        </w:rPr>
+        <w:t>和</w:t>
+      </w:r>
+      <w:hyperlink r:id="rId38">
+        <w:r>
+          <w:rPr>
+            <w:lang w:val="zh_TW" w:bidi="zh_TW"/>
+          </w:rPr>
+          <w:rPr>
+            <w:color w:val="0000EE"/>
+            <w:u w:val="single"/>
+          </w:rPr>
+          <w:t>一百一十二篇</w:t>
+        </w:r>
+      </w:hyperlink>
+      <w:r>
+        <w:rPr>
+          <w:lang w:val="zh_TW" w:bidi="zh_TW"/>
+        </w:rPr>
+        <w:t>提及上述內容，卻只展現了事情的其中一面。惡人興旺（</w:t>
+      </w:r>
+      <w:hyperlink r:id="rId39">
+        <w:r>
+          <w:rPr>
+            <w:lang w:val="zh_TW" w:bidi="zh_TW"/>
+          </w:rPr>
+          <w:rPr>
+            <w:color w:val="0000EE"/>
+            <w:u w:val="single"/>
+          </w:rPr>
+          <w:t>詩篇73:3</w:t>
+        </w:r>
+      </w:hyperlink>
+      <w:r>
+        <w:rPr>
+          <w:lang w:val="zh_TW" w:bidi="zh_TW"/>
+        </w:rPr>
+        <w:t>）及其對應的，義人貧窮呢？聖經的答案（比如，</w:t>
+      </w:r>
+      <w:hyperlink r:id="rId40">
+        <w:r>
+          <w:rPr>
+            <w:lang w:val="zh_TW" w:bidi="zh_TW"/>
+          </w:rPr>
+          <w:rPr>
+            <w:color w:val="0000EE"/>
+            <w:u w:val="single"/>
+          </w:rPr>
+          <w:t>約伯記21</w:t>
+        </w:r>
+      </w:hyperlink>
+      <w:r>
+        <w:rPr>
+          <w:lang w:val="zh_TW" w:bidi="zh_TW"/>
+        </w:rPr>
+        <w:t>；</w:t>
+      </w:r>
+      <w:hyperlink r:id="rId41">
+        <w:r>
+          <w:rPr>
+            <w:lang w:val="zh_TW" w:bidi="zh_TW"/>
+          </w:rPr>
+          <w:rPr>
+            <w:color w:val="0000EE"/>
+            <w:u w:val="single"/>
+          </w:rPr>
+          <w:t>詩篇37</w:t>
+        </w:r>
+      </w:hyperlink>
+      <w:r>
+        <w:rPr>
+          <w:lang w:val="zh_TW" w:bidi="zh_TW"/>
+        </w:rPr>
+        <w:t>，</w:t>
+      </w:r>
+      <w:hyperlink r:id="rId42">
+        <w:r>
+          <w:rPr>
+            <w:lang w:val="zh_TW" w:bidi="zh_TW"/>
+          </w:rPr>
+          <w:rPr>
+            <w:color w:val="0000EE"/>
+            <w:u w:val="single"/>
+          </w:rPr>
+          <w:t>49</w:t>
+        </w:r>
+      </w:hyperlink>
+      <w:r>
+        <w:rPr>
+          <w:lang w:val="zh_TW" w:bidi="zh_TW"/>
+        </w:rPr>
+        <w:t>，</w:t>
+      </w:r>
+      <w:hyperlink r:id="rId43">
+        <w:r>
+          <w:rPr>
+            <w:lang w:val="zh_TW" w:bidi="zh_TW"/>
+          </w:rPr>
+          <w:rPr>
+            <w:color w:val="0000EE"/>
+            <w:u w:val="single"/>
+          </w:rPr>
+          <w:t>73</w:t>
+        </w:r>
+      </w:hyperlink>
+      <w:r>
+        <w:rPr>
+          <w:lang w:val="zh_TW" w:bidi="zh_TW"/>
+        </w:rPr>
+        <w:t>）——壞人的富足是短暫的，而義人雖然在屬世的財物上貧窮，卻擁有屬靈的財富。</w:t>
+      </w:r>
+    </w:p>
+    <w:p>
+      <w:pPr/>
+      <w:r>
+        <w:rPr>
+          <w:lang w:val="zh_TW" w:bidi="zh_TW"/>
+        </w:rPr>
+      </w:r>
+      <w:r>
+        <w:rPr>
+          <w:lang w:val="zh_TW" w:bidi="zh_TW"/>
+        </w:rPr>
+        <w:t>這個想法——好人不僅沒有興旺，反而可能經常貧窮——有時會被奇怪地顛倒過來。義人可能貧窮，但聖經有時似乎認為貧窮就是義。當然，這並不是自動就會如此（</w:t>
+      </w:r>
+      <w:hyperlink r:id="rId44">
+        <w:r>
+          <w:rPr>
+            <w:lang w:val="zh_TW" w:bidi="zh_TW"/>
+          </w:rPr>
+          <w:rPr>
+            <w:color w:val="0000EE"/>
+            <w:u w:val="single"/>
+          </w:rPr>
+          <w:t>箴言30:8–9</w:t>
+        </w:r>
+      </w:hyperlink>
+      <w:r>
+        <w:rPr>
+          <w:lang w:val="zh_TW" w:bidi="zh_TW"/>
+        </w:rPr>
+        <w:t>），但這樣的描述在聖經中，尤其是在詩篇中相當頻繁（比如，</w:t>
+      </w:r>
+      <w:hyperlink r:id="rId45">
+        <w:r>
+          <w:rPr>
+            <w:lang w:val="zh_TW" w:bidi="zh_TW"/>
+          </w:rPr>
+          <w:rPr>
+            <w:color w:val="0000EE"/>
+            <w:u w:val="single"/>
+          </w:rPr>
+          <w:t>詩篇9:18</w:t>
+        </w:r>
+      </w:hyperlink>
+      <w:r>
+        <w:rPr>
+          <w:lang w:val="zh_TW" w:bidi="zh_TW"/>
+        </w:rPr>
+        <w:t>，</w:t>
+      </w:r>
+      <w:hyperlink r:id="rId46">
+        <w:r>
+          <w:rPr>
+            <w:lang w:val="zh_TW" w:bidi="zh_TW"/>
+          </w:rPr>
+          <w:rPr>
+            <w:color w:val="0000EE"/>
+            <w:u w:val="single"/>
+          </w:rPr>
+          <w:t>10:14</w:t>
+        </w:r>
+      </w:hyperlink>
+      <w:r>
+        <w:rPr>
+          <w:lang w:val="zh_TW" w:bidi="zh_TW"/>
+        </w:rPr>
+        <w:t>，</w:t>
+      </w:r>
+      <w:hyperlink r:id="rId47">
+        <w:r>
+          <w:rPr>
+            <w:lang w:val="zh_TW" w:bidi="zh_TW"/>
+          </w:rPr>
+          <w:rPr>
+            <w:color w:val="0000EE"/>
+            <w:u w:val="single"/>
+          </w:rPr>
+          <w:t>12:5</w:t>
+        </w:r>
+      </w:hyperlink>
+      <w:r>
+        <w:rPr>
+          <w:lang w:val="zh_TW" w:bidi="zh_TW"/>
+        </w:rPr>
+        <w:t>，</w:t>
+      </w:r>
+      <w:hyperlink r:id="rId48">
+        <w:r>
+          <w:rPr>
+            <w:lang w:val="zh_TW" w:bidi="zh_TW"/>
+          </w:rPr>
+          <w:rPr>
+            <w:color w:val="0000EE"/>
+            <w:u w:val="single"/>
+          </w:rPr>
+          <w:t>34:6</w:t>
+        </w:r>
+      </w:hyperlink>
+      <w:r>
+        <w:rPr>
+          <w:lang w:val="zh_TW" w:bidi="zh_TW"/>
+        </w:rPr>
+        <w:t>，</w:t>
+      </w:r>
+      <w:hyperlink r:id="rId49">
+        <w:r>
+          <w:rPr>
+            <w:lang w:val="zh_TW" w:bidi="zh_TW"/>
+          </w:rPr>
+          <w:rPr>
+            <w:color w:val="0000EE"/>
+            <w:u w:val="single"/>
+          </w:rPr>
+          <w:t>35:10</w:t>
+        </w:r>
+      </w:hyperlink>
+      <w:r>
+        <w:rPr>
+          <w:lang w:val="zh_TW" w:bidi="zh_TW"/>
+        </w:rPr>
+        <w:t>，</w:t>
+      </w:r>
+      <w:hyperlink r:id="rId50">
+        <w:r>
+          <w:rPr>
+            <w:lang w:val="zh_TW" w:bidi="zh_TW"/>
+          </w:rPr>
+          <w:rPr>
+            <w:color w:val="0000EE"/>
+            <w:u w:val="single"/>
+          </w:rPr>
+          <w:t>74:19</w:t>
+        </w:r>
+      </w:hyperlink>
+      <w:r>
+        <w:rPr>
+          <w:lang w:val="zh_TW" w:bidi="zh_TW"/>
+        </w:rPr>
+        <w:t>），值得仔細考慮。經過思考後會看到，這並不奇怪。因為神特別關心貧窮人，所以貧窮人可能特別關心神，原因有二。首先，如果以色列中有貧窮，那是因為有權勢的人在濫用權力；因此，貧窮人會首先尋求神的幫助，因為神的法則被藐視，而神會親自伸冤。其次，貧窮使人轉向神，因為在那種情況下，沒有其他人可以依靠。這樣，「貧窮」幾乎成為一個專有的詞語。「貧窮人」是謙卑的人，而謙卑的人是敬虔的人（</w:t>
+      </w:r>
+      <w:hyperlink r:id="rId51">
+        <w:r>
+          <w:rPr>
+            <w:lang w:val="zh_TW" w:bidi="zh_TW"/>
+          </w:rPr>
+          <w:rPr>
+            <w:color w:val="0000EE"/>
+            <w:u w:val="single"/>
+          </w:rPr>
+          <w:t>詩篇10:17</w:t>
+        </w:r>
+      </w:hyperlink>
+      <w:r>
+        <w:rPr>
+          <w:lang w:val="zh_TW" w:bidi="zh_TW"/>
+        </w:rPr>
+        <w:t>，</w:t>
+      </w:r>
+      <w:hyperlink r:id="rId52">
+        <w:r>
+          <w:rPr>
+            <w:lang w:val="zh_TW" w:bidi="zh_TW"/>
+          </w:rPr>
+          <w:rPr>
+            <w:color w:val="0000EE"/>
+            <w:u w:val="single"/>
+          </w:rPr>
+          <w:t>14:5–6</w:t>
+        </w:r>
+      </w:hyperlink>
+      <w:r>
+        <w:rPr>
+          <w:lang w:val="zh_TW" w:bidi="zh_TW"/>
+        </w:rPr>
+        <w:t>，</w:t>
+      </w:r>
+      <w:hyperlink r:id="rId53">
+        <w:r>
+          <w:rPr>
+            <w:lang w:val="zh_TW" w:bidi="zh_TW"/>
+          </w:rPr>
+          <w:rPr>
+            <w:color w:val="0000EE"/>
+            <w:u w:val="single"/>
+          </w:rPr>
+          <w:t>37:11</w:t>
+        </w:r>
+      </w:hyperlink>
+      <w:r>
+        <w:rPr>
+          <w:lang w:val="zh_TW" w:bidi="zh_TW"/>
+        </w:rPr>
+        <w:t>；</w:t>
+      </w:r>
+      <w:hyperlink r:id="rId54">
+        <w:r>
+          <w:rPr>
+            <w:lang w:val="zh_TW" w:bidi="zh_TW"/>
+          </w:rPr>
+          <w:rPr>
+            <w:color w:val="0000EE"/>
+            <w:u w:val="single"/>
+          </w:rPr>
+          <w:t>西番雅書3:12–13</w:t>
+        </w:r>
+      </w:hyperlink>
+      <w:r>
+        <w:rPr>
+          <w:lang w:val="zh_TW" w:bidi="zh_TW"/>
+        </w:rPr>
+        <w:t>）。正如富有可以助長自我放縱、自大、驕傲以及藐視、欺壓他人一樣，貧窮則會鼓勵相反的美德。</w:t>
+      </w:r>
+    </w:p>
+    <w:p>
+      <w:pPr/>
+      <w:r>
+        <w:rPr>
+          <w:lang w:val="zh_TW" w:bidi="zh_TW"/>
+        </w:rPr>
+      </w:r>
+      <w:r>
+        <w:rPr>
+          <w:lang w:val="zh_TW" w:bidi="zh_TW"/>
+        </w:rPr>
+        <w:t>因此，貧窮不再是一種應該避免的邪惡，而成為一種應當追求的理想。根據舊約中「貧窮人」和「虔誠人」幾乎可以互換使用的方式，許多猶太人在兩約之間的時期放棄了個人財產。這其中包括愛色尼派（Essenes）和在死海附近的昆蘭建立的相關群體。後者實際上自稱為「貧窮人」。這一傳統延續到了新約時代。可能在耶路撒冷的「貧窮人」指的是當時教會中的一個特定群體（甚至是整個耶路撒冷教會；</w:t>
+      </w:r>
+      <w:hyperlink r:id="rId28">
+        <w:r>
+          <w:rPr>
+            <w:lang w:val="zh_TW" w:bidi="zh_TW"/>
+          </w:rPr>
+          <w:rPr>
+            <w:color w:val="0000EE"/>
+            <w:u w:val="single"/>
+          </w:rPr>
+          <w:t>羅馬書15:26</w:t>
+        </w:r>
+      </w:hyperlink>
+      <w:r>
+        <w:rPr>
+          <w:lang w:val="zh_TW" w:bidi="zh_TW"/>
+        </w:rPr>
+        <w:t>；</w:t>
+      </w:r>
+      <w:hyperlink r:id="rId30">
+        <w:r>
+          <w:rPr>
+            <w:lang w:val="zh_TW" w:bidi="zh_TW"/>
+          </w:rPr>
+          <w:rPr>
+            <w:color w:val="0000EE"/>
+            <w:u w:val="single"/>
+          </w:rPr>
+          <w:t>加拉太書2:10</w:t>
+        </w:r>
+      </w:hyperlink>
+      <w:r>
+        <w:rPr>
+          <w:lang w:val="zh_TW" w:bidi="zh_TW"/>
+        </w:rPr>
+        <w:t>）。後來確實出現了一個猶太基督教派，稱為「以便尼派（Ebionites）」（來自希伯來語中表示「貧窮」的詞）。</w:t>
+      </w:r>
+    </w:p>
+    <w:p>
+      <w:pPr/>
+      <w:r>
+        <w:rPr>
+          <w:lang w:val="zh_TW" w:bidi="zh_TW"/>
+        </w:rPr>
+      </w:r>
+      <w:r>
+        <w:rPr>
+          <w:lang w:val="zh_TW" w:bidi="zh_TW"/>
+        </w:rPr>
+        <w:t>新約當然清楚地教導真正重要的是內心的態度。貧窮但貪婪，或富有但慷慨都是有可能的。即便如此，根據上述舊約背景，福音書中這些詞彙的普遍意義是：富有=壞，貧窮=好。一方面，撒都該人擁有世俗的財富，法利賽人擁有屬靈的驕傲，而有產業的人是自私、愚昧的，處於嚴重的屬靈危險中（</w:t>
+      </w:r>
+      <w:hyperlink r:id="rId55">
+        <w:r>
+          <w:rPr>
+            <w:lang w:val="zh_TW" w:bidi="zh_TW"/>
+          </w:rPr>
+          <w:rPr>
+            <w:color w:val="0000EE"/>
+            <w:u w:val="single"/>
+          </w:rPr>
+          <w:t>馬可福音10:23</w:t>
+        </w:r>
+      </w:hyperlink>
+      <w:r>
+        <w:rPr>
+          <w:lang w:val="zh_TW" w:bidi="zh_TW"/>
+        </w:rPr>
+        <w:t>；</w:t>
+      </w:r>
+      <w:hyperlink r:id="rId56">
+        <w:r>
+          <w:rPr>
+            <w:lang w:val="zh_TW" w:bidi="zh_TW"/>
+          </w:rPr>
+          <w:rPr>
+            <w:color w:val="0000EE"/>
+            <w:u w:val="single"/>
+          </w:rPr>
+          <w:t>路加福音12:13–21</w:t>
+        </w:r>
+      </w:hyperlink>
+      <w:r>
+        <w:rPr>
+          <w:lang w:val="zh_TW" w:bidi="zh_TW"/>
+        </w:rPr>
+        <w:t>，</w:t>
+      </w:r>
+      <w:hyperlink r:id="rId57">
+        <w:r>
+          <w:rPr>
+            <w:lang w:val="zh_TW" w:bidi="zh_TW"/>
+          </w:rPr>
+          <w:rPr>
+            <w:color w:val="0000EE"/>
+            <w:u w:val="single"/>
+          </w:rPr>
+          <w:t>16:19–31</w:t>
+        </w:r>
+      </w:hyperlink>
+      <w:r>
+        <w:rPr>
+          <w:lang w:val="zh_TW" w:bidi="zh_TW"/>
+        </w:rPr>
+        <w:t>）。另一方面，委身且簡樸的人，如耶穌自己的家人和朋友，通常代表貧窮人。</w:t>
+      </w:r>
+    </w:p>
+    <w:p>
+      <w:pPr/>
+      <w:r>
+        <w:rPr>
+          <w:lang w:val="zh_TW" w:bidi="zh_TW"/>
+        </w:rPr>
+      </w:r>
+      <w:r>
+        <w:rPr>
+          <w:lang w:val="zh_TW" w:bidi="zh_TW"/>
+        </w:rPr>
+        <w:t>因此，事實上，八福第一福的兩個版本（馬太和路加的記載）實際上是相同的。馬太的版本有深度：「虛心的人有福了」（</w:t>
+      </w:r>
+      <w:hyperlink r:id="rId58">
+        <w:r>
+          <w:rPr>
+            <w:lang w:val="zh_TW" w:bidi="zh_TW"/>
+          </w:rPr>
+          <w:rPr>
+            <w:color w:val="0000EE"/>
+            <w:u w:val="single"/>
+          </w:rPr>
+          <w:t>馬太福音5:3）；</w:t>
+        </w:r>
+      </w:hyperlink>
+      <w:r>
+        <w:rPr>
+          <w:lang w:val="zh_TW" w:bidi="zh_TW"/>
+        </w:rPr>
+        <w:t>路加的版本有廣度。當路加簡單地說「你們貧窮的人有福了」（</w:t>
+      </w:r>
+      <w:hyperlink r:id="rId59">
+        <w:r>
+          <w:rPr>
+            <w:lang w:val="zh_TW" w:bidi="zh_TW"/>
+          </w:rPr>
+          <w:rPr>
+            <w:color w:val="0000EE"/>
+            <w:u w:val="single"/>
+          </w:rPr>
+          <w:t>路加福音6:20</w:t>
+        </w:r>
+      </w:hyperlink>
+      <w:r>
+        <w:rPr>
+          <w:lang w:val="zh_TW" w:bidi="zh_TW"/>
+        </w:rPr>
+        <w:t>）時，他指的是那些在需要中（</w:t>
+      </w:r>
+      <w:r>
+        <w:rPr>
           <w:i/>
           <w:lang w:val="zh_TW" w:bidi="zh_TW"/>
         </w:rPr>
+        <w:t>任何</w:t>
+      </w:r>
+      <w:r>
+        <w:rPr>
+          <w:lang w:val="zh_TW" w:bidi="zh_TW"/>
+        </w:rPr>
+        <w:t>需要）轉向主的人。基督來到世上是為了將福音帶給這樣的人（</w:t>
+      </w:r>
+      <w:hyperlink r:id="rId60">
+        <w:r>
+          <w:rPr>
+            <w:lang w:val="zh_TW" w:bidi="zh_TW"/>
+          </w:rPr>
+          <w:rPr>
+            <w:color w:val="0000EE"/>
+            <w:u w:val="single"/>
+          </w:rPr>
+          <w:t>馬太福音11:5</w:t>
+        </w:r>
+      </w:hyperlink>
+      <w:r>
+        <w:rPr>
+          <w:lang w:val="zh_TW" w:bidi="zh_TW"/>
+        </w:rPr>
+        <w:t>；</w:t>
+      </w:r>
+      <w:hyperlink r:id="rId61">
+        <w:r>
+          <w:rPr>
+            <w:lang w:val="zh_TW" w:bidi="zh_TW"/>
+          </w:rPr>
+          <w:rPr>
+            <w:color w:val="0000EE"/>
+            <w:u w:val="single"/>
+          </w:rPr>
+          <w:t>路加福音4:18</w:t>
+        </w:r>
+      </w:hyperlink>
+      <w:r>
+        <w:rPr>
+          <w:lang w:val="zh_TW" w:bidi="zh_TW"/>
+        </w:rPr>
+        <w:t>）。耶穌基督自己體現了同樣的理念。正如保羅所說：「</w:t>
+      </w:r>
+      <w:r>
+        <w:rPr>
+          <w:lang w:val="zh_TW" w:bidi="zh_TW"/>
+        </w:rPr>
+        <w:t>他本來富足，卻為你們成了貧窮，叫你們因他的貧窮，可以成為富足</w:t>
+      </w:r>
+      <w:r>
+        <w:rPr>
+          <w:lang w:val="zh_TW" w:bidi="zh_TW"/>
+        </w:rPr>
+        <w:t>」（</w:t>
+      </w:r>
+      <w:hyperlink r:id="rId62">
+        <w:r>
+          <w:rPr>
+            <w:lang w:val="zh_TW" w:bidi="zh_TW"/>
+          </w:rPr>
+          <w:rPr>
+            <w:color w:val="0000EE"/>
+            <w:u w:val="single"/>
+          </w:rPr>
+          <w:t>哥林多後書8:9</w:t>
+        </w:r>
+      </w:hyperlink>
+      <w:r>
+        <w:rPr>
+          <w:lang w:val="zh_TW" w:bidi="zh_TW"/>
+        </w:rPr>
+        <w:t>，</w:t>
+      </w:r>
+      <w:r>
+        <w:rPr>
+          <w:lang w:val="zh_TW" w:bidi="zh_TW"/>
+        </w:rPr>
+        <w:t>庇哩亞聖經</w:t>
+      </w:r>
+      <w:r>
+        <w:rPr>
+          <w:lang w:val="zh_TW" w:bidi="zh_TW"/>
+        </w:rPr>
+        <w:t>）。我們無助的貧窮是一種邪惡，需要祂來拯救；祂有意選擇的貧窮樣式正是祂拯救的榮耀方式。</w:t>
+      </w:r>
+    </w:p>
+    <w:p>
+      <w:pPr/>
+      <w:r>
+        <w:rPr>
+          <w:lang w:val="zh_TW" w:bidi="zh_TW"/>
+        </w:rPr>
+      </w:r>
+      <w:r>
+        <w:rPr>
+          <w:i/>
+          <w:lang w:val="zh_TW" w:bidi="zh_TW"/>
+        </w:rPr>
         <w:t>另見</w:t>
       </w:r>
       <w:r>
@@ -1450,19 +1468,55 @@
         <w:rPr>
           <w:lang w:val="zh_TW" w:bidi="zh_TW"/>
         </w:rPr>
-        <w:t>承認</w:t>
-      </w:r>
-      <w:r>
-        <w:rPr>
-          <w:lang w:val="zh_TW" w:bidi="zh_TW"/>
-        </w:rPr>
-        <w:t>；</w:t>
-      </w:r>
-      <w:r>
-        <w:rPr>
-          <w:lang w:val="zh_TW" w:bidi="zh_TW"/>
-        </w:rPr>
-        <w:t>悔改</w:t>
+        <w:t>施捨</w:t>
+      </w:r>
+      <w:r>
+        <w:rPr>
+          <w:lang w:val="zh_TW" w:bidi="zh_TW"/>
+        </w:rPr>
+        <w:t>，</w:t>
+      </w:r>
+      <w:r>
+        <w:rPr>
+          <w:lang w:val="zh_TW" w:bidi="zh_TW"/>
+        </w:rPr>
+        <w:t>錢財</w:t>
+      </w:r>
+      <w:r>
+        <w:rPr>
+          <w:lang w:val="zh_TW" w:bidi="zh_TW"/>
+        </w:rPr>
+        <w:t>，</w:t>
+      </w:r>
+      <w:r>
+        <w:rPr>
+          <w:lang w:val="zh_TW" w:bidi="zh_TW"/>
+        </w:rPr>
+        <w:t>公義</w:t>
+      </w:r>
+      <w:r>
+        <w:rPr>
+          <w:lang w:val="zh_TW" w:bidi="zh_TW"/>
+        </w:rPr>
+        <w:t>，</w:t>
+      </w:r>
+      <w:r>
+        <w:rPr>
+          <w:lang w:val="zh_TW" w:bidi="zh_TW"/>
+        </w:rPr>
+        <w:t>工價</w:t>
+      </w:r>
+      <w:r>
+        <w:rPr>
+          <w:lang w:val="zh_TW" w:bidi="zh_TW"/>
+        </w:rPr>
+        <w:t>，</w:t>
+      </w:r>
+      <w:r>
+        <w:rPr>
+          <w:lang w:val="zh_TW" w:bidi="zh_TW"/>
+        </w:rPr>
+        <w:t>財富</w:t>
       </w:r>
       <w:r>
         <w:rPr>

--- a/zht/docx/112.content.docx
+++ b/zht/docx/112.content.docx
@@ -149,7 +149,7 @@
         <w:rPr>
           <w:lang w:val="zh_TW" w:bidi="zh_TW"/>
         </w:rPr>
-        <w:t>qiong</w:t>
+        <w:t>nong</w:t>
       </w:r>
       <w:r>
         <w:rPr>
@@ -212,7 +212,7 @@
         <w:rPr>
           <w:lang w:val="zh_TW" w:bidi="zh_TW"/>
         </w:rPr>
-        <w:t>穹蒼</w:t>
+        <w:t>農業</w:t>
       </w:r>
       <w:r>
         <w:rPr>
@@ -231,7 +231,124 @@
         <w:rPr>
           <w:lang w:val="zh_TW" w:bidi="zh_TW"/>
         </w:rPr>
-        <w:t>聖經用穹蒼一詞描述地球的大氣層，這個字的原意是指「被鋪展或擴張的空間」。希伯來人認為「穹蒼」就是天空的空間，太陽、月亮和雲彩都在其中。</w:t>
+        <w:t>在聖經時代，巴勒斯坦的農業主要分為三大類，今日亦大致相同。每一類農業的重要性，會因為社會的發展程度與當時的技術而有所不同。</w:t>
+      </w:r>
+    </w:p>
+    <w:p>
+      <w:pPr>
+        <w:pStyle w:val="Heading3"/>
+      </w:pPr>
+      <w:r>
+        <w:rPr>
+          <w:lang w:val="zh_TW" w:bidi="zh_TW"/>
+        </w:rPr>
+        <w:t>概述</w:t>
+      </w:r>
+    </w:p>
+    <w:p>
+      <w:pPr>
+        <w:pStyle w:val="ListBullet"/>
+        <w:spacing w:line="240" w:lineRule="auto"/>
+        <w:ind w:left="720"/>
+      </w:pPr>
+      <w:r>
+        <w:rPr>
+          <w:lang w:val="zh_TW" w:bidi="zh_TW"/>
+        </w:rPr>
+      </w:r>
+      <w:r>
+        <w:rPr>
+          <w:u w:val="single"/>
+          <w:lang w:val="zh_TW" w:bidi="zh_TW"/>
+        </w:rPr>
+        <w:t>畜牧</w:t>
+      </w:r>
+    </w:p>
+    <w:p>
+      <w:pPr>
+        <w:pStyle w:val="ListBullet"/>
+        <w:spacing w:line="240" w:lineRule="auto"/>
+        <w:ind w:left="720"/>
+      </w:pPr>
+      <w:r>
+        <w:rPr>
+          <w:lang w:val="zh_TW" w:bidi="zh_TW"/>
+        </w:rPr>
+      </w:r>
+      <w:r>
+        <w:rPr>
+          <w:u w:val="single"/>
+          <w:lang w:val="zh_TW" w:bidi="zh_TW"/>
+        </w:rPr>
+        <w:t>田間種植</w:t>
+      </w:r>
+    </w:p>
+    <w:p>
+      <w:pPr>
+        <w:pStyle w:val="ListBullet"/>
+        <w:spacing w:line="240" w:lineRule="auto"/>
+        <w:ind w:left="720"/>
+      </w:pPr>
+      <w:r>
+        <w:rPr>
+          <w:lang w:val="zh_TW" w:bidi="zh_TW"/>
+        </w:rPr>
+      </w:r>
+      <w:r>
+        <w:rPr>
+          <w:u w:val="single"/>
+          <w:lang w:val="zh_TW" w:bidi="zh_TW"/>
+        </w:rPr>
+        <w:t>果樹栽種</w:t>
+      </w:r>
+    </w:p>
+    <w:p>
+      <w:pPr>
+        <w:pStyle w:val="ListBullet"/>
+        <w:spacing w:line="240" w:lineRule="auto"/>
+        <w:ind w:left="720"/>
+      </w:pPr>
+      <w:r>
+        <w:rPr>
+          <w:lang w:val="zh_TW" w:bidi="zh_TW"/>
+        </w:rPr>
+      </w:r>
+      <w:r>
+        <w:rPr>
+          <w:u w:val="single"/>
+          <w:lang w:val="zh_TW" w:bidi="zh_TW"/>
+        </w:rPr>
+        <w:t>耕作</w:t>
+      </w:r>
+    </w:p>
+    <w:p>
+      <w:pPr>
+        <w:pStyle w:val="ListBullet"/>
+        <w:spacing w:line="240" w:lineRule="auto"/>
+        <w:ind w:left="720"/>
+      </w:pPr>
+      <w:r>
+        <w:rPr>
+          <w:lang w:val="zh_TW" w:bidi="zh_TW"/>
+        </w:rPr>
+      </w:r>
+      <w:r>
+        <w:rPr>
+          <w:u w:val="single"/>
+          <w:lang w:val="zh_TW" w:bidi="zh_TW"/>
+        </w:rPr>
+        <w:t>收割</w:t>
+      </w:r>
+    </w:p>
+    <w:p>
+      <w:pPr>
+        <w:pStyle w:val="Heading3"/>
+      </w:pPr>
+      <w:r>
+        <w:rPr>
+          <w:lang w:val="zh_TW" w:bidi="zh_TW"/>
+        </w:rPr>
+        <w:t>畜牧</w:t>
       </w:r>
     </w:p>
     <w:p>
@@ -245,7 +362,7 @@
         <w:rPr>
           <w:lang w:val="zh_TW" w:bidi="zh_TW"/>
         </w:rPr>
-        <w:t>在創造的第二日，神造了地球以上的大氣層，分開下面的水與上面的水。神稱這個「穹蒼」為「天」（</w:t>
+        <w:t>聖經最早提到的工作之一就是畜牧。亞伯（</w:t>
       </w:r>
       <w:hyperlink r:id="rId13">
         <w:r>
@@ -256,14 +373,14 @@
             <w:color w:val="0000EE"/>
             <w:u w:val="single"/>
           </w:rPr>
-          <w:t>創1:6–8</w:t>
+          <w:t>創4:2</w:t>
         </w:r>
       </w:hyperlink>
       <w:r>
         <w:rPr>
           <w:lang w:val="zh_TW" w:bidi="zh_TW"/>
         </w:rPr>
-        <w:t>）。穹蒼提供了一個環境，使太陽、月亮和眾星能夠如神所設計般存在和運行。在創造的第四日，神在穹蒼裡設立光體，用來區分白晝與黑夜，指定節令。大光，即太陽，掌管白晝；小光，即月亮，掌管黑夜（</w:t>
+        <w:t>）和雅八（</w:t>
       </w:r>
       <w:hyperlink r:id="rId14">
         <w:r>
@@ -274,14 +391,14 @@
             <w:color w:val="0000EE"/>
             <w:u w:val="single"/>
           </w:rPr>
-          <w:t>14–19</w:t>
+          <w:t>創4:20</w:t>
         </w:r>
       </w:hyperlink>
       <w:r>
         <w:rPr>
           <w:lang w:val="zh_TW" w:bidi="zh_TW"/>
         </w:rPr>
-        <w:t>節）。</w:t>
+        <w:t>）都牧養羊群或牲畜。這類工作適合半遊牧的生活方式（即經常從一個地方遷移到另一個地方）；只靠基本的技術與器具，他們便能有足夠的食物與衣物。</w:t>
       </w:r>
     </w:p>
     <w:p>
@@ -295,7 +412,7 @@
         <w:rPr>
           <w:lang w:val="zh_TW" w:bidi="zh_TW"/>
         </w:rPr>
-        <w:t>「穹蒼」一詞在詩篇出現過兩次，是神手所造的工作（</w:t>
+        <w:t>亞伯拉罕、以撒與雅各主要從事畜牧，讓他們的羊群與牛群在公有土地上吃草，他們通常不耕地。雅各與他的兒子們去到埃及時，仍以牧羊為生（</w:t>
       </w:r>
       <w:hyperlink r:id="rId15">
         <w:r>
@@ -306,14 +423,14 @@
             <w:color w:val="0000EE"/>
             <w:u w:val="single"/>
           </w:rPr>
-          <w:t>詩19:1</w:t>
+          <w:t>創47:3</w:t>
         </w:r>
       </w:hyperlink>
       <w:r>
         <w:rPr>
           <w:lang w:val="zh_TW" w:bidi="zh_TW"/>
         </w:rPr>
-        <w:t>，</w:t>
+        <w:t>）。後來，呂便支派、迦得支派與瑪拿西半支派在約旦河東，仍然維持這種生活方式（</w:t>
       </w:r>
       <w:hyperlink r:id="rId16">
         <w:r>
@@ -324,14 +441,14 @@
             <w:color w:val="0000EE"/>
             <w:u w:val="single"/>
           </w:rPr>
-          <w:t>150:1</w:t>
+          <w:t>民32:1</w:t>
         </w:r>
       </w:hyperlink>
       <w:r>
         <w:rPr>
           <w:lang w:val="zh_TW" w:bidi="zh_TW"/>
         </w:rPr>
-        <w:t>）。在以西結書（</w:t>
+        <w:t>），而住在巴勒斯坦西部山地的某些支派亦同樣維持這種生活方式（</w:t>
       </w:r>
       <w:hyperlink r:id="rId17">
         <w:r>
@@ -342,60 +459,25 @@
             <w:color w:val="0000EE"/>
             <w:u w:val="single"/>
           </w:rPr>
-          <w:t>1:22–26</w:t>
+          <w:t>撒上25:2</w:t>
         </w:r>
       </w:hyperlink>
       <w:r>
         <w:rPr>
           <w:lang w:val="zh_TW" w:bidi="zh_TW"/>
         </w:rPr>
-        <w:t>，</w:t>
-      </w:r>
-      <w:hyperlink r:id="rId18">
-        <w:r>
-          <w:rPr>
-            <w:lang w:val="zh_TW" w:bidi="zh_TW"/>
-          </w:rPr>
-          <w:rPr>
-            <w:color w:val="0000EE"/>
-            <w:u w:val="single"/>
-          </w:rPr>
-          <w:t>10:1</w:t>
-        </w:r>
-      </w:hyperlink>
-      <w:r>
-        <w:rPr>
-          <w:lang w:val="zh_TW" w:bidi="zh_TW"/>
-        </w:rPr>
-        <w:t>）和但以理書（</w:t>
-      </w:r>
-      <w:hyperlink r:id="rId19">
-        <w:r>
-          <w:rPr>
-            <w:lang w:val="zh_TW" w:bidi="zh_TW"/>
-          </w:rPr>
-          <w:rPr>
-            <w:color w:val="0000EE"/>
-            <w:u w:val="single"/>
-          </w:rPr>
-          <w:t>12:3</w:t>
-        </w:r>
-      </w:hyperlink>
-      <w:r>
-        <w:rPr>
-          <w:lang w:val="zh_TW" w:bidi="zh_TW"/>
-        </w:rPr>
-        <w:t>）中，穹蒼總是與創造有關。</w:t>
-      </w:r>
-      <w:r>
-        <w:rPr>
-          <w:lang w:val="zh_TW" w:bidi="zh_TW"/>
-        </w:rPr>
-      </w:r>
-      <w:r>
-        <w:rPr>
-          <w:lang w:val="zh_TW" w:bidi="zh_TW"/>
-        </w:rPr>
+        <w:t>）。即使以色列人之後定居下來，畜牧仍然是他們生活的一部分，因為牲畜可以在不太肥沃的土地上吃草，也因為他們持守傳統做法，包括在聖殿獻上牲畜作為祭物。</w:t>
+      </w:r>
+    </w:p>
+    <w:p>
+      <w:pPr>
+        <w:pStyle w:val="Heading3"/>
+      </w:pPr>
+      <w:r>
+        <w:rPr>
+          <w:lang w:val="zh_TW" w:bidi="zh_TW"/>
+        </w:rPr>
+        <w:t>田間種植</w:t>
       </w:r>
     </w:p>
     <w:p>
@@ -405,21 +487,83 @@
           <w:lang w:val="zh_TW" w:bidi="zh_TW"/>
         </w:rPr>
       </w:r>
-    </w:p>
-    <w:p>
-      <w:pPr>
-        <w:pStyle w:val="Heading2"/>
-      </w:pPr>
-      <w:r>
-        <w:rPr>
-          <w:lang w:val="zh_TW" w:bidi="zh_TW"/>
-        </w:rPr>
-        <w:t>窮人</w:t>
-      </w:r>
-      <w:r>
-        <w:rPr>
-          <w:lang w:val="zh_TW" w:bidi="zh_TW"/>
-        </w:rPr>
+      <w:r>
+        <w:rPr>
+          <w:lang w:val="zh_TW" w:bidi="zh_TW"/>
+        </w:rPr>
+        <w:t>大多數專家認為，以色列人在進入應許之地並與迦南人接觸後，從迦南人那裡學會耕種。雖然在此之前已知有人種植五穀，例如該隱是農夫或「種地的」（</w:t>
+      </w:r>
+      <w:hyperlink r:id="rId13">
+        <w:r>
+          <w:rPr>
+            <w:lang w:val="zh_TW" w:bidi="zh_TW"/>
+          </w:rPr>
+          <w:rPr>
+            <w:color w:val="0000EE"/>
+            <w:u w:val="single"/>
+          </w:rPr>
+          <w:t>創4:2</w:t>
+        </w:r>
+      </w:hyperlink>
+      <w:r>
+        <w:rPr>
+          <w:lang w:val="zh_TW" w:bidi="zh_TW"/>
+        </w:rPr>
+        <w:t>），但並不清楚他所種的具體是甚麼。考古學家在近東地區，發現大約公元前6800年已有五穀農耕的證據。以撒在基拉耳撒種五穀（</w:t>
+      </w:r>
+      <w:hyperlink r:id="rId18">
+        <w:r>
+          <w:rPr>
+            <w:lang w:val="zh_TW" w:bidi="zh_TW"/>
+          </w:rPr>
+          <w:rPr>
+            <w:color w:val="0000EE"/>
+            <w:u w:val="single"/>
+          </w:rPr>
+          <w:t>創26:12</w:t>
+        </w:r>
+      </w:hyperlink>
+      <w:r>
+        <w:rPr>
+          <w:lang w:val="zh_TW" w:bidi="zh_TW"/>
+        </w:rPr>
+        <w:t>），而約瑟夢見禾捆（</w:t>
+      </w:r>
+      <w:hyperlink r:id="rId19">
+        <w:r>
+          <w:rPr>
+            <w:lang w:val="zh_TW" w:bidi="zh_TW"/>
+          </w:rPr>
+          <w:rPr>
+            <w:color w:val="0000EE"/>
+            <w:u w:val="single"/>
+          </w:rPr>
+          <w:t>創37:6</w:t>
+        </w:r>
+      </w:hyperlink>
+      <w:r>
+        <w:rPr>
+          <w:lang w:val="zh_TW" w:bidi="zh_TW"/>
+        </w:rPr>
+        <w:t>–</w:t>
+      </w:r>
+      <w:hyperlink r:id="rId19">
+        <w:r>
+          <w:rPr>
+            <w:lang w:val="zh_TW" w:bidi="zh_TW"/>
+          </w:rPr>
+          <w:rPr>
+            <w:color w:val="0000EE"/>
+            <w:u w:val="single"/>
+          </w:rPr>
+          <w:t>7</w:t>
+        </w:r>
+      </w:hyperlink>
+      <w:r>
+        <w:rPr>
+          <w:lang w:val="zh_TW" w:bidi="zh_TW"/>
+        </w:rPr>
+        <w:t>）。約瑟很可能從埃及人那裡學到更多關於五穀種植的知識，因為埃及人在尼羅河肥沃的土地上種植五穀。</w:t>
       </w:r>
     </w:p>
     <w:p>
@@ -433,18 +577,61 @@
         <w:rPr>
           <w:lang w:val="zh_TW" w:bidi="zh_TW"/>
         </w:rPr>
-        <w:t>缺乏物質財富的人。</w:t>
-      </w:r>
-    </w:p>
-    <w:p>
-      <w:pPr>
-        <w:pStyle w:val="Heading3"/>
-      </w:pPr>
-      <w:r>
-        <w:rPr>
-          <w:lang w:val="zh_TW" w:bidi="zh_TW"/>
-        </w:rPr>
-        <w:t>貧窮作為壞事</w:t>
+        <w:t>然而，真正教導以色列人如何種植五穀的是迦南人。約書亞與迦勒在加低斯·巴尼亞向以色列人回報，說迦南地很豐饒（</w:t>
+      </w:r>
+      <w:hyperlink r:id="rId20">
+        <w:r>
+          <w:rPr>
+            <w:lang w:val="zh_TW" w:bidi="zh_TW"/>
+          </w:rPr>
+          <w:rPr>
+            <w:color w:val="0000EE"/>
+            <w:u w:val="single"/>
+          </w:rPr>
+          <w:t>民13:26</w:t>
+        </w:r>
+      </w:hyperlink>
+      <w:r>
+        <w:rPr>
+          <w:lang w:val="zh_TW" w:bidi="zh_TW"/>
+        </w:rPr>
+        <w:t>），被征服的迦南人很可能協助以色列人學習農耕技術。以色列人與迦南人密切來往，也可能導致他們不斷拜偶像（</w:t>
+      </w:r>
+      <w:hyperlink r:id="rId21">
+        <w:r>
+          <w:rPr>
+            <w:lang w:val="zh_TW" w:bidi="zh_TW"/>
+          </w:rPr>
+          <w:rPr>
+            <w:color w:val="0000EE"/>
+            <w:u w:val="single"/>
+          </w:rPr>
+          <w:t>士9:27</w:t>
+        </w:r>
+      </w:hyperlink>
+      <w:r>
+        <w:rPr>
+          <w:lang w:val="zh_TW" w:bidi="zh_TW"/>
+        </w:rPr>
+        <w:t>）。我們不清楚他們由遊牧生活變成定居生活的過程需時多久；有些支派一直保持遊牧，但到了列王時期，許多以色列人已經在耕作土地（</w:t>
+      </w:r>
+      <w:hyperlink r:id="rId22">
+        <w:r>
+          <w:rPr>
+            <w:lang w:val="zh_TW" w:bidi="zh_TW"/>
+          </w:rPr>
+          <w:rPr>
+            <w:color w:val="0000EE"/>
+            <w:u w:val="single"/>
+          </w:rPr>
+          <w:t>撒下14:30</w:t>
+        </w:r>
+      </w:hyperlink>
+      <w:r>
+        <w:rPr>
+          <w:lang w:val="zh_TW" w:bidi="zh_TW"/>
+        </w:rPr>
+        <w:t>）。</w:t>
       </w:r>
     </w:p>
     <w:p>
@@ -458,9 +645,9 @@
         <w:rPr>
           <w:lang w:val="zh_TW" w:bidi="zh_TW"/>
         </w:rPr>
-        <w:t>有些時候，聖經對於人們為何富有或貧窮給出了非常簡單的解釋。假如一個人喜愛耶和華的律法，他或她將獲得財富和富足。這樣的人在他們所做的一切事上都會順利（</w:t>
-      </w:r>
-      <w:hyperlink r:id="rId20">
+        <w:t>小麥是最重要的農作物之一。所羅門將大量的小麥、大麥與油送給希蘭（</w:t>
+      </w:r>
+      <w:hyperlink r:id="rId23">
         <w:r>
           <w:rPr>
             <w:lang w:val="zh_TW" w:bidi="zh_TW"/>
@@ -469,16 +656,16 @@
             <w:color w:val="0000EE"/>
             <w:u w:val="single"/>
           </w:rPr>
-          <w:t>詩篇1:3</w:t>
+          <w:t>代下2:10</w:t>
         </w:r>
       </w:hyperlink>
       <w:r>
         <w:rPr>
           <w:lang w:val="zh_TW" w:bidi="zh_TW"/>
         </w:rPr>
-        <w:t>，</w:t>
-      </w:r>
-      <w:hyperlink r:id="rId21">
+        <w:t>），小麥亦持續成為主要出口產品（</w:t>
+      </w:r>
+      <w:hyperlink r:id="rId24">
         <w:r>
           <w:rPr>
             <w:lang w:val="zh_TW" w:bidi="zh_TW"/>
@@ -487,14 +674,50 @@
             <w:color w:val="0000EE"/>
             <w:u w:val="single"/>
           </w:rPr>
-          <w:t>112:3</w:t>
+          <w:t>結27:17</w:t>
         </w:r>
       </w:hyperlink>
       <w:r>
         <w:rPr>
           <w:lang w:val="zh_TW" w:bidi="zh_TW"/>
         </w:rPr>
-        <w:t>）。在舊約時代的以色列，這些想法並不像看起來那麼簡單。罪與貧窮之間確實存在關聯。以色列社會是建立在神所制定的律法之上，所以假如存在貧窮，那就意味著在某些地方，律法被破壞了。</w:t>
+        <w:t>）。大麥是第二重要的作物，早期是餅的主要原料（</w:t>
+      </w:r>
+      <w:hyperlink r:id="rId25">
+        <w:r>
+          <w:rPr>
+            <w:lang w:val="zh_TW" w:bidi="zh_TW"/>
+          </w:rPr>
+          <w:rPr>
+            <w:color w:val="0000EE"/>
+            <w:u w:val="single"/>
+          </w:rPr>
+          <w:t>士7:13</w:t>
+        </w:r>
+      </w:hyperlink>
+      <w:r>
+        <w:rPr>
+          <w:lang w:val="zh_TW" w:bidi="zh_TW"/>
+        </w:rPr>
+        <w:t>），後來成為較貧窮者的重要食物（</w:t>
+      </w:r>
+      <w:hyperlink r:id="rId26">
+        <w:r>
+          <w:rPr>
+            <w:lang w:val="zh_TW" w:bidi="zh_TW"/>
+          </w:rPr>
+          <w:rPr>
+            <w:color w:val="0000EE"/>
+            <w:u w:val="single"/>
+          </w:rPr>
+          <w:t>約6:9、13</w:t>
+        </w:r>
+      </w:hyperlink>
+      <w:r>
+        <w:rPr>
+          <w:lang w:val="zh_TW" w:bidi="zh_TW"/>
+        </w:rPr>
+        <w:t>），大麥亦用來餵牲畜。</w:t>
       </w:r>
     </w:p>
     <w:p>
@@ -508,9 +731,9 @@
         <w:rPr>
           <w:lang w:val="zh_TW" w:bidi="zh_TW"/>
         </w:rPr>
-        <w:t>無論人的貧窮是由於他或她自己的罪還是他人的罪，舊約都將其視為需要對抗的邪惡，律法做出了許多規定來緩解這種情況（比如，</w:t>
-      </w:r>
-      <w:hyperlink r:id="rId22">
+        <w:t>其它田間作物包括豆子與紅豆（</w:t>
+      </w:r>
+      <w:hyperlink r:id="rId27">
         <w:r>
           <w:rPr>
             <w:lang w:val="zh_TW" w:bidi="zh_TW"/>
@@ -519,16 +742,16 @@
             <w:color w:val="0000EE"/>
             <w:u w:val="single"/>
           </w:rPr>
-          <w:t>出埃及記22:21–27</w:t>
+          <w:t>撒下17:28</w:t>
         </w:r>
       </w:hyperlink>
       <w:r>
         <w:rPr>
           <w:lang w:val="zh_TW" w:bidi="zh_TW"/>
         </w:rPr>
-        <w:t>；</w:t>
-      </w:r>
-      <w:hyperlink r:id="rId23">
+        <w:t>），這些作物會磨成麵，有時用來做餅（</w:t>
+      </w:r>
+      <w:hyperlink r:id="rId28">
         <w:r>
           <w:rPr>
             <w:lang w:val="zh_TW" w:bidi="zh_TW"/>
@@ -537,16 +760,16 @@
             <w:color w:val="0000EE"/>
             <w:u w:val="single"/>
           </w:rPr>
-          <w:t>利未記19:9–10</w:t>
+          <w:t>結4:9</w:t>
         </w:r>
       </w:hyperlink>
       <w:r>
         <w:rPr>
           <w:lang w:val="zh_TW" w:bidi="zh_TW"/>
         </w:rPr>
-        <w:t>；</w:t>
-      </w:r>
-      <w:hyperlink r:id="rId24">
+        <w:t>）。韭菜、蒜、蔥用作調味，而大茴香、芫荽、小茴香、薄荷、芸香與芥菜用作香料。麻十分重要（</w:t>
+      </w:r>
+      <w:hyperlink r:id="rId29">
         <w:r>
           <w:rPr>
             <w:lang w:val="zh_TW" w:bidi="zh_TW"/>
@@ -555,16 +778,16 @@
             <w:color w:val="0000EE"/>
             <w:u w:val="single"/>
           </w:rPr>
-          <w:t>申命記15:1–15</w:t>
+          <w:t>書2:6</w:t>
         </w:r>
       </w:hyperlink>
       <w:r>
         <w:rPr>
           <w:lang w:val="zh_TW" w:bidi="zh_TW"/>
         </w:rPr>
-        <w:t>，</w:t>
-      </w:r>
-      <w:hyperlink r:id="rId25">
+        <w:t>）。當時亦有種植少量棉花（</w:t>
+      </w:r>
+      <w:hyperlink r:id="rId30">
         <w:r>
           <w:rPr>
             <w:lang w:val="zh_TW" w:bidi="zh_TW"/>
@@ -573,14 +796,25 @@
             <w:color w:val="0000EE"/>
             <w:u w:val="single"/>
           </w:rPr>
-          <w:t>24:10–22</w:t>
+          <w:t>賽19:9</w:t>
         </w:r>
       </w:hyperlink>
       <w:r>
         <w:rPr>
           <w:lang w:val="zh_TW" w:bidi="zh_TW"/>
         </w:rPr>
-        <w:t>）。神關心窮乏的人，並期望祂的子民也這樣做。</w:t>
+        <w:t>）。羊毛用來補充纖維的供應。到了羅馬時期，棉花的重要性已經超過麻。</w:t>
+      </w:r>
+    </w:p>
+    <w:p>
+      <w:pPr>
+        <w:pStyle w:val="Heading3"/>
+      </w:pPr>
+      <w:r>
+        <w:rPr>
+          <w:lang w:val="zh_TW" w:bidi="zh_TW"/>
+        </w:rPr>
+        <w:t>果樹栽種</w:t>
       </w:r>
     </w:p>
     <w:p>
@@ -594,218 +828,18 @@
         <w:rPr>
           <w:lang w:val="zh_TW" w:bidi="zh_TW"/>
         </w:rPr>
-        <w:t>在兩約之間的時期，這種關心在地中海周圍的猶太社區中持續存在，隨後由基督徒教會作為實際責任承擔起來（</w:t>
-      </w:r>
-      <w:hyperlink r:id="rId26">
-        <w:r>
-          <w:rPr>
-            <w:lang w:val="zh_TW" w:bidi="zh_TW"/>
-          </w:rPr>
-          <w:rPr>
-            <w:color w:val="0000EE"/>
-            <w:u w:val="single"/>
-          </w:rPr>
-          <w:t>使徒行傳11:29</w:t>
-        </w:r>
-      </w:hyperlink>
-      <w:r>
-        <w:rPr>
-          <w:lang w:val="zh_TW" w:bidi="zh_TW"/>
-        </w:rPr>
-        <w:t>，</w:t>
-      </w:r>
-      <w:hyperlink r:id="rId27">
-        <w:r>
-          <w:rPr>
-            <w:lang w:val="zh_TW" w:bidi="zh_TW"/>
-          </w:rPr>
-          <w:rPr>
-            <w:color w:val="0000EE"/>
-            <w:u w:val="single"/>
-          </w:rPr>
-          <w:t>24:17</w:t>
-        </w:r>
-      </w:hyperlink>
-      <w:r>
-        <w:rPr>
-          <w:lang w:val="zh_TW" w:bidi="zh_TW"/>
-        </w:rPr>
-        <w:t>；</w:t>
-      </w:r>
-      <w:hyperlink r:id="rId28">
-        <w:r>
-          <w:rPr>
-            <w:lang w:val="zh_TW" w:bidi="zh_TW"/>
-          </w:rPr>
-          <w:rPr>
-            <w:color w:val="0000EE"/>
-            <w:u w:val="single"/>
-          </w:rPr>
-          <w:t>羅馬書15:26</w:t>
-        </w:r>
-      </w:hyperlink>
-      <w:r>
-        <w:rPr>
-          <w:lang w:val="zh_TW" w:bidi="zh_TW"/>
-        </w:rPr>
-        <w:t>；</w:t>
-      </w:r>
-      <w:hyperlink r:id="rId29">
-        <w:r>
-          <w:rPr>
-            <w:lang w:val="zh_TW" w:bidi="zh_TW"/>
-          </w:rPr>
-          <w:rPr>
-            <w:color w:val="0000EE"/>
-            <w:u w:val="single"/>
-          </w:rPr>
-          <w:t>哥林多前書16:1</w:t>
-        </w:r>
-      </w:hyperlink>
-      <w:r>
-        <w:rPr>
-          <w:lang w:val="zh_TW" w:bidi="zh_TW"/>
-        </w:rPr>
-        <w:t>；</w:t>
-      </w:r>
-      <w:hyperlink r:id="rId30">
-        <w:r>
-          <w:rPr>
-            <w:lang w:val="zh_TW" w:bidi="zh_TW"/>
-          </w:rPr>
-          <w:rPr>
-            <w:color w:val="0000EE"/>
-            <w:u w:val="single"/>
-          </w:rPr>
-          <w:t>加拉太書2:10</w:t>
-        </w:r>
-      </w:hyperlink>
-      <w:r>
-        <w:rPr>
-          <w:lang w:val="zh_TW" w:bidi="zh_TW"/>
-        </w:rPr>
-        <w:t>；</w:t>
-      </w:r>
-      <w:hyperlink r:id="rId31">
-        <w:r>
-          <w:rPr>
-            <w:lang w:val="zh_TW" w:bidi="zh_TW"/>
-          </w:rPr>
-          <w:rPr>
-            <w:color w:val="0000EE"/>
-            <w:u w:val="single"/>
-          </w:rPr>
-          <w:t>雅各書2:15–16</w:t>
-        </w:r>
-      </w:hyperlink>
-      <w:r>
-        <w:rPr>
-          <w:lang w:val="zh_TW" w:bidi="zh_TW"/>
-        </w:rPr>
-        <w:t>；</w:t>
-      </w:r>
-      <w:hyperlink r:id="rId32">
-        <w:r>
-          <w:rPr>
-            <w:lang w:val="zh_TW" w:bidi="zh_TW"/>
-          </w:rPr>
-          <w:rPr>
-            <w:color w:val="0000EE"/>
-            <w:u w:val="single"/>
-          </w:rPr>
-          <w:t>約翰一書3:17</w:t>
-        </w:r>
-      </w:hyperlink>
-      <w:r>
-        <w:rPr>
-          <w:lang w:val="zh_TW" w:bidi="zh_TW"/>
-        </w:rPr>
-        <w:t>）；對基督徒來說，施捨也是他們的主所明確期望的義務（</w:t>
-      </w:r>
-      <w:hyperlink r:id="rId33">
-        <w:r>
-          <w:rPr>
-            <w:lang w:val="zh_TW" w:bidi="zh_TW"/>
-          </w:rPr>
-          <w:rPr>
-            <w:color w:val="0000EE"/>
-            <w:u w:val="single"/>
-          </w:rPr>
-          <w:t>馬太福音6:2–4</w:t>
-        </w:r>
-      </w:hyperlink>
-      <w:r>
-        <w:rPr>
-          <w:lang w:val="zh_TW" w:bidi="zh_TW"/>
-        </w:rPr>
-        <w:t>；</w:t>
-      </w:r>
-      <w:hyperlink r:id="rId34">
-        <w:r>
-          <w:rPr>
-            <w:lang w:val="zh_TW" w:bidi="zh_TW"/>
-          </w:rPr>
-          <w:rPr>
-            <w:color w:val="0000EE"/>
-            <w:u w:val="single"/>
-          </w:rPr>
-          <w:t>路加福音12:33</w:t>
-        </w:r>
-      </w:hyperlink>
-      <w:r>
-        <w:rPr>
-          <w:lang w:val="zh_TW" w:bidi="zh_TW"/>
-        </w:rPr>
-        <w:t>）。早期教會所實踐的事實上並不是原始的共產主義，因為假如他們放棄個人財產，他們就無法做到他們實際上所做的事——將錢財或實物「照各人所需用的」</w:t>
-      </w:r>
-      <w:r>
-        <w:rPr>
-          <w:i/>
-          <w:lang w:val="zh_TW" w:bidi="zh_TW"/>
-        </w:rPr>
-        <w:t>分給</w:t>
-      </w:r>
-      <w:r>
-        <w:rPr>
-          <w:lang w:val="zh_TW" w:bidi="zh_TW"/>
-        </w:rPr>
-        <w:t>各人（</w:t>
-      </w:r>
-      <w:hyperlink r:id="rId35">
-        <w:r>
-          <w:rPr>
-            <w:lang w:val="zh_TW" w:bidi="zh_TW"/>
-          </w:rPr>
-          <w:rPr>
-            <w:color w:val="0000EE"/>
-            <w:u w:val="single"/>
-          </w:rPr>
-          <w:t>使徒行傳2:45</w:t>
-        </w:r>
-      </w:hyperlink>
-      <w:r>
-        <w:rPr>
-          <w:lang w:val="zh_TW" w:bidi="zh_TW"/>
-        </w:rPr>
-        <w:t>，</w:t>
-      </w:r>
-      <w:hyperlink r:id="rId36">
-        <w:r>
-          <w:rPr>
-            <w:lang w:val="zh_TW" w:bidi="zh_TW"/>
-          </w:rPr>
-          <w:rPr>
-            <w:color w:val="0000EE"/>
-            <w:u w:val="single"/>
-          </w:rPr>
-          <w:t>4:35</w:t>
-        </w:r>
-      </w:hyperlink>
-      <w:r>
-        <w:rPr>
-          <w:lang w:val="zh_TW" w:bidi="zh_TW"/>
-        </w:rPr>
-        <w:t>）。</w:t>
+        <w:t>以色列人定居之後，開始種植果園與葡萄園，而這些園子後來成為富足的象徵。葡萄園出產可喝的酒，橄欖園提供可用於烹調、化妝與醫用的油。他們亦種植無花果與石榴。相比早期的農耕方式，種植這些作物需要更多技巧與器具。</w:t>
+      </w:r>
+    </w:p>
+    <w:p>
+      <w:pPr>
+        <w:pStyle w:val="Heading3"/>
+      </w:pPr>
+      <w:r>
+        <w:rPr>
+          <w:lang w:val="zh_TW" w:bidi="zh_TW"/>
+        </w:rPr>
+        <w:t>耕作</w:t>
       </w:r>
     </w:p>
     <w:p>
@@ -819,18 +853,43 @@
         <w:rPr>
           <w:lang w:val="zh_TW" w:bidi="zh_TW"/>
         </w:rPr>
-        <w:t>因此，貧窮雖然給富人提供了展示慷慨美德的機會，但本身（在新約和舊約中皆是）是一件壞事。</w:t>
-      </w:r>
-    </w:p>
-    <w:p>
-      <w:pPr>
-        <w:pStyle w:val="Heading3"/>
-      </w:pPr>
-      <w:r>
-        <w:rPr>
-          <w:lang w:val="zh_TW" w:bidi="zh_TW"/>
-        </w:rPr>
-        <w:t>貧窮作為好事</w:t>
+        <w:t>整個聖經時代，大部分務農工作都由農夫自己完成。他們在開始種植前，要先清理土地上的樹林（</w:t>
+      </w:r>
+      <w:hyperlink r:id="rId31">
+        <w:r>
+          <w:rPr>
+            <w:lang w:val="zh_TW" w:bidi="zh_TW"/>
+          </w:rPr>
+          <w:rPr>
+            <w:color w:val="0000EE"/>
+            <w:u w:val="single"/>
+          </w:rPr>
+          <w:t>書17:18</w:t>
+        </w:r>
+      </w:hyperlink>
+      <w:r>
+        <w:rPr>
+          <w:lang w:val="zh_TW" w:bidi="zh_TW"/>
+        </w:rPr>
+        <w:t>）、石頭（</w:t>
+      </w:r>
+      <w:hyperlink r:id="rId32">
+        <w:r>
+          <w:rPr>
+            <w:lang w:val="zh_TW" w:bidi="zh_TW"/>
+          </w:rPr>
+          <w:rPr>
+            <w:color w:val="0000EE"/>
+            <w:u w:val="single"/>
+          </w:rPr>
+          <w:t>賽5:2</w:t>
+        </w:r>
+      </w:hyperlink>
+      <w:r>
+        <w:rPr>
+          <w:lang w:val="zh_TW" w:bidi="zh_TW"/>
+        </w:rPr>
+        <w:t>）、雜草和荊棘。有時他們會在山地築梯田，或採用灌溉。這些工序限制了農地規模，所以只有像約伯與波阿斯那樣富有的人才能擁有大片農地。</w:t>
       </w:r>
     </w:p>
     <w:p>
@@ -844,9 +903,9 @@
         <w:rPr>
           <w:lang w:val="zh_TW" w:bidi="zh_TW"/>
         </w:rPr>
-        <w:t>正如我們所見，某種意義上，公義會使人興旺，而罪惡會使人貧窮。但普通的生活比這更複雜。</w:t>
-      </w:r>
-      <w:hyperlink r:id="rId37">
+        <w:t>農夫為了耕地，會用牛或母牛拉動非常簡單的犁（</w:t>
+      </w:r>
+      <w:hyperlink r:id="rId33">
         <w:r>
           <w:rPr>
             <w:lang w:val="zh_TW" w:bidi="zh_TW"/>
@@ -855,16 +914,16 @@
             <w:color w:val="0000EE"/>
             <w:u w:val="single"/>
           </w:rPr>
-          <w:t>詩篇第一篇</w:t>
+          <w:t>士14:18</w:t>
         </w:r>
       </w:hyperlink>
       <w:r>
         <w:rPr>
           <w:lang w:val="zh_TW" w:bidi="zh_TW"/>
         </w:rPr>
-        <w:t>和</w:t>
-      </w:r>
-      <w:hyperlink r:id="rId38">
+        <w:t>；</w:t>
+      </w:r>
+      <w:hyperlink r:id="rId34">
         <w:r>
           <w:rPr>
             <w:lang w:val="zh_TW" w:bidi="zh_TW"/>
@@ -873,16 +932,16 @@
             <w:color w:val="0000EE"/>
             <w:u w:val="single"/>
           </w:rPr>
-          <w:t>一百一十二篇</w:t>
+          <w:t>摩6:12</w:t>
         </w:r>
       </w:hyperlink>
       <w:r>
         <w:rPr>
           <w:lang w:val="zh_TW" w:bidi="zh_TW"/>
         </w:rPr>
-        <w:t>提及上述內容，卻只展現了事情的其中一面。惡人興旺（</w:t>
-      </w:r>
-      <w:hyperlink r:id="rId39">
+        <w:t>），有時亦會用驢（</w:t>
+      </w:r>
+      <w:hyperlink r:id="rId35">
         <w:r>
           <w:rPr>
             <w:lang w:val="zh_TW" w:bidi="zh_TW"/>
@@ -891,86 +950,14 @@
             <w:color w:val="0000EE"/>
             <w:u w:val="single"/>
           </w:rPr>
-          <w:t>詩篇73:3</w:t>
+          <w:t>申22:10</w:t>
         </w:r>
       </w:hyperlink>
       <w:r>
         <w:rPr>
           <w:lang w:val="zh_TW" w:bidi="zh_TW"/>
         </w:rPr>
-        <w:t>）及其對應的，義人貧窮呢？聖經的答案（比如，</w:t>
-      </w:r>
-      <w:hyperlink r:id="rId40">
-        <w:r>
-          <w:rPr>
-            <w:lang w:val="zh_TW" w:bidi="zh_TW"/>
-          </w:rPr>
-          <w:rPr>
-            <w:color w:val="0000EE"/>
-            <w:u w:val="single"/>
-          </w:rPr>
-          <w:t>約伯記21</w:t>
-        </w:r>
-      </w:hyperlink>
-      <w:r>
-        <w:rPr>
-          <w:lang w:val="zh_TW" w:bidi="zh_TW"/>
-        </w:rPr>
-        <w:t>；</w:t>
-      </w:r>
-      <w:hyperlink r:id="rId41">
-        <w:r>
-          <w:rPr>
-            <w:lang w:val="zh_TW" w:bidi="zh_TW"/>
-          </w:rPr>
-          <w:rPr>
-            <w:color w:val="0000EE"/>
-            <w:u w:val="single"/>
-          </w:rPr>
-          <w:t>詩篇37</w:t>
-        </w:r>
-      </w:hyperlink>
-      <w:r>
-        <w:rPr>
-          <w:lang w:val="zh_TW" w:bidi="zh_TW"/>
-        </w:rPr>
-        <w:t>，</w:t>
-      </w:r>
-      <w:hyperlink r:id="rId42">
-        <w:r>
-          <w:rPr>
-            <w:lang w:val="zh_TW" w:bidi="zh_TW"/>
-          </w:rPr>
-          <w:rPr>
-            <w:color w:val="0000EE"/>
-            <w:u w:val="single"/>
-          </w:rPr>
-          <w:t>49</w:t>
-        </w:r>
-      </w:hyperlink>
-      <w:r>
-        <w:rPr>
-          <w:lang w:val="zh_TW" w:bidi="zh_TW"/>
-        </w:rPr>
-        <w:t>，</w:t>
-      </w:r>
-      <w:hyperlink r:id="rId43">
-        <w:r>
-          <w:rPr>
-            <w:lang w:val="zh_TW" w:bidi="zh_TW"/>
-          </w:rPr>
-          <w:rPr>
-            <w:color w:val="0000EE"/>
-            <w:u w:val="single"/>
-          </w:rPr>
-          <w:t>73</w:t>
-        </w:r>
-      </w:hyperlink>
-      <w:r>
-        <w:rPr>
-          <w:lang w:val="zh_TW" w:bidi="zh_TW"/>
-        </w:rPr>
-        <w:t>）——壞人的富足是短暫的，而義人雖然在屬世的財物上貧窮，卻擁有屬靈的財富。</w:t>
+        <w:t>）。他們用鋤頭或趕杖打碎土塊，再拖著簡單的耙子使地面平滑，那耙子可能只是一棵荊棘或一塊拉地的木板。人會親手撒種，可以細心撒在犁出的溝裡，也可以把種子撒在地面，再用耙子或木板輕輕覆蓋著。雜草則用犁、耙或鋤頭來處理。</w:t>
       </w:r>
     </w:p>
     <w:p>
@@ -984,9 +971,9 @@
         <w:rPr>
           <w:lang w:val="zh_TW" w:bidi="zh_TW"/>
         </w:rPr>
-        <w:t>這個想法——好人不僅沒有興旺，反而可能經常貧窮——有時會被奇怪地顛倒過來。義人可能貧窮，但聖經有時似乎認為貧窮就是義。當然，這並不是自動就會如此（</w:t>
-      </w:r>
-      <w:hyperlink r:id="rId44">
+        <w:t>聖經時代的農具幾乎沒有甚麼改變。犁是一件簡單的J形硬木工具，一端繫在牛身上，另一端由操作者扶著。這件基本工具只能翻鬆四至五英吋（10到13公分）的土壤。以色列人出埃及後，犁頭開始用鐵來製作（</w:t>
+      </w:r>
+      <w:hyperlink r:id="rId36">
         <w:r>
           <w:rPr>
             <w:lang w:val="zh_TW" w:bidi="zh_TW"/>
@@ -995,194 +982,14 @@
             <w:color w:val="0000EE"/>
             <w:u w:val="single"/>
           </w:rPr>
-          <w:t>箴言30:8–9</w:t>
+          <w:t>撒上13:20</w:t>
         </w:r>
       </w:hyperlink>
       <w:r>
         <w:rPr>
           <w:lang w:val="zh_TW" w:bidi="zh_TW"/>
         </w:rPr>
-        <w:t>），但這樣的描述在聖經中，尤其是在詩篇中相當頻繁（比如，</w:t>
-      </w:r>
-      <w:hyperlink r:id="rId45">
-        <w:r>
-          <w:rPr>
-            <w:lang w:val="zh_TW" w:bidi="zh_TW"/>
-          </w:rPr>
-          <w:rPr>
-            <w:color w:val="0000EE"/>
-            <w:u w:val="single"/>
-          </w:rPr>
-          <w:t>詩篇9:18</w:t>
-        </w:r>
-      </w:hyperlink>
-      <w:r>
-        <w:rPr>
-          <w:lang w:val="zh_TW" w:bidi="zh_TW"/>
-        </w:rPr>
-        <w:t>，</w:t>
-      </w:r>
-      <w:hyperlink r:id="rId46">
-        <w:r>
-          <w:rPr>
-            <w:lang w:val="zh_TW" w:bidi="zh_TW"/>
-          </w:rPr>
-          <w:rPr>
-            <w:color w:val="0000EE"/>
-            <w:u w:val="single"/>
-          </w:rPr>
-          <w:t>10:14</w:t>
-        </w:r>
-      </w:hyperlink>
-      <w:r>
-        <w:rPr>
-          <w:lang w:val="zh_TW" w:bidi="zh_TW"/>
-        </w:rPr>
-        <w:t>，</w:t>
-      </w:r>
-      <w:hyperlink r:id="rId47">
-        <w:r>
-          <w:rPr>
-            <w:lang w:val="zh_TW" w:bidi="zh_TW"/>
-          </w:rPr>
-          <w:rPr>
-            <w:color w:val="0000EE"/>
-            <w:u w:val="single"/>
-          </w:rPr>
-          <w:t>12:5</w:t>
-        </w:r>
-      </w:hyperlink>
-      <w:r>
-        <w:rPr>
-          <w:lang w:val="zh_TW" w:bidi="zh_TW"/>
-        </w:rPr>
-        <w:t>，</w:t>
-      </w:r>
-      <w:hyperlink r:id="rId48">
-        <w:r>
-          <w:rPr>
-            <w:lang w:val="zh_TW" w:bidi="zh_TW"/>
-          </w:rPr>
-          <w:rPr>
-            <w:color w:val="0000EE"/>
-            <w:u w:val="single"/>
-          </w:rPr>
-          <w:t>34:6</w:t>
-        </w:r>
-      </w:hyperlink>
-      <w:r>
-        <w:rPr>
-          <w:lang w:val="zh_TW" w:bidi="zh_TW"/>
-        </w:rPr>
-        <w:t>，</w:t>
-      </w:r>
-      <w:hyperlink r:id="rId49">
-        <w:r>
-          <w:rPr>
-            <w:lang w:val="zh_TW" w:bidi="zh_TW"/>
-          </w:rPr>
-          <w:rPr>
-            <w:color w:val="0000EE"/>
-            <w:u w:val="single"/>
-          </w:rPr>
-          <w:t>35:10</w:t>
-        </w:r>
-      </w:hyperlink>
-      <w:r>
-        <w:rPr>
-          <w:lang w:val="zh_TW" w:bidi="zh_TW"/>
-        </w:rPr>
-        <w:t>，</w:t>
-      </w:r>
-      <w:hyperlink r:id="rId50">
-        <w:r>
-          <w:rPr>
-            <w:lang w:val="zh_TW" w:bidi="zh_TW"/>
-          </w:rPr>
-          <w:rPr>
-            <w:color w:val="0000EE"/>
-            <w:u w:val="single"/>
-          </w:rPr>
-          <w:t>74:19</w:t>
-        </w:r>
-      </w:hyperlink>
-      <w:r>
-        <w:rPr>
-          <w:lang w:val="zh_TW" w:bidi="zh_TW"/>
-        </w:rPr>
-        <w:t>），值得仔細考慮。經過思考後會看到，這並不奇怪。因為神特別關心貧窮人，所以貧窮人可能特別關心神，原因有二。首先，如果以色列中有貧窮，那是因為有權勢的人在濫用權力；因此，貧窮人會首先尋求神的幫助，因為神的法則被藐視，而神會親自伸冤。其次，貧窮使人轉向神，因為在那種情況下，沒有其他人可以依靠。這樣，「貧窮」幾乎成為一個專有的詞語。「貧窮人」是謙卑的人，而謙卑的人是敬虔的人（</w:t>
-      </w:r>
-      <w:hyperlink r:id="rId51">
-        <w:r>
-          <w:rPr>
-            <w:lang w:val="zh_TW" w:bidi="zh_TW"/>
-          </w:rPr>
-          <w:rPr>
-            <w:color w:val="0000EE"/>
-            <w:u w:val="single"/>
-          </w:rPr>
-          <w:t>詩篇10:17</w:t>
-        </w:r>
-      </w:hyperlink>
-      <w:r>
-        <w:rPr>
-          <w:lang w:val="zh_TW" w:bidi="zh_TW"/>
-        </w:rPr>
-        <w:t>，</w:t>
-      </w:r>
-      <w:hyperlink r:id="rId52">
-        <w:r>
-          <w:rPr>
-            <w:lang w:val="zh_TW" w:bidi="zh_TW"/>
-          </w:rPr>
-          <w:rPr>
-            <w:color w:val="0000EE"/>
-            <w:u w:val="single"/>
-          </w:rPr>
-          <w:t>14:5–6</w:t>
-        </w:r>
-      </w:hyperlink>
-      <w:r>
-        <w:rPr>
-          <w:lang w:val="zh_TW" w:bidi="zh_TW"/>
-        </w:rPr>
-        <w:t>，</w:t>
-      </w:r>
-      <w:hyperlink r:id="rId53">
-        <w:r>
-          <w:rPr>
-            <w:lang w:val="zh_TW" w:bidi="zh_TW"/>
-          </w:rPr>
-          <w:rPr>
-            <w:color w:val="0000EE"/>
-            <w:u w:val="single"/>
-          </w:rPr>
-          <w:t>37:11</w:t>
-        </w:r>
-      </w:hyperlink>
-      <w:r>
-        <w:rPr>
-          <w:lang w:val="zh_TW" w:bidi="zh_TW"/>
-        </w:rPr>
-        <w:t>；</w:t>
-      </w:r>
-      <w:hyperlink r:id="rId54">
-        <w:r>
-          <w:rPr>
-            <w:lang w:val="zh_TW" w:bidi="zh_TW"/>
-          </w:rPr>
-          <w:rPr>
-            <w:color w:val="0000EE"/>
-            <w:u w:val="single"/>
-          </w:rPr>
-          <w:t>西番雅書3:12–13</w:t>
-        </w:r>
-      </w:hyperlink>
-      <w:r>
-        <w:rPr>
-          <w:lang w:val="zh_TW" w:bidi="zh_TW"/>
-        </w:rPr>
-        <w:t>）。正如富有可以助長自我放縱、自大、驕傲以及藐視、欺壓他人一樣，貧窮則會鼓勵相反的美德。</w:t>
+        <w:t>），主要是為了使犁頭更耐用。</w:t>
       </w:r>
     </w:p>
     <w:p>
@@ -1196,9 +1003,9 @@
         <w:rPr>
           <w:lang w:val="zh_TW" w:bidi="zh_TW"/>
         </w:rPr>
-        <w:t>因此，貧窮不再是一種應該避免的邪惡，而成為一種應當追求的理想。根據舊約中「貧窮人」和「虔誠人」幾乎可以互換使用的方式，許多猶太人在兩約之間的時期放棄了個人財產。這其中包括愛色尼派（Essenes）和在死海附近的昆蘭建立的相關群體。後者實際上自稱為「貧窮人」。這一傳統延續到了新約時代。可能在耶路撒冷的「貧窮人」指的是當時教會中的一個特定群體（甚至是整個耶路撒冷教會；</w:t>
-      </w:r>
-      <w:hyperlink r:id="rId28">
+        <w:t>巴勒斯坦的農地很少使用肥料。律法規定土地每逢第七年要休耕，好讓土壤的水分與養分得以恢復。由於糞便主要用作燃料，所以給田地施糞作為肥料的做法並不常見。然而，聖經提到有人在樹的周圍施糞（</w:t>
+      </w:r>
+      <w:hyperlink r:id="rId37">
         <w:r>
           <w:rPr>
             <w:lang w:val="zh_TW" w:bidi="zh_TW"/>
@@ -1207,32 +1014,25 @@
             <w:color w:val="0000EE"/>
             <w:u w:val="single"/>
           </w:rPr>
-          <w:t>羅馬書15:26</w:t>
+          <w:t>路13:8</w:t>
         </w:r>
       </w:hyperlink>
       <w:r>
         <w:rPr>
           <w:lang w:val="zh_TW" w:bidi="zh_TW"/>
         </w:rPr>
-        <w:t>；</w:t>
-      </w:r>
-      <w:hyperlink r:id="rId30">
-        <w:r>
-          <w:rPr>
-            <w:lang w:val="zh_TW" w:bidi="zh_TW"/>
-          </w:rPr>
-          <w:rPr>
-            <w:color w:val="0000EE"/>
-            <w:u w:val="single"/>
-          </w:rPr>
-          <w:t>加拉太書2:10</w:t>
-        </w:r>
-      </w:hyperlink>
-      <w:r>
-        <w:rPr>
-          <w:lang w:val="zh_TW" w:bidi="zh_TW"/>
-        </w:rPr>
-        <w:t>）。後來確實出現了一個猶太基督教派，稱為「以便尼派（Ebionites）」（來自希伯來語中表示「貧窮」的詞）。</w:t>
+        <w:t>）。米示拿記載，人們會用木灰、樹葉、牲畜的血與油渣作為肥料。</w:t>
+      </w:r>
+    </w:p>
+    <w:p>
+      <w:pPr>
+        <w:pStyle w:val="Heading3"/>
+      </w:pPr>
+      <w:r>
+        <w:rPr>
+          <w:lang w:val="zh_TW" w:bidi="zh_TW"/>
+        </w:rPr>
+        <w:t>收割</w:t>
       </w:r>
     </w:p>
     <w:p>
@@ -1246,9 +1046,9 @@
         <w:rPr>
           <w:lang w:val="zh_TW" w:bidi="zh_TW"/>
         </w:rPr>
-        <w:t>新約當然清楚地教導真正重要的是內心的態度。貧窮但貪婪，或富有但慷慨都是有可能的。即便如此，根據上述舊約背景，福音書中這些詞彙的普遍意義是：富有=壞，貧窮=好。一方面，撒都該人擁有世俗的財富，法利賽人擁有屬靈的驕傲，而有產業的人是自私、愚昧的，處於嚴重的屬靈危險中（</w:t>
-      </w:r>
-      <w:hyperlink r:id="rId55">
+        <w:t>播種在雨季開始時進行，收割則在雨季結束時開始。收割通常至少持續七個星期。有些作物（如豆類）要連根拔起，另一些（如某些五穀）要用鋤頭挖掘。不過大部分作物都是用鐮刀割下。考古學家發現一些鐵製鐮刀，刀刃上鑲有燧石。收割後的五穀會捆成禾捆（</w:t>
+      </w:r>
+      <w:hyperlink r:id="rId38">
         <w:r>
           <w:rPr>
             <w:lang w:val="zh_TW" w:bidi="zh_TW"/>
@@ -1257,50 +1057,14 @@
             <w:color w:val="0000EE"/>
             <w:u w:val="single"/>
           </w:rPr>
-          <w:t>馬可福音10:23</w:t>
+          <w:t>詩126:6</w:t>
         </w:r>
       </w:hyperlink>
       <w:r>
         <w:rPr>
           <w:lang w:val="zh_TW" w:bidi="zh_TW"/>
         </w:rPr>
-        <w:t>；</w:t>
-      </w:r>
-      <w:hyperlink r:id="rId56">
-        <w:r>
-          <w:rPr>
-            <w:lang w:val="zh_TW" w:bidi="zh_TW"/>
-          </w:rPr>
-          <w:rPr>
-            <w:color w:val="0000EE"/>
-            <w:u w:val="single"/>
-          </w:rPr>
-          <w:t>路加福音12:13–21</w:t>
-        </w:r>
-      </w:hyperlink>
-      <w:r>
-        <w:rPr>
-          <w:lang w:val="zh_TW" w:bidi="zh_TW"/>
-        </w:rPr>
-        <w:t>，</w:t>
-      </w:r>
-      <w:hyperlink r:id="rId57">
-        <w:r>
-          <w:rPr>
-            <w:lang w:val="zh_TW" w:bidi="zh_TW"/>
-          </w:rPr>
-          <w:rPr>
-            <w:color w:val="0000EE"/>
-            <w:u w:val="single"/>
-          </w:rPr>
-          <w:t>16:19–31</w:t>
-        </w:r>
-      </w:hyperlink>
-      <w:r>
-        <w:rPr>
-          <w:lang w:val="zh_TW" w:bidi="zh_TW"/>
-        </w:rPr>
-        <w:t>）。另一方面，委身且簡樸的人，如耶穌自己的家人和朋友，通常代表貧窮人。</w:t>
+        <w:t>），再堆成一堆，搬到打穀場去處理。農夫首先收割大麥，然後收割小麥。</w:t>
       </w:r>
     </w:p>
     <w:p>
@@ -1314,9 +1078,9 @@
         <w:rPr>
           <w:lang w:val="zh_TW" w:bidi="zh_TW"/>
         </w:rPr>
-        <w:t>因此，事實上，八福第一福的兩個版本（馬太和路加的記載）實際上是相同的。馬太的版本有深度：「虛心的人有福了」（</w:t>
-      </w:r>
-      <w:hyperlink r:id="rId58">
+        <w:t>少量的五穀、小茴香、大茴香與其它細小作物會用甩棒敲打（</w:t>
+      </w:r>
+      <w:hyperlink r:id="rId39">
         <w:r>
           <w:rPr>
             <w:lang w:val="zh_TW" w:bidi="zh_TW"/>
@@ -1325,16 +1089,16 @@
             <w:color w:val="0000EE"/>
             <w:u w:val="single"/>
           </w:rPr>
-          <w:t>馬太福音5:3）；</w:t>
+          <w:t>士6:11</w:t>
         </w:r>
       </w:hyperlink>
       <w:r>
         <w:rPr>
           <w:lang w:val="zh_TW" w:bidi="zh_TW"/>
         </w:rPr>
-        <w:t>路加的版本有廣度。當路加簡單地說「你們貧窮的人有福了」（</w:t>
-      </w:r>
-      <w:hyperlink r:id="rId59">
+        <w:t>；</w:t>
+      </w:r>
+      <w:hyperlink r:id="rId40">
         <w:r>
           <w:rPr>
             <w:lang w:val="zh_TW" w:bidi="zh_TW"/>
@@ -1343,29 +1107,16 @@
             <w:color w:val="0000EE"/>
             <w:u w:val="single"/>
           </w:rPr>
-          <w:t>路加福音6:20</w:t>
+          <w:t>得2:17</w:t>
         </w:r>
       </w:hyperlink>
       <w:r>
         <w:rPr>
           <w:lang w:val="zh_TW" w:bidi="zh_TW"/>
         </w:rPr>
-        <w:t>）時，他指的是那些在需要中（</w:t>
-      </w:r>
-      <w:r>
-        <w:rPr>
-          <w:i/>
-          <w:lang w:val="zh_TW" w:bidi="zh_TW"/>
-        </w:rPr>
-        <w:t>任何</w:t>
-      </w:r>
-      <w:r>
-        <w:rPr>
-          <w:lang w:val="zh_TW" w:bidi="zh_TW"/>
-        </w:rPr>
-        <w:t>需要）轉向主的人。基督來到世上是為了將福音帶給這樣的人（</w:t>
-      </w:r>
-      <w:hyperlink r:id="rId60">
+        <w:t>）。大部分五穀是在較高的打穀場上處理，好讓風把糠秕吹走。常見的方法是先把鬆散的禾稈攤開，再讓牛在上面走動，使穀粒脫落。有時會用加了石頭的重工具拖過禾稈（</w:t>
+      </w:r>
+      <w:hyperlink r:id="rId41">
         <w:r>
           <w:rPr>
             <w:lang w:val="zh_TW" w:bidi="zh_TW"/>
@@ -1374,16 +1125,10 @@
             <w:color w:val="0000EE"/>
             <w:u w:val="single"/>
           </w:rPr>
-          <w:t>馬太福音11:5</w:t>
+          <w:t>賽28:27，</w:t>
         </w:r>
       </w:hyperlink>
-      <w:r>
-        <w:rPr>
-          <w:lang w:val="zh_TW" w:bidi="zh_TW"/>
-        </w:rPr>
-        <w:t>；</w:t>
-      </w:r>
-      <w:hyperlink r:id="rId61">
+      <w:hyperlink r:id="rId42">
         <w:r>
           <w:rPr>
             <w:lang w:val="zh_TW" w:bidi="zh_TW"/>
@@ -1392,28 +1137,16 @@
             <w:color w:val="0000EE"/>
             <w:u w:val="single"/>
           </w:rPr>
-          <w:t>路加福音4:18</w:t>
+          <w:t>41:15</w:t>
         </w:r>
       </w:hyperlink>
       <w:r>
         <w:rPr>
           <w:lang w:val="zh_TW" w:bidi="zh_TW"/>
         </w:rPr>
-        <w:t>）。耶穌基督自己體現了同樣的理念。正如保羅所說：「</w:t>
-      </w:r>
-      <w:r>
-        <w:rPr>
-          <w:lang w:val="zh_TW" w:bidi="zh_TW"/>
-        </w:rPr>
-        <w:t>他本來富足，卻為你們成了貧窮，叫你們因他的貧窮，可以成為富足</w:t>
-      </w:r>
-      <w:r>
-        <w:rPr>
-          <w:lang w:val="zh_TW" w:bidi="zh_TW"/>
-        </w:rPr>
-        <w:t>」（</w:t>
-      </w:r>
-      <w:hyperlink r:id="rId62">
+        <w:t>），操作者會站在那些工具上駕著它們。隨後，人們會用一種稱為「簸揚（winnowing）」的工序，把糠秕和穀粒分開，他們用叉子或木杴把混合物拋到空中（</w:t>
+      </w:r>
+      <w:hyperlink r:id="rId43">
         <w:r>
           <w:rPr>
             <w:lang w:val="zh_TW" w:bidi="zh_TW"/>
@@ -1422,26 +1155,86 @@
             <w:color w:val="0000EE"/>
             <w:u w:val="single"/>
           </w:rPr>
-          <w:t>哥林多後書8:9</w:t>
+          <w:t>賽30:24</w:t>
         </w:r>
       </w:hyperlink>
       <w:r>
         <w:rPr>
           <w:lang w:val="zh_TW" w:bidi="zh_TW"/>
         </w:rPr>
-        <w:t>，</w:t>
-      </w:r>
-      <w:r>
-        <w:rPr>
-          <w:lang w:val="zh_TW" w:bidi="zh_TW"/>
-        </w:rPr>
-        <w:t>庇哩亞聖經</w:t>
-      </w:r>
-      <w:r>
-        <w:rPr>
-          <w:lang w:val="zh_TW" w:bidi="zh_TW"/>
-        </w:rPr>
-        <w:t>）。我們無助的貧窮是一種邪惡，需要祂來拯救；祂有意選擇的貧窮樣式正是祂拯救的榮耀方式。</w:t>
+        <w:t>；</w:t>
+      </w:r>
+      <w:hyperlink r:id="rId44">
+        <w:r>
+          <w:rPr>
+            <w:lang w:val="zh_TW" w:bidi="zh_TW"/>
+          </w:rPr>
+          <w:rPr>
+            <w:color w:val="0000EE"/>
+            <w:u w:val="single"/>
+          </w:rPr>
+          <w:t>耶15:7</w:t>
+        </w:r>
+      </w:hyperlink>
+      <w:r>
+        <w:rPr>
+          <w:lang w:val="zh_TW" w:bidi="zh_TW"/>
+        </w:rPr>
+        <w:t>）。較輕的糠秕被風吹走，而較重的穀粒落到地上。糠秕會被燒掉或用來餵牲畜。穀粒會再過篩（</w:t>
+      </w:r>
+      <w:hyperlink r:id="rId45">
+        <w:r>
+          <w:rPr>
+            <w:lang w:val="zh_TW" w:bidi="zh_TW"/>
+          </w:rPr>
+          <w:rPr>
+            <w:color w:val="0000EE"/>
+            <w:u w:val="single"/>
+          </w:rPr>
+          <w:t>摩9:9</w:t>
+        </w:r>
+      </w:hyperlink>
+      <w:r>
+        <w:rPr>
+          <w:lang w:val="zh_TW" w:bidi="zh_TW"/>
+        </w:rPr>
+        <w:t>），聚成堆，之後收藏在田裡的覆蓋地窖（</w:t>
+      </w:r>
+      <w:hyperlink r:id="rId46">
+        <w:r>
+          <w:rPr>
+            <w:lang w:val="zh_TW" w:bidi="zh_TW"/>
+          </w:rPr>
+          <w:rPr>
+            <w:color w:val="0000EE"/>
+            <w:u w:val="single"/>
+          </w:rPr>
+          <w:t>耶41:8</w:t>
+        </w:r>
+      </w:hyperlink>
+      <w:r>
+        <w:rPr>
+          <w:lang w:val="zh_TW" w:bidi="zh_TW"/>
+        </w:rPr>
+        <w:t>），有時則收藏在穀倉裡（</w:t>
+      </w:r>
+      <w:hyperlink r:id="rId47">
+        <w:r>
+          <w:rPr>
+            <w:lang w:val="zh_TW" w:bidi="zh_TW"/>
+          </w:rPr>
+          <w:rPr>
+            <w:color w:val="0000EE"/>
+            <w:u w:val="single"/>
+          </w:rPr>
+          <w:t>申28:8</w:t>
+        </w:r>
+      </w:hyperlink>
+      <w:r>
+        <w:rPr>
+          <w:lang w:val="zh_TW" w:bidi="zh_TW"/>
+        </w:rPr>
+        <w:t>）。</w:t>
       </w:r>
     </w:p>
     <w:p>
@@ -1468,55 +1261,31 @@
         <w:rPr>
           <w:lang w:val="zh_TW" w:bidi="zh_TW"/>
         </w:rPr>
-        <w:t>施捨</w:t>
-      </w:r>
-      <w:r>
-        <w:rPr>
-          <w:lang w:val="zh_TW" w:bidi="zh_TW"/>
-        </w:rPr>
-        <w:t>，</w:t>
-      </w:r>
-      <w:r>
-        <w:rPr>
-          <w:lang w:val="zh_TW" w:bidi="zh_TW"/>
-        </w:rPr>
-        <w:t>錢財</w:t>
-      </w:r>
-      <w:r>
-        <w:rPr>
-          <w:lang w:val="zh_TW" w:bidi="zh_TW"/>
-        </w:rPr>
-        <w:t>，</w:t>
-      </w:r>
-      <w:r>
-        <w:rPr>
-          <w:lang w:val="zh_TW" w:bidi="zh_TW"/>
-        </w:rPr>
-        <w:t>公義</w:t>
-      </w:r>
-      <w:r>
-        <w:rPr>
-          <w:lang w:val="zh_TW" w:bidi="zh_TW"/>
-        </w:rPr>
-        <w:t>，</w:t>
-      </w:r>
-      <w:r>
-        <w:rPr>
-          <w:lang w:val="zh_TW" w:bidi="zh_TW"/>
-        </w:rPr>
-        <w:t>工價</w:t>
-      </w:r>
-      <w:r>
-        <w:rPr>
-          <w:lang w:val="zh_TW" w:bidi="zh_TW"/>
-        </w:rPr>
-        <w:t>，</w:t>
-      </w:r>
-      <w:r>
-        <w:rPr>
-          <w:lang w:val="zh_TW" w:bidi="zh_TW"/>
-        </w:rPr>
-        <w:t>財富</w:t>
+        <w:t>植物；</w:t>
+      </w:r>
+      <w:r>
+        <w:rPr>
+          <w:lang w:val="zh_TW" w:bidi="zh_TW"/>
+        </w:rPr>
+        <w:t>收割；</w:t>
+      </w:r>
+      <w:r>
+        <w:rPr>
+          <w:lang w:val="zh_TW" w:bidi="zh_TW"/>
+        </w:rPr>
+        <w:t>巴勒斯坦；</w:t>
+      </w:r>
+      <w:r>
+        <w:rPr>
+          <w:lang w:val="zh_TW" w:bidi="zh_TW"/>
+        </w:rPr>
+        <w:t>葡萄樹，葡萄園；</w:t>
+      </w:r>
+      <w:r>
+        <w:rPr>
+          <w:lang w:val="zh_TW" w:bidi="zh_TW"/>
+        </w:rPr>
+        <w:t>食物和食物準備</w:t>
       </w:r>
       <w:r>
         <w:rPr>

--- a/zht/docx/112.content.docx
+++ b/zht/docx/112.content.docx
@@ -19,7 +19,7 @@
         <w:rPr>
           <w:lang w:val="zh_TW" w:bidi="zh_TW"/>
         </w:rPr>
-        <w:t>Resource: Tyndale Open Bible Dictionary</w:t>
+        <w:t>Resource: Aquifer Open Bible Dictionary</w:t>
       </w:r>
       <w:r>
         <w:rPr>
@@ -112,7 +112,7 @@
         <w:rPr>
           <w:lang w:val="zh_TW" w:bidi="zh_TW"/>
         </w:rPr>
-        <w:t>Tyndale Open Bible Dictionary</w:t>
+        <w:t>Aquifer Open Bible Dictionary</w:t>
       </w:r>
     </w:p>
     <w:p>

--- a/zht/docx/112.content.docx
+++ b/zht/docx/112.content.docx
@@ -149,7 +149,7 @@
         <w:rPr>
           <w:lang w:val="zh_TW" w:bidi="zh_TW"/>
         </w:rPr>
-        <w:t>nong</w:t>
+        <w:t>niao</w:t>
       </w:r>
       <w:r>
         <w:rPr>
@@ -212,7 +212,7 @@
         <w:rPr>
           <w:lang w:val="zh_TW" w:bidi="zh_TW"/>
         </w:rPr>
-        <w:t>農業</w:t>
+        <w:t>鳥</w:t>
       </w:r>
       <w:r>
         <w:rPr>
@@ -231,18 +231,98 @@
         <w:rPr>
           <w:lang w:val="zh_TW" w:bidi="zh_TW"/>
         </w:rPr>
-        <w:t>在聖經時代，巴勒斯坦的農業主要分為三大類，今日亦大致相同。每一類農業的重要性，會因為社會的發展程度與當時的技術而有所不同。</w:t>
-      </w:r>
-    </w:p>
-    <w:p>
-      <w:pPr>
-        <w:pStyle w:val="Heading3"/>
-      </w:pPr>
-      <w:r>
-        <w:rPr>
-          <w:lang w:val="zh_TW" w:bidi="zh_TW"/>
-        </w:rPr>
-        <w:t>概述</w:t>
+        <w:t>鳥是長有羽毛的脊椎動物（具有骨骼的動物），屬於</w:t>
+      </w:r>
+      <w:r>
+        <w:rPr>
+          <w:i/>
+          <w:lang w:val="zh_TW" w:bidi="zh_TW"/>
+        </w:rPr>
+        <w:t>鳥綱（Aves）</w:t>
+      </w:r>
+      <w:r>
+        <w:rPr>
+          <w:lang w:val="zh_TW" w:bidi="zh_TW"/>
+        </w:rPr>
+        <w:t>。科學家已辨認超過8,000種鳥，其中約有400種分佈在聖地一帶；聖經中則提到過大約40種。</w:t>
+      </w:r>
+    </w:p>
+    <w:p>
+      <w:pPr/>
+      <w:r>
+        <w:rPr>
+          <w:lang w:val="zh_TW" w:bidi="zh_TW"/>
+        </w:rPr>
+      </w:r>
+      <w:r>
+        <w:rPr>
+          <w:lang w:val="zh_TW" w:bidi="zh_TW"/>
+        </w:rPr>
+        <w:t>今天，科學家按照生物內部及外部的身體構造來把他們分類。但在聖經裡，作者往往按照動物所居住的地方來歸類。例如，聖經將蝙蝠與鳥同列為天空中的生物（</w:t>
+      </w:r>
+      <w:hyperlink r:id="rId13">
+        <w:r>
+          <w:rPr>
+            <w:lang w:val="zh_TW" w:bidi="zh_TW"/>
+          </w:rPr>
+          <w:rPr>
+            <w:color w:val="0000EE"/>
+            <w:u w:val="single"/>
+          </w:rPr>
+          <w:t>利11:19</w:t>
+        </w:r>
+      </w:hyperlink>
+      <w:r>
+        <w:rPr>
+          <w:lang w:val="zh_TW" w:bidi="zh_TW"/>
+        </w:rPr>
+        <w:t>；</w:t>
+      </w:r>
+      <w:hyperlink r:id="rId14">
+        <w:r>
+          <w:rPr>
+            <w:lang w:val="zh_TW" w:bidi="zh_TW"/>
+          </w:rPr>
+          <w:rPr>
+            <w:color w:val="0000EE"/>
+            <w:u w:val="single"/>
+          </w:rPr>
+          <w:t>申14:18</w:t>
+        </w:r>
+      </w:hyperlink>
+      <w:r>
+        <w:rPr>
+          <w:lang w:val="zh_TW" w:bidi="zh_TW"/>
+        </w:rPr>
+        <w:t>）。</w:t>
+      </w:r>
+    </w:p>
+    <w:p>
+      <w:pPr/>
+      <w:r>
+        <w:rPr>
+          <w:lang w:val="zh_TW" w:bidi="zh_TW"/>
+        </w:rPr>
+      </w:r>
+      <w:r>
+        <w:rPr>
+          <w:lang w:val="zh_TW" w:bidi="zh_TW"/>
+        </w:rPr>
+        <w:t>要確切辨識聖經經文中所指的鳥，往往相當困難，甚至根本無法確定。聖經所用的語言並不是科學分類的語言；當時的人能分辨一些我們如今視為不同物種的動物，但在鳥方面，他們常使用具詩意或描述性的名稱來稱呼。</w:t>
+      </w:r>
+    </w:p>
+    <w:p>
+      <w:pPr/>
+      <w:r>
+        <w:rPr>
+          <w:lang w:val="zh_TW" w:bidi="zh_TW"/>
+        </w:rPr>
+      </w:r>
+      <w:r>
+        <w:rPr>
+          <w:lang w:val="zh_TW" w:bidi="zh_TW"/>
+        </w:rPr>
+        <w:t>聖經學者會嘗試用以下方法辨認這些鳥：</w:t>
       </w:r>
     </w:p>
     <w:p>
@@ -258,10 +338,9 @@
       </w:r>
       <w:r>
         <w:rPr>
-          <w:u w:val="single"/>
-          <w:lang w:val="zh_TW" w:bidi="zh_TW"/>
-        </w:rPr>
-        <w:t>畜牧</w:t>
+          <w:lang w:val="zh_TW" w:bidi="zh_TW"/>
+        </w:rPr>
+        <w:t>比較希伯來文的詞語與相關語言中的詞語，以及</w:t>
       </w:r>
     </w:p>
     <w:p>
@@ -277,10 +356,166 @@
       </w:r>
       <w:r>
         <w:rPr>
-          <w:u w:val="single"/>
-          <w:lang w:val="zh_TW" w:bidi="zh_TW"/>
-        </w:rPr>
-        <w:t>田間種植</w:t>
+          <w:lang w:val="zh_TW" w:bidi="zh_TW"/>
+        </w:rPr>
+        <w:t>根據聖經記載的棲息地、行為與特徵來判斷。</w:t>
+      </w:r>
+    </w:p>
+    <w:p>
+      <w:pPr/>
+      <w:r>
+        <w:rPr>
+          <w:lang w:val="zh_TW" w:bidi="zh_TW"/>
+        </w:rPr>
+      </w:r>
+      <w:r>
+        <w:rPr>
+          <w:lang w:val="zh_TW" w:bidi="zh_TW"/>
+        </w:rPr>
+        <w:t>學者即使用了這些方法，有時仍對鳥的具體種類存在分歧。</w:t>
+      </w:r>
+    </w:p>
+    <w:p>
+      <w:pPr>
+        <w:pStyle w:val="Heading3"/>
+      </w:pPr>
+      <w:r>
+        <w:rPr>
+          <w:lang w:val="zh_TW" w:bidi="zh_TW"/>
+        </w:rPr>
+        <w:t>聖經中的鳥類</w:t>
+      </w:r>
+    </w:p>
+    <w:p>
+      <w:pPr/>
+      <w:r>
+        <w:rPr>
+          <w:lang w:val="zh_TW" w:bidi="zh_TW"/>
+        </w:rPr>
+      </w:r>
+      <w:r>
+        <w:rPr>
+          <w:lang w:val="zh_TW" w:bidi="zh_TW"/>
+        </w:rPr>
+        <w:t>聖經以真實的方式，也以象徵的方式來提及鳥。聖經的作者十分留心觀察自然界，許多經文都顯明他們認識鳥及其生活方式。他們指出，神認識每一隻飛鳥（</w:t>
+      </w:r>
+      <w:hyperlink r:id="rId15">
+        <w:r>
+          <w:rPr>
+            <w:lang w:val="zh_TW" w:bidi="zh_TW"/>
+          </w:rPr>
+          <w:rPr>
+            <w:color w:val="0000EE"/>
+            <w:u w:val="single"/>
+          </w:rPr>
+          <w:t>詩50:11</w:t>
+        </w:r>
+      </w:hyperlink>
+      <w:r>
+        <w:rPr>
+          <w:lang w:val="zh_TW" w:bidi="zh_TW"/>
+        </w:rPr>
+        <w:t>），也眷顧牠們（</w:t>
+      </w:r>
+      <w:hyperlink r:id="rId16">
+        <w:r>
+          <w:rPr>
+            <w:lang w:val="zh_TW" w:bidi="zh_TW"/>
+          </w:rPr>
+          <w:rPr>
+            <w:color w:val="0000EE"/>
+            <w:u w:val="single"/>
+          </w:rPr>
+          <w:t>太10:29</w:t>
+        </w:r>
+      </w:hyperlink>
+      <w:r>
+        <w:rPr>
+          <w:lang w:val="zh_TW" w:bidi="zh_TW"/>
+        </w:rPr>
+        <w:t>）。他們亦明白，洪水之後神對挪亞所立的約同時包括飛鳥與走獸（</w:t>
+      </w:r>
+      <w:hyperlink r:id="rId17">
+        <w:r>
+          <w:rPr>
+            <w:lang w:val="zh_TW" w:bidi="zh_TW"/>
+          </w:rPr>
+          <w:rPr>
+            <w:color w:val="0000EE"/>
+            <w:u w:val="single"/>
+          </w:rPr>
+          <w:t>創9:10</w:t>
+        </w:r>
+      </w:hyperlink>
+      <w:r>
+        <w:rPr>
+          <w:lang w:val="zh_TW" w:bidi="zh_TW"/>
+        </w:rPr>
+        <w:t>）。</w:t>
+      </w:r>
+    </w:p>
+    <w:p>
+      <w:pPr/>
+      <w:r>
+        <w:rPr>
+          <w:lang w:val="zh_TW" w:bidi="zh_TW"/>
+        </w:rPr>
+      </w:r>
+      <w:r>
+        <w:rPr>
+          <w:lang w:val="zh_TW" w:bidi="zh_TW"/>
+        </w:rPr>
+        <w:t>摩西的律法指出有些鳥是不潔的，這些主要是以死屍為食、捕食其它動物，或棲息在荒涼之地的鳥。後來，初期的基督徒認為所有的鳥都是潔淨的，這一點在使徒彼得所得的異象裡得以顯明（</w:t>
+      </w:r>
+      <w:hyperlink r:id="rId18">
+        <w:r>
+          <w:rPr>
+            <w:lang w:val="zh_TW" w:bidi="zh_TW"/>
+          </w:rPr>
+          <w:rPr>
+            <w:color w:val="0000EE"/>
+            <w:u w:val="single"/>
+          </w:rPr>
+          <w:t>徒10:12</w:t>
+        </w:r>
+      </w:hyperlink>
+      <w:r>
+        <w:rPr>
+          <w:lang w:val="zh_TW" w:bidi="zh_TW"/>
+        </w:rPr>
+        <w:t>）。</w:t>
+      </w:r>
+    </w:p>
+    <w:p>
+      <w:pPr/>
+      <w:r>
+        <w:rPr>
+          <w:lang w:val="zh_TW" w:bidi="zh_TW"/>
+        </w:rPr>
+      </w:r>
+      <w:r>
+        <w:rPr>
+          <w:lang w:val="zh_TW" w:bidi="zh_TW"/>
+        </w:rPr>
+        <w:t>以色列人在曠野的旅程中也吃過其它鳥，例如鵪鶉（</w:t>
+      </w:r>
+      <w:hyperlink r:id="rId19">
+        <w:r>
+          <w:rPr>
+            <w:lang w:val="zh_TW" w:bidi="zh_TW"/>
+          </w:rPr>
+          <w:rPr>
+            <w:color w:val="0000EE"/>
+            <w:u w:val="single"/>
+          </w:rPr>
+          <w:t>出16:13</w:t>
+        </w:r>
+      </w:hyperlink>
+      <w:r>
+        <w:rPr>
+          <w:lang w:val="zh_TW" w:bidi="zh_TW"/>
+        </w:rPr>
+        <w:t>）。律法要求在以下情況使用鳥作為供物：</w:t>
       </w:r>
     </w:p>
     <w:p>
@@ -296,10 +531,27 @@
       </w:r>
       <w:r>
         <w:rPr>
-          <w:u w:val="single"/>
-          <w:lang w:val="zh_TW" w:bidi="zh_TW"/>
-        </w:rPr>
-        <w:t>果樹栽種</w:t>
+          <w:lang w:val="zh_TW" w:bidi="zh_TW"/>
+        </w:rPr>
+        <w:t>為頭生的孩子獻祭（</w:t>
+      </w:r>
+      <w:hyperlink r:id="rId20">
+        <w:r>
+          <w:rPr>
+            <w:lang w:val="zh_TW" w:bidi="zh_TW"/>
+          </w:rPr>
+          <w:rPr>
+            <w:color w:val="0000EE"/>
+            <w:u w:val="single"/>
+          </w:rPr>
+          <w:t>路2:24</w:t>
+        </w:r>
+      </w:hyperlink>
+      <w:r>
+        <w:rPr>
+          <w:lang w:val="zh_TW" w:bidi="zh_TW"/>
+        </w:rPr>
+        <w:t>）；</w:t>
       </w:r>
     </w:p>
     <w:p>
@@ -315,10 +567,27 @@
       </w:r>
       <w:r>
         <w:rPr>
-          <w:u w:val="single"/>
-          <w:lang w:val="zh_TW" w:bidi="zh_TW"/>
-        </w:rPr>
-        <w:t>耕作</w:t>
+          <w:lang w:val="zh_TW" w:bidi="zh_TW"/>
+        </w:rPr>
+        <w:t>在守拿細耳人的願時獻祭（</w:t>
+      </w:r>
+      <w:hyperlink r:id="rId21">
+        <w:r>
+          <w:rPr>
+            <w:lang w:val="zh_TW" w:bidi="zh_TW"/>
+          </w:rPr>
+          <w:rPr>
+            <w:color w:val="0000EE"/>
+            <w:u w:val="single"/>
+          </w:rPr>
+          <w:t>民6:10</w:t>
+        </w:r>
+      </w:hyperlink>
+      <w:r>
+        <w:rPr>
+          <w:lang w:val="zh_TW" w:bidi="zh_TW"/>
+        </w:rPr>
+        <w:t>）；</w:t>
       </w:r>
     </w:p>
     <w:p>
@@ -334,37 +603,11 @@
       </w:r>
       <w:r>
         <w:rPr>
-          <w:u w:val="single"/>
-          <w:lang w:val="zh_TW" w:bidi="zh_TW"/>
-        </w:rPr>
-        <w:t>收割</w:t>
-      </w:r>
-    </w:p>
-    <w:p>
-      <w:pPr>
-        <w:pStyle w:val="Heading3"/>
-      </w:pPr>
-      <w:r>
-        <w:rPr>
-          <w:lang w:val="zh_TW" w:bidi="zh_TW"/>
-        </w:rPr>
-        <w:t>畜牧</w:t>
-      </w:r>
-    </w:p>
-    <w:p>
-      <w:pPr/>
-      <w:r>
-        <w:rPr>
-          <w:lang w:val="zh_TW" w:bidi="zh_TW"/>
-        </w:rPr>
-      </w:r>
-      <w:r>
-        <w:rPr>
-          <w:lang w:val="zh_TW" w:bidi="zh_TW"/>
-        </w:rPr>
-        <w:t>聖經最早提到的工作之一就是畜牧。亞伯（</w:t>
-      </w:r>
-      <w:hyperlink r:id="rId13">
+          <w:lang w:val="zh_TW" w:bidi="zh_TW"/>
+        </w:rPr>
+        <w:t>為潔淨痲瘋病人而獻祭（</w:t>
+      </w:r>
+      <w:hyperlink r:id="rId22">
         <w:r>
           <w:rPr>
             <w:lang w:val="zh_TW" w:bidi="zh_TW"/>
@@ -373,16 +616,34 @@
             <w:color w:val="0000EE"/>
             <w:u w:val="single"/>
           </w:rPr>
-          <w:t>創4:2</w:t>
+          <w:t>利14:22</w:t>
         </w:r>
       </w:hyperlink>
       <w:r>
         <w:rPr>
           <w:lang w:val="zh_TW" w:bidi="zh_TW"/>
         </w:rPr>
-        <w:t>）和雅八（</w:t>
-      </w:r>
-      <w:hyperlink r:id="rId14">
+        <w:t>）；以及</w:t>
+      </w:r>
+    </w:p>
+    <w:p>
+      <w:pPr>
+        <w:pStyle w:val="ListBullet"/>
+        <w:spacing w:line="240" w:lineRule="auto"/>
+        <w:ind w:left="720"/>
+      </w:pPr>
+      <w:r>
+        <w:rPr>
+          <w:lang w:val="zh_TW" w:bidi="zh_TW"/>
+        </w:rPr>
+      </w:r>
+      <w:r>
+        <w:rPr>
+          <w:lang w:val="zh_TW" w:bidi="zh_TW"/>
+        </w:rPr>
+        <w:t>獻燔祭與贖罪祭（</w:t>
+      </w:r>
+      <w:hyperlink r:id="rId23">
         <w:r>
           <w:rPr>
             <w:lang w:val="zh_TW" w:bidi="zh_TW"/>
@@ -391,14 +652,14 @@
             <w:color w:val="0000EE"/>
             <w:u w:val="single"/>
           </w:rPr>
-          <w:t>創4:20</w:t>
+          <w:t>利12:8</w:t>
         </w:r>
       </w:hyperlink>
       <w:r>
         <w:rPr>
           <w:lang w:val="zh_TW" w:bidi="zh_TW"/>
         </w:rPr>
-        <w:t>）都牧養羊群或牲畜。這類工作適合半遊牧的生活方式（即經常從一個地方遷移到另一個地方）；只靠基本的技術與器具，他們便能有足夠的食物與衣物。</w:t>
+        <w:t>）。</w:t>
       </w:r>
     </w:p>
     <w:p>
@@ -412,7 +673,193 @@
         <w:rPr>
           <w:lang w:val="zh_TW" w:bidi="zh_TW"/>
         </w:rPr>
-        <w:t>亞伯拉罕、以撒與雅各主要從事畜牧，讓他們的羊群與牛群在公有土地上吃草，他們通常不耕地。雅各與他的兒子們去到埃及時，仍以牧羊為生（</w:t>
+        <w:t>鳥有可能會絕種，而人類的行為往往是導致牠們絕種的主要原因之一。神吩咐以色列人要保護飛鳥，使牠們能在那地持續生存並成為人的食物供應。律法允許人從鳥巢裡取走蛋或雛鳥，但不可在同一天同時取母鳥與雛鳥的性命（</w:t>
+      </w:r>
+      <w:hyperlink r:id="rId24">
+        <w:r>
+          <w:rPr>
+            <w:lang w:val="zh_TW" w:bidi="zh_TW"/>
+          </w:rPr>
+          <w:rPr>
+            <w:color w:val="0000EE"/>
+            <w:u w:val="single"/>
+          </w:rPr>
+          <w:t>申22:6</w:t>
+        </w:r>
+      </w:hyperlink>
+      <w:r>
+        <w:rPr>
+          <w:lang w:val="zh_TW" w:bidi="zh_TW"/>
+        </w:rPr>
+        <w:t>）。</w:t>
+      </w:r>
+    </w:p>
+    <w:p>
+      <w:pPr/>
+      <w:r>
+        <w:rPr>
+          <w:lang w:val="zh_TW" w:bidi="zh_TW"/>
+        </w:rPr>
+      </w:r>
+      <w:r>
+        <w:rPr>
+          <w:lang w:val="zh_TW" w:bidi="zh_TW"/>
+        </w:rPr>
+        <w:t>聖經的作者常用大自然來顯明關於神的真理，或用來描述人的行為。有時候，這些意象會帶出人的軟弱或卑微。例如，尼布甲尼撒王發狂時的情形被形容為有像飛鳥般的爪子（</w:t>
+      </w:r>
+      <w:hyperlink r:id="rId25">
+        <w:r>
+          <w:rPr>
+            <w:lang w:val="zh_TW" w:bidi="zh_TW"/>
+          </w:rPr>
+          <w:rPr>
+            <w:color w:val="0000EE"/>
+            <w:u w:val="single"/>
+          </w:rPr>
+          <w:t>但4:33</w:t>
+        </w:r>
+      </w:hyperlink>
+      <w:r>
+        <w:rPr>
+          <w:lang w:val="zh_TW" w:bidi="zh_TW"/>
+        </w:rPr>
+        <w:t>）。約伯指出，飛鳥並不知道智慧的泉源在哪裡（</w:t>
+      </w:r>
+      <w:hyperlink r:id="rId26">
+        <w:r>
+          <w:rPr>
+            <w:lang w:val="zh_TW" w:bidi="zh_TW"/>
+          </w:rPr>
+          <w:rPr>
+            <w:color w:val="0000EE"/>
+            <w:u w:val="single"/>
+          </w:rPr>
+          <w:t>伯28:21</w:t>
+        </w:r>
+      </w:hyperlink>
+      <w:r>
+        <w:rPr>
+          <w:lang w:val="zh_TW" w:bidi="zh_TW"/>
+        </w:rPr>
+        <w:t>）。在耶穌所說撒種的比喻裡，那些在路旁吃掉種子的鳥，代表那些不明白神話語的人（</w:t>
+      </w:r>
+      <w:hyperlink r:id="rId27">
+        <w:r>
+          <w:rPr>
+            <w:lang w:val="zh_TW" w:bidi="zh_TW"/>
+          </w:rPr>
+          <w:rPr>
+            <w:color w:val="0000EE"/>
+            <w:u w:val="single"/>
+          </w:rPr>
+          <w:t>太13:4</w:t>
+        </w:r>
+      </w:hyperlink>
+      <w:r>
+        <w:rPr>
+          <w:lang w:val="zh_TW" w:bidi="zh_TW"/>
+        </w:rPr>
+        <w:t>）。</w:t>
+      </w:r>
+    </w:p>
+    <w:p>
+      <w:pPr/>
+      <w:r>
+        <w:rPr>
+          <w:lang w:val="zh_TW" w:bidi="zh_TW"/>
+        </w:rPr>
+      </w:r>
+      <w:r>
+        <w:rPr>
+          <w:lang w:val="zh_TW" w:bidi="zh_TW"/>
+        </w:rPr>
+        <w:t>其它經文則表達對飛鳥的同情。詩人把禱告中的孤單比喻為一隻獨自在屋頂上的飛鳥（</w:t>
+      </w:r>
+      <w:hyperlink r:id="rId28">
+        <w:r>
+          <w:rPr>
+            <w:lang w:val="zh_TW" w:bidi="zh_TW"/>
+          </w:rPr>
+          <w:rPr>
+            <w:color w:val="0000EE"/>
+            <w:u w:val="single"/>
+          </w:rPr>
+          <w:t>詩102:7</w:t>
+        </w:r>
+      </w:hyperlink>
+      <w:r>
+        <w:rPr>
+          <w:lang w:val="zh_TW" w:bidi="zh_TW"/>
+        </w:rPr>
+        <w:t>）。被仇敵追捕的人也能體會一隻被獵捕的飛鳥所感受到的恐懼（</w:t>
+      </w:r>
+      <w:hyperlink r:id="rId29">
+        <w:r>
+          <w:rPr>
+            <w:lang w:val="zh_TW" w:bidi="zh_TW"/>
+          </w:rPr>
+          <w:rPr>
+            <w:color w:val="0000EE"/>
+            <w:u w:val="single"/>
+          </w:rPr>
+          <w:t>哀3:52</w:t>
+        </w:r>
+      </w:hyperlink>
+      <w:r>
+        <w:rPr>
+          <w:lang w:val="zh_TW" w:bidi="zh_TW"/>
+        </w:rPr>
+        <w:t>）。當神的咒詛臨到作惡的人時，飛鳥逃離耶路撒冷與大地（</w:t>
+      </w:r>
+      <w:hyperlink r:id="rId30">
+        <w:r>
+          <w:rPr>
+            <w:lang w:val="zh_TW" w:bidi="zh_TW"/>
+          </w:rPr>
+          <w:rPr>
+            <w:color w:val="0000EE"/>
+            <w:u w:val="single"/>
+          </w:rPr>
+          <w:t>耶9:10</w:t>
+        </w:r>
+      </w:hyperlink>
+      <w:r>
+        <w:rPr>
+          <w:lang w:val="zh_TW" w:bidi="zh_TW"/>
+        </w:rPr>
+        <w:t>；</w:t>
+      </w:r>
+      <w:hyperlink r:id="rId31">
+        <w:r>
+          <w:rPr>
+            <w:lang w:val="zh_TW" w:bidi="zh_TW"/>
+          </w:rPr>
+          <w:rPr>
+            <w:color w:val="0000EE"/>
+            <w:u w:val="single"/>
+          </w:rPr>
+          <w:t>番1:3</w:t>
+        </w:r>
+      </w:hyperlink>
+      <w:r>
+        <w:rPr>
+          <w:lang w:val="zh_TW" w:bidi="zh_TW"/>
+        </w:rPr>
+        <w:t>）。</w:t>
+      </w:r>
+    </w:p>
+    <w:p>
+      <w:pPr/>
+      <w:r>
+        <w:rPr>
+          <w:lang w:val="zh_TW" w:bidi="zh_TW"/>
+        </w:rPr>
+      </w:r>
+      <w:r>
+        <w:rPr>
+          <w:lang w:val="zh_TW" w:bidi="zh_TW"/>
+        </w:rPr>
+        <w:t>即使飛鳥面對各樣危險，聖經仍指出神眷顧牠們（</w:t>
       </w:r>
       <w:hyperlink r:id="rId15">
         <w:r>
@@ -423,15 +870,27 @@
             <w:color w:val="0000EE"/>
             <w:u w:val="single"/>
           </w:rPr>
-          <w:t>創47:3</w:t>
+          <w:t>詩50:11</w:t>
         </w:r>
       </w:hyperlink>
       <w:r>
         <w:rPr>
           <w:lang w:val="zh_TW" w:bidi="zh_TW"/>
         </w:rPr>
-        <w:t>）。後來，呂便支派、迦得支派與瑪拿西半支派在約旦河東，仍然維持這種生活方式（</w:t>
-      </w:r>
+        <w:t>；</w:t>
+      </w:r>
+      <w:hyperlink r:id="rId32">
+        <w:r>
+          <w:rPr>
+            <w:lang w:val="zh_TW" w:bidi="zh_TW"/>
+          </w:rPr>
+          <w:rPr>
+            <w:color w:val="0000EE"/>
+            <w:u w:val="single"/>
+          </w:rPr>
+          <w:t>太6:26，</w:t>
+        </w:r>
+      </w:hyperlink>
       <w:hyperlink r:id="rId16">
         <w:r>
           <w:rPr>
@@ -441,16 +900,16 @@
             <w:color w:val="0000EE"/>
             <w:u w:val="single"/>
           </w:rPr>
-          <w:t>民32:1</w:t>
+          <w:t>10:29</w:t>
         </w:r>
       </w:hyperlink>
       <w:r>
         <w:rPr>
           <w:lang w:val="zh_TW" w:bidi="zh_TW"/>
         </w:rPr>
-        <w:t>），而住在巴勒斯坦西部山地的某些支派亦同樣維持這種生活方式（</w:t>
-      </w:r>
-      <w:hyperlink r:id="rId17">
+        <w:t>）。聖經把一些君王（例如法老與尼布甲尼撒）描繪成能為飛鳥提供庇護的大樹（</w:t>
+      </w:r>
+      <w:hyperlink r:id="rId33">
         <w:r>
           <w:rPr>
             <w:lang w:val="zh_TW" w:bidi="zh_TW"/>
@@ -459,41 +918,16 @@
             <w:color w:val="0000EE"/>
             <w:u w:val="single"/>
           </w:rPr>
-          <w:t>撒上25:2</w:t>
+          <w:t>結31:6</w:t>
         </w:r>
       </w:hyperlink>
       <w:r>
         <w:rPr>
           <w:lang w:val="zh_TW" w:bidi="zh_TW"/>
         </w:rPr>
-        <w:t>）。即使以色列人之後定居下來，畜牧仍然是他們生活的一部分，因為牲畜可以在不太肥沃的土地上吃草，也因為他們持守傳統做法，包括在聖殿獻上牲畜作為祭物。</w:t>
-      </w:r>
-    </w:p>
-    <w:p>
-      <w:pPr>
-        <w:pStyle w:val="Heading3"/>
-      </w:pPr>
-      <w:r>
-        <w:rPr>
-          <w:lang w:val="zh_TW" w:bidi="zh_TW"/>
-        </w:rPr>
-        <w:t>田間種植</w:t>
-      </w:r>
-    </w:p>
-    <w:p>
-      <w:pPr/>
-      <w:r>
-        <w:rPr>
-          <w:lang w:val="zh_TW" w:bidi="zh_TW"/>
-        </w:rPr>
-      </w:r>
-      <w:r>
-        <w:rPr>
-          <w:lang w:val="zh_TW" w:bidi="zh_TW"/>
-        </w:rPr>
-        <w:t>大多數專家認為，以色列人在進入應許之地並與迦南人接觸後，從迦南人那裡學會耕種。雖然在此之前已知有人種植五穀，例如該隱是農夫或「種地的」（</w:t>
-      </w:r>
-      <w:hyperlink r:id="rId13">
+        <w:t>；</w:t>
+      </w:r>
+      <w:hyperlink r:id="rId34">
         <w:r>
           <w:rPr>
             <w:lang w:val="zh_TW" w:bidi="zh_TW"/>
@@ -502,16 +936,16 @@
             <w:color w:val="0000EE"/>
             <w:u w:val="single"/>
           </w:rPr>
-          <w:t>創4:2</w:t>
+          <w:t>但4:12</w:t>
         </w:r>
       </w:hyperlink>
       <w:r>
         <w:rPr>
           <w:lang w:val="zh_TW" w:bidi="zh_TW"/>
         </w:rPr>
-        <w:t>），但並不清楚他所種的具體是甚麼。考古學家在近東地區，發現大約公元前6800年已有五穀農耕的證據。以撒在基拉耳撒種五穀（</w:t>
-      </w:r>
-      <w:hyperlink r:id="rId18">
+        <w:t>；參</w:t>
+      </w:r>
+      <w:hyperlink r:id="rId35">
         <w:r>
           <w:rPr>
             <w:lang w:val="zh_TW" w:bidi="zh_TW"/>
@@ -520,16 +954,16 @@
             <w:color w:val="0000EE"/>
             <w:u w:val="single"/>
           </w:rPr>
-          <w:t>創26:12</w:t>
+          <w:t>2:38</w:t>
         </w:r>
       </w:hyperlink>
       <w:r>
         <w:rPr>
           <w:lang w:val="zh_TW" w:bidi="zh_TW"/>
         </w:rPr>
-        <w:t>），而約瑟夢見禾捆（</w:t>
-      </w:r>
-      <w:hyperlink r:id="rId19">
+        <w:t>）。然而，人的權勢並不能長久；當尼布甲尼撒的那棵「樹」倒下時，飛鳥便四散而去（</w:t>
+      </w:r>
+      <w:hyperlink r:id="rId36">
         <w:r>
           <w:rPr>
             <w:lang w:val="zh_TW" w:bidi="zh_TW"/>
@@ -538,16 +972,30 @@
             <w:color w:val="0000EE"/>
             <w:u w:val="single"/>
           </w:rPr>
-          <w:t>創37:6</w:t>
+          <w:t>但4:14</w:t>
         </w:r>
       </w:hyperlink>
       <w:r>
         <w:rPr>
           <w:lang w:val="zh_TW" w:bidi="zh_TW"/>
         </w:rPr>
-        <w:t>–</w:t>
-      </w:r>
-      <w:hyperlink r:id="rId19">
+        <w:t>）。</w:t>
+      </w:r>
+    </w:p>
+    <w:p>
+      <w:pPr/>
+      <w:r>
+        <w:rPr>
+          <w:lang w:val="zh_TW" w:bidi="zh_TW"/>
+        </w:rPr>
+      </w:r>
+      <w:r>
+        <w:rPr>
+          <w:lang w:val="zh_TW" w:bidi="zh_TW"/>
+        </w:rPr>
+        <w:t>神的保護則不一樣，因為祂的保護永遠長存。耶穌把神的國比喻為一粒芥菜種，這粒種子長成飛鳥能在上面棲息的植物（</w:t>
+      </w:r>
+      <w:hyperlink r:id="rId37">
         <w:r>
           <w:rPr>
             <w:lang w:val="zh_TW" w:bidi="zh_TW"/>
@@ -556,30 +1004,16 @@
             <w:color w:val="0000EE"/>
             <w:u w:val="single"/>
           </w:rPr>
-          <w:t>7</w:t>
+          <w:t>太13:32</w:t>
         </w:r>
       </w:hyperlink>
       <w:r>
         <w:rPr>
           <w:lang w:val="zh_TW" w:bidi="zh_TW"/>
         </w:rPr>
-        <w:t>）。約瑟很可能從埃及人那裡學到更多關於五穀種植的知識，因為埃及人在尼羅河肥沃的土地上種植五穀。</w:t>
-      </w:r>
-    </w:p>
-    <w:p>
-      <w:pPr/>
-      <w:r>
-        <w:rPr>
-          <w:lang w:val="zh_TW" w:bidi="zh_TW"/>
-        </w:rPr>
-      </w:r>
-      <w:r>
-        <w:rPr>
-          <w:lang w:val="zh_TW" w:bidi="zh_TW"/>
-        </w:rPr>
-        <w:t>然而，真正教導以色列人如何種植五穀的是迦南人。約書亞與迦勒在加低斯·巴尼亞向以色列人回報，說迦南地很豐饒（</w:t>
-      </w:r>
-      <w:hyperlink r:id="rId20">
+        <w:t>）。神為飛鳥預備牠們的居所（</w:t>
+      </w:r>
+      <w:hyperlink r:id="rId38">
         <w:r>
           <w:rPr>
             <w:lang w:val="zh_TW" w:bidi="zh_TW"/>
@@ -588,16 +1022,16 @@
             <w:color w:val="0000EE"/>
             <w:u w:val="single"/>
           </w:rPr>
-          <w:t>民13:26</w:t>
+          <w:t>詩104:12</w:t>
         </w:r>
       </w:hyperlink>
       <w:r>
         <w:rPr>
           <w:lang w:val="zh_TW" w:bidi="zh_TW"/>
         </w:rPr>
-        <w:t>），被征服的迦南人很可能協助以色列人學習農耕技術。以色列人與迦南人密切來往，也可能導致他們不斷拜偶像（</w:t>
-      </w:r>
-      <w:hyperlink r:id="rId21">
+        <w:t>），但人子耶穌沒有屬於自己的安身之處（</w:t>
+      </w:r>
+      <w:hyperlink r:id="rId39">
         <w:r>
           <w:rPr>
             <w:lang w:val="zh_TW" w:bidi="zh_TW"/>
@@ -606,16 +1040,30 @@
             <w:color w:val="0000EE"/>
             <w:u w:val="single"/>
           </w:rPr>
-          <w:t>士9:27</w:t>
+          <w:t>太8:20</w:t>
         </w:r>
       </w:hyperlink>
       <w:r>
         <w:rPr>
           <w:lang w:val="zh_TW" w:bidi="zh_TW"/>
         </w:rPr>
-        <w:t>）。我們不清楚他們由遊牧生活變成定居生活的過程需時多久；有些支派一直保持遊牧，但到了列王時期，許多以色列人已經在耕作土地（</w:t>
-      </w:r>
-      <w:hyperlink r:id="rId22">
+        <w:t>）。</w:t>
+      </w:r>
+    </w:p>
+    <w:p>
+      <w:pPr/>
+      <w:r>
+        <w:rPr>
+          <w:lang w:val="zh_TW" w:bidi="zh_TW"/>
+        </w:rPr>
+      </w:r>
+      <w:r>
+        <w:rPr>
+          <w:lang w:val="zh_TW" w:bidi="zh_TW"/>
+        </w:rPr>
+        <w:t>鳥彰顯神在創造中的作為（</w:t>
+      </w:r>
+      <w:hyperlink r:id="rId40">
         <w:r>
           <w:rPr>
             <w:lang w:val="zh_TW" w:bidi="zh_TW"/>
@@ -624,30 +1072,16 @@
             <w:color w:val="0000EE"/>
             <w:u w:val="single"/>
           </w:rPr>
-          <w:t>撒下14:30</w:t>
+          <w:t>伯12:7</w:t>
         </w:r>
       </w:hyperlink>
       <w:r>
         <w:rPr>
           <w:lang w:val="zh_TW" w:bidi="zh_TW"/>
         </w:rPr>
-        <w:t>）。</w:t>
-      </w:r>
-    </w:p>
-    <w:p>
-      <w:pPr/>
-      <w:r>
-        <w:rPr>
-          <w:lang w:val="zh_TW" w:bidi="zh_TW"/>
-        </w:rPr>
-      </w:r>
-      <w:r>
-        <w:rPr>
-          <w:lang w:val="zh_TW" w:bidi="zh_TW"/>
-        </w:rPr>
-        <w:t>小麥是最重要的農作物之一。所羅門將大量的小麥、大麥與油送給希蘭（</w:t>
-      </w:r>
-      <w:hyperlink r:id="rId23">
+        <w:t>）。牠們的行為成為從錯誤中學習的意象（</w:t>
+      </w:r>
+      <w:hyperlink r:id="rId41">
         <w:r>
           <w:rPr>
             <w:lang w:val="zh_TW" w:bidi="zh_TW"/>
@@ -656,16 +1090,16 @@
             <w:color w:val="0000EE"/>
             <w:u w:val="single"/>
           </w:rPr>
-          <w:t>代下2:10</w:t>
+          <w:t>箴1:17</w:t>
         </w:r>
       </w:hyperlink>
       <w:r>
         <w:rPr>
           <w:lang w:val="zh_TW" w:bidi="zh_TW"/>
         </w:rPr>
-        <w:t>），小麥亦持續成為主要出口產品（</w:t>
-      </w:r>
-      <w:hyperlink r:id="rId24">
+        <w:t>，</w:t>
+      </w:r>
+      <w:hyperlink r:id="rId42">
         <w:r>
           <w:rPr>
             <w:lang w:val="zh_TW" w:bidi="zh_TW"/>
@@ -674,16 +1108,16 @@
             <w:color w:val="0000EE"/>
             <w:u w:val="single"/>
           </w:rPr>
-          <w:t>結27:17</w:t>
+          <w:t>6:5</w:t>
         </w:r>
       </w:hyperlink>
       <w:r>
         <w:rPr>
           <w:lang w:val="zh_TW" w:bidi="zh_TW"/>
         </w:rPr>
-        <w:t>）。大麥是第二重要的作物，早期是餅的主要原料（</w:t>
-      </w:r>
-      <w:hyperlink r:id="rId25">
+        <w:t>），也成為作出錯誤選擇而落入罪中的寫照（</w:t>
+      </w:r>
+      <w:hyperlink r:id="rId43">
         <w:r>
           <w:rPr>
             <w:lang w:val="zh_TW" w:bidi="zh_TW"/>
@@ -692,16 +1126,16 @@
             <w:color w:val="0000EE"/>
             <w:u w:val="single"/>
           </w:rPr>
-          <w:t>士7:13</w:t>
+          <w:t>箴7:23</w:t>
         </w:r>
       </w:hyperlink>
       <w:r>
         <w:rPr>
           <w:lang w:val="zh_TW" w:bidi="zh_TW"/>
         </w:rPr>
-        <w:t>），後來成為較貧窮者的重要食物（</w:t>
-      </w:r>
-      <w:hyperlink r:id="rId26">
+        <w:t>）。鳥會被制伏，但人的舌頭卻不能（</w:t>
+      </w:r>
+      <w:hyperlink r:id="rId44">
         <w:r>
           <w:rPr>
             <w:lang w:val="zh_TW" w:bidi="zh_TW"/>
@@ -710,30 +1144,16 @@
             <w:color w:val="0000EE"/>
             <w:u w:val="single"/>
           </w:rPr>
-          <w:t>約6:9、13</w:t>
+          <w:t>雅3:7</w:t>
         </w:r>
       </w:hyperlink>
       <w:r>
         <w:rPr>
           <w:lang w:val="zh_TW" w:bidi="zh_TW"/>
         </w:rPr>
-        <w:t>），大麥亦用來餵牲畜。</w:t>
-      </w:r>
-    </w:p>
-    <w:p>
-      <w:pPr/>
-      <w:r>
-        <w:rPr>
-          <w:lang w:val="zh_TW" w:bidi="zh_TW"/>
-        </w:rPr>
-      </w:r>
-      <w:r>
-        <w:rPr>
-          <w:lang w:val="zh_TW" w:bidi="zh_TW"/>
-        </w:rPr>
-        <w:t>其它田間作物包括豆子與紅豆（</w:t>
-      </w:r>
-      <w:hyperlink r:id="rId27">
+        <w:t>）。不停飛翔的飛鳥，比作無故臨到的咒詛（</w:t>
+      </w:r>
+      <w:hyperlink r:id="rId45">
         <w:r>
           <w:rPr>
             <w:lang w:val="zh_TW" w:bidi="zh_TW"/>
@@ -742,16 +1162,16 @@
             <w:color w:val="0000EE"/>
             <w:u w:val="single"/>
           </w:rPr>
-          <w:t>撒下17:28</w:t>
+          <w:t>箴26:2</w:t>
         </w:r>
       </w:hyperlink>
       <w:r>
         <w:rPr>
           <w:lang w:val="zh_TW" w:bidi="zh_TW"/>
         </w:rPr>
-        <w:t>），這些作物會磨成麵，有時用來做餅（</w:t>
-      </w:r>
-      <w:hyperlink r:id="rId28">
+        <w:t>）。如果人不信靠神，就可能感到只能像飛鳥一樣逃往山上（</w:t>
+      </w:r>
+      <w:hyperlink r:id="rId46">
         <w:r>
           <w:rPr>
             <w:lang w:val="zh_TW" w:bidi="zh_TW"/>
@@ -760,16 +1180,16 @@
             <w:color w:val="0000EE"/>
             <w:u w:val="single"/>
           </w:rPr>
-          <w:t>結4:9</w:t>
+          <w:t>詩11:1</w:t>
         </w:r>
       </w:hyperlink>
       <w:r>
         <w:rPr>
           <w:lang w:val="zh_TW" w:bidi="zh_TW"/>
         </w:rPr>
-        <w:t>）。韭菜、蒜、蔥用作調味，而大茴香、芫荽、小茴香、薄荷、芸香與芥菜用作香料。麻十分重要（</w:t>
-      </w:r>
-      <w:hyperlink r:id="rId29">
+        <w:t>）。鳥的歌聲帶來喜樂（</w:t>
+      </w:r>
+      <w:hyperlink r:id="rId47">
         <w:r>
           <w:rPr>
             <w:lang w:val="zh_TW" w:bidi="zh_TW"/>
@@ -778,16 +1198,16 @@
             <w:color w:val="0000EE"/>
             <w:u w:val="single"/>
           </w:rPr>
-          <w:t>書2:6</w:t>
+          <w:t>歌2:12</w:t>
         </w:r>
       </w:hyperlink>
       <w:r>
         <w:rPr>
           <w:lang w:val="zh_TW" w:bidi="zh_TW"/>
         </w:rPr>
-        <w:t>）。當時亦有種植少量棉花（</w:t>
-      </w:r>
-      <w:hyperlink r:id="rId30">
+        <w:t>）。神的百姓回歸自己的地方，好像飛鳥回到家（</w:t>
+      </w:r>
+      <w:hyperlink r:id="rId48">
         <w:r>
           <w:rPr>
             <w:lang w:val="zh_TW" w:bidi="zh_TW"/>
@@ -796,66 +1216,16 @@
             <w:color w:val="0000EE"/>
             <w:u w:val="single"/>
           </w:rPr>
-          <w:t>賽19:9</w:t>
+          <w:t>何11:11</w:t>
         </w:r>
       </w:hyperlink>
       <w:r>
         <w:rPr>
           <w:lang w:val="zh_TW" w:bidi="zh_TW"/>
         </w:rPr>
-        <w:t>）。羊毛用來補充纖維的供應。到了羅馬時期，棉花的重要性已經超過麻。</w:t>
-      </w:r>
-    </w:p>
-    <w:p>
-      <w:pPr>
-        <w:pStyle w:val="Heading3"/>
-      </w:pPr>
-      <w:r>
-        <w:rPr>
-          <w:lang w:val="zh_TW" w:bidi="zh_TW"/>
-        </w:rPr>
-        <w:t>果樹栽種</w:t>
-      </w:r>
-    </w:p>
-    <w:p>
-      <w:pPr/>
-      <w:r>
-        <w:rPr>
-          <w:lang w:val="zh_TW" w:bidi="zh_TW"/>
-        </w:rPr>
-      </w:r>
-      <w:r>
-        <w:rPr>
-          <w:lang w:val="zh_TW" w:bidi="zh_TW"/>
-        </w:rPr>
-        <w:t>以色列人定居之後，開始種植果園與葡萄園，而這些園子後來成為富足的象徵。葡萄園出產可喝的酒，橄欖園提供可用於烹調、化妝與醫用的油。他們亦種植無花果與石榴。相比早期的農耕方式，種植這些作物需要更多技巧與器具。</w:t>
-      </w:r>
-    </w:p>
-    <w:p>
-      <w:pPr>
-        <w:pStyle w:val="Heading3"/>
-      </w:pPr>
-      <w:r>
-        <w:rPr>
-          <w:lang w:val="zh_TW" w:bidi="zh_TW"/>
-        </w:rPr>
-        <w:t>耕作</w:t>
-      </w:r>
-    </w:p>
-    <w:p>
-      <w:pPr/>
-      <w:r>
-        <w:rPr>
-          <w:lang w:val="zh_TW" w:bidi="zh_TW"/>
-        </w:rPr>
-      </w:r>
-      <w:r>
-        <w:rPr>
-          <w:lang w:val="zh_TW" w:bidi="zh_TW"/>
-        </w:rPr>
-        <w:t>整個聖經時代，大部分務農工作都由農夫自己完成。他們在開始種植前，要先清理土地上的樹林（</w:t>
-      </w:r>
-      <w:hyperlink r:id="rId31">
+        <w:t>）。耶穌說祂想招聚耶路撒冷的百姓，就像母雞把小雞聚在翅膀下（</w:t>
+      </w:r>
+      <w:hyperlink r:id="rId49">
         <w:r>
           <w:rPr>
             <w:lang w:val="zh_TW" w:bidi="zh_TW"/>
@@ -864,16 +1234,30 @@
             <w:color w:val="0000EE"/>
             <w:u w:val="single"/>
           </w:rPr>
-          <w:t>書17:18</w:t>
+          <w:t>太23:37</w:t>
         </w:r>
       </w:hyperlink>
       <w:r>
         <w:rPr>
           <w:lang w:val="zh_TW" w:bidi="zh_TW"/>
         </w:rPr>
-        <w:t>）、石頭（</w:t>
-      </w:r>
-      <w:hyperlink r:id="rId32">
+        <w:t>）。</w:t>
+      </w:r>
+    </w:p>
+    <w:p>
+      <w:pPr/>
+      <w:r>
+        <w:rPr>
+          <w:lang w:val="zh_TW" w:bidi="zh_TW"/>
+        </w:rPr>
+      </w:r>
+      <w:r>
+        <w:rPr>
+          <w:lang w:val="zh_TW" w:bidi="zh_TW"/>
+        </w:rPr>
+        <w:t>有時鳥預示危險。法老的膳長在夢中看見飛鳥從他頭上的筐子裡吃食物，這個夢表示他很快會死（</w:t>
+      </w:r>
+      <w:hyperlink r:id="rId50">
         <w:r>
           <w:rPr>
             <w:lang w:val="zh_TW" w:bidi="zh_TW"/>
@@ -882,30 +1266,16 @@
             <w:color w:val="0000EE"/>
             <w:u w:val="single"/>
           </w:rPr>
-          <w:t>賽5:2</w:t>
+          <w:t>創40:17</w:t>
         </w:r>
       </w:hyperlink>
       <w:r>
         <w:rPr>
           <w:lang w:val="zh_TW" w:bidi="zh_TW"/>
         </w:rPr>
-        <w:t>）、雜草和荊棘。有時他們會在山地築梯田，或採用灌溉。這些工序限制了農地規模，所以只有像約伯與波阿斯那樣富有的人才能擁有大片農地。</w:t>
-      </w:r>
-    </w:p>
-    <w:p>
-      <w:pPr/>
-      <w:r>
-        <w:rPr>
-          <w:lang w:val="zh_TW" w:bidi="zh_TW"/>
-        </w:rPr>
-      </w:r>
-      <w:r>
-        <w:rPr>
-          <w:lang w:val="zh_TW" w:bidi="zh_TW"/>
-        </w:rPr>
-        <w:t>農夫為了耕地，會用牛或母牛拉動非常簡單的犁（</w:t>
-      </w:r>
-      <w:hyperlink r:id="rId33">
+        <w:t>）。所羅門警告人不要在心裡毀謗王，因為「有翅膀的」可能把所說的話傳出去（</w:t>
+      </w:r>
+      <w:hyperlink r:id="rId51">
         <w:r>
           <w:rPr>
             <w:lang w:val="zh_TW" w:bidi="zh_TW"/>
@@ -914,16 +1284,30 @@
             <w:color w:val="0000EE"/>
             <w:u w:val="single"/>
           </w:rPr>
-          <w:t>士14:18</w:t>
+          <w:t>傳10:20</w:t>
         </w:r>
       </w:hyperlink>
       <w:r>
         <w:rPr>
           <w:lang w:val="zh_TW" w:bidi="zh_TW"/>
         </w:rPr>
-        <w:t>；</w:t>
-      </w:r>
-      <w:hyperlink r:id="rId34">
+        <w:t>）。</w:t>
+      </w:r>
+    </w:p>
+    <w:p>
+      <w:pPr/>
+      <w:r>
+        <w:rPr>
+          <w:lang w:val="zh_TW" w:bidi="zh_TW"/>
+        </w:rPr>
+      </w:r>
+      <w:r>
+        <w:rPr>
+          <w:lang w:val="zh_TW" w:bidi="zh_TW"/>
+        </w:rPr>
+        <w:t>聖經裡的一個強烈意象是：戰後飛鳥啄食惡人的屍體。對以色列人來說，人的屍體遭到這種對待是最嚴重的羞辱（</w:t>
+      </w:r>
+      <w:hyperlink r:id="rId52">
         <w:r>
           <w:rPr>
             <w:lang w:val="zh_TW" w:bidi="zh_TW"/>
@@ -932,16 +1316,16 @@
             <w:color w:val="0000EE"/>
             <w:u w:val="single"/>
           </w:rPr>
-          <w:t>摩6:12</w:t>
+          <w:t>申28:26</w:t>
         </w:r>
       </w:hyperlink>
       <w:r>
         <w:rPr>
           <w:lang w:val="zh_TW" w:bidi="zh_TW"/>
         </w:rPr>
-        <w:t>），有時亦會用驢（</w:t>
-      </w:r>
-      <w:hyperlink r:id="rId35">
+        <w:t>；</w:t>
+      </w:r>
+      <w:hyperlink r:id="rId53">
         <w:r>
           <w:rPr>
             <w:lang w:val="zh_TW" w:bidi="zh_TW"/>
@@ -950,30 +1334,16 @@
             <w:color w:val="0000EE"/>
             <w:u w:val="single"/>
           </w:rPr>
-          <w:t>申22:10</w:t>
+          <w:t>撒上17:44</w:t>
         </w:r>
       </w:hyperlink>
       <w:r>
         <w:rPr>
           <w:lang w:val="zh_TW" w:bidi="zh_TW"/>
         </w:rPr>
-        <w:t>）。他們用鋤頭或趕杖打碎土塊，再拖著簡單的耙子使地面平滑，那耙子可能只是一棵荊棘或一塊拉地的木板。人會親手撒種，可以細心撒在犁出的溝裡，也可以把種子撒在地面，再用耙子或木板輕輕覆蓋著。雜草則用犁、耙或鋤頭來處理。</w:t>
-      </w:r>
-    </w:p>
-    <w:p>
-      <w:pPr/>
-      <w:r>
-        <w:rPr>
-          <w:lang w:val="zh_TW" w:bidi="zh_TW"/>
-        </w:rPr>
-      </w:r>
-      <w:r>
-        <w:rPr>
-          <w:lang w:val="zh_TW" w:bidi="zh_TW"/>
-        </w:rPr>
-        <w:t>聖經時代的農具幾乎沒有甚麼改變。犁是一件簡單的J形硬木工具，一端繫在牛身上，另一端由操作者扶著。這件基本工具只能翻鬆四至五英吋（10到13公分）的土壤。以色列人出埃及後，犁頭開始用鐵來製作（</w:t>
-      </w:r>
-      <w:hyperlink r:id="rId36">
+        <w:t>；</w:t>
+      </w:r>
+      <w:hyperlink r:id="rId54">
         <w:r>
           <w:rPr>
             <w:lang w:val="zh_TW" w:bidi="zh_TW"/>
@@ -982,30 +1352,16 @@
             <w:color w:val="0000EE"/>
             <w:u w:val="single"/>
           </w:rPr>
-          <w:t>撒上13:20</w:t>
+          <w:t>賽46:11</w:t>
         </w:r>
       </w:hyperlink>
       <w:r>
         <w:rPr>
           <w:lang w:val="zh_TW" w:bidi="zh_TW"/>
         </w:rPr>
-        <w:t>），主要是為了使犁頭更耐用。</w:t>
-      </w:r>
-    </w:p>
-    <w:p>
-      <w:pPr/>
-      <w:r>
-        <w:rPr>
-          <w:lang w:val="zh_TW" w:bidi="zh_TW"/>
-        </w:rPr>
-      </w:r>
-      <w:r>
-        <w:rPr>
-          <w:lang w:val="zh_TW" w:bidi="zh_TW"/>
-        </w:rPr>
-        <w:t>巴勒斯坦的農地很少使用肥料。律法規定土地每逢第七年要休耕，好讓土壤的水分與養分得以恢復。由於糞便主要用作燃料，所以給田地施糞作為肥料的做法並不常見。然而，聖經提到有人在樹的周圍施糞（</w:t>
-      </w:r>
-      <w:hyperlink r:id="rId37">
+        <w:t>；</w:t>
+      </w:r>
+      <w:hyperlink r:id="rId55">
         <w:r>
           <w:rPr>
             <w:lang w:val="zh_TW" w:bidi="zh_TW"/>
@@ -1014,41 +1370,16 @@
             <w:color w:val="0000EE"/>
             <w:u w:val="single"/>
           </w:rPr>
-          <w:t>路13:8</w:t>
+          <w:t>耶7:33</w:t>
         </w:r>
       </w:hyperlink>
       <w:r>
         <w:rPr>
           <w:lang w:val="zh_TW" w:bidi="zh_TW"/>
         </w:rPr>
-        <w:t>）。米示拿記載，人們會用木灰、樹葉、牲畜的血與油渣作為肥料。</w:t>
-      </w:r>
-    </w:p>
-    <w:p>
-      <w:pPr>
-        <w:pStyle w:val="Heading3"/>
-      </w:pPr>
-      <w:r>
-        <w:rPr>
-          <w:lang w:val="zh_TW" w:bidi="zh_TW"/>
-        </w:rPr>
-        <w:t>收割</w:t>
-      </w:r>
-    </w:p>
-    <w:p>
-      <w:pPr/>
-      <w:r>
-        <w:rPr>
-          <w:lang w:val="zh_TW" w:bidi="zh_TW"/>
-        </w:rPr>
-      </w:r>
-      <w:r>
-        <w:rPr>
-          <w:lang w:val="zh_TW" w:bidi="zh_TW"/>
-        </w:rPr>
-        <w:t>播種在雨季開始時進行，收割則在雨季結束時開始。收割通常至少持續七個星期。有些作物（如豆類）要連根拔起，另一些（如某些五穀）要用鋤頭挖掘。不過大部分作物都是用鐮刀割下。考古學家發現一些鐵製鐮刀，刀刃上鑲有燧石。收割後的五穀會捆成禾捆（</w:t>
-      </w:r>
-      <w:hyperlink r:id="rId38">
+        <w:t>，</w:t>
+      </w:r>
+      <w:hyperlink r:id="rId56">
         <w:r>
           <w:rPr>
             <w:lang w:val="zh_TW" w:bidi="zh_TW"/>
@@ -1057,30 +1388,16 @@
             <w:color w:val="0000EE"/>
             <w:u w:val="single"/>
           </w:rPr>
-          <w:t>詩126:6</w:t>
+          <w:t>12:9</w:t>
         </w:r>
       </w:hyperlink>
       <w:r>
         <w:rPr>
           <w:lang w:val="zh_TW" w:bidi="zh_TW"/>
         </w:rPr>
-        <w:t>），再堆成一堆，搬到打穀場去處理。農夫首先收割大麥，然後收割小麥。</w:t>
-      </w:r>
-    </w:p>
-    <w:p>
-      <w:pPr/>
-      <w:r>
-        <w:rPr>
-          <w:lang w:val="zh_TW" w:bidi="zh_TW"/>
-        </w:rPr>
-      </w:r>
-      <w:r>
-        <w:rPr>
-          <w:lang w:val="zh_TW" w:bidi="zh_TW"/>
-        </w:rPr>
-        <w:t>少量的五穀、小茴香、大茴香與其它細小作物會用甩棒敲打（</w:t>
-      </w:r>
-      <w:hyperlink r:id="rId39">
+        <w:t>；</w:t>
+      </w:r>
+      <w:hyperlink r:id="rId57">
         <w:r>
           <w:rPr>
             <w:lang w:val="zh_TW" w:bidi="zh_TW"/>
@@ -1089,16 +1406,16 @@
             <w:color w:val="0000EE"/>
             <w:u w:val="single"/>
           </w:rPr>
-          <w:t>士6:11</w:t>
+          <w:t>結29:5</w:t>
         </w:r>
       </w:hyperlink>
       <w:r>
         <w:rPr>
           <w:lang w:val="zh_TW" w:bidi="zh_TW"/>
         </w:rPr>
-        <w:t>；</w:t>
-      </w:r>
-      <w:hyperlink r:id="rId40">
+        <w:t>，</w:t>
+      </w:r>
+      <w:hyperlink r:id="rId58">
         <w:r>
           <w:rPr>
             <w:lang w:val="zh_TW" w:bidi="zh_TW"/>
@@ -1107,16 +1424,16 @@
             <w:color w:val="0000EE"/>
             <w:u w:val="single"/>
           </w:rPr>
-          <w:t>得2:17</w:t>
+          <w:t>39:4</w:t>
         </w:r>
       </w:hyperlink>
       <w:r>
         <w:rPr>
           <w:lang w:val="zh_TW" w:bidi="zh_TW"/>
         </w:rPr>
-        <w:t>）。大部分五穀是在較高的打穀場上處理，好讓風把糠秕吹走。常見的方法是先把鬆散的禾稈攤開，再讓牛在上面走動，使穀粒脫落。有時會用加了石頭的重工具拖過禾稈（</w:t>
-      </w:r>
-      <w:hyperlink r:id="rId41">
+        <w:t>；</w:t>
+      </w:r>
+      <w:hyperlink r:id="rId59">
         <w:r>
           <w:rPr>
             <w:lang w:val="zh_TW" w:bidi="zh_TW"/>
@@ -1125,10 +1442,16 @@
             <w:color w:val="0000EE"/>
             <w:u w:val="single"/>
           </w:rPr>
-          <w:t>賽28:27，</w:t>
+          <w:t>啟19:17</w:t>
         </w:r>
       </w:hyperlink>
-      <w:hyperlink r:id="rId42">
+      <w:r>
+        <w:rPr>
+          <w:lang w:val="zh_TW" w:bidi="zh_TW"/>
+        </w:rPr>
+        <w:t>、</w:t>
+      </w:r>
+      <w:hyperlink r:id="rId59">
         <w:r>
           <w:rPr>
             <w:lang w:val="zh_TW" w:bidi="zh_TW"/>
@@ -1137,107 +1460,28 @@
             <w:color w:val="0000EE"/>
             <w:u w:val="single"/>
           </w:rPr>
-          <w:t>41:15</w:t>
+          <w:t>21</w:t>
         </w:r>
       </w:hyperlink>
       <w:r>
         <w:rPr>
           <w:lang w:val="zh_TW" w:bidi="zh_TW"/>
         </w:rPr>
-        <w:t>），操作者會站在那些工具上駕著它們。隨後，人們會用一種稱為「簸揚（winnowing）」的工序，把糠秕和穀粒分開，他們用叉子或木杴把混合物拋到空中（</w:t>
-      </w:r>
-      <w:hyperlink r:id="rId43">
-        <w:r>
-          <w:rPr>
-            <w:lang w:val="zh_TW" w:bidi="zh_TW"/>
-          </w:rPr>
-          <w:rPr>
-            <w:color w:val="0000EE"/>
-            <w:u w:val="single"/>
-          </w:rPr>
-          <w:t>賽30:24</w:t>
-        </w:r>
-      </w:hyperlink>
-      <w:r>
-        <w:rPr>
-          <w:lang w:val="zh_TW" w:bidi="zh_TW"/>
-        </w:rPr>
-        <w:t>；</w:t>
-      </w:r>
-      <w:hyperlink r:id="rId44">
-        <w:r>
-          <w:rPr>
-            <w:lang w:val="zh_TW" w:bidi="zh_TW"/>
-          </w:rPr>
-          <w:rPr>
-            <w:color w:val="0000EE"/>
-            <w:u w:val="single"/>
-          </w:rPr>
-          <w:t>耶15:7</w:t>
-        </w:r>
-      </w:hyperlink>
-      <w:r>
-        <w:rPr>
-          <w:lang w:val="zh_TW" w:bidi="zh_TW"/>
-        </w:rPr>
-        <w:t>）。較輕的糠秕被風吹走，而較重的穀粒落到地上。糠秕會被燒掉或用來餵牲畜。穀粒會再過篩（</w:t>
-      </w:r>
-      <w:hyperlink r:id="rId45">
-        <w:r>
-          <w:rPr>
-            <w:lang w:val="zh_TW" w:bidi="zh_TW"/>
-          </w:rPr>
-          <w:rPr>
-            <w:color w:val="0000EE"/>
-            <w:u w:val="single"/>
-          </w:rPr>
-          <w:t>摩9:9</w:t>
-        </w:r>
-      </w:hyperlink>
-      <w:r>
-        <w:rPr>
-          <w:lang w:val="zh_TW" w:bidi="zh_TW"/>
-        </w:rPr>
-        <w:t>），聚成堆，之後收藏在田裡的覆蓋地窖（</w:t>
-      </w:r>
-      <w:hyperlink r:id="rId46">
-        <w:r>
-          <w:rPr>
-            <w:lang w:val="zh_TW" w:bidi="zh_TW"/>
-          </w:rPr>
-          <w:rPr>
-            <w:color w:val="0000EE"/>
-            <w:u w:val="single"/>
-          </w:rPr>
-          <w:t>耶41:8</w:t>
-        </w:r>
-      </w:hyperlink>
-      <w:r>
-        <w:rPr>
-          <w:lang w:val="zh_TW" w:bidi="zh_TW"/>
-        </w:rPr>
-        <w:t>），有時則收藏在穀倉裡（</w:t>
-      </w:r>
-      <w:hyperlink r:id="rId47">
-        <w:r>
-          <w:rPr>
-            <w:lang w:val="zh_TW" w:bidi="zh_TW"/>
-          </w:rPr>
-          <w:rPr>
-            <w:color w:val="0000EE"/>
-            <w:u w:val="single"/>
-          </w:rPr>
-          <w:t>申28:8</w:t>
-        </w:r>
-      </w:hyperlink>
-      <w:r>
-        <w:rPr>
-          <w:lang w:val="zh_TW" w:bidi="zh_TW"/>
-        </w:rPr>
         <w:t>）。</w:t>
       </w:r>
     </w:p>
     <w:p>
+      <w:pPr>
+        <w:pStyle w:val="Heading3"/>
+      </w:pPr>
+      <w:r>
+        <w:rPr>
+          <w:lang w:val="zh_TW" w:bidi="zh_TW"/>
+        </w:rPr>
+        <w:t>鳥的種類</w:t>
+      </w:r>
+    </w:p>
+    <w:p>
       <w:pPr/>
       <w:r>
         <w:rPr>
@@ -1246,52 +1490,933 @@
       </w:r>
       <w:r>
         <w:rPr>
-          <w:i/>
-          <w:lang w:val="zh_TW" w:bidi="zh_TW"/>
-        </w:rPr>
-        <w:t>另見</w:t>
-      </w:r>
-      <w:r>
-        <w:rPr>
-          <w:lang w:val="zh_TW" w:bidi="zh_TW"/>
-        </w:rPr>
-        <w:t xml:space="preserve"> </w:t>
-      </w:r>
-      <w:r>
-        <w:rPr>
-          <w:lang w:val="zh_TW" w:bidi="zh_TW"/>
-        </w:rPr>
-        <w:t>植物；</w:t>
-      </w:r>
-      <w:r>
-        <w:rPr>
-          <w:lang w:val="zh_TW" w:bidi="zh_TW"/>
-        </w:rPr>
-        <w:t>收割；</w:t>
-      </w:r>
-      <w:r>
-        <w:rPr>
-          <w:lang w:val="zh_TW" w:bidi="zh_TW"/>
-        </w:rPr>
-        <w:t>巴勒斯坦；</w:t>
-      </w:r>
-      <w:r>
-        <w:rPr>
-          <w:lang w:val="zh_TW" w:bidi="zh_TW"/>
-        </w:rPr>
-        <w:t>葡萄樹，葡萄園；</w:t>
-      </w:r>
-      <w:r>
-        <w:rPr>
-          <w:lang w:val="zh_TW" w:bidi="zh_TW"/>
-        </w:rPr>
-        <w:t>食物和食物準備</w:t>
-      </w:r>
-      <w:r>
-        <w:rPr>
-          <w:lang w:val="zh_TW" w:bidi="zh_TW"/>
-        </w:rPr>
-        <w:t>。</w:t>
+          <w:lang w:val="zh_TW" w:bidi="zh_TW"/>
+        </w:rPr>
+        <w:t>下面列出一些具體的鳥類。你可以點選其中一種鳥，以查看完整的文章。</w:t>
+      </w:r>
+    </w:p>
+    <w:p>
+      <w:pPr>
+        <w:pStyle w:val="ListBullet"/>
+        <w:spacing w:line="240" w:lineRule="auto"/>
+        <w:ind w:left="720"/>
+      </w:pPr>
+      <w:r>
+        <w:rPr>
+          <w:lang w:val="zh_TW" w:bidi="zh_TW"/>
+        </w:rPr>
+      </w:r>
+      <w:r>
+        <w:rPr>
+          <w:lang w:val="zh_TW" w:bidi="zh_TW"/>
+        </w:rPr>
+        <w:t>麻鷺</w:t>
+      </w:r>
+      <w:r>
+        <w:rPr>
+          <w:lang w:val="zh_TW" w:bidi="zh_TW"/>
+        </w:rPr>
+        <w:t>：一種水鳥，有長腿，外形像鷺鷥，但腿較短，身體也較小。</w:t>
+      </w:r>
+    </w:p>
+    <w:p>
+      <w:pPr>
+        <w:pStyle w:val="ListBullet"/>
+        <w:spacing w:line="240" w:lineRule="auto"/>
+        <w:ind w:left="720"/>
+      </w:pPr>
+      <w:r>
+        <w:rPr>
+          <w:lang w:val="zh_TW" w:bidi="zh_TW"/>
+        </w:rPr>
+      </w:r>
+      <w:r>
+        <w:rPr>
+          <w:lang w:val="zh_TW" w:bidi="zh_TW"/>
+        </w:rPr>
+        <w:t>禿鷹（Buzzard）</w:t>
+      </w:r>
+      <w:r>
+        <w:rPr>
+          <w:lang w:val="zh_TW" w:bidi="zh_TW"/>
+        </w:rPr>
+        <w:t>：一種大型的猛禽，外形像鷹，會在高空盤旋。</w:t>
+      </w:r>
+    </w:p>
+    <w:p>
+      <w:pPr>
+        <w:pStyle w:val="ListBullet"/>
+        <w:spacing w:line="240" w:lineRule="auto"/>
+        <w:ind w:left="720"/>
+      </w:pPr>
+      <w:r>
+        <w:rPr>
+          <w:lang w:val="zh_TW" w:bidi="zh_TW"/>
+        </w:rPr>
+      </w:r>
+      <w:r>
+        <w:rPr>
+          <w:lang w:val="zh_TW" w:bidi="zh_TW"/>
+        </w:rPr>
+        <w:t>鸕鶿</w:t>
+      </w:r>
+      <w:r>
+        <w:rPr>
+          <w:lang w:val="zh_TW" w:bidi="zh_TW"/>
+        </w:rPr>
+        <w:t>：一種大型的黑色水鳥，外形與鵝有點相似。</w:t>
+      </w:r>
+    </w:p>
+    <w:p>
+      <w:pPr>
+        <w:pStyle w:val="ListBullet"/>
+        <w:spacing w:line="240" w:lineRule="auto"/>
+        <w:ind w:left="720"/>
+      </w:pPr>
+      <w:r>
+        <w:rPr>
+          <w:lang w:val="zh_TW" w:bidi="zh_TW"/>
+        </w:rPr>
+      </w:r>
+      <w:r>
+        <w:rPr>
+          <w:lang w:val="zh_TW" w:bidi="zh_TW"/>
+        </w:rPr>
+        <w:t>鶴</w:t>
+      </w:r>
+      <w:r>
+        <w:rPr>
+          <w:lang w:val="zh_TW" w:bidi="zh_TW"/>
+        </w:rPr>
+        <w:t>：一種高挑、長頸的涉水鳥，以洪亮的叫聲著名，牠們常成群優雅地飛行。</w:t>
+      </w:r>
+    </w:p>
+    <w:p>
+      <w:pPr>
+        <w:pStyle w:val="ListBullet"/>
+        <w:spacing w:line="240" w:lineRule="auto"/>
+        <w:ind w:left="720"/>
+      </w:pPr>
+      <w:r>
+        <w:rPr>
+          <w:lang w:val="zh_TW" w:bidi="zh_TW"/>
+        </w:rPr>
+      </w:r>
+      <w:r>
+        <w:rPr>
+          <w:lang w:val="zh_TW" w:bidi="zh_TW"/>
+        </w:rPr>
+        <w:t>布穀鳥</w:t>
+      </w:r>
+      <w:r>
+        <w:rPr>
+          <w:lang w:val="zh_TW" w:bidi="zh_TW"/>
+        </w:rPr>
+        <w:t>：一種因叫聲而著名的鳥，牠會把蛋下在其它鳥的巢裡。</w:t>
+      </w:r>
+    </w:p>
+    <w:p>
+      <w:pPr>
+        <w:pStyle w:val="ListBullet"/>
+        <w:spacing w:line="240" w:lineRule="auto"/>
+        <w:ind w:left="720"/>
+      </w:pPr>
+      <w:r>
+        <w:rPr>
+          <w:lang w:val="zh_TW" w:bidi="zh_TW"/>
+        </w:rPr>
+      </w:r>
+      <w:r>
+        <w:rPr>
+          <w:lang w:val="zh_TW" w:bidi="zh_TW"/>
+        </w:rPr>
+        <w:t>鷹（Eagle）</w:t>
+      </w:r>
+      <w:r>
+        <w:rPr>
+          <w:lang w:val="zh_TW" w:bidi="zh_TW"/>
+        </w:rPr>
+        <w:t>：一種強壯的猛禽，有敏銳的視力和有力的雙翼。</w:t>
+      </w:r>
+    </w:p>
+    <w:p>
+      <w:pPr>
+        <w:pStyle w:val="ListBullet"/>
+        <w:spacing w:line="240" w:lineRule="auto"/>
+        <w:ind w:left="1440"/>
+      </w:pPr>
+      <w:r>
+        <w:rPr>
+          <w:lang w:val="zh_TW" w:bidi="zh_TW"/>
+        </w:rPr>
+      </w:r>
+      <w:r>
+        <w:rPr>
+          <w:lang w:val="zh_TW" w:bidi="zh_TW"/>
+        </w:rPr>
+        <w:t>禿鵰</w:t>
+      </w:r>
+      <w:r>
+        <w:rPr>
+          <w:lang w:val="zh_TW" w:bidi="zh_TW"/>
+        </w:rPr>
+        <w:t>：埃及禿鷹的古英文名稱（見</w:t>
+      </w:r>
+      <w:r>
+        <w:rPr>
+          <w:lang w:val="zh_TW" w:bidi="zh_TW"/>
+        </w:rPr>
+        <w:t>禿鷹</w:t>
+      </w:r>
+      <w:r>
+        <w:rPr>
+          <w:lang w:val="zh_TW" w:bidi="zh_TW"/>
+        </w:rPr>
+        <w:t>）。</w:t>
+      </w:r>
+    </w:p>
+    <w:p>
+      <w:pPr>
+        <w:pStyle w:val="ListBullet"/>
+        <w:spacing w:line="240" w:lineRule="auto"/>
+        <w:ind w:left="720"/>
+      </w:pPr>
+      <w:r>
+        <w:rPr>
+          <w:lang w:val="zh_TW" w:bidi="zh_TW"/>
+        </w:rPr>
+      </w:r>
+      <w:r>
+        <w:rPr>
+          <w:lang w:val="zh_TW" w:bidi="zh_TW"/>
+        </w:rPr>
+        <w:t>家禽（家養）</w:t>
+      </w:r>
+      <w:r>
+        <w:rPr>
+          <w:lang w:val="zh_TW" w:bidi="zh_TW"/>
+        </w:rPr>
+        <w:t>：人所飼養用來作食物或其它用途的鳥，例如雞、鴨和火雞。</w:t>
+      </w:r>
+    </w:p>
+    <w:p>
+      <w:pPr>
+        <w:pStyle w:val="ListBullet"/>
+        <w:spacing w:line="240" w:lineRule="auto"/>
+        <w:ind w:left="720"/>
+      </w:pPr>
+      <w:r>
+        <w:rPr>
+          <w:lang w:val="zh_TW" w:bidi="zh_TW"/>
+        </w:rPr>
+      </w:r>
+      <w:r>
+        <w:rPr>
+          <w:lang w:val="zh_TW" w:bidi="zh_TW"/>
+        </w:rPr>
+        <w:t>鵝</w:t>
+      </w:r>
+      <w:r>
+        <w:rPr>
+          <w:lang w:val="zh_TW" w:bidi="zh_TW"/>
+        </w:rPr>
+        <w:t>：一種大型水鳥，有長頸，叫聲宏亮。</w:t>
+      </w:r>
+    </w:p>
+    <w:p>
+      <w:pPr>
+        <w:pStyle w:val="ListBullet"/>
+        <w:spacing w:line="240" w:lineRule="auto"/>
+        <w:ind w:left="720"/>
+      </w:pPr>
+      <w:r>
+        <w:rPr>
+          <w:lang w:val="zh_TW" w:bidi="zh_TW"/>
+        </w:rPr>
+      </w:r>
+      <w:r>
+        <w:rPr>
+          <w:lang w:val="zh_TW" w:bidi="zh_TW"/>
+        </w:rPr>
+        <w:t>鷹（Hawk）</w:t>
+      </w:r>
+      <w:r>
+        <w:rPr>
+          <w:lang w:val="zh_TW" w:bidi="zh_TW"/>
+        </w:rPr>
+        <w:t>：一種視力敏銳的猛禽，會捕捉小型動物和鳥。</w:t>
+      </w:r>
+    </w:p>
+    <w:p>
+      <w:pPr>
+        <w:pStyle w:val="ListBullet"/>
+        <w:spacing w:line="240" w:lineRule="auto"/>
+        <w:ind w:left="720"/>
+      </w:pPr>
+      <w:r>
+        <w:rPr>
+          <w:lang w:val="zh_TW" w:bidi="zh_TW"/>
+        </w:rPr>
+      </w:r>
+      <w:r>
+        <w:rPr>
+          <w:lang w:val="zh_TW" w:bidi="zh_TW"/>
+        </w:rPr>
+        <w:t>鷺鷥</w:t>
+      </w:r>
+      <w:r>
+        <w:rPr>
+          <w:lang w:val="zh_TW" w:bidi="zh_TW"/>
+        </w:rPr>
+        <w:t>：一種長腿的涉水鳥，會在淺水裡吃魚。</w:t>
+      </w:r>
+    </w:p>
+    <w:p>
+      <w:pPr>
+        <w:pStyle w:val="ListBullet"/>
+        <w:spacing w:line="240" w:lineRule="auto"/>
+        <w:ind w:left="720"/>
+      </w:pPr>
+      <w:r>
+        <w:rPr>
+          <w:lang w:val="zh_TW" w:bidi="zh_TW"/>
+        </w:rPr>
+      </w:r>
+      <w:r>
+        <w:rPr>
+          <w:lang w:val="zh_TW" w:bidi="zh_TW"/>
+        </w:rPr>
+        <w:t>戴鵀</w:t>
+      </w:r>
+      <w:r>
+        <w:rPr>
+          <w:lang w:val="zh_TW" w:bidi="zh_TW"/>
+        </w:rPr>
+        <w:t>：一種色彩鮮明的鳥，有一撮豎起的羽冠和彎曲的嘴。</w:t>
+      </w:r>
+    </w:p>
+    <w:p>
+      <w:pPr>
+        <w:pStyle w:val="ListBullet"/>
+        <w:spacing w:line="240" w:lineRule="auto"/>
+        <w:ind w:left="720"/>
+      </w:pPr>
+      <w:r>
+        <w:rPr>
+          <w:lang w:val="zh_TW" w:bidi="zh_TW"/>
+        </w:rPr>
+      </w:r>
+      <w:r>
+        <w:rPr>
+          <w:lang w:val="zh_TW" w:bidi="zh_TW"/>
+        </w:rPr>
+        <w:t>朱鷺</w:t>
+      </w:r>
+      <w:r>
+        <w:rPr>
+          <w:lang w:val="zh_TW" w:bidi="zh_TW"/>
+        </w:rPr>
+        <w:t>：一種長腿涉水鳥，有彎曲的嘴，自古埃及時期即為人所知。</w:t>
+      </w:r>
+    </w:p>
+    <w:p>
+      <w:pPr>
+        <w:pStyle w:val="ListBullet"/>
+        <w:spacing w:line="240" w:lineRule="auto"/>
+        <w:ind w:left="720"/>
+      </w:pPr>
+      <w:r>
+        <w:rPr>
+          <w:lang w:val="zh_TW" w:bidi="zh_TW"/>
+        </w:rPr>
+      </w:r>
+      <w:r>
+        <w:rPr>
+          <w:lang w:val="zh_TW" w:bidi="zh_TW"/>
+        </w:rPr>
+        <w:t>紅隼或獵鷹</w:t>
+      </w:r>
+      <w:r>
+        <w:rPr>
+          <w:lang w:val="zh_TW" w:bidi="zh_TW"/>
+        </w:rPr>
+        <w:t>：一種小型、飛行迅速的猛禽，會捕捉昆蟲和小動物。</w:t>
+      </w:r>
+    </w:p>
+    <w:p>
+      <w:pPr>
+        <w:pStyle w:val="ListBullet"/>
+        <w:spacing w:line="240" w:lineRule="auto"/>
+        <w:ind w:left="720"/>
+      </w:pPr>
+      <w:r>
+        <w:rPr>
+          <w:lang w:val="zh_TW" w:bidi="zh_TW"/>
+        </w:rPr>
+      </w:r>
+      <w:r>
+        <w:rPr>
+          <w:lang w:val="zh_TW" w:bidi="zh_TW"/>
+        </w:rPr>
+        <w:t>鳶</w:t>
+      </w:r>
+      <w:r>
+        <w:rPr>
+          <w:lang w:val="zh_TW" w:bidi="zh_TW"/>
+        </w:rPr>
+        <w:t>：一種中型猛禽，有分叉的尾巴，會在空中滑翔。</w:t>
+      </w:r>
+    </w:p>
+    <w:p>
+      <w:pPr>
+        <w:pStyle w:val="ListBullet"/>
+        <w:spacing w:line="240" w:lineRule="auto"/>
+        <w:ind w:left="720"/>
+      </w:pPr>
+      <w:r>
+        <w:rPr>
+          <w:lang w:val="zh_TW" w:bidi="zh_TW"/>
+        </w:rPr>
+      </w:r>
+      <w:r>
+        <w:rPr>
+          <w:lang w:val="zh_TW" w:bidi="zh_TW"/>
+        </w:rPr>
+        <w:t>夜鷹</w:t>
+      </w:r>
+      <w:r>
+        <w:rPr>
+          <w:lang w:val="zh_TW" w:bidi="zh_TW"/>
+        </w:rPr>
+        <w:t>：一種在夜間活動的鳥，會在飛行中捕捉昆蟲。夜鷹和鷹無關，牠與長尾夜鷹科的鳥更接近。</w:t>
+      </w:r>
+    </w:p>
+    <w:p>
+      <w:pPr>
+        <w:pStyle w:val="ListBullet"/>
+        <w:spacing w:line="240" w:lineRule="auto"/>
+        <w:ind w:left="720"/>
+      </w:pPr>
+      <w:r>
+        <w:rPr>
+          <w:lang w:val="zh_TW" w:bidi="zh_TW"/>
+        </w:rPr>
+      </w:r>
+      <w:r>
+        <w:rPr>
+          <w:lang w:val="zh_TW" w:bidi="zh_TW"/>
+        </w:rPr>
+        <w:t>鴕鳥</w:t>
+      </w:r>
+      <w:r>
+        <w:rPr>
+          <w:lang w:val="zh_TW" w:bidi="zh_TW"/>
+        </w:rPr>
+        <w:t>：一種現存最大的鳥。牠不能飛，但跑得非常快。</w:t>
+      </w:r>
+    </w:p>
+    <w:p>
+      <w:pPr>
+        <w:pStyle w:val="ListBullet"/>
+        <w:spacing w:line="240" w:lineRule="auto"/>
+        <w:ind w:left="720"/>
+      </w:pPr>
+      <w:r>
+        <w:rPr>
+          <w:lang w:val="zh_TW" w:bidi="zh_TW"/>
+        </w:rPr>
+      </w:r>
+      <w:r>
+        <w:rPr>
+          <w:lang w:val="zh_TW" w:bidi="zh_TW"/>
+        </w:rPr>
+        <w:t>貓頭鷹</w:t>
+      </w:r>
+      <w:r>
+        <w:rPr>
+          <w:lang w:val="zh_TW" w:bidi="zh_TW"/>
+        </w:rPr>
+        <w:t>：一種夜行猛禽，有大眼睛，飛行時無聲無息。</w:t>
+      </w:r>
+    </w:p>
+    <w:p>
+      <w:pPr>
+        <w:pStyle w:val="ListBullet"/>
+        <w:spacing w:line="240" w:lineRule="auto"/>
+        <w:ind w:left="1440"/>
+      </w:pPr>
+      <w:r>
+        <w:rPr>
+          <w:lang w:val="zh_TW" w:bidi="zh_TW"/>
+        </w:rPr>
+      </w:r>
+      <w:r>
+        <w:rPr>
+          <w:lang w:val="zh_TW" w:bidi="zh_TW"/>
+        </w:rPr>
+        <w:t>角鴟，白鴞</w:t>
+      </w:r>
+      <w:r>
+        <w:rPr>
+          <w:lang w:val="zh_TW" w:bidi="zh_TW"/>
+        </w:rPr>
+        <w:t>：一種臉像心形、顏色淡的貓頭鷹，會在夜間捕食囓齒類動物。</w:t>
+      </w:r>
+    </w:p>
+    <w:p>
+      <w:pPr>
+        <w:pStyle w:val="ListBullet"/>
+        <w:spacing w:line="240" w:lineRule="auto"/>
+        <w:ind w:left="1440"/>
+      </w:pPr>
+      <w:r>
+        <w:rPr>
+          <w:lang w:val="zh_TW" w:bidi="zh_TW"/>
+        </w:rPr>
+      </w:r>
+      <w:r>
+        <w:rPr>
+          <w:lang w:val="zh_TW" w:bidi="zh_TW"/>
+        </w:rPr>
+        <w:t>大鴞</w:t>
+      </w:r>
+      <w:r>
+        <w:rPr>
+          <w:lang w:val="zh_TW" w:bidi="zh_TW"/>
+        </w:rPr>
+        <w:t>：大型貓頭鷹，頭上有一對像耳朵的羽簇。</w:t>
+      </w:r>
+    </w:p>
+    <w:p>
+      <w:pPr>
+        <w:pStyle w:val="ListBullet"/>
+        <w:spacing w:line="240" w:lineRule="auto"/>
+        <w:ind w:left="1440"/>
+      </w:pPr>
+      <w:r>
+        <w:rPr>
+          <w:lang w:val="zh_TW" w:bidi="zh_TW"/>
+        </w:rPr>
+      </w:r>
+      <w:r>
+        <w:rPr>
+          <w:lang w:val="zh_TW" w:bidi="zh_TW"/>
+        </w:rPr>
+        <w:t>小鴞</w:t>
+      </w:r>
+      <w:r>
+        <w:rPr>
+          <w:lang w:val="zh_TW" w:bidi="zh_TW"/>
+        </w:rPr>
+        <w:t>：體型最小的貓頭鷹，會在夜間捕獵，也是聖地最常見的貓頭鷹。</w:t>
+      </w:r>
+    </w:p>
+    <w:p>
+      <w:pPr>
+        <w:pStyle w:val="ListBullet"/>
+        <w:spacing w:line="240" w:lineRule="auto"/>
+        <w:ind w:left="1440"/>
+      </w:pPr>
+      <w:r>
+        <w:rPr>
+          <w:lang w:val="zh_TW" w:bidi="zh_TW"/>
+        </w:rPr>
+      </w:r>
+      <w:r>
+        <w:rPr>
+          <w:lang w:val="zh_TW" w:bidi="zh_TW"/>
+        </w:rPr>
+        <w:t>角鴞</w:t>
+      </w:r>
+      <w:r>
+        <w:rPr>
+          <w:lang w:val="zh_TW" w:bidi="zh_TW"/>
+        </w:rPr>
+        <w:t>：一種小型貓頭鷹，有耳簇，叫聲輕柔而反覆。</w:t>
+      </w:r>
+    </w:p>
+    <w:p>
+      <w:pPr>
+        <w:pStyle w:val="ListBullet"/>
+        <w:spacing w:line="240" w:lineRule="auto"/>
+        <w:ind w:left="720"/>
+      </w:pPr>
+      <w:r>
+        <w:rPr>
+          <w:lang w:val="zh_TW" w:bidi="zh_TW"/>
+        </w:rPr>
+      </w:r>
+      <w:r>
+        <w:rPr>
+          <w:lang w:val="zh_TW" w:bidi="zh_TW"/>
+        </w:rPr>
+        <w:t>鷓鴣</w:t>
+      </w:r>
+      <w:r>
+        <w:rPr>
+          <w:lang w:val="zh_TW" w:bidi="zh_TW"/>
+        </w:rPr>
+        <w:t>：一種圓潤的地棲鳥，人常捕獵牠作食物或娛樂。</w:t>
+      </w:r>
+    </w:p>
+    <w:p>
+      <w:pPr>
+        <w:pStyle w:val="ListBullet"/>
+        <w:spacing w:line="240" w:lineRule="auto"/>
+        <w:ind w:left="720"/>
+      </w:pPr>
+      <w:r>
+        <w:rPr>
+          <w:lang w:val="zh_TW" w:bidi="zh_TW"/>
+        </w:rPr>
+      </w:r>
+      <w:r>
+        <w:rPr>
+          <w:lang w:val="zh_TW" w:bidi="zh_TW"/>
+        </w:rPr>
+        <w:t>孔雀</w:t>
+      </w:r>
+      <w:r>
+        <w:rPr>
+          <w:lang w:val="zh_TW" w:bidi="zh_TW"/>
+        </w:rPr>
+        <w:t>：一種大型的鳥，雄鳥會展示長而華麗的尾羽。</w:t>
+      </w:r>
+    </w:p>
+    <w:p>
+      <w:pPr>
+        <w:pStyle w:val="ListBullet"/>
+        <w:spacing w:line="240" w:lineRule="auto"/>
+        <w:ind w:left="720"/>
+      </w:pPr>
+      <w:r>
+        <w:rPr>
+          <w:lang w:val="zh_TW" w:bidi="zh_TW"/>
+        </w:rPr>
+      </w:r>
+      <w:r>
+        <w:rPr>
+          <w:lang w:val="zh_TW" w:bidi="zh_TW"/>
+        </w:rPr>
+        <w:t>鵜鶘</w:t>
+      </w:r>
+      <w:r>
+        <w:rPr>
+          <w:lang w:val="zh_TW" w:bidi="zh_TW"/>
+        </w:rPr>
+        <w:t>：一種大型水鳥，嘴下有可盛魚的囊袋。</w:t>
+      </w:r>
+    </w:p>
+    <w:p>
+      <w:pPr>
+        <w:pStyle w:val="ListBullet"/>
+        <w:spacing w:line="240" w:lineRule="auto"/>
+        <w:ind w:left="720"/>
+      </w:pPr>
+      <w:r>
+        <w:rPr>
+          <w:lang w:val="zh_TW" w:bidi="zh_TW"/>
+        </w:rPr>
+      </w:r>
+      <w:r>
+        <w:rPr>
+          <w:lang w:val="zh_TW" w:bidi="zh_TW"/>
+        </w:rPr>
+        <w:t>鴿子</w:t>
+      </w:r>
+      <w:r>
+        <w:rPr>
+          <w:lang w:val="zh_TW" w:bidi="zh_TW"/>
+        </w:rPr>
+        <w:t>：一種性情溫和、短頸的鳥，人常用牠象徵和平或用來獻祭。</w:t>
+      </w:r>
+    </w:p>
+    <w:p>
+      <w:pPr>
+        <w:pStyle w:val="ListBullet"/>
+        <w:spacing w:line="240" w:lineRule="auto"/>
+        <w:ind w:left="1440"/>
+      </w:pPr>
+      <w:r>
+        <w:rPr>
+          <w:lang w:val="zh_TW" w:bidi="zh_TW"/>
+        </w:rPr>
+      </w:r>
+      <w:r>
+        <w:rPr>
+          <w:lang w:val="zh_TW" w:bidi="zh_TW"/>
+        </w:rPr>
+        <w:t>鴿子</w:t>
+      </w:r>
+      <w:r>
+        <w:rPr>
+          <w:lang w:val="zh_TW" w:bidi="zh_TW"/>
+        </w:rPr>
+        <w:t>：任何體型較小的鴿，無論野生或家養。</w:t>
+      </w:r>
+    </w:p>
+    <w:p>
+      <w:pPr>
+        <w:pStyle w:val="ListBullet"/>
+        <w:spacing w:line="240" w:lineRule="auto"/>
+        <w:ind w:left="1440"/>
+      </w:pPr>
+      <w:r>
+        <w:rPr>
+          <w:lang w:val="zh_TW" w:bidi="zh_TW"/>
+        </w:rPr>
+      </w:r>
+      <w:r>
+        <w:rPr>
+          <w:lang w:val="zh_TW" w:bidi="zh_TW"/>
+        </w:rPr>
+        <w:t>斑鳩</w:t>
+      </w:r>
+      <w:r>
+        <w:rPr>
+          <w:lang w:val="zh_TW" w:bidi="zh_TW"/>
+        </w:rPr>
+        <w:t>：一種小型的野生鴿，會遷徙，叫聲輕柔。</w:t>
+      </w:r>
+    </w:p>
+    <w:p>
+      <w:pPr>
+        <w:pStyle w:val="ListBullet"/>
+        <w:spacing w:line="240" w:lineRule="auto"/>
+        <w:ind w:left="720"/>
+      </w:pPr>
+      <w:r>
+        <w:rPr>
+          <w:lang w:val="zh_TW" w:bidi="zh_TW"/>
+        </w:rPr>
+      </w:r>
+      <w:r>
+        <w:rPr>
+          <w:lang w:val="zh_TW" w:bidi="zh_TW"/>
+        </w:rPr>
+        <w:t>鵪鶉</w:t>
+      </w:r>
+      <w:r>
+        <w:rPr>
+          <w:lang w:val="zh_TW" w:bidi="zh_TW"/>
+        </w:rPr>
+        <w:t>：一種小型鳥，活動於田地和草原裡，人常獵牠作食物或娛樂。</w:t>
+      </w:r>
+    </w:p>
+    <w:p>
+      <w:pPr>
+        <w:pStyle w:val="ListBullet"/>
+        <w:spacing w:line="240" w:lineRule="auto"/>
+        <w:ind w:left="720"/>
+      </w:pPr>
+      <w:r>
+        <w:rPr>
+          <w:lang w:val="zh_TW" w:bidi="zh_TW"/>
+        </w:rPr>
+      </w:r>
+      <w:r>
+        <w:rPr>
+          <w:lang w:val="zh_TW" w:bidi="zh_TW"/>
+        </w:rPr>
+        <w:t>烏鴉</w:t>
+      </w:r>
+      <w:r>
+        <w:rPr>
+          <w:lang w:val="zh_TW" w:bidi="zh_TW"/>
+        </w:rPr>
+        <w:t>：一種大型黑色鳥，以聰明和沙啞的叫聲著名。</w:t>
+      </w:r>
+    </w:p>
+    <w:p>
+      <w:pPr>
+        <w:pStyle w:val="ListBullet"/>
+        <w:spacing w:line="240" w:lineRule="auto"/>
+        <w:ind w:left="720"/>
+      </w:pPr>
+      <w:r>
+        <w:rPr>
+          <w:lang w:val="zh_TW" w:bidi="zh_TW"/>
+        </w:rPr>
+      </w:r>
+      <w:r>
+        <w:rPr>
+          <w:lang w:val="zh_TW" w:bidi="zh_TW"/>
+        </w:rPr>
+        <w:t>海鷗</w:t>
+      </w:r>
+      <w:r>
+        <w:rPr>
+          <w:lang w:val="zh_TW" w:bidi="zh_TW"/>
+        </w:rPr>
+        <w:t>：一種生活在海岸的鳥，有長翼，叫聲響亮。</w:t>
+      </w:r>
+    </w:p>
+    <w:p>
+      <w:pPr>
+        <w:pStyle w:val="ListBullet"/>
+        <w:spacing w:line="240" w:lineRule="auto"/>
+        <w:ind w:left="720"/>
+      </w:pPr>
+      <w:r>
+        <w:rPr>
+          <w:lang w:val="zh_TW" w:bidi="zh_TW"/>
+        </w:rPr>
+      </w:r>
+      <w:r>
+        <w:rPr>
+          <w:lang w:val="zh_TW" w:bidi="zh_TW"/>
+        </w:rPr>
+        <w:t>麻雀</w:t>
+      </w:r>
+      <w:r>
+        <w:rPr>
+          <w:lang w:val="zh_TW" w:bidi="zh_TW"/>
+        </w:rPr>
+        <w:t>：一種小型褐色鳴禽，城鎮和田野常見牠的身影。</w:t>
+      </w:r>
+    </w:p>
+    <w:p>
+      <w:pPr>
+        <w:pStyle w:val="ListBullet"/>
+        <w:spacing w:line="240" w:lineRule="auto"/>
+        <w:ind w:left="720"/>
+      </w:pPr>
+      <w:r>
+        <w:rPr>
+          <w:lang w:val="zh_TW" w:bidi="zh_TW"/>
+        </w:rPr>
+      </w:r>
+      <w:r>
+        <w:rPr>
+          <w:lang w:val="zh_TW" w:bidi="zh_TW"/>
+        </w:rPr>
+        <w:t>鸛</w:t>
+      </w:r>
+      <w:r>
+        <w:rPr>
+          <w:lang w:val="zh_TW" w:bidi="zh_TW"/>
+        </w:rPr>
+        <w:t>：一種高大的涉水鳥，有長腿和長嘴，常在屋頂或高樹上築大巢。</w:t>
+      </w:r>
+    </w:p>
+    <w:p>
+      <w:pPr>
+        <w:pStyle w:val="ListBullet"/>
+        <w:spacing w:line="240" w:lineRule="auto"/>
+        <w:ind w:left="720"/>
+      </w:pPr>
+      <w:r>
+        <w:rPr>
+          <w:lang w:val="zh_TW" w:bidi="zh_TW"/>
+        </w:rPr>
+      </w:r>
+      <w:r>
+        <w:rPr>
+          <w:lang w:val="zh_TW" w:bidi="zh_TW"/>
+        </w:rPr>
+        <w:t>燕子</w:t>
+      </w:r>
+      <w:r>
+        <w:rPr>
+          <w:lang w:val="zh_TW" w:bidi="zh_TW"/>
+        </w:rPr>
+        <w:t>：一種小型鳥，有狹長的翅膀，會在飛行中捕捉昆蟲。</w:t>
+      </w:r>
+    </w:p>
+    <w:p>
+      <w:pPr>
+        <w:pStyle w:val="ListBullet"/>
+        <w:spacing w:line="240" w:lineRule="auto"/>
+        <w:ind w:left="720"/>
+      </w:pPr>
+      <w:r>
+        <w:rPr>
+          <w:lang w:val="zh_TW" w:bidi="zh_TW"/>
+        </w:rPr>
+      </w:r>
+      <w:r>
+        <w:rPr>
+          <w:lang w:val="zh_TW" w:bidi="zh_TW"/>
+        </w:rPr>
+        <w:t>天鵝</w:t>
+      </w:r>
+      <w:r>
+        <w:rPr>
+          <w:lang w:val="zh_TW" w:bidi="zh_TW"/>
+        </w:rPr>
+        <w:t>：一種大型、優雅的水鳥，有長頸。</w:t>
+      </w:r>
+    </w:p>
+    <w:p>
+      <w:pPr>
+        <w:pStyle w:val="ListBullet"/>
+        <w:spacing w:line="240" w:lineRule="auto"/>
+        <w:ind w:left="720"/>
+      </w:pPr>
+      <w:r>
+        <w:rPr>
+          <w:lang w:val="zh_TW" w:bidi="zh_TW"/>
+        </w:rPr>
+      </w:r>
+      <w:r>
+        <w:rPr>
+          <w:lang w:val="zh_TW" w:bidi="zh_TW"/>
+        </w:rPr>
+        <w:t>雨燕</w:t>
+      </w:r>
+      <w:r>
+        <w:rPr>
+          <w:lang w:val="zh_TW" w:bidi="zh_TW"/>
+        </w:rPr>
+        <w:t>：一種小型鳥，有長翼，一生大部分時間都在空中度過。</w:t>
+      </w:r>
+    </w:p>
+    <w:p>
+      <w:pPr>
+        <w:pStyle w:val="ListBullet"/>
+        <w:spacing w:line="240" w:lineRule="auto"/>
+        <w:ind w:left="720"/>
+      </w:pPr>
+      <w:r>
+        <w:rPr>
+          <w:lang w:val="zh_TW" w:bidi="zh_TW"/>
+        </w:rPr>
+      </w:r>
+      <w:r>
+        <w:rPr>
+          <w:lang w:val="zh_TW" w:bidi="zh_TW"/>
+        </w:rPr>
+        <w:t>禿鷹（Vulture）</w:t>
+      </w:r>
+      <w:r>
+        <w:rPr>
+          <w:lang w:val="zh_TW" w:bidi="zh_TW"/>
+        </w:rPr>
+        <w:t>：一種大型食腐鳥，以動物屍體為食。</w:t>
+      </w:r>
+    </w:p>
+    <w:p>
+      <w:pPr>
+        <w:pStyle w:val="ListBullet"/>
+        <w:spacing w:line="240" w:lineRule="auto"/>
+        <w:ind w:left="720"/>
+      </w:pPr>
+      <w:r>
+        <w:rPr>
+          <w:lang w:val="zh_TW" w:bidi="zh_TW"/>
+        </w:rPr>
+      </w:r>
+      <w:r>
+        <w:rPr>
+          <w:lang w:val="zh_TW" w:bidi="zh_TW"/>
+        </w:rPr>
+        <w:t>水雞</w:t>
+      </w:r>
+      <w:r>
+        <w:rPr>
+          <w:lang w:val="zh_TW" w:bidi="zh_TW"/>
+        </w:rPr>
+        <w:t>：一種深色、外形像鴨的鳥，生活在濕地，有紅色的嘴。</w:t>
       </w:r>
       <w:r>
         <w:rPr>

--- a/zht/docx/112.content.docx
+++ b/zht/docx/112.content.docx
@@ -149,7 +149,7 @@
         <w:rPr>
           <w:lang w:val="zh_TW" w:bidi="zh_TW"/>
         </w:rPr>
-        <w:t>niao</w:t>
+        <w:t>nai</w:t>
       </w:r>
       <w:r>
         <w:rPr>
@@ -212,7 +212,7 @@
         <w:rPr>
           <w:lang w:val="zh_TW" w:bidi="zh_TW"/>
         </w:rPr>
-        <w:t>鳥</w:t>
+        <w:t>乃幔</w:t>
       </w:r>
       <w:r>
         <w:rPr>
@@ -221,7 +221,15 @@
       </w:r>
     </w:p>
     <w:p>
-      <w:pPr/>
+      <w:pPr>
+        <w:pStyle w:val="ListNumber"/>
+        <w:numPr>
+          <w:ilvl w:val="0"/>
+          <w:numId w:val="14"/>
+        </w:numPr>
+        <w:spacing w:line="240" w:lineRule="auto"/>
+        <w:ind w:left="720"/>
+      </w:pPr>
       <w:r>
         <w:rPr>
           <w:lang w:val="zh_TW" w:bidi="zh_TW"/>
@@ -231,34 +239,7 @@
         <w:rPr>
           <w:lang w:val="zh_TW" w:bidi="zh_TW"/>
         </w:rPr>
-        <w:t>鳥是長有羽毛的脊椎動物（具有骨骼的動物），屬於</w:t>
-      </w:r>
-      <w:r>
-        <w:rPr>
-          <w:i/>
-          <w:lang w:val="zh_TW" w:bidi="zh_TW"/>
-        </w:rPr>
-        <w:t>鳥綱（Aves）</w:t>
-      </w:r>
-      <w:r>
-        <w:rPr>
-          <w:lang w:val="zh_TW" w:bidi="zh_TW"/>
-        </w:rPr>
-        <w:t>。科學家已辨認超過8,000種鳥，其中約有400種分佈在聖地一帶；聖經中則提到過大約40種。</w:t>
-      </w:r>
-    </w:p>
-    <w:p>
-      <w:pPr/>
-      <w:r>
-        <w:rPr>
-          <w:lang w:val="zh_TW" w:bidi="zh_TW"/>
-        </w:rPr>
-      </w:r>
-      <w:r>
-        <w:rPr>
-          <w:lang w:val="zh_TW" w:bidi="zh_TW"/>
-        </w:rPr>
-        <w:t>今天，科學家按照生物內部及外部的身體構造來把他們分類。但在聖經裡，作者往往按照動物所居住的地方來歸類。例如，聖經將蝙蝠與鳥同列為天空中的生物（</w:t>
+        <w:t>便雅憫的孫子，比拉的兒子，也是乃幔族的始祖（</w:t>
       </w:r>
       <w:hyperlink r:id="rId13">
         <w:r>
@@ -269,7 +250,7 @@
             <w:color w:val="0000EE"/>
             <w:u w:val="single"/>
           </w:rPr>
-          <w:t>利11:19</w:t>
+          <w:t>創46:21</w:t>
         </w:r>
       </w:hyperlink>
       <w:r>
@@ -287,7 +268,25 @@
             <w:color w:val="0000EE"/>
             <w:u w:val="single"/>
           </w:rPr>
-          <w:t>申14:18</w:t>
+          <w:t>民26:38–40</w:t>
+        </w:r>
+      </w:hyperlink>
+      <w:r>
+        <w:rPr>
+          <w:lang w:val="zh_TW" w:bidi="zh_TW"/>
+        </w:rPr>
+        <w:t>；</w:t>
+      </w:r>
+      <w:hyperlink r:id="rId15">
+        <w:r>
+          <w:rPr>
+            <w:lang w:val="zh_TW" w:bidi="zh_TW"/>
+          </w:rPr>
+          <w:rPr>
+            <w:color w:val="0000EE"/>
+            <w:u w:val="single"/>
+          </w:rPr>
+          <w:t>代上8:4、7</w:t>
         </w:r>
       </w:hyperlink>
       <w:r>
@@ -298,7 +297,11 @@
       </w:r>
     </w:p>
     <w:p>
-      <w:pPr/>
+      <w:pPr>
+        <w:pStyle w:val="ListNumber"/>
+        <w:spacing w:line="240" w:lineRule="auto"/>
+        <w:ind w:left="720"/>
+      </w:pPr>
       <w:r>
         <w:rPr>
           <w:lang w:val="zh_TW" w:bidi="zh_TW"/>
@@ -308,114 +311,7 @@
         <w:rPr>
           <w:lang w:val="zh_TW" w:bidi="zh_TW"/>
         </w:rPr>
-        <w:t>要確切辨識聖經經文中所指的鳥，往往相當困難，甚至根本無法確定。聖經所用的語言並不是科學分類的語言；當時的人能分辨一些我們如今視為不同物種的動物，但在鳥方面，他們常使用具詩意或描述性的名稱來稱呼。</w:t>
-      </w:r>
-    </w:p>
-    <w:p>
-      <w:pPr/>
-      <w:r>
-        <w:rPr>
-          <w:lang w:val="zh_TW" w:bidi="zh_TW"/>
-        </w:rPr>
-      </w:r>
-      <w:r>
-        <w:rPr>
-          <w:lang w:val="zh_TW" w:bidi="zh_TW"/>
-        </w:rPr>
-        <w:t>聖經學者會嘗試用以下方法辨認這些鳥：</w:t>
-      </w:r>
-    </w:p>
-    <w:p>
-      <w:pPr>
-        <w:pStyle w:val="ListBullet"/>
-        <w:spacing w:line="240" w:lineRule="auto"/>
-        <w:ind w:left="720"/>
-      </w:pPr>
-      <w:r>
-        <w:rPr>
-          <w:lang w:val="zh_TW" w:bidi="zh_TW"/>
-        </w:rPr>
-      </w:r>
-      <w:r>
-        <w:rPr>
-          <w:lang w:val="zh_TW" w:bidi="zh_TW"/>
-        </w:rPr>
-        <w:t>比較希伯來文的詞語與相關語言中的詞語，以及</w:t>
-      </w:r>
-    </w:p>
-    <w:p>
-      <w:pPr>
-        <w:pStyle w:val="ListBullet"/>
-        <w:spacing w:line="240" w:lineRule="auto"/>
-        <w:ind w:left="720"/>
-      </w:pPr>
-      <w:r>
-        <w:rPr>
-          <w:lang w:val="zh_TW" w:bidi="zh_TW"/>
-        </w:rPr>
-      </w:r>
-      <w:r>
-        <w:rPr>
-          <w:lang w:val="zh_TW" w:bidi="zh_TW"/>
-        </w:rPr>
-        <w:t>根據聖經記載的棲息地、行為與特徵來判斷。</w:t>
-      </w:r>
-    </w:p>
-    <w:p>
-      <w:pPr/>
-      <w:r>
-        <w:rPr>
-          <w:lang w:val="zh_TW" w:bidi="zh_TW"/>
-        </w:rPr>
-      </w:r>
-      <w:r>
-        <w:rPr>
-          <w:lang w:val="zh_TW" w:bidi="zh_TW"/>
-        </w:rPr>
-        <w:t>學者即使用了這些方法，有時仍對鳥的具體種類存在分歧。</w:t>
-      </w:r>
-    </w:p>
-    <w:p>
-      <w:pPr>
-        <w:pStyle w:val="Heading3"/>
-      </w:pPr>
-      <w:r>
-        <w:rPr>
-          <w:lang w:val="zh_TW" w:bidi="zh_TW"/>
-        </w:rPr>
-        <w:t>聖經中的鳥類</w:t>
-      </w:r>
-    </w:p>
-    <w:p>
-      <w:pPr/>
-      <w:r>
-        <w:rPr>
-          <w:lang w:val="zh_TW" w:bidi="zh_TW"/>
-        </w:rPr>
-      </w:r>
-      <w:r>
-        <w:rPr>
-          <w:lang w:val="zh_TW" w:bidi="zh_TW"/>
-        </w:rPr>
-        <w:t>聖經以真實的方式，也以象徵的方式來提及鳥。聖經的作者十分留心觀察自然界，許多經文都顯明他們認識鳥及其生活方式。他們指出，神認識每一隻飛鳥（</w:t>
-      </w:r>
-      <w:hyperlink r:id="rId15">
-        <w:r>
-          <w:rPr>
-            <w:lang w:val="zh_TW" w:bidi="zh_TW"/>
-          </w:rPr>
-          <w:rPr>
-            <w:color w:val="0000EE"/>
-            <w:u w:val="single"/>
-          </w:rPr>
-          <w:t>詩50:11</w:t>
-        </w:r>
-      </w:hyperlink>
-      <w:r>
-        <w:rPr>
-          <w:lang w:val="zh_TW" w:bidi="zh_TW"/>
-        </w:rPr>
-        <w:t>），也眷顧牠們（</w:t>
+        <w:t>亞蘭王便·哈達在位期間的亞蘭軍兵元帥（</w:t>
       </w:r>
       <w:hyperlink r:id="rId16">
         <w:r>
@@ -426,14 +322,14 @@
             <w:color w:val="0000EE"/>
             <w:u w:val="single"/>
           </w:rPr>
-          <w:t>太10:29</w:t>
+          <w:t>王下5章</w:t>
         </w:r>
       </w:hyperlink>
       <w:r>
         <w:rPr>
           <w:lang w:val="zh_TW" w:bidi="zh_TW"/>
         </w:rPr>
-        <w:t>）。他們亦明白，洪水之後神對挪亞所立的約同時包括飛鳥與走獸（</w:t>
+        <w:t>）。即使他患了大痲瘋，王仍因他的品格和軍事成就而尊重他。這病並沒有使他像以色列人那樣，被隔離於社會之外（參</w:t>
       </w:r>
       <w:hyperlink r:id="rId17">
         <w:r>
@@ -444,28 +340,21 @@
             <w:color w:val="0000EE"/>
             <w:u w:val="single"/>
           </w:rPr>
-          <w:t>創9:10</w:t>
+          <w:t>利13–14章</w:t>
         </w:r>
       </w:hyperlink>
       <w:r>
         <w:rPr>
           <w:lang w:val="zh_TW" w:bidi="zh_TW"/>
         </w:rPr>
-        <w:t>）。</w:t>
-      </w:r>
-    </w:p>
-    <w:p>
-      <w:pPr/>
-      <w:r>
-        <w:rPr>
-          <w:lang w:val="zh_TW" w:bidi="zh_TW"/>
-        </w:rPr>
+        <w:t>）。便·哈達准許他帶著禮物前往鄰國的王的宮廷；那位對此深感懷疑的王，很可能是約蘭。</w:t>
+        <w:br/>
       </w:r>
       <w:r>
         <w:rPr>
           <w:lang w:val="zh_TW" w:bidi="zh_TW"/>
         </w:rPr>
-        <w:t>摩西的律法指出有些鳥是不潔的，這些主要是以死屍為食、捕食其它動物，或棲息在荒涼之地的鳥。後來，初期的基督徒認為所有的鳥都是潔淨的，這一點在使徒彼得所得的異象裡得以顯明（</w:t>
+        <w:t>先知以利沙介入此事，要求他用一種看似不可能的方法得醫治。起初乃幔不情願，後來還是照著去做。他的僕人說：「先知若吩咐你做一件大事，你豈不做嗎？」於是，乃幔承認惟有以色列的神是真神。他帶著兩騾子馱（一馱是一頭騾子所能馱運的分量）的土回到自己的地方，以為只有站在這片土地上，才能敬拜這位神（參</w:t>
       </w:r>
       <w:hyperlink r:id="rId18">
         <w:r>
@@ -476,7 +365,7 @@
             <w:color w:val="0000EE"/>
             <w:u w:val="single"/>
           </w:rPr>
-          <w:t>徒10:12</w:t>
+          <w:t>出20:24</w:t>
         </w:r>
       </w:hyperlink>
       <w:r>
@@ -484,20 +373,13 @@
           <w:lang w:val="zh_TW" w:bidi="zh_TW"/>
         </w:rPr>
         <w:t>）。</w:t>
-      </w:r>
-    </w:p>
-    <w:p>
-      <w:pPr/>
-      <w:r>
-        <w:rPr>
-          <w:lang w:val="zh_TW" w:bidi="zh_TW"/>
-        </w:rPr>
+        <w:br/>
       </w:r>
       <w:r>
         <w:rPr>
           <w:lang w:val="zh_TW" w:bidi="zh_TW"/>
         </w:rPr>
-        <w:t>以色列人在曠野的旅程中也吃過其它鳥，例如鵪鶉（</w:t>
+        <w:t>在</w:t>
       </w:r>
       <w:hyperlink r:id="rId19">
         <w:r>
@@ -508,1915 +390,14 @@
             <w:color w:val="0000EE"/>
             <w:u w:val="single"/>
           </w:rPr>
-          <w:t>出16:13</w:t>
+          <w:t>路加福音四章27節</w:t>
         </w:r>
       </w:hyperlink>
       <w:r>
         <w:rPr>
           <w:lang w:val="zh_TW" w:bidi="zh_TW"/>
         </w:rPr>
-        <w:t>）。律法要求在以下情況使用鳥作為供物：</w:t>
-      </w:r>
-    </w:p>
-    <w:p>
-      <w:pPr>
-        <w:pStyle w:val="ListBullet"/>
-        <w:spacing w:line="240" w:lineRule="auto"/>
-        <w:ind w:left="720"/>
-      </w:pPr>
-      <w:r>
-        <w:rPr>
-          <w:lang w:val="zh_TW" w:bidi="zh_TW"/>
-        </w:rPr>
-      </w:r>
-      <w:r>
-        <w:rPr>
-          <w:lang w:val="zh_TW" w:bidi="zh_TW"/>
-        </w:rPr>
-        <w:t>為頭生的孩子獻祭（</w:t>
-      </w:r>
-      <w:hyperlink r:id="rId20">
-        <w:r>
-          <w:rPr>
-            <w:lang w:val="zh_TW" w:bidi="zh_TW"/>
-          </w:rPr>
-          <w:rPr>
-            <w:color w:val="0000EE"/>
-            <w:u w:val="single"/>
-          </w:rPr>
-          <w:t>路2:24</w:t>
-        </w:r>
-      </w:hyperlink>
-      <w:r>
-        <w:rPr>
-          <w:lang w:val="zh_TW" w:bidi="zh_TW"/>
-        </w:rPr>
-        <w:t>）；</w:t>
-      </w:r>
-    </w:p>
-    <w:p>
-      <w:pPr>
-        <w:pStyle w:val="ListBullet"/>
-        <w:spacing w:line="240" w:lineRule="auto"/>
-        <w:ind w:left="720"/>
-      </w:pPr>
-      <w:r>
-        <w:rPr>
-          <w:lang w:val="zh_TW" w:bidi="zh_TW"/>
-        </w:rPr>
-      </w:r>
-      <w:r>
-        <w:rPr>
-          <w:lang w:val="zh_TW" w:bidi="zh_TW"/>
-        </w:rPr>
-        <w:t>在守拿細耳人的願時獻祭（</w:t>
-      </w:r>
-      <w:hyperlink r:id="rId21">
-        <w:r>
-          <w:rPr>
-            <w:lang w:val="zh_TW" w:bidi="zh_TW"/>
-          </w:rPr>
-          <w:rPr>
-            <w:color w:val="0000EE"/>
-            <w:u w:val="single"/>
-          </w:rPr>
-          <w:t>民6:10</w:t>
-        </w:r>
-      </w:hyperlink>
-      <w:r>
-        <w:rPr>
-          <w:lang w:val="zh_TW" w:bidi="zh_TW"/>
-        </w:rPr>
-        <w:t>）；</w:t>
-      </w:r>
-    </w:p>
-    <w:p>
-      <w:pPr>
-        <w:pStyle w:val="ListBullet"/>
-        <w:spacing w:line="240" w:lineRule="auto"/>
-        <w:ind w:left="720"/>
-      </w:pPr>
-      <w:r>
-        <w:rPr>
-          <w:lang w:val="zh_TW" w:bidi="zh_TW"/>
-        </w:rPr>
-      </w:r>
-      <w:r>
-        <w:rPr>
-          <w:lang w:val="zh_TW" w:bidi="zh_TW"/>
-        </w:rPr>
-        <w:t>為潔淨痲瘋病人而獻祭（</w:t>
-      </w:r>
-      <w:hyperlink r:id="rId22">
-        <w:r>
-          <w:rPr>
-            <w:lang w:val="zh_TW" w:bidi="zh_TW"/>
-          </w:rPr>
-          <w:rPr>
-            <w:color w:val="0000EE"/>
-            <w:u w:val="single"/>
-          </w:rPr>
-          <w:t>利14:22</w:t>
-        </w:r>
-      </w:hyperlink>
-      <w:r>
-        <w:rPr>
-          <w:lang w:val="zh_TW" w:bidi="zh_TW"/>
-        </w:rPr>
-        <w:t>）；以及</w:t>
-      </w:r>
-    </w:p>
-    <w:p>
-      <w:pPr>
-        <w:pStyle w:val="ListBullet"/>
-        <w:spacing w:line="240" w:lineRule="auto"/>
-        <w:ind w:left="720"/>
-      </w:pPr>
-      <w:r>
-        <w:rPr>
-          <w:lang w:val="zh_TW" w:bidi="zh_TW"/>
-        </w:rPr>
-      </w:r>
-      <w:r>
-        <w:rPr>
-          <w:lang w:val="zh_TW" w:bidi="zh_TW"/>
-        </w:rPr>
-        <w:t>獻燔祭與贖罪祭（</w:t>
-      </w:r>
-      <w:hyperlink r:id="rId23">
-        <w:r>
-          <w:rPr>
-            <w:lang w:val="zh_TW" w:bidi="zh_TW"/>
-          </w:rPr>
-          <w:rPr>
-            <w:color w:val="0000EE"/>
-            <w:u w:val="single"/>
-          </w:rPr>
-          <w:t>利12:8</w:t>
-        </w:r>
-      </w:hyperlink>
-      <w:r>
-        <w:rPr>
-          <w:lang w:val="zh_TW" w:bidi="zh_TW"/>
-        </w:rPr>
-        <w:t>）。</w:t>
-      </w:r>
-    </w:p>
-    <w:p>
-      <w:pPr/>
-      <w:r>
-        <w:rPr>
-          <w:lang w:val="zh_TW" w:bidi="zh_TW"/>
-        </w:rPr>
-      </w:r>
-      <w:r>
-        <w:rPr>
-          <w:lang w:val="zh_TW" w:bidi="zh_TW"/>
-        </w:rPr>
-        <w:t>鳥有可能會絕種，而人類的行為往往是導致牠們絕種的主要原因之一。神吩咐以色列人要保護飛鳥，使牠們能在那地持續生存並成為人的食物供應。律法允許人從鳥巢裡取走蛋或雛鳥，但不可在同一天同時取母鳥與雛鳥的性命（</w:t>
-      </w:r>
-      <w:hyperlink r:id="rId24">
-        <w:r>
-          <w:rPr>
-            <w:lang w:val="zh_TW" w:bidi="zh_TW"/>
-          </w:rPr>
-          <w:rPr>
-            <w:color w:val="0000EE"/>
-            <w:u w:val="single"/>
-          </w:rPr>
-          <w:t>申22:6</w:t>
-        </w:r>
-      </w:hyperlink>
-      <w:r>
-        <w:rPr>
-          <w:lang w:val="zh_TW" w:bidi="zh_TW"/>
-        </w:rPr>
-        <w:t>）。</w:t>
-      </w:r>
-    </w:p>
-    <w:p>
-      <w:pPr/>
-      <w:r>
-        <w:rPr>
-          <w:lang w:val="zh_TW" w:bidi="zh_TW"/>
-        </w:rPr>
-      </w:r>
-      <w:r>
-        <w:rPr>
-          <w:lang w:val="zh_TW" w:bidi="zh_TW"/>
-        </w:rPr>
-        <w:t>聖經的作者常用大自然來顯明關於神的真理，或用來描述人的行為。有時候，這些意象會帶出人的軟弱或卑微。例如，尼布甲尼撒王發狂時的情形被形容為有像飛鳥般的爪子（</w:t>
-      </w:r>
-      <w:hyperlink r:id="rId25">
-        <w:r>
-          <w:rPr>
-            <w:lang w:val="zh_TW" w:bidi="zh_TW"/>
-          </w:rPr>
-          <w:rPr>
-            <w:color w:val="0000EE"/>
-            <w:u w:val="single"/>
-          </w:rPr>
-          <w:t>但4:33</w:t>
-        </w:r>
-      </w:hyperlink>
-      <w:r>
-        <w:rPr>
-          <w:lang w:val="zh_TW" w:bidi="zh_TW"/>
-        </w:rPr>
-        <w:t>）。約伯指出，飛鳥並不知道智慧的泉源在哪裡（</w:t>
-      </w:r>
-      <w:hyperlink r:id="rId26">
-        <w:r>
-          <w:rPr>
-            <w:lang w:val="zh_TW" w:bidi="zh_TW"/>
-          </w:rPr>
-          <w:rPr>
-            <w:color w:val="0000EE"/>
-            <w:u w:val="single"/>
-          </w:rPr>
-          <w:t>伯28:21</w:t>
-        </w:r>
-      </w:hyperlink>
-      <w:r>
-        <w:rPr>
-          <w:lang w:val="zh_TW" w:bidi="zh_TW"/>
-        </w:rPr>
-        <w:t>）。在耶穌所說撒種的比喻裡，那些在路旁吃掉種子的鳥，代表那些不明白神話語的人（</w:t>
-      </w:r>
-      <w:hyperlink r:id="rId27">
-        <w:r>
-          <w:rPr>
-            <w:lang w:val="zh_TW" w:bidi="zh_TW"/>
-          </w:rPr>
-          <w:rPr>
-            <w:color w:val="0000EE"/>
-            <w:u w:val="single"/>
-          </w:rPr>
-          <w:t>太13:4</w:t>
-        </w:r>
-      </w:hyperlink>
-      <w:r>
-        <w:rPr>
-          <w:lang w:val="zh_TW" w:bidi="zh_TW"/>
-        </w:rPr>
-        <w:t>）。</w:t>
-      </w:r>
-    </w:p>
-    <w:p>
-      <w:pPr/>
-      <w:r>
-        <w:rPr>
-          <w:lang w:val="zh_TW" w:bidi="zh_TW"/>
-        </w:rPr>
-      </w:r>
-      <w:r>
-        <w:rPr>
-          <w:lang w:val="zh_TW" w:bidi="zh_TW"/>
-        </w:rPr>
-        <w:t>其它經文則表達對飛鳥的同情。詩人把禱告中的孤單比喻為一隻獨自在屋頂上的飛鳥（</w:t>
-      </w:r>
-      <w:hyperlink r:id="rId28">
-        <w:r>
-          <w:rPr>
-            <w:lang w:val="zh_TW" w:bidi="zh_TW"/>
-          </w:rPr>
-          <w:rPr>
-            <w:color w:val="0000EE"/>
-            <w:u w:val="single"/>
-          </w:rPr>
-          <w:t>詩102:7</w:t>
-        </w:r>
-      </w:hyperlink>
-      <w:r>
-        <w:rPr>
-          <w:lang w:val="zh_TW" w:bidi="zh_TW"/>
-        </w:rPr>
-        <w:t>）。被仇敵追捕的人也能體會一隻被獵捕的飛鳥所感受到的恐懼（</w:t>
-      </w:r>
-      <w:hyperlink r:id="rId29">
-        <w:r>
-          <w:rPr>
-            <w:lang w:val="zh_TW" w:bidi="zh_TW"/>
-          </w:rPr>
-          <w:rPr>
-            <w:color w:val="0000EE"/>
-            <w:u w:val="single"/>
-          </w:rPr>
-          <w:t>哀3:52</w:t>
-        </w:r>
-      </w:hyperlink>
-      <w:r>
-        <w:rPr>
-          <w:lang w:val="zh_TW" w:bidi="zh_TW"/>
-        </w:rPr>
-        <w:t>）。當神的咒詛臨到作惡的人時，飛鳥逃離耶路撒冷與大地（</w:t>
-      </w:r>
-      <w:hyperlink r:id="rId30">
-        <w:r>
-          <w:rPr>
-            <w:lang w:val="zh_TW" w:bidi="zh_TW"/>
-          </w:rPr>
-          <w:rPr>
-            <w:color w:val="0000EE"/>
-            <w:u w:val="single"/>
-          </w:rPr>
-          <w:t>耶9:10</w:t>
-        </w:r>
-      </w:hyperlink>
-      <w:r>
-        <w:rPr>
-          <w:lang w:val="zh_TW" w:bidi="zh_TW"/>
-        </w:rPr>
-        <w:t>；</w:t>
-      </w:r>
-      <w:hyperlink r:id="rId31">
-        <w:r>
-          <w:rPr>
-            <w:lang w:val="zh_TW" w:bidi="zh_TW"/>
-          </w:rPr>
-          <w:rPr>
-            <w:color w:val="0000EE"/>
-            <w:u w:val="single"/>
-          </w:rPr>
-          <w:t>番1:3</w:t>
-        </w:r>
-      </w:hyperlink>
-      <w:r>
-        <w:rPr>
-          <w:lang w:val="zh_TW" w:bidi="zh_TW"/>
-        </w:rPr>
-        <w:t>）。</w:t>
-      </w:r>
-    </w:p>
-    <w:p>
-      <w:pPr/>
-      <w:r>
-        <w:rPr>
-          <w:lang w:val="zh_TW" w:bidi="zh_TW"/>
-        </w:rPr>
-      </w:r>
-      <w:r>
-        <w:rPr>
-          <w:lang w:val="zh_TW" w:bidi="zh_TW"/>
-        </w:rPr>
-        <w:t>即使飛鳥面對各樣危險，聖經仍指出神眷顧牠們（</w:t>
-      </w:r>
-      <w:hyperlink r:id="rId15">
-        <w:r>
-          <w:rPr>
-            <w:lang w:val="zh_TW" w:bidi="zh_TW"/>
-          </w:rPr>
-          <w:rPr>
-            <w:color w:val="0000EE"/>
-            <w:u w:val="single"/>
-          </w:rPr>
-          <w:t>詩50:11</w:t>
-        </w:r>
-      </w:hyperlink>
-      <w:r>
-        <w:rPr>
-          <w:lang w:val="zh_TW" w:bidi="zh_TW"/>
-        </w:rPr>
-        <w:t>；</w:t>
-      </w:r>
-      <w:hyperlink r:id="rId32">
-        <w:r>
-          <w:rPr>
-            <w:lang w:val="zh_TW" w:bidi="zh_TW"/>
-          </w:rPr>
-          <w:rPr>
-            <w:color w:val="0000EE"/>
-            <w:u w:val="single"/>
-          </w:rPr>
-          <w:t>太6:26，</w:t>
-        </w:r>
-      </w:hyperlink>
-      <w:hyperlink r:id="rId16">
-        <w:r>
-          <w:rPr>
-            <w:lang w:val="zh_TW" w:bidi="zh_TW"/>
-          </w:rPr>
-          <w:rPr>
-            <w:color w:val="0000EE"/>
-            <w:u w:val="single"/>
-          </w:rPr>
-          <w:t>10:29</w:t>
-        </w:r>
-      </w:hyperlink>
-      <w:r>
-        <w:rPr>
-          <w:lang w:val="zh_TW" w:bidi="zh_TW"/>
-        </w:rPr>
-        <w:t>）。聖經把一些君王（例如法老與尼布甲尼撒）描繪成能為飛鳥提供庇護的大樹（</w:t>
-      </w:r>
-      <w:hyperlink r:id="rId33">
-        <w:r>
-          <w:rPr>
-            <w:lang w:val="zh_TW" w:bidi="zh_TW"/>
-          </w:rPr>
-          <w:rPr>
-            <w:color w:val="0000EE"/>
-            <w:u w:val="single"/>
-          </w:rPr>
-          <w:t>結31:6</w:t>
-        </w:r>
-      </w:hyperlink>
-      <w:r>
-        <w:rPr>
-          <w:lang w:val="zh_TW" w:bidi="zh_TW"/>
-        </w:rPr>
-        <w:t>；</w:t>
-      </w:r>
-      <w:hyperlink r:id="rId34">
-        <w:r>
-          <w:rPr>
-            <w:lang w:val="zh_TW" w:bidi="zh_TW"/>
-          </w:rPr>
-          <w:rPr>
-            <w:color w:val="0000EE"/>
-            <w:u w:val="single"/>
-          </w:rPr>
-          <w:t>但4:12</w:t>
-        </w:r>
-      </w:hyperlink>
-      <w:r>
-        <w:rPr>
-          <w:lang w:val="zh_TW" w:bidi="zh_TW"/>
-        </w:rPr>
-        <w:t>；參</w:t>
-      </w:r>
-      <w:hyperlink r:id="rId35">
-        <w:r>
-          <w:rPr>
-            <w:lang w:val="zh_TW" w:bidi="zh_TW"/>
-          </w:rPr>
-          <w:rPr>
-            <w:color w:val="0000EE"/>
-            <w:u w:val="single"/>
-          </w:rPr>
-          <w:t>2:38</w:t>
-        </w:r>
-      </w:hyperlink>
-      <w:r>
-        <w:rPr>
-          <w:lang w:val="zh_TW" w:bidi="zh_TW"/>
-        </w:rPr>
-        <w:t>）。然而，人的權勢並不能長久；當尼布甲尼撒的那棵「樹」倒下時，飛鳥便四散而去（</w:t>
-      </w:r>
-      <w:hyperlink r:id="rId36">
-        <w:r>
-          <w:rPr>
-            <w:lang w:val="zh_TW" w:bidi="zh_TW"/>
-          </w:rPr>
-          <w:rPr>
-            <w:color w:val="0000EE"/>
-            <w:u w:val="single"/>
-          </w:rPr>
-          <w:t>但4:14</w:t>
-        </w:r>
-      </w:hyperlink>
-      <w:r>
-        <w:rPr>
-          <w:lang w:val="zh_TW" w:bidi="zh_TW"/>
-        </w:rPr>
-        <w:t>）。</w:t>
-      </w:r>
-    </w:p>
-    <w:p>
-      <w:pPr/>
-      <w:r>
-        <w:rPr>
-          <w:lang w:val="zh_TW" w:bidi="zh_TW"/>
-        </w:rPr>
-      </w:r>
-      <w:r>
-        <w:rPr>
-          <w:lang w:val="zh_TW" w:bidi="zh_TW"/>
-        </w:rPr>
-        <w:t>神的保護則不一樣，因為祂的保護永遠長存。耶穌把神的國比喻為一粒芥菜種，這粒種子長成飛鳥能在上面棲息的植物（</w:t>
-      </w:r>
-      <w:hyperlink r:id="rId37">
-        <w:r>
-          <w:rPr>
-            <w:lang w:val="zh_TW" w:bidi="zh_TW"/>
-          </w:rPr>
-          <w:rPr>
-            <w:color w:val="0000EE"/>
-            <w:u w:val="single"/>
-          </w:rPr>
-          <w:t>太13:32</w:t>
-        </w:r>
-      </w:hyperlink>
-      <w:r>
-        <w:rPr>
-          <w:lang w:val="zh_TW" w:bidi="zh_TW"/>
-        </w:rPr>
-        <w:t>）。神為飛鳥預備牠們的居所（</w:t>
-      </w:r>
-      <w:hyperlink r:id="rId38">
-        <w:r>
-          <w:rPr>
-            <w:lang w:val="zh_TW" w:bidi="zh_TW"/>
-          </w:rPr>
-          <w:rPr>
-            <w:color w:val="0000EE"/>
-            <w:u w:val="single"/>
-          </w:rPr>
-          <w:t>詩104:12</w:t>
-        </w:r>
-      </w:hyperlink>
-      <w:r>
-        <w:rPr>
-          <w:lang w:val="zh_TW" w:bidi="zh_TW"/>
-        </w:rPr>
-        <w:t>），但人子耶穌沒有屬於自己的安身之處（</w:t>
-      </w:r>
-      <w:hyperlink r:id="rId39">
-        <w:r>
-          <w:rPr>
-            <w:lang w:val="zh_TW" w:bidi="zh_TW"/>
-          </w:rPr>
-          <w:rPr>
-            <w:color w:val="0000EE"/>
-            <w:u w:val="single"/>
-          </w:rPr>
-          <w:t>太8:20</w:t>
-        </w:r>
-      </w:hyperlink>
-      <w:r>
-        <w:rPr>
-          <w:lang w:val="zh_TW" w:bidi="zh_TW"/>
-        </w:rPr>
-        <w:t>）。</w:t>
-      </w:r>
-    </w:p>
-    <w:p>
-      <w:pPr/>
-      <w:r>
-        <w:rPr>
-          <w:lang w:val="zh_TW" w:bidi="zh_TW"/>
-        </w:rPr>
-      </w:r>
-      <w:r>
-        <w:rPr>
-          <w:lang w:val="zh_TW" w:bidi="zh_TW"/>
-        </w:rPr>
-        <w:t>鳥彰顯神在創造中的作為（</w:t>
-      </w:r>
-      <w:hyperlink r:id="rId40">
-        <w:r>
-          <w:rPr>
-            <w:lang w:val="zh_TW" w:bidi="zh_TW"/>
-          </w:rPr>
-          <w:rPr>
-            <w:color w:val="0000EE"/>
-            <w:u w:val="single"/>
-          </w:rPr>
-          <w:t>伯12:7</w:t>
-        </w:r>
-      </w:hyperlink>
-      <w:r>
-        <w:rPr>
-          <w:lang w:val="zh_TW" w:bidi="zh_TW"/>
-        </w:rPr>
-        <w:t>）。牠們的行為成為從錯誤中學習的意象（</w:t>
-      </w:r>
-      <w:hyperlink r:id="rId41">
-        <w:r>
-          <w:rPr>
-            <w:lang w:val="zh_TW" w:bidi="zh_TW"/>
-          </w:rPr>
-          <w:rPr>
-            <w:color w:val="0000EE"/>
-            <w:u w:val="single"/>
-          </w:rPr>
-          <w:t>箴1:17</w:t>
-        </w:r>
-      </w:hyperlink>
-      <w:r>
-        <w:rPr>
-          <w:lang w:val="zh_TW" w:bidi="zh_TW"/>
-        </w:rPr>
-        <w:t>，</w:t>
-      </w:r>
-      <w:hyperlink r:id="rId42">
-        <w:r>
-          <w:rPr>
-            <w:lang w:val="zh_TW" w:bidi="zh_TW"/>
-          </w:rPr>
-          <w:rPr>
-            <w:color w:val="0000EE"/>
-            <w:u w:val="single"/>
-          </w:rPr>
-          <w:t>6:5</w:t>
-        </w:r>
-      </w:hyperlink>
-      <w:r>
-        <w:rPr>
-          <w:lang w:val="zh_TW" w:bidi="zh_TW"/>
-        </w:rPr>
-        <w:t>），也成為作出錯誤選擇而落入罪中的寫照（</w:t>
-      </w:r>
-      <w:hyperlink r:id="rId43">
-        <w:r>
-          <w:rPr>
-            <w:lang w:val="zh_TW" w:bidi="zh_TW"/>
-          </w:rPr>
-          <w:rPr>
-            <w:color w:val="0000EE"/>
-            <w:u w:val="single"/>
-          </w:rPr>
-          <w:t>箴7:23</w:t>
-        </w:r>
-      </w:hyperlink>
-      <w:r>
-        <w:rPr>
-          <w:lang w:val="zh_TW" w:bidi="zh_TW"/>
-        </w:rPr>
-        <w:t>）。鳥會被制伏，但人的舌頭卻不能（</w:t>
-      </w:r>
-      <w:hyperlink r:id="rId44">
-        <w:r>
-          <w:rPr>
-            <w:lang w:val="zh_TW" w:bidi="zh_TW"/>
-          </w:rPr>
-          <w:rPr>
-            <w:color w:val="0000EE"/>
-            <w:u w:val="single"/>
-          </w:rPr>
-          <w:t>雅3:7</w:t>
-        </w:r>
-      </w:hyperlink>
-      <w:r>
-        <w:rPr>
-          <w:lang w:val="zh_TW" w:bidi="zh_TW"/>
-        </w:rPr>
-        <w:t>）。不停飛翔的飛鳥，比作無故臨到的咒詛（</w:t>
-      </w:r>
-      <w:hyperlink r:id="rId45">
-        <w:r>
-          <w:rPr>
-            <w:lang w:val="zh_TW" w:bidi="zh_TW"/>
-          </w:rPr>
-          <w:rPr>
-            <w:color w:val="0000EE"/>
-            <w:u w:val="single"/>
-          </w:rPr>
-          <w:t>箴26:2</w:t>
-        </w:r>
-      </w:hyperlink>
-      <w:r>
-        <w:rPr>
-          <w:lang w:val="zh_TW" w:bidi="zh_TW"/>
-        </w:rPr>
-        <w:t>）。如果人不信靠神，就可能感到只能像飛鳥一樣逃往山上（</w:t>
-      </w:r>
-      <w:hyperlink r:id="rId46">
-        <w:r>
-          <w:rPr>
-            <w:lang w:val="zh_TW" w:bidi="zh_TW"/>
-          </w:rPr>
-          <w:rPr>
-            <w:color w:val="0000EE"/>
-            <w:u w:val="single"/>
-          </w:rPr>
-          <w:t>詩11:1</w:t>
-        </w:r>
-      </w:hyperlink>
-      <w:r>
-        <w:rPr>
-          <w:lang w:val="zh_TW" w:bidi="zh_TW"/>
-        </w:rPr>
-        <w:t>）。鳥的歌聲帶來喜樂（</w:t>
-      </w:r>
-      <w:hyperlink r:id="rId47">
-        <w:r>
-          <w:rPr>
-            <w:lang w:val="zh_TW" w:bidi="zh_TW"/>
-          </w:rPr>
-          <w:rPr>
-            <w:color w:val="0000EE"/>
-            <w:u w:val="single"/>
-          </w:rPr>
-          <w:t>歌2:12</w:t>
-        </w:r>
-      </w:hyperlink>
-      <w:r>
-        <w:rPr>
-          <w:lang w:val="zh_TW" w:bidi="zh_TW"/>
-        </w:rPr>
-        <w:t>）。神的百姓回歸自己的地方，好像飛鳥回到家（</w:t>
-      </w:r>
-      <w:hyperlink r:id="rId48">
-        <w:r>
-          <w:rPr>
-            <w:lang w:val="zh_TW" w:bidi="zh_TW"/>
-          </w:rPr>
-          <w:rPr>
-            <w:color w:val="0000EE"/>
-            <w:u w:val="single"/>
-          </w:rPr>
-          <w:t>何11:11</w:t>
-        </w:r>
-      </w:hyperlink>
-      <w:r>
-        <w:rPr>
-          <w:lang w:val="zh_TW" w:bidi="zh_TW"/>
-        </w:rPr>
-        <w:t>）。耶穌說祂想招聚耶路撒冷的百姓，就像母雞把小雞聚在翅膀下（</w:t>
-      </w:r>
-      <w:hyperlink r:id="rId49">
-        <w:r>
-          <w:rPr>
-            <w:lang w:val="zh_TW" w:bidi="zh_TW"/>
-          </w:rPr>
-          <w:rPr>
-            <w:color w:val="0000EE"/>
-            <w:u w:val="single"/>
-          </w:rPr>
-          <w:t>太23:37</w:t>
-        </w:r>
-      </w:hyperlink>
-      <w:r>
-        <w:rPr>
-          <w:lang w:val="zh_TW" w:bidi="zh_TW"/>
-        </w:rPr>
-        <w:t>）。</w:t>
-      </w:r>
-    </w:p>
-    <w:p>
-      <w:pPr/>
-      <w:r>
-        <w:rPr>
-          <w:lang w:val="zh_TW" w:bidi="zh_TW"/>
-        </w:rPr>
-      </w:r>
-      <w:r>
-        <w:rPr>
-          <w:lang w:val="zh_TW" w:bidi="zh_TW"/>
-        </w:rPr>
-        <w:t>有時鳥預示危險。法老的膳長在夢中看見飛鳥從他頭上的筐子裡吃食物，這個夢表示他很快會死（</w:t>
-      </w:r>
-      <w:hyperlink r:id="rId50">
-        <w:r>
-          <w:rPr>
-            <w:lang w:val="zh_TW" w:bidi="zh_TW"/>
-          </w:rPr>
-          <w:rPr>
-            <w:color w:val="0000EE"/>
-            <w:u w:val="single"/>
-          </w:rPr>
-          <w:t>創40:17</w:t>
-        </w:r>
-      </w:hyperlink>
-      <w:r>
-        <w:rPr>
-          <w:lang w:val="zh_TW" w:bidi="zh_TW"/>
-        </w:rPr>
-        <w:t>）。所羅門警告人不要在心裡毀謗王，因為「有翅膀的」可能把所說的話傳出去（</w:t>
-      </w:r>
-      <w:hyperlink r:id="rId51">
-        <w:r>
-          <w:rPr>
-            <w:lang w:val="zh_TW" w:bidi="zh_TW"/>
-          </w:rPr>
-          <w:rPr>
-            <w:color w:val="0000EE"/>
-            <w:u w:val="single"/>
-          </w:rPr>
-          <w:t>傳10:20</w:t>
-        </w:r>
-      </w:hyperlink>
-      <w:r>
-        <w:rPr>
-          <w:lang w:val="zh_TW" w:bidi="zh_TW"/>
-        </w:rPr>
-        <w:t>）。</w:t>
-      </w:r>
-    </w:p>
-    <w:p>
-      <w:pPr/>
-      <w:r>
-        <w:rPr>
-          <w:lang w:val="zh_TW" w:bidi="zh_TW"/>
-        </w:rPr>
-      </w:r>
-      <w:r>
-        <w:rPr>
-          <w:lang w:val="zh_TW" w:bidi="zh_TW"/>
-        </w:rPr>
-        <w:t>聖經裡的一個強烈意象是：戰後飛鳥啄食惡人的屍體。對以色列人來說，人的屍體遭到這種對待是最嚴重的羞辱（</w:t>
-      </w:r>
-      <w:hyperlink r:id="rId52">
-        <w:r>
-          <w:rPr>
-            <w:lang w:val="zh_TW" w:bidi="zh_TW"/>
-          </w:rPr>
-          <w:rPr>
-            <w:color w:val="0000EE"/>
-            <w:u w:val="single"/>
-          </w:rPr>
-          <w:t>申28:26</w:t>
-        </w:r>
-      </w:hyperlink>
-      <w:r>
-        <w:rPr>
-          <w:lang w:val="zh_TW" w:bidi="zh_TW"/>
-        </w:rPr>
-        <w:t>；</w:t>
-      </w:r>
-      <w:hyperlink r:id="rId53">
-        <w:r>
-          <w:rPr>
-            <w:lang w:val="zh_TW" w:bidi="zh_TW"/>
-          </w:rPr>
-          <w:rPr>
-            <w:color w:val="0000EE"/>
-            <w:u w:val="single"/>
-          </w:rPr>
-          <w:t>撒上17:44</w:t>
-        </w:r>
-      </w:hyperlink>
-      <w:r>
-        <w:rPr>
-          <w:lang w:val="zh_TW" w:bidi="zh_TW"/>
-        </w:rPr>
-        <w:t>；</w:t>
-      </w:r>
-      <w:hyperlink r:id="rId54">
-        <w:r>
-          <w:rPr>
-            <w:lang w:val="zh_TW" w:bidi="zh_TW"/>
-          </w:rPr>
-          <w:rPr>
-            <w:color w:val="0000EE"/>
-            <w:u w:val="single"/>
-          </w:rPr>
-          <w:t>賽46:11</w:t>
-        </w:r>
-      </w:hyperlink>
-      <w:r>
-        <w:rPr>
-          <w:lang w:val="zh_TW" w:bidi="zh_TW"/>
-        </w:rPr>
-        <w:t>；</w:t>
-      </w:r>
-      <w:hyperlink r:id="rId55">
-        <w:r>
-          <w:rPr>
-            <w:lang w:val="zh_TW" w:bidi="zh_TW"/>
-          </w:rPr>
-          <w:rPr>
-            <w:color w:val="0000EE"/>
-            <w:u w:val="single"/>
-          </w:rPr>
-          <w:t>耶7:33</w:t>
-        </w:r>
-      </w:hyperlink>
-      <w:r>
-        <w:rPr>
-          <w:lang w:val="zh_TW" w:bidi="zh_TW"/>
-        </w:rPr>
-        <w:t>，</w:t>
-      </w:r>
-      <w:hyperlink r:id="rId56">
-        <w:r>
-          <w:rPr>
-            <w:lang w:val="zh_TW" w:bidi="zh_TW"/>
-          </w:rPr>
-          <w:rPr>
-            <w:color w:val="0000EE"/>
-            <w:u w:val="single"/>
-          </w:rPr>
-          <w:t>12:9</w:t>
-        </w:r>
-      </w:hyperlink>
-      <w:r>
-        <w:rPr>
-          <w:lang w:val="zh_TW" w:bidi="zh_TW"/>
-        </w:rPr>
-        <w:t>；</w:t>
-      </w:r>
-      <w:hyperlink r:id="rId57">
-        <w:r>
-          <w:rPr>
-            <w:lang w:val="zh_TW" w:bidi="zh_TW"/>
-          </w:rPr>
-          <w:rPr>
-            <w:color w:val="0000EE"/>
-            <w:u w:val="single"/>
-          </w:rPr>
-          <w:t>結29:5</w:t>
-        </w:r>
-      </w:hyperlink>
-      <w:r>
-        <w:rPr>
-          <w:lang w:val="zh_TW" w:bidi="zh_TW"/>
-        </w:rPr>
-        <w:t>，</w:t>
-      </w:r>
-      <w:hyperlink r:id="rId58">
-        <w:r>
-          <w:rPr>
-            <w:lang w:val="zh_TW" w:bidi="zh_TW"/>
-          </w:rPr>
-          <w:rPr>
-            <w:color w:val="0000EE"/>
-            <w:u w:val="single"/>
-          </w:rPr>
-          <w:t>39:4</w:t>
-        </w:r>
-      </w:hyperlink>
-      <w:r>
-        <w:rPr>
-          <w:lang w:val="zh_TW" w:bidi="zh_TW"/>
-        </w:rPr>
-        <w:t>；</w:t>
-      </w:r>
-      <w:hyperlink r:id="rId59">
-        <w:r>
-          <w:rPr>
-            <w:lang w:val="zh_TW" w:bidi="zh_TW"/>
-          </w:rPr>
-          <w:rPr>
-            <w:color w:val="0000EE"/>
-            <w:u w:val="single"/>
-          </w:rPr>
-          <w:t>啟19:17</w:t>
-        </w:r>
-      </w:hyperlink>
-      <w:r>
-        <w:rPr>
-          <w:lang w:val="zh_TW" w:bidi="zh_TW"/>
-        </w:rPr>
-        <w:t>、</w:t>
-      </w:r>
-      <w:hyperlink r:id="rId59">
-        <w:r>
-          <w:rPr>
-            <w:lang w:val="zh_TW" w:bidi="zh_TW"/>
-          </w:rPr>
-          <w:rPr>
-            <w:color w:val="0000EE"/>
-            <w:u w:val="single"/>
-          </w:rPr>
-          <w:t>21</w:t>
-        </w:r>
-      </w:hyperlink>
-      <w:r>
-        <w:rPr>
-          <w:lang w:val="zh_TW" w:bidi="zh_TW"/>
-        </w:rPr>
-        <w:t>）。</w:t>
-      </w:r>
-    </w:p>
-    <w:p>
-      <w:pPr>
-        <w:pStyle w:val="Heading3"/>
-      </w:pPr>
-      <w:r>
-        <w:rPr>
-          <w:lang w:val="zh_TW" w:bidi="zh_TW"/>
-        </w:rPr>
-        <w:t>鳥的種類</w:t>
-      </w:r>
-    </w:p>
-    <w:p>
-      <w:pPr/>
-      <w:r>
-        <w:rPr>
-          <w:lang w:val="zh_TW" w:bidi="zh_TW"/>
-        </w:rPr>
-      </w:r>
-      <w:r>
-        <w:rPr>
-          <w:lang w:val="zh_TW" w:bidi="zh_TW"/>
-        </w:rPr>
-        <w:t>下面列出一些具體的鳥類。你可以點選其中一種鳥，以查看完整的文章。</w:t>
-      </w:r>
-    </w:p>
-    <w:p>
-      <w:pPr>
-        <w:pStyle w:val="ListBullet"/>
-        <w:spacing w:line="240" w:lineRule="auto"/>
-        <w:ind w:left="720"/>
-      </w:pPr>
-      <w:r>
-        <w:rPr>
-          <w:lang w:val="zh_TW" w:bidi="zh_TW"/>
-        </w:rPr>
-      </w:r>
-      <w:r>
-        <w:rPr>
-          <w:lang w:val="zh_TW" w:bidi="zh_TW"/>
-        </w:rPr>
-        <w:t>麻鷺</w:t>
-      </w:r>
-      <w:r>
-        <w:rPr>
-          <w:lang w:val="zh_TW" w:bidi="zh_TW"/>
-        </w:rPr>
-        <w:t>：一種水鳥，有長腿，外形像鷺鷥，但腿較短，身體也較小。</w:t>
-      </w:r>
-    </w:p>
-    <w:p>
-      <w:pPr>
-        <w:pStyle w:val="ListBullet"/>
-        <w:spacing w:line="240" w:lineRule="auto"/>
-        <w:ind w:left="720"/>
-      </w:pPr>
-      <w:r>
-        <w:rPr>
-          <w:lang w:val="zh_TW" w:bidi="zh_TW"/>
-        </w:rPr>
-      </w:r>
-      <w:r>
-        <w:rPr>
-          <w:lang w:val="zh_TW" w:bidi="zh_TW"/>
-        </w:rPr>
-        <w:t>禿鷹（Buzzard）</w:t>
-      </w:r>
-      <w:r>
-        <w:rPr>
-          <w:lang w:val="zh_TW" w:bidi="zh_TW"/>
-        </w:rPr>
-        <w:t>：一種大型的猛禽，外形像鷹，會在高空盤旋。</w:t>
-      </w:r>
-    </w:p>
-    <w:p>
-      <w:pPr>
-        <w:pStyle w:val="ListBullet"/>
-        <w:spacing w:line="240" w:lineRule="auto"/>
-        <w:ind w:left="720"/>
-      </w:pPr>
-      <w:r>
-        <w:rPr>
-          <w:lang w:val="zh_TW" w:bidi="zh_TW"/>
-        </w:rPr>
-      </w:r>
-      <w:r>
-        <w:rPr>
-          <w:lang w:val="zh_TW" w:bidi="zh_TW"/>
-        </w:rPr>
-        <w:t>鸕鶿</w:t>
-      </w:r>
-      <w:r>
-        <w:rPr>
-          <w:lang w:val="zh_TW" w:bidi="zh_TW"/>
-        </w:rPr>
-        <w:t>：一種大型的黑色水鳥，外形與鵝有點相似。</w:t>
-      </w:r>
-    </w:p>
-    <w:p>
-      <w:pPr>
-        <w:pStyle w:val="ListBullet"/>
-        <w:spacing w:line="240" w:lineRule="auto"/>
-        <w:ind w:left="720"/>
-      </w:pPr>
-      <w:r>
-        <w:rPr>
-          <w:lang w:val="zh_TW" w:bidi="zh_TW"/>
-        </w:rPr>
-      </w:r>
-      <w:r>
-        <w:rPr>
-          <w:lang w:val="zh_TW" w:bidi="zh_TW"/>
-        </w:rPr>
-        <w:t>鶴</w:t>
-      </w:r>
-      <w:r>
-        <w:rPr>
-          <w:lang w:val="zh_TW" w:bidi="zh_TW"/>
-        </w:rPr>
-        <w:t>：一種高挑、長頸的涉水鳥，以洪亮的叫聲著名，牠們常成群優雅地飛行。</w:t>
-      </w:r>
-    </w:p>
-    <w:p>
-      <w:pPr>
-        <w:pStyle w:val="ListBullet"/>
-        <w:spacing w:line="240" w:lineRule="auto"/>
-        <w:ind w:left="720"/>
-      </w:pPr>
-      <w:r>
-        <w:rPr>
-          <w:lang w:val="zh_TW" w:bidi="zh_TW"/>
-        </w:rPr>
-      </w:r>
-      <w:r>
-        <w:rPr>
-          <w:lang w:val="zh_TW" w:bidi="zh_TW"/>
-        </w:rPr>
-        <w:t>布穀鳥</w:t>
-      </w:r>
-      <w:r>
-        <w:rPr>
-          <w:lang w:val="zh_TW" w:bidi="zh_TW"/>
-        </w:rPr>
-        <w:t>：一種因叫聲而著名的鳥，牠會把蛋下在其它鳥的巢裡。</w:t>
-      </w:r>
-    </w:p>
-    <w:p>
-      <w:pPr>
-        <w:pStyle w:val="ListBullet"/>
-        <w:spacing w:line="240" w:lineRule="auto"/>
-        <w:ind w:left="720"/>
-      </w:pPr>
-      <w:r>
-        <w:rPr>
-          <w:lang w:val="zh_TW" w:bidi="zh_TW"/>
-        </w:rPr>
-      </w:r>
-      <w:r>
-        <w:rPr>
-          <w:lang w:val="zh_TW" w:bidi="zh_TW"/>
-        </w:rPr>
-        <w:t>鷹（Eagle）</w:t>
-      </w:r>
-      <w:r>
-        <w:rPr>
-          <w:lang w:val="zh_TW" w:bidi="zh_TW"/>
-        </w:rPr>
-        <w:t>：一種強壯的猛禽，有敏銳的視力和有力的雙翼。</w:t>
-      </w:r>
-    </w:p>
-    <w:p>
-      <w:pPr>
-        <w:pStyle w:val="ListBullet"/>
-        <w:spacing w:line="240" w:lineRule="auto"/>
-        <w:ind w:left="1440"/>
-      </w:pPr>
-      <w:r>
-        <w:rPr>
-          <w:lang w:val="zh_TW" w:bidi="zh_TW"/>
-        </w:rPr>
-      </w:r>
-      <w:r>
-        <w:rPr>
-          <w:lang w:val="zh_TW" w:bidi="zh_TW"/>
-        </w:rPr>
-        <w:t>禿鵰</w:t>
-      </w:r>
-      <w:r>
-        <w:rPr>
-          <w:lang w:val="zh_TW" w:bidi="zh_TW"/>
-        </w:rPr>
-        <w:t>：埃及禿鷹的古英文名稱（見</w:t>
-      </w:r>
-      <w:r>
-        <w:rPr>
-          <w:lang w:val="zh_TW" w:bidi="zh_TW"/>
-        </w:rPr>
-        <w:t>禿鷹</w:t>
-      </w:r>
-      <w:r>
-        <w:rPr>
-          <w:lang w:val="zh_TW" w:bidi="zh_TW"/>
-        </w:rPr>
-        <w:t>）。</w:t>
-      </w:r>
-    </w:p>
-    <w:p>
-      <w:pPr>
-        <w:pStyle w:val="ListBullet"/>
-        <w:spacing w:line="240" w:lineRule="auto"/>
-        <w:ind w:left="720"/>
-      </w:pPr>
-      <w:r>
-        <w:rPr>
-          <w:lang w:val="zh_TW" w:bidi="zh_TW"/>
-        </w:rPr>
-      </w:r>
-      <w:r>
-        <w:rPr>
-          <w:lang w:val="zh_TW" w:bidi="zh_TW"/>
-        </w:rPr>
-        <w:t>家禽（家養）</w:t>
-      </w:r>
-      <w:r>
-        <w:rPr>
-          <w:lang w:val="zh_TW" w:bidi="zh_TW"/>
-        </w:rPr>
-        <w:t>：人所飼養用來作食物或其它用途的鳥，例如雞、鴨和火雞。</w:t>
-      </w:r>
-    </w:p>
-    <w:p>
-      <w:pPr>
-        <w:pStyle w:val="ListBullet"/>
-        <w:spacing w:line="240" w:lineRule="auto"/>
-        <w:ind w:left="720"/>
-      </w:pPr>
-      <w:r>
-        <w:rPr>
-          <w:lang w:val="zh_TW" w:bidi="zh_TW"/>
-        </w:rPr>
-      </w:r>
-      <w:r>
-        <w:rPr>
-          <w:lang w:val="zh_TW" w:bidi="zh_TW"/>
-        </w:rPr>
-        <w:t>鵝</w:t>
-      </w:r>
-      <w:r>
-        <w:rPr>
-          <w:lang w:val="zh_TW" w:bidi="zh_TW"/>
-        </w:rPr>
-        <w:t>：一種大型水鳥，有長頸，叫聲宏亮。</w:t>
-      </w:r>
-    </w:p>
-    <w:p>
-      <w:pPr>
-        <w:pStyle w:val="ListBullet"/>
-        <w:spacing w:line="240" w:lineRule="auto"/>
-        <w:ind w:left="720"/>
-      </w:pPr>
-      <w:r>
-        <w:rPr>
-          <w:lang w:val="zh_TW" w:bidi="zh_TW"/>
-        </w:rPr>
-      </w:r>
-      <w:r>
-        <w:rPr>
-          <w:lang w:val="zh_TW" w:bidi="zh_TW"/>
-        </w:rPr>
-        <w:t>鷹（Hawk）</w:t>
-      </w:r>
-      <w:r>
-        <w:rPr>
-          <w:lang w:val="zh_TW" w:bidi="zh_TW"/>
-        </w:rPr>
-        <w:t>：一種視力敏銳的猛禽，會捕捉小型動物和鳥。</w:t>
-      </w:r>
-    </w:p>
-    <w:p>
-      <w:pPr>
-        <w:pStyle w:val="ListBullet"/>
-        <w:spacing w:line="240" w:lineRule="auto"/>
-        <w:ind w:left="720"/>
-      </w:pPr>
-      <w:r>
-        <w:rPr>
-          <w:lang w:val="zh_TW" w:bidi="zh_TW"/>
-        </w:rPr>
-      </w:r>
-      <w:r>
-        <w:rPr>
-          <w:lang w:val="zh_TW" w:bidi="zh_TW"/>
-        </w:rPr>
-        <w:t>鷺鷥</w:t>
-      </w:r>
-      <w:r>
-        <w:rPr>
-          <w:lang w:val="zh_TW" w:bidi="zh_TW"/>
-        </w:rPr>
-        <w:t>：一種長腿的涉水鳥，會在淺水裡吃魚。</w:t>
-      </w:r>
-    </w:p>
-    <w:p>
-      <w:pPr>
-        <w:pStyle w:val="ListBullet"/>
-        <w:spacing w:line="240" w:lineRule="auto"/>
-        <w:ind w:left="720"/>
-      </w:pPr>
-      <w:r>
-        <w:rPr>
-          <w:lang w:val="zh_TW" w:bidi="zh_TW"/>
-        </w:rPr>
-      </w:r>
-      <w:r>
-        <w:rPr>
-          <w:lang w:val="zh_TW" w:bidi="zh_TW"/>
-        </w:rPr>
-        <w:t>戴鵀</w:t>
-      </w:r>
-      <w:r>
-        <w:rPr>
-          <w:lang w:val="zh_TW" w:bidi="zh_TW"/>
-        </w:rPr>
-        <w:t>：一種色彩鮮明的鳥，有一撮豎起的羽冠和彎曲的嘴。</w:t>
-      </w:r>
-    </w:p>
-    <w:p>
-      <w:pPr>
-        <w:pStyle w:val="ListBullet"/>
-        <w:spacing w:line="240" w:lineRule="auto"/>
-        <w:ind w:left="720"/>
-      </w:pPr>
-      <w:r>
-        <w:rPr>
-          <w:lang w:val="zh_TW" w:bidi="zh_TW"/>
-        </w:rPr>
-      </w:r>
-      <w:r>
-        <w:rPr>
-          <w:lang w:val="zh_TW" w:bidi="zh_TW"/>
-        </w:rPr>
-        <w:t>朱鷺</w:t>
-      </w:r>
-      <w:r>
-        <w:rPr>
-          <w:lang w:val="zh_TW" w:bidi="zh_TW"/>
-        </w:rPr>
-        <w:t>：一種長腿涉水鳥，有彎曲的嘴，自古埃及時期即為人所知。</w:t>
-      </w:r>
-    </w:p>
-    <w:p>
-      <w:pPr>
-        <w:pStyle w:val="ListBullet"/>
-        <w:spacing w:line="240" w:lineRule="auto"/>
-        <w:ind w:left="720"/>
-      </w:pPr>
-      <w:r>
-        <w:rPr>
-          <w:lang w:val="zh_TW" w:bidi="zh_TW"/>
-        </w:rPr>
-      </w:r>
-      <w:r>
-        <w:rPr>
-          <w:lang w:val="zh_TW" w:bidi="zh_TW"/>
-        </w:rPr>
-        <w:t>紅隼或獵鷹</w:t>
-      </w:r>
-      <w:r>
-        <w:rPr>
-          <w:lang w:val="zh_TW" w:bidi="zh_TW"/>
-        </w:rPr>
-        <w:t>：一種小型、飛行迅速的猛禽，會捕捉昆蟲和小動物。</w:t>
-      </w:r>
-    </w:p>
-    <w:p>
-      <w:pPr>
-        <w:pStyle w:val="ListBullet"/>
-        <w:spacing w:line="240" w:lineRule="auto"/>
-        <w:ind w:left="720"/>
-      </w:pPr>
-      <w:r>
-        <w:rPr>
-          <w:lang w:val="zh_TW" w:bidi="zh_TW"/>
-        </w:rPr>
-      </w:r>
-      <w:r>
-        <w:rPr>
-          <w:lang w:val="zh_TW" w:bidi="zh_TW"/>
-        </w:rPr>
-        <w:t>鳶</w:t>
-      </w:r>
-      <w:r>
-        <w:rPr>
-          <w:lang w:val="zh_TW" w:bidi="zh_TW"/>
-        </w:rPr>
-        <w:t>：一種中型猛禽，有分叉的尾巴，會在空中滑翔。</w:t>
-      </w:r>
-    </w:p>
-    <w:p>
-      <w:pPr>
-        <w:pStyle w:val="ListBullet"/>
-        <w:spacing w:line="240" w:lineRule="auto"/>
-        <w:ind w:left="720"/>
-      </w:pPr>
-      <w:r>
-        <w:rPr>
-          <w:lang w:val="zh_TW" w:bidi="zh_TW"/>
-        </w:rPr>
-      </w:r>
-      <w:r>
-        <w:rPr>
-          <w:lang w:val="zh_TW" w:bidi="zh_TW"/>
-        </w:rPr>
-        <w:t>夜鷹</w:t>
-      </w:r>
-      <w:r>
-        <w:rPr>
-          <w:lang w:val="zh_TW" w:bidi="zh_TW"/>
-        </w:rPr>
-        <w:t>：一種在夜間活動的鳥，會在飛行中捕捉昆蟲。夜鷹和鷹無關，牠與長尾夜鷹科的鳥更接近。</w:t>
-      </w:r>
-    </w:p>
-    <w:p>
-      <w:pPr>
-        <w:pStyle w:val="ListBullet"/>
-        <w:spacing w:line="240" w:lineRule="auto"/>
-        <w:ind w:left="720"/>
-      </w:pPr>
-      <w:r>
-        <w:rPr>
-          <w:lang w:val="zh_TW" w:bidi="zh_TW"/>
-        </w:rPr>
-      </w:r>
-      <w:r>
-        <w:rPr>
-          <w:lang w:val="zh_TW" w:bidi="zh_TW"/>
-        </w:rPr>
-        <w:t>鴕鳥</w:t>
-      </w:r>
-      <w:r>
-        <w:rPr>
-          <w:lang w:val="zh_TW" w:bidi="zh_TW"/>
-        </w:rPr>
-        <w:t>：一種現存最大的鳥。牠不能飛，但跑得非常快。</w:t>
-      </w:r>
-    </w:p>
-    <w:p>
-      <w:pPr>
-        <w:pStyle w:val="ListBullet"/>
-        <w:spacing w:line="240" w:lineRule="auto"/>
-        <w:ind w:left="720"/>
-      </w:pPr>
-      <w:r>
-        <w:rPr>
-          <w:lang w:val="zh_TW" w:bidi="zh_TW"/>
-        </w:rPr>
-      </w:r>
-      <w:r>
-        <w:rPr>
-          <w:lang w:val="zh_TW" w:bidi="zh_TW"/>
-        </w:rPr>
-        <w:t>貓頭鷹</w:t>
-      </w:r>
-      <w:r>
-        <w:rPr>
-          <w:lang w:val="zh_TW" w:bidi="zh_TW"/>
-        </w:rPr>
-        <w:t>：一種夜行猛禽，有大眼睛，飛行時無聲無息。</w:t>
-      </w:r>
-    </w:p>
-    <w:p>
-      <w:pPr>
-        <w:pStyle w:val="ListBullet"/>
-        <w:spacing w:line="240" w:lineRule="auto"/>
-        <w:ind w:left="1440"/>
-      </w:pPr>
-      <w:r>
-        <w:rPr>
-          <w:lang w:val="zh_TW" w:bidi="zh_TW"/>
-        </w:rPr>
-      </w:r>
-      <w:r>
-        <w:rPr>
-          <w:lang w:val="zh_TW" w:bidi="zh_TW"/>
-        </w:rPr>
-        <w:t>角鴟，白鴞</w:t>
-      </w:r>
-      <w:r>
-        <w:rPr>
-          <w:lang w:val="zh_TW" w:bidi="zh_TW"/>
-        </w:rPr>
-        <w:t>：一種臉像心形、顏色淡的貓頭鷹，會在夜間捕食囓齒類動物。</w:t>
-      </w:r>
-    </w:p>
-    <w:p>
-      <w:pPr>
-        <w:pStyle w:val="ListBullet"/>
-        <w:spacing w:line="240" w:lineRule="auto"/>
-        <w:ind w:left="1440"/>
-      </w:pPr>
-      <w:r>
-        <w:rPr>
-          <w:lang w:val="zh_TW" w:bidi="zh_TW"/>
-        </w:rPr>
-      </w:r>
-      <w:r>
-        <w:rPr>
-          <w:lang w:val="zh_TW" w:bidi="zh_TW"/>
-        </w:rPr>
-        <w:t>大鴞</w:t>
-      </w:r>
-      <w:r>
-        <w:rPr>
-          <w:lang w:val="zh_TW" w:bidi="zh_TW"/>
-        </w:rPr>
-        <w:t>：大型貓頭鷹，頭上有一對像耳朵的羽簇。</w:t>
-      </w:r>
-    </w:p>
-    <w:p>
-      <w:pPr>
-        <w:pStyle w:val="ListBullet"/>
-        <w:spacing w:line="240" w:lineRule="auto"/>
-        <w:ind w:left="1440"/>
-      </w:pPr>
-      <w:r>
-        <w:rPr>
-          <w:lang w:val="zh_TW" w:bidi="zh_TW"/>
-        </w:rPr>
-      </w:r>
-      <w:r>
-        <w:rPr>
-          <w:lang w:val="zh_TW" w:bidi="zh_TW"/>
-        </w:rPr>
-        <w:t>小鴞</w:t>
-      </w:r>
-      <w:r>
-        <w:rPr>
-          <w:lang w:val="zh_TW" w:bidi="zh_TW"/>
-        </w:rPr>
-        <w:t>：體型最小的貓頭鷹，會在夜間捕獵，也是聖地最常見的貓頭鷹。</w:t>
-      </w:r>
-    </w:p>
-    <w:p>
-      <w:pPr>
-        <w:pStyle w:val="ListBullet"/>
-        <w:spacing w:line="240" w:lineRule="auto"/>
-        <w:ind w:left="1440"/>
-      </w:pPr>
-      <w:r>
-        <w:rPr>
-          <w:lang w:val="zh_TW" w:bidi="zh_TW"/>
-        </w:rPr>
-      </w:r>
-      <w:r>
-        <w:rPr>
-          <w:lang w:val="zh_TW" w:bidi="zh_TW"/>
-        </w:rPr>
-        <w:t>角鴞</w:t>
-      </w:r>
-      <w:r>
-        <w:rPr>
-          <w:lang w:val="zh_TW" w:bidi="zh_TW"/>
-        </w:rPr>
-        <w:t>：一種小型貓頭鷹，有耳簇，叫聲輕柔而反覆。</w:t>
-      </w:r>
-    </w:p>
-    <w:p>
-      <w:pPr>
-        <w:pStyle w:val="ListBullet"/>
-        <w:spacing w:line="240" w:lineRule="auto"/>
-        <w:ind w:left="720"/>
-      </w:pPr>
-      <w:r>
-        <w:rPr>
-          <w:lang w:val="zh_TW" w:bidi="zh_TW"/>
-        </w:rPr>
-      </w:r>
-      <w:r>
-        <w:rPr>
-          <w:lang w:val="zh_TW" w:bidi="zh_TW"/>
-        </w:rPr>
-        <w:t>鷓鴣</w:t>
-      </w:r>
-      <w:r>
-        <w:rPr>
-          <w:lang w:val="zh_TW" w:bidi="zh_TW"/>
-        </w:rPr>
-        <w:t>：一種圓潤的地棲鳥，人常捕獵牠作食物或娛樂。</w:t>
-      </w:r>
-    </w:p>
-    <w:p>
-      <w:pPr>
-        <w:pStyle w:val="ListBullet"/>
-        <w:spacing w:line="240" w:lineRule="auto"/>
-        <w:ind w:left="720"/>
-      </w:pPr>
-      <w:r>
-        <w:rPr>
-          <w:lang w:val="zh_TW" w:bidi="zh_TW"/>
-        </w:rPr>
-      </w:r>
-      <w:r>
-        <w:rPr>
-          <w:lang w:val="zh_TW" w:bidi="zh_TW"/>
-        </w:rPr>
-        <w:t>孔雀</w:t>
-      </w:r>
-      <w:r>
-        <w:rPr>
-          <w:lang w:val="zh_TW" w:bidi="zh_TW"/>
-        </w:rPr>
-        <w:t>：一種大型的鳥，雄鳥會展示長而華麗的尾羽。</w:t>
-      </w:r>
-    </w:p>
-    <w:p>
-      <w:pPr>
-        <w:pStyle w:val="ListBullet"/>
-        <w:spacing w:line="240" w:lineRule="auto"/>
-        <w:ind w:left="720"/>
-      </w:pPr>
-      <w:r>
-        <w:rPr>
-          <w:lang w:val="zh_TW" w:bidi="zh_TW"/>
-        </w:rPr>
-      </w:r>
-      <w:r>
-        <w:rPr>
-          <w:lang w:val="zh_TW" w:bidi="zh_TW"/>
-        </w:rPr>
-        <w:t>鵜鶘</w:t>
-      </w:r>
-      <w:r>
-        <w:rPr>
-          <w:lang w:val="zh_TW" w:bidi="zh_TW"/>
-        </w:rPr>
-        <w:t>：一種大型水鳥，嘴下有可盛魚的囊袋。</w:t>
-      </w:r>
-    </w:p>
-    <w:p>
-      <w:pPr>
-        <w:pStyle w:val="ListBullet"/>
-        <w:spacing w:line="240" w:lineRule="auto"/>
-        <w:ind w:left="720"/>
-      </w:pPr>
-      <w:r>
-        <w:rPr>
-          <w:lang w:val="zh_TW" w:bidi="zh_TW"/>
-        </w:rPr>
-      </w:r>
-      <w:r>
-        <w:rPr>
-          <w:lang w:val="zh_TW" w:bidi="zh_TW"/>
-        </w:rPr>
-        <w:t>鴿子</w:t>
-      </w:r>
-      <w:r>
-        <w:rPr>
-          <w:lang w:val="zh_TW" w:bidi="zh_TW"/>
-        </w:rPr>
-        <w:t>：一種性情溫和、短頸的鳥，人常用牠象徵和平或用來獻祭。</w:t>
-      </w:r>
-    </w:p>
-    <w:p>
-      <w:pPr>
-        <w:pStyle w:val="ListBullet"/>
-        <w:spacing w:line="240" w:lineRule="auto"/>
-        <w:ind w:left="1440"/>
-      </w:pPr>
-      <w:r>
-        <w:rPr>
-          <w:lang w:val="zh_TW" w:bidi="zh_TW"/>
-        </w:rPr>
-      </w:r>
-      <w:r>
-        <w:rPr>
-          <w:lang w:val="zh_TW" w:bidi="zh_TW"/>
-        </w:rPr>
-        <w:t>鴿子</w:t>
-      </w:r>
-      <w:r>
-        <w:rPr>
-          <w:lang w:val="zh_TW" w:bidi="zh_TW"/>
-        </w:rPr>
-        <w:t>：任何體型較小的鴿，無論野生或家養。</w:t>
-      </w:r>
-    </w:p>
-    <w:p>
-      <w:pPr>
-        <w:pStyle w:val="ListBullet"/>
-        <w:spacing w:line="240" w:lineRule="auto"/>
-        <w:ind w:left="1440"/>
-      </w:pPr>
-      <w:r>
-        <w:rPr>
-          <w:lang w:val="zh_TW" w:bidi="zh_TW"/>
-        </w:rPr>
-      </w:r>
-      <w:r>
-        <w:rPr>
-          <w:lang w:val="zh_TW" w:bidi="zh_TW"/>
-        </w:rPr>
-        <w:t>斑鳩</w:t>
-      </w:r>
-      <w:r>
-        <w:rPr>
-          <w:lang w:val="zh_TW" w:bidi="zh_TW"/>
-        </w:rPr>
-        <w:t>：一種小型的野生鴿，會遷徙，叫聲輕柔。</w:t>
-      </w:r>
-    </w:p>
-    <w:p>
-      <w:pPr>
-        <w:pStyle w:val="ListBullet"/>
-        <w:spacing w:line="240" w:lineRule="auto"/>
-        <w:ind w:left="720"/>
-      </w:pPr>
-      <w:r>
-        <w:rPr>
-          <w:lang w:val="zh_TW" w:bidi="zh_TW"/>
-        </w:rPr>
-      </w:r>
-      <w:r>
-        <w:rPr>
-          <w:lang w:val="zh_TW" w:bidi="zh_TW"/>
-        </w:rPr>
-        <w:t>鵪鶉</w:t>
-      </w:r>
-      <w:r>
-        <w:rPr>
-          <w:lang w:val="zh_TW" w:bidi="zh_TW"/>
-        </w:rPr>
-        <w:t>：一種小型鳥，活動於田地和草原裡，人常獵牠作食物或娛樂。</w:t>
-      </w:r>
-    </w:p>
-    <w:p>
-      <w:pPr>
-        <w:pStyle w:val="ListBullet"/>
-        <w:spacing w:line="240" w:lineRule="auto"/>
-        <w:ind w:left="720"/>
-      </w:pPr>
-      <w:r>
-        <w:rPr>
-          <w:lang w:val="zh_TW" w:bidi="zh_TW"/>
-        </w:rPr>
-      </w:r>
-      <w:r>
-        <w:rPr>
-          <w:lang w:val="zh_TW" w:bidi="zh_TW"/>
-        </w:rPr>
-        <w:t>烏鴉</w:t>
-      </w:r>
-      <w:r>
-        <w:rPr>
-          <w:lang w:val="zh_TW" w:bidi="zh_TW"/>
-        </w:rPr>
-        <w:t>：一種大型黑色鳥，以聰明和沙啞的叫聲著名。</w:t>
-      </w:r>
-    </w:p>
-    <w:p>
-      <w:pPr>
-        <w:pStyle w:val="ListBullet"/>
-        <w:spacing w:line="240" w:lineRule="auto"/>
-        <w:ind w:left="720"/>
-      </w:pPr>
-      <w:r>
-        <w:rPr>
-          <w:lang w:val="zh_TW" w:bidi="zh_TW"/>
-        </w:rPr>
-      </w:r>
-      <w:r>
-        <w:rPr>
-          <w:lang w:val="zh_TW" w:bidi="zh_TW"/>
-        </w:rPr>
-        <w:t>海鷗</w:t>
-      </w:r>
-      <w:r>
-        <w:rPr>
-          <w:lang w:val="zh_TW" w:bidi="zh_TW"/>
-        </w:rPr>
-        <w:t>：一種生活在海岸的鳥，有長翼，叫聲響亮。</w:t>
-      </w:r>
-    </w:p>
-    <w:p>
-      <w:pPr>
-        <w:pStyle w:val="ListBullet"/>
-        <w:spacing w:line="240" w:lineRule="auto"/>
-        <w:ind w:left="720"/>
-      </w:pPr>
-      <w:r>
-        <w:rPr>
-          <w:lang w:val="zh_TW" w:bidi="zh_TW"/>
-        </w:rPr>
-      </w:r>
-      <w:r>
-        <w:rPr>
-          <w:lang w:val="zh_TW" w:bidi="zh_TW"/>
-        </w:rPr>
-        <w:t>麻雀</w:t>
-      </w:r>
-      <w:r>
-        <w:rPr>
-          <w:lang w:val="zh_TW" w:bidi="zh_TW"/>
-        </w:rPr>
-        <w:t>：一種小型褐色鳴禽，城鎮和田野常見牠的身影。</w:t>
-      </w:r>
-    </w:p>
-    <w:p>
-      <w:pPr>
-        <w:pStyle w:val="ListBullet"/>
-        <w:spacing w:line="240" w:lineRule="auto"/>
-        <w:ind w:left="720"/>
-      </w:pPr>
-      <w:r>
-        <w:rPr>
-          <w:lang w:val="zh_TW" w:bidi="zh_TW"/>
-        </w:rPr>
-      </w:r>
-      <w:r>
-        <w:rPr>
-          <w:lang w:val="zh_TW" w:bidi="zh_TW"/>
-        </w:rPr>
-        <w:t>鸛</w:t>
-      </w:r>
-      <w:r>
-        <w:rPr>
-          <w:lang w:val="zh_TW" w:bidi="zh_TW"/>
-        </w:rPr>
-        <w:t>：一種高大的涉水鳥，有長腿和長嘴，常在屋頂或高樹上築大巢。</w:t>
-      </w:r>
-    </w:p>
-    <w:p>
-      <w:pPr>
-        <w:pStyle w:val="ListBullet"/>
-        <w:spacing w:line="240" w:lineRule="auto"/>
-        <w:ind w:left="720"/>
-      </w:pPr>
-      <w:r>
-        <w:rPr>
-          <w:lang w:val="zh_TW" w:bidi="zh_TW"/>
-        </w:rPr>
-      </w:r>
-      <w:r>
-        <w:rPr>
-          <w:lang w:val="zh_TW" w:bidi="zh_TW"/>
-        </w:rPr>
-        <w:t>燕子</w:t>
-      </w:r>
-      <w:r>
-        <w:rPr>
-          <w:lang w:val="zh_TW" w:bidi="zh_TW"/>
-        </w:rPr>
-        <w:t>：一種小型鳥，有狹長的翅膀，會在飛行中捕捉昆蟲。</w:t>
-      </w:r>
-    </w:p>
-    <w:p>
-      <w:pPr>
-        <w:pStyle w:val="ListBullet"/>
-        <w:spacing w:line="240" w:lineRule="auto"/>
-        <w:ind w:left="720"/>
-      </w:pPr>
-      <w:r>
-        <w:rPr>
-          <w:lang w:val="zh_TW" w:bidi="zh_TW"/>
-        </w:rPr>
-      </w:r>
-      <w:r>
-        <w:rPr>
-          <w:lang w:val="zh_TW" w:bidi="zh_TW"/>
-        </w:rPr>
-        <w:t>天鵝</w:t>
-      </w:r>
-      <w:r>
-        <w:rPr>
-          <w:lang w:val="zh_TW" w:bidi="zh_TW"/>
-        </w:rPr>
-        <w:t>：一種大型、優雅的水鳥，有長頸。</w:t>
-      </w:r>
-    </w:p>
-    <w:p>
-      <w:pPr>
-        <w:pStyle w:val="ListBullet"/>
-        <w:spacing w:line="240" w:lineRule="auto"/>
-        <w:ind w:left="720"/>
-      </w:pPr>
-      <w:r>
-        <w:rPr>
-          <w:lang w:val="zh_TW" w:bidi="zh_TW"/>
-        </w:rPr>
-      </w:r>
-      <w:r>
-        <w:rPr>
-          <w:lang w:val="zh_TW" w:bidi="zh_TW"/>
-        </w:rPr>
-        <w:t>雨燕</w:t>
-      </w:r>
-      <w:r>
-        <w:rPr>
-          <w:lang w:val="zh_TW" w:bidi="zh_TW"/>
-        </w:rPr>
-        <w:t>：一種小型鳥，有長翼，一生大部分時間都在空中度過。</w:t>
-      </w:r>
-    </w:p>
-    <w:p>
-      <w:pPr>
-        <w:pStyle w:val="ListBullet"/>
-        <w:spacing w:line="240" w:lineRule="auto"/>
-        <w:ind w:left="720"/>
-      </w:pPr>
-      <w:r>
-        <w:rPr>
-          <w:lang w:val="zh_TW" w:bidi="zh_TW"/>
-        </w:rPr>
-      </w:r>
-      <w:r>
-        <w:rPr>
-          <w:lang w:val="zh_TW" w:bidi="zh_TW"/>
-        </w:rPr>
-        <w:t>禿鷹（Vulture）</w:t>
-      </w:r>
-      <w:r>
-        <w:rPr>
-          <w:lang w:val="zh_TW" w:bidi="zh_TW"/>
-        </w:rPr>
-        <w:t>：一種大型食腐鳥，以動物屍體為食。</w:t>
-      </w:r>
-    </w:p>
-    <w:p>
-      <w:pPr>
-        <w:pStyle w:val="ListBullet"/>
-        <w:spacing w:line="240" w:lineRule="auto"/>
-        <w:ind w:left="720"/>
-      </w:pPr>
-      <w:r>
-        <w:rPr>
-          <w:lang w:val="zh_TW" w:bidi="zh_TW"/>
-        </w:rPr>
-      </w:r>
-      <w:r>
-        <w:rPr>
-          <w:lang w:val="zh_TW" w:bidi="zh_TW"/>
-        </w:rPr>
-        <w:t>水雞</w:t>
-      </w:r>
-      <w:r>
-        <w:rPr>
-          <w:lang w:val="zh_TW" w:bidi="zh_TW"/>
-        </w:rPr>
-        <w:t>：一種深色、外形像鴨的鳥，生活在濕地，有紅色的嘴。</w:t>
+        <w:t>，耶穌提醒在猶太會堂裡聽祂講道的人，在乃幔所處的時期，許多人患了大痲瘋，但只有不是以色列人的乃幔得了潔淨。</w:t>
       </w:r>
       <w:r>
         <w:rPr>
@@ -4318,6 +2299,12 @@
   </w:num>
   <w:num w:numId="13" w16cid:durableId="592781308">
     <w:abstractNumId w:val="11"/>
+  </w:num>
+  <w:num w:numId="14">
+    <w:abstractNumId w:val="3"/>
+    <w:lvlOverride w:ilvl="0">
+      <w:startOverride w:val="1"/>
+    </w:lvlOverride>
   </w:num>
   <w:numIdMacAtCleanup w:val="10"/>
 </w:numbering>

--- a/zht/docx/112.content.docx
+++ b/zht/docx/112.content.docx
@@ -149,7 +149,7 @@
         <w:rPr>
           <w:lang w:val="zh_TW" w:bidi="zh_TW"/>
         </w:rPr>
-        <w:t>nai</w:t>
+        <w:t>mu</w:t>
       </w:r>
       <w:r>
         <w:rPr>
@@ -212,7 +212,7 @@
         <w:rPr>
           <w:lang w:val="zh_TW" w:bidi="zh_TW"/>
         </w:rPr>
-        <w:t>乃幔</w:t>
+        <w:t>母平</w:t>
       </w:r>
       <w:r>
         <w:rPr>
@@ -221,25 +221,17 @@
       </w:r>
     </w:p>
     <w:p>
-      <w:pPr>
-        <w:pStyle w:val="ListNumber"/>
-        <w:numPr>
-          <w:ilvl w:val="0"/>
-          <w:numId w:val="14"/>
-        </w:numPr>
-        <w:spacing w:line="240" w:lineRule="auto"/>
-        <w:ind w:left="720"/>
-      </w:pPr>
-      <w:r>
-        <w:rPr>
-          <w:lang w:val="zh_TW" w:bidi="zh_TW"/>
-        </w:rPr>
-      </w:r>
-      <w:r>
-        <w:rPr>
-          <w:lang w:val="zh_TW" w:bidi="zh_TW"/>
-        </w:rPr>
-        <w:t>便雅憫的孫子，比拉的兒子，也是乃幔族的始祖（</w:t>
+      <w:pPr/>
+      <w:r>
+        <w:rPr>
+          <w:lang w:val="zh_TW" w:bidi="zh_TW"/>
+        </w:rPr>
+      </w:r>
+      <w:r>
+        <w:rPr>
+          <w:lang w:val="zh_TW" w:bidi="zh_TW"/>
+        </w:rPr>
+        <w:t>便雅憫的十個兒子之一（</w:t>
       </w:r>
       <w:hyperlink r:id="rId13">
         <w:r>
@@ -257,7 +249,7 @@
         <w:rPr>
           <w:lang w:val="zh_TW" w:bidi="zh_TW"/>
         </w:rPr>
-        <w:t>；</w:t>
+        <w:t>）。在其它經文中，他又稱為書反（</w:t>
       </w:r>
       <w:hyperlink r:id="rId14">
         <w:r>
@@ -268,14 +260,14 @@
             <w:color w:val="0000EE"/>
             <w:u w:val="single"/>
           </w:rPr>
-          <w:t>民26:38–40</w:t>
-        </w:r>
-      </w:hyperlink>
-      <w:r>
-        <w:rPr>
-          <w:lang w:val="zh_TW" w:bidi="zh_TW"/>
-        </w:rPr>
-        <w:t>；</w:t>
+          <w:t>民26:39</w:t>
+        </w:r>
+      </w:hyperlink>
+      <w:r>
+        <w:rPr>
+          <w:lang w:val="zh_TW" w:bidi="zh_TW"/>
+        </w:rPr>
+        <w:t>）和書品（</w:t>
       </w:r>
       <w:hyperlink r:id="rId15">
         <w:r>
@@ -286,7 +278,25 @@
             <w:color w:val="0000EE"/>
             <w:u w:val="single"/>
           </w:rPr>
-          <w:t>代上8:4、7</w:t>
+          <w:t>代上7:12</w:t>
+        </w:r>
+      </w:hyperlink>
+      <w:r>
+        <w:rPr>
+          <w:lang w:val="zh_TW" w:bidi="zh_TW"/>
+        </w:rPr>
+        <w:t>）。他可能就是示孚汛（</w:t>
+      </w:r>
+      <w:hyperlink r:id="rId16">
+        <w:r>
+          <w:rPr>
+            <w:lang w:val="zh_TW" w:bidi="zh_TW"/>
+          </w:rPr>
+          <w:rPr>
+            <w:color w:val="0000EE"/>
+            <w:u w:val="single"/>
+          </w:rPr>
+          <w:t>代上8:5</w:t>
         </w:r>
       </w:hyperlink>
       <w:r>
@@ -297,39 +307,84 @@
       </w:r>
     </w:p>
     <w:p>
-      <w:pPr>
-        <w:pStyle w:val="ListNumber"/>
-        <w:spacing w:line="240" w:lineRule="auto"/>
-        <w:ind w:left="720"/>
-      </w:pPr>
-      <w:r>
-        <w:rPr>
-          <w:lang w:val="zh_TW" w:bidi="zh_TW"/>
-        </w:rPr>
-      </w:r>
-      <w:r>
-        <w:rPr>
-          <w:lang w:val="zh_TW" w:bidi="zh_TW"/>
-        </w:rPr>
-        <w:t>亞蘭王便·哈達在位期間的亞蘭軍兵元帥（</w:t>
-      </w:r>
-      <w:hyperlink r:id="rId16">
-        <w:r>
-          <w:rPr>
-            <w:lang w:val="zh_TW" w:bidi="zh_TW"/>
-          </w:rPr>
-          <w:rPr>
-            <w:color w:val="0000EE"/>
-            <w:u w:val="single"/>
-          </w:rPr>
-          <w:t>王下5章</w:t>
-        </w:r>
-      </w:hyperlink>
-      <w:r>
-        <w:rPr>
-          <w:lang w:val="zh_TW" w:bidi="zh_TW"/>
-        </w:rPr>
-        <w:t>）。即使他患了大痲瘋，王仍因他的品格和軍事成就而尊重他。這病並沒有使他像以色列人那樣，被隔離於社會之外（參</w:t>
+      <w:pPr/>
+      <w:r>
+        <w:rPr>
+          <w:lang w:val="zh_TW" w:bidi="zh_TW"/>
+        </w:rPr>
+      </w:r>
+      <w:r>
+        <w:rPr>
+          <w:i/>
+          <w:lang w:val="zh_TW" w:bidi="zh_TW"/>
+        </w:rPr>
+        <w:t>見</w:t>
+      </w:r>
+      <w:r>
+        <w:rPr>
+          <w:lang w:val="zh_TW" w:bidi="zh_TW"/>
+        </w:rPr>
+        <w:t xml:space="preserve"> </w:t>
+      </w:r>
+      <w:r>
+        <w:rPr>
+          <w:lang w:val="zh_TW" w:bidi="zh_TW"/>
+        </w:rPr>
+        <w:t>書反</w:t>
+      </w:r>
+      <w:r>
+        <w:rPr>
+          <w:lang w:val="zh_TW" w:bidi="zh_TW"/>
+        </w:rPr>
+        <w:t>。</w:t>
+      </w:r>
+      <w:r>
+        <w:rPr>
+          <w:lang w:val="zh_TW" w:bidi="zh_TW"/>
+        </w:rPr>
+      </w:r>
+      <w:r>
+        <w:rPr>
+          <w:lang w:val="zh_TW" w:bidi="zh_TW"/>
+        </w:rPr>
+      </w:r>
+    </w:p>
+    <w:p>
+      <w:pPr/>
+      <w:r>
+        <w:rPr>
+          <w:lang w:val="zh_TW" w:bidi="zh_TW"/>
+        </w:rPr>
+      </w:r>
+    </w:p>
+    <w:p>
+      <w:pPr>
+        <w:pStyle w:val="Heading2"/>
+      </w:pPr>
+      <w:r>
+        <w:rPr>
+          <w:lang w:val="zh_TW" w:bidi="zh_TW"/>
+        </w:rPr>
+        <w:t>母示，母示族</w:t>
+      </w:r>
+      <w:r>
+        <w:rPr>
+          <w:lang w:val="zh_TW" w:bidi="zh_TW"/>
+        </w:rPr>
+      </w:r>
+    </w:p>
+    <w:p>
+      <w:pPr/>
+      <w:r>
+        <w:rPr>
+          <w:lang w:val="zh_TW" w:bidi="zh_TW"/>
+        </w:rPr>
+      </w:r>
+      <w:r>
+        <w:rPr>
+          <w:lang w:val="zh_TW" w:bidi="zh_TW"/>
+        </w:rPr>
+        <w:t>米拉利的兒子、利未的孫子，也是抹利的兄弟（</w:t>
       </w:r>
       <w:hyperlink r:id="rId17">
         <w:r>
@@ -340,21 +395,14 @@
             <w:color w:val="0000EE"/>
             <w:u w:val="single"/>
           </w:rPr>
-          <w:t>利13–14章</w:t>
-        </w:r>
-      </w:hyperlink>
-      <w:r>
-        <w:rPr>
-          <w:lang w:val="zh_TW" w:bidi="zh_TW"/>
-        </w:rPr>
-        <w:t>）。便·哈達准許他帶著禮物前往鄰國的王的宮廷；那位對此深感懷疑的王，很可能是約蘭。</w:t>
-        <w:br/>
-      </w:r>
-      <w:r>
-        <w:rPr>
-          <w:lang w:val="zh_TW" w:bidi="zh_TW"/>
-        </w:rPr>
-        <w:t>先知以利沙介入此事，要求他用一種看似不可能的方法得醫治。起初乃幔不情願，後來還是照著去做。他的僕人說：「先知若吩咐你做一件大事，你豈不做嗎？」於是，乃幔承認惟有以色列的神是真神。他帶著兩騾子馱（一馱是一頭騾子所能馱運的分量）的土回到自己的地方，以為只有站在這片土地上，才能敬拜這位神（參</w:t>
+          <w:t>出6:19</w:t>
+        </w:r>
+      </w:hyperlink>
+      <w:r>
+        <w:rPr>
+          <w:lang w:val="zh_TW" w:bidi="zh_TW"/>
+        </w:rPr>
+        <w:t>；</w:t>
       </w:r>
       <w:hyperlink r:id="rId18">
         <w:r>
@@ -365,7 +413,133 @@
             <w:color w:val="0000EE"/>
             <w:u w:val="single"/>
           </w:rPr>
-          <w:t>出20:24</w:t>
+          <w:t>民3:20</w:t>
+        </w:r>
+      </w:hyperlink>
+      <w:r>
+        <w:rPr>
+          <w:lang w:val="zh_TW" w:bidi="zh_TW"/>
+        </w:rPr>
+        <w:t>；</w:t>
+      </w:r>
+      <w:hyperlink r:id="rId19">
+        <w:r>
+          <w:rPr>
+            <w:lang w:val="zh_TW" w:bidi="zh_TW"/>
+          </w:rPr>
+          <w:rPr>
+            <w:color w:val="0000EE"/>
+            <w:u w:val="single"/>
+          </w:rPr>
+          <w:t>代上6:19</w:t>
+        </w:r>
+      </w:hyperlink>
+      <w:r>
+        <w:rPr>
+          <w:lang w:val="zh_TW" w:bidi="zh_TW"/>
+        </w:rPr>
+        <w:t>、</w:t>
+      </w:r>
+      <w:hyperlink r:id="rId19">
+        <w:r>
+          <w:rPr>
+            <w:lang w:val="zh_TW" w:bidi="zh_TW"/>
+          </w:rPr>
+          <w:rPr>
+            <w:color w:val="0000EE"/>
+            <w:u w:val="single"/>
+          </w:rPr>
+          <w:t>47</w:t>
+        </w:r>
+      </w:hyperlink>
+      <w:r>
+        <w:rPr>
+          <w:lang w:val="zh_TW" w:bidi="zh_TW"/>
+        </w:rPr>
+        <w:t>）。他是末力、以得和耶利摩的父親（</w:t>
+      </w:r>
+      <w:hyperlink r:id="rId20">
+        <w:r>
+          <w:rPr>
+            <w:lang w:val="zh_TW" w:bidi="zh_TW"/>
+          </w:rPr>
+          <w:rPr>
+            <w:color w:val="0000EE"/>
+            <w:u w:val="single"/>
+          </w:rPr>
+          <w:t>代上23:21–23</w:t>
+        </w:r>
+      </w:hyperlink>
+      <w:r>
+        <w:rPr>
+          <w:lang w:val="zh_TW" w:bidi="zh_TW"/>
+        </w:rPr>
+        <w:t>，</w:t>
+      </w:r>
+      <w:hyperlink r:id="rId21">
+        <w:r>
+          <w:rPr>
+            <w:lang w:val="zh_TW" w:bidi="zh_TW"/>
+          </w:rPr>
+          <w:rPr>
+            <w:color w:val="0000EE"/>
+            <w:u w:val="single"/>
+          </w:rPr>
+          <w:t>24:26</w:t>
+        </w:r>
+      </w:hyperlink>
+      <w:r>
+        <w:rPr>
+          <w:lang w:val="zh_TW" w:bidi="zh_TW"/>
+        </w:rPr>
+        <w:t>、</w:t>
+      </w:r>
+      <w:hyperlink r:id="rId21">
+        <w:r>
+          <w:rPr>
+            <w:lang w:val="zh_TW" w:bidi="zh_TW"/>
+          </w:rPr>
+          <w:rPr>
+            <w:color w:val="0000EE"/>
+            <w:u w:val="single"/>
+          </w:rPr>
+          <w:t>30</w:t>
+        </w:r>
+      </w:hyperlink>
+      <w:r>
+        <w:rPr>
+          <w:lang w:val="zh_TW" w:bidi="zh_TW"/>
+        </w:rPr>
+        <w:t>），是抹利族的祖先（</w:t>
+      </w:r>
+      <w:hyperlink r:id="rId22">
+        <w:r>
+          <w:rPr>
+            <w:lang w:val="zh_TW" w:bidi="zh_TW"/>
+          </w:rPr>
+          <w:rPr>
+            <w:color w:val="0000EE"/>
+            <w:u w:val="single"/>
+          </w:rPr>
+          <w:t>民3:33</w:t>
+        </w:r>
+      </w:hyperlink>
+      <w:r>
+        <w:rPr>
+          <w:lang w:val="zh_TW" w:bidi="zh_TW"/>
+        </w:rPr>
+        <w:t>，</w:t>
+      </w:r>
+      <w:hyperlink r:id="rId23">
+        <w:r>
+          <w:rPr>
+            <w:lang w:val="zh_TW" w:bidi="zh_TW"/>
+          </w:rPr>
+          <w:rPr>
+            <w:color w:val="0000EE"/>
+            <w:u w:val="single"/>
+          </w:rPr>
+          <w:t>26:58</w:t>
         </w:r>
       </w:hyperlink>
       <w:r>
@@ -373,31 +547,2377 @@
           <w:lang w:val="zh_TW" w:bidi="zh_TW"/>
         </w:rPr>
         <w:t>）。</w:t>
-        <w:br/>
-      </w:r>
-      <w:r>
-        <w:rPr>
-          <w:lang w:val="zh_TW" w:bidi="zh_TW"/>
-        </w:rPr>
-        <w:t>在</w:t>
-      </w:r>
-      <w:hyperlink r:id="rId19">
-        <w:r>
-          <w:rPr>
-            <w:lang w:val="zh_TW" w:bidi="zh_TW"/>
-          </w:rPr>
-          <w:rPr>
-            <w:color w:val="0000EE"/>
-            <w:u w:val="single"/>
-          </w:rPr>
-          <w:t>路加福音四章27節</w:t>
-        </w:r>
-      </w:hyperlink>
-      <w:r>
-        <w:rPr>
-          <w:lang w:val="zh_TW" w:bidi="zh_TW"/>
-        </w:rPr>
-        <w:t>，耶穌提醒在猶太會堂裡聽祂講道的人，在乃幔所處的時期，許多人患了大痲瘋，但只有不是以色列人的乃幔得了潔淨。</w:t>
+      </w:r>
+      <w:r>
+        <w:rPr>
+          <w:lang w:val="zh_TW" w:bidi="zh_TW"/>
+        </w:rPr>
+      </w:r>
+      <w:r>
+        <w:rPr>
+          <w:lang w:val="zh_TW" w:bidi="zh_TW"/>
+        </w:rPr>
+      </w:r>
+    </w:p>
+    <w:p>
+      <w:pPr/>
+      <w:r>
+        <w:rPr>
+          <w:lang w:val="zh_TW" w:bidi="zh_TW"/>
+        </w:rPr>
+      </w:r>
+    </w:p>
+    <w:p>
+      <w:pPr>
+        <w:pStyle w:val="Heading2"/>
+      </w:pPr>
+      <w:r>
+        <w:rPr>
+          <w:lang w:val="zh_TW" w:bidi="zh_TW"/>
+        </w:rPr>
+        <w:t>木匠</w:t>
+      </w:r>
+      <w:r>
+        <w:rPr>
+          <w:lang w:val="zh_TW" w:bidi="zh_TW"/>
+        </w:rPr>
+      </w:r>
+    </w:p>
+    <w:p>
+      <w:pPr/>
+      <w:r>
+        <w:rPr>
+          <w:lang w:val="zh_TW" w:bidi="zh_TW"/>
+        </w:rPr>
+      </w:r>
+      <w:r>
+        <w:rPr>
+          <w:lang w:val="zh_TW" w:bidi="zh_TW"/>
+        </w:rPr>
+        <w:t>從事木工工作的人，負責建造房屋的框架、屋頂、窗戶和門。小型結構如房屋，通常由屋主自行建造；而神廟和宮殿等大型建築，則需要熟練工匠參與。建造這些較大的建築物，需要木匠與石匠合作，後者專門切割和準備建築用的石材（</w:t>
+      </w:r>
+      <w:hyperlink r:id="rId24">
+        <w:r>
+          <w:rPr>
+            <w:lang w:val="zh_TW" w:bidi="zh_TW"/>
+          </w:rPr>
+          <w:rPr>
+            <w:color w:val="0000EE"/>
+            <w:u w:val="single"/>
+          </w:rPr>
+          <w:t>王下12:11，</w:t>
+        </w:r>
+      </w:hyperlink>
+      <w:hyperlink r:id="rId25">
+        <w:r>
+          <w:rPr>
+            <w:lang w:val="zh_TW" w:bidi="zh_TW"/>
+          </w:rPr>
+          <w:rPr>
+            <w:color w:val="0000EE"/>
+            <w:u w:val="single"/>
+          </w:rPr>
+          <w:t>22:6</w:t>
+        </w:r>
+      </w:hyperlink>
+      <w:r>
+        <w:rPr>
+          <w:lang w:val="zh_TW" w:bidi="zh_TW"/>
+        </w:rPr>
+        <w:t>；</w:t>
+      </w:r>
+      <w:hyperlink r:id="rId26">
+        <w:r>
+          <w:rPr>
+            <w:lang w:val="zh_TW" w:bidi="zh_TW"/>
+          </w:rPr>
+          <w:rPr>
+            <w:color w:val="0000EE"/>
+            <w:u w:val="single"/>
+          </w:rPr>
+          <w:t>代上14:1，</w:t>
+        </w:r>
+      </w:hyperlink>
+      <w:hyperlink r:id="rId27">
+        <w:r>
+          <w:rPr>
+            <w:lang w:val="zh_TW" w:bidi="zh_TW"/>
+          </w:rPr>
+          <w:rPr>
+            <w:color w:val="0000EE"/>
+            <w:u w:val="single"/>
+          </w:rPr>
+          <w:t>22:15</w:t>
+        </w:r>
+      </w:hyperlink>
+      <w:r>
+        <w:rPr>
+          <w:lang w:val="zh_TW" w:bidi="zh_TW"/>
+        </w:rPr>
+        <w:t>；</w:t>
+      </w:r>
+      <w:hyperlink r:id="rId28">
+        <w:r>
+          <w:rPr>
+            <w:lang w:val="zh_TW" w:bidi="zh_TW"/>
+          </w:rPr>
+          <w:rPr>
+            <w:color w:val="0000EE"/>
+            <w:u w:val="single"/>
+          </w:rPr>
+          <w:t>代下24:12，</w:t>
+        </w:r>
+      </w:hyperlink>
+      <w:hyperlink r:id="rId29">
+        <w:r>
+          <w:rPr>
+            <w:lang w:val="zh_TW" w:bidi="zh_TW"/>
+          </w:rPr>
+          <w:rPr>
+            <w:color w:val="0000EE"/>
+            <w:u w:val="single"/>
+          </w:rPr>
+          <w:t>34:11</w:t>
+        </w:r>
+      </w:hyperlink>
+      <w:r>
+        <w:rPr>
+          <w:lang w:val="zh_TW" w:bidi="zh_TW"/>
+        </w:rPr>
+        <w:t>；</w:t>
+      </w:r>
+      <w:hyperlink r:id="rId30">
+        <w:r>
+          <w:rPr>
+            <w:lang w:val="zh_TW" w:bidi="zh_TW"/>
+          </w:rPr>
+          <w:rPr>
+            <w:color w:val="0000EE"/>
+            <w:u w:val="single"/>
+          </w:rPr>
+          <w:t>拉3:7</w:t>
+        </w:r>
+      </w:hyperlink>
+      <w:r>
+        <w:rPr>
+          <w:lang w:val="zh_TW" w:bidi="zh_TW"/>
+        </w:rPr>
+        <w:t>）。新約中很少提及木工工作，但耶穌和祂的父親約瑟正是從事此行業（</w:t>
+      </w:r>
+      <w:hyperlink r:id="rId31">
+        <w:r>
+          <w:rPr>
+            <w:lang w:val="zh_TW" w:bidi="zh_TW"/>
+          </w:rPr>
+          <w:rPr>
+            <w:color w:val="0000EE"/>
+            <w:u w:val="single"/>
+          </w:rPr>
+          <w:t>太13:55</w:t>
+        </w:r>
+      </w:hyperlink>
+      <w:r>
+        <w:rPr>
+          <w:lang w:val="zh_TW" w:bidi="zh_TW"/>
+        </w:rPr>
+        <w:t>；</w:t>
+      </w:r>
+      <w:hyperlink r:id="rId32">
+        <w:r>
+          <w:rPr>
+            <w:lang w:val="zh_TW" w:bidi="zh_TW"/>
+          </w:rPr>
+          <w:rPr>
+            <w:color w:val="0000EE"/>
+            <w:u w:val="single"/>
+          </w:rPr>
+          <w:t>可6:3</w:t>
+        </w:r>
+      </w:hyperlink>
+      <w:r>
+        <w:rPr>
+          <w:lang w:val="zh_TW" w:bidi="zh_TW"/>
+        </w:rPr>
+        <w:t>）。</w:t>
+      </w:r>
+      <w:r>
+        <w:rPr>
+          <w:lang w:val="zh_TW" w:bidi="zh_TW"/>
+        </w:rPr>
+      </w:r>
+      <w:r>
+        <w:rPr>
+          <w:lang w:val="zh_TW" w:bidi="zh_TW"/>
+        </w:rPr>
+      </w:r>
+    </w:p>
+    <w:p>
+      <w:pPr/>
+      <w:r>
+        <w:rPr>
+          <w:lang w:val="zh_TW" w:bidi="zh_TW"/>
+        </w:rPr>
+      </w:r>
+    </w:p>
+    <w:p>
+      <w:pPr>
+        <w:pStyle w:val="Heading2"/>
+      </w:pPr>
+      <w:r>
+        <w:rPr>
+          <w:lang w:val="zh_TW" w:bidi="zh_TW"/>
+        </w:rPr>
+        <w:t>沐浴、洗</w:t>
+      </w:r>
+      <w:r>
+        <w:rPr>
+          <w:lang w:val="zh_TW" w:bidi="zh_TW"/>
+        </w:rPr>
+      </w:r>
+    </w:p>
+    <w:p>
+      <w:pPr/>
+      <w:r>
+        <w:rPr>
+          <w:lang w:val="zh_TW" w:bidi="zh_TW"/>
+        </w:rPr>
+      </w:r>
+      <w:r>
+        <w:rPr>
+          <w:lang w:val="zh_TW" w:bidi="zh_TW"/>
+        </w:rPr>
+        <w:t>這是指以水潔淨或洗滌自身。在聖經中，「沐浴」與「洗」常交替使用，用來翻譯幾個不同的原文字詞。在舊約聖經中，有一處經文分別使用不同的希伯來字詞，指洗衣物與清洗包括身體的其它物品（</w:t>
+      </w:r>
+      <w:hyperlink r:id="rId33">
+        <w:r>
+          <w:rPr>
+            <w:lang w:val="zh_TW" w:bidi="zh_TW"/>
+          </w:rPr>
+          <w:rPr>
+            <w:color w:val="0000EE"/>
+            <w:u w:val="single"/>
+          </w:rPr>
+          <w:t>利15:8–2</w:t>
+        </w:r>
+      </w:hyperlink>
+      <w:r>
+        <w:rPr>
+          <w:lang w:val="zh_TW" w:bidi="zh_TW"/>
+        </w:rPr>
+        <w:t>）。</w:t>
+      </w:r>
+    </w:p>
+    <w:p>
+      <w:pPr/>
+      <w:r>
+        <w:rPr>
+          <w:lang w:val="zh_TW" w:bidi="zh_TW"/>
+        </w:rPr>
+      </w:r>
+      <w:r>
+        <w:rPr>
+          <w:lang w:val="zh_TW" w:bidi="zh_TW"/>
+        </w:rPr>
+        <w:t>以色列氣候乾燥、水源稀少，因此除非在有溪流或水池旁，人們通常不會沐浴（</w:t>
+      </w:r>
+      <w:hyperlink r:id="rId34">
+        <w:r>
+          <w:rPr>
+            <w:lang w:val="zh_TW" w:bidi="zh_TW"/>
+          </w:rPr>
+          <w:rPr>
+            <w:color w:val="0000EE"/>
+            <w:u w:val="single"/>
+          </w:rPr>
+          <w:t>王下5:10</w:t>
+        </w:r>
+      </w:hyperlink>
+      <w:r>
+        <w:rPr>
+          <w:lang w:val="zh_TW" w:bidi="zh_TW"/>
+        </w:rPr>
+        <w:t>；</w:t>
+      </w:r>
+      <w:hyperlink r:id="rId35">
+        <w:r>
+          <w:rPr>
+            <w:lang w:val="zh_TW" w:bidi="zh_TW"/>
+          </w:rPr>
+          <w:rPr>
+            <w:color w:val="0000EE"/>
+            <w:u w:val="single"/>
+          </w:rPr>
+          <w:t>約9:7</w:t>
+        </w:r>
+      </w:hyperlink>
+      <w:r>
+        <w:rPr>
+          <w:lang w:val="zh_TW" w:bidi="zh_TW"/>
+        </w:rPr>
+        <w:t>）。然而，人們仍會在嬰孩出生時為其清洗（</w:t>
+      </w:r>
+      <w:hyperlink r:id="rId36">
+        <w:r>
+          <w:rPr>
+            <w:lang w:val="zh_TW" w:bidi="zh_TW"/>
+          </w:rPr>
+          <w:rPr>
+            <w:color w:val="0000EE"/>
+            <w:u w:val="single"/>
+          </w:rPr>
+          <w:t>結16:4</w:t>
+        </w:r>
+      </w:hyperlink>
+      <w:r>
+        <w:rPr>
+          <w:lang w:val="zh_TW" w:bidi="zh_TW"/>
+        </w:rPr>
+        <w:t>）、為死者在安葬前清洗身體（</w:t>
+      </w:r>
+      <w:hyperlink r:id="rId37">
+        <w:r>
+          <w:rPr>
+            <w:lang w:val="zh_TW" w:bidi="zh_TW"/>
+          </w:rPr>
+          <w:rPr>
+            <w:color w:val="0000EE"/>
+            <w:u w:val="single"/>
+          </w:rPr>
+          <w:t>徒9:37</w:t>
+        </w:r>
+      </w:hyperlink>
+      <w:r>
+        <w:rPr>
+          <w:lang w:val="zh_TW" w:bidi="zh_TW"/>
+        </w:rPr>
+        <w:t>），以及為羊隻剪羊毛前清洗（</w:t>
+      </w:r>
+      <w:hyperlink r:id="rId38">
+        <w:r>
+          <w:rPr>
+            <w:lang w:val="zh_TW" w:bidi="zh_TW"/>
+          </w:rPr>
+          <w:rPr>
+            <w:color w:val="0000EE"/>
+            <w:u w:val="single"/>
+          </w:rPr>
+          <w:t>歌6:6</w:t>
+        </w:r>
+      </w:hyperlink>
+      <w:r>
+        <w:rPr>
+          <w:lang w:val="zh_TW" w:bidi="zh_TW"/>
+        </w:rPr>
+        <w:t>）。全身經常沐浴，可能僅限於富裕階層（</w:t>
+      </w:r>
+      <w:hyperlink r:id="rId39">
+        <w:r>
+          <w:rPr>
+            <w:lang w:val="zh_TW" w:bidi="zh_TW"/>
+          </w:rPr>
+          <w:rPr>
+            <w:color w:val="0000EE"/>
+            <w:u w:val="single"/>
+          </w:rPr>
+          <w:t>出2:5</w:t>
+        </w:r>
+      </w:hyperlink>
+      <w:r>
+        <w:rPr>
+          <w:lang w:val="zh_TW" w:bidi="zh_TW"/>
+        </w:rPr>
+        <w:t>）。但因塵土飛揚，人們必須常洗臉、手與腳（</w:t>
+      </w:r>
+      <w:hyperlink r:id="rId40">
+        <w:r>
+          <w:rPr>
+            <w:lang w:val="zh_TW" w:bidi="zh_TW"/>
+          </w:rPr>
+          <w:rPr>
+            <w:color w:val="0000EE"/>
+            <w:u w:val="single"/>
+          </w:rPr>
+          <w:t>創18:4</w:t>
+        </w:r>
+      </w:hyperlink>
+      <w:r>
+        <w:rPr>
+          <w:lang w:val="zh_TW" w:bidi="zh_TW"/>
+        </w:rPr>
+        <w:t>，</w:t>
+      </w:r>
+      <w:hyperlink r:id="rId41">
+        <w:r>
+          <w:rPr>
+            <w:lang w:val="zh_TW" w:bidi="zh_TW"/>
+          </w:rPr>
+          <w:rPr>
+            <w:color w:val="0000EE"/>
+            <w:u w:val="single"/>
+          </w:rPr>
+          <w:t>19:2</w:t>
+        </w:r>
+      </w:hyperlink>
+      <w:r>
+        <w:rPr>
+          <w:lang w:val="zh_TW" w:bidi="zh_TW"/>
+        </w:rPr>
+        <w:t>，</w:t>
+      </w:r>
+      <w:hyperlink r:id="rId42">
+        <w:r>
+          <w:rPr>
+            <w:lang w:val="zh_TW" w:bidi="zh_TW"/>
+          </w:rPr>
+          <w:rPr>
+            <w:color w:val="0000EE"/>
+            <w:u w:val="single"/>
+          </w:rPr>
+          <w:t>24:32</w:t>
+        </w:r>
+      </w:hyperlink>
+      <w:r>
+        <w:rPr>
+          <w:lang w:val="zh_TW" w:bidi="zh_TW"/>
+        </w:rPr>
+        <w:t>，</w:t>
+      </w:r>
+      <w:hyperlink r:id="rId43">
+        <w:r>
+          <w:rPr>
+            <w:lang w:val="zh_TW" w:bidi="zh_TW"/>
+          </w:rPr>
+          <w:rPr>
+            <w:color w:val="0000EE"/>
+            <w:u w:val="single"/>
+          </w:rPr>
+          <w:t>43:24</w:t>
+        </w:r>
+      </w:hyperlink>
+      <w:r>
+        <w:rPr>
+          <w:lang w:val="zh_TW" w:bidi="zh_TW"/>
+        </w:rPr>
+        <w:t>；</w:t>
+      </w:r>
+      <w:hyperlink r:id="rId44">
+        <w:r>
+          <w:rPr>
+            <w:lang w:val="zh_TW" w:bidi="zh_TW"/>
+          </w:rPr>
+          <w:rPr>
+            <w:color w:val="0000EE"/>
+            <w:u w:val="single"/>
+          </w:rPr>
+          <w:t>士19:21</w:t>
+        </w:r>
+      </w:hyperlink>
+      <w:r>
+        <w:rPr>
+          <w:lang w:val="zh_TW" w:bidi="zh_TW"/>
+        </w:rPr>
+        <w:t>；</w:t>
+      </w:r>
+      <w:hyperlink r:id="rId45">
+        <w:r>
+          <w:rPr>
+            <w:lang w:val="zh_TW" w:bidi="zh_TW"/>
+          </w:rPr>
+          <w:rPr>
+            <w:color w:val="0000EE"/>
+            <w:u w:val="single"/>
+          </w:rPr>
+          <w:t>歌5:3</w:t>
+        </w:r>
+      </w:hyperlink>
+      <w:r>
+        <w:rPr>
+          <w:lang w:val="zh_TW" w:bidi="zh_TW"/>
+        </w:rPr>
+        <w:t>）。對於有身份地位的人而言，在抹油之前先清洗身體也是良好儀容的一部分（</w:t>
+      </w:r>
+      <w:hyperlink r:id="rId46">
+        <w:r>
+          <w:rPr>
+            <w:lang w:val="zh_TW" w:bidi="zh_TW"/>
+          </w:rPr>
+          <w:rPr>
+            <w:color w:val="0000EE"/>
+            <w:u w:val="single"/>
+          </w:rPr>
+          <w:t>得3:3</w:t>
+        </w:r>
+      </w:hyperlink>
+      <w:r>
+        <w:rPr>
+          <w:lang w:val="zh_TW" w:bidi="zh_TW"/>
+        </w:rPr>
+        <w:t>；</w:t>
+      </w:r>
+      <w:hyperlink r:id="rId47">
+        <w:r>
+          <w:rPr>
+            <w:lang w:val="zh_TW" w:bidi="zh_TW"/>
+          </w:rPr>
+          <w:rPr>
+            <w:color w:val="0000EE"/>
+            <w:u w:val="single"/>
+          </w:rPr>
+          <w:t>撒下12:20</w:t>
+        </w:r>
+      </w:hyperlink>
+      <w:r>
+        <w:rPr>
+          <w:lang w:val="zh_TW" w:bidi="zh_TW"/>
+        </w:rPr>
+        <w:t>；</w:t>
+      </w:r>
+      <w:hyperlink r:id="rId48">
+        <w:r>
+          <w:rPr>
+            <w:lang w:val="zh_TW" w:bidi="zh_TW"/>
+          </w:rPr>
+          <w:rPr>
+            <w:color w:val="0000EE"/>
+            <w:u w:val="single"/>
+          </w:rPr>
+          <w:t>結23:41</w:t>
+        </w:r>
+      </w:hyperlink>
+      <w:r>
+        <w:rPr>
+          <w:lang w:val="zh_TW" w:bidi="zh_TW"/>
+        </w:rPr>
+        <w:t>）。好客的主人會為客人預備洗腳水（</w:t>
+      </w:r>
+      <w:hyperlink r:id="rId40">
+        <w:r>
+          <w:rPr>
+            <w:lang w:val="zh_TW" w:bidi="zh_TW"/>
+          </w:rPr>
+          <w:rPr>
+            <w:color w:val="0000EE"/>
+            <w:u w:val="single"/>
+          </w:rPr>
+          <w:t>創18:4</w:t>
+        </w:r>
+      </w:hyperlink>
+      <w:r>
+        <w:rPr>
+          <w:lang w:val="zh_TW" w:bidi="zh_TW"/>
+        </w:rPr>
+        <w:t>；</w:t>
+      </w:r>
+      <w:hyperlink r:id="rId44">
+        <w:r>
+          <w:rPr>
+            <w:lang w:val="zh_TW" w:bidi="zh_TW"/>
+          </w:rPr>
+          <w:rPr>
+            <w:color w:val="0000EE"/>
+            <w:u w:val="single"/>
+          </w:rPr>
+          <w:t>士19:21</w:t>
+        </w:r>
+      </w:hyperlink>
+      <w:r>
+        <w:rPr>
+          <w:lang w:val="zh_TW" w:bidi="zh_TW"/>
+        </w:rPr>
+        <w:t>；</w:t>
+      </w:r>
+      <w:hyperlink r:id="rId49">
+        <w:r>
+          <w:rPr>
+            <w:lang w:val="zh_TW" w:bidi="zh_TW"/>
+          </w:rPr>
+          <w:rPr>
+            <w:color w:val="0000EE"/>
+            <w:u w:val="single"/>
+          </w:rPr>
+          <w:t>路7:44</w:t>
+        </w:r>
+      </w:hyperlink>
+      <w:r>
+        <w:rPr>
+          <w:lang w:val="zh_TW" w:bidi="zh_TW"/>
+        </w:rPr>
+        <w:t>；</w:t>
+      </w:r>
+      <w:hyperlink r:id="rId50">
+        <w:r>
+          <w:rPr>
+            <w:lang w:val="zh_TW" w:bidi="zh_TW"/>
+          </w:rPr>
+          <w:rPr>
+            <w:color w:val="0000EE"/>
+            <w:u w:val="single"/>
+          </w:rPr>
+          <w:t>約13:4–5</w:t>
+        </w:r>
+      </w:hyperlink>
+      <w:r>
+        <w:rPr>
+          <w:lang w:val="zh_TW" w:bidi="zh_TW"/>
+        </w:rPr>
+        <w:t>）。替人洗腳原是僕人的職責；若由他人為客人洗脚，便表示謙卑（</w:t>
+      </w:r>
+      <w:hyperlink r:id="rId51">
+        <w:r>
+          <w:rPr>
+            <w:lang w:val="zh_TW" w:bidi="zh_TW"/>
+          </w:rPr>
+          <w:rPr>
+            <w:color w:val="0000EE"/>
+            <w:u w:val="single"/>
+          </w:rPr>
+          <w:t>撒上25:41</w:t>
+        </w:r>
+      </w:hyperlink>
+      <w:r>
+        <w:rPr>
+          <w:lang w:val="zh_TW" w:bidi="zh_TW"/>
+        </w:rPr>
+        <w:t>；</w:t>
+      </w:r>
+      <w:hyperlink r:id="rId52">
+        <w:r>
+          <w:rPr>
+            <w:lang w:val="zh_TW" w:bidi="zh_TW"/>
+          </w:rPr>
+          <w:rPr>
+            <w:color w:val="0000EE"/>
+            <w:u w:val="single"/>
+          </w:rPr>
+          <w:t>路7:44–47</w:t>
+        </w:r>
+      </w:hyperlink>
+      <w:r>
+        <w:rPr>
+          <w:lang w:val="zh_TW" w:bidi="zh_TW"/>
+        </w:rPr>
+        <w:t>；</w:t>
+      </w:r>
+      <w:hyperlink r:id="rId53">
+        <w:r>
+          <w:rPr>
+            <w:lang w:val="zh_TW" w:bidi="zh_TW"/>
+          </w:rPr>
+          <w:rPr>
+            <w:color w:val="0000EE"/>
+            <w:u w:val="single"/>
+          </w:rPr>
+          <w:t>約13:3–16</w:t>
+        </w:r>
+      </w:hyperlink>
+      <w:r>
+        <w:rPr>
+          <w:lang w:val="zh_TW" w:bidi="zh_TW"/>
+        </w:rPr>
+        <w:t>；</w:t>
+      </w:r>
+      <w:hyperlink r:id="rId54">
+        <w:r>
+          <w:rPr>
+            <w:lang w:val="zh_TW" w:bidi="zh_TW"/>
+          </w:rPr>
+          <w:rPr>
+            <w:color w:val="0000EE"/>
+            <w:u w:val="single"/>
+          </w:rPr>
+          <w:t>提前5:10</w:t>
+        </w:r>
+      </w:hyperlink>
+      <w:r>
+        <w:rPr>
+          <w:lang w:val="zh_TW" w:bidi="zh_TW"/>
+        </w:rPr>
+        <w:t>）。</w:t>
+      </w:r>
+    </w:p>
+    <w:p>
+      <w:pPr/>
+      <w:r>
+        <w:rPr>
+          <w:lang w:val="zh_TW" w:bidi="zh_TW"/>
+        </w:rPr>
+      </w:r>
+      <w:r>
+        <w:rPr>
+          <w:lang w:val="zh_TW" w:bidi="zh_TW"/>
+        </w:rPr>
+        <w:t>聖經中多數關於洗或沐浴的記載，皆與禮儀上的潔淨有關。祭司與利未人在親近祭壇或參與禮儀之前，必須洗衣服、洗臉，有時甚至要洗全身（</w:t>
+      </w:r>
+      <w:hyperlink r:id="rId55">
+        <w:r>
+          <w:rPr>
+            <w:lang w:val="zh_TW" w:bidi="zh_TW"/>
+          </w:rPr>
+          <w:rPr>
+            <w:color w:val="0000EE"/>
+            <w:u w:val="single"/>
+          </w:rPr>
+          <w:t>出29:4</w:t>
+        </w:r>
+      </w:hyperlink>
+      <w:r>
+        <w:rPr>
+          <w:lang w:val="zh_TW" w:bidi="zh_TW"/>
+        </w:rPr>
+        <w:t>；</w:t>
+      </w:r>
+      <w:hyperlink r:id="rId56">
+        <w:r>
+          <w:rPr>
+            <w:lang w:val="zh_TW" w:bidi="zh_TW"/>
+          </w:rPr>
+          <w:rPr>
+            <w:color w:val="0000EE"/>
+            <w:u w:val="single"/>
+          </w:rPr>
+          <w:t>30:19–21</w:t>
+        </w:r>
+      </w:hyperlink>
+      <w:r>
+        <w:rPr>
+          <w:lang w:val="zh_TW" w:bidi="zh_TW"/>
+        </w:rPr>
+        <w:t>，</w:t>
+      </w:r>
+      <w:hyperlink r:id="rId57">
+        <w:r>
+          <w:rPr>
+            <w:lang w:val="zh_TW" w:bidi="zh_TW"/>
+          </w:rPr>
+          <w:rPr>
+            <w:color w:val="0000EE"/>
+            <w:u w:val="single"/>
+          </w:rPr>
+          <w:t>40:7</w:t>
+        </w:r>
+      </w:hyperlink>
+      <w:r>
+        <w:rPr>
+          <w:lang w:val="zh_TW" w:bidi="zh_TW"/>
+        </w:rPr>
+        <w:t>、</w:t>
+      </w:r>
+      <w:hyperlink r:id="rId57">
+        <w:r>
+          <w:rPr>
+            <w:lang w:val="zh_TW" w:bidi="zh_TW"/>
+          </w:rPr>
+          <w:rPr>
+            <w:color w:val="0000EE"/>
+            <w:u w:val="single"/>
+          </w:rPr>
+          <w:t>12</w:t>
+        </w:r>
+      </w:hyperlink>
+      <w:r>
+        <w:rPr>
+          <w:lang w:val="zh_TW" w:bidi="zh_TW"/>
+        </w:rPr>
+        <w:t>、</w:t>
+      </w:r>
+      <w:hyperlink r:id="rId57">
+        <w:r>
+          <w:rPr>
+            <w:lang w:val="zh_TW" w:bidi="zh_TW"/>
+          </w:rPr>
+          <w:rPr>
+            <w:color w:val="0000EE"/>
+            <w:u w:val="single"/>
+          </w:rPr>
+          <w:t>30–32</w:t>
+        </w:r>
+      </w:hyperlink>
+      <w:r>
+        <w:rPr>
+          <w:lang w:val="zh_TW" w:bidi="zh_TW"/>
+        </w:rPr>
+        <w:t>；</w:t>
+      </w:r>
+      <w:hyperlink r:id="rId58">
+        <w:r>
+          <w:rPr>
+            <w:lang w:val="zh_TW" w:bidi="zh_TW"/>
+          </w:rPr>
+          <w:rPr>
+            <w:color w:val="0000EE"/>
+            <w:u w:val="single"/>
+          </w:rPr>
+          <w:t>民8:21</w:t>
+        </w:r>
+      </w:hyperlink>
+      <w:r>
+        <w:rPr>
+          <w:lang w:val="zh_TW" w:bidi="zh_TW"/>
+        </w:rPr>
+        <w:t>）。被宰殺的牲畜在獻祭前，其腿與內臟也需洗淨（</w:t>
+      </w:r>
+      <w:hyperlink r:id="rId59">
+        <w:r>
+          <w:rPr>
+            <w:lang w:val="zh_TW" w:bidi="zh_TW"/>
+          </w:rPr>
+          <w:rPr>
+            <w:color w:val="0000EE"/>
+            <w:u w:val="single"/>
+          </w:rPr>
+          <w:t>利1:9</w:t>
+        </w:r>
+      </w:hyperlink>
+      <w:r>
+        <w:rPr>
+          <w:lang w:val="zh_TW" w:bidi="zh_TW"/>
+        </w:rPr>
+        <w:t>、</w:t>
+      </w:r>
+      <w:hyperlink r:id="rId59">
+        <w:r>
+          <w:rPr>
+            <w:lang w:val="zh_TW" w:bidi="zh_TW"/>
+          </w:rPr>
+          <w:rPr>
+            <w:color w:val="0000EE"/>
+            <w:u w:val="single"/>
+          </w:rPr>
+          <w:t>13</w:t>
+        </w:r>
+      </w:hyperlink>
+      <w:r>
+        <w:rPr>
+          <w:lang w:val="zh_TW" w:bidi="zh_TW"/>
+        </w:rPr>
+        <w:t>，</w:t>
+      </w:r>
+      <w:hyperlink r:id="rId60">
+        <w:r>
+          <w:rPr>
+            <w:lang w:val="zh_TW" w:bidi="zh_TW"/>
+          </w:rPr>
+          <w:rPr>
+            <w:color w:val="0000EE"/>
+            <w:u w:val="single"/>
+          </w:rPr>
+          <w:t>8:21</w:t>
+        </w:r>
+      </w:hyperlink>
+      <w:r>
+        <w:rPr>
+          <w:lang w:val="zh_TW" w:bidi="zh_TW"/>
+        </w:rPr>
+        <w:t>，</w:t>
+      </w:r>
+      <w:hyperlink r:id="rId61">
+        <w:r>
+          <w:rPr>
+            <w:lang w:val="zh_TW" w:bidi="zh_TW"/>
+          </w:rPr>
+          <w:rPr>
+            <w:color w:val="0000EE"/>
+            <w:u w:val="single"/>
+          </w:rPr>
+          <w:t>9:14</w:t>
+        </w:r>
+      </w:hyperlink>
+      <w:r>
+        <w:rPr>
+          <w:lang w:val="zh_TW" w:bidi="zh_TW"/>
+        </w:rPr>
+        <w:t>）。凡曾處於不潔狀態的人，必須先洗净衣物並沐浴，才能恢復禮儀上的潔淨（</w:t>
+      </w:r>
+      <w:hyperlink r:id="rId62">
+        <w:r>
+          <w:rPr>
+            <w:lang w:val="zh_TW" w:bidi="zh_TW"/>
+          </w:rPr>
+          <w:rPr>
+            <w:color w:val="0000EE"/>
+            <w:u w:val="single"/>
+          </w:rPr>
+          <w:t>利14:8–10</w:t>
+        </w:r>
+      </w:hyperlink>
+      <w:r>
+        <w:rPr>
+          <w:lang w:val="zh_TW" w:bidi="zh_TW"/>
+        </w:rPr>
+        <w:t>，</w:t>
+      </w:r>
+      <w:hyperlink r:id="rId63">
+        <w:r>
+          <w:rPr>
+            <w:lang w:val="zh_TW" w:bidi="zh_TW"/>
+          </w:rPr>
+          <w:rPr>
+            <w:color w:val="0000EE"/>
+            <w:u w:val="single"/>
+          </w:rPr>
+          <w:t>15:5–11</w:t>
+        </w:r>
+      </w:hyperlink>
+      <w:r>
+        <w:rPr>
+          <w:lang w:val="zh_TW" w:bidi="zh_TW"/>
+        </w:rPr>
+        <w:t>、</w:t>
+      </w:r>
+      <w:hyperlink r:id="rId63">
+        <w:r>
+          <w:rPr>
+            <w:lang w:val="zh_TW" w:bidi="zh_TW"/>
+          </w:rPr>
+          <w:rPr>
+            <w:color w:val="0000EE"/>
+            <w:u w:val="single"/>
+          </w:rPr>
+          <w:t>21–27</w:t>
+        </w:r>
+      </w:hyperlink>
+      <w:r>
+        <w:rPr>
+          <w:lang w:val="zh_TW" w:bidi="zh_TW"/>
+        </w:rPr>
+        <w:t>）。例如痲瘋得醫治者或曾有漏症者，皆需如此。任何被玷污的衣物，也必須行禮儀上的潔淨（</w:t>
+      </w:r>
+      <w:hyperlink r:id="rId64">
+        <w:r>
+          <w:rPr>
+            <w:lang w:val="zh_TW" w:bidi="zh_TW"/>
+          </w:rPr>
+          <w:rPr>
+            <w:color w:val="0000EE"/>
+            <w:u w:val="single"/>
+          </w:rPr>
+          <w:t>利6:27</w:t>
+        </w:r>
+      </w:hyperlink>
+      <w:r>
+        <w:rPr>
+          <w:lang w:val="zh_TW" w:bidi="zh_TW"/>
+        </w:rPr>
+        <w:t>，</w:t>
+      </w:r>
+      <w:hyperlink r:id="rId65">
+        <w:r>
+          <w:rPr>
+            <w:lang w:val="zh_TW" w:bidi="zh_TW"/>
+          </w:rPr>
+          <w:rPr>
+            <w:color w:val="0000EE"/>
+            <w:u w:val="single"/>
+          </w:rPr>
+          <w:t>13:54</w:t>
+        </w:r>
+      </w:hyperlink>
+      <w:r>
+        <w:rPr>
+          <w:lang w:val="zh_TW" w:bidi="zh_TW"/>
+        </w:rPr>
+        <w:t>）。</w:t>
+      </w:r>
+    </w:p>
+    <w:p>
+      <w:pPr/>
+      <w:r>
+        <w:rPr>
+          <w:lang w:val="zh_TW" w:bidi="zh_TW"/>
+        </w:rPr>
+      </w:r>
+      <w:r>
+        <w:rPr>
+          <w:lang w:val="zh_TW" w:bidi="zh_TW"/>
+        </w:rPr>
+        <w:t>此外，「洗」亦常被用作比喻，指從罪中得潔淨（</w:t>
+      </w:r>
+      <w:hyperlink r:id="rId66">
+        <w:r>
+          <w:rPr>
+            <w:lang w:val="zh_TW" w:bidi="zh_TW"/>
+          </w:rPr>
+          <w:rPr>
+            <w:color w:val="0000EE"/>
+            <w:u w:val="single"/>
+          </w:rPr>
+          <w:t>詩51:2</w:t>
+        </w:r>
+      </w:hyperlink>
+      <w:r>
+        <w:rPr>
+          <w:lang w:val="zh_TW" w:bidi="zh_TW"/>
+        </w:rPr>
+        <w:t>；</w:t>
+      </w:r>
+      <w:hyperlink r:id="rId67">
+        <w:r>
+          <w:rPr>
+            <w:lang w:val="zh_TW" w:bidi="zh_TW"/>
+          </w:rPr>
+          <w:rPr>
+            <w:color w:val="0000EE"/>
+            <w:u w:val="single"/>
+          </w:rPr>
+          <w:t>賽1:16</w:t>
+        </w:r>
+      </w:hyperlink>
+      <w:r>
+        <w:rPr>
+          <w:lang w:val="zh_TW" w:bidi="zh_TW"/>
+        </w:rPr>
+        <w:t>，</w:t>
+      </w:r>
+      <w:hyperlink r:id="rId68">
+        <w:r>
+          <w:rPr>
+            <w:lang w:val="zh_TW" w:bidi="zh_TW"/>
+          </w:rPr>
+          <w:rPr>
+            <w:color w:val="0000EE"/>
+            <w:u w:val="single"/>
+          </w:rPr>
+          <w:t>4:4</w:t>
+        </w:r>
+      </w:hyperlink>
+      <w:r>
+        <w:rPr>
+          <w:lang w:val="zh_TW" w:bidi="zh_TW"/>
+        </w:rPr>
+        <w:t>；</w:t>
+      </w:r>
+      <w:hyperlink r:id="rId69">
+        <w:r>
+          <w:rPr>
+            <w:lang w:val="zh_TW" w:bidi="zh_TW"/>
+          </w:rPr>
+          <w:rPr>
+            <w:color w:val="0000EE"/>
+            <w:u w:val="single"/>
+          </w:rPr>
+          <w:t>耶2:22</w:t>
+        </w:r>
+      </w:hyperlink>
+      <w:r>
+        <w:rPr>
+          <w:lang w:val="zh_TW" w:bidi="zh_TW"/>
+        </w:rPr>
+        <w:t>，</w:t>
+      </w:r>
+      <w:hyperlink r:id="rId70">
+        <w:r>
+          <w:rPr>
+            <w:lang w:val="zh_TW" w:bidi="zh_TW"/>
+          </w:rPr>
+          <w:rPr>
+            <w:color w:val="0000EE"/>
+            <w:u w:val="single"/>
+          </w:rPr>
+          <w:t>4:14</w:t>
+        </w:r>
+      </w:hyperlink>
+      <w:r>
+        <w:rPr>
+          <w:lang w:val="zh_TW" w:bidi="zh_TW"/>
+        </w:rPr>
+        <w:t>；</w:t>
+      </w:r>
+      <w:hyperlink r:id="rId71">
+        <w:r>
+          <w:rPr>
+            <w:lang w:val="zh_TW" w:bidi="zh_TW"/>
+          </w:rPr>
+          <w:rPr>
+            <w:color w:val="0000EE"/>
+            <w:u w:val="single"/>
+          </w:rPr>
+          <w:t>林前6:11</w:t>
+        </w:r>
+      </w:hyperlink>
+      <w:r>
+        <w:rPr>
+          <w:lang w:val="zh_TW" w:bidi="zh_TW"/>
+        </w:rPr>
+        <w:t>；</w:t>
+      </w:r>
+      <w:hyperlink r:id="rId72">
+        <w:r>
+          <w:rPr>
+            <w:lang w:val="zh_TW" w:bidi="zh_TW"/>
+          </w:rPr>
+          <w:rPr>
+            <w:color w:val="0000EE"/>
+            <w:u w:val="single"/>
+          </w:rPr>
+          <w:t>來10:22</w:t>
+        </w:r>
+      </w:hyperlink>
+      <w:r>
+        <w:rPr>
+          <w:lang w:val="zh_TW" w:bidi="zh_TW"/>
+        </w:rPr>
+        <w:t>）。</w:t>
+      </w:r>
+      <w:r>
+        <w:rPr>
+          <w:lang w:val="zh_TW" w:bidi="zh_TW"/>
+        </w:rPr>
+      </w:r>
+      <w:r>
+        <w:rPr>
+          <w:lang w:val="zh_TW" w:bidi="zh_TW"/>
+        </w:rPr>
+      </w:r>
+    </w:p>
+    <w:p>
+      <w:pPr/>
+      <w:r>
+        <w:rPr>
+          <w:lang w:val="zh_TW" w:bidi="zh_TW"/>
+        </w:rPr>
+      </w:r>
+    </w:p>
+    <w:p>
+      <w:pPr>
+        <w:pStyle w:val="Heading2"/>
+      </w:pPr>
+      <w:r>
+        <w:rPr>
+          <w:lang w:val="zh_TW" w:bidi="zh_TW"/>
+        </w:rPr>
+        <w:t>牧人</w:t>
+      </w:r>
+      <w:r>
+        <w:rPr>
+          <w:lang w:val="zh_TW" w:bidi="zh_TW"/>
+        </w:rPr>
+      </w:r>
+    </w:p>
+    <w:p>
+      <w:pPr/>
+      <w:r>
+        <w:rPr>
+          <w:lang w:val="zh_TW" w:bidi="zh_TW"/>
+        </w:rPr>
+      </w:r>
+      <w:r>
+        <w:rPr>
+          <w:lang w:val="zh_TW" w:bidi="zh_TW"/>
+        </w:rPr>
+        <w:t>照顧家畜的男人，如牛、羊和山羊（</w:t>
+      </w:r>
+      <w:hyperlink r:id="rId73">
+        <w:r>
+          <w:rPr>
+            <w:lang w:val="zh_TW" w:bidi="zh_TW"/>
+          </w:rPr>
+          <w:rPr>
+            <w:color w:val="0000EE"/>
+            <w:u w:val="single"/>
+          </w:rPr>
+          <w:t>創13:7–8</w:t>
+        </w:r>
+      </w:hyperlink>
+      <w:r>
+        <w:rPr>
+          <w:lang w:val="zh_TW" w:bidi="zh_TW"/>
+        </w:rPr>
+        <w:t>，</w:t>
+      </w:r>
+      <w:hyperlink r:id="rId74">
+        <w:r>
+          <w:rPr>
+            <w:lang w:val="zh_TW" w:bidi="zh_TW"/>
+          </w:rPr>
+          <w:rPr>
+            <w:color w:val="0000EE"/>
+            <w:u w:val="single"/>
+          </w:rPr>
+          <w:t>26:20</w:t>
+        </w:r>
+      </w:hyperlink>
+      <w:r>
+        <w:rPr>
+          <w:lang w:val="zh_TW" w:bidi="zh_TW"/>
+        </w:rPr>
+        <w:t>；</w:t>
+      </w:r>
+      <w:hyperlink r:id="rId75">
+        <w:r>
+          <w:rPr>
+            <w:lang w:val="zh_TW" w:bidi="zh_TW"/>
+          </w:rPr>
+          <w:rPr>
+            <w:color w:val="0000EE"/>
+            <w:u w:val="single"/>
+          </w:rPr>
+          <w:t>撒上21:7</w:t>
+        </w:r>
+      </w:hyperlink>
+      <w:r>
+        <w:rPr>
+          <w:lang w:val="zh_TW" w:bidi="zh_TW"/>
+        </w:rPr>
+        <w:t>）。他們也包括牧羊人。在新約聖經中，牧羊人是一個眾所周知的詞語。耶穌使用了牧羊人和祂的羊的隱喻（</w:t>
+      </w:r>
+      <w:hyperlink r:id="rId76">
+        <w:r>
+          <w:rPr>
+            <w:lang w:val="zh_TW" w:bidi="zh_TW"/>
+          </w:rPr>
+          <w:rPr>
+            <w:color w:val="0000EE"/>
+            <w:u w:val="single"/>
+          </w:rPr>
+          <w:t>約10:1–16</w:t>
+        </w:r>
+      </w:hyperlink>
+      <w:r>
+        <w:rPr>
+          <w:lang w:val="zh_TW" w:bidi="zh_TW"/>
+        </w:rPr>
+        <w:t>）。一些牧人養豬（</w:t>
+      </w:r>
+      <w:hyperlink r:id="rId77">
+        <w:r>
+          <w:rPr>
+            <w:lang w:val="zh_TW" w:bidi="zh_TW"/>
+          </w:rPr>
+          <w:rPr>
+            <w:color w:val="0000EE"/>
+            <w:u w:val="single"/>
+          </w:rPr>
+          <w:t>太8:33</w:t>
+        </w:r>
+      </w:hyperlink>
+      <w:r>
+        <w:rPr>
+          <w:lang w:val="zh_TW" w:bidi="zh_TW"/>
+        </w:rPr>
+        <w:t>；</w:t>
+      </w:r>
+      <w:hyperlink r:id="rId78">
+        <w:r>
+          <w:rPr>
+            <w:lang w:val="zh_TW" w:bidi="zh_TW"/>
+          </w:rPr>
+          <w:rPr>
+            <w:color w:val="0000EE"/>
+            <w:u w:val="single"/>
+          </w:rPr>
+          <w:t>可5:14</w:t>
+        </w:r>
+      </w:hyperlink>
+      <w:r>
+        <w:rPr>
+          <w:lang w:val="zh_TW" w:bidi="zh_TW"/>
+        </w:rPr>
+        <w:t>；</w:t>
+      </w:r>
+      <w:hyperlink r:id="rId79">
+        <w:r>
+          <w:rPr>
+            <w:lang w:val="zh_TW" w:bidi="zh_TW"/>
+          </w:rPr>
+          <w:rPr>
+            <w:color w:val="0000EE"/>
+            <w:u w:val="single"/>
+          </w:rPr>
+          <w:t>路8:34</w:t>
+        </w:r>
+      </w:hyperlink>
+      <w:r>
+        <w:rPr>
+          <w:lang w:val="zh_TW" w:bidi="zh_TW"/>
+        </w:rPr>
+        <w:t>）。</w:t>
+      </w:r>
+      <w:r>
+        <w:rPr>
+          <w:lang w:val="zh_TW" w:bidi="zh_TW"/>
+        </w:rPr>
+      </w:r>
+      <w:r>
+        <w:rPr>
+          <w:lang w:val="zh_TW" w:bidi="zh_TW"/>
+        </w:rPr>
+      </w:r>
+    </w:p>
+    <w:p>
+      <w:pPr/>
+      <w:r>
+        <w:rPr>
+          <w:lang w:val="zh_TW" w:bidi="zh_TW"/>
+        </w:rPr>
+      </w:r>
+    </w:p>
+    <w:p>
+      <w:pPr>
+        <w:pStyle w:val="Heading2"/>
+      </w:pPr>
+      <w:r>
+        <w:rPr>
+          <w:lang w:val="zh_TW" w:bidi="zh_TW"/>
+        </w:rPr>
+        <w:t>牧人</w:t>
+      </w:r>
+      <w:r>
+        <w:rPr>
+          <w:lang w:val="zh_TW" w:bidi="zh_TW"/>
+        </w:rPr>
+      </w:r>
+    </w:p>
+    <w:p>
+      <w:pPr/>
+      <w:r>
+        <w:rPr>
+          <w:lang w:val="zh_TW" w:bidi="zh_TW"/>
+        </w:rPr>
+      </w:r>
+      <w:r>
+        <w:rPr>
+          <w:lang w:val="zh_TW" w:bidi="zh_TW"/>
+        </w:rPr>
+        <w:t>全方位照顧羊群的人。他的任務是為羊尋找草和水，保護牠們免受野生動物的侵害（</w:t>
+      </w:r>
+      <w:hyperlink r:id="rId80">
+        <w:r>
+          <w:rPr>
+            <w:lang w:val="zh_TW" w:bidi="zh_TW"/>
+          </w:rPr>
+          <w:rPr>
+            <w:color w:val="0000EE"/>
+            <w:u w:val="single"/>
+          </w:rPr>
+          <w:t>阿摩司書3:12</w:t>
+        </w:r>
+      </w:hyperlink>
+      <w:r>
+        <w:rPr>
+          <w:lang w:val="zh_TW" w:bidi="zh_TW"/>
+        </w:rPr>
+        <w:t>），尋找並恢復那些迷失的羊（</w:t>
+      </w:r>
+      <w:hyperlink r:id="rId81">
+        <w:r>
+          <w:rPr>
+            <w:lang w:val="zh_TW" w:bidi="zh_TW"/>
+          </w:rPr>
+          <w:rPr>
+            <w:color w:val="0000EE"/>
+            <w:u w:val="single"/>
+          </w:rPr>
+          <w:t>以西結書34:8</w:t>
+        </w:r>
+      </w:hyperlink>
+      <w:r>
+        <w:rPr>
+          <w:lang w:val="zh_TW" w:bidi="zh_TW"/>
+        </w:rPr>
+        <w:t>；</w:t>
+      </w:r>
+      <w:hyperlink r:id="rId82">
+        <w:r>
+          <w:rPr>
+            <w:lang w:val="zh_TW" w:bidi="zh_TW"/>
+          </w:rPr>
+          <w:rPr>
+            <w:color w:val="0000EE"/>
+            <w:u w:val="single"/>
+          </w:rPr>
+          <w:t>馬太福音18:12</w:t>
+        </w:r>
+      </w:hyperlink>
+      <w:r>
+        <w:rPr>
+          <w:lang w:val="zh_TW" w:bidi="zh_TW"/>
+        </w:rPr>
+        <w:t>），每天帶領羊群出羊圈，並在白天結束時將羊群帶回圈中（</w:t>
+      </w:r>
+      <w:hyperlink r:id="rId83">
+        <w:r>
+          <w:rPr>
+            <w:lang w:val="zh_TW" w:bidi="zh_TW"/>
+          </w:rPr>
+          <w:rPr>
+            <w:color w:val="0000EE"/>
+            <w:u w:val="single"/>
+          </w:rPr>
+          <w:t>約翰福音10:2–4</w:t>
+        </w:r>
+      </w:hyperlink>
+      <w:r>
+        <w:rPr>
+          <w:lang w:val="zh_TW" w:bidi="zh_TW"/>
+        </w:rPr>
+        <w:t>）。</w:t>
+      </w:r>
+    </w:p>
+    <w:p>
+      <w:pPr/>
+      <w:r>
+        <w:rPr>
+          <w:lang w:val="zh_TW" w:bidi="zh_TW"/>
+        </w:rPr>
+      </w:r>
+      <w:r>
+        <w:rPr>
+          <w:lang w:val="zh_TW" w:bidi="zh_TW"/>
+        </w:rPr>
+        <w:t>牧人和他的羊的形象在新約聖經中非常重要。耶穌是好牧人，為羊捨命（</w:t>
+      </w:r>
+      <w:hyperlink r:id="rId84">
+        <w:r>
+          <w:rPr>
+            <w:lang w:val="zh_TW" w:bidi="zh_TW"/>
+          </w:rPr>
+          <w:rPr>
+            <w:color w:val="0000EE"/>
+            <w:u w:val="single"/>
+          </w:rPr>
+          <w:t>馬太福音18:10–14</w:t>
+        </w:r>
+      </w:hyperlink>
+      <w:r>
+        <w:rPr>
+          <w:lang w:val="zh_TW" w:bidi="zh_TW"/>
+        </w:rPr>
+        <w:t>；</w:t>
+      </w:r>
+      <w:hyperlink r:id="rId85">
+        <w:r>
+          <w:rPr>
+            <w:lang w:val="zh_TW" w:bidi="zh_TW"/>
+          </w:rPr>
+          <w:rPr>
+            <w:color w:val="0000EE"/>
+            <w:u w:val="single"/>
+          </w:rPr>
+          <w:t>馬可福音6:34</w:t>
+        </w:r>
+      </w:hyperlink>
+      <w:r>
+        <w:rPr>
+          <w:lang w:val="zh_TW" w:bidi="zh_TW"/>
+        </w:rPr>
+        <w:t>；</w:t>
+      </w:r>
+      <w:hyperlink r:id="rId86">
+        <w:r>
+          <w:rPr>
+            <w:lang w:val="zh_TW" w:bidi="zh_TW"/>
+          </w:rPr>
+          <w:rPr>
+            <w:color w:val="0000EE"/>
+            <w:u w:val="single"/>
+          </w:rPr>
+          <w:t>約翰福音10</w:t>
+        </w:r>
+      </w:hyperlink>
+      <w:r>
+        <w:rPr>
+          <w:lang w:val="zh_TW" w:bidi="zh_TW"/>
+        </w:rPr>
+        <w:t>；</w:t>
+      </w:r>
+      <w:hyperlink r:id="rId87">
+        <w:r>
+          <w:rPr>
+            <w:lang w:val="zh_TW" w:bidi="zh_TW"/>
+          </w:rPr>
+          <w:rPr>
+            <w:color w:val="0000EE"/>
+            <w:u w:val="single"/>
+          </w:rPr>
+          <w:t>希伯來書13:20</w:t>
+        </w:r>
+      </w:hyperlink>
+      <w:r>
+        <w:rPr>
+          <w:lang w:val="zh_TW" w:bidi="zh_TW"/>
+        </w:rPr>
+        <w:t>）。牧人和羊群的類比在</w:t>
+      </w:r>
+      <w:hyperlink r:id="rId88">
+        <w:r>
+          <w:rPr>
+            <w:lang w:val="zh_TW" w:bidi="zh_TW"/>
+          </w:rPr>
+          <w:rPr>
+            <w:color w:val="0000EE"/>
+            <w:u w:val="single"/>
+          </w:rPr>
+          <w:t>詩篇二十三篇</w:t>
+        </w:r>
+      </w:hyperlink>
+      <w:r>
+        <w:rPr>
+          <w:lang w:val="zh_TW" w:bidi="zh_TW"/>
+        </w:rPr>
+        <w:t>、</w:t>
+      </w:r>
+      <w:hyperlink r:id="rId89">
+        <w:r>
+          <w:rPr>
+            <w:lang w:val="zh_TW" w:bidi="zh_TW"/>
+          </w:rPr>
+          <w:rPr>
+            <w:color w:val="0000EE"/>
+            <w:u w:val="single"/>
+          </w:rPr>
+          <w:t>以西結書三十四章</w:t>
+        </w:r>
+      </w:hyperlink>
+      <w:r>
+        <w:rPr>
+          <w:lang w:val="zh_TW" w:bidi="zh_TW"/>
+        </w:rPr>
+        <w:t>和</w:t>
+      </w:r>
+      <w:hyperlink r:id="rId86">
+        <w:r>
+          <w:rPr>
+            <w:lang w:val="zh_TW" w:bidi="zh_TW"/>
+          </w:rPr>
+          <w:rPr>
+            <w:color w:val="0000EE"/>
+            <w:u w:val="single"/>
+          </w:rPr>
+          <w:t>約翰福音十章</w:t>
+        </w:r>
+      </w:hyperlink>
+      <w:r>
+        <w:rPr>
+          <w:lang w:val="zh_TW" w:bidi="zh_TW"/>
+        </w:rPr>
+        <w:t>中得到了豐富的表達。神是以色列的牧人（</w:t>
+      </w:r>
+      <w:hyperlink r:id="rId90">
+        <w:r>
+          <w:rPr>
+            <w:lang w:val="zh_TW" w:bidi="zh_TW"/>
+          </w:rPr>
+          <w:rPr>
+            <w:color w:val="0000EE"/>
+            <w:u w:val="single"/>
+          </w:rPr>
+          <w:t>創世記49:24</w:t>
+        </w:r>
+      </w:hyperlink>
+      <w:r>
+        <w:rPr>
+          <w:lang w:val="zh_TW" w:bidi="zh_TW"/>
+        </w:rPr>
+        <w:t>；</w:t>
+      </w:r>
+      <w:hyperlink r:id="rId91">
+        <w:r>
+          <w:rPr>
+            <w:lang w:val="zh_TW" w:bidi="zh_TW"/>
+          </w:rPr>
+          <w:rPr>
+            <w:color w:val="0000EE"/>
+            <w:u w:val="single"/>
+          </w:rPr>
+          <w:t>詩篇23:1</w:t>
+        </w:r>
+      </w:hyperlink>
+      <w:r>
+        <w:rPr>
+          <w:lang w:val="zh_TW" w:bidi="zh_TW"/>
+        </w:rPr>
+        <w:t>，</w:t>
+      </w:r>
+      <w:hyperlink r:id="rId92">
+        <w:r>
+          <w:rPr>
+            <w:lang w:val="zh_TW" w:bidi="zh_TW"/>
+          </w:rPr>
+          <w:rPr>
+            <w:color w:val="0000EE"/>
+            <w:u w:val="single"/>
+          </w:rPr>
+          <w:t>80:1</w:t>
+        </w:r>
+      </w:hyperlink>
+      <w:r>
+        <w:rPr>
+          <w:lang w:val="zh_TW" w:bidi="zh_TW"/>
+        </w:rPr>
+        <w:t>；</w:t>
+      </w:r>
+      <w:hyperlink r:id="rId93">
+        <w:r>
+          <w:rPr>
+            <w:lang w:val="zh_TW" w:bidi="zh_TW"/>
+          </w:rPr>
+          <w:rPr>
+            <w:color w:val="0000EE"/>
+            <w:u w:val="single"/>
+          </w:rPr>
+          <w:t>以賽亞書40:11</w:t>
+        </w:r>
+      </w:hyperlink>
+      <w:r>
+        <w:rPr>
+          <w:lang w:val="zh_TW" w:bidi="zh_TW"/>
+        </w:rPr>
+        <w:t>）。當不忠的牧人辜負了以色列時，神介入並立祂的僕人大衛作他們忠心的牧人（</w:t>
+      </w:r>
+      <w:hyperlink r:id="rId94">
+        <w:r>
+          <w:rPr>
+            <w:lang w:val="zh_TW" w:bidi="zh_TW"/>
+          </w:rPr>
+          <w:rPr>
+            <w:color w:val="0000EE"/>
+            <w:u w:val="single"/>
+          </w:rPr>
+          <w:t>以西結34:11–16、23–24</w:t>
+        </w:r>
+      </w:hyperlink>
+      <w:r>
+        <w:rPr>
+          <w:lang w:val="zh_TW" w:bidi="zh_TW"/>
+        </w:rPr>
+        <w:t>）。</w:t>
+      </w:r>
+    </w:p>
+    <w:p>
+      <w:pPr/>
+      <w:r>
+        <w:rPr>
+          <w:lang w:val="zh_TW" w:bidi="zh_TW"/>
+        </w:rPr>
+      </w:r>
+      <w:r>
+        <w:rPr>
+          <w:lang w:val="zh_TW" w:bidi="zh_TW"/>
+        </w:rPr>
+        <w:t>新約聖經的意象來自舊約聖經和巴勒斯坦的背景。在猶太人的經濟發展中，牧人負責管理綿羊或山羊，擔任著重要的職位。大群的羊需要從一個地方移動到另一個地方，也需要防範野生動物和強盜。由於畜牧業在古代世界中扮演重要的角色，「牧人」這個詞成為統治者的常用詞語。亞述、巴比倫和埃及的王常被稱為保護百姓的牧人。這個意象構成了舊約聖經的背景，其中也有相同的用法。神被描繪成以色列的牧人，關心祂百姓福祉的各個方面。統治者和百姓的領袖常被稱為牧人（</w:t>
+      </w:r>
+      <w:hyperlink r:id="rId95">
+        <w:r>
+          <w:rPr>
+            <w:lang w:val="zh_TW" w:bidi="zh_TW"/>
+          </w:rPr>
+          <w:rPr>
+            <w:color w:val="0000EE"/>
+            <w:u w:val="single"/>
+          </w:rPr>
+          <w:t>民數記27:17</w:t>
+        </w:r>
+      </w:hyperlink>
+      <w:r>
+        <w:rPr>
+          <w:lang w:val="zh_TW" w:bidi="zh_TW"/>
+        </w:rPr>
+        <w:t>；</w:t>
+      </w:r>
+      <w:hyperlink r:id="rId96">
+        <w:r>
+          <w:rPr>
+            <w:lang w:val="zh_TW" w:bidi="zh_TW"/>
+          </w:rPr>
+          <w:rPr>
+            <w:color w:val="0000EE"/>
+            <w:u w:val="single"/>
+          </w:rPr>
+          <w:t>列王紀上22:17</w:t>
+        </w:r>
+      </w:hyperlink>
+      <w:r>
+        <w:rPr>
+          <w:lang w:val="zh_TW" w:bidi="zh_TW"/>
+        </w:rPr>
+        <w:t>；</w:t>
+      </w:r>
+      <w:hyperlink r:id="rId97">
+        <w:r>
+          <w:rPr>
+            <w:lang w:val="zh_TW" w:bidi="zh_TW"/>
+          </w:rPr>
+          <w:rPr>
+            <w:color w:val="0000EE"/>
+            <w:u w:val="single"/>
+          </w:rPr>
+          <w:t>耶利米書10:21</w:t>
+        </w:r>
+      </w:hyperlink>
+      <w:r>
+        <w:rPr>
+          <w:lang w:val="zh_TW" w:bidi="zh_TW"/>
+        </w:rPr>
+        <w:t>，</w:t>
+      </w:r>
+      <w:hyperlink r:id="rId98">
+        <w:r>
+          <w:rPr>
+            <w:lang w:val="zh_TW" w:bidi="zh_TW"/>
+          </w:rPr>
+          <w:rPr>
+            <w:color w:val="0000EE"/>
+            <w:u w:val="single"/>
+          </w:rPr>
+          <w:t>12:10</w:t>
+        </w:r>
+      </w:hyperlink>
+      <w:r>
+        <w:rPr>
+          <w:lang w:val="zh_TW" w:bidi="zh_TW"/>
+        </w:rPr>
+        <w:t>，</w:t>
+      </w:r>
+      <w:hyperlink r:id="rId99">
+        <w:r>
+          <w:rPr>
+            <w:lang w:val="zh_TW" w:bidi="zh_TW"/>
+          </w:rPr>
+          <w:rPr>
+            <w:color w:val="0000EE"/>
+            <w:u w:val="single"/>
+          </w:rPr>
+          <w:t>22:22</w:t>
+        </w:r>
+      </w:hyperlink>
+      <w:r>
+        <w:rPr>
+          <w:lang w:val="zh_TW" w:bidi="zh_TW"/>
+        </w:rPr>
+        <w:t>，</w:t>
+      </w:r>
+      <w:hyperlink r:id="rId100">
+        <w:r>
+          <w:rPr>
+            <w:lang w:val="zh_TW" w:bidi="zh_TW"/>
+          </w:rPr>
+          <w:rPr>
+            <w:color w:val="0000EE"/>
+            <w:u w:val="single"/>
+          </w:rPr>
+          <w:t>23:1–2</w:t>
+        </w:r>
+      </w:hyperlink>
+      <w:r>
+        <w:rPr>
+          <w:lang w:val="zh_TW" w:bidi="zh_TW"/>
+        </w:rPr>
+        <w:t>）。</w:t>
+      </w:r>
+    </w:p>
+    <w:p>
+      <w:pPr/>
+      <w:r>
+        <w:rPr>
+          <w:lang w:val="zh_TW" w:bidi="zh_TW"/>
+        </w:rPr>
+      </w:r>
+      <w:r>
+        <w:rPr>
+          <w:lang w:val="zh_TW" w:bidi="zh_TW"/>
+        </w:rPr>
+        <w:t>到了耶利米的時代，「牧人」開始被用作稱呼即將到來的彌賽亞。神自己會牧養祂的羊群（</w:t>
+      </w:r>
+      <w:hyperlink r:id="rId101">
+        <w:r>
+          <w:rPr>
+            <w:lang w:val="zh_TW" w:bidi="zh_TW"/>
+          </w:rPr>
+          <w:rPr>
+            <w:color w:val="0000EE"/>
+            <w:u w:val="single"/>
+          </w:rPr>
+          <w:t>耶利米書23:3</w:t>
+        </w:r>
+      </w:hyperlink>
+      <w:r>
+        <w:rPr>
+          <w:lang w:val="zh_TW" w:bidi="zh_TW"/>
+        </w:rPr>
+        <w:t>，</w:t>
+      </w:r>
+      <w:hyperlink r:id="rId102">
+        <w:r>
+          <w:rPr>
+            <w:lang w:val="zh_TW" w:bidi="zh_TW"/>
+          </w:rPr>
+          <w:rPr>
+            <w:color w:val="0000EE"/>
+            <w:u w:val="single"/>
+          </w:rPr>
+          <w:t>31:10</w:t>
+        </w:r>
+      </w:hyperlink>
+      <w:r>
+        <w:rPr>
+          <w:lang w:val="zh_TW" w:bidi="zh_TW"/>
+        </w:rPr>
+        <w:t>；</w:t>
+      </w:r>
+      <w:hyperlink r:id="rId103">
+        <w:r>
+          <w:rPr>
+            <w:lang w:val="zh_TW" w:bidi="zh_TW"/>
+          </w:rPr>
+          <w:rPr>
+            <w:color w:val="0000EE"/>
+            <w:u w:val="single"/>
+          </w:rPr>
+          <w:t>以西結書34:11–22</w:t>
+        </w:r>
+      </w:hyperlink>
+      <w:r>
+        <w:rPr>
+          <w:lang w:val="zh_TW" w:bidi="zh_TW"/>
+        </w:rPr>
+        <w:t>），並應許膏立忠心的牧人，關心祂的百姓（</w:t>
+      </w:r>
+      <w:hyperlink r:id="rId104">
+        <w:r>
+          <w:rPr>
+            <w:lang w:val="zh_TW" w:bidi="zh_TW"/>
+          </w:rPr>
+          <w:rPr>
+            <w:color w:val="0000EE"/>
+            <w:u w:val="single"/>
+          </w:rPr>
+          <w:t>耶利米書3:15</w:t>
+        </w:r>
+      </w:hyperlink>
+      <w:r>
+        <w:rPr>
+          <w:lang w:val="zh_TW" w:bidi="zh_TW"/>
+        </w:rPr>
+        <w:t>，</w:t>
+      </w:r>
+      <w:hyperlink r:id="rId105">
+        <w:r>
+          <w:rPr>
+            <w:lang w:val="zh_TW" w:bidi="zh_TW"/>
+          </w:rPr>
+          <w:rPr>
+            <w:color w:val="0000EE"/>
+            <w:u w:val="single"/>
+          </w:rPr>
+          <w:t>23:4</w:t>
+        </w:r>
+      </w:hyperlink>
+      <w:r>
+        <w:rPr>
+          <w:lang w:val="zh_TW" w:bidi="zh_TW"/>
+        </w:rPr>
+        <w:t>）。神明確應許祂將作他們的神，並將彌賽亞大衛的子孫設立為他們的牧人（</w:t>
+      </w:r>
+      <w:hyperlink r:id="rId106">
+        <w:r>
+          <w:rPr>
+            <w:lang w:val="zh_TW" w:bidi="zh_TW"/>
+          </w:rPr>
+          <w:rPr>
+            <w:color w:val="0000EE"/>
+            <w:u w:val="single"/>
+          </w:rPr>
+          <w:t>以西結書34:23–24</w:t>
+        </w:r>
+      </w:hyperlink>
+      <w:r>
+        <w:rPr>
+          <w:lang w:val="zh_TW" w:bidi="zh_TW"/>
+        </w:rPr>
+        <w:t>）。在新約聖經中，耶穌自稱為應許中的彌賽亞牧人（</w:t>
+      </w:r>
+      <w:hyperlink r:id="rId107">
+        <w:r>
+          <w:rPr>
+            <w:lang w:val="zh_TW" w:bidi="zh_TW"/>
+          </w:rPr>
+          <w:rPr>
+            <w:color w:val="0000EE"/>
+            <w:u w:val="single"/>
+          </w:rPr>
+          <w:t>馬太福音10:16</w:t>
+        </w:r>
+      </w:hyperlink>
+      <w:r>
+        <w:rPr>
+          <w:lang w:val="zh_TW" w:bidi="zh_TW"/>
+        </w:rPr>
+        <w:t>，</w:t>
+      </w:r>
+      <w:hyperlink r:id="rId108">
+        <w:r>
+          <w:rPr>
+            <w:lang w:val="zh_TW" w:bidi="zh_TW"/>
+          </w:rPr>
+          <w:rPr>
+            <w:color w:val="0000EE"/>
+            <w:u w:val="single"/>
+          </w:rPr>
+          <w:t>25:32</w:t>
+        </w:r>
+      </w:hyperlink>
+      <w:r>
+        <w:rPr>
+          <w:lang w:val="zh_TW" w:bidi="zh_TW"/>
+        </w:rPr>
+        <w:t>；</w:t>
+      </w:r>
+      <w:hyperlink r:id="rId109">
+        <w:r>
+          <w:rPr>
+            <w:lang w:val="zh_TW" w:bidi="zh_TW"/>
+          </w:rPr>
+          <w:rPr>
+            <w:color w:val="0000EE"/>
+            <w:u w:val="single"/>
+          </w:rPr>
+          <w:t>馬可福音14:27</w:t>
+        </w:r>
+      </w:hyperlink>
+      <w:r>
+        <w:rPr>
+          <w:lang w:val="zh_TW" w:bidi="zh_TW"/>
+        </w:rPr>
+        <w:t>；</w:t>
+      </w:r>
+      <w:hyperlink r:id="rId110">
+        <w:r>
+          <w:rPr>
+            <w:lang w:val="zh_TW" w:bidi="zh_TW"/>
+          </w:rPr>
+          <w:rPr>
+            <w:color w:val="0000EE"/>
+            <w:u w:val="single"/>
+          </w:rPr>
+          <w:t>約翰福音10:1–30</w:t>
+        </w:r>
+      </w:hyperlink>
+      <w:r>
+        <w:rPr>
+          <w:lang w:val="zh_TW" w:bidi="zh_TW"/>
+        </w:rPr>
+        <w:t>；參</w:t>
+      </w:r>
+      <w:hyperlink r:id="rId87">
+        <w:r>
+          <w:rPr>
+            <w:lang w:val="zh_TW" w:bidi="zh_TW"/>
+          </w:rPr>
+          <w:rPr>
+            <w:color w:val="0000EE"/>
+            <w:u w:val="single"/>
+          </w:rPr>
+          <w:t>希伯來書13:20</w:t>
+        </w:r>
+      </w:hyperlink>
+      <w:r>
+        <w:rPr>
+          <w:lang w:val="zh_TW" w:bidi="zh_TW"/>
+        </w:rPr>
+        <w:t>；</w:t>
+      </w:r>
+      <w:hyperlink r:id="rId111">
+        <w:r>
+          <w:rPr>
+            <w:lang w:val="zh_TW" w:bidi="zh_TW"/>
+          </w:rPr>
+          <w:rPr>
+            <w:color w:val="0000EE"/>
+            <w:u w:val="single"/>
+          </w:rPr>
+          <w:t>彼得前書2:25</w:t>
+        </w:r>
+      </w:hyperlink>
+      <w:r>
+        <w:rPr>
+          <w:lang w:val="zh_TW" w:bidi="zh_TW"/>
+        </w:rPr>
+        <w:t>）。</w:t>
+      </w:r>
+      <w:hyperlink r:id="rId112">
+        <w:r>
+          <w:rPr>
+            <w:lang w:val="zh_TW" w:bidi="zh_TW"/>
+          </w:rPr>
+          <w:rPr>
+            <w:color w:val="0000EE"/>
+            <w:u w:val="single"/>
+          </w:rPr>
+          <w:t>以弗所書四章11節</w:t>
+        </w:r>
+      </w:hyperlink>
+      <w:r>
+        <w:rPr>
+          <w:lang w:val="zh_TW" w:bidi="zh_TW"/>
+        </w:rPr>
+        <w:t>提到教會的領袖為牧人或牧師。這種用法在早期教會中持續，直到今天。保羅說他們是神賜給教會的特殊人物，像牧人一樣照顧神的百姓，以神的道路引導並教導他們。彼得也提到領袖們是牧人。他鼓勵牧人忠心，直到大牧人耶穌基督顯現的時候（</w:t>
+      </w:r>
+      <w:hyperlink r:id="rId113">
+        <w:r>
+          <w:rPr>
+            <w:lang w:val="zh_TW" w:bidi="zh_TW"/>
+          </w:rPr>
+          <w:rPr>
+            <w:color w:val="0000EE"/>
+            <w:u w:val="single"/>
+          </w:rPr>
+          <w:t>彼得前書5:1–4</w:t>
+        </w:r>
+      </w:hyperlink>
+      <w:r>
+        <w:rPr>
+          <w:lang w:val="zh_TW" w:bidi="zh_TW"/>
+        </w:rPr>
+        <w:t>）。</w:t>
+      </w:r>
+      <w:r>
+        <w:rPr>
+          <w:lang w:val="zh_TW" w:bidi="zh_TW"/>
+        </w:rPr>
+      </w:r>
+      <w:r>
+        <w:rPr>
+          <w:lang w:val="zh_TW" w:bidi="zh_TW"/>
+        </w:rPr>
+      </w:r>
+    </w:p>
+    <w:p>
+      <w:pPr/>
+      <w:r>
+        <w:rPr>
+          <w:lang w:val="zh_TW" w:bidi="zh_TW"/>
+        </w:rPr>
+      </w:r>
+    </w:p>
+    <w:p>
+      <w:pPr>
+        <w:pStyle w:val="Heading2"/>
+      </w:pPr>
+      <w:r>
+        <w:rPr>
+          <w:lang w:val="zh_TW" w:bidi="zh_TW"/>
+        </w:rPr>
+        <w:t>牧師</w:t>
+      </w:r>
+      <w:r>
+        <w:rPr>
+          <w:lang w:val="zh_TW" w:bidi="zh_TW"/>
+        </w:rPr>
+      </w:r>
+    </w:p>
+    <w:p>
+      <w:pPr/>
+      <w:r>
+        <w:rPr>
+          <w:lang w:val="zh_TW" w:bidi="zh_TW"/>
+        </w:rPr>
+      </w:r>
+      <w:r>
+        <w:rPr>
+          <w:lang w:val="zh_TW" w:bidi="zh_TW"/>
+        </w:rPr>
+        <w:t>這個詞字面意思是「牧羊人」。在舊約和新約中，這個詞以比喻的方式用來指代統治者和領袖。這個詞在新約聖經中有12次被用來比喻「領袖」，但只有在</w:t>
+      </w:r>
+      <w:hyperlink r:id="rId112">
+        <w:r>
+          <w:rPr>
+            <w:lang w:val="zh_TW" w:bidi="zh_TW"/>
+          </w:rPr>
+          <w:rPr>
+            <w:color w:val="0000EE"/>
+            <w:u w:val="single"/>
+          </w:rPr>
+          <w:t>以弗所書四章11節</w:t>
+        </w:r>
+      </w:hyperlink>
+      <w:r>
+        <w:rPr>
+          <w:lang w:val="zh_TW" w:bidi="zh_TW"/>
+        </w:rPr>
+        <w:t>中被翻譯為「牧師」。</w:t>
+      </w:r>
+    </w:p>
+    <w:p>
+      <w:pPr/>
+      <w:r>
+        <w:rPr>
+          <w:lang w:val="zh_TW" w:bidi="zh_TW"/>
+        </w:rPr>
+      </w:r>
+      <w:r>
+        <w:rPr>
+          <w:lang w:val="zh_TW" w:bidi="zh_TW"/>
+        </w:rPr>
+        <w:t>牧師和教師共同組成一個團體，與使徒、先知和傳福音者的工作相輔相成。「監督」和「長老」這兩個稱號在新約中指的是同一個職分（參</w:t>
+      </w:r>
+      <w:hyperlink r:id="rId114">
+        <w:r>
+          <w:rPr>
+            <w:lang w:val="zh_TW" w:bidi="zh_TW"/>
+          </w:rPr>
+          <w:rPr>
+            <w:color w:val="0000EE"/>
+            <w:u w:val="single"/>
+          </w:rPr>
+          <w:t>徒20:17、28</w:t>
+        </w:r>
+      </w:hyperlink>
+      <w:r>
+        <w:rPr>
+          <w:lang w:val="zh_TW" w:bidi="zh_TW"/>
+        </w:rPr>
+        <w:t>；</w:t>
+      </w:r>
+      <w:hyperlink r:id="rId115">
+        <w:r>
+          <w:rPr>
+            <w:lang w:val="zh_TW" w:bidi="zh_TW"/>
+          </w:rPr>
+          <w:rPr>
+            <w:color w:val="0000EE"/>
+            <w:u w:val="single"/>
+          </w:rPr>
+          <w:t>多1:5–7</w:t>
+        </w:r>
+      </w:hyperlink>
+      <w:r>
+        <w:rPr>
+          <w:lang w:val="zh_TW" w:bidi="zh_TW"/>
+        </w:rPr>
+        <w:t>）。「牧師」似乎與「監督」和「長老」具有相同的含義，正如耶穌被稱為「你們靈魂的牧人監督」（</w:t>
+      </w:r>
+      <w:hyperlink r:id="rId111">
+        <w:r>
+          <w:rPr>
+            <w:lang w:val="zh_TW" w:bidi="zh_TW"/>
+          </w:rPr>
+          <w:rPr>
+            <w:color w:val="0000EE"/>
+            <w:u w:val="single"/>
+          </w:rPr>
+          <w:t>彼前2:25</w:t>
+        </w:r>
+      </w:hyperlink>
+      <w:r>
+        <w:rPr>
+          <w:lang w:val="zh_TW" w:bidi="zh_TW"/>
+        </w:rPr>
+        <w:t>）所顯示。</w:t>
+      </w:r>
+    </w:p>
+    <w:p>
+      <w:pPr/>
+      <w:r>
+        <w:rPr>
+          <w:lang w:val="zh_TW" w:bidi="zh_TW"/>
+        </w:rPr>
+      </w:r>
+      <w:r>
+        <w:rPr>
+          <w:lang w:val="zh_TW" w:bidi="zh_TW"/>
+        </w:rPr>
+        <w:t>動詞「牧養」被用來描述地方教會領袖的工作（</w:t>
+      </w:r>
+      <w:hyperlink r:id="rId116">
+        <w:r>
+          <w:rPr>
+            <w:lang w:val="zh_TW" w:bidi="zh_TW"/>
+          </w:rPr>
+          <w:rPr>
+            <w:color w:val="0000EE"/>
+            <w:u w:val="single"/>
+          </w:rPr>
+          <w:t>約音21:16</w:t>
+        </w:r>
+      </w:hyperlink>
+      <w:r>
+        <w:rPr>
+          <w:lang w:val="zh_TW" w:bidi="zh_TW"/>
+        </w:rPr>
+        <w:t>；</w:t>
+      </w:r>
+      <w:hyperlink r:id="rId117">
+        <w:r>
+          <w:rPr>
+            <w:lang w:val="zh_TW" w:bidi="zh_TW"/>
+          </w:rPr>
+          <w:rPr>
+            <w:color w:val="0000EE"/>
+            <w:u w:val="single"/>
+          </w:rPr>
+          <w:t>徒20:28</w:t>
+        </w:r>
+      </w:hyperlink>
+      <w:r>
+        <w:rPr>
+          <w:lang w:val="zh_TW" w:bidi="zh_TW"/>
+        </w:rPr>
+        <w:t>；</w:t>
+      </w:r>
+      <w:hyperlink r:id="rId118">
+        <w:r>
+          <w:rPr>
+            <w:lang w:val="zh_TW" w:bidi="zh_TW"/>
+          </w:rPr>
+          <w:rPr>
+            <w:color w:val="0000EE"/>
+            <w:u w:val="single"/>
+          </w:rPr>
+          <w:t>彼前5:2</w:t>
+        </w:r>
+      </w:hyperlink>
+      <w:r>
+        <w:rPr>
+          <w:lang w:val="zh_TW" w:bidi="zh_TW"/>
+        </w:rPr>
+        <w:t>），會眾經常被稱為羊群。牧師的責任是建立基督的身體。牧師通過監督會眾（</w:t>
+      </w:r>
+      <w:hyperlink r:id="rId117">
+        <w:r>
+          <w:rPr>
+            <w:lang w:val="zh_TW" w:bidi="zh_TW"/>
+          </w:rPr>
+          <w:rPr>
+            <w:color w:val="0000EE"/>
+            <w:u w:val="single"/>
+          </w:rPr>
+          <w:t>徒20:28</w:t>
+        </w:r>
+      </w:hyperlink>
+      <w:r>
+        <w:rPr>
+          <w:lang w:val="zh_TW" w:bidi="zh_TW"/>
+        </w:rPr>
+        <w:t>；</w:t>
+      </w:r>
+      <w:hyperlink r:id="rId119">
+        <w:r>
+          <w:rPr>
+            <w:lang w:val="zh_TW" w:bidi="zh_TW"/>
+          </w:rPr>
+          <w:rPr>
+            <w:color w:val="0000EE"/>
+            <w:u w:val="single"/>
+          </w:rPr>
+          <w:t>來13:7</w:t>
+        </w:r>
+      </w:hyperlink>
+      <w:r>
+        <w:rPr>
+          <w:lang w:val="zh_TW" w:bidi="zh_TW"/>
+        </w:rPr>
+        <w:t>）和反對虛假教導（</w:t>
+      </w:r>
+      <w:hyperlink r:id="rId120">
+        <w:r>
+          <w:rPr>
+            <w:lang w:val="zh_TW" w:bidi="zh_TW"/>
+          </w:rPr>
+          <w:rPr>
+            <w:color w:val="0000EE"/>
+            <w:u w:val="single"/>
+          </w:rPr>
+          <w:t>徒20:29–30</w:t>
+        </w:r>
+      </w:hyperlink>
+      <w:r>
+        <w:rPr>
+          <w:lang w:val="zh_TW" w:bidi="zh_TW"/>
+        </w:rPr>
+        <w:t>）來建立基督的身體。關於牧師職責和責任的更詳細信息見於保羅寫給提摩太和提多的書信，這些書信被稱為教牧書信。</w:t>
+      </w:r>
+    </w:p>
+    <w:p>
+      <w:pPr/>
+      <w:r>
+        <w:rPr>
+          <w:lang w:val="zh_TW" w:bidi="zh_TW"/>
+        </w:rPr>
+      </w:r>
+      <w:r>
+        <w:rPr>
+          <w:i/>
+          <w:lang w:val="zh_TW" w:bidi="zh_TW"/>
+        </w:rPr>
+        <w:t>另見</w:t>
+      </w:r>
+      <w:r>
+        <w:rPr>
+          <w:lang w:val="zh_TW" w:bidi="zh_TW"/>
+        </w:rPr>
+        <w:t xml:space="preserve"> </w:t>
+      </w:r>
+      <w:r>
+        <w:rPr>
+          <w:lang w:val="zh_TW" w:bidi="zh_TW"/>
+        </w:rPr>
+        <w:t>監督</w:t>
+      </w:r>
+      <w:r>
+        <w:rPr>
+          <w:lang w:val="zh_TW" w:bidi="zh_TW"/>
+        </w:rPr>
+        <w:t>；</w:t>
+      </w:r>
+      <w:r>
+        <w:rPr>
+          <w:lang w:val="zh_TW" w:bidi="zh_TW"/>
+        </w:rPr>
+        <w:t>執事、女執事</w:t>
+      </w:r>
+      <w:r>
+        <w:rPr>
+          <w:lang w:val="zh_TW" w:bidi="zh_TW"/>
+        </w:rPr>
+        <w:t>；</w:t>
+      </w:r>
+      <w:r>
+        <w:rPr>
+          <w:lang w:val="zh_TW" w:bidi="zh_TW"/>
+        </w:rPr>
+        <w:t>長老</w:t>
+      </w:r>
+      <w:r>
+        <w:rPr>
+          <w:lang w:val="zh_TW" w:bidi="zh_TW"/>
+        </w:rPr>
+        <w:t>；</w:t>
+      </w:r>
+      <w:r>
+        <w:rPr>
+          <w:lang w:val="zh_TW" w:bidi="zh_TW"/>
+        </w:rPr>
+        <w:t>長老</w:t>
+      </w:r>
+      <w:r>
+        <w:rPr>
+          <w:lang w:val="zh_TW" w:bidi="zh_TW"/>
+        </w:rPr>
+        <w:t>；</w:t>
+      </w:r>
+      <w:r>
+        <w:rPr>
+          <w:lang w:val="zh_TW" w:bidi="zh_TW"/>
+        </w:rPr>
+        <w:t>牧羊人</w:t>
+      </w:r>
+      <w:r>
+        <w:rPr>
+          <w:lang w:val="zh_TW" w:bidi="zh_TW"/>
+        </w:rPr>
+        <w:t>；</w:t>
+      </w:r>
+      <w:r>
+        <w:rPr>
+          <w:lang w:val="zh_TW" w:bidi="zh_TW"/>
+        </w:rPr>
+        <w:t>屬靈恩賜</w:t>
+      </w:r>
+      <w:r>
+        <w:rPr>
+          <w:lang w:val="zh_TW" w:bidi="zh_TW"/>
+        </w:rPr>
+        <w:t>。</w:t>
       </w:r>
       <w:r>
         <w:rPr>
@@ -2299,12 +4819,6 @@
   </w:num>
   <w:num w:numId="13" w16cid:durableId="592781308">
     <w:abstractNumId w:val="11"/>
-  </w:num>
-  <w:num w:numId="14">
-    <w:abstractNumId w:val="3"/>
-    <w:lvlOverride w:ilvl="0">
-      <w:startOverride w:val="1"/>
-    </w:lvlOverride>
   </w:num>
   <w:numIdMacAtCleanup w:val="10"/>
 </w:numbering>

--- a/zht/docx/112.content.docx
+++ b/zht/docx/112.content.docx
@@ -233,72 +233,48 @@
         </w:rPr>
         <w:t>便雅憫的十個兒子之一（</w:t>
       </w:r>
-      <w:hyperlink r:id="rId13">
-        <w:r>
-          <w:rPr>
-            <w:lang w:val="zh_TW" w:bidi="zh_TW"/>
-          </w:rPr>
-          <w:rPr>
-            <w:color w:val="0000EE"/>
-            <w:u w:val="single"/>
-          </w:rPr>
-          <w:t>創46:21</w:t>
-        </w:r>
-      </w:hyperlink>
+      <w:r>
+        <w:rPr>
+          <w:lang w:val="zh_TW" w:bidi="zh_TW"/>
+        </w:rPr>
+        <w:t>創46:21</w:t>
+      </w:r>
       <w:r>
         <w:rPr>
           <w:lang w:val="zh_TW" w:bidi="zh_TW"/>
         </w:rPr>
         <w:t>）。在其它經文中，他又稱為書反（</w:t>
       </w:r>
-      <w:hyperlink r:id="rId14">
-        <w:r>
-          <w:rPr>
-            <w:lang w:val="zh_TW" w:bidi="zh_TW"/>
-          </w:rPr>
-          <w:rPr>
-            <w:color w:val="0000EE"/>
-            <w:u w:val="single"/>
-          </w:rPr>
-          <w:t>民26:39</w:t>
-        </w:r>
-      </w:hyperlink>
+      <w:r>
+        <w:rPr>
+          <w:lang w:val="zh_TW" w:bidi="zh_TW"/>
+        </w:rPr>
+        <w:t>民26:39</w:t>
+      </w:r>
       <w:r>
         <w:rPr>
           <w:lang w:val="zh_TW" w:bidi="zh_TW"/>
         </w:rPr>
         <w:t>）和書品（</w:t>
       </w:r>
-      <w:hyperlink r:id="rId15">
-        <w:r>
-          <w:rPr>
-            <w:lang w:val="zh_TW" w:bidi="zh_TW"/>
-          </w:rPr>
-          <w:rPr>
-            <w:color w:val="0000EE"/>
-            <w:u w:val="single"/>
-          </w:rPr>
-          <w:t>代上7:12</w:t>
-        </w:r>
-      </w:hyperlink>
+      <w:r>
+        <w:rPr>
+          <w:lang w:val="zh_TW" w:bidi="zh_TW"/>
+        </w:rPr>
+        <w:t>代上7:12</w:t>
+      </w:r>
       <w:r>
         <w:rPr>
           <w:lang w:val="zh_TW" w:bidi="zh_TW"/>
         </w:rPr>
         <w:t>）。他可能就是示孚汛（</w:t>
       </w:r>
-      <w:hyperlink r:id="rId16">
-        <w:r>
-          <w:rPr>
-            <w:lang w:val="zh_TW" w:bidi="zh_TW"/>
-          </w:rPr>
-          <w:rPr>
-            <w:color w:val="0000EE"/>
-            <w:u w:val="single"/>
-          </w:rPr>
-          <w:t>代上8:5</w:t>
-        </w:r>
-      </w:hyperlink>
+      <w:r>
+        <w:rPr>
+          <w:lang w:val="zh_TW" w:bidi="zh_TW"/>
+        </w:rPr>
+        <w:t>代上8:5</w:t>
+      </w:r>
       <w:r>
         <w:rPr>
           <w:lang w:val="zh_TW" w:bidi="zh_TW"/>
@@ -386,162 +362,108 @@
         </w:rPr>
         <w:t>米拉利的兒子、利未的孫子，也是抹利的兄弟（</w:t>
       </w:r>
-      <w:hyperlink r:id="rId17">
-        <w:r>
-          <w:rPr>
-            <w:lang w:val="zh_TW" w:bidi="zh_TW"/>
-          </w:rPr>
-          <w:rPr>
-            <w:color w:val="0000EE"/>
-            <w:u w:val="single"/>
-          </w:rPr>
-          <w:t>出6:19</w:t>
-        </w:r>
-      </w:hyperlink>
+      <w:r>
+        <w:rPr>
+          <w:lang w:val="zh_TW" w:bidi="zh_TW"/>
+        </w:rPr>
+        <w:t>出6:19</w:t>
+      </w:r>
       <w:r>
         <w:rPr>
           <w:lang w:val="zh_TW" w:bidi="zh_TW"/>
         </w:rPr>
         <w:t>；</w:t>
       </w:r>
-      <w:hyperlink r:id="rId18">
-        <w:r>
-          <w:rPr>
-            <w:lang w:val="zh_TW" w:bidi="zh_TW"/>
-          </w:rPr>
-          <w:rPr>
-            <w:color w:val="0000EE"/>
-            <w:u w:val="single"/>
-          </w:rPr>
-          <w:t>民3:20</w:t>
-        </w:r>
-      </w:hyperlink>
+      <w:r>
+        <w:rPr>
+          <w:lang w:val="zh_TW" w:bidi="zh_TW"/>
+        </w:rPr>
+        <w:t>民3:20</w:t>
+      </w:r>
       <w:r>
         <w:rPr>
           <w:lang w:val="zh_TW" w:bidi="zh_TW"/>
         </w:rPr>
         <w:t>；</w:t>
       </w:r>
-      <w:hyperlink r:id="rId19">
-        <w:r>
-          <w:rPr>
-            <w:lang w:val="zh_TW" w:bidi="zh_TW"/>
-          </w:rPr>
-          <w:rPr>
-            <w:color w:val="0000EE"/>
-            <w:u w:val="single"/>
-          </w:rPr>
-          <w:t>代上6:19</w:t>
-        </w:r>
-      </w:hyperlink>
+      <w:r>
+        <w:rPr>
+          <w:lang w:val="zh_TW" w:bidi="zh_TW"/>
+        </w:rPr>
+        <w:t>代上6:19</w:t>
+      </w:r>
       <w:r>
         <w:rPr>
           <w:lang w:val="zh_TW" w:bidi="zh_TW"/>
         </w:rPr>
         <w:t>、</w:t>
       </w:r>
-      <w:hyperlink r:id="rId19">
-        <w:r>
-          <w:rPr>
-            <w:lang w:val="zh_TW" w:bidi="zh_TW"/>
-          </w:rPr>
-          <w:rPr>
-            <w:color w:val="0000EE"/>
-            <w:u w:val="single"/>
-          </w:rPr>
-          <w:t>47</w:t>
-        </w:r>
-      </w:hyperlink>
+      <w:r>
+        <w:rPr>
+          <w:lang w:val="zh_TW" w:bidi="zh_TW"/>
+        </w:rPr>
+        <w:t>47</w:t>
+      </w:r>
       <w:r>
         <w:rPr>
           <w:lang w:val="zh_TW" w:bidi="zh_TW"/>
         </w:rPr>
         <w:t>）。他是末力、以得和耶利摩的父親（</w:t>
       </w:r>
-      <w:hyperlink r:id="rId20">
-        <w:r>
-          <w:rPr>
-            <w:lang w:val="zh_TW" w:bidi="zh_TW"/>
-          </w:rPr>
-          <w:rPr>
-            <w:color w:val="0000EE"/>
-            <w:u w:val="single"/>
-          </w:rPr>
-          <w:t>代上23:21–23</w:t>
-        </w:r>
-      </w:hyperlink>
+      <w:r>
+        <w:rPr>
+          <w:lang w:val="zh_TW" w:bidi="zh_TW"/>
+        </w:rPr>
+        <w:t>代上23:21–23</w:t>
+      </w:r>
       <w:r>
         <w:rPr>
           <w:lang w:val="zh_TW" w:bidi="zh_TW"/>
         </w:rPr>
         <w:t>，</w:t>
       </w:r>
-      <w:hyperlink r:id="rId21">
-        <w:r>
-          <w:rPr>
-            <w:lang w:val="zh_TW" w:bidi="zh_TW"/>
-          </w:rPr>
-          <w:rPr>
-            <w:color w:val="0000EE"/>
-            <w:u w:val="single"/>
-          </w:rPr>
-          <w:t>24:26</w:t>
-        </w:r>
-      </w:hyperlink>
+      <w:r>
+        <w:rPr>
+          <w:lang w:val="zh_TW" w:bidi="zh_TW"/>
+        </w:rPr>
+        <w:t>24:26</w:t>
+      </w:r>
       <w:r>
         <w:rPr>
           <w:lang w:val="zh_TW" w:bidi="zh_TW"/>
         </w:rPr>
         <w:t>、</w:t>
       </w:r>
-      <w:hyperlink r:id="rId21">
-        <w:r>
-          <w:rPr>
-            <w:lang w:val="zh_TW" w:bidi="zh_TW"/>
-          </w:rPr>
-          <w:rPr>
-            <w:color w:val="0000EE"/>
-            <w:u w:val="single"/>
-          </w:rPr>
-          <w:t>30</w:t>
-        </w:r>
-      </w:hyperlink>
+      <w:r>
+        <w:rPr>
+          <w:lang w:val="zh_TW" w:bidi="zh_TW"/>
+        </w:rPr>
+        <w:t>30</w:t>
+      </w:r>
       <w:r>
         <w:rPr>
           <w:lang w:val="zh_TW" w:bidi="zh_TW"/>
         </w:rPr>
         <w:t>），是抹利族的祖先（</w:t>
       </w:r>
-      <w:hyperlink r:id="rId22">
-        <w:r>
-          <w:rPr>
-            <w:lang w:val="zh_TW" w:bidi="zh_TW"/>
-          </w:rPr>
-          <w:rPr>
-            <w:color w:val="0000EE"/>
-            <w:u w:val="single"/>
-          </w:rPr>
-          <w:t>民3:33</w:t>
-        </w:r>
-      </w:hyperlink>
+      <w:r>
+        <w:rPr>
+          <w:lang w:val="zh_TW" w:bidi="zh_TW"/>
+        </w:rPr>
+        <w:t>民3:33</w:t>
+      </w:r>
       <w:r>
         <w:rPr>
           <w:lang w:val="zh_TW" w:bidi="zh_TW"/>
         </w:rPr>
         <w:t>，</w:t>
       </w:r>
-      <w:hyperlink r:id="rId23">
-        <w:r>
-          <w:rPr>
-            <w:lang w:val="zh_TW" w:bidi="zh_TW"/>
-          </w:rPr>
-          <w:rPr>
-            <w:color w:val="0000EE"/>
-            <w:u w:val="single"/>
-          </w:rPr>
-          <w:t>26:58</w:t>
-        </w:r>
-      </w:hyperlink>
+      <w:r>
+        <w:rPr>
+          <w:lang w:val="zh_TW" w:bidi="zh_TW"/>
+        </w:rPr>
+        <w:t>26:58</w:t>
+      </w:r>
       <w:r>
         <w:rPr>
           <w:lang w:val="zh_TW" w:bidi="zh_TW"/>
@@ -596,144 +518,90 @@
         </w:rPr>
         <w:t>從事木工工作的人，負責建造房屋的框架、屋頂、窗戶和門。小型結構如房屋，通常由屋主自行建造；而神廟和宮殿等大型建築，則需要熟練工匠參與。建造這些較大的建築物，需要木匠與石匠合作，後者專門切割和準備建築用的石材（</w:t>
       </w:r>
-      <w:hyperlink r:id="rId24">
-        <w:r>
-          <w:rPr>
-            <w:lang w:val="zh_TW" w:bidi="zh_TW"/>
-          </w:rPr>
-          <w:rPr>
-            <w:color w:val="0000EE"/>
-            <w:u w:val="single"/>
-          </w:rPr>
-          <w:t>王下12:11，</w:t>
-        </w:r>
-      </w:hyperlink>
-      <w:hyperlink r:id="rId25">
-        <w:r>
-          <w:rPr>
-            <w:lang w:val="zh_TW" w:bidi="zh_TW"/>
-          </w:rPr>
-          <w:rPr>
-            <w:color w:val="0000EE"/>
-            <w:u w:val="single"/>
-          </w:rPr>
-          <w:t>22:6</w:t>
-        </w:r>
-      </w:hyperlink>
+      <w:r>
+        <w:rPr>
+          <w:lang w:val="zh_TW" w:bidi="zh_TW"/>
+        </w:rPr>
+        <w:t>王下12:11，</w:t>
+      </w:r>
+      <w:r>
+        <w:rPr>
+          <w:lang w:val="zh_TW" w:bidi="zh_TW"/>
+        </w:rPr>
+        <w:t>22:6</w:t>
+      </w:r>
       <w:r>
         <w:rPr>
           <w:lang w:val="zh_TW" w:bidi="zh_TW"/>
         </w:rPr>
         <w:t>；</w:t>
       </w:r>
-      <w:hyperlink r:id="rId26">
-        <w:r>
-          <w:rPr>
-            <w:lang w:val="zh_TW" w:bidi="zh_TW"/>
-          </w:rPr>
-          <w:rPr>
-            <w:color w:val="0000EE"/>
-            <w:u w:val="single"/>
-          </w:rPr>
-          <w:t>代上14:1，</w:t>
-        </w:r>
-      </w:hyperlink>
-      <w:hyperlink r:id="rId27">
-        <w:r>
-          <w:rPr>
-            <w:lang w:val="zh_TW" w:bidi="zh_TW"/>
-          </w:rPr>
-          <w:rPr>
-            <w:color w:val="0000EE"/>
-            <w:u w:val="single"/>
-          </w:rPr>
-          <w:t>22:15</w:t>
-        </w:r>
-      </w:hyperlink>
+      <w:r>
+        <w:rPr>
+          <w:lang w:val="zh_TW" w:bidi="zh_TW"/>
+        </w:rPr>
+        <w:t>代上14:1，</w:t>
+      </w:r>
+      <w:r>
+        <w:rPr>
+          <w:lang w:val="zh_TW" w:bidi="zh_TW"/>
+        </w:rPr>
+        <w:t>22:15</w:t>
+      </w:r>
       <w:r>
         <w:rPr>
           <w:lang w:val="zh_TW" w:bidi="zh_TW"/>
         </w:rPr>
         <w:t>；</w:t>
       </w:r>
-      <w:hyperlink r:id="rId28">
-        <w:r>
-          <w:rPr>
-            <w:lang w:val="zh_TW" w:bidi="zh_TW"/>
-          </w:rPr>
-          <w:rPr>
-            <w:color w:val="0000EE"/>
-            <w:u w:val="single"/>
-          </w:rPr>
-          <w:t>代下24:12，</w:t>
-        </w:r>
-      </w:hyperlink>
-      <w:hyperlink r:id="rId29">
-        <w:r>
-          <w:rPr>
-            <w:lang w:val="zh_TW" w:bidi="zh_TW"/>
-          </w:rPr>
-          <w:rPr>
-            <w:color w:val="0000EE"/>
-            <w:u w:val="single"/>
-          </w:rPr>
-          <w:t>34:11</w:t>
-        </w:r>
-      </w:hyperlink>
+      <w:r>
+        <w:rPr>
+          <w:lang w:val="zh_TW" w:bidi="zh_TW"/>
+        </w:rPr>
+        <w:t>代下24:12，</w:t>
+      </w:r>
+      <w:r>
+        <w:rPr>
+          <w:lang w:val="zh_TW" w:bidi="zh_TW"/>
+        </w:rPr>
+        <w:t>34:11</w:t>
+      </w:r>
       <w:r>
         <w:rPr>
           <w:lang w:val="zh_TW" w:bidi="zh_TW"/>
         </w:rPr>
         <w:t>；</w:t>
       </w:r>
-      <w:hyperlink r:id="rId30">
-        <w:r>
-          <w:rPr>
-            <w:lang w:val="zh_TW" w:bidi="zh_TW"/>
-          </w:rPr>
-          <w:rPr>
-            <w:color w:val="0000EE"/>
-            <w:u w:val="single"/>
-          </w:rPr>
-          <w:t>拉3:7</w:t>
-        </w:r>
-      </w:hyperlink>
+      <w:r>
+        <w:rPr>
+          <w:lang w:val="zh_TW" w:bidi="zh_TW"/>
+        </w:rPr>
+        <w:t>拉3:7</w:t>
+      </w:r>
       <w:r>
         <w:rPr>
           <w:lang w:val="zh_TW" w:bidi="zh_TW"/>
         </w:rPr>
         <w:t>）。新約中很少提及木工工作，但耶穌和祂的父親約瑟正是從事此行業（</w:t>
       </w:r>
-      <w:hyperlink r:id="rId31">
-        <w:r>
-          <w:rPr>
-            <w:lang w:val="zh_TW" w:bidi="zh_TW"/>
-          </w:rPr>
-          <w:rPr>
-            <w:color w:val="0000EE"/>
-            <w:u w:val="single"/>
-          </w:rPr>
-          <w:t>太13:55</w:t>
-        </w:r>
-      </w:hyperlink>
+      <w:r>
+        <w:rPr>
+          <w:lang w:val="zh_TW" w:bidi="zh_TW"/>
+        </w:rPr>
+        <w:t>太13:55</w:t>
+      </w:r>
       <w:r>
         <w:rPr>
           <w:lang w:val="zh_TW" w:bidi="zh_TW"/>
         </w:rPr>
         <w:t>；</w:t>
       </w:r>
-      <w:hyperlink r:id="rId32">
-        <w:r>
-          <w:rPr>
-            <w:lang w:val="zh_TW" w:bidi="zh_TW"/>
-          </w:rPr>
-          <w:rPr>
-            <w:color w:val="0000EE"/>
-            <w:u w:val="single"/>
-          </w:rPr>
-          <w:t>可6:3</w:t>
-        </w:r>
-      </w:hyperlink>
+      <w:r>
+        <w:rPr>
+          <w:lang w:val="zh_TW" w:bidi="zh_TW"/>
+        </w:rPr>
+        <w:t>可6:3</w:t>
+      </w:r>
       <w:r>
         <w:rPr>
           <w:lang w:val="zh_TW" w:bidi="zh_TW"/>
@@ -788,18 +656,12 @@
         </w:rPr>
         <w:t>這是指以水潔淨或洗滌自身。在聖經中，「沐浴」與「洗」常交替使用，用來翻譯幾個不同的原文字詞。在舊約聖經中，有一處經文分別使用不同的希伯來字詞，指洗衣物與清洗包括身體的其它物品（</w:t>
       </w:r>
-      <w:hyperlink r:id="rId33">
-        <w:r>
-          <w:rPr>
-            <w:lang w:val="zh_TW" w:bidi="zh_TW"/>
-          </w:rPr>
-          <w:rPr>
-            <w:color w:val="0000EE"/>
-            <w:u w:val="single"/>
-          </w:rPr>
-          <w:t>利15:8–2</w:t>
-        </w:r>
-      </w:hyperlink>
+      <w:r>
+        <w:rPr>
+          <w:lang w:val="zh_TW" w:bidi="zh_TW"/>
+        </w:rPr>
+        <w:t>利15:8–2</w:t>
+      </w:r>
       <w:r>
         <w:rPr>
           <w:lang w:val="zh_TW" w:bidi="zh_TW"/>
@@ -820,414 +682,276 @@
         </w:rPr>
         <w:t>以色列氣候乾燥、水源稀少，因此除非在有溪流或水池旁，人們通常不會沐浴（</w:t>
       </w:r>
-      <w:hyperlink r:id="rId34">
-        <w:r>
-          <w:rPr>
-            <w:lang w:val="zh_TW" w:bidi="zh_TW"/>
-          </w:rPr>
-          <w:rPr>
-            <w:color w:val="0000EE"/>
-            <w:u w:val="single"/>
-          </w:rPr>
-          <w:t>王下5:10</w:t>
-        </w:r>
-      </w:hyperlink>
+      <w:r>
+        <w:rPr>
+          <w:lang w:val="zh_TW" w:bidi="zh_TW"/>
+        </w:rPr>
+        <w:t>王下5:10</w:t>
+      </w:r>
       <w:r>
         <w:rPr>
           <w:lang w:val="zh_TW" w:bidi="zh_TW"/>
         </w:rPr>
         <w:t>；</w:t>
       </w:r>
-      <w:hyperlink r:id="rId35">
-        <w:r>
-          <w:rPr>
-            <w:lang w:val="zh_TW" w:bidi="zh_TW"/>
-          </w:rPr>
-          <w:rPr>
-            <w:color w:val="0000EE"/>
-            <w:u w:val="single"/>
-          </w:rPr>
-          <w:t>約9:7</w:t>
-        </w:r>
-      </w:hyperlink>
+      <w:r>
+        <w:rPr>
+          <w:lang w:val="zh_TW" w:bidi="zh_TW"/>
+        </w:rPr>
+        <w:t>約9:7</w:t>
+      </w:r>
       <w:r>
         <w:rPr>
           <w:lang w:val="zh_TW" w:bidi="zh_TW"/>
         </w:rPr>
         <w:t>）。然而，人們仍會在嬰孩出生時為其清洗（</w:t>
       </w:r>
-      <w:hyperlink r:id="rId36">
-        <w:r>
-          <w:rPr>
-            <w:lang w:val="zh_TW" w:bidi="zh_TW"/>
-          </w:rPr>
-          <w:rPr>
-            <w:color w:val="0000EE"/>
-            <w:u w:val="single"/>
-          </w:rPr>
-          <w:t>結16:4</w:t>
-        </w:r>
-      </w:hyperlink>
+      <w:r>
+        <w:rPr>
+          <w:lang w:val="zh_TW" w:bidi="zh_TW"/>
+        </w:rPr>
+        <w:t>結16:4</w:t>
+      </w:r>
       <w:r>
         <w:rPr>
           <w:lang w:val="zh_TW" w:bidi="zh_TW"/>
         </w:rPr>
         <w:t>）、為死者在安葬前清洗身體（</w:t>
       </w:r>
-      <w:hyperlink r:id="rId37">
-        <w:r>
-          <w:rPr>
-            <w:lang w:val="zh_TW" w:bidi="zh_TW"/>
-          </w:rPr>
-          <w:rPr>
-            <w:color w:val="0000EE"/>
-            <w:u w:val="single"/>
-          </w:rPr>
-          <w:t>徒9:37</w:t>
-        </w:r>
-      </w:hyperlink>
+      <w:r>
+        <w:rPr>
+          <w:lang w:val="zh_TW" w:bidi="zh_TW"/>
+        </w:rPr>
+        <w:t>徒9:37</w:t>
+      </w:r>
       <w:r>
         <w:rPr>
           <w:lang w:val="zh_TW" w:bidi="zh_TW"/>
         </w:rPr>
         <w:t>），以及為羊隻剪羊毛前清洗（</w:t>
       </w:r>
-      <w:hyperlink r:id="rId38">
-        <w:r>
-          <w:rPr>
-            <w:lang w:val="zh_TW" w:bidi="zh_TW"/>
-          </w:rPr>
-          <w:rPr>
-            <w:color w:val="0000EE"/>
-            <w:u w:val="single"/>
-          </w:rPr>
-          <w:t>歌6:6</w:t>
-        </w:r>
-      </w:hyperlink>
+      <w:r>
+        <w:rPr>
+          <w:lang w:val="zh_TW" w:bidi="zh_TW"/>
+        </w:rPr>
+        <w:t>歌6:6</w:t>
+      </w:r>
       <w:r>
         <w:rPr>
           <w:lang w:val="zh_TW" w:bidi="zh_TW"/>
         </w:rPr>
         <w:t>）。全身經常沐浴，可能僅限於富裕階層（</w:t>
       </w:r>
-      <w:hyperlink r:id="rId39">
-        <w:r>
-          <w:rPr>
-            <w:lang w:val="zh_TW" w:bidi="zh_TW"/>
-          </w:rPr>
-          <w:rPr>
-            <w:color w:val="0000EE"/>
-            <w:u w:val="single"/>
-          </w:rPr>
-          <w:t>出2:5</w:t>
-        </w:r>
-      </w:hyperlink>
+      <w:r>
+        <w:rPr>
+          <w:lang w:val="zh_TW" w:bidi="zh_TW"/>
+        </w:rPr>
+        <w:t>出2:5</w:t>
+      </w:r>
       <w:r>
         <w:rPr>
           <w:lang w:val="zh_TW" w:bidi="zh_TW"/>
         </w:rPr>
         <w:t>）。但因塵土飛揚，人們必須常洗臉、手與腳（</w:t>
       </w:r>
-      <w:hyperlink r:id="rId40">
-        <w:r>
-          <w:rPr>
-            <w:lang w:val="zh_TW" w:bidi="zh_TW"/>
-          </w:rPr>
-          <w:rPr>
-            <w:color w:val="0000EE"/>
-            <w:u w:val="single"/>
-          </w:rPr>
-          <w:t>創18:4</w:t>
-        </w:r>
-      </w:hyperlink>
+      <w:r>
+        <w:rPr>
+          <w:lang w:val="zh_TW" w:bidi="zh_TW"/>
+        </w:rPr>
+        <w:t>創18:4</w:t>
+      </w:r>
       <w:r>
         <w:rPr>
           <w:lang w:val="zh_TW" w:bidi="zh_TW"/>
         </w:rPr>
         <w:t>，</w:t>
       </w:r>
-      <w:hyperlink r:id="rId41">
-        <w:r>
-          <w:rPr>
-            <w:lang w:val="zh_TW" w:bidi="zh_TW"/>
-          </w:rPr>
-          <w:rPr>
-            <w:color w:val="0000EE"/>
-            <w:u w:val="single"/>
-          </w:rPr>
-          <w:t>19:2</w:t>
-        </w:r>
-      </w:hyperlink>
+      <w:r>
+        <w:rPr>
+          <w:lang w:val="zh_TW" w:bidi="zh_TW"/>
+        </w:rPr>
+        <w:t>19:2</w:t>
+      </w:r>
       <w:r>
         <w:rPr>
           <w:lang w:val="zh_TW" w:bidi="zh_TW"/>
         </w:rPr>
         <w:t>，</w:t>
       </w:r>
-      <w:hyperlink r:id="rId42">
-        <w:r>
-          <w:rPr>
-            <w:lang w:val="zh_TW" w:bidi="zh_TW"/>
-          </w:rPr>
-          <w:rPr>
-            <w:color w:val="0000EE"/>
-            <w:u w:val="single"/>
-          </w:rPr>
-          <w:t>24:32</w:t>
-        </w:r>
-      </w:hyperlink>
+      <w:r>
+        <w:rPr>
+          <w:lang w:val="zh_TW" w:bidi="zh_TW"/>
+        </w:rPr>
+        <w:t>24:32</w:t>
+      </w:r>
       <w:r>
         <w:rPr>
           <w:lang w:val="zh_TW" w:bidi="zh_TW"/>
         </w:rPr>
         <w:t>，</w:t>
       </w:r>
-      <w:hyperlink r:id="rId43">
-        <w:r>
-          <w:rPr>
-            <w:lang w:val="zh_TW" w:bidi="zh_TW"/>
-          </w:rPr>
-          <w:rPr>
-            <w:color w:val="0000EE"/>
-            <w:u w:val="single"/>
-          </w:rPr>
-          <w:t>43:24</w:t>
-        </w:r>
-      </w:hyperlink>
+      <w:r>
+        <w:rPr>
+          <w:lang w:val="zh_TW" w:bidi="zh_TW"/>
+        </w:rPr>
+        <w:t>43:24</w:t>
+      </w:r>
       <w:r>
         <w:rPr>
           <w:lang w:val="zh_TW" w:bidi="zh_TW"/>
         </w:rPr>
         <w:t>；</w:t>
       </w:r>
-      <w:hyperlink r:id="rId44">
-        <w:r>
-          <w:rPr>
-            <w:lang w:val="zh_TW" w:bidi="zh_TW"/>
-          </w:rPr>
-          <w:rPr>
-            <w:color w:val="0000EE"/>
-            <w:u w:val="single"/>
-          </w:rPr>
-          <w:t>士19:21</w:t>
-        </w:r>
-      </w:hyperlink>
+      <w:r>
+        <w:rPr>
+          <w:lang w:val="zh_TW" w:bidi="zh_TW"/>
+        </w:rPr>
+        <w:t>士19:21</w:t>
+      </w:r>
       <w:r>
         <w:rPr>
           <w:lang w:val="zh_TW" w:bidi="zh_TW"/>
         </w:rPr>
         <w:t>；</w:t>
       </w:r>
-      <w:hyperlink r:id="rId45">
-        <w:r>
-          <w:rPr>
-            <w:lang w:val="zh_TW" w:bidi="zh_TW"/>
-          </w:rPr>
-          <w:rPr>
-            <w:color w:val="0000EE"/>
-            <w:u w:val="single"/>
-          </w:rPr>
-          <w:t>歌5:3</w:t>
-        </w:r>
-      </w:hyperlink>
+      <w:r>
+        <w:rPr>
+          <w:lang w:val="zh_TW" w:bidi="zh_TW"/>
+        </w:rPr>
+        <w:t>歌5:3</w:t>
+      </w:r>
       <w:r>
         <w:rPr>
           <w:lang w:val="zh_TW" w:bidi="zh_TW"/>
         </w:rPr>
         <w:t>）。對於有身份地位的人而言，在抹油之前先清洗身體也是良好儀容的一部分（</w:t>
       </w:r>
-      <w:hyperlink r:id="rId46">
-        <w:r>
-          <w:rPr>
-            <w:lang w:val="zh_TW" w:bidi="zh_TW"/>
-          </w:rPr>
-          <w:rPr>
-            <w:color w:val="0000EE"/>
-            <w:u w:val="single"/>
-          </w:rPr>
-          <w:t>得3:3</w:t>
-        </w:r>
-      </w:hyperlink>
+      <w:r>
+        <w:rPr>
+          <w:lang w:val="zh_TW" w:bidi="zh_TW"/>
+        </w:rPr>
+        <w:t>得3:3</w:t>
+      </w:r>
       <w:r>
         <w:rPr>
           <w:lang w:val="zh_TW" w:bidi="zh_TW"/>
         </w:rPr>
         <w:t>；</w:t>
       </w:r>
-      <w:hyperlink r:id="rId47">
-        <w:r>
-          <w:rPr>
-            <w:lang w:val="zh_TW" w:bidi="zh_TW"/>
-          </w:rPr>
-          <w:rPr>
-            <w:color w:val="0000EE"/>
-            <w:u w:val="single"/>
-          </w:rPr>
-          <w:t>撒下12:20</w:t>
-        </w:r>
-      </w:hyperlink>
+      <w:r>
+        <w:rPr>
+          <w:lang w:val="zh_TW" w:bidi="zh_TW"/>
+        </w:rPr>
+        <w:t>撒下12:20</w:t>
+      </w:r>
       <w:r>
         <w:rPr>
           <w:lang w:val="zh_TW" w:bidi="zh_TW"/>
         </w:rPr>
         <w:t>；</w:t>
       </w:r>
-      <w:hyperlink r:id="rId48">
-        <w:r>
-          <w:rPr>
-            <w:lang w:val="zh_TW" w:bidi="zh_TW"/>
-          </w:rPr>
-          <w:rPr>
-            <w:color w:val="0000EE"/>
-            <w:u w:val="single"/>
-          </w:rPr>
-          <w:t>結23:41</w:t>
-        </w:r>
-      </w:hyperlink>
+      <w:r>
+        <w:rPr>
+          <w:lang w:val="zh_TW" w:bidi="zh_TW"/>
+        </w:rPr>
+        <w:t>結23:41</w:t>
+      </w:r>
       <w:r>
         <w:rPr>
           <w:lang w:val="zh_TW" w:bidi="zh_TW"/>
         </w:rPr>
         <w:t>）。好客的主人會為客人預備洗腳水（</w:t>
       </w:r>
-      <w:hyperlink r:id="rId40">
-        <w:r>
-          <w:rPr>
-            <w:lang w:val="zh_TW" w:bidi="zh_TW"/>
-          </w:rPr>
-          <w:rPr>
-            <w:color w:val="0000EE"/>
-            <w:u w:val="single"/>
-          </w:rPr>
-          <w:t>創18:4</w:t>
-        </w:r>
-      </w:hyperlink>
+      <w:r>
+        <w:rPr>
+          <w:lang w:val="zh_TW" w:bidi="zh_TW"/>
+        </w:rPr>
+        <w:t>創18:4</w:t>
+      </w:r>
       <w:r>
         <w:rPr>
           <w:lang w:val="zh_TW" w:bidi="zh_TW"/>
         </w:rPr>
         <w:t>；</w:t>
       </w:r>
-      <w:hyperlink r:id="rId44">
-        <w:r>
-          <w:rPr>
-            <w:lang w:val="zh_TW" w:bidi="zh_TW"/>
-          </w:rPr>
-          <w:rPr>
-            <w:color w:val="0000EE"/>
-            <w:u w:val="single"/>
-          </w:rPr>
-          <w:t>士19:21</w:t>
-        </w:r>
-      </w:hyperlink>
+      <w:r>
+        <w:rPr>
+          <w:lang w:val="zh_TW" w:bidi="zh_TW"/>
+        </w:rPr>
+        <w:t>士19:21</w:t>
+      </w:r>
       <w:r>
         <w:rPr>
           <w:lang w:val="zh_TW" w:bidi="zh_TW"/>
         </w:rPr>
         <w:t>；</w:t>
       </w:r>
-      <w:hyperlink r:id="rId49">
-        <w:r>
-          <w:rPr>
-            <w:lang w:val="zh_TW" w:bidi="zh_TW"/>
-          </w:rPr>
-          <w:rPr>
-            <w:color w:val="0000EE"/>
-            <w:u w:val="single"/>
-          </w:rPr>
-          <w:t>路7:44</w:t>
-        </w:r>
-      </w:hyperlink>
+      <w:r>
+        <w:rPr>
+          <w:lang w:val="zh_TW" w:bidi="zh_TW"/>
+        </w:rPr>
+        <w:t>路7:44</w:t>
+      </w:r>
       <w:r>
         <w:rPr>
           <w:lang w:val="zh_TW" w:bidi="zh_TW"/>
         </w:rPr>
         <w:t>；</w:t>
       </w:r>
-      <w:hyperlink r:id="rId50">
-        <w:r>
-          <w:rPr>
-            <w:lang w:val="zh_TW" w:bidi="zh_TW"/>
-          </w:rPr>
-          <w:rPr>
-            <w:color w:val="0000EE"/>
-            <w:u w:val="single"/>
-          </w:rPr>
-          <w:t>約13:4–5</w:t>
-        </w:r>
-      </w:hyperlink>
+      <w:r>
+        <w:rPr>
+          <w:lang w:val="zh_TW" w:bidi="zh_TW"/>
+        </w:rPr>
+        <w:t>約13:4–5</w:t>
+      </w:r>
       <w:r>
         <w:rPr>
           <w:lang w:val="zh_TW" w:bidi="zh_TW"/>
         </w:rPr>
         <w:t>）。替人洗腳原是僕人的職責；若由他人為客人洗脚，便表示謙卑（</w:t>
       </w:r>
-      <w:hyperlink r:id="rId51">
-        <w:r>
-          <w:rPr>
-            <w:lang w:val="zh_TW" w:bidi="zh_TW"/>
-          </w:rPr>
-          <w:rPr>
-            <w:color w:val="0000EE"/>
-            <w:u w:val="single"/>
-          </w:rPr>
-          <w:t>撒上25:41</w:t>
-        </w:r>
-      </w:hyperlink>
+      <w:r>
+        <w:rPr>
+          <w:lang w:val="zh_TW" w:bidi="zh_TW"/>
+        </w:rPr>
+        <w:t>撒上25:41</w:t>
+      </w:r>
       <w:r>
         <w:rPr>
           <w:lang w:val="zh_TW" w:bidi="zh_TW"/>
         </w:rPr>
         <w:t>；</w:t>
       </w:r>
-      <w:hyperlink r:id="rId52">
-        <w:r>
-          <w:rPr>
-            <w:lang w:val="zh_TW" w:bidi="zh_TW"/>
-          </w:rPr>
-          <w:rPr>
-            <w:color w:val="0000EE"/>
-            <w:u w:val="single"/>
-          </w:rPr>
-          <w:t>路7:44–47</w:t>
-        </w:r>
-      </w:hyperlink>
+      <w:r>
+        <w:rPr>
+          <w:lang w:val="zh_TW" w:bidi="zh_TW"/>
+        </w:rPr>
+        <w:t>路7:44–47</w:t>
+      </w:r>
       <w:r>
         <w:rPr>
           <w:lang w:val="zh_TW" w:bidi="zh_TW"/>
         </w:rPr>
         <w:t>；</w:t>
       </w:r>
-      <w:hyperlink r:id="rId53">
-        <w:r>
-          <w:rPr>
-            <w:lang w:val="zh_TW" w:bidi="zh_TW"/>
-          </w:rPr>
-          <w:rPr>
-            <w:color w:val="0000EE"/>
-            <w:u w:val="single"/>
-          </w:rPr>
-          <w:t>約13:3–16</w:t>
-        </w:r>
-      </w:hyperlink>
+      <w:r>
+        <w:rPr>
+          <w:lang w:val="zh_TW" w:bidi="zh_TW"/>
+        </w:rPr>
+        <w:t>約13:3–16</w:t>
+      </w:r>
       <w:r>
         <w:rPr>
           <w:lang w:val="zh_TW" w:bidi="zh_TW"/>
         </w:rPr>
         <w:t>；</w:t>
       </w:r>
-      <w:hyperlink r:id="rId54">
-        <w:r>
-          <w:rPr>
-            <w:lang w:val="zh_TW" w:bidi="zh_TW"/>
-          </w:rPr>
-          <w:rPr>
-            <w:color w:val="0000EE"/>
-            <w:u w:val="single"/>
-          </w:rPr>
-          <w:t>提前5:10</w:t>
-        </w:r>
-      </w:hyperlink>
+      <w:r>
+        <w:rPr>
+          <w:lang w:val="zh_TW" w:bidi="zh_TW"/>
+        </w:rPr>
+        <w:t>提前5:10</w:t>
+      </w:r>
       <w:r>
         <w:rPr>
           <w:lang w:val="zh_TW" w:bidi="zh_TW"/>
@@ -1248,270 +972,180 @@
         </w:rPr>
         <w:t>聖經中多數關於洗或沐浴的記載，皆與禮儀上的潔淨有關。祭司與利未人在親近祭壇或參與禮儀之前，必須洗衣服、洗臉，有時甚至要洗全身（</w:t>
       </w:r>
-      <w:hyperlink r:id="rId55">
-        <w:r>
-          <w:rPr>
-            <w:lang w:val="zh_TW" w:bidi="zh_TW"/>
-          </w:rPr>
-          <w:rPr>
-            <w:color w:val="0000EE"/>
-            <w:u w:val="single"/>
-          </w:rPr>
-          <w:t>出29:4</w:t>
-        </w:r>
-      </w:hyperlink>
+      <w:r>
+        <w:rPr>
+          <w:lang w:val="zh_TW" w:bidi="zh_TW"/>
+        </w:rPr>
+        <w:t>出29:4</w:t>
+      </w:r>
       <w:r>
         <w:rPr>
           <w:lang w:val="zh_TW" w:bidi="zh_TW"/>
         </w:rPr>
         <w:t>；</w:t>
       </w:r>
-      <w:hyperlink r:id="rId56">
-        <w:r>
-          <w:rPr>
-            <w:lang w:val="zh_TW" w:bidi="zh_TW"/>
-          </w:rPr>
-          <w:rPr>
-            <w:color w:val="0000EE"/>
-            <w:u w:val="single"/>
-          </w:rPr>
-          <w:t>30:19–21</w:t>
-        </w:r>
-      </w:hyperlink>
+      <w:r>
+        <w:rPr>
+          <w:lang w:val="zh_TW" w:bidi="zh_TW"/>
+        </w:rPr>
+        <w:t>30:19–21</w:t>
+      </w:r>
       <w:r>
         <w:rPr>
           <w:lang w:val="zh_TW" w:bidi="zh_TW"/>
         </w:rPr>
         <w:t>，</w:t>
       </w:r>
-      <w:hyperlink r:id="rId57">
-        <w:r>
-          <w:rPr>
-            <w:lang w:val="zh_TW" w:bidi="zh_TW"/>
-          </w:rPr>
-          <w:rPr>
-            <w:color w:val="0000EE"/>
-            <w:u w:val="single"/>
-          </w:rPr>
-          <w:t>40:7</w:t>
-        </w:r>
-      </w:hyperlink>
+      <w:r>
+        <w:rPr>
+          <w:lang w:val="zh_TW" w:bidi="zh_TW"/>
+        </w:rPr>
+        <w:t>40:7</w:t>
+      </w:r>
       <w:r>
         <w:rPr>
           <w:lang w:val="zh_TW" w:bidi="zh_TW"/>
         </w:rPr>
         <w:t>、</w:t>
       </w:r>
-      <w:hyperlink r:id="rId57">
-        <w:r>
-          <w:rPr>
-            <w:lang w:val="zh_TW" w:bidi="zh_TW"/>
-          </w:rPr>
-          <w:rPr>
-            <w:color w:val="0000EE"/>
-            <w:u w:val="single"/>
-          </w:rPr>
-          <w:t>12</w:t>
-        </w:r>
-      </w:hyperlink>
+      <w:r>
+        <w:rPr>
+          <w:lang w:val="zh_TW" w:bidi="zh_TW"/>
+        </w:rPr>
+        <w:t>12</w:t>
+      </w:r>
       <w:r>
         <w:rPr>
           <w:lang w:val="zh_TW" w:bidi="zh_TW"/>
         </w:rPr>
         <w:t>、</w:t>
       </w:r>
-      <w:hyperlink r:id="rId57">
-        <w:r>
-          <w:rPr>
-            <w:lang w:val="zh_TW" w:bidi="zh_TW"/>
-          </w:rPr>
-          <w:rPr>
-            <w:color w:val="0000EE"/>
-            <w:u w:val="single"/>
-          </w:rPr>
-          <w:t>30–32</w:t>
-        </w:r>
-      </w:hyperlink>
+      <w:r>
+        <w:rPr>
+          <w:lang w:val="zh_TW" w:bidi="zh_TW"/>
+        </w:rPr>
+        <w:t>30–32</w:t>
+      </w:r>
       <w:r>
         <w:rPr>
           <w:lang w:val="zh_TW" w:bidi="zh_TW"/>
         </w:rPr>
         <w:t>；</w:t>
       </w:r>
-      <w:hyperlink r:id="rId58">
-        <w:r>
-          <w:rPr>
-            <w:lang w:val="zh_TW" w:bidi="zh_TW"/>
-          </w:rPr>
-          <w:rPr>
-            <w:color w:val="0000EE"/>
-            <w:u w:val="single"/>
-          </w:rPr>
-          <w:t>民8:21</w:t>
-        </w:r>
-      </w:hyperlink>
+      <w:r>
+        <w:rPr>
+          <w:lang w:val="zh_TW" w:bidi="zh_TW"/>
+        </w:rPr>
+        <w:t>民8:21</w:t>
+      </w:r>
       <w:r>
         <w:rPr>
           <w:lang w:val="zh_TW" w:bidi="zh_TW"/>
         </w:rPr>
         <w:t>）。被宰殺的牲畜在獻祭前，其腿與內臟也需洗淨（</w:t>
       </w:r>
-      <w:hyperlink r:id="rId59">
-        <w:r>
-          <w:rPr>
-            <w:lang w:val="zh_TW" w:bidi="zh_TW"/>
-          </w:rPr>
-          <w:rPr>
-            <w:color w:val="0000EE"/>
-            <w:u w:val="single"/>
-          </w:rPr>
-          <w:t>利1:9</w:t>
-        </w:r>
-      </w:hyperlink>
+      <w:r>
+        <w:rPr>
+          <w:lang w:val="zh_TW" w:bidi="zh_TW"/>
+        </w:rPr>
+        <w:t>利1:9</w:t>
+      </w:r>
       <w:r>
         <w:rPr>
           <w:lang w:val="zh_TW" w:bidi="zh_TW"/>
         </w:rPr>
         <w:t>、</w:t>
       </w:r>
-      <w:hyperlink r:id="rId59">
-        <w:r>
-          <w:rPr>
-            <w:lang w:val="zh_TW" w:bidi="zh_TW"/>
-          </w:rPr>
-          <w:rPr>
-            <w:color w:val="0000EE"/>
-            <w:u w:val="single"/>
-          </w:rPr>
-          <w:t>13</w:t>
-        </w:r>
-      </w:hyperlink>
+      <w:r>
+        <w:rPr>
+          <w:lang w:val="zh_TW" w:bidi="zh_TW"/>
+        </w:rPr>
+        <w:t>13</w:t>
+      </w:r>
       <w:r>
         <w:rPr>
           <w:lang w:val="zh_TW" w:bidi="zh_TW"/>
         </w:rPr>
         <w:t>，</w:t>
       </w:r>
-      <w:hyperlink r:id="rId60">
-        <w:r>
-          <w:rPr>
-            <w:lang w:val="zh_TW" w:bidi="zh_TW"/>
-          </w:rPr>
-          <w:rPr>
-            <w:color w:val="0000EE"/>
-            <w:u w:val="single"/>
-          </w:rPr>
-          <w:t>8:21</w:t>
-        </w:r>
-      </w:hyperlink>
+      <w:r>
+        <w:rPr>
+          <w:lang w:val="zh_TW" w:bidi="zh_TW"/>
+        </w:rPr>
+        <w:t>8:21</w:t>
+      </w:r>
       <w:r>
         <w:rPr>
           <w:lang w:val="zh_TW" w:bidi="zh_TW"/>
         </w:rPr>
         <w:t>，</w:t>
       </w:r>
-      <w:hyperlink r:id="rId61">
-        <w:r>
-          <w:rPr>
-            <w:lang w:val="zh_TW" w:bidi="zh_TW"/>
-          </w:rPr>
-          <w:rPr>
-            <w:color w:val="0000EE"/>
-            <w:u w:val="single"/>
-          </w:rPr>
-          <w:t>9:14</w:t>
-        </w:r>
-      </w:hyperlink>
+      <w:r>
+        <w:rPr>
+          <w:lang w:val="zh_TW" w:bidi="zh_TW"/>
+        </w:rPr>
+        <w:t>9:14</w:t>
+      </w:r>
       <w:r>
         <w:rPr>
           <w:lang w:val="zh_TW" w:bidi="zh_TW"/>
         </w:rPr>
         <w:t>）。凡曾處於不潔狀態的人，必須先洗净衣物並沐浴，才能恢復禮儀上的潔淨（</w:t>
       </w:r>
-      <w:hyperlink r:id="rId62">
-        <w:r>
-          <w:rPr>
-            <w:lang w:val="zh_TW" w:bidi="zh_TW"/>
-          </w:rPr>
-          <w:rPr>
-            <w:color w:val="0000EE"/>
-            <w:u w:val="single"/>
-          </w:rPr>
-          <w:t>利14:8–10</w:t>
-        </w:r>
-      </w:hyperlink>
+      <w:r>
+        <w:rPr>
+          <w:lang w:val="zh_TW" w:bidi="zh_TW"/>
+        </w:rPr>
+        <w:t>利14:8–10</w:t>
+      </w:r>
       <w:r>
         <w:rPr>
           <w:lang w:val="zh_TW" w:bidi="zh_TW"/>
         </w:rPr>
         <w:t>，</w:t>
       </w:r>
-      <w:hyperlink r:id="rId63">
-        <w:r>
-          <w:rPr>
-            <w:lang w:val="zh_TW" w:bidi="zh_TW"/>
-          </w:rPr>
-          <w:rPr>
-            <w:color w:val="0000EE"/>
-            <w:u w:val="single"/>
-          </w:rPr>
-          <w:t>15:5–11</w:t>
-        </w:r>
-      </w:hyperlink>
+      <w:r>
+        <w:rPr>
+          <w:lang w:val="zh_TW" w:bidi="zh_TW"/>
+        </w:rPr>
+        <w:t>15:5–11</w:t>
+      </w:r>
       <w:r>
         <w:rPr>
           <w:lang w:val="zh_TW" w:bidi="zh_TW"/>
         </w:rPr>
         <w:t>、</w:t>
       </w:r>
-      <w:hyperlink r:id="rId63">
-        <w:r>
-          <w:rPr>
-            <w:lang w:val="zh_TW" w:bidi="zh_TW"/>
-          </w:rPr>
-          <w:rPr>
-            <w:color w:val="0000EE"/>
-            <w:u w:val="single"/>
-          </w:rPr>
-          <w:t>21–27</w:t>
-        </w:r>
-      </w:hyperlink>
+      <w:r>
+        <w:rPr>
+          <w:lang w:val="zh_TW" w:bidi="zh_TW"/>
+        </w:rPr>
+        <w:t>21–27</w:t>
+      </w:r>
       <w:r>
         <w:rPr>
           <w:lang w:val="zh_TW" w:bidi="zh_TW"/>
         </w:rPr>
         <w:t>）。例如痲瘋得醫治者或曾有漏症者，皆需如此。任何被玷污的衣物，也必須行禮儀上的潔淨（</w:t>
       </w:r>
-      <w:hyperlink r:id="rId64">
-        <w:r>
-          <w:rPr>
-            <w:lang w:val="zh_TW" w:bidi="zh_TW"/>
-          </w:rPr>
-          <w:rPr>
-            <w:color w:val="0000EE"/>
-            <w:u w:val="single"/>
-          </w:rPr>
-          <w:t>利6:27</w:t>
-        </w:r>
-      </w:hyperlink>
+      <w:r>
+        <w:rPr>
+          <w:lang w:val="zh_TW" w:bidi="zh_TW"/>
+        </w:rPr>
+        <w:t>利6:27</w:t>
+      </w:r>
       <w:r>
         <w:rPr>
           <w:lang w:val="zh_TW" w:bidi="zh_TW"/>
         </w:rPr>
         <w:t>，</w:t>
       </w:r>
-      <w:hyperlink r:id="rId65">
-        <w:r>
-          <w:rPr>
-            <w:lang w:val="zh_TW" w:bidi="zh_TW"/>
-          </w:rPr>
-          <w:rPr>
-            <w:color w:val="0000EE"/>
-            <w:u w:val="single"/>
-          </w:rPr>
-          <w:t>13:54</w:t>
-        </w:r>
-      </w:hyperlink>
+      <w:r>
+        <w:rPr>
+          <w:lang w:val="zh_TW" w:bidi="zh_TW"/>
+        </w:rPr>
+        <w:t>13:54</w:t>
+      </w:r>
       <w:r>
         <w:rPr>
           <w:lang w:val="zh_TW" w:bidi="zh_TW"/>
@@ -1532,126 +1166,84 @@
         </w:rPr>
         <w:t>此外，「洗」亦常被用作比喻，指從罪中得潔淨（</w:t>
       </w:r>
-      <w:hyperlink r:id="rId66">
-        <w:r>
-          <w:rPr>
-            <w:lang w:val="zh_TW" w:bidi="zh_TW"/>
-          </w:rPr>
-          <w:rPr>
-            <w:color w:val="0000EE"/>
-            <w:u w:val="single"/>
-          </w:rPr>
-          <w:t>詩51:2</w:t>
-        </w:r>
-      </w:hyperlink>
+      <w:r>
+        <w:rPr>
+          <w:lang w:val="zh_TW" w:bidi="zh_TW"/>
+        </w:rPr>
+        <w:t>詩51:2</w:t>
+      </w:r>
       <w:r>
         <w:rPr>
           <w:lang w:val="zh_TW" w:bidi="zh_TW"/>
         </w:rPr>
         <w:t>；</w:t>
       </w:r>
-      <w:hyperlink r:id="rId67">
-        <w:r>
-          <w:rPr>
-            <w:lang w:val="zh_TW" w:bidi="zh_TW"/>
-          </w:rPr>
-          <w:rPr>
-            <w:color w:val="0000EE"/>
-            <w:u w:val="single"/>
-          </w:rPr>
-          <w:t>賽1:16</w:t>
-        </w:r>
-      </w:hyperlink>
+      <w:r>
+        <w:rPr>
+          <w:lang w:val="zh_TW" w:bidi="zh_TW"/>
+        </w:rPr>
+        <w:t>賽1:16</w:t>
+      </w:r>
       <w:r>
         <w:rPr>
           <w:lang w:val="zh_TW" w:bidi="zh_TW"/>
         </w:rPr>
         <w:t>，</w:t>
       </w:r>
-      <w:hyperlink r:id="rId68">
-        <w:r>
-          <w:rPr>
-            <w:lang w:val="zh_TW" w:bidi="zh_TW"/>
-          </w:rPr>
-          <w:rPr>
-            <w:color w:val="0000EE"/>
-            <w:u w:val="single"/>
-          </w:rPr>
-          <w:t>4:4</w:t>
-        </w:r>
-      </w:hyperlink>
+      <w:r>
+        <w:rPr>
+          <w:lang w:val="zh_TW" w:bidi="zh_TW"/>
+        </w:rPr>
+        <w:t>4:4</w:t>
+      </w:r>
       <w:r>
         <w:rPr>
           <w:lang w:val="zh_TW" w:bidi="zh_TW"/>
         </w:rPr>
         <w:t>；</w:t>
       </w:r>
-      <w:hyperlink r:id="rId69">
-        <w:r>
-          <w:rPr>
-            <w:lang w:val="zh_TW" w:bidi="zh_TW"/>
-          </w:rPr>
-          <w:rPr>
-            <w:color w:val="0000EE"/>
-            <w:u w:val="single"/>
-          </w:rPr>
-          <w:t>耶2:22</w:t>
-        </w:r>
-      </w:hyperlink>
+      <w:r>
+        <w:rPr>
+          <w:lang w:val="zh_TW" w:bidi="zh_TW"/>
+        </w:rPr>
+        <w:t>耶2:22</w:t>
+      </w:r>
       <w:r>
         <w:rPr>
           <w:lang w:val="zh_TW" w:bidi="zh_TW"/>
         </w:rPr>
         <w:t>，</w:t>
       </w:r>
-      <w:hyperlink r:id="rId70">
-        <w:r>
-          <w:rPr>
-            <w:lang w:val="zh_TW" w:bidi="zh_TW"/>
-          </w:rPr>
-          <w:rPr>
-            <w:color w:val="0000EE"/>
-            <w:u w:val="single"/>
-          </w:rPr>
-          <w:t>4:14</w:t>
-        </w:r>
-      </w:hyperlink>
+      <w:r>
+        <w:rPr>
+          <w:lang w:val="zh_TW" w:bidi="zh_TW"/>
+        </w:rPr>
+        <w:t>4:14</w:t>
+      </w:r>
       <w:r>
         <w:rPr>
           <w:lang w:val="zh_TW" w:bidi="zh_TW"/>
         </w:rPr>
         <w:t>；</w:t>
       </w:r>
-      <w:hyperlink r:id="rId71">
-        <w:r>
-          <w:rPr>
-            <w:lang w:val="zh_TW" w:bidi="zh_TW"/>
-          </w:rPr>
-          <w:rPr>
-            <w:color w:val="0000EE"/>
-            <w:u w:val="single"/>
-          </w:rPr>
-          <w:t>林前6:11</w:t>
-        </w:r>
-      </w:hyperlink>
+      <w:r>
+        <w:rPr>
+          <w:lang w:val="zh_TW" w:bidi="zh_TW"/>
+        </w:rPr>
+        <w:t>林前6:11</w:t>
+      </w:r>
       <w:r>
         <w:rPr>
           <w:lang w:val="zh_TW" w:bidi="zh_TW"/>
         </w:rPr>
         <w:t>；</w:t>
       </w:r>
-      <w:hyperlink r:id="rId72">
-        <w:r>
-          <w:rPr>
-            <w:lang w:val="zh_TW" w:bidi="zh_TW"/>
-          </w:rPr>
-          <w:rPr>
-            <w:color w:val="0000EE"/>
-            <w:u w:val="single"/>
-          </w:rPr>
-          <w:t>來10:22</w:t>
-        </w:r>
-      </w:hyperlink>
+      <w:r>
+        <w:rPr>
+          <w:lang w:val="zh_TW" w:bidi="zh_TW"/>
+        </w:rPr>
+        <w:t>來10:22</w:t>
+      </w:r>
       <w:r>
         <w:rPr>
           <w:lang w:val="zh_TW" w:bidi="zh_TW"/>
@@ -1706,126 +1298,84 @@
         </w:rPr>
         <w:t>照顧家畜的男人，如牛、羊和山羊（</w:t>
       </w:r>
-      <w:hyperlink r:id="rId73">
-        <w:r>
-          <w:rPr>
-            <w:lang w:val="zh_TW" w:bidi="zh_TW"/>
-          </w:rPr>
-          <w:rPr>
-            <w:color w:val="0000EE"/>
-            <w:u w:val="single"/>
-          </w:rPr>
-          <w:t>創13:7–8</w:t>
-        </w:r>
-      </w:hyperlink>
+      <w:r>
+        <w:rPr>
+          <w:lang w:val="zh_TW" w:bidi="zh_TW"/>
+        </w:rPr>
+        <w:t>創13:7–8</w:t>
+      </w:r>
       <w:r>
         <w:rPr>
           <w:lang w:val="zh_TW" w:bidi="zh_TW"/>
         </w:rPr>
         <w:t>，</w:t>
       </w:r>
-      <w:hyperlink r:id="rId74">
-        <w:r>
-          <w:rPr>
-            <w:lang w:val="zh_TW" w:bidi="zh_TW"/>
-          </w:rPr>
-          <w:rPr>
-            <w:color w:val="0000EE"/>
-            <w:u w:val="single"/>
-          </w:rPr>
-          <w:t>26:20</w:t>
-        </w:r>
-      </w:hyperlink>
+      <w:r>
+        <w:rPr>
+          <w:lang w:val="zh_TW" w:bidi="zh_TW"/>
+        </w:rPr>
+        <w:t>26:20</w:t>
+      </w:r>
       <w:r>
         <w:rPr>
           <w:lang w:val="zh_TW" w:bidi="zh_TW"/>
         </w:rPr>
         <w:t>；</w:t>
       </w:r>
-      <w:hyperlink r:id="rId75">
-        <w:r>
-          <w:rPr>
-            <w:lang w:val="zh_TW" w:bidi="zh_TW"/>
-          </w:rPr>
-          <w:rPr>
-            <w:color w:val="0000EE"/>
-            <w:u w:val="single"/>
-          </w:rPr>
-          <w:t>撒上21:7</w:t>
-        </w:r>
-      </w:hyperlink>
+      <w:r>
+        <w:rPr>
+          <w:lang w:val="zh_TW" w:bidi="zh_TW"/>
+        </w:rPr>
+        <w:t>撒上21:7</w:t>
+      </w:r>
       <w:r>
         <w:rPr>
           <w:lang w:val="zh_TW" w:bidi="zh_TW"/>
         </w:rPr>
         <w:t>）。他們也包括牧羊人。在新約聖經中，牧羊人是一個眾所周知的詞語。耶穌使用了牧羊人和祂的羊的隱喻（</w:t>
       </w:r>
-      <w:hyperlink r:id="rId76">
-        <w:r>
-          <w:rPr>
-            <w:lang w:val="zh_TW" w:bidi="zh_TW"/>
-          </w:rPr>
-          <w:rPr>
-            <w:color w:val="0000EE"/>
-            <w:u w:val="single"/>
-          </w:rPr>
-          <w:t>約10:1–16</w:t>
-        </w:r>
-      </w:hyperlink>
+      <w:r>
+        <w:rPr>
+          <w:lang w:val="zh_TW" w:bidi="zh_TW"/>
+        </w:rPr>
+        <w:t>約10:1–16</w:t>
+      </w:r>
       <w:r>
         <w:rPr>
           <w:lang w:val="zh_TW" w:bidi="zh_TW"/>
         </w:rPr>
         <w:t>）。一些牧人養豬（</w:t>
       </w:r>
-      <w:hyperlink r:id="rId77">
-        <w:r>
-          <w:rPr>
-            <w:lang w:val="zh_TW" w:bidi="zh_TW"/>
-          </w:rPr>
-          <w:rPr>
-            <w:color w:val="0000EE"/>
-            <w:u w:val="single"/>
-          </w:rPr>
-          <w:t>太8:33</w:t>
-        </w:r>
-      </w:hyperlink>
+      <w:r>
+        <w:rPr>
+          <w:lang w:val="zh_TW" w:bidi="zh_TW"/>
+        </w:rPr>
+        <w:t>太8:33</w:t>
+      </w:r>
       <w:r>
         <w:rPr>
           <w:lang w:val="zh_TW" w:bidi="zh_TW"/>
         </w:rPr>
         <w:t>；</w:t>
       </w:r>
-      <w:hyperlink r:id="rId78">
-        <w:r>
-          <w:rPr>
-            <w:lang w:val="zh_TW" w:bidi="zh_TW"/>
-          </w:rPr>
-          <w:rPr>
-            <w:color w:val="0000EE"/>
-            <w:u w:val="single"/>
-          </w:rPr>
-          <w:t>可5:14</w:t>
-        </w:r>
-      </w:hyperlink>
+      <w:r>
+        <w:rPr>
+          <w:lang w:val="zh_TW" w:bidi="zh_TW"/>
+        </w:rPr>
+        <w:t>可5:14</w:t>
+      </w:r>
       <w:r>
         <w:rPr>
           <w:lang w:val="zh_TW" w:bidi="zh_TW"/>
         </w:rPr>
         <w:t>；</w:t>
       </w:r>
-      <w:hyperlink r:id="rId79">
-        <w:r>
-          <w:rPr>
-            <w:lang w:val="zh_TW" w:bidi="zh_TW"/>
-          </w:rPr>
-          <w:rPr>
-            <w:color w:val="0000EE"/>
-            <w:u w:val="single"/>
-          </w:rPr>
-          <w:t>路8:34</w:t>
-        </w:r>
-      </w:hyperlink>
+      <w:r>
+        <w:rPr>
+          <w:lang w:val="zh_TW" w:bidi="zh_TW"/>
+        </w:rPr>
+        <w:t>路8:34</w:t>
+      </w:r>
       <w:r>
         <w:rPr>
           <w:lang w:val="zh_TW" w:bidi="zh_TW"/>
@@ -1880,72 +1430,48 @@
         </w:rPr>
         <w:t>全方位照顧羊群的人。他的任務是為羊尋找草和水，保護牠們免受野生動物的侵害（</w:t>
       </w:r>
-      <w:hyperlink r:id="rId80">
-        <w:r>
-          <w:rPr>
-            <w:lang w:val="zh_TW" w:bidi="zh_TW"/>
-          </w:rPr>
-          <w:rPr>
-            <w:color w:val="0000EE"/>
-            <w:u w:val="single"/>
-          </w:rPr>
-          <w:t>阿摩司書3:12</w:t>
-        </w:r>
-      </w:hyperlink>
+      <w:r>
+        <w:rPr>
+          <w:lang w:val="zh_TW" w:bidi="zh_TW"/>
+        </w:rPr>
+        <w:t>阿摩司書3:12</w:t>
+      </w:r>
       <w:r>
         <w:rPr>
           <w:lang w:val="zh_TW" w:bidi="zh_TW"/>
         </w:rPr>
         <w:t>），尋找並恢復那些迷失的羊（</w:t>
       </w:r>
-      <w:hyperlink r:id="rId81">
-        <w:r>
-          <w:rPr>
-            <w:lang w:val="zh_TW" w:bidi="zh_TW"/>
-          </w:rPr>
-          <w:rPr>
-            <w:color w:val="0000EE"/>
-            <w:u w:val="single"/>
-          </w:rPr>
-          <w:t>以西結書34:8</w:t>
-        </w:r>
-      </w:hyperlink>
+      <w:r>
+        <w:rPr>
+          <w:lang w:val="zh_TW" w:bidi="zh_TW"/>
+        </w:rPr>
+        <w:t>以西結書34:8</w:t>
+      </w:r>
       <w:r>
         <w:rPr>
           <w:lang w:val="zh_TW" w:bidi="zh_TW"/>
         </w:rPr>
         <w:t>；</w:t>
       </w:r>
-      <w:hyperlink r:id="rId82">
-        <w:r>
-          <w:rPr>
-            <w:lang w:val="zh_TW" w:bidi="zh_TW"/>
-          </w:rPr>
-          <w:rPr>
-            <w:color w:val="0000EE"/>
-            <w:u w:val="single"/>
-          </w:rPr>
-          <w:t>馬太福音18:12</w:t>
-        </w:r>
-      </w:hyperlink>
+      <w:r>
+        <w:rPr>
+          <w:lang w:val="zh_TW" w:bidi="zh_TW"/>
+        </w:rPr>
+        <w:t>馬太福音18:12</w:t>
+      </w:r>
       <w:r>
         <w:rPr>
           <w:lang w:val="zh_TW" w:bidi="zh_TW"/>
         </w:rPr>
         <w:t>），每天帶領羊群出羊圈，並在白天結束時將羊群帶回圈中（</w:t>
       </w:r>
-      <w:hyperlink r:id="rId83">
-        <w:r>
-          <w:rPr>
-            <w:lang w:val="zh_TW" w:bidi="zh_TW"/>
-          </w:rPr>
-          <w:rPr>
-            <w:color w:val="0000EE"/>
-            <w:u w:val="single"/>
-          </w:rPr>
-          <w:t>約翰福音10:2–4</w:t>
-        </w:r>
-      </w:hyperlink>
+      <w:r>
+        <w:rPr>
+          <w:lang w:val="zh_TW" w:bidi="zh_TW"/>
+        </w:rPr>
+        <w:t>約翰福音10:2–4</w:t>
+      </w:r>
       <w:r>
         <w:rPr>
           <w:lang w:val="zh_TW" w:bidi="zh_TW"/>
@@ -1966,216 +1492,144 @@
         </w:rPr>
         <w:t>牧人和他的羊的形象在新約聖經中非常重要。耶穌是好牧人，為羊捨命（</w:t>
       </w:r>
-      <w:hyperlink r:id="rId84">
-        <w:r>
-          <w:rPr>
-            <w:lang w:val="zh_TW" w:bidi="zh_TW"/>
-          </w:rPr>
-          <w:rPr>
-            <w:color w:val="0000EE"/>
-            <w:u w:val="single"/>
-          </w:rPr>
-          <w:t>馬太福音18:10–14</w:t>
-        </w:r>
-      </w:hyperlink>
+      <w:r>
+        <w:rPr>
+          <w:lang w:val="zh_TW" w:bidi="zh_TW"/>
+        </w:rPr>
+        <w:t>馬太福音18:10–14</w:t>
+      </w:r>
       <w:r>
         <w:rPr>
           <w:lang w:val="zh_TW" w:bidi="zh_TW"/>
         </w:rPr>
         <w:t>；</w:t>
       </w:r>
-      <w:hyperlink r:id="rId85">
-        <w:r>
-          <w:rPr>
-            <w:lang w:val="zh_TW" w:bidi="zh_TW"/>
-          </w:rPr>
-          <w:rPr>
-            <w:color w:val="0000EE"/>
-            <w:u w:val="single"/>
-          </w:rPr>
-          <w:t>馬可福音6:34</w:t>
-        </w:r>
-      </w:hyperlink>
+      <w:r>
+        <w:rPr>
+          <w:lang w:val="zh_TW" w:bidi="zh_TW"/>
+        </w:rPr>
+        <w:t>馬可福音6:34</w:t>
+      </w:r>
       <w:r>
         <w:rPr>
           <w:lang w:val="zh_TW" w:bidi="zh_TW"/>
         </w:rPr>
         <w:t>；</w:t>
       </w:r>
-      <w:hyperlink r:id="rId86">
-        <w:r>
-          <w:rPr>
-            <w:lang w:val="zh_TW" w:bidi="zh_TW"/>
-          </w:rPr>
-          <w:rPr>
-            <w:color w:val="0000EE"/>
-            <w:u w:val="single"/>
-          </w:rPr>
-          <w:t>約翰福音10</w:t>
-        </w:r>
-      </w:hyperlink>
+      <w:r>
+        <w:rPr>
+          <w:lang w:val="zh_TW" w:bidi="zh_TW"/>
+        </w:rPr>
+        <w:t>約翰福音10</w:t>
+      </w:r>
       <w:r>
         <w:rPr>
           <w:lang w:val="zh_TW" w:bidi="zh_TW"/>
         </w:rPr>
         <w:t>；</w:t>
       </w:r>
-      <w:hyperlink r:id="rId87">
-        <w:r>
-          <w:rPr>
-            <w:lang w:val="zh_TW" w:bidi="zh_TW"/>
-          </w:rPr>
-          <w:rPr>
-            <w:color w:val="0000EE"/>
-            <w:u w:val="single"/>
-          </w:rPr>
-          <w:t>希伯來書13:20</w:t>
-        </w:r>
-      </w:hyperlink>
+      <w:r>
+        <w:rPr>
+          <w:lang w:val="zh_TW" w:bidi="zh_TW"/>
+        </w:rPr>
+        <w:t>希伯來書13:20</w:t>
+      </w:r>
       <w:r>
         <w:rPr>
           <w:lang w:val="zh_TW" w:bidi="zh_TW"/>
         </w:rPr>
         <w:t>）。牧人和羊群的類比在</w:t>
       </w:r>
-      <w:hyperlink r:id="rId88">
-        <w:r>
-          <w:rPr>
-            <w:lang w:val="zh_TW" w:bidi="zh_TW"/>
-          </w:rPr>
-          <w:rPr>
-            <w:color w:val="0000EE"/>
-            <w:u w:val="single"/>
-          </w:rPr>
-          <w:t>詩篇二十三篇</w:t>
-        </w:r>
-      </w:hyperlink>
+      <w:r>
+        <w:rPr>
+          <w:lang w:val="zh_TW" w:bidi="zh_TW"/>
+        </w:rPr>
+        <w:t>詩篇二十三篇</w:t>
+      </w:r>
       <w:r>
         <w:rPr>
           <w:lang w:val="zh_TW" w:bidi="zh_TW"/>
         </w:rPr>
         <w:t>、</w:t>
       </w:r>
-      <w:hyperlink r:id="rId89">
-        <w:r>
-          <w:rPr>
-            <w:lang w:val="zh_TW" w:bidi="zh_TW"/>
-          </w:rPr>
-          <w:rPr>
-            <w:color w:val="0000EE"/>
-            <w:u w:val="single"/>
-          </w:rPr>
-          <w:t>以西結書三十四章</w:t>
-        </w:r>
-      </w:hyperlink>
+      <w:r>
+        <w:rPr>
+          <w:lang w:val="zh_TW" w:bidi="zh_TW"/>
+        </w:rPr>
+        <w:t>以西結書三十四章</w:t>
+      </w:r>
       <w:r>
         <w:rPr>
           <w:lang w:val="zh_TW" w:bidi="zh_TW"/>
         </w:rPr>
         <w:t>和</w:t>
       </w:r>
-      <w:hyperlink r:id="rId86">
-        <w:r>
-          <w:rPr>
-            <w:lang w:val="zh_TW" w:bidi="zh_TW"/>
-          </w:rPr>
-          <w:rPr>
-            <w:color w:val="0000EE"/>
-            <w:u w:val="single"/>
-          </w:rPr>
-          <w:t>約翰福音十章</w:t>
-        </w:r>
-      </w:hyperlink>
+      <w:r>
+        <w:rPr>
+          <w:lang w:val="zh_TW" w:bidi="zh_TW"/>
+        </w:rPr>
+        <w:t>約翰福音十章</w:t>
+      </w:r>
       <w:r>
         <w:rPr>
           <w:lang w:val="zh_TW" w:bidi="zh_TW"/>
         </w:rPr>
         <w:t>中得到了豐富的表達。神是以色列的牧人（</w:t>
       </w:r>
-      <w:hyperlink r:id="rId90">
-        <w:r>
-          <w:rPr>
-            <w:lang w:val="zh_TW" w:bidi="zh_TW"/>
-          </w:rPr>
-          <w:rPr>
-            <w:color w:val="0000EE"/>
-            <w:u w:val="single"/>
-          </w:rPr>
-          <w:t>創世記49:24</w:t>
-        </w:r>
-      </w:hyperlink>
+      <w:r>
+        <w:rPr>
+          <w:lang w:val="zh_TW" w:bidi="zh_TW"/>
+        </w:rPr>
+        <w:t>創世記49:24</w:t>
+      </w:r>
       <w:r>
         <w:rPr>
           <w:lang w:val="zh_TW" w:bidi="zh_TW"/>
         </w:rPr>
         <w:t>；</w:t>
       </w:r>
-      <w:hyperlink r:id="rId91">
-        <w:r>
-          <w:rPr>
-            <w:lang w:val="zh_TW" w:bidi="zh_TW"/>
-          </w:rPr>
-          <w:rPr>
-            <w:color w:val="0000EE"/>
-            <w:u w:val="single"/>
-          </w:rPr>
-          <w:t>詩篇23:1</w:t>
-        </w:r>
-      </w:hyperlink>
+      <w:r>
+        <w:rPr>
+          <w:lang w:val="zh_TW" w:bidi="zh_TW"/>
+        </w:rPr>
+        <w:t>詩篇23:1</w:t>
+      </w:r>
       <w:r>
         <w:rPr>
           <w:lang w:val="zh_TW" w:bidi="zh_TW"/>
         </w:rPr>
         <w:t>，</w:t>
       </w:r>
-      <w:hyperlink r:id="rId92">
-        <w:r>
-          <w:rPr>
-            <w:lang w:val="zh_TW" w:bidi="zh_TW"/>
-          </w:rPr>
-          <w:rPr>
-            <w:color w:val="0000EE"/>
-            <w:u w:val="single"/>
-          </w:rPr>
-          <w:t>80:1</w:t>
-        </w:r>
-      </w:hyperlink>
+      <w:r>
+        <w:rPr>
+          <w:lang w:val="zh_TW" w:bidi="zh_TW"/>
+        </w:rPr>
+        <w:t>80:1</w:t>
+      </w:r>
       <w:r>
         <w:rPr>
           <w:lang w:val="zh_TW" w:bidi="zh_TW"/>
         </w:rPr>
         <w:t>；</w:t>
       </w:r>
-      <w:hyperlink r:id="rId93">
-        <w:r>
-          <w:rPr>
-            <w:lang w:val="zh_TW" w:bidi="zh_TW"/>
-          </w:rPr>
-          <w:rPr>
-            <w:color w:val="0000EE"/>
-            <w:u w:val="single"/>
-          </w:rPr>
-          <w:t>以賽亞書40:11</w:t>
-        </w:r>
-      </w:hyperlink>
+      <w:r>
+        <w:rPr>
+          <w:lang w:val="zh_TW" w:bidi="zh_TW"/>
+        </w:rPr>
+        <w:t>以賽亞書40:11</w:t>
+      </w:r>
       <w:r>
         <w:rPr>
           <w:lang w:val="zh_TW" w:bidi="zh_TW"/>
         </w:rPr>
         <w:t>）。當不忠的牧人辜負了以色列時，神介入並立祂的僕人大衛作他們忠心的牧人（</w:t>
       </w:r>
-      <w:hyperlink r:id="rId94">
-        <w:r>
-          <w:rPr>
-            <w:lang w:val="zh_TW" w:bidi="zh_TW"/>
-          </w:rPr>
-          <w:rPr>
-            <w:color w:val="0000EE"/>
-            <w:u w:val="single"/>
-          </w:rPr>
-          <w:t>以西結34:11–16、23–24</w:t>
-        </w:r>
-      </w:hyperlink>
+      <w:r>
+        <w:rPr>
+          <w:lang w:val="zh_TW" w:bidi="zh_TW"/>
+        </w:rPr>
+        <w:t>以西結34:11–16、23–24</w:t>
+      </w:r>
       <w:r>
         <w:rPr>
           <w:lang w:val="zh_TW" w:bidi="zh_TW"/>
@@ -2196,108 +1650,72 @@
         </w:rPr>
         <w:t>新約聖經的意象來自舊約聖經和巴勒斯坦的背景。在猶太人的經濟發展中，牧人負責管理綿羊或山羊，擔任著重要的職位。大群的羊需要從一個地方移動到另一個地方，也需要防範野生動物和強盜。由於畜牧業在古代世界中扮演重要的角色，「牧人」這個詞成為統治者的常用詞語。亞述、巴比倫和埃及的王常被稱為保護百姓的牧人。這個意象構成了舊約聖經的背景，其中也有相同的用法。神被描繪成以色列的牧人，關心祂百姓福祉的各個方面。統治者和百姓的領袖常被稱為牧人（</w:t>
       </w:r>
-      <w:hyperlink r:id="rId95">
-        <w:r>
-          <w:rPr>
-            <w:lang w:val="zh_TW" w:bidi="zh_TW"/>
-          </w:rPr>
-          <w:rPr>
-            <w:color w:val="0000EE"/>
-            <w:u w:val="single"/>
-          </w:rPr>
-          <w:t>民數記27:17</w:t>
-        </w:r>
-      </w:hyperlink>
+      <w:r>
+        <w:rPr>
+          <w:lang w:val="zh_TW" w:bidi="zh_TW"/>
+        </w:rPr>
+        <w:t>民數記27:17</w:t>
+      </w:r>
       <w:r>
         <w:rPr>
           <w:lang w:val="zh_TW" w:bidi="zh_TW"/>
         </w:rPr>
         <w:t>；</w:t>
       </w:r>
-      <w:hyperlink r:id="rId96">
-        <w:r>
-          <w:rPr>
-            <w:lang w:val="zh_TW" w:bidi="zh_TW"/>
-          </w:rPr>
-          <w:rPr>
-            <w:color w:val="0000EE"/>
-            <w:u w:val="single"/>
-          </w:rPr>
-          <w:t>列王紀上22:17</w:t>
-        </w:r>
-      </w:hyperlink>
+      <w:r>
+        <w:rPr>
+          <w:lang w:val="zh_TW" w:bidi="zh_TW"/>
+        </w:rPr>
+        <w:t>列王紀上22:17</w:t>
+      </w:r>
       <w:r>
         <w:rPr>
           <w:lang w:val="zh_TW" w:bidi="zh_TW"/>
         </w:rPr>
         <w:t>；</w:t>
       </w:r>
-      <w:hyperlink r:id="rId97">
-        <w:r>
-          <w:rPr>
-            <w:lang w:val="zh_TW" w:bidi="zh_TW"/>
-          </w:rPr>
-          <w:rPr>
-            <w:color w:val="0000EE"/>
-            <w:u w:val="single"/>
-          </w:rPr>
-          <w:t>耶利米書10:21</w:t>
-        </w:r>
-      </w:hyperlink>
+      <w:r>
+        <w:rPr>
+          <w:lang w:val="zh_TW" w:bidi="zh_TW"/>
+        </w:rPr>
+        <w:t>耶利米書10:21</w:t>
+      </w:r>
       <w:r>
         <w:rPr>
           <w:lang w:val="zh_TW" w:bidi="zh_TW"/>
         </w:rPr>
         <w:t>，</w:t>
       </w:r>
-      <w:hyperlink r:id="rId98">
-        <w:r>
-          <w:rPr>
-            <w:lang w:val="zh_TW" w:bidi="zh_TW"/>
-          </w:rPr>
-          <w:rPr>
-            <w:color w:val="0000EE"/>
-            <w:u w:val="single"/>
-          </w:rPr>
-          <w:t>12:10</w:t>
-        </w:r>
-      </w:hyperlink>
+      <w:r>
+        <w:rPr>
+          <w:lang w:val="zh_TW" w:bidi="zh_TW"/>
+        </w:rPr>
+        <w:t>12:10</w:t>
+      </w:r>
       <w:r>
         <w:rPr>
           <w:lang w:val="zh_TW" w:bidi="zh_TW"/>
         </w:rPr>
         <w:t>，</w:t>
       </w:r>
-      <w:hyperlink r:id="rId99">
-        <w:r>
-          <w:rPr>
-            <w:lang w:val="zh_TW" w:bidi="zh_TW"/>
-          </w:rPr>
-          <w:rPr>
-            <w:color w:val="0000EE"/>
-            <w:u w:val="single"/>
-          </w:rPr>
-          <w:t>22:22</w:t>
-        </w:r>
-      </w:hyperlink>
+      <w:r>
+        <w:rPr>
+          <w:lang w:val="zh_TW" w:bidi="zh_TW"/>
+        </w:rPr>
+        <w:t>22:22</w:t>
+      </w:r>
       <w:r>
         <w:rPr>
           <w:lang w:val="zh_TW" w:bidi="zh_TW"/>
         </w:rPr>
         <w:t>，</w:t>
       </w:r>
-      <w:hyperlink r:id="rId100">
-        <w:r>
-          <w:rPr>
-            <w:lang w:val="zh_TW" w:bidi="zh_TW"/>
-          </w:rPr>
-          <w:rPr>
-            <w:color w:val="0000EE"/>
-            <w:u w:val="single"/>
-          </w:rPr>
-          <w:t>23:1–2</w:t>
-        </w:r>
-      </w:hyperlink>
+      <w:r>
+        <w:rPr>
+          <w:lang w:val="zh_TW" w:bidi="zh_TW"/>
+        </w:rPr>
+        <w:t>23:1–2</w:t>
+      </w:r>
       <w:r>
         <w:rPr>
           <w:lang w:val="zh_TW" w:bidi="zh_TW"/>
@@ -2318,252 +1736,168 @@
         </w:rPr>
         <w:t>到了耶利米的時代，「牧人」開始被用作稱呼即將到來的彌賽亞。神自己會牧養祂的羊群（</w:t>
       </w:r>
-      <w:hyperlink r:id="rId101">
-        <w:r>
-          <w:rPr>
-            <w:lang w:val="zh_TW" w:bidi="zh_TW"/>
-          </w:rPr>
-          <w:rPr>
-            <w:color w:val="0000EE"/>
-            <w:u w:val="single"/>
-          </w:rPr>
-          <w:t>耶利米書23:3</w:t>
-        </w:r>
-      </w:hyperlink>
+      <w:r>
+        <w:rPr>
+          <w:lang w:val="zh_TW" w:bidi="zh_TW"/>
+        </w:rPr>
+        <w:t>耶利米書23:3</w:t>
+      </w:r>
       <w:r>
         <w:rPr>
           <w:lang w:val="zh_TW" w:bidi="zh_TW"/>
         </w:rPr>
         <w:t>，</w:t>
       </w:r>
-      <w:hyperlink r:id="rId102">
-        <w:r>
-          <w:rPr>
-            <w:lang w:val="zh_TW" w:bidi="zh_TW"/>
-          </w:rPr>
-          <w:rPr>
-            <w:color w:val="0000EE"/>
-            <w:u w:val="single"/>
-          </w:rPr>
-          <w:t>31:10</w:t>
-        </w:r>
-      </w:hyperlink>
+      <w:r>
+        <w:rPr>
+          <w:lang w:val="zh_TW" w:bidi="zh_TW"/>
+        </w:rPr>
+        <w:t>31:10</w:t>
+      </w:r>
       <w:r>
         <w:rPr>
           <w:lang w:val="zh_TW" w:bidi="zh_TW"/>
         </w:rPr>
         <w:t>；</w:t>
       </w:r>
-      <w:hyperlink r:id="rId103">
-        <w:r>
-          <w:rPr>
-            <w:lang w:val="zh_TW" w:bidi="zh_TW"/>
-          </w:rPr>
-          <w:rPr>
-            <w:color w:val="0000EE"/>
-            <w:u w:val="single"/>
-          </w:rPr>
-          <w:t>以西結書34:11–22</w:t>
-        </w:r>
-      </w:hyperlink>
+      <w:r>
+        <w:rPr>
+          <w:lang w:val="zh_TW" w:bidi="zh_TW"/>
+        </w:rPr>
+        <w:t>以西結書34:11–22</w:t>
+      </w:r>
       <w:r>
         <w:rPr>
           <w:lang w:val="zh_TW" w:bidi="zh_TW"/>
         </w:rPr>
         <w:t>），並應許膏立忠心的牧人，關心祂的百姓（</w:t>
       </w:r>
-      <w:hyperlink r:id="rId104">
-        <w:r>
-          <w:rPr>
-            <w:lang w:val="zh_TW" w:bidi="zh_TW"/>
-          </w:rPr>
-          <w:rPr>
-            <w:color w:val="0000EE"/>
-            <w:u w:val="single"/>
-          </w:rPr>
-          <w:t>耶利米書3:15</w:t>
-        </w:r>
-      </w:hyperlink>
+      <w:r>
+        <w:rPr>
+          <w:lang w:val="zh_TW" w:bidi="zh_TW"/>
+        </w:rPr>
+        <w:t>耶利米書3:15</w:t>
+      </w:r>
       <w:r>
         <w:rPr>
           <w:lang w:val="zh_TW" w:bidi="zh_TW"/>
         </w:rPr>
         <w:t>，</w:t>
       </w:r>
-      <w:hyperlink r:id="rId105">
-        <w:r>
-          <w:rPr>
-            <w:lang w:val="zh_TW" w:bidi="zh_TW"/>
-          </w:rPr>
-          <w:rPr>
-            <w:color w:val="0000EE"/>
-            <w:u w:val="single"/>
-          </w:rPr>
-          <w:t>23:4</w:t>
-        </w:r>
-      </w:hyperlink>
+      <w:r>
+        <w:rPr>
+          <w:lang w:val="zh_TW" w:bidi="zh_TW"/>
+        </w:rPr>
+        <w:t>23:4</w:t>
+      </w:r>
       <w:r>
         <w:rPr>
           <w:lang w:val="zh_TW" w:bidi="zh_TW"/>
         </w:rPr>
         <w:t>）。神明確應許祂將作他們的神，並將彌賽亞大衛的子孫設立為他們的牧人（</w:t>
       </w:r>
-      <w:hyperlink r:id="rId106">
-        <w:r>
-          <w:rPr>
-            <w:lang w:val="zh_TW" w:bidi="zh_TW"/>
-          </w:rPr>
-          <w:rPr>
-            <w:color w:val="0000EE"/>
-            <w:u w:val="single"/>
-          </w:rPr>
-          <w:t>以西結書34:23–24</w:t>
-        </w:r>
-      </w:hyperlink>
+      <w:r>
+        <w:rPr>
+          <w:lang w:val="zh_TW" w:bidi="zh_TW"/>
+        </w:rPr>
+        <w:t>以西結書34:23–24</w:t>
+      </w:r>
       <w:r>
         <w:rPr>
           <w:lang w:val="zh_TW" w:bidi="zh_TW"/>
         </w:rPr>
         <w:t>）。在新約聖經中，耶穌自稱為應許中的彌賽亞牧人（</w:t>
       </w:r>
-      <w:hyperlink r:id="rId107">
-        <w:r>
-          <w:rPr>
-            <w:lang w:val="zh_TW" w:bidi="zh_TW"/>
-          </w:rPr>
-          <w:rPr>
-            <w:color w:val="0000EE"/>
-            <w:u w:val="single"/>
-          </w:rPr>
-          <w:t>馬太福音10:16</w:t>
-        </w:r>
-      </w:hyperlink>
+      <w:r>
+        <w:rPr>
+          <w:lang w:val="zh_TW" w:bidi="zh_TW"/>
+        </w:rPr>
+        <w:t>馬太福音10:16</w:t>
+      </w:r>
       <w:r>
         <w:rPr>
           <w:lang w:val="zh_TW" w:bidi="zh_TW"/>
         </w:rPr>
         <w:t>，</w:t>
       </w:r>
-      <w:hyperlink r:id="rId108">
-        <w:r>
-          <w:rPr>
-            <w:lang w:val="zh_TW" w:bidi="zh_TW"/>
-          </w:rPr>
-          <w:rPr>
-            <w:color w:val="0000EE"/>
-            <w:u w:val="single"/>
-          </w:rPr>
-          <w:t>25:32</w:t>
-        </w:r>
-      </w:hyperlink>
+      <w:r>
+        <w:rPr>
+          <w:lang w:val="zh_TW" w:bidi="zh_TW"/>
+        </w:rPr>
+        <w:t>25:32</w:t>
+      </w:r>
       <w:r>
         <w:rPr>
           <w:lang w:val="zh_TW" w:bidi="zh_TW"/>
         </w:rPr>
         <w:t>；</w:t>
       </w:r>
-      <w:hyperlink r:id="rId109">
-        <w:r>
-          <w:rPr>
-            <w:lang w:val="zh_TW" w:bidi="zh_TW"/>
-          </w:rPr>
-          <w:rPr>
-            <w:color w:val="0000EE"/>
-            <w:u w:val="single"/>
-          </w:rPr>
-          <w:t>馬可福音14:27</w:t>
-        </w:r>
-      </w:hyperlink>
+      <w:r>
+        <w:rPr>
+          <w:lang w:val="zh_TW" w:bidi="zh_TW"/>
+        </w:rPr>
+        <w:t>馬可福音14:27</w:t>
+      </w:r>
       <w:r>
         <w:rPr>
           <w:lang w:val="zh_TW" w:bidi="zh_TW"/>
         </w:rPr>
         <w:t>；</w:t>
       </w:r>
-      <w:hyperlink r:id="rId110">
-        <w:r>
-          <w:rPr>
-            <w:lang w:val="zh_TW" w:bidi="zh_TW"/>
-          </w:rPr>
-          <w:rPr>
-            <w:color w:val="0000EE"/>
-            <w:u w:val="single"/>
-          </w:rPr>
-          <w:t>約翰福音10:1–30</w:t>
-        </w:r>
-      </w:hyperlink>
+      <w:r>
+        <w:rPr>
+          <w:lang w:val="zh_TW" w:bidi="zh_TW"/>
+        </w:rPr>
+        <w:t>約翰福音10:1–30</w:t>
+      </w:r>
       <w:r>
         <w:rPr>
           <w:lang w:val="zh_TW" w:bidi="zh_TW"/>
         </w:rPr>
         <w:t>；參</w:t>
       </w:r>
-      <w:hyperlink r:id="rId87">
-        <w:r>
-          <w:rPr>
-            <w:lang w:val="zh_TW" w:bidi="zh_TW"/>
-          </w:rPr>
-          <w:rPr>
-            <w:color w:val="0000EE"/>
-            <w:u w:val="single"/>
-          </w:rPr>
-          <w:t>希伯來書13:20</w:t>
-        </w:r>
-      </w:hyperlink>
+      <w:r>
+        <w:rPr>
+          <w:lang w:val="zh_TW" w:bidi="zh_TW"/>
+        </w:rPr>
+        <w:t>希伯來書13:20</w:t>
+      </w:r>
       <w:r>
         <w:rPr>
           <w:lang w:val="zh_TW" w:bidi="zh_TW"/>
         </w:rPr>
         <w:t>；</w:t>
       </w:r>
-      <w:hyperlink r:id="rId111">
-        <w:r>
-          <w:rPr>
-            <w:lang w:val="zh_TW" w:bidi="zh_TW"/>
-          </w:rPr>
-          <w:rPr>
-            <w:color w:val="0000EE"/>
-            <w:u w:val="single"/>
-          </w:rPr>
-          <w:t>彼得前書2:25</w:t>
-        </w:r>
-      </w:hyperlink>
+      <w:r>
+        <w:rPr>
+          <w:lang w:val="zh_TW" w:bidi="zh_TW"/>
+        </w:rPr>
+        <w:t>彼得前書2:25</w:t>
+      </w:r>
       <w:r>
         <w:rPr>
           <w:lang w:val="zh_TW" w:bidi="zh_TW"/>
         </w:rPr>
         <w:t>）。</w:t>
       </w:r>
-      <w:hyperlink r:id="rId112">
-        <w:r>
-          <w:rPr>
-            <w:lang w:val="zh_TW" w:bidi="zh_TW"/>
-          </w:rPr>
-          <w:rPr>
-            <w:color w:val="0000EE"/>
-            <w:u w:val="single"/>
-          </w:rPr>
-          <w:t>以弗所書四章11節</w:t>
-        </w:r>
-      </w:hyperlink>
+      <w:r>
+        <w:rPr>
+          <w:lang w:val="zh_TW" w:bidi="zh_TW"/>
+        </w:rPr>
+        <w:t>以弗所書四章11節</w:t>
+      </w:r>
       <w:r>
         <w:rPr>
           <w:lang w:val="zh_TW" w:bidi="zh_TW"/>
         </w:rPr>
         <w:t>提到教會的領袖為牧人或牧師。這種用法在早期教會中持續，直到今天。保羅說他們是神賜給教會的特殊人物，像牧人一樣照顧神的百姓，以神的道路引導並教導他們。彼得也提到領袖們是牧人。他鼓勵牧人忠心，直到大牧人耶穌基督顯現的時候（</w:t>
       </w:r>
-      <w:hyperlink r:id="rId113">
-        <w:r>
-          <w:rPr>
-            <w:lang w:val="zh_TW" w:bidi="zh_TW"/>
-          </w:rPr>
-          <w:rPr>
-            <w:color w:val="0000EE"/>
-            <w:u w:val="single"/>
-          </w:rPr>
-          <w:t>彼得前書5:1–4</w:t>
-        </w:r>
-      </w:hyperlink>
+      <w:r>
+        <w:rPr>
+          <w:lang w:val="zh_TW" w:bidi="zh_TW"/>
+        </w:rPr>
+        <w:t>彼得前書5:1–4</w:t>
+      </w:r>
       <w:r>
         <w:rPr>
           <w:lang w:val="zh_TW" w:bidi="zh_TW"/>
@@ -2618,18 +1952,12 @@
         </w:rPr>
         <w:t>這個詞字面意思是「牧羊人」。在舊約和新約中，這個詞以比喻的方式用來指代統治者和領袖。這個詞在新約聖經中有12次被用來比喻「領袖」，但只有在</w:t>
       </w:r>
-      <w:hyperlink r:id="rId112">
-        <w:r>
-          <w:rPr>
-            <w:lang w:val="zh_TW" w:bidi="zh_TW"/>
-          </w:rPr>
-          <w:rPr>
-            <w:color w:val="0000EE"/>
-            <w:u w:val="single"/>
-          </w:rPr>
-          <w:t>以弗所書四章11節</w:t>
-        </w:r>
-      </w:hyperlink>
+      <w:r>
+        <w:rPr>
+          <w:lang w:val="zh_TW" w:bidi="zh_TW"/>
+        </w:rPr>
+        <w:t>以弗所書四章11節</w:t>
+      </w:r>
       <w:r>
         <w:rPr>
           <w:lang w:val="zh_TW" w:bidi="zh_TW"/>
@@ -2650,54 +1978,36 @@
         </w:rPr>
         <w:t>牧師和教師共同組成一個團體，與使徒、先知和傳福音者的工作相輔相成。「監督」和「長老」這兩個稱號在新約中指的是同一個職分（參</w:t>
       </w:r>
-      <w:hyperlink r:id="rId114">
-        <w:r>
-          <w:rPr>
-            <w:lang w:val="zh_TW" w:bidi="zh_TW"/>
-          </w:rPr>
-          <w:rPr>
-            <w:color w:val="0000EE"/>
-            <w:u w:val="single"/>
-          </w:rPr>
-          <w:t>徒20:17、28</w:t>
-        </w:r>
-      </w:hyperlink>
+      <w:r>
+        <w:rPr>
+          <w:lang w:val="zh_TW" w:bidi="zh_TW"/>
+        </w:rPr>
+        <w:t>徒20:17、28</w:t>
+      </w:r>
       <w:r>
         <w:rPr>
           <w:lang w:val="zh_TW" w:bidi="zh_TW"/>
         </w:rPr>
         <w:t>；</w:t>
       </w:r>
-      <w:hyperlink r:id="rId115">
-        <w:r>
-          <w:rPr>
-            <w:lang w:val="zh_TW" w:bidi="zh_TW"/>
-          </w:rPr>
-          <w:rPr>
-            <w:color w:val="0000EE"/>
-            <w:u w:val="single"/>
-          </w:rPr>
-          <w:t>多1:5–7</w:t>
-        </w:r>
-      </w:hyperlink>
+      <w:r>
+        <w:rPr>
+          <w:lang w:val="zh_TW" w:bidi="zh_TW"/>
+        </w:rPr>
+        <w:t>多1:5–7</w:t>
+      </w:r>
       <w:r>
         <w:rPr>
           <w:lang w:val="zh_TW" w:bidi="zh_TW"/>
         </w:rPr>
         <w:t>）。「牧師」似乎與「監督」和「長老」具有相同的含義，正如耶穌被稱為「你們靈魂的牧人監督」（</w:t>
       </w:r>
-      <w:hyperlink r:id="rId111">
-        <w:r>
-          <w:rPr>
-            <w:lang w:val="zh_TW" w:bidi="zh_TW"/>
-          </w:rPr>
-          <w:rPr>
-            <w:color w:val="0000EE"/>
-            <w:u w:val="single"/>
-          </w:rPr>
-          <w:t>彼前2:25</w:t>
-        </w:r>
-      </w:hyperlink>
+      <w:r>
+        <w:rPr>
+          <w:lang w:val="zh_TW" w:bidi="zh_TW"/>
+        </w:rPr>
+        <w:t>彼前2:25</w:t>
+      </w:r>
       <w:r>
         <w:rPr>
           <w:lang w:val="zh_TW" w:bidi="zh_TW"/>
@@ -2718,108 +2028,72 @@
         </w:rPr>
         <w:t>動詞「牧養」被用來描述地方教會領袖的工作（</w:t>
       </w:r>
-      <w:hyperlink r:id="rId116">
-        <w:r>
-          <w:rPr>
-            <w:lang w:val="zh_TW" w:bidi="zh_TW"/>
-          </w:rPr>
-          <w:rPr>
-            <w:color w:val="0000EE"/>
-            <w:u w:val="single"/>
-          </w:rPr>
-          <w:t>約音21:16</w:t>
-        </w:r>
-      </w:hyperlink>
+      <w:r>
+        <w:rPr>
+          <w:lang w:val="zh_TW" w:bidi="zh_TW"/>
+        </w:rPr>
+        <w:t>約音21:16</w:t>
+      </w:r>
       <w:r>
         <w:rPr>
           <w:lang w:val="zh_TW" w:bidi="zh_TW"/>
         </w:rPr>
         <w:t>；</w:t>
       </w:r>
-      <w:hyperlink r:id="rId117">
-        <w:r>
-          <w:rPr>
-            <w:lang w:val="zh_TW" w:bidi="zh_TW"/>
-          </w:rPr>
-          <w:rPr>
-            <w:color w:val="0000EE"/>
-            <w:u w:val="single"/>
-          </w:rPr>
-          <w:t>徒20:28</w:t>
-        </w:r>
-      </w:hyperlink>
+      <w:r>
+        <w:rPr>
+          <w:lang w:val="zh_TW" w:bidi="zh_TW"/>
+        </w:rPr>
+        <w:t>徒20:28</w:t>
+      </w:r>
       <w:r>
         <w:rPr>
           <w:lang w:val="zh_TW" w:bidi="zh_TW"/>
         </w:rPr>
         <w:t>；</w:t>
       </w:r>
-      <w:hyperlink r:id="rId118">
-        <w:r>
-          <w:rPr>
-            <w:lang w:val="zh_TW" w:bidi="zh_TW"/>
-          </w:rPr>
-          <w:rPr>
-            <w:color w:val="0000EE"/>
-            <w:u w:val="single"/>
-          </w:rPr>
-          <w:t>彼前5:2</w:t>
-        </w:r>
-      </w:hyperlink>
+      <w:r>
+        <w:rPr>
+          <w:lang w:val="zh_TW" w:bidi="zh_TW"/>
+        </w:rPr>
+        <w:t>彼前5:2</w:t>
+      </w:r>
       <w:r>
         <w:rPr>
           <w:lang w:val="zh_TW" w:bidi="zh_TW"/>
         </w:rPr>
         <w:t>），會眾經常被稱為羊群。牧師的責任是建立基督的身體。牧師通過監督會眾（</w:t>
       </w:r>
-      <w:hyperlink r:id="rId117">
-        <w:r>
-          <w:rPr>
-            <w:lang w:val="zh_TW" w:bidi="zh_TW"/>
-          </w:rPr>
-          <w:rPr>
-            <w:color w:val="0000EE"/>
-            <w:u w:val="single"/>
-          </w:rPr>
-          <w:t>徒20:28</w:t>
-        </w:r>
-      </w:hyperlink>
+      <w:r>
+        <w:rPr>
+          <w:lang w:val="zh_TW" w:bidi="zh_TW"/>
+        </w:rPr>
+        <w:t>徒20:28</w:t>
+      </w:r>
       <w:r>
         <w:rPr>
           <w:lang w:val="zh_TW" w:bidi="zh_TW"/>
         </w:rPr>
         <w:t>；</w:t>
       </w:r>
-      <w:hyperlink r:id="rId119">
-        <w:r>
-          <w:rPr>
-            <w:lang w:val="zh_TW" w:bidi="zh_TW"/>
-          </w:rPr>
-          <w:rPr>
-            <w:color w:val="0000EE"/>
-            <w:u w:val="single"/>
-          </w:rPr>
-          <w:t>來13:7</w:t>
-        </w:r>
-      </w:hyperlink>
+      <w:r>
+        <w:rPr>
+          <w:lang w:val="zh_TW" w:bidi="zh_TW"/>
+        </w:rPr>
+        <w:t>來13:7</w:t>
+      </w:r>
       <w:r>
         <w:rPr>
           <w:lang w:val="zh_TW" w:bidi="zh_TW"/>
         </w:rPr>
         <w:t>）和反對虛假教導（</w:t>
       </w:r>
-      <w:hyperlink r:id="rId120">
-        <w:r>
-          <w:rPr>
-            <w:lang w:val="zh_TW" w:bidi="zh_TW"/>
-          </w:rPr>
-          <w:rPr>
-            <w:color w:val="0000EE"/>
-            <w:u w:val="single"/>
-          </w:rPr>
-          <w:t>徒20:29–30</w:t>
-        </w:r>
-      </w:hyperlink>
+      <w:r>
+        <w:rPr>
+          <w:lang w:val="zh_TW" w:bidi="zh_TW"/>
+        </w:rPr>
+        <w:t>徒20:29–30</w:t>
+      </w:r>
       <w:r>
         <w:rPr>
           <w:lang w:val="zh_TW" w:bidi="zh_TW"/>
